--- a/dist/estado-en-el-territorio.docx
+++ b/dist/estado-en-el-territorio.docx
@@ -15784,7 +15784,7 @@
     </w:p>
     <w:bookmarkEnd w:id="76"/>
     <w:bookmarkEnd w:id="77"/>
-    <w:bookmarkStart w:id="82" w:name="X4f62eec2f5b561c9a3006ff1624de90841123b4"/>
+    <w:bookmarkStart w:id="91" w:name="X4f62eec2f5b561c9a3006ff1624de90841123b4"/>
     <w:p>
       <w:pPr>
         <w:pStyle w:val="Heading1"/>
@@ -16398,13 +16398,1723 @@
       </w:r>
     </w:p>
     <w:bookmarkEnd w:id="79"/>
-    <w:bookmarkStart w:id="80" w:name="X1bba574aa25410650f7841df1158dd6ea3828c5"/>
+    <w:bookmarkStart w:id="88" w:name="X3bb78ace0de402ec778ca3bbacad90ae0c7952d"/>
     <w:p>
       <w:pPr>
         <w:pStyle w:val="Heading2"/>
       </w:pPr>
       <w:r>
-        <w:t xml:space="preserve">12.3 El turismo — estrategia de alto impacto dentro del presupuesto</w:t>
+        <w:t xml:space="preserve">12.3 Módulo de Productividad Urbana — activar la economía que ya existe</w:t>
+      </w:r>
+    </w:p>
+    <w:p>
+      <w:pPr>
+        <w:pStyle w:val="FirstParagraph"/>
+      </w:pPr>
+      <w:r>
+        <w:t xml:space="preserve">Este módulo responde a una incoherencia del propio plan: el principio rector</w:t>
+      </w:r>
+      <w:r>
+        <w:t xml:space="preserve"> </w:t>
+      </w:r>
+      <w:r>
+        <w:t xml:space="preserve">“</w:t>
+      </w:r>
+      <w:r>
+        <w:t xml:space="preserve">activar lo que ya se pagó</w:t>
+      </w:r>
+      <w:r>
+        <w:t xml:space="preserve">”</w:t>
+      </w:r>
+      <w:r>
+        <w:t xml:space="preserve"> </w:t>
+      </w:r>
+      <w:r>
+        <w:t xml:space="preserve">se aplicaba solo a la infraestructura (terminar el puerto, dragar el río), no al tejido productivo. Aplicado a las empresas y los trabajadores que ya existen, ese mismo principio dice:</w:t>
+      </w:r>
+      <w:r>
+        <w:t xml:space="preserve"> </w:t>
+      </w:r>
+      <w:r>
+        <w:rPr>
+          <w:bCs/>
+          <w:b/>
+        </w:rPr>
+        <w:t xml:space="preserve">subir la productividad del stock productivo actual rinde más que crear empleo nuevo en la periferia.</w:t>
+      </w:r>
+      <w:r>
+        <w:t xml:space="preserve"> </w:t>
+      </w:r>
+      <w:r>
+        <w:t xml:space="preserve">Es la pieza que faltaba para que el plan sirva a la</w:t>
+      </w:r>
+      <w:r>
+        <w:t xml:space="preserve"> </w:t>
+      </w:r>
+      <w:r>
+        <w:rPr>
+          <w:iCs/>
+          <w:i/>
+        </w:rPr>
+        <w:t xml:space="preserve">competitividad nacional</w:t>
+      </w:r>
+      <w:r>
+        <w:t xml:space="preserve">, no solo a la justicia territorial.</w:t>
+      </w:r>
+    </w:p>
+    <w:p>
+      <w:pPr>
+        <w:pStyle w:val="BlockText"/>
+      </w:pPr>
+      <w:r>
+        <w:rPr>
+          <w:bCs/>
+          <w:b/>
+        </w:rPr>
+        <w:t xml:space="preserve">Por qué es necesario (diagnóstico 2025–2026):</w:t>
+      </w:r>
+      <w:r>
+        <w:t xml:space="preserve"> </w:t>
+      </w:r>
+      <w:r>
+        <w:t xml:space="preserve">Colombia logró el desempleo más bajo del siglo mientras la productividad por trabajador</w:t>
+      </w:r>
+      <w:r>
+        <w:t xml:space="preserve"> </w:t>
+      </w:r>
+      <w:r>
+        <w:rPr>
+          <w:iCs/>
+          <w:i/>
+        </w:rPr>
+        <w:t xml:space="preserve">cayó</w:t>
+      </w:r>
+      <w:r>
+        <w:t xml:space="preserve"> </w:t>
+      </w:r>
+      <w:r>
+        <w:t xml:space="preserve">~3,1% (2022–2025) y la PTF apenas creció ~0,9%. El empleo crece en servicios de baja productividad; la transformación estructural se redujo a la mitad en una década. El país demuestra que crear empleo formal y subir la productividad</w:t>
+      </w:r>
+      <w:r>
+        <w:t xml:space="preserve"> </w:t>
+      </w:r>
+      <w:r>
+        <w:rPr>
+          <w:bCs/>
+          <w:b/>
+        </w:rPr>
+        <w:t xml:space="preserve">no son lo mismo</w:t>
+      </w:r>
+      <w:r>
+        <w:t xml:space="preserve">. Este módulo ataca lo segundo, donde vive el 80% urbano y el grueso de las firmas formales.</w:t>
+      </w:r>
+    </w:p>
+    <w:p>
+      <w:pPr>
+        <w:pStyle w:val="FirstParagraph"/>
+      </w:pPr>
+      <w:r>
+        <w:rPr>
+          <w:bCs/>
+          <w:b/>
+        </w:rPr>
+        <w:t xml:space="preserve">Distinción honesta:</w:t>
+      </w:r>
+      <w:r>
+        <w:t xml:space="preserve"> </w:t>
+      </w:r>
+      <w:r>
+        <w:t xml:space="preserve">los nodos persiguen seguridad, equidad y control territorial (las dos raíces). Este módulo persigue productividad y competitividad. Son objetivos distintos que viven en lugares distintos; el módulo corre</w:t>
+      </w:r>
+      <w:r>
+        <w:t xml:space="preserve"> </w:t>
+      </w:r>
+      <w:r>
+        <w:rPr>
+          <w:bCs/>
+          <w:b/>
+        </w:rPr>
+        <w:t xml:space="preserve">en paralelo</w:t>
+      </w:r>
+      <w:r>
+        <w:t xml:space="preserve"> </w:t>
+      </w:r>
+      <w:r>
+        <w:t xml:space="preserve">a los nodos, no los reemplaza.</w:t>
+      </w:r>
+    </w:p>
+    <w:bookmarkStart w:id="80" w:name="X341be06a04fa5cc37ba2f7ed5953662c8f247e0"/>
+    <w:p>
+      <w:pPr>
+        <w:pStyle w:val="Heading3"/>
+      </w:pPr>
+      <w:r>
+        <w:t xml:space="preserve">A. Recualificación del trabajador en activo</w:t>
+      </w:r>
+    </w:p>
+    <w:p>
+      <w:pPr>
+        <w:pStyle w:val="FirstParagraph"/>
+      </w:pPr>
+      <w:r>
+        <w:t xml:space="preserve">El plan vuelca su capital humano en jóvenes y en el Servicio, y deja desatendido al trabajador adulto urbano ya empleado —cuya productividad es la que cuenta hoy—.</w:t>
+      </w:r>
+    </w:p>
+    <w:tbl>
+      <w:tblPr>
+        <w:tblStyle w:val="Table"/>
+        <w:tblW w:type="pct" w:w="5000"/>
+        <w:tblLook w:firstRow="1" w:lastRow="0" w:firstColumn="0" w:lastColumn="0" w:noHBand="0" w:noVBand="0" w:val="0020"/>
+        <w:jc w:val="start"/>
+      </w:tblPr>
+      <w:tblGrid>
+        <w:gridCol w:w="1980"/>
+        <w:gridCol w:w="1980"/>
+        <w:gridCol w:w="1980"/>
+        <w:gridCol w:w="1980"/>
+      </w:tblGrid>
+      <w:tr>
+        <w:trPr>
+          <w:tblHeader w:val="true"/>
+        </w:trPr>
+        <w:tc>
+          <w:tcPr/>
+          <w:p>
+            <w:pPr>
+              <w:pStyle w:val="Compact"/>
+              <w:jc w:val="left"/>
+            </w:pPr>
+            <w:r>
+              <w:t xml:space="preserve">Medida</w:t>
+            </w:r>
+          </w:p>
+        </w:tc>
+        <w:tc>
+          <w:tcPr/>
+          <w:p>
+            <w:pPr>
+              <w:pStyle w:val="Compact"/>
+              <w:jc w:val="left"/>
+            </w:pPr>
+            <w:r>
+              <w:t xml:space="preserve">Concreción</w:t>
+            </w:r>
+          </w:p>
+        </w:tc>
+        <w:tc>
+          <w:tcPr/>
+          <w:p>
+            <w:pPr>
+              <w:pStyle w:val="Compact"/>
+              <w:jc w:val="left"/>
+            </w:pPr>
+            <w:r>
+              <w:t xml:space="preserve">Vía jurídica</w:t>
+            </w:r>
+          </w:p>
+        </w:tc>
+        <w:tc>
+          <w:tcPr/>
+          <w:p>
+            <w:pPr>
+              <w:pStyle w:val="Compact"/>
+              <w:jc w:val="left"/>
+            </w:pPr>
+            <w:r>
+              <w:t xml:space="preserve">Plazo</w:t>
+            </w:r>
+          </w:p>
+        </w:tc>
+      </w:tr>
+      <w:tr>
+        <w:tc>
+          <w:tcPr/>
+          <w:p>
+            <w:pPr>
+              <w:pStyle w:val="Compact"/>
+              <w:jc w:val="left"/>
+            </w:pPr>
+            <w:r>
+              <w:t xml:space="preserve">Formación continua con incentivo</w:t>
+            </w:r>
+          </w:p>
+        </w:tc>
+        <w:tc>
+          <w:tcPr/>
+          <w:p>
+            <w:pPr>
+              <w:pStyle w:val="Compact"/>
+              <w:jc w:val="left"/>
+            </w:pPr>
+            <w:r>
+              <w:t xml:space="preserve">Deducción tributaria a la empresa que recualifica a su nómina en competencias verificables (digitales, gestión, técnicas); certificación SENA</w:t>
+            </w:r>
+          </w:p>
+        </w:tc>
+        <w:tc>
+          <w:tcPr/>
+          <w:p>
+            <w:pPr>
+              <w:pStyle w:val="Compact"/>
+              <w:jc w:val="left"/>
+            </w:pPr>
+            <w:r>
+              <w:t xml:space="preserve">Ley ordinaria (incentivo) + reglamento</w:t>
+            </w:r>
+          </w:p>
+        </w:tc>
+        <w:tc>
+          <w:tcPr/>
+          <w:p>
+            <w:pPr>
+              <w:pStyle w:val="Compact"/>
+              <w:jc w:val="left"/>
+            </w:pPr>
+            <w:r>
+              <w:t xml:space="preserve">Año 1–2</w:t>
+            </w:r>
+          </w:p>
+        </w:tc>
+      </w:tr>
+      <w:tr>
+        <w:tc>
+          <w:tcPr/>
+          <w:p>
+            <w:pPr>
+              <w:pStyle w:val="Compact"/>
+              <w:jc w:val="left"/>
+            </w:pPr>
+            <w:r>
+              <w:t xml:space="preserve">Reconocimiento de aprendizajes previos (RPL)</w:t>
+            </w:r>
+          </w:p>
+        </w:tc>
+        <w:tc>
+          <w:tcPr/>
+          <w:p>
+            <w:pPr>
+              <w:pStyle w:val="Compact"/>
+              <w:jc w:val="left"/>
+            </w:pPr>
+            <w:r>
+              <w:t xml:space="preserve">Certificar por evaluación lo que el trabajador informal ya sabe hacer, sin repetir cursos; convierte experiencia en credencial portable</w:t>
+            </w:r>
+          </w:p>
+        </w:tc>
+        <w:tc>
+          <w:tcPr/>
+          <w:p>
+            <w:pPr>
+              <w:pStyle w:val="Compact"/>
+              <w:jc w:val="left"/>
+            </w:pPr>
+            <w:r>
+              <w:t xml:space="preserve">Decreto + SENA</w:t>
+            </w:r>
+          </w:p>
+        </w:tc>
+        <w:tc>
+          <w:tcPr/>
+          <w:p>
+            <w:pPr>
+              <w:pStyle w:val="Compact"/>
+              <w:jc w:val="left"/>
+            </w:pPr>
+            <w:r>
+              <w:t xml:space="preserve">Año 1</w:t>
+            </w:r>
+          </w:p>
+        </w:tc>
+      </w:tr>
+      <w:tr>
+        <w:tc>
+          <w:tcPr/>
+          <w:p>
+            <w:pPr>
+              <w:pStyle w:val="Compact"/>
+              <w:jc w:val="left"/>
+            </w:pPr>
+            <w:r>
+              <w:t xml:space="preserve">Reconversión de sectores en transición</w:t>
+            </w:r>
+          </w:p>
+        </w:tc>
+        <w:tc>
+          <w:tcPr/>
+          <w:p>
+            <w:pPr>
+              <w:pStyle w:val="Compact"/>
+              <w:jc w:val="left"/>
+            </w:pPr>
+            <w:r>
+              <w:t xml:space="preserve">Rutas de reentrenamiento para trabajadores de sectores que se contraen (p. ej. transición energética) hacia ocupaciones de mayor productividad</w:t>
+            </w:r>
+          </w:p>
+        </w:tc>
+        <w:tc>
+          <w:tcPr/>
+          <w:p>
+            <w:pPr>
+              <w:pStyle w:val="Compact"/>
+              <w:jc w:val="left"/>
+            </w:pPr>
+            <w:r>
+              <w:t xml:space="preserve">Decreto + SENA + Min. Trabajo</w:t>
+            </w:r>
+          </w:p>
+        </w:tc>
+        <w:tc>
+          <w:tcPr/>
+          <w:p>
+            <w:pPr>
+              <w:pStyle w:val="Compact"/>
+              <w:jc w:val="left"/>
+            </w:pPr>
+            <w:r>
+              <w:t xml:space="preserve">Años 1–4</w:t>
+            </w:r>
+          </w:p>
+        </w:tc>
+      </w:tr>
+    </w:tbl>
+    <w:bookmarkEnd w:id="80"/>
+    <w:bookmarkStart w:id="81" w:name="X3a26c1fbb94e9c58c15e5ffc2bc14e60aa837a2"/>
+    <w:p>
+      <w:pPr>
+        <w:pStyle w:val="Heading3"/>
+      </w:pPr>
+      <w:r>
+        <w:t xml:space="preserve">B. Extensionismo tecnológico y de gestión para pymes — difusión, no invención</w:t>
+      </w:r>
+    </w:p>
+    <w:p>
+      <w:pPr>
+        <w:pStyle w:val="FirstParagraph"/>
+      </w:pPr>
+      <w:r>
+        <w:t xml:space="preserve">La mayor ganancia de productividad no está en inventar, sino en que la firma promedio adopte lo que ya existe. La brecha entre la pyme media y la buena es, casi siempre, de gestión y tecnología disponible.</w:t>
+      </w:r>
+    </w:p>
+    <w:tbl>
+      <w:tblPr>
+        <w:tblStyle w:val="Table"/>
+        <w:tblW w:type="pct" w:w="5000"/>
+        <w:tblLook w:firstRow="1" w:lastRow="0" w:firstColumn="0" w:lastColumn="0" w:noHBand="0" w:noVBand="0" w:val="0020"/>
+        <w:jc w:val="start"/>
+      </w:tblPr>
+      <w:tblGrid>
+        <w:gridCol w:w="1980"/>
+        <w:gridCol w:w="1980"/>
+        <w:gridCol w:w="1980"/>
+        <w:gridCol w:w="1980"/>
+      </w:tblGrid>
+      <w:tr>
+        <w:trPr>
+          <w:tblHeader w:val="true"/>
+        </w:trPr>
+        <w:tc>
+          <w:tcPr/>
+          <w:p>
+            <w:pPr>
+              <w:pStyle w:val="Compact"/>
+              <w:jc w:val="left"/>
+            </w:pPr>
+            <w:r>
+              <w:t xml:space="preserve">Medida</w:t>
+            </w:r>
+          </w:p>
+        </w:tc>
+        <w:tc>
+          <w:tcPr/>
+          <w:p>
+            <w:pPr>
+              <w:pStyle w:val="Compact"/>
+              <w:jc w:val="left"/>
+            </w:pPr>
+            <w:r>
+              <w:t xml:space="preserve">Concreción</w:t>
+            </w:r>
+          </w:p>
+        </w:tc>
+        <w:tc>
+          <w:tcPr/>
+          <w:p>
+            <w:pPr>
+              <w:pStyle w:val="Compact"/>
+              <w:jc w:val="left"/>
+            </w:pPr>
+            <w:r>
+              <w:t xml:space="preserve">Vía jurídica</w:t>
+            </w:r>
+          </w:p>
+        </w:tc>
+        <w:tc>
+          <w:tcPr/>
+          <w:p>
+            <w:pPr>
+              <w:pStyle w:val="Compact"/>
+              <w:jc w:val="left"/>
+            </w:pPr>
+            <w:r>
+              <w:t xml:space="preserve">Plazo</w:t>
+            </w:r>
+          </w:p>
+        </w:tc>
+      </w:tr>
+      <w:tr>
+        <w:tc>
+          <w:tcPr/>
+          <w:p>
+            <w:pPr>
+              <w:pStyle w:val="Compact"/>
+              <w:jc w:val="left"/>
+            </w:pPr>
+            <w:r>
+              <w:t xml:space="preserve">Red de extensionismo para pymes (modelo MEP de EE.UU.)</w:t>
+            </w:r>
+          </w:p>
+        </w:tc>
+        <w:tc>
+          <w:tcPr/>
+          <w:p>
+            <w:pPr>
+              <w:pStyle w:val="Compact"/>
+              <w:jc w:val="left"/>
+            </w:pPr>
+            <w:r>
+              <w:t xml:space="preserve">Asesores que entran a la pyme y mejoran procesos, calidad, costos y adopción digital; cofinanciado, con metas de productividad verificadas</w:t>
+            </w:r>
+          </w:p>
+        </w:tc>
+        <w:tc>
+          <w:tcPr/>
+          <w:p>
+            <w:pPr>
+              <w:pStyle w:val="Compact"/>
+              <w:jc w:val="left"/>
+            </w:pPr>
+            <w:r>
+              <w:t xml:space="preserve">Decreto + presupuesto (vía administrativa)</w:t>
+            </w:r>
+          </w:p>
+        </w:tc>
+        <w:tc>
+          <w:tcPr/>
+          <w:p>
+            <w:pPr>
+              <w:pStyle w:val="Compact"/>
+              <w:jc w:val="left"/>
+            </w:pPr>
+            <w:r>
+              <w:t xml:space="preserve">Año 1 (piloto), 2–4 (escala)</w:t>
+            </w:r>
+          </w:p>
+        </w:tc>
+      </w:tr>
+      <w:tr>
+        <w:tc>
+          <w:tcPr/>
+          <w:p>
+            <w:pPr>
+              <w:pStyle w:val="Compact"/>
+              <w:jc w:val="left"/>
+            </w:pPr>
+            <w:r>
+              <w:t xml:space="preserve">Adopción digital básica</w:t>
+            </w:r>
+          </w:p>
+        </w:tc>
+        <w:tc>
+          <w:tcPr/>
+          <w:p>
+            <w:pPr>
+              <w:pStyle w:val="Compact"/>
+              <w:jc w:val="left"/>
+            </w:pPr>
+            <w:r>
+              <w:t xml:space="preserve">Facturación electrónica, inventarios, pagos digitales, presencia en marketplace;</w:t>
+            </w:r>
+            <w:r>
+              <w:t xml:space="preserve"> </w:t>
+            </w:r>
+            <w:r>
+              <w:t xml:space="preserve">“</w:t>
+            </w:r>
+            <w:r>
+              <w:t xml:space="preserve">kit digital</w:t>
+            </w:r>
+            <w:r>
+              <w:t xml:space="preserve">”</w:t>
+            </w:r>
+            <w:r>
+              <w:t xml:space="preserve"> </w:t>
+            </w:r>
+            <w:r>
+              <w:t xml:space="preserve">subsidiado para microempresa formal</w:t>
+            </w:r>
+          </w:p>
+        </w:tc>
+        <w:tc>
+          <w:tcPr/>
+          <w:p>
+            <w:pPr>
+              <w:pStyle w:val="Compact"/>
+              <w:jc w:val="left"/>
+            </w:pPr>
+            <w:r>
+              <w:t xml:space="preserve">Decreto + Min. TIC</w:t>
+            </w:r>
+          </w:p>
+        </w:tc>
+        <w:tc>
+          <w:tcPr/>
+          <w:p>
+            <w:pPr>
+              <w:pStyle w:val="Compact"/>
+              <w:jc w:val="left"/>
+            </w:pPr>
+            <w:r>
+              <w:t xml:space="preserve">Año 1</w:t>
+            </w:r>
+          </w:p>
+        </w:tc>
+      </w:tr>
+      <w:tr>
+        <w:tc>
+          <w:tcPr/>
+          <w:p>
+            <w:pPr>
+              <w:pStyle w:val="Compact"/>
+              <w:jc w:val="left"/>
+            </w:pPr>
+            <w:r>
+              <w:t xml:space="preserve">Compras públicas como jalonador de calidad</w:t>
+            </w:r>
+          </w:p>
+        </w:tc>
+        <w:tc>
+          <w:tcPr/>
+          <w:p>
+            <w:pPr>
+              <w:pStyle w:val="Compact"/>
+              <w:jc w:val="left"/>
+            </w:pPr>
+            <w:r>
+              <w:t xml:space="preserve">El Estado premia en sus compras a la pyme que adopta estándares de calidad/productividad verificables (no solo precio)</w:t>
+            </w:r>
+          </w:p>
+        </w:tc>
+        <w:tc>
+          <w:tcPr/>
+          <w:p>
+            <w:pPr>
+              <w:pStyle w:val="Compact"/>
+              <w:jc w:val="left"/>
+            </w:pPr>
+            <w:r>
+              <w:t xml:space="preserve">Reglamento de contratación</w:t>
+            </w:r>
+          </w:p>
+        </w:tc>
+        <w:tc>
+          <w:tcPr/>
+          <w:p>
+            <w:pPr>
+              <w:pStyle w:val="Compact"/>
+              <w:jc w:val="left"/>
+            </w:pPr>
+            <w:r>
+              <w:t xml:space="preserve">Año 2</w:t>
+            </w:r>
+          </w:p>
+        </w:tc>
+      </w:tr>
+    </w:tbl>
+    <w:bookmarkEnd w:id="81"/>
+    <w:bookmarkStart w:id="82" w:name="X5826c0a2fdfb3dc8e5e521d287a14b0893cfbf6"/>
+    <w:p>
+      <w:pPr>
+        <w:pStyle w:val="Heading3"/>
+      </w:pPr>
+      <w:r>
+        <w:t xml:space="preserve">C. Fin del castigo al crecimiento — el</w:t>
+      </w:r>
+      <w:r>
+        <w:t xml:space="preserve"> </w:t>
+      </w:r>
+      <w:r>
+        <w:t xml:space="preserve">“</w:t>
+      </w:r>
+      <w:r>
+        <w:t xml:space="preserve">enano fiscal</w:t>
+      </w:r>
+      <w:r>
+        <w:t xml:space="preserve">”</w:t>
+      </w:r>
+    </w:p>
+    <w:p>
+      <w:pPr>
+        <w:pStyle w:val="FirstParagraph"/>
+      </w:pPr>
+      <w:r>
+        <w:t xml:space="preserve">Muchas firmas se quedan pequeñas a propósito para no cruzar los umbrales que disparan costos regulatorios y tributarios. Esa es pérdida de productividad pura: la</w:t>
+      </w:r>
+      <w:r>
+        <w:t xml:space="preserve"> </w:t>
+      </w:r>
+      <w:r>
+        <w:t xml:space="preserve">“</w:t>
+      </w:r>
+      <w:r>
+        <w:t xml:space="preserve">mitad faltante</w:t>
+      </w:r>
+      <w:r>
+        <w:t xml:space="preserve">”</w:t>
+      </w:r>
+      <w:r>
+        <w:t xml:space="preserve"> </w:t>
+      </w:r>
+      <w:r>
+        <w:t xml:space="preserve">no aparece. Corregirlo es ganancia de reasignación, casi sin gasto.</w:t>
+      </w:r>
+    </w:p>
+    <w:tbl>
+      <w:tblPr>
+        <w:tblStyle w:val="Table"/>
+        <w:tblW w:type="pct" w:w="5000"/>
+        <w:tblLook w:firstRow="1" w:lastRow="0" w:firstColumn="0" w:lastColumn="0" w:noHBand="0" w:noVBand="0" w:val="0020"/>
+        <w:jc w:val="start"/>
+      </w:tblPr>
+      <w:tblGrid>
+        <w:gridCol w:w="1980"/>
+        <w:gridCol w:w="1980"/>
+        <w:gridCol w:w="1980"/>
+        <w:gridCol w:w="1980"/>
+      </w:tblGrid>
+      <w:tr>
+        <w:trPr>
+          <w:tblHeader w:val="true"/>
+        </w:trPr>
+        <w:tc>
+          <w:tcPr/>
+          <w:p>
+            <w:pPr>
+              <w:pStyle w:val="Compact"/>
+              <w:jc w:val="left"/>
+            </w:pPr>
+            <w:r>
+              <w:t xml:space="preserve">Medida</w:t>
+            </w:r>
+          </w:p>
+        </w:tc>
+        <w:tc>
+          <w:tcPr/>
+          <w:p>
+            <w:pPr>
+              <w:pStyle w:val="Compact"/>
+              <w:jc w:val="left"/>
+            </w:pPr>
+            <w:r>
+              <w:t xml:space="preserve">Concreción</w:t>
+            </w:r>
+          </w:p>
+        </w:tc>
+        <w:tc>
+          <w:tcPr/>
+          <w:p>
+            <w:pPr>
+              <w:pStyle w:val="Compact"/>
+              <w:jc w:val="left"/>
+            </w:pPr>
+            <w:r>
+              <w:t xml:space="preserve">Vía jurídica</w:t>
+            </w:r>
+          </w:p>
+        </w:tc>
+        <w:tc>
+          <w:tcPr/>
+          <w:p>
+            <w:pPr>
+              <w:pStyle w:val="Compact"/>
+              <w:jc w:val="left"/>
+            </w:pPr>
+            <w:r>
+              <w:t xml:space="preserve">Plazo</w:t>
+            </w:r>
+          </w:p>
+        </w:tc>
+      </w:tr>
+      <w:tr>
+        <w:tc>
+          <w:tcPr/>
+          <w:p>
+            <w:pPr>
+              <w:pStyle w:val="Compact"/>
+              <w:jc w:val="left"/>
+            </w:pPr>
+            <w:r>
+              <w:t xml:space="preserve">Transición suave de obligaciones por tamaño</w:t>
+            </w:r>
+          </w:p>
+        </w:tc>
+        <w:tc>
+          <w:tcPr/>
+          <w:p>
+            <w:pPr>
+              <w:pStyle w:val="Compact"/>
+              <w:jc w:val="left"/>
+            </w:pPr>
+            <w:r>
+              <w:t xml:space="preserve">Que cruzar un umbral de tamaño no dispare costos de golpe: rampa gradual en vez de salto, para que crecer no se castigue</w:t>
+            </w:r>
+          </w:p>
+        </w:tc>
+        <w:tc>
+          <w:tcPr/>
+          <w:p>
+            <w:pPr>
+              <w:pStyle w:val="Compact"/>
+              <w:jc w:val="left"/>
+            </w:pPr>
+            <w:r>
+              <w:t xml:space="preserve">Ley ordinaria (tributaria/laboral)</w:t>
+            </w:r>
+          </w:p>
+        </w:tc>
+        <w:tc>
+          <w:tcPr/>
+          <w:p>
+            <w:pPr>
+              <w:pStyle w:val="Compact"/>
+              <w:jc w:val="left"/>
+            </w:pPr>
+            <w:r>
+              <w:t xml:space="preserve">Años 1–2</w:t>
+            </w:r>
+          </w:p>
+        </w:tc>
+      </w:tr>
+      <w:tr>
+        <w:tc>
+          <w:tcPr/>
+          <w:p>
+            <w:pPr>
+              <w:pStyle w:val="Compact"/>
+              <w:jc w:val="left"/>
+            </w:pPr>
+            <w:r>
+              <w:t xml:space="preserve">Programa de graduación de firmas</w:t>
+            </w:r>
+          </w:p>
+        </w:tc>
+        <w:tc>
+          <w:tcPr/>
+          <w:p>
+            <w:pPr>
+              <w:pStyle w:val="Compact"/>
+              <w:jc w:val="left"/>
+            </w:pPr>
+            <w:r>
+              <w:t xml:space="preserve">Acompañar a la pequeña formal con potencial para que escale a mediana (crédito, mercados, gestión); meta de tasa de graduación</w:t>
+            </w:r>
+          </w:p>
+        </w:tc>
+        <w:tc>
+          <w:tcPr/>
+          <w:p>
+            <w:pPr>
+              <w:pStyle w:val="Compact"/>
+              <w:jc w:val="left"/>
+            </w:pPr>
+            <w:r>
+              <w:t xml:space="preserve">Decreto + Bancóldex + iNNpulsa</w:t>
+            </w:r>
+          </w:p>
+        </w:tc>
+        <w:tc>
+          <w:tcPr/>
+          <w:p>
+            <w:pPr>
+              <w:pStyle w:val="Compact"/>
+              <w:jc w:val="left"/>
+            </w:pPr>
+            <w:r>
+              <w:t xml:space="preserve">Años 1–4</w:t>
+            </w:r>
+          </w:p>
+        </w:tc>
+      </w:tr>
+      <w:tr>
+        <w:tc>
+          <w:tcPr/>
+          <w:p>
+            <w:pPr>
+              <w:pStyle w:val="Compact"/>
+              <w:jc w:val="left"/>
+            </w:pPr>
+            <w:r>
+              <w:t xml:space="preserve">Régimen simple ampliado</w:t>
+            </w:r>
+          </w:p>
+        </w:tc>
+        <w:tc>
+          <w:tcPr/>
+          <w:p>
+            <w:pPr>
+              <w:pStyle w:val="Compact"/>
+              <w:jc w:val="left"/>
+            </w:pPr>
+            <w:r>
+              <w:t xml:space="preserve">Simplificar y unificar el cumplimiento para la pyme que crece, reduciendo el costo de ser más grande</w:t>
+            </w:r>
+          </w:p>
+        </w:tc>
+        <w:tc>
+          <w:tcPr/>
+          <w:p>
+            <w:pPr>
+              <w:pStyle w:val="Compact"/>
+              <w:jc w:val="left"/>
+            </w:pPr>
+            <w:r>
+              <w:t xml:space="preserve">Ley ordinaria</w:t>
+            </w:r>
+          </w:p>
+        </w:tc>
+        <w:tc>
+          <w:tcPr/>
+          <w:p>
+            <w:pPr>
+              <w:pStyle w:val="Compact"/>
+              <w:jc w:val="left"/>
+            </w:pPr>
+            <w:r>
+              <w:t xml:space="preserve">Año 2</w:t>
+            </w:r>
+          </w:p>
+        </w:tc>
+      </w:tr>
+    </w:tbl>
+    <w:bookmarkEnd w:id="82"/>
+    <w:bookmarkStart w:id="83" w:name="X12441944bc318c15c36eface9a40d0d7ffe3aed"/>
+    <w:p>
+      <w:pPr>
+        <w:pStyle w:val="Heading3"/>
+      </w:pPr>
+      <w:r>
+        <w:t xml:space="preserve">D. Competencia con dientes y costos de insumos</w:t>
+      </w:r>
+    </w:p>
+    <w:p>
+      <w:pPr>
+        <w:pStyle w:val="FirstParagraph"/>
+      </w:pPr>
+      <w:r>
+        <w:t xml:space="preserve">La productividad sube cuando las firmas compiten y cuando sus insumos cuestan menos. Toca a</w:t>
+      </w:r>
+      <w:r>
+        <w:t xml:space="preserve"> </w:t>
+      </w:r>
+      <w:r>
+        <w:rPr>
+          <w:iCs/>
+          <w:i/>
+        </w:rPr>
+        <w:t xml:space="preserve">toda</w:t>
+      </w:r>
+      <w:r>
+        <w:t xml:space="preserve"> </w:t>
+      </w:r>
+      <w:r>
+        <w:t xml:space="preserve">firma existente a la vez.</w:t>
+      </w:r>
+    </w:p>
+    <w:tbl>
+      <w:tblPr>
+        <w:tblStyle w:val="Table"/>
+        <w:tblW w:type="pct" w:w="5000"/>
+        <w:tblLook w:firstRow="1" w:lastRow="0" w:firstColumn="0" w:lastColumn="0" w:noHBand="0" w:noVBand="0" w:val="0020"/>
+        <w:jc w:val="start"/>
+      </w:tblPr>
+      <w:tblGrid>
+        <w:gridCol w:w="1980"/>
+        <w:gridCol w:w="1980"/>
+        <w:gridCol w:w="1980"/>
+        <w:gridCol w:w="1980"/>
+      </w:tblGrid>
+      <w:tr>
+        <w:trPr>
+          <w:tblHeader w:val="true"/>
+        </w:trPr>
+        <w:tc>
+          <w:tcPr/>
+          <w:p>
+            <w:pPr>
+              <w:pStyle w:val="Compact"/>
+              <w:jc w:val="left"/>
+            </w:pPr>
+            <w:r>
+              <w:t xml:space="preserve">Medida</w:t>
+            </w:r>
+          </w:p>
+        </w:tc>
+        <w:tc>
+          <w:tcPr/>
+          <w:p>
+            <w:pPr>
+              <w:pStyle w:val="Compact"/>
+              <w:jc w:val="left"/>
+            </w:pPr>
+            <w:r>
+              <w:t xml:space="preserve">Concreción</w:t>
+            </w:r>
+          </w:p>
+        </w:tc>
+        <w:tc>
+          <w:tcPr/>
+          <w:p>
+            <w:pPr>
+              <w:pStyle w:val="Compact"/>
+              <w:jc w:val="left"/>
+            </w:pPr>
+            <w:r>
+              <w:t xml:space="preserve">Vía jurídica</w:t>
+            </w:r>
+          </w:p>
+        </w:tc>
+        <w:tc>
+          <w:tcPr/>
+          <w:p>
+            <w:pPr>
+              <w:pStyle w:val="Compact"/>
+              <w:jc w:val="left"/>
+            </w:pPr>
+            <w:r>
+              <w:t xml:space="preserve">Plazo</w:t>
+            </w:r>
+          </w:p>
+        </w:tc>
+      </w:tr>
+      <w:tr>
+        <w:tc>
+          <w:tcPr/>
+          <w:p>
+            <w:pPr>
+              <w:pStyle w:val="Compact"/>
+              <w:jc w:val="left"/>
+            </w:pPr>
+            <w:r>
+              <w:t xml:space="preserve">Autoridad de competencia fortalecida</w:t>
+            </w:r>
+          </w:p>
+        </w:tc>
+        <w:tc>
+          <w:tcPr/>
+          <w:p>
+            <w:pPr>
+              <w:pStyle w:val="Compact"/>
+              <w:jc w:val="left"/>
+            </w:pPr>
+            <w:r>
+              <w:t xml:space="preserve">Más capacidad de la SIC contra carteles y abuso de posición dominante; sanciones disuasivas; abogacía de la competencia en la regulación</w:t>
+            </w:r>
+          </w:p>
+        </w:tc>
+        <w:tc>
+          <w:tcPr/>
+          <w:p>
+            <w:pPr>
+              <w:pStyle w:val="Compact"/>
+              <w:jc w:val="left"/>
+            </w:pPr>
+            <w:r>
+              <w:t xml:space="preserve">Ley ordinaria (refuerzo) + acto administrativo</w:t>
+            </w:r>
+          </w:p>
+        </w:tc>
+        <w:tc>
+          <w:tcPr/>
+          <w:p>
+            <w:pPr>
+              <w:pStyle w:val="Compact"/>
+              <w:jc w:val="left"/>
+            </w:pPr>
+            <w:r>
+              <w:t xml:space="preserve">Años 1–2</w:t>
+            </w:r>
+          </w:p>
+        </w:tc>
+      </w:tr>
+      <w:tr>
+        <w:tc>
+          <w:tcPr/>
+          <w:p>
+            <w:pPr>
+              <w:pStyle w:val="Compact"/>
+              <w:jc w:val="left"/>
+            </w:pPr>
+            <w:r>
+              <w:t xml:space="preserve">Bajar el costo de insumos transversales</w:t>
+            </w:r>
+          </w:p>
+        </w:tc>
+        <w:tc>
+          <w:tcPr/>
+          <w:p>
+            <w:pPr>
+              <w:pStyle w:val="Compact"/>
+              <w:jc w:val="left"/>
+            </w:pPr>
+            <w:r>
+              <w:t xml:space="preserve">Energía (red de transmisión, Frente IX), logística (multimodal, Frente IX), crédito (ancla fiscal, Frente V), trámite (ventanilla única, Frente VIII): el plan ya los tiene; aquí se orientan explícitamente a la firma existente</w:t>
+            </w:r>
+          </w:p>
+        </w:tc>
+        <w:tc>
+          <w:tcPr/>
+          <w:p>
+            <w:pPr>
+              <w:pStyle w:val="Compact"/>
+              <w:jc w:val="left"/>
+            </w:pPr>
+            <w:r>
+              <w:t xml:space="preserve">Mayormente decreto/ya en curso</w:t>
+            </w:r>
+          </w:p>
+        </w:tc>
+        <w:tc>
+          <w:tcPr/>
+          <w:p>
+            <w:pPr>
+              <w:pStyle w:val="Compact"/>
+              <w:jc w:val="left"/>
+            </w:pPr>
+            <w:r>
+              <w:t xml:space="preserve">Continuo</w:t>
+            </w:r>
+          </w:p>
+        </w:tc>
+      </w:tr>
+      <w:tr>
+        <w:tc>
+          <w:tcPr/>
+          <w:p>
+            <w:pPr>
+              <w:pStyle w:val="Compact"/>
+              <w:jc w:val="left"/>
+            </w:pPr>
+            <w:r>
+              <w:t xml:space="preserve">Protección siempre temporal</w:t>
+            </w:r>
+          </w:p>
+        </w:tc>
+        <w:tc>
+          <w:tcPr/>
+          <w:p>
+            <w:pPr>
+              <w:pStyle w:val="Compact"/>
+              <w:jc w:val="left"/>
+            </w:pPr>
+            <w:r>
+              <w:t xml:space="preserve">Coherente con la disciplina por exportación (Frente X): ningún apoyo a una firma o sector es permanente; vence y se condiciona a desempeño</w:t>
+            </w:r>
+          </w:p>
+        </w:tc>
+        <w:tc>
+          <w:tcPr/>
+          <w:p>
+            <w:pPr>
+              <w:pStyle w:val="Compact"/>
+              <w:jc w:val="left"/>
+            </w:pPr>
+            <w:r>
+              <w:t xml:space="preserve">Reglamento</w:t>
+            </w:r>
+          </w:p>
+        </w:tc>
+        <w:tc>
+          <w:tcPr/>
+          <w:p>
+            <w:pPr>
+              <w:pStyle w:val="Compact"/>
+              <w:jc w:val="left"/>
+            </w:pPr>
+            <w:r>
+              <w:t xml:space="preserve">Continuo</w:t>
+            </w:r>
+          </w:p>
+        </w:tc>
+      </w:tr>
+    </w:tbl>
+    <w:bookmarkEnd w:id="83"/>
+    <w:bookmarkStart w:id="84" w:name="Xfc0331b83edd36c564078cedb0f8608d2c60049"/>
+    <w:p>
+      <w:pPr>
+        <w:pStyle w:val="Heading3"/>
+      </w:pPr>
+      <w:r>
+        <w:t xml:space="preserve">E. Doblar la apuesta sobre los clústeres urbanos que ya existen</w:t>
+      </w:r>
+    </w:p>
+    <w:p>
+      <w:pPr>
+        <w:pStyle w:val="FirstParagraph"/>
+      </w:pPr>
+      <w:r>
+        <w:t xml:space="preserve">Bogotá y Medellín ya tienen clústeres de alta productividad y exportables —software, BPO, salud, industrias creativas, servicios profesionales—. Fortalecer lo que ya funciona rinde más que fundar lo nuevo. Es</w:t>
+      </w:r>
+      <w:r>
+        <w:t xml:space="preserve"> </w:t>
+      </w:r>
+      <w:r>
+        <w:t xml:space="preserve">“</w:t>
+      </w:r>
+      <w:r>
+        <w:t xml:space="preserve">activar lo que ya se pagó</w:t>
+      </w:r>
+      <w:r>
+        <w:t xml:space="preserve">”</w:t>
+      </w:r>
+      <w:r>
+        <w:t xml:space="preserve"> </w:t>
+      </w:r>
+      <w:r>
+        <w:t xml:space="preserve">aplicado al talento urbano.</w:t>
+      </w:r>
+    </w:p>
+    <w:tbl>
+      <w:tblPr>
+        <w:tblStyle w:val="Table"/>
+        <w:tblW w:type="pct" w:w="5000"/>
+        <w:tblLook w:firstRow="1" w:lastRow="0" w:firstColumn="0" w:lastColumn="0" w:noHBand="0" w:noVBand="0" w:val="0020"/>
+        <w:jc w:val="start"/>
+      </w:tblPr>
+      <w:tblGrid>
+        <w:gridCol w:w="1980"/>
+        <w:gridCol w:w="1980"/>
+        <w:gridCol w:w="1980"/>
+        <w:gridCol w:w="1980"/>
+      </w:tblGrid>
+      <w:tr>
+        <w:trPr>
+          <w:tblHeader w:val="true"/>
+        </w:trPr>
+        <w:tc>
+          <w:tcPr/>
+          <w:p>
+            <w:pPr>
+              <w:pStyle w:val="Compact"/>
+              <w:jc w:val="left"/>
+            </w:pPr>
+            <w:r>
+              <w:t xml:space="preserve">Medida</w:t>
+            </w:r>
+          </w:p>
+        </w:tc>
+        <w:tc>
+          <w:tcPr/>
+          <w:p>
+            <w:pPr>
+              <w:pStyle w:val="Compact"/>
+              <w:jc w:val="left"/>
+            </w:pPr>
+            <w:r>
+              <w:t xml:space="preserve">Concreción</w:t>
+            </w:r>
+          </w:p>
+        </w:tc>
+        <w:tc>
+          <w:tcPr/>
+          <w:p>
+            <w:pPr>
+              <w:pStyle w:val="Compact"/>
+              <w:jc w:val="left"/>
+            </w:pPr>
+            <w:r>
+              <w:t xml:space="preserve">Vía jurídica</w:t>
+            </w:r>
+          </w:p>
+        </w:tc>
+        <w:tc>
+          <w:tcPr/>
+          <w:p>
+            <w:pPr>
+              <w:pStyle w:val="Compact"/>
+              <w:jc w:val="left"/>
+            </w:pPr>
+            <w:r>
+              <w:t xml:space="preserve">Plazo</w:t>
+            </w:r>
+          </w:p>
+        </w:tc>
+      </w:tr>
+      <w:tr>
+        <w:tc>
+          <w:tcPr/>
+          <w:p>
+            <w:pPr>
+              <w:pStyle w:val="Compact"/>
+              <w:jc w:val="left"/>
+            </w:pPr>
+            <w:r>
+              <w:t xml:space="preserve">Servicios transables como apuesta exportadora</w:t>
+            </w:r>
+          </w:p>
+        </w:tc>
+        <w:tc>
+          <w:tcPr/>
+          <w:p>
+            <w:pPr>
+              <w:pStyle w:val="Compact"/>
+              <w:jc w:val="left"/>
+            </w:pPr>
+            <w:r>
+              <w:t xml:space="preserve">Software, BPO/KPO, servicios profesionales y de salud; misiones comerciales de ProColombia; la visa de nómada digital (12.4) como imán de talento</w:t>
+            </w:r>
+          </w:p>
+        </w:tc>
+        <w:tc>
+          <w:tcPr/>
+          <w:p>
+            <w:pPr>
+              <w:pStyle w:val="Compact"/>
+              <w:jc w:val="left"/>
+            </w:pPr>
+            <w:r>
+              <w:t xml:space="preserve">Decreto + ProColombia</w:t>
+            </w:r>
+          </w:p>
+        </w:tc>
+        <w:tc>
+          <w:tcPr/>
+          <w:p>
+            <w:pPr>
+              <w:pStyle w:val="Compact"/>
+              <w:jc w:val="left"/>
+            </w:pPr>
+            <w:r>
+              <w:t xml:space="preserve">Años 1–4</w:t>
+            </w:r>
+          </w:p>
+        </w:tc>
+      </w:tr>
+      <w:tr>
+        <w:tc>
+          <w:tcPr/>
+          <w:p>
+            <w:pPr>
+              <w:pStyle w:val="Compact"/>
+              <w:jc w:val="left"/>
+            </w:pPr>
+            <w:r>
+              <w:t xml:space="preserve">Profundizar clústeres existentes</w:t>
+            </w:r>
+          </w:p>
+        </w:tc>
+        <w:tc>
+          <w:tcPr/>
+          <w:p>
+            <w:pPr>
+              <w:pStyle w:val="Compact"/>
+              <w:jc w:val="left"/>
+            </w:pPr>
+            <w:r>
+              <w:t xml:space="preserve">Vincular universidad–empresa, capital de riesgo y compra pública alrededor de los clústeres ya formados, en vez de dispersar recursos</w:t>
+            </w:r>
+          </w:p>
+        </w:tc>
+        <w:tc>
+          <w:tcPr/>
+          <w:p>
+            <w:pPr>
+              <w:pStyle w:val="Compact"/>
+              <w:jc w:val="left"/>
+            </w:pPr>
+            <w:r>
+              <w:t xml:space="preserve">Decreto + iNNpulsa + Minciencias</w:t>
+            </w:r>
+          </w:p>
+        </w:tc>
+        <w:tc>
+          <w:tcPr/>
+          <w:p>
+            <w:pPr>
+              <w:pStyle w:val="Compact"/>
+              <w:jc w:val="left"/>
+            </w:pPr>
+            <w:r>
+              <w:t xml:space="preserve">Años 1–4</w:t>
+            </w:r>
+          </w:p>
+        </w:tc>
+      </w:tr>
+      <w:tr>
+        <w:tc>
+          <w:tcPr/>
+          <w:p>
+            <w:pPr>
+              <w:pStyle w:val="Compact"/>
+              <w:jc w:val="left"/>
+            </w:pPr>
+            <w:r>
+              <w:t xml:space="preserve">Ciudades secundarias como nuevos polos de servicios</w:t>
+            </w:r>
+          </w:p>
+        </w:tc>
+        <w:tc>
+          <w:tcPr/>
+          <w:p>
+            <w:pPr>
+              <w:pStyle w:val="Compact"/>
+              <w:jc w:val="left"/>
+            </w:pPr>
+            <w:r>
+              <w:t xml:space="preserve">Llevar el modelo de clúster de servicios a Bucaramanga, Pereira, Manizales, donde el costo es menor y el talento existe</w:t>
+            </w:r>
+          </w:p>
+        </w:tc>
+        <w:tc>
+          <w:tcPr/>
+          <w:p>
+            <w:pPr>
+              <w:pStyle w:val="Compact"/>
+              <w:jc w:val="left"/>
+            </w:pPr>
+            <w:r>
+              <w:t xml:space="preserve">Decreto + alcaldías</w:t>
+            </w:r>
+          </w:p>
+        </w:tc>
+        <w:tc>
+          <w:tcPr/>
+          <w:p>
+            <w:pPr>
+              <w:pStyle w:val="Compact"/>
+              <w:jc w:val="left"/>
+            </w:pPr>
+            <w:r>
+              <w:t xml:space="preserve">Años 2–4</w:t>
+            </w:r>
+          </w:p>
+        </w:tc>
+      </w:tr>
+    </w:tbl>
+    <w:bookmarkEnd w:id="84"/>
+    <w:bookmarkStart w:id="85" w:name="f.-la-ciudad-que-funciona"/>
+    <w:p>
+      <w:pPr>
+        <w:pStyle w:val="Heading3"/>
+      </w:pPr>
+      <w:r>
+        <w:t xml:space="preserve">F. La ciudad que funciona</w:t>
+      </w:r>
+    </w:p>
+    <w:p>
+      <w:pPr>
+        <w:pStyle w:val="FirstParagraph"/>
+      </w:pPr>
+      <w:r>
+        <w:t xml:space="preserve">La congestión y la fricción urbana son un impuesto directo a la productividad de quien ya trabaja. Las palancas ya están en 12.2 (interoperabilidad del transporte, teletrabajo, formalización urbana); este módulo las reconoce explícitamente como política de productividad, no solo de movilidad.</w:t>
+      </w:r>
+    </w:p>
+    <w:bookmarkEnd w:id="85"/>
+    <w:bookmarkStart w:id="86" w:name="Xd443673e4132f70adfc516fc7bc8560ee242af9"/>
+    <w:p>
+      <w:pPr>
+        <w:pStyle w:val="Heading3"/>
+      </w:pPr>
+      <w:r>
+        <w:t xml:space="preserve">Métricas de productividad (no solo de empleo)</w:t>
+      </w:r>
+    </w:p>
+    <w:p>
+      <w:pPr>
+        <w:pStyle w:val="FirstParagraph"/>
+      </w:pPr>
+      <w:r>
+        <w:t xml:space="preserve">Para que el módulo no caiga en la trampa nacional de</w:t>
+      </w:r>
+      <w:r>
+        <w:t xml:space="preserve"> </w:t>
+      </w:r>
+      <w:r>
+        <w:t xml:space="preserve">“</w:t>
+      </w:r>
+      <w:r>
+        <w:t xml:space="preserve">más empleo, menos productividad</w:t>
+      </w:r>
+      <w:r>
+        <w:t xml:space="preserve">”</w:t>
+      </w:r>
+      <w:r>
+        <w:t xml:space="preserve">, se mide por:</w:t>
+      </w:r>
+    </w:p>
+    <w:tbl>
+      <w:tblPr>
+        <w:tblStyle w:val="Table"/>
+        <w:tblW w:type="pct" w:w="5000"/>
+        <w:tblLook w:firstRow="1" w:lastRow="0" w:firstColumn="0" w:lastColumn="0" w:noHBand="0" w:noVBand="0" w:val="0020"/>
+        <w:jc w:val="start"/>
+      </w:tblPr>
+      <w:tblGrid>
+        <w:gridCol w:w="2640"/>
+        <w:gridCol w:w="2640"/>
+        <w:gridCol w:w="2640"/>
+      </w:tblGrid>
+      <w:tr>
+        <w:trPr>
+          <w:tblHeader w:val="true"/>
+        </w:trPr>
+        <w:tc>
+          <w:tcPr/>
+          <w:p>
+            <w:pPr>
+              <w:pStyle w:val="Compact"/>
+              <w:jc w:val="left"/>
+            </w:pPr>
+            <w:r>
+              <w:t xml:space="preserve">Indicador</w:t>
+            </w:r>
+          </w:p>
+        </w:tc>
+        <w:tc>
+          <w:tcPr/>
+          <w:p>
+            <w:pPr>
+              <w:pStyle w:val="Compact"/>
+              <w:jc w:val="left"/>
+            </w:pPr>
+            <w:r>
+              <w:t xml:space="preserve">Qué mide</w:t>
+            </w:r>
+          </w:p>
+        </w:tc>
+        <w:tc>
+          <w:tcPr/>
+          <w:p>
+            <w:pPr>
+              <w:pStyle w:val="Compact"/>
+              <w:jc w:val="left"/>
+            </w:pPr>
+            <w:r>
+              <w:t xml:space="preserve">Fuente</w:t>
+            </w:r>
+          </w:p>
+        </w:tc>
+      </w:tr>
+      <w:tr>
+        <w:tc>
+          <w:tcPr/>
+          <w:p>
+            <w:pPr>
+              <w:pStyle w:val="Compact"/>
+              <w:jc w:val="left"/>
+            </w:pPr>
+            <w:r>
+              <w:t xml:space="preserve">Valor agregado por trabajador en firmas atendidas</w:t>
+            </w:r>
+          </w:p>
+        </w:tc>
+        <w:tc>
+          <w:tcPr/>
+          <w:p>
+            <w:pPr>
+              <w:pStyle w:val="Compact"/>
+              <w:jc w:val="left"/>
+            </w:pPr>
+            <w:r>
+              <w:t xml:space="preserve">Productividad laboral real, no headcount</w:t>
+            </w:r>
+          </w:p>
+        </w:tc>
+        <w:tc>
+          <w:tcPr/>
+          <w:p>
+            <w:pPr>
+              <w:pStyle w:val="Compact"/>
+              <w:jc w:val="left"/>
+            </w:pPr>
+            <w:r>
+              <w:t xml:space="preserve">DANE + registros</w:t>
+            </w:r>
+          </w:p>
+        </w:tc>
+      </w:tr>
+      <w:tr>
+        <w:tc>
+          <w:tcPr/>
+          <w:p>
+            <w:pPr>
+              <w:pStyle w:val="Compact"/>
+              <w:jc w:val="left"/>
+            </w:pPr>
+            <w:r>
+              <w:t xml:space="preserve">Tasa de graduación de firmas (micro→pequeña→mediana)</w:t>
+            </w:r>
+          </w:p>
+        </w:tc>
+        <w:tc>
+          <w:tcPr/>
+          <w:p>
+            <w:pPr>
+              <w:pStyle w:val="Compact"/>
+              <w:jc w:val="left"/>
+            </w:pPr>
+            <w:r>
+              <w:t xml:space="preserve">Dinamismo y fin del enano fiscal</w:t>
+            </w:r>
+          </w:p>
+        </w:tc>
+        <w:tc>
+          <w:tcPr/>
+          <w:p>
+            <w:pPr>
+              <w:pStyle w:val="Compact"/>
+              <w:jc w:val="left"/>
+            </w:pPr>
+            <w:r>
+              <w:t xml:space="preserve">Confecámaras + DIAN</w:t>
+            </w:r>
+          </w:p>
+        </w:tc>
+      </w:tr>
+      <w:tr>
+        <w:tc>
+          <w:tcPr/>
+          <w:p>
+            <w:pPr>
+              <w:pStyle w:val="Compact"/>
+              <w:jc w:val="left"/>
+            </w:pPr>
+            <w:r>
+              <w:t xml:space="preserve">Adopción tecnológica/digital en pymes atendidas</w:t>
+            </w:r>
+          </w:p>
+        </w:tc>
+        <w:tc>
+          <w:tcPr/>
+          <w:p>
+            <w:pPr>
+              <w:pStyle w:val="Compact"/>
+              <w:jc w:val="left"/>
+            </w:pPr>
+            <w:r>
+              <w:t xml:space="preserve">Difusión efectiva</w:t>
+            </w:r>
+          </w:p>
+        </w:tc>
+        <w:tc>
+          <w:tcPr/>
+          <w:p>
+            <w:pPr>
+              <w:pStyle w:val="Compact"/>
+              <w:jc w:val="left"/>
+            </w:pPr>
+            <w:r>
+              <w:t xml:space="preserve">Min. TIC + encuesta</w:t>
+            </w:r>
+          </w:p>
+        </w:tc>
+      </w:tr>
+      <w:tr>
+        <w:tc>
+          <w:tcPr/>
+          <w:p>
+            <w:pPr>
+              <w:pStyle w:val="Compact"/>
+              <w:jc w:val="left"/>
+            </w:pPr>
+            <w:r>
+              <w:t xml:space="preserve">Exportaciones de servicios</w:t>
+            </w:r>
+          </w:p>
+        </w:tc>
+        <w:tc>
+          <w:tcPr/>
+          <w:p>
+            <w:pPr>
+              <w:pStyle w:val="Compact"/>
+              <w:jc w:val="left"/>
+            </w:pPr>
+            <w:r>
+              <w:t xml:space="preserve">Competitividad de los clústeres</w:t>
+            </w:r>
+          </w:p>
+        </w:tc>
+        <w:tc>
+          <w:tcPr/>
+          <w:p>
+            <w:pPr>
+              <w:pStyle w:val="Compact"/>
+              <w:jc w:val="left"/>
+            </w:pPr>
+            <w:r>
+              <w:t xml:space="preserve">DANE + Banco de la República</w:t>
+            </w:r>
+          </w:p>
+        </w:tc>
+      </w:tr>
+    </w:tbl>
+    <w:bookmarkEnd w:id="86"/>
+    <w:bookmarkStart w:id="87" w:name="una-advertencia-honesta"/>
+    <w:p>
+      <w:pPr>
+        <w:pStyle w:val="Heading3"/>
+      </w:pPr>
+      <w:r>
+        <w:t xml:space="preserve">Una advertencia honesta</w:t>
+      </w:r>
+    </w:p>
+    <w:p>
+      <w:pPr>
+        <w:pStyle w:val="FirstParagraph"/>
+      </w:pPr>
+      <w:r>
+        <w:t xml:space="preserve">Concentrar esfuerzo en las firmas urbanas que ya existen puede afianzar a los incumbentes y ensanchar la desigualdad —justo lo que el sesgo hacia la periferia busca corregir—. Por eso el módulo prioriza la</w:t>
+      </w:r>
+      <w:r>
+        <w:t xml:space="preserve"> </w:t>
+      </w:r>
+      <w:r>
+        <w:rPr>
+          <w:iCs/>
+          <w:i/>
+        </w:rPr>
+        <w:t xml:space="preserve">pyme</w:t>
+      </w:r>
+      <w:r>
+        <w:t xml:space="preserve"> </w:t>
+      </w:r>
+      <w:r>
+        <w:t xml:space="preserve">y al</w:t>
+      </w:r>
+      <w:r>
+        <w:t xml:space="preserve"> </w:t>
+      </w:r>
+      <w:r>
+        <w:rPr>
+          <w:iCs/>
+          <w:i/>
+        </w:rPr>
+        <w:t xml:space="preserve">trabajador en activo</w:t>
+      </w:r>
+      <w:r>
+        <w:t xml:space="preserve"> </w:t>
+      </w:r>
+      <w:r>
+        <w:t xml:space="preserve">(no a las grandes), ata todo apoyo a competencia y desempeño, y corre en paralelo a los nodos, no en su lugar. La tensión entre competitividad nacional y justicia territorial es real; el plan la asume con los ojos abiertos en vez de fingir que no existe.</w:t>
+      </w:r>
+    </w:p>
+    <w:bookmarkEnd w:id="87"/>
+    <w:bookmarkEnd w:id="88"/>
+    <w:bookmarkStart w:id="89" w:name="X1bba574aa25410650f7841df1158dd6ea3828c5"/>
+    <w:p>
+      <w:pPr>
+        <w:pStyle w:val="Heading2"/>
+      </w:pPr>
+      <w:r>
+        <w:t xml:space="preserve">12.4 El turismo — estrategia de alto impacto dentro del presupuesto</w:t>
       </w:r>
     </w:p>
     <w:p>
@@ -16863,14 +18573,14 @@
         </w:tc>
       </w:tr>
     </w:tbl>
-    <w:bookmarkEnd w:id="80"/>
-    <w:bookmarkStart w:id="81" w:name="Xf79264da502ae9ac5a1795ed90ae6eedd6d1f37"/>
+    <w:bookmarkEnd w:id="89"/>
+    <w:bookmarkStart w:id="90" w:name="Xf79264da502ae9ac5a1795ed90ae6eedd6d1f37"/>
     <w:p>
       <w:pPr>
         <w:pStyle w:val="Heading2"/>
       </w:pPr>
       <w:r>
-        <w:t xml:space="preserve">12.4 El turismo como puente entre los nodos y las ciudades</w:t>
+        <w:t xml:space="preserve">12.5 El turismo como puente entre los nodos y las ciudades</w:t>
       </w:r>
     </w:p>
     <w:p>
@@ -16969,9 +18679,9 @@
         <w:t xml:space="preserve">.</w:t>
       </w:r>
     </w:p>
-    <w:bookmarkEnd w:id="81"/>
-    <w:bookmarkEnd w:id="82"/>
-    <w:bookmarkStart w:id="93" w:name="X3356fa1ebf2d69c2684f142fc61bec6de18686a"/>
+    <w:bookmarkEnd w:id="90"/>
+    <w:bookmarkEnd w:id="91"/>
+    <w:bookmarkStart w:id="102" w:name="X3356fa1ebf2d69c2684f142fc61bec6de18686a"/>
     <w:p>
       <w:pPr>
         <w:pStyle w:val="Heading1"/>
@@ -17000,7 +18710,7 @@
         <w:t xml:space="preserve">Este frente no es sobre valores declarados — es sobre la arquitectura institucional que los convierte en práctica verificable. La ética no cambia con campañas: cambia cuando se rediseña qué se premia y qué se castiga. El antirracismo y el anticlasismo no avanzan con discursos: avanzan cuando las brechas se miden, se publican y se vuelven indicadores de gestión.</w:t>
       </w:r>
     </w:p>
-    <w:bookmarkStart w:id="83" w:name="austeridad-republicana"/>
+    <w:bookmarkStart w:id="92" w:name="austeridad-republicana"/>
     <w:p>
       <w:pPr>
         <w:pStyle w:val="Heading2"/>
@@ -17276,8 +18986,8 @@
         </w:tc>
       </w:tr>
     </w:tbl>
-    <w:bookmarkEnd w:id="83"/>
-    <w:bookmarkStart w:id="84" w:name="Xbe1bc1ffe34ded2f92eda4082bd128705780a83"/>
+    <w:bookmarkEnd w:id="92"/>
+    <w:bookmarkStart w:id="93" w:name="Xbe1bc1ffe34ded2f92eda4082bd128705780a83"/>
     <w:p>
       <w:pPr>
         <w:pStyle w:val="Heading2"/>
@@ -17646,8 +19356,8 @@
         <w:t xml:space="preserve">del escenario base, no como la fuente que financia compromisos duros (ver Cuadro Fiscal). Los ahorros de eficiencia son históricamente difíciles de capturar a la escala proyectada; no se construye sobre ellos ningún gasto que no pueda sostenerse sin ellos.</w:t>
       </w:r>
     </w:p>
-    <w:bookmarkEnd w:id="84"/>
-    <w:bookmarkStart w:id="85" w:name="Xfebf870c2c394019a95ecc0180aa7025eb2a4af"/>
+    <w:bookmarkEnd w:id="93"/>
+    <w:bookmarkStart w:id="94" w:name="Xfebf870c2c394019a95ecc0180aa7025eb2a4af"/>
     <w:p>
       <w:pPr>
         <w:pStyle w:val="Heading2"/>
@@ -17981,8 +19691,8 @@
         </w:tc>
       </w:tr>
     </w:tbl>
-    <w:bookmarkEnd w:id="85"/>
-    <w:bookmarkStart w:id="86" w:name="X021ffd85052d4393a2d0f56afd4a3ff51f9fae0"/>
+    <w:bookmarkEnd w:id="94"/>
+    <w:bookmarkStart w:id="95" w:name="X021ffd85052d4393a2d0f56afd4a3ff51f9fae0"/>
     <w:p>
       <w:pPr>
         <w:pStyle w:val="Heading2"/>
@@ -18290,8 +20000,8 @@
         </w:tc>
       </w:tr>
     </w:tbl>
-    <w:bookmarkEnd w:id="86"/>
-    <w:bookmarkStart w:id="87" w:name="Xf5b4c686dba9c5577ecb87553f8f18292bc15b9"/>
+    <w:bookmarkEnd w:id="95"/>
+    <w:bookmarkStart w:id="96" w:name="Xf5b4c686dba9c5577ecb87553f8f18292bc15b9"/>
     <w:p>
       <w:pPr>
         <w:pStyle w:val="Heading2"/>
@@ -18567,8 +20277,8 @@
         </w:tc>
       </w:tr>
     </w:tbl>
-    <w:bookmarkEnd w:id="87"/>
-    <w:bookmarkStart w:id="88" w:name="X6089359649d7a4a7f1dd461f2e4ee211200a0d9"/>
+    <w:bookmarkEnd w:id="96"/>
+    <w:bookmarkStart w:id="97" w:name="X6089359649d7a4a7f1dd461f2e4ee211200a0d9"/>
     <w:p>
       <w:pPr>
         <w:pStyle w:val="Heading2"/>
@@ -19015,8 +20725,8 @@
         <w:t xml:space="preserve">en el período, por reasignación, corrección de brechas y formalización — no por nueva deuda.</w:t>
       </w:r>
     </w:p>
-    <w:bookmarkEnd w:id="88"/>
-    <w:bookmarkStart w:id="89" w:name="X380695f0c27088be8e420774f4e23f7c12a3c46"/>
+    <w:bookmarkEnd w:id="97"/>
+    <w:bookmarkStart w:id="98" w:name="X380695f0c27088be8e420774f4e23f7c12a3c46"/>
     <w:p>
       <w:pPr>
         <w:pStyle w:val="Heading2"/>
@@ -19338,8 +21048,8 @@
         </w:tc>
       </w:tr>
     </w:tbl>
-    <w:bookmarkEnd w:id="89"/>
-    <w:bookmarkStart w:id="90" w:name="los-ocho-mecanismos-de-diseño"/>
+    <w:bookmarkEnd w:id="98"/>
+    <w:bookmarkStart w:id="99" w:name="los-ocho-mecanismos-de-diseño"/>
     <w:p>
       <w:pPr>
         <w:pStyle w:val="Heading2"/>
@@ -19732,8 +21442,8 @@
         <w:t xml:space="preserve">. Una regla binaria robusta (alerta roja → congela desembolso) resiste la captura mejor que una fórmula elegante de siete variables con pesos exactos. Donde un mecanismo sea fino y gameable, se simplifica. La elegancia no es el objetivo — la resistencia a la captura sí.</w:t>
       </w:r>
     </w:p>
-    <w:bookmarkEnd w:id="90"/>
-    <w:bookmarkStart w:id="91" w:name="X48788df1506cb0a5518aa91f8d345153bda9c42"/>
+    <w:bookmarkEnd w:id="99"/>
+    <w:bookmarkStart w:id="100" w:name="X48788df1506cb0a5518aa91f8d345153bda9c42"/>
     <w:p>
       <w:pPr>
         <w:pStyle w:val="Heading2"/>
@@ -20124,8 +21834,8 @@
         </w:tc>
       </w:tr>
     </w:tbl>
-    <w:bookmarkEnd w:id="91"/>
-    <w:bookmarkStart w:id="92" w:name="X3427fda87ec4dbe2d4edb93053a5ae465351199"/>
+    <w:bookmarkEnd w:id="100"/>
+    <w:bookmarkStart w:id="101" w:name="X3427fda87ec4dbe2d4edb93053a5ae465351199"/>
     <w:p>
       <w:pPr>
         <w:pStyle w:val="Heading2"/>
@@ -20409,9 +22119,9 @@
         <w:t xml:space="preserve">El mecanismo más poderoso no es el castigo después del robo — es hacer que robar sea más difícil y costoso que cumplir. Cuando el alcalde sabe que la rendición en vivo tiene audiencia, que el interventor no lo eligió él, que el veedor tiene protección, y que perder los recursos del nodo destruye su capital político, el cálculo cambia. Eso es diseño de mecanismos: cambiar el cálculo sin cambiar a las personas.</w:t>
       </w:r>
     </w:p>
-    <w:bookmarkEnd w:id="92"/>
-    <w:bookmarkEnd w:id="93"/>
-    <w:bookmarkStart w:id="103" w:name="Xbc642ba39422177b7a477569c28a5373a2663f2"/>
+    <w:bookmarkEnd w:id="101"/>
+    <w:bookmarkEnd w:id="102"/>
+    <w:bookmarkStart w:id="112" w:name="Xbc642ba39422177b7a477569c28a5373a2663f2"/>
     <w:p>
       <w:pPr>
         <w:pStyle w:val="Heading1"/>
@@ -20451,7 +22161,7 @@
         <w:t xml:space="preserve">. Es: ¿podemos diseñar una institución tan valiosa que no querer servir sea la excepción? Si el servicio da competencias reales, conecta clases y contribuye a algo que importa, la voluntariedad emerge del valor — y la universalidad garantiza que eso ocurra para todos.</w:t>
       </w:r>
     </w:p>
-    <w:bookmarkStart w:id="94" w:name="por-qué-el-modelo-actual-falla"/>
+    <w:bookmarkStart w:id="103" w:name="por-qué-el-modelo-actual-falla"/>
     <w:p>
       <w:pPr>
         <w:pStyle w:val="Heading2"/>
@@ -20704,8 +22414,8 @@
         </w:tc>
       </w:tr>
     </w:tbl>
-    <w:bookmarkEnd w:id="94"/>
-    <w:bookmarkStart w:id="95" w:name="X8f4dbd14b20fbf0212aedf6d78669c95af2197b"/>
+    <w:bookmarkEnd w:id="103"/>
+    <w:bookmarkStart w:id="104" w:name="X8f4dbd14b20fbf0212aedf6d78669c95af2197b"/>
     <w:p>
       <w:pPr>
         <w:pStyle w:val="Heading2"/>
@@ -20988,8 +22698,8 @@
         </w:tc>
       </w:tr>
     </w:tbl>
-    <w:bookmarkEnd w:id="95"/>
-    <w:bookmarkStart w:id="96" w:name="X2ab33b8e26a824172e96759dd37ec715d0bd7d5"/>
+    <w:bookmarkEnd w:id="104"/>
+    <w:bookmarkStart w:id="105" w:name="X2ab33b8e26a824172e96759dd37ec715d0bd7d5"/>
     <w:p>
       <w:pPr>
         <w:pStyle w:val="Heading2"/>
@@ -21400,8 +23110,8 @@
         </w:tc>
       </w:tr>
     </w:tbl>
-    <w:bookmarkEnd w:id="96"/>
-    <w:bookmarkStart w:id="97" w:name="los-cuatro-mecanismos-de-diseño"/>
+    <w:bookmarkEnd w:id="105"/>
+    <w:bookmarkStart w:id="106" w:name="los-cuatro-mecanismos-de-diseño"/>
     <w:p>
       <w:pPr>
         <w:pStyle w:val="Heading2"/>
@@ -21482,8 +23192,8 @@
         <w:t xml:space="preserve">Además de la certificación SENA: 5 puntos en concursos de la Alta Dirección Pública, puntaje adicional en becas del Icetex y acceso prioritario al crédito del Banco Agrario. Beneficios atados a la credencial (emitida por el SENA, entidad de carrera autónoma), no al gobierno que la otorgó.</w:t>
       </w:r>
     </w:p>
-    <w:bookmarkEnd w:id="97"/>
-    <w:bookmarkStart w:id="98" w:name="X73188e79240bf31e3872e4b857e6e02a31de94f"/>
+    <w:bookmarkEnd w:id="106"/>
+    <w:bookmarkStart w:id="107" w:name="X73188e79240bf31e3872e4b857e6e02a31de94f"/>
     <w:p>
       <w:pPr>
         <w:pStyle w:val="Heading2"/>
@@ -21727,8 +23437,8 @@
         <w:t xml:space="preserve">si en el Año 2 la participación voluntaria supera el 80% de la meta, la universalidad obligatoria entra sin resistencia. Si no, la meta del Año 2 se recorre — pero no se abandona la universalidad: se revisa el valor del servicio, no la ambición.</w:t>
       </w:r>
     </w:p>
-    <w:bookmarkEnd w:id="98"/>
-    <w:bookmarkStart w:id="99" w:name="lo-que-produce-el-triple-resultado"/>
+    <w:bookmarkEnd w:id="107"/>
+    <w:bookmarkStart w:id="108" w:name="lo-que-produce-el-triple-resultado"/>
     <w:p>
       <w:pPr>
         <w:pStyle w:val="Heading2"/>
@@ -21954,8 +23664,8 @@
         </w:tc>
       </w:tr>
     </w:tbl>
-    <w:bookmarkEnd w:id="99"/>
-    <w:bookmarkStart w:id="100" w:name="dih-y-ética-no-negociable"/>
+    <w:bookmarkEnd w:id="108"/>
+    <w:bookmarkStart w:id="109" w:name="dih-y-ética-no-negociable"/>
     <w:p>
       <w:pPr>
         <w:pStyle w:val="Heading2"/>
@@ -21972,8 +23682,8 @@
         <w:t xml:space="preserve">80 horas obligatorias de DIH y ética militar (modalidad de defensa) y 40 de derechos fundamentales (ambiental y comunitaria), con peso igual al desempeño técnico. Una calificación deficiente bloquea el ascenso. Toda denuncia de violación de derechos tiene canal expedito (respuesta máx. 10 días) y protección al denunciante. La responsabilidad de mando aplica desde el primer día.</w:t>
       </w:r>
     </w:p>
-    <w:bookmarkEnd w:id="100"/>
-    <w:bookmarkStart w:id="101" w:name="costo-fiscal-con-honestidad"/>
+    <w:bookmarkEnd w:id="109"/>
+    <w:bookmarkStart w:id="110" w:name="costo-fiscal-con-honestidad"/>
     <w:p>
       <w:pPr>
         <w:pStyle w:val="Heading2"/>
@@ -22654,8 +24364,8 @@
         <w:t xml:space="preserve">se materializan, pero el programa no asume que se materializan. Las dos descargas (valor producido por brigadas y subsidios desplazados) son verificables y se mantienen como compensación; la optimización del Estado se trata como margen adicional, no como supuesto que cierra la cuenta.</w:t>
       </w:r>
     </w:p>
-    <w:bookmarkEnd w:id="101"/>
-    <w:bookmarkStart w:id="102" w:name="X520263755f37ebc0e296910b9442e90a6499dff"/>
+    <w:bookmarkEnd w:id="110"/>
+    <w:bookmarkStart w:id="111" w:name="X520263755f37ebc0e296910b9442e90a6499dff"/>
     <w:p>
       <w:pPr>
         <w:pStyle w:val="Heading2"/>
@@ -22886,9 +24596,9 @@
         </w:pict>
       </w:r>
     </w:p>
-    <w:bookmarkEnd w:id="102"/>
-    <w:bookmarkEnd w:id="103"/>
-    <w:bookmarkStart w:id="104" w:name="X3faac5e722218683f840905436c1ce8f1f456b4"/>
+    <w:bookmarkEnd w:id="111"/>
+    <w:bookmarkEnd w:id="112"/>
+    <w:bookmarkStart w:id="113" w:name="X3faac5e722218683f840905436c1ce8f1f456b4"/>
     <w:p>
       <w:pPr>
         <w:pStyle w:val="Heading1"/>
@@ -23265,8 +24975,8 @@
         </w:pict>
       </w:r>
     </w:p>
-    <w:bookmarkEnd w:id="104"/>
-    <w:bookmarkStart w:id="108" w:name="viabilidad-jurídica-de-los-mecanismos"/>
+    <w:bookmarkEnd w:id="113"/>
+    <w:bookmarkStart w:id="117" w:name="viabilidad-jurídica-de-los-mecanismos"/>
     <w:p>
       <w:pPr>
         <w:pStyle w:val="Heading1"/>
@@ -23321,7 +25031,7 @@
         <w:t xml:space="preserve">Verificación (junio 2026): esta clasificación se contrastó con el estado actual del derecho colombiano. Hallazgos: (a) la Jurisdicción Agraria y Rural ya está creada (AL 03/2023 + Ley Estatutaria 2570/2026) — el plan la implementa, no la crea; (b) el catastro multipropósito ya es servicio público (Ley 1955/2019, Decreto 148/2020) — ejecutable por vía administrativa; (c) la objeción de conciencia exige ley estatutaria y su diseño es constitucionalmente discutible; (d) la interventoría nacional sobre territorios y la condicionalidad de transferencias constitucionales (SGP/regalías) no se logran por decreto/circular. Las filas afectadas están marcadas.</w:t>
       </w:r>
     </w:p>
-    <w:bookmarkStart w:id="105" w:name="qué-puede-cada-instrumento"/>
+    <w:bookmarkStart w:id="114" w:name="qué-puede-cada-instrumento"/>
     <w:p>
       <w:pPr>
         <w:pStyle w:val="Heading2"/>
@@ -23705,8 +25415,8 @@
         </w:tc>
       </w:tr>
     </w:tbl>
-    <w:bookmarkEnd w:id="105"/>
-    <w:bookmarkStart w:id="106" w:name="Xe6c0699dc55585295c7afbed3421e73e8534581"/>
+    <w:bookmarkEnd w:id="114"/>
+    <w:bookmarkStart w:id="115" w:name="Xe6c0699dc55585295c7afbed3421e73e8534581"/>
     <w:p>
       <w:pPr>
         <w:pStyle w:val="Heading2"/>
@@ -24729,8 +26439,8 @@
         </w:tc>
       </w:tr>
     </w:tbl>
-    <w:bookmarkEnd w:id="106"/>
-    <w:bookmarkStart w:id="107" w:name="la-estrategia-de-secuencia-legislativa"/>
+    <w:bookmarkEnd w:id="115"/>
+    <w:bookmarkStart w:id="116" w:name="la-estrategia-de-secuencia-legislativa"/>
     <w:p>
       <w:pPr>
         <w:pStyle w:val="Heading2"/>
@@ -24786,9 +26496,9 @@
         </w:pict>
       </w:r>
     </w:p>
-    <w:bookmarkEnd w:id="107"/>
-    <w:bookmarkEnd w:id="108"/>
-    <w:bookmarkStart w:id="114" w:name="cuadro-fiscal-de-dos-escenarios"/>
+    <w:bookmarkEnd w:id="116"/>
+    <w:bookmarkEnd w:id="117"/>
+    <w:bookmarkStart w:id="123" w:name="cuadro-fiscal-de-dos-escenarios"/>
     <w:p>
       <w:pPr>
         <w:pStyle w:val="Heading1"/>
@@ -24818,7 +26528,7 @@
         <w:t xml:space="preserve">.</w:t>
       </w:r>
     </w:p>
-    <w:bookmarkStart w:id="109" w:name="punto-de-partida"/>
+    <w:bookmarkStart w:id="118" w:name="punto-de-partida"/>
     <w:p>
       <w:pPr>
         <w:pStyle w:val="Heading2"/>
@@ -24835,8 +26545,8 @@
         <w:t xml:space="preserve">Déficit ~6.4–7% del PIB; deuda hacia el 70%; calificación BB; 1 de cada 3 pesos del presupuesto en intereses.</w:t>
       </w:r>
     </w:p>
-    <w:bookmarkEnd w:id="109"/>
-    <w:bookmarkStart w:id="110" w:name="escenario-base-sin-reforma-tributaria"/>
+    <w:bookmarkEnd w:id="118"/>
+    <w:bookmarkStart w:id="119" w:name="escenario-base-sin-reforma-tributaria"/>
     <w:p>
       <w:pPr>
         <w:pStyle w:val="Heading2"/>
@@ -25144,8 +26854,8 @@
         <w:t xml:space="preserve">Ningún compromiso duro del núcleo se construye sobre el dividendo ético ni sobre la reforma tributaria.</w:t>
       </w:r>
     </w:p>
-    <w:bookmarkEnd w:id="110"/>
-    <w:bookmarkStart w:id="111" w:name="X469a5fa7720b6041b511ba7c856f00452ca54b6"/>
+    <w:bookmarkEnd w:id="119"/>
+    <w:bookmarkStart w:id="120" w:name="X469a5fa7720b6041b511ba7c856f00452ca54b6"/>
     <w:p>
       <w:pPr>
         <w:pStyle w:val="Heading2"/>
@@ -25270,8 +26980,8 @@
         <w:t xml:space="preserve">y adelanta la universalidad del Servicio — no habilita el núcleo, lo expande.</w:t>
       </w:r>
     </w:p>
-    <w:bookmarkEnd w:id="111"/>
-    <w:bookmarkStart w:id="112" w:name="senda-de-déficit-reconciliada"/>
+    <w:bookmarkEnd w:id="120"/>
+    <w:bookmarkStart w:id="121" w:name="senda-de-déficit-reconciliada"/>
     <w:p>
       <w:pPr>
         <w:pStyle w:val="Heading2"/>
@@ -25494,8 +27204,8 @@
         </w:tc>
       </w:tr>
     </w:tbl>
-    <w:bookmarkEnd w:id="112"/>
-    <w:bookmarkStart w:id="113" w:name="X9c418e63bddc0f86d9f158c9fa2c10f39119c03"/>
+    <w:bookmarkEnd w:id="121"/>
+    <w:bookmarkStart w:id="122" w:name="X9c418e63bddc0f86d9f158c9fa2c10f39119c03"/>
     <w:p>
       <w:pPr>
         <w:pStyle w:val="Heading2"/>
@@ -25738,9 +27448,9 @@
         </w:pict>
       </w:r>
     </w:p>
-    <w:bookmarkEnd w:id="113"/>
-    <w:bookmarkEnd w:id="114"/>
-    <w:bookmarkStart w:id="115" w:name="fundamentos-en-la-investigación-reciente"/>
+    <w:bookmarkEnd w:id="122"/>
+    <w:bookmarkEnd w:id="123"/>
+    <w:bookmarkStart w:id="124" w:name="fundamentos-en-la-investigación-reciente"/>
     <w:p>
       <w:pPr>
         <w:pStyle w:val="Heading1"/>
@@ -26513,8 +28223,8 @@
         </w:pict>
       </w:r>
     </w:p>
-    <w:bookmarkEnd w:id="115"/>
-    <w:bookmarkStart w:id="118" w:name="secuencia-de-gobierno"/>
+    <w:bookmarkEnd w:id="124"/>
+    <w:bookmarkStart w:id="127" w:name="secuencia-de-gobierno"/>
     <w:p>
       <w:pPr>
         <w:pStyle w:val="Heading1"/>
@@ -26523,7 +28233,7 @@
         <w:t xml:space="preserve">Secuencia de Gobierno</w:t>
       </w:r>
     </w:p>
-    <w:bookmarkStart w:id="116" w:name="X3f19c8a57f0489f02498b4816e1596433230a25"/>
+    <w:bookmarkStart w:id="125" w:name="X3f19c8a57f0489f02498b4816e1596433230a25"/>
     <w:p>
       <w:pPr>
         <w:pStyle w:val="Heading2"/>
@@ -26630,8 +28340,8 @@
         <w:t xml:space="preserve">Mesas de trabajo con los directivos de las 10 entidades más críticas para negociar por anticipado los compromisos del Año 1, formalizados en actas públicas el día de posesión.</w:t>
       </w:r>
     </w:p>
-    <w:bookmarkEnd w:id="116"/>
-    <w:bookmarkStart w:id="117" w:name="tabla-de-secuencia"/>
+    <w:bookmarkEnd w:id="125"/>
+    <w:bookmarkStart w:id="126" w:name="tabla-de-secuencia"/>
     <w:p>
       <w:pPr>
         <w:pStyle w:val="Heading2"/>
@@ -26924,9 +28634,9 @@
         </w:pict>
       </w:r>
     </w:p>
-    <w:bookmarkEnd w:id="117"/>
-    <w:bookmarkEnd w:id="118"/>
-    <w:bookmarkStart w:id="119" w:name="medición-y-blindaje"/>
+    <w:bookmarkEnd w:id="126"/>
+    <w:bookmarkEnd w:id="127"/>
+    <w:bookmarkStart w:id="128" w:name="medición-y-blindaje"/>
     <w:p>
       <w:pPr>
         <w:pStyle w:val="Heading1"/>
@@ -27113,6 +28823,83 @@
               <w:jc w:val="left"/>
             </w:pPr>
             <w:r>
+              <w:t xml:space="preserve">Valor agregado por trabajador y tasa de graduación de firmas</w:t>
+            </w:r>
+          </w:p>
+        </w:tc>
+        <w:tc>
+          <w:tcPr/>
+          <w:p>
+            <w:pPr>
+              <w:pStyle w:val="Compact"/>
+              <w:jc w:val="left"/>
+            </w:pPr>
+            <w:r>
+              <w:t xml:space="preserve">La productividad real, no solo el número de empleos (corrige la trampa</w:t>
+            </w:r>
+            <w:r>
+              <w:t xml:space="preserve"> </w:t>
+            </w:r>
+            <w:r>
+              <w:t xml:space="preserve">“</w:t>
+            </w:r>
+            <w:r>
+              <w:t xml:space="preserve">más empleo, menos productividad</w:t>
+            </w:r>
+            <w:r>
+              <w:t xml:space="preserve">”</w:t>
+            </w:r>
+            <w:r>
+              <w:t xml:space="preserve">)</w:t>
+            </w:r>
+          </w:p>
+        </w:tc>
+        <w:tc>
+          <w:tcPr/>
+          <w:p>
+            <w:pPr>
+              <w:pStyle w:val="Compact"/>
+              <w:jc w:val="left"/>
+            </w:pPr>
+            <w:r>
+              <w:t xml:space="preserve">Headcount; empleo de baja productividad</w:t>
+            </w:r>
+          </w:p>
+        </w:tc>
+        <w:tc>
+          <w:tcPr/>
+          <w:p>
+            <w:pPr>
+              <w:pStyle w:val="Compact"/>
+              <w:jc w:val="left"/>
+            </w:pPr>
+            <w:r>
+              <w:t xml:space="preserve">DANE + Confecámaras + DIAN</w:t>
+            </w:r>
+          </w:p>
+        </w:tc>
+        <w:tc>
+          <w:tcPr/>
+          <w:p>
+            <w:pPr>
+              <w:pStyle w:val="Compact"/>
+              <w:jc w:val="left"/>
+            </w:pPr>
+            <w:r>
+              <w:t xml:space="preserve">Anual</w:t>
+            </w:r>
+          </w:p>
+        </w:tc>
+      </w:tr>
+      <w:tr>
+        <w:tc>
+          <w:tcPr/>
+          <w:p>
+            <w:pPr>
+              <w:pStyle w:val="Compact"/>
+              <w:jc w:val="left"/>
+            </w:pPr>
+            <w:r>
               <w:t xml:space="preserve">Adicionalidad vs. nodos-control</w:t>
             </w:r>
           </w:p>
@@ -27732,8 +29519,8 @@
         </w:pict>
       </w:r>
     </w:p>
-    <w:bookmarkEnd w:id="119"/>
-    <w:bookmarkStart w:id="120" w:name="riesgos-y-límites-honestos"/>
+    <w:bookmarkEnd w:id="128"/>
+    <w:bookmarkStart w:id="129" w:name="riesgos-y-límites-honestos"/>
     <w:p>
       <w:pPr>
         <w:pStyle w:val="Heading1"/>
@@ -28361,8 +30148,8 @@
         </w:pict>
       </w:r>
     </w:p>
-    <w:bookmarkEnd w:id="120"/>
-    <w:bookmarkStart w:id="121" w:name="el-patriotismo-como-resultado"/>
+    <w:bookmarkEnd w:id="129"/>
+    <w:bookmarkStart w:id="130" w:name="el-patriotismo-como-resultado"/>
     <w:p>
       <w:pPr>
         <w:pStyle w:val="Heading1"/>
@@ -28402,8 +30189,8 @@
         </w:pict>
       </w:r>
     </w:p>
-    <w:bookmarkEnd w:id="121"/>
-    <w:bookmarkStart w:id="125" w:name="hitos-de-credibilidad-política"/>
+    <w:bookmarkEnd w:id="130"/>
+    <w:bookmarkStart w:id="134" w:name="hitos-de-credibilidad-política"/>
     <w:p>
       <w:pPr>
         <w:pStyle w:val="Heading1"/>
@@ -28420,7 +30207,7 @@
         <w:t xml:space="preserve">Las victorias tempranas no tienen que ser las más grandes — tienen que ser las más irreversibles (y, ahora, las más legítimas).</w:t>
       </w:r>
     </w:p>
-    <w:bookmarkStart w:id="122" w:name="transición-mayojulio-2026"/>
+    <w:bookmarkStart w:id="131" w:name="transición-mayojulio-2026"/>
     <w:p>
       <w:pPr>
         <w:pStyle w:val="Heading2"/>
@@ -28673,8 +30460,8 @@
         </w:tc>
       </w:tr>
     </w:tbl>
-    <w:bookmarkEnd w:id="122"/>
-    <w:bookmarkStart w:id="123" w:name="X570d003b3f7a6d5463237df464eec852c2a2ca2"/>
+    <w:bookmarkEnd w:id="131"/>
+    <w:bookmarkStart w:id="132" w:name="X570d003b3f7a6d5463237df464eec852c2a2ca2"/>
     <w:p>
       <w:pPr>
         <w:pStyle w:val="Heading2"/>
@@ -28910,8 +30697,8 @@
         </w:tc>
       </w:tr>
     </w:tbl>
-    <w:bookmarkEnd w:id="123"/>
-    <w:bookmarkStart w:id="124" w:name="Xa62cfd974d430fbd7c2b598818d6b625d2b2995"/>
+    <w:bookmarkEnd w:id="132"/>
+    <w:bookmarkStart w:id="133" w:name="Xa62cfd974d430fbd7c2b598818d6b625d2b2995"/>
     <w:p>
       <w:pPr>
         <w:pStyle w:val="Heading2"/>
@@ -29361,9 +31148,9 @@
         </w:pict>
       </w:r>
     </w:p>
-    <w:bookmarkEnd w:id="124"/>
-    <w:bookmarkEnd w:id="125"/>
-    <w:bookmarkStart w:id="132" w:name="X812fbe57f7047e7cc2b3d123e211b38b27f1044"/>
+    <w:bookmarkEnd w:id="133"/>
+    <w:bookmarkEnd w:id="134"/>
+    <w:bookmarkStart w:id="141" w:name="X812fbe57f7047e7cc2b3d123e211b38b27f1044"/>
     <w:p>
       <w:pPr>
         <w:pStyle w:val="Heading1"/>
@@ -29456,7 +31243,7 @@
         <w:t xml:space="preserve">IRCTC, fundada en 1999 como subsidiaria de Ferrocarriles de la India, se convirtió en una de las plataformas de viajes más concurridas del mundo, con cientos de miles de reservas diarias. No compitió con Airbnb globalmente — dominó su propio mercado con acceso a infraestructura estatal que ningún privado podía tener. En 2019 salió a bolsa manteniendo el Estado la mayoría del capital. Ese es el modelo.</w:t>
       </w:r>
     </w:p>
-    <w:bookmarkStart w:id="126" w:name="X13e252fe4095065decc34bd8793323709d4f723"/>
+    <w:bookmarkStart w:id="135" w:name="X13e252fe4095065decc34bd8793323709d4f723"/>
     <w:p>
       <w:pPr>
         <w:pStyle w:val="Heading2"/>
@@ -29633,8 +31420,8 @@
         </w:tc>
       </w:tr>
     </w:tbl>
-    <w:bookmarkEnd w:id="126"/>
-    <w:bookmarkStart w:id="127" w:name="la-estructura-de-capital-mixto"/>
+    <w:bookmarkEnd w:id="135"/>
+    <w:bookmarkStart w:id="136" w:name="la-estructura-de-capital-mixto"/>
     <w:p>
       <w:pPr>
         <w:pStyle w:val="Heading2"/>
@@ -29860,8 +31647,8 @@
         </w:tc>
       </w:tr>
     </w:tbl>
-    <w:bookmarkEnd w:id="127"/>
-    <w:bookmarkStart w:id="128" w:name="Xc7cbb19aca36f8f2f8724853254f86e4657ef14"/>
+    <w:bookmarkEnd w:id="136"/>
+    <w:bookmarkStart w:id="137" w:name="Xc7cbb19aca36f8f2f8724853254f86e4657ef14"/>
     <w:p>
       <w:pPr>
         <w:pStyle w:val="Heading2"/>
@@ -29878,8 +31665,8 @@
         <w:t xml:space="preserve">Integración con infraestructura pública (disponibilidad de parques, estado de vías, permisos en territorios étnicos, alertas de seguridad por municipio desde la plataforma de trazabilidad) — Airbnb no tiene acceso a esos datos. Verificación de calidad con consecuencias reales (el sello no es una estrella comprable sino certificación física del SENA; perderlo baja el ranking automáticamente). Comisión del 8% frente a 15-20% (la estructura de costos de Airbnb la obliga a comisiones altas; Colombia Viva no la tiene). Pagos sin fricción en moneda local (PSE, Nequi, Daviplata; integración con sistemas de Ecuador, Perú y Brasil) — relaciones con el sistema financiero que a una empresa extranjera le toman años.</w:t>
       </w:r>
     </w:p>
-    <w:bookmarkEnd w:id="128"/>
-    <w:bookmarkStart w:id="129" w:name="el-modelo-financiero"/>
+    <w:bookmarkEnd w:id="137"/>
+    <w:bookmarkStart w:id="138" w:name="el-modelo-financiero"/>
     <w:p>
       <w:pPr>
         <w:pStyle w:val="Heading2"/>
@@ -30094,8 +31881,8 @@
         </w:tc>
       </w:tr>
     </w:tbl>
-    <w:bookmarkEnd w:id="129"/>
-    <w:bookmarkStart w:id="130" w:name="el-empleo-que-generaría"/>
+    <w:bookmarkEnd w:id="138"/>
+    <w:bookmarkStart w:id="139" w:name="el-empleo-que-generaría"/>
     <w:p>
       <w:pPr>
         <w:pStyle w:val="Heading2"/>
@@ -30318,8 +32105,8 @@
         </w:tc>
       </w:tr>
     </w:tbl>
-    <w:bookmarkEnd w:id="130"/>
-    <w:bookmarkStart w:id="131" w:name="riesgos-y-mitigaciones"/>
+    <w:bookmarkEnd w:id="139"/>
+    <w:bookmarkStart w:id="140" w:name="riesgos-y-mitigaciones"/>
     <w:p>
       <w:pPr>
         <w:pStyle w:val="Heading2"/>
@@ -30542,8 +32329,8 @@
         <w:t xml:space="preserve">Colombia Viva no es la plataforma que compite con Airbnb en San Francisco. Es la que dominaría el turismo colombiano y latinoamericano con ventajas inimitables: datos públicos integrados, certificación con consecuencias, comisiones a la mitad y operadores dueños de su canal. El modelo IRCTC demostró que funciona — la diferencia es que aquí sería en turismo, no en trenes.</w:t>
       </w:r>
     </w:p>
-    <w:bookmarkEnd w:id="131"/>
-    <w:bookmarkEnd w:id="132"/>
+    <w:bookmarkEnd w:id="140"/>
+    <w:bookmarkEnd w:id="141"/>
     <w:sectPr/>
   </w:body>
 </w:document>

--- a/dist/estado-en-el-territorio.docx
+++ b/dist/estado-en-el-territorio.docx
@@ -7,7 +7,7 @@
         <w:pStyle w:val="Title"/>
       </w:pPr>
       <w:r>
-        <w:t xml:space="preserve">Programa de Gobierno ��� Estado en el Territorio</w:t>
+        <w:t xml:space="preserve">Programa de Gobierno: Estado en el Territorio</w:t>
       </w:r>
     </w:p>
     <w:p>
@@ -83,13 +83,7 @@
         <w:t xml:space="preserve"> </w:t>
       </w:r>
       <w:r>
-        <w:t xml:space="preserve">integrada</w:t>
-      </w:r>
-      <w:r>
-        <w:t xml:space="preserve"> </w:t>
-      </w:r>
-      <w:r>
-        <w:t xml:space="preserve">—</w:t>
+        <w:t xml:space="preserve">integrada,</w:t>
       </w:r>
       <w:r>
         <w:t xml:space="preserve"> </w:t>
@@ -258,7 +252,7 @@
         <w:t xml:space="preserve"> </w:t>
       </w:r>
       <w:r>
-        <w:t xml:space="preserve">La penalidad estatal se respalda con arbitraje y garantía pre-fondeada (no con pleito contencioso de años). Las alertas anticorrupción disparan consecuencias automáticas sobre el desembolso —que el programa controla—, no dependen de la imputación judicial.</w:t>
+        <w:t xml:space="preserve">La penalidad estatal se respalda con arbitraje y garantía pre-fondeada (no con pleito contencioso de años). Las alertas anticorrupción disparan consecuencias automáticas sobre el desembolso, que el programa controla, no dependen de la imputación judicial.</w:t>
       </w:r>
     </w:p>
     <w:p>
@@ -324,7 +318,7 @@
         <w:t xml:space="preserve"> </w:t>
       </w:r>
       <w:r>
-        <w:t xml:space="preserve">Numeración consistente (un solo conjunto de Frentes I–XIV), módulos integrados en su lugar lógico, y</w:t>
+        <w:t xml:space="preserve">Numeración consistente (un solo conjunto de Frentes I-XIV), módulos integrados en su lugar lógico, y</w:t>
       </w:r>
       <w:r>
         <w:t xml:space="preserve"> </w:t>
@@ -379,7 +373,7 @@
         <w:t xml:space="preserve"> </w:t>
       </w:r>
       <w:r>
-        <w:t xml:space="preserve">(sección propia más siete ajustes puntuales en los Frentes V, VIII, X, XIII y en el blindaje de nodos), que traduce hallazgos de frontera en economía del desarrollo, teoría de juegos y diseño de mecanismos —posteriores al Nobel 2007 que el programa ya usaba— a mejoras concretas del diseño.</w:t>
+        <w:t xml:space="preserve">(sección propia más siete ajustes puntuales en los Frentes V, VIII, X, XIII y en el blindaje de nodos), que traduce hallazgos de frontera en economía del desarrollo, teoría de juegos y diseño de mecanismos, posteriores al Nobel 2007 que el programa ya usaba, a mejoras concretas del diseño.</w:t>
       </w:r>
     </w:p>
     <w:p>
@@ -391,7 +385,7 @@
           <w:iCs/>
           <w:i/>
         </w:rPr>
-        <w:t xml:space="preserve">Documento de trabajo. Cifras de fuentes oficiales 2025–2026 (DANE, ANT, MinHacienda, CARF, FIP, UNODC). Sujeto a revisión. Los puntos de viabilidad jurídica se presentan como análisis de política y deben confirmarse con asesoría constitucional.</w:t>
+        <w:t xml:space="preserve">Documento de trabajo. Cifras de fuentes oficiales 2025-2026 (DANE, ANT, MinHacienda, CARF, FIP, UNODC). Sujeto a revisión. Los puntos de viabilidad jurídica se presentan como análisis de política y deben confirmarse con asesoría constitucional.</w:t>
       </w:r>
     </w:p>
     <w:p>
@@ -408,7 +402,7 @@
         <w:pStyle w:val="Heading1"/>
       </w:pPr>
       <w:r>
-        <w:t xml:space="preserve">Visión Colombia 2042 — El Norte de Generación</w:t>
+        <w:t xml:space="preserve">Visión Colombia 2042: El Norte de Generación</w:t>
       </w:r>
     </w:p>
     <w:p>
@@ -416,7 +410,7 @@
         <w:pStyle w:val="FirstParagraph"/>
       </w:pPr>
       <w:r>
-        <w:t xml:space="preserve">Este programa gobierna 4 años. Pero las decisiones que toma tienen consecuencias para 16 años. La Visión Colombia 2042 no es una promesa de este gobierno — es el norte que le da coherencia intertemporal a cada decisión de inversión, reforma y secuencia. Si una política acerca a Colombia a este horizonte, va en la dirección correcta. Si la aleja, requiere justificación extraordinaria.</w:t>
+        <w:t xml:space="preserve">Este programa gobierna 4 años. Pero las decisiones que toma tienen consecuencias para 16 años. La Visión Colombia 2042 no es una promesa de este gobierno, es el norte que le da coherencia intertemporal a cada decisión de inversión, reforma y secuencia. Si una política acerca a Colombia a este horizonte, va en la dirección correcta. Si la aleja, requiere justificación extraordinaria.</w:t>
       </w:r>
     </w:p>
     <w:p>
@@ -573,7 +567,7 @@
               <w:jc w:val="left"/>
             </w:pPr>
             <w:r>
-              <w:t xml:space="preserve">Gini 0.54 — uno de los más altos del mundo. 1% posee ~65% de la tierra fértil.</w:t>
+              <w:t xml:space="preserve">Gini 0.54, uno de los más altos del mundo. 1% posee ~65% de la tierra fértil.</w:t>
             </w:r>
           </w:p>
         </w:tc>
@@ -623,7 +617,7 @@
               <w:jc w:val="left"/>
             </w:pPr>
             <w:r>
-              <w:t xml:space="preserve">Puesto 99 en IPC 2025 — 7 posiciones abajo en un año. Confianza institucional ~20%.</w:t>
+              <w:t xml:space="preserve">Puesto 99 en IPC 2025, 7 posiciones abajo en un año. Confianza institucional ~20%.</w:t>
             </w:r>
           </w:p>
         </w:tc>
@@ -838,58 +832,52 @@
               <w:t xml:space="preserve">”</w:t>
             </w:r>
             <w:r>
+              <w:t xml:space="preserve">, narrativa que Colombia exporta involuntariamente.</w:t>
+            </w:r>
+          </w:p>
+        </w:tc>
+        <w:tc>
+          <w:tcPr/>
+          <w:p>
+            <w:pPr>
+              <w:pStyle w:val="Compact"/>
+              <w:jc w:val="left"/>
+            </w:pPr>
+            <w:r>
+              <w:t xml:space="preserve">Del</w:t>
+            </w:r>
+            <w:r>
               <w:t xml:space="preserve"> </w:t>
             </w:r>
             <w:r>
-              <w:t xml:space="preserve">— narrativa que Colombia exporta involuntariamente.</w:t>
-            </w:r>
-          </w:p>
-        </w:tc>
-        <w:tc>
-          <w:tcPr/>
-          <w:p>
-            <w:pPr>
-              <w:pStyle w:val="Compact"/>
-              <w:jc w:val="left"/>
-            </w:pPr>
-            <w:r>
-              <w:t xml:space="preserve">Del</w:t>
+              <w:t xml:space="preserve">“</w:t>
+            </w:r>
+            <w:r>
+              <w:t xml:space="preserve">país de narcos</w:t>
+            </w:r>
+            <w:r>
+              <w:t xml:space="preserve">”</w:t>
             </w:r>
             <w:r>
               <w:t xml:space="preserve"> </w:t>
             </w:r>
             <w:r>
+              <w:t xml:space="preserve">al</w:t>
+            </w:r>
+            <w:r>
+              <w:t xml:space="preserve"> </w:t>
+            </w:r>
+            <w:r>
               <w:t xml:space="preserve">“</w:t>
             </w:r>
             <w:r>
-              <w:t xml:space="preserve">país de narcos</w:t>
+              <w:t xml:space="preserve">Jaguar Andino Democrático</w:t>
             </w:r>
             <w:r>
               <w:t xml:space="preserve">”</w:t>
             </w:r>
             <w:r>
-              <w:t xml:space="preserve"> </w:t>
-            </w:r>
-            <w:r>
-              <w:t xml:space="preserve">al</w:t>
-            </w:r>
-            <w:r>
-              <w:t xml:space="preserve"> </w:t>
-            </w:r>
-            <w:r>
-              <w:t xml:space="preserve">“</w:t>
-            </w:r>
-            <w:r>
-              <w:t xml:space="preserve">Tigre Andino Democrático</w:t>
-            </w:r>
-            <w:r>
-              <w:t xml:space="preserve">”</w:t>
-            </w:r>
-            <w:r>
-              <w:t xml:space="preserve"> </w:t>
-            </w:r>
-            <w:r>
-              <w:t xml:space="preserve">— país que exporta instituciones, cacao, biotecnología y patrulleras.</w:t>
+              <w:t xml:space="preserve">, país que exporta instituciones, cacao, biotecnología y patrulleras.</w:t>
             </w:r>
           </w:p>
         </w:tc>
@@ -916,7 +904,7 @@
           <w:iCs/>
           <w:i/>
         </w:rPr>
-        <w:t xml:space="preserve">Una advertencia honesta: ningún gobierno llega a 2042 solo. Esta visión requiere cuatro gobiernos de distinto signo que mantengan la dirección estratégica aunque cambien las tácticas. No es ingenuidad — es el único modelo que ha funcionado (Corea del Sur, Estonia, Chile, Singapur): décadas de continuidad en las apuestas fundamentales. El programa diseña las instituciones que hacen posible esa continuidad incluso cuando cambia quien gobierna — y, en esta versión, sin atar de manos al sucesor que tenga evidencia para corregir.</w:t>
+        <w:t xml:space="preserve">Una advertencia honesta: ningún gobierno llega a 2042 solo. Esta visión requiere cuatro gobiernos de distinto signo que mantengan la dirección estratégica aunque cambien las tácticas. No es ingenuidad, es el único modelo que ha funcionado (Corea del Sur, Estonia, Chile, Singapur): décadas de continuidad en las apuestas fundamentales. El programa diseña las instituciones que hacen posible esa continuidad incluso cuando cambia quien gobierna, y, en esta versión, sin atar de manos al sucesor que tenga evidencia para corregir.</w:t>
       </w:r>
     </w:p>
     <w:p>
@@ -934,7 +922,7 @@
         <w:pStyle w:val="Heading1"/>
       </w:pPr>
       <w:r>
-        <w:t xml:space="preserve">0. El Modelo de País — La Brújula</w:t>
+        <w:t xml:space="preserve">0. El Modelo de País: La Brújula</w:t>
       </w:r>
     </w:p>
     <w:p>
@@ -1168,7 +1156,7 @@
               <w:jc w:val="left"/>
             </w:pPr>
             <w:r>
-              <w:t xml:space="preserve">Deuda salud ~$33B pese a 99% cobertura; déficit ~6.4–7% PIB; deuda hacia el 70%; calificación BB</w:t>
+              <w:t xml:space="preserve">Deuda salud ~$33B pese a 99% cobertura; déficit ~6.4-7% PIB; deuda hacia el 70%; calificación BB</w:t>
             </w:r>
           </w:p>
         </w:tc>
@@ -1240,7 +1228,7 @@
         <w:t xml:space="preserve"> </w:t>
       </w:r>
       <w:r>
-        <w:t xml:space="preserve">el éxito no es el espectáculo — es el cambio estructural.</w:t>
+        <w:t xml:space="preserve">el éxito no es el espectáculo, es el cambio estructural.</w:t>
       </w:r>
     </w:p>
     <w:p>
@@ -1369,10 +1357,7 @@
         <w:t xml:space="preserve">La carga</w:t>
       </w:r>
       <w:r>
-        <w:t xml:space="preserve"> </w:t>
-      </w:r>
-      <w:r>
-        <w:t xml:space="preserve">—en seguridad, impuestos y ajuste— nunca recae sobre los más pobres.</w:t>
+        <w:t xml:space="preserve">, en seguridad, impuestos y ajuste, nunca recae sobre los más pobres.</w:t>
       </w:r>
     </w:p>
     <w:p>
@@ -1397,7 +1382,7 @@
         <w:pStyle w:val="FirstParagraph"/>
       </w:pPr>
       <w:r>
-        <w:t xml:space="preserve">En cada nodo prioritario se despliegan simultáneamente seguridad + economía + servicios + instituciones + tierra. El problema de empleo y el de seguridad son el mismo problema —ausencia de Estado— y se resuelven juntos.</w:t>
+        <w:t xml:space="preserve">En cada nodo prioritario se despliegan simultáneamente seguridad + economía + servicios + instituciones + tierra. El problema de empleo y el de seguridad son el mismo problema, ausencia de Estado, y se resuelven juntos.</w:t>
       </w:r>
     </w:p>
     <w:bookmarkStart w:id="26" w:name="fases-de-despliegue-por-nodo"/>
@@ -1683,7 +1668,7 @@
         <w:pStyle w:val="Heading2"/>
       </w:pPr>
       <w:r>
-        <w:t xml:space="preserve">3.2 Nodos Ola 1 — Criterio técnico, no clientelista</w:t>
+        <w:t xml:space="preserve">3.2 Nodos Ola 1: Criterio técnico, no clientelista</w:t>
       </w:r>
     </w:p>
     <w:p>
@@ -1781,7 +1766,7 @@
               <w:jc w:val="left"/>
             </w:pPr>
             <w:r>
-              <w:t xml:space="preserve">Córdoba — Caribe</w:t>
+              <w:t xml:space="preserve">Córdoba, Caribe</w:t>
             </w:r>
           </w:p>
         </w:tc>
@@ -1831,7 +1816,7 @@
               <w:jc w:val="left"/>
             </w:pPr>
             <w:r>
-              <w:t xml:space="preserve">Caquetá — Amazonía</w:t>
+              <w:t xml:space="preserve">Caquetá, Amazonía</w:t>
             </w:r>
           </w:p>
         </w:tc>
@@ -1881,7 +1866,7 @@
               <w:jc w:val="left"/>
             </w:pPr>
             <w:r>
-              <w:t xml:space="preserve">Cesar — Caribe</w:t>
+              <w:t xml:space="preserve">Cesar, Caribe</w:t>
             </w:r>
           </w:p>
         </w:tc>
@@ -1926,7 +1911,7 @@
         <w:t xml:space="preserve"> </w:t>
       </w:r>
       <w:r>
-        <w:t xml:space="preserve">la expansión la dispara el resultado, no el calendario. Los nodos descartados para Ola 1 (Catatumbo, Tumaco, Guaviare) tienen Ola programada — no lista de espera indefinida (ver 3.7).</w:t>
+        <w:t xml:space="preserve">la expansión la dispara el resultado, no el calendario. Los nodos descartados para Ola 1 (Catatumbo, Tumaco, Guaviare) tienen Ola programada, no lista de espera indefinida (ver 3.7).</w:t>
       </w:r>
     </w:p>
     <w:bookmarkEnd w:id="27"/>
@@ -1936,7 +1921,7 @@
         <w:pStyle w:val="Heading2"/>
       </w:pPr>
       <w:r>
-        <w:t xml:space="preserve">3.3 Protocolo de selección de nodos — criterios permanentes, datos frescos</w:t>
+        <w:t xml:space="preserve">3.3 Protocolo de selección de nodos: criterios permanentes, datos frescos</w:t>
       </w:r>
     </w:p>
     <w:p>
@@ -2039,7 +2024,7 @@
               <w:jc w:val="left"/>
             </w:pPr>
             <w:r>
-              <w:t xml:space="preserve">Tendencia de seguridad (homicidios — tendencia a 18 meses)</w:t>
+              <w:t xml:space="preserve">Tendencia de seguridad (homicidios, tendencia a 18 meses)</w:t>
             </w:r>
           </w:p>
         </w:tc>
@@ -2075,7 +2060,7 @@
               <w:jc w:val="left"/>
             </w:pPr>
             <w:r>
-              <w:t xml:space="preserve">No el nivel — la tendencia. Caída sostenida 18 meses = probabilidad alta de consolidación. La ventana distingue tendencia de ruido.</w:t>
+              <w:t xml:space="preserve">No el nivel, la tendencia. Caída sostenida 18 meses = probabilidad alta de consolidación. La ventana distingue tendencia de ruido.</w:t>
             </w:r>
           </w:p>
         </w:tc>
@@ -2113,7 +2098,7 @@
               <w:jc w:val="left"/>
             </w:pPr>
             <w:r>
-              <w:t xml:space="preserve">DANE — Encuesta de Calidad de Vida</w:t>
+              <w:t xml:space="preserve">DANE, Encuesta de Calidad de Vida</w:t>
             </w:r>
           </w:p>
         </w:tc>
@@ -2225,7 +2210,7 @@
               <w:jc w:val="left"/>
             </w:pPr>
             <w:r>
-              <w:t xml:space="preserve">No capacidad alta — mínima. Descarta municipios donde el equipo territorial llegaría a un vacío total.</w:t>
+              <w:t xml:space="preserve">No capacidad alta, mínima. Descarta municipios donde el equipo territorial llegaría a un vacío total.</w:t>
             </w:r>
           </w:p>
         </w:tc>
@@ -2306,7 +2291,7 @@
         <w:pStyle w:val="Heading3"/>
       </w:pPr>
       <w:r>
-        <w:t xml:space="preserve">3.3.2 El protocolo de selección — cuándo, cómo y con qué datos</w:t>
+        <w:t xml:space="preserve">3.3.2 El protocolo de selección: cuándo, cómo y con qué datos</w:t>
       </w:r>
     </w:p>
     <w:tbl>
@@ -2396,19 +2381,19 @@
               <w:jc w:val="left"/>
             </w:pPr>
             <w:r>
-              <w:t xml:space="preserve">Transición (may–jul 2026), con datos de los 18 meses previos</w:t>
-            </w:r>
-          </w:p>
-        </w:tc>
-        <w:tc>
-          <w:tcPr/>
-          <w:p>
-            <w:pPr>
-              <w:pStyle w:val="Compact"/>
-              <w:jc w:val="left"/>
-            </w:pPr>
-            <w:r>
-              <w:t xml:space="preserve">DANE Q1 2026 + Medicina Legal ene–jun 2026 + UPRA 2025 + IGAC 2025</w:t>
+              <w:t xml:space="preserve">Transición (may-jul 2026), con datos de los 18 meses previos</w:t>
+            </w:r>
+          </w:p>
+        </w:tc>
+        <w:tc>
+          <w:tcPr/>
+          <w:p>
+            <w:pPr>
+              <w:pStyle w:val="Compact"/>
+              <w:jc w:val="left"/>
+            </w:pPr>
+            <w:r>
+              <w:t xml:space="preserve">DANE Q1 2026 + Medicina Legal ene-jun 2026 + UPRA 2025 + IGAC 2025</w:t>
             </w:r>
           </w:p>
         </w:tc>
@@ -2541,7 +2526,7 @@
         <w:pStyle w:val="Heading3"/>
       </w:pPr>
       <w:r>
-        <w:t xml:space="preserve">3.3.3 Velocidad de ejecución — el protocolo de los 100 días</w:t>
+        <w:t xml:space="preserve">3.3.3 Velocidad de ejecución: el protocolo de los 100 días</w:t>
       </w:r>
     </w:p>
     <w:p>
@@ -2640,7 +2625,7 @@
               <w:jc w:val="left"/>
             </w:pPr>
             <w:r>
-              <w:t xml:space="preserve">1–7</w:t>
+              <w:t xml:space="preserve">1-7</w:t>
             </w:r>
           </w:p>
         </w:tc>
@@ -2702,7 +2687,7 @@
               <w:jc w:val="left"/>
             </w:pPr>
             <w:r>
-              <w:t xml:space="preserve">1–14</w:t>
+              <w:t xml:space="preserve">1-14</w:t>
             </w:r>
           </w:p>
         </w:tc>
@@ -2764,7 +2749,7 @@
               <w:jc w:val="left"/>
             </w:pPr>
             <w:r>
-              <w:t xml:space="preserve">15–30</w:t>
+              <w:t xml:space="preserve">15-30</w:t>
             </w:r>
           </w:p>
         </w:tc>
@@ -2826,7 +2811,7 @@
               <w:jc w:val="left"/>
             </w:pPr>
             <w:r>
-              <w:t xml:space="preserve">30–60</w:t>
+              <w:t xml:space="preserve">30-60</w:t>
             </w:r>
           </w:p>
         </w:tc>
@@ -2888,7 +2873,7 @@
               <w:jc w:val="left"/>
             </w:pPr>
             <w:r>
-              <w:t xml:space="preserve">60–100</w:t>
+              <w:t xml:space="preserve">60-100</w:t>
             </w:r>
           </w:p>
         </w:tc>
@@ -3225,7 +3210,7 @@
               <w:jc w:val="left"/>
             </w:pPr>
             <w:r>
-              <w:t xml:space="preserve">Puede seleccionar nuevos nodos con el mismo IPN. No puede cancelar nodos en Fase 1 o 2 sin costos contractuales — salvo por la vía de</w:t>
+              <w:t xml:space="preserve">Puede seleccionar nuevos nodos con el mismo IPN. No puede cancelar nodos en Fase 1 o 2 sin costos contractuales, salvo por la vía de</w:t>
             </w:r>
             <w:r>
               <w:t xml:space="preserve"> </w:t>
@@ -3253,7 +3238,7 @@
               <w:jc w:val="left"/>
             </w:pPr>
             <w:r>
-              <w:t xml:space="preserve">Moverse es más barato que quedarse solo para nodos no empezados; una vez empezado, el costo de salida supera el beneficio político de cancelar — excepto cuando la evidencia justifica la salida.</w:t>
+              <w:t xml:space="preserve">Moverse es más barato que quedarse solo para nodos no empezados; una vez empezado, el costo de salida supera el beneficio político de cancelar, excepto cuando la evidencia justifica la salida.</w:t>
             </w:r>
           </w:p>
         </w:tc>
@@ -3267,7 +3252,7 @@
         <w:pStyle w:val="Heading2"/>
       </w:pPr>
       <w:r>
-        <w:t xml:space="preserve">3.4 Blindaje de los nodos — difíciles de deshacer por capricho, no de corregir por evidencia</w:t>
+        <w:t xml:space="preserve">3.4 Blindaje de los nodos: difíciles de deshacer por capricho, no de corregir por evidencia</w:t>
       </w:r>
     </w:p>
     <w:p>
@@ -3275,7 +3260,7 @@
         <w:pStyle w:val="FirstParagraph"/>
       </w:pPr>
       <w:r>
-        <w:t xml:space="preserve">El riesgo central del modelo no es técnico — es político. Un sucesor puede dejar de mandar equipos, reasignar el presupuesto fiduciario o dejar de priorizar sin derogar ley alguna. Este apartado construye capas de irreversibilidad</w:t>
+        <w:t xml:space="preserve">El riesgo central del modelo no es técnico, es político. Un sucesor puede dejar de mandar equipos, reasignar el presupuesto fiduciario o dejar de priorizar sin derogar ley alguna. Este apartado construye capas de irreversibilidad</w:t>
       </w:r>
       <w:r>
         <w:t xml:space="preserve"> </w:t>
@@ -3309,7 +3294,7 @@
         <w:t xml:space="preserve"> </w:t>
       </w:r>
       <w:r>
-        <w:t xml:space="preserve">la irreversibilidad no se decreta — se construye interés por interés. Pero cada capa incluye una salida transparente para el caso en que el nodo, medido contra sus propias métricas pre-registradas, haya fracasado.</w:t>
+        <w:t xml:space="preserve">la irreversibilidad no se decreta, se construye interés por interés. Pero cada capa incluye una salida transparente para el caso en que el nodo, medido contra sus propias métricas pre-registradas, haya fracasado.</w:t>
       </w:r>
     </w:p>
     <w:bookmarkStart w:id="33" w:name="las-seis-capas-de-irreversibilidad"/>
@@ -3330,7 +3315,7 @@
           <w:bCs/>
           <w:b/>
         </w:rPr>
-        <w:t xml:space="preserve">Capa 1 — Propiedad comunitaria real (la más poderosa).</w:t>
+        <w:t xml:space="preserve">Capa 1: Propiedad comunitaria real (la más poderosa).</w:t>
       </w:r>
       <w:r>
         <w:t xml:space="preserve"> </w:t>
@@ -3348,7 +3333,7 @@
           <w:bCs/>
           <w:b/>
         </w:rPr>
-        <w:t xml:space="preserve">Capa 2 — Concesiones y contratos de largo plazo.</w:t>
+        <w:t xml:space="preserve">Capa 2: Concesiones y contratos de largo plazo.</w:t>
       </w:r>
     </w:p>
     <w:tbl>
@@ -3588,7 +3573,7 @@
               <w:jc w:val="left"/>
             </w:pPr>
             <w:r>
-              <w:t xml:space="preserve">15–25 años (APP)</w:t>
+              <w:t xml:space="preserve">15-25 años (APP)</w:t>
             </w:r>
           </w:p>
         </w:tc>
@@ -3625,10 +3610,7 @@
               <w:t xml:space="preserve">Solo se activan sobre nodos que pasaron la verificación de Fase 1</w:t>
             </w:r>
             <w:r>
-              <w:t xml:space="preserve"> </w:t>
-            </w:r>
-            <w:r>
-              <w:t xml:space="preserve">— no se blinda lo no probado.</w:t>
+              <w:t xml:space="preserve">, no se blinda lo no probado.</w:t>
             </w:r>
           </w:p>
         </w:tc>
@@ -3693,7 +3675,7 @@
           <w:bCs/>
           <w:b/>
         </w:rPr>
-        <w:t xml:space="preserve">Capa 3 — Coaliciones con interés económico directo.</w:t>
+        <w:t xml:space="preserve">Capa 3: Coaliciones con interés económico directo.</w:t>
       </w:r>
       <w:r>
         <w:t xml:space="preserve"> </w:t>
@@ -3711,7 +3693,7 @@
           <w:bCs/>
           <w:b/>
         </w:rPr>
-        <w:t xml:space="preserve">Capa 4 — Institucionalización en ley y norma.</w:t>
+        <w:t xml:space="preserve">Capa 4: Institucionalización en ley y norma.</w:t>
       </w:r>
     </w:p>
     <w:tbl>
@@ -3940,7 +3922,7 @@
               <w:jc w:val="left"/>
             </w:pPr>
             <w:r>
-              <w:t xml:space="preserve">Años 1–2</w:t>
+              <w:t xml:space="preserve">Años 1-2</w:t>
             </w:r>
           </w:p>
         </w:tc>
@@ -4017,7 +3999,7 @@
           <w:bCs/>
           <w:b/>
         </w:rPr>
-        <w:t xml:space="preserve">Capa 5 — Datos abiertos como seguro de doble vía.</w:t>
+        <w:t xml:space="preserve">Capa 5: Datos abiertos como seguro de doble vía.</w:t>
       </w:r>
       <w:r>
         <w:t xml:space="preserve"> </w:t>
@@ -4051,13 +4033,13 @@
           <w:bCs/>
           <w:b/>
         </w:rPr>
-        <w:t xml:space="preserve">Capa 6 — Graduación como incentivo (no abandono).</w:t>
+        <w:t xml:space="preserve">Capa 6: Graduación como incentivo (no abandono).</w:t>
       </w:r>
       <w:r>
         <w:t xml:space="preserve"> </w:t>
       </w:r>
       <w:r>
-        <w:t xml:space="preserve">Cuando un nodo completa la Fase 2 con indicadores sostenidos 24 meses, los recursos del equipo territorial se reciclan al siguiente nodo. La infraestructura, los contratos, las EOC y las cooperativas quedan. El nodo no se abandona — se hace autosuficiente.</w:t>
+        <w:t xml:space="preserve">Cuando un nodo completa la Fase 2 con indicadores sostenidos 24 meses, los recursos del equipo territorial se reciclan al siguiente nodo. La infraestructura, los contratos, las EOC y las cooperativas quedan. El nodo no se abandona, se hace autosuficiente.</w:t>
       </w:r>
     </w:p>
     <w:bookmarkEnd w:id="33"/>
@@ -4067,7 +4049,7 @@
         <w:pStyle w:val="Heading3"/>
       </w:pPr>
       <w:r>
-        <w:t xml:space="preserve">3.4.3 El umbral de irreversibilidad — por qué la escala importa</w:t>
+        <w:t xml:space="preserve">3.4.3 El umbral de irreversibilidad: por qué la escala importa</w:t>
       </w:r>
     </w:p>
     <w:p>
@@ -4104,10 +4086,7 @@
         <w:t xml:space="preserve">reabsorberlo</w:t>
       </w:r>
       <w:r>
-        <w:t xml:space="preserve"> </w:t>
-      </w:r>
-      <w:r>
-        <w:t xml:space="preserve">— no derogando ninguna ley, sino erosionándolo de a poco. Por eso el blindaje no es solo legal: es de masa crítica.</w:t>
+        <w:t xml:space="preserve">, no derogando ninguna ley, sino erosionándolo de a poco. Por eso el blindaje no es solo legal: es de masa crítica.</w:t>
       </w:r>
     </w:p>
     <w:tbl>
@@ -4239,7 +4218,7 @@
               <w:jc w:val="left"/>
             </w:pPr>
             <w:r>
-              <w:t xml:space="preserve">El programa reconoce que un nodo a medio construir es frágil de un modo cualitativamente distinto a uno graduado. La prioridad no es abrir muchos nodos — es llevar pocos por encima del umbral antes de abrir los siguientes (coherente con el activador por resultado).</w:t>
+              <w:t xml:space="preserve">El programa reconoce que un nodo a medio construir es frágil de un modo cualitativamente distinto a uno graduado. La prioridad no es abrir muchos nodos, es llevar pocos por encima del umbral antes de abrir los siguientes (coherente con el activador por resultado).</w:t>
             </w:r>
           </w:p>
         </w:tc>
@@ -4252,7 +4231,7 @@
         <w:pStyle w:val="Heading3"/>
       </w:pPr>
       <w:r>
-        <w:t xml:space="preserve">3.4.2 Sunset por fracaso — la rampa de salida legítima (nuevo)</w:t>
+        <w:t xml:space="preserve">3.4.2 Sunset por fracaso: la rampa de salida legítima (nuevo)</w:t>
       </w:r>
     </w:p>
     <w:p>
@@ -4511,7 +4490,7 @@
         <w:pStyle w:val="BlockText"/>
       </w:pPr>
       <w:r>
-        <w:t xml:space="preserve">Un nodo en Fase 3 (graduado) tiene EOC propietaria, empresas con inversión activa, empleo verificable y datos abiertos. Desmantelarlo por capricho exige desmantelar todo eso — costo que ningún gobierno racional paga. Desmontarlo por fracaso probado, en cambio, tiene una vía limpia. Esa simetría es lo que hace al blindaje compatible con la democracia.</w:t>
+        <w:t xml:space="preserve">Un nodo en Fase 3 (graduado) tiene EOC propietaria, empresas con inversión activa, empleo verificable y datos abiertos. Desmantelarlo por capricho exige desmantelar todo eso, costo que ningún gobierno racional paga. Desmontarlo por fracaso probado, en cambio, tiene una vía limpia. Esa simetría es lo que hace al blindaje compatible con la democracia.</w:t>
       </w:r>
     </w:p>
     <w:bookmarkEnd w:id="35"/>
@@ -4522,7 +4501,7 @@
         <w:pStyle w:val="Heading2"/>
       </w:pPr>
       <w:r>
-        <w:t xml:space="preserve">3.5 El Piso Universal — lo que el programa entrega a todos (nuevo, al frente)</w:t>
+        <w:t xml:space="preserve">3.5 El Piso Universal: lo que el programa entrega a todos (nuevo, al frente)</w:t>
       </w:r>
     </w:p>
     <w:p>
@@ -4611,7 +4590,7 @@
               <w:jc w:val="left"/>
             </w:pPr>
             <w:r>
-              <w:t xml:space="preserve">Giro directo automático en salud (fin del carámbano hospitalario)</w:t>
+              <w:t xml:space="preserve">Giro directo automático en salud (fin del lío hospitalario)</w:t>
             </w:r>
           </w:p>
         </w:tc>
@@ -4872,7 +4851,7 @@
         <w:pStyle w:val="Heading2"/>
       </w:pPr>
       <w:r>
-        <w:t xml:space="preserve">3.6 Nodo de aprendizaje difícil — un piloto de Fase 0 en zona dura (nuevo)</w:t>
+        <w:t xml:space="preserve">3.6 Nodo de aprendizaje difícil: un piloto de Fase 0 en zona dura (nuevo)</w:t>
       </w:r>
     </w:p>
     <w:p>
@@ -4896,7 +4875,7 @@
         <w:t xml:space="preserve"> </w:t>
       </w:r>
       <w:r>
-        <w:t xml:space="preserve">en una zona de conflicto activo —candidatos: Catatumbo, Tumaco o Guaviare— limitado a</w:t>
+        <w:t xml:space="preserve">en una zona de conflicto activo, candidatos: Catatumbo, Tumaco o Guaviare, limitado a</w:t>
       </w:r>
       <w:r>
         <w:t xml:space="preserve"> </w:t>
@@ -5096,7 +5075,7 @@
         <w:pStyle w:val="Heading2"/>
       </w:pPr>
       <w:r>
-        <w:t xml:space="preserve">3.7 Plazo de revisión — que una Ola 1 estancada no congele a todos (nuevo)</w:t>
+        <w:t xml:space="preserve">3.7 Plazo de revisión: que una Ola 1 estancada no congele a todos (nuevo)</w:t>
       </w:r>
     </w:p>
     <w:p>
@@ -5104,7 +5083,7 @@
         <w:pStyle w:val="FirstParagraph"/>
       </w:pPr>
       <w:r>
-        <w:t xml:space="preserve">El activador por resultado tiene un riesgo: si la Ola 1 se atasca, las olas siguientes —y los municipios que esperan— quedan congelados indefinidamente. La regla de revisión lo evita sin romper la disciplina del activador.</w:t>
+        <w:t xml:space="preserve">El activador por resultado tiene un riesgo: si la Ola 1 se atasca, las olas siguientes, y los municipios que esperan, quedan congelados indefinidamente. La regla de revisión lo evita sin romper la disciplina del activador.</w:t>
       </w:r>
     </w:p>
     <w:p>
@@ -5176,7 +5155,7 @@
         <w:t xml:space="preserve"> </w:t>
       </w:r>
       <w:r>
-        <w:t xml:space="preserve">(corregible — se activan los protocolos de destrabe del Frente VIII) o</w:t>
+        <w:t xml:space="preserve">(corregible: se activan los protocolos de destrabe del Frente VIII) o</w:t>
       </w:r>
       <w:r>
         <w:t xml:space="preserve"> </w:t>
@@ -5222,7 +5201,7 @@
         <w:pStyle w:val="Heading1"/>
       </w:pPr>
       <w:r>
-        <w:t xml:space="preserve">Frente I — Empleo de Calidad y Desarrollo de la Periferia</w:t>
+        <w:t xml:space="preserve">Frente I: Empleo de Calidad y Desarrollo de la Periferia</w:t>
       </w:r>
     </w:p>
     <w:p>
@@ -5404,7 +5383,7 @@
               <w:jc w:val="left"/>
             </w:pPr>
             <w:r>
-              <w:t xml:space="preserve">Años 1–2</w:t>
+              <w:t xml:space="preserve">Años 1-2</w:t>
             </w:r>
           </w:p>
         </w:tc>
@@ -5554,7 +5533,7 @@
               <w:jc w:val="left"/>
             </w:pPr>
             <w:r>
-              <w:t xml:space="preserve">Años 1–8</w:t>
+              <w:t xml:space="preserve">Años 1-8</w:t>
             </w:r>
           </w:p>
         </w:tc>
@@ -5575,7 +5554,7 @@
         <w:t xml:space="preserve"> </w:t>
       </w:r>
       <w:r>
-        <w:t xml:space="preserve">servicios digitales (formal por naturaleza), turismo (alto multiplicador, bajo capital), agroindustria (requiere vías + energía + agua), bioeconomía (largo plazo, Amazonía/Pacífico), renovables (empleo construcción y operación), formalización de minería informal, y MRO aeronáutico y naval (exportación de alto valor — ver Frente X).</w:t>
+        <w:t xml:space="preserve">servicios digitales (formal por naturaleza), turismo (alto multiplicador, bajo capital), agroindustria (requiere vías + energía + agua), bioeconomía (largo plazo, Amazonía/Pacífico), renovables (empleo construcción y operación), formalización de minería informal, y MRO aeronáutico y naval (exportación de alto valor, ver Frente X).</w:t>
       </w:r>
     </w:p>
     <w:p>
@@ -5627,7 +5606,7 @@
         <w:t xml:space="preserve"> </w:t>
       </w:r>
       <w:r>
-        <w:t xml:space="preserve">no es solo el negocio propio — es que los hogares se diversifican hacia empleo asalariado más productivo, con frecuencia vía movilidad geográfica hacia polos de mayor demanda. Implicación de diseño: cada nodo construye explícitamente el puente al empleo asalariado formal (intermediación laboral, certificación SENA portable entre regiones, vínculo con las empresas ancla y con los polos urbanos del Frente XII) y</w:t>
+        <w:t xml:space="preserve">no es solo el negocio propio, es que los hogares se diversifican hacia empleo asalariado más productivo, con frecuencia vía movilidad geográfica hacia polos de mayor demanda. Implicación de diseño: cada nodo construye explícitamente el puente al empleo asalariado formal (intermediación laboral, certificación SENA portable entre regiones, vínculo con las empresas ancla y con los polos urbanos del Frente XII) y</w:t>
       </w:r>
       <w:r>
         <w:t xml:space="preserve"> </w:t>
@@ -5643,7 +5622,7 @@
         <w:t xml:space="preserve"> </w:t>
       </w:r>
       <w:r>
-        <w:t xml:space="preserve">la migración del trabajador formado. Un joven del Caquetá que se forma en el nodo y consigue empleo formal en Medellín es un éxito del programa, no una fuga — su PILA sigue contando y su remesa fortalece el nodo de origen.</w:t>
+        <w:t xml:space="preserve">la migración del trabajador formado. Un joven del Caquetá que se forma en el nodo y consigue empleo formal en Medellín es un éxito del programa, no una fuga, su PILA sigue contando y su remesa fortalece el nodo de origen.</w:t>
       </w:r>
     </w:p>
     <w:bookmarkEnd w:id="41"/>
@@ -5653,7 +5632,7 @@
         <w:pStyle w:val="Heading1"/>
       </w:pPr>
       <w:r>
-        <w:t xml:space="preserve">Frente II — Reforma Agraria Integral</w:t>
+        <w:t xml:space="preserve">Frente II: Reforma Agraria Integral</w:t>
       </w:r>
     </w:p>
     <w:p>
@@ -5785,7 +5764,7 @@
               <w:jc w:val="left"/>
             </w:pPr>
             <w:r>
-              <w:t xml:space="preserve">Años 1–8</w:t>
+              <w:t xml:space="preserve">Años 1-8</w:t>
             </w:r>
           </w:p>
         </w:tc>
@@ -5835,7 +5814,7 @@
               <w:jc w:val="left"/>
             </w:pPr>
             <w:r>
-              <w:t xml:space="preserve">Años 1–4</w:t>
+              <w:t xml:space="preserve">Años 1-4</w:t>
             </w:r>
           </w:p>
         </w:tc>
@@ -5885,7 +5864,7 @@
               <w:jc w:val="left"/>
             </w:pPr>
             <w:r>
-              <w:t xml:space="preserve">Años 2–8</w:t>
+              <w:t xml:space="preserve">Años 2-8</w:t>
             </w:r>
           </w:p>
         </w:tc>
@@ -5961,7 +5940,7 @@
               <w:jc w:val="left"/>
             </w:pPr>
             <w:r>
-              <w:t xml:space="preserve">No-enajenación 10 años; registro cruzado IGAC–ANT–PILA; informes semestrales públicos</w:t>
+              <w:t xml:space="preserve">No-enajenación 10 años; registro cruzado IGAC-ANT-PILA; informes semestrales públicos</w:t>
             </w:r>
           </w:p>
         </w:tc>
@@ -5997,7 +5976,7 @@
         <w:pStyle w:val="Heading2"/>
       </w:pPr>
       <w:r>
-        <w:t xml:space="preserve">Jurisdicción Agraria y Rural — ya creada, falta implementarla</w:t>
+        <w:t xml:space="preserve">Jurisdicción Agraria y Rural: ya creada, falta implementarla</w:t>
       </w:r>
     </w:p>
     <w:p>
@@ -6018,7 +5997,7 @@
         <w:t xml:space="preserve">ya existe</w:t>
       </w:r>
       <w:r>
-        <w:t xml:space="preserve">: el Acto Legislativo 03 de 2023 la incorporó a la Constitución y la Ley Estatutaria 2570 de 2026 definió su estructura. El trabajo del programa no es crearla — es</w:t>
+        <w:t xml:space="preserve">: el Acto Legislativo 03 de 2023 la incorporó a la Constitución y la Ley Estatutaria 2570 de 2026 definió su estructura. El trabajo del programa no es crearla: es</w:t>
       </w:r>
       <w:r>
         <w:t xml:space="preserve"> </w:t>
@@ -6145,7 +6124,7 @@
               <w:jc w:val="left"/>
             </w:pPr>
             <w:r>
-              <w:t xml:space="preserve">Años 1–2</w:t>
+              <w:t xml:space="preserve">Años 1-2</w:t>
             </w:r>
           </w:p>
         </w:tc>
@@ -6316,7 +6295,7 @@
         <w:t xml:space="preserve"> </w:t>
       </w:r>
       <w:r>
-        <w:t xml:space="preserve">la jurisdicción ya está constitucionalmente creada (AL 03/2023) y tiene su ley estatutaria de estructura (Ley 2570/2026). Lo pendiente es la ley ordinaria de procedimiento y, sobre todo, la implementación operativa y presupuestal — que depende del Consejo Superior de la Judicatura y del Gobierno, no de un nuevo trámite estatutario. Es, por tanto, mucho más factible de lo que parecía: el plan acelera y financia algo que el ordenamiento ya decidió.</w:t>
+        <w:t xml:space="preserve">la jurisdicción ya está constitucionalmente creada (AL 03/2023) y tiene su ley estatutaria de estructura (Ley 2570/2026). Lo pendiente es la ley ordinaria de procedimiento y, sobre todo, la implementación operativa y presupuestal, que depende del Consejo Superior de la Judicatura y del Gobierno, no de un nuevo trámite estatutario. Es, por tanto, mucho más factible de lo que parecía: el plan acelera y financia algo que el ordenamiento ya decidió.</w:t>
       </w:r>
     </w:p>
     <w:bookmarkEnd w:id="42"/>
@@ -6326,7 +6305,7 @@
         <w:pStyle w:val="Heading2"/>
       </w:pPr>
       <w:r>
-        <w:t xml:space="preserve">Tecnología de punta para el catastro — el multiplicador de velocidad</w:t>
+        <w:t xml:space="preserve">Tecnología de punta para el catastro: el multiplicador de velocidad</w:t>
       </w:r>
     </w:p>
     <w:p>
@@ -6334,7 +6313,7 @@
         <w:pStyle w:val="FirstParagraph"/>
       </w:pPr>
       <w:r>
-        <w:t xml:space="preserve">La meta de 750.000 ha/año exige duplicar la velocidad histórica del IGAC. Con detección automática de linderos por IA, drones y registro digital integrado, la productividad por técnico se multiplica de 3 a 5 veces. La tecnología no es adorno — es la condición de posibilidad de la meta.</w:t>
+        <w:t xml:space="preserve">La meta de 750.000 ha/año exige duplicar la velocidad histórica del IGAC. Con detección automática de linderos por IA, drones y registro digital integrado, la productividad por técnico se multiplica de 3 a 5 veces. La tecnología no es adorno, es la condición de posibilidad de la meta.</w:t>
       </w:r>
     </w:p>
     <w:p>
@@ -6482,7 +6461,7 @@
               <w:jc w:val="left"/>
             </w:pPr>
             <w:r>
-              <w:t xml:space="preserve">El técnico verifica, no mide. Productividad ×3–5.</w:t>
+              <w:t xml:space="preserve">El técnico verifica, no mide. Productividad ×3-5.</w:t>
             </w:r>
           </w:p>
         </w:tc>
@@ -6508,7 +6487,7 @@
               <w:jc w:val="left"/>
             </w:pPr>
             <w:r>
-              <w:t xml:space="preserve">Levantamiento fotogramétrico (500–2.000 ha/vuelo); LiDAR para dosel denso (Caquetá, Chocó)</w:t>
+              <w:t xml:space="preserve">Levantamiento fotogramétrico (500-2.000 ha/vuelo); LiDAR para dosel denso (Caquetá, Chocó)</w:t>
             </w:r>
           </w:p>
         </w:tc>
@@ -6570,7 +6549,7 @@
               <w:jc w:val="left"/>
             </w:pPr>
             <w:r>
-              <w:t xml:space="preserve">Requiere integración IGAC–ANT–SNR; articulado con la plataforma de trazabilidad</w:t>
+              <w:t xml:space="preserve">Requiere integración IGAC-ANT-SNR; articulado con la plataforma de trazabilidad</w:t>
             </w:r>
           </w:p>
         </w:tc>
@@ -6643,7 +6622,7 @@
         <w:pStyle w:val="BlockText"/>
       </w:pPr>
       <w:r>
-        <w:t xml:space="preserve">El cuello de botella del catastro no es la tecnología — es la integración. Hacer que IA-satelital, drones y registro operen como un sistema único articulado con ANT y SNR, con un solo ingreso de dato, es una decisión de arquitectura institucional, no una inversión tecnológica nueva.</w:t>
+        <w:t xml:space="preserve">El cuello de botella del catastro no es la tecnología, es la integración. Hacer que IA-satelital, drones y registro operen como un sistema único articulado con ANT y SNR, con un solo ingreso de dato, es una decisión de arquitectura institucional, no una inversión tecnológica nueva.</w:t>
       </w:r>
     </w:p>
     <w:bookmarkEnd w:id="43"/>
@@ -6654,7 +6633,7 @@
         <w:pStyle w:val="Heading1"/>
       </w:pPr>
       <w:r>
-        <w:t xml:space="preserve">Frente III — Seguridad, Soberanía e Inteligencia</w:t>
+        <w:t xml:space="preserve">Frente III: Seguridad, Soberanía e Inteligencia</w:t>
       </w:r>
     </w:p>
     <w:p>
@@ -7117,7 +7096,7 @@
         <w:t xml:space="preserve">”</w:t>
       </w:r>
       <w:r>
-        <w:t xml:space="preserve">: el grupo armado no opera abiertamente, ni recluta, ni extorsiona. Tropa + juez + médico + maestro entran juntos, en semanas. El éxito se mide en presencia estatal civil establecida y reclutamiento seco — no en bajas, lo que elimina el incentivo que generó los falsos positivos. Solo se aplica donde la tasa de homicidios ya desciende (salvo el nodo de aprendizaje de 3.6, que se mantiene en Fase 0).</w:t>
+        <w:t xml:space="preserve">: el grupo armado no opera abiertamente, ni recluta, ni extorsiona. Tropa + juez + médico + maestro entran juntos, en semanas. El éxito se mide en presencia estatal civil establecida y reclutamiento seco, no en bajas, lo que elimina el incentivo que generó los falsos positivos. Solo se aplica donde la tasa de homicidios ya desciende (salvo el nodo de aprendizaje de 3.6, que se mantiene en Fase 0).</w:t>
       </w:r>
     </w:p>
     <w:bookmarkEnd w:id="46"/>
@@ -7127,7 +7106,7 @@
         <w:pStyle w:val="Heading2"/>
       </w:pPr>
       <w:r>
-        <w:t xml:space="preserve">3.3 Capacidades de inteligencia — la brecha más urgente</w:t>
+        <w:t xml:space="preserve">3.3 Capacidades de inteligencia: la brecha más urgente</w:t>
       </w:r>
     </w:p>
     <w:p>
@@ -7135,7 +7114,7 @@
         <w:pStyle w:val="FirstParagraph"/>
       </w:pPr>
       <w:r>
-        <w:t xml:space="preserve">En 2025 la Fuerza Pública aumentó sus acciones 34% sin mejora de seguridad: el problema no es déficit de operaciones — es déficit de inteligencia y de justicia que consuma los resultados.</w:t>
+        <w:t xml:space="preserve">En 2025 la Fuerza Pública aumentó sus acciones 34% sin mejora de seguridad: el problema no es déficit de operaciones, es déficit de inteligencia y de justicia que consuma los resultados.</w:t>
       </w:r>
     </w:p>
     <w:tbl>
@@ -7299,7 +7278,7 @@
               <w:jc w:val="left"/>
             </w:pPr>
             <w:r>
-              <w:t xml:space="preserve">Años 1–2</w:t>
+              <w:t xml:space="preserve">Años 1-2</w:t>
             </w:r>
           </w:p>
         </w:tc>
@@ -7449,7 +7428,7 @@
               <w:jc w:val="left"/>
             </w:pPr>
             <w:r>
-              <w:t xml:space="preserve">Años 1–2</w:t>
+              <w:t xml:space="preserve">Años 1-2</w:t>
             </w:r>
           </w:p>
         </w:tc>
@@ -7499,7 +7478,7 @@
               <w:jc w:val="left"/>
             </w:pPr>
             <w:r>
-              <w:t xml:space="preserve">Años 1–3</w:t>
+              <w:t xml:space="preserve">Años 1-3</w:t>
             </w:r>
           </w:p>
         </w:tc>
@@ -7512,7 +7491,7 @@
         <w:pStyle w:val="Heading2"/>
       </w:pPr>
       <w:r>
-        <w:t xml:space="preserve">3.4 Jóvenes en Paz — cortar el reclutamiento desde la raíz</w:t>
+        <w:t xml:space="preserve">3.4 Jóvenes en Paz: cortar el reclutamiento desde la raíz</w:t>
       </w:r>
     </w:p>
     <w:p>
@@ -7520,7 +7499,7 @@
         <w:pStyle w:val="FirstParagraph"/>
       </w:pPr>
       <w:r>
-        <w:t xml:space="preserve">El reclutamiento no se detiene con operaciones — con empleo y futuro. El programa Jóvenes en Paz tiene resultados verificados: Quibdó 1.857 beneficiarios → homicidios −25.9%; Tumaco 1.127 jóvenes → −34%.</w:t>
+        <w:t xml:space="preserve">El reclutamiento no se detiene con operaciones, con empleo y futuro. El programa Jóvenes en Paz tiene resultados verificados: Quibdó 1.857 beneficiarios → homicidios −25.9%; Tumaco 1.127 jóvenes → −34%.</w:t>
       </w:r>
     </w:p>
     <w:tbl>
@@ -7747,7 +7726,7 @@
         <w:pStyle w:val="Heading2"/>
       </w:pPr>
       <w:r>
-        <w:t xml:space="preserve">3.5 Puente de ingreso para sustitución de coca — el eslabón que rompe el ciclo</w:t>
+        <w:t xml:space="preserve">3.5 Puente de ingreso para sustitución de coca: el eslabón que rompe el ciclo</w:t>
       </w:r>
     </w:p>
     <w:p>
@@ -7755,7 +7734,7 @@
         <w:pStyle w:val="FirstParagraph"/>
       </w:pPr>
       <w:r>
-        <w:t xml:space="preserve">Entre arrancar la coca y que el cultivo alternativo produzca ingreso pasan 8–24 meses. Sin ingreso en ese vacío, la familia regresa a la coca por necesidad. Cerrarlo es la condición de posibilidad de la sustitución voluntaria.</w:t>
+        <w:t xml:space="preserve">Entre arrancar la coca y que el cultivo alternativo produzca ingreso pasan 8-24 meses. Sin ingreso en ese vacío, la familia regresa a la coca por necesidad. Cerrarlo es la condición de posibilidad de la sustitución voluntaria.</w:t>
       </w:r>
     </w:p>
     <w:tbl>
@@ -7845,7 +7824,7 @@
               <w:jc w:val="left"/>
             </w:pPr>
             <w:r>
-              <w:t xml:space="preserve">Prioridad a familias que arrancan coca: escuelas, salud, vías terciarias, acueductos, reforestación. $1.5–2M/mes, 6 meses. Meta 500–1.000 empleos/nodo</w:t>
+              <w:t xml:space="preserve">Prioridad a familias que arrancan coca: escuelas, salud, vías terciarias, acueductos, reforestación. $1.5-2M/mes, 6 meses. Meta 500-1.000 empleos/nodo</w:t>
             </w:r>
           </w:p>
         </w:tc>
@@ -7895,7 +7874,7 @@
               <w:jc w:val="left"/>
             </w:pPr>
             <w:r>
-              <w:t xml:space="preserve">$5.000–8.000/ha: 50% al arrancar, 50% a los 6 meses con cultivo alternativo. Verificación por drones, no por papel</w:t>
+              <w:t xml:space="preserve">$5.000-8.000/ha: 50% al arrancar, 50% a los 6 meses con cultivo alternativo. Verificación por drones, no por papel</w:t>
             </w:r>
           </w:p>
         </w:tc>
@@ -8048,7 +8027,7 @@
         <w:pStyle w:val="BlockText"/>
       </w:pPr>
       <w:r>
-        <w:t xml:space="preserve">La verdadera soberanía es llenar el territorio de Estado — lo que además le quita a actores externos el pretexto barato para intervenir.</w:t>
+        <w:t xml:space="preserve">La verdadera soberanía es llenar el territorio de Estado, lo que además le quita a actores externos el pretexto barato para intervenir.</w:t>
       </w:r>
     </w:p>
     <w:bookmarkEnd w:id="50"/>
@@ -8059,7 +8038,7 @@
         <w:pStyle w:val="Heading1"/>
       </w:pPr>
       <w:r>
-        <w:t xml:space="preserve">Frente IV — Anticorrupción</w:t>
+        <w:t xml:space="preserve">Frente IV: Anticorrupción</w:t>
       </w:r>
     </w:p>
     <w:p>
@@ -8222,7 +8201,7 @@
               <w:jc w:val="left"/>
             </w:pPr>
             <w:r>
-              <w:t xml:space="preserve">Años 1–2</w:t>
+              <w:t xml:space="preserve">Años 1-2</w:t>
             </w:r>
           </w:p>
         </w:tc>
@@ -8362,7 +8341,7 @@
               <w:jc w:val="left"/>
             </w:pPr>
             <w:r>
-              <w:t xml:space="preserve">Años 1–3</w:t>
+              <w:t xml:space="preserve">Años 1-3</w:t>
             </w:r>
           </w:p>
         </w:tc>
@@ -8486,7 +8465,7 @@
               <w:jc w:val="left"/>
             </w:pPr>
             <w:r>
-              <w:t xml:space="preserve">Años 1–2</w:t>
+              <w:t xml:space="preserve">Años 1-2</w:t>
             </w:r>
           </w:p>
         </w:tc>
@@ -8548,7 +8527,7 @@
               <w:jc w:val="left"/>
             </w:pPr>
             <w:r>
-              <w:t xml:space="preserve">Años 1–2</w:t>
+              <w:t xml:space="preserve">Años 1-2</w:t>
             </w:r>
           </w:p>
         </w:tc>
@@ -8610,7 +8589,7 @@
               <w:jc w:val="left"/>
             </w:pPr>
             <w:r>
-              <w:t xml:space="preserve">Años 2–4</w:t>
+              <w:t xml:space="preserve">Años 2-4</w:t>
             </w:r>
           </w:p>
         </w:tc>
@@ -8635,7 +8614,7 @@
         <w:pStyle w:val="Heading1"/>
       </w:pPr>
       <w:r>
-        <w:t xml:space="preserve">Frente V — Sostenibilidad Fiscal</w:t>
+        <w:t xml:space="preserve">Frente V: Sostenibilidad Fiscal</w:t>
       </w:r>
     </w:p>
     <w:p>
@@ -8801,7 +8780,7 @@
               <w:jc w:val="left"/>
             </w:pPr>
             <w:r>
-              <w:t xml:space="preserve">Cruce DIAN–PILA–catastro; cobro corto; DIAN técnica e independiente.</w:t>
+              <w:t xml:space="preserve">Cruce DIAN-PILA-catastro; cobro corto; DIAN técnica e independiente.</w:t>
             </w:r>
             <w:r>
               <w:t xml:space="preserve"> </w:t>
@@ -8873,19 +8852,19 @@
               <w:jc w:val="left"/>
             </w:pPr>
             <w:r>
-              <w:t xml:space="preserve">+$10–15B/año</w:t>
-            </w:r>
-          </w:p>
-        </w:tc>
-        <w:tc>
-          <w:tcPr/>
-          <w:p>
-            <w:pPr>
-              <w:pStyle w:val="Compact"/>
-              <w:jc w:val="left"/>
-            </w:pPr>
-            <w:r>
-              <w:t xml:space="preserve">Años 1–3</w:t>
+              <w:t xml:space="preserve">+$10-15B/año</w:t>
+            </w:r>
+          </w:p>
+        </w:tc>
+        <w:tc>
+          <w:tcPr/>
+          <w:p>
+            <w:pPr>
+              <w:pStyle w:val="Compact"/>
+              <w:jc w:val="left"/>
+            </w:pPr>
+            <w:r>
+              <w:t xml:space="preserve">Años 1-3</w:t>
             </w:r>
           </w:p>
         </w:tc>
@@ -8945,19 +8924,19 @@
               <w:jc w:val="left"/>
             </w:pPr>
             <w:r>
-              <w:t xml:space="preserve">−$10–15B/año</w:t>
-            </w:r>
-          </w:p>
-        </w:tc>
-        <w:tc>
-          <w:tcPr/>
-          <w:p>
-            <w:pPr>
-              <w:pStyle w:val="Compact"/>
-              <w:jc w:val="left"/>
-            </w:pPr>
-            <w:r>
-              <w:t xml:space="preserve">Años 1–2</w:t>
+              <w:t xml:space="preserve">−$10-15B/año</w:t>
+            </w:r>
+          </w:p>
+        </w:tc>
+        <w:tc>
+          <w:tcPr/>
+          <w:p>
+            <w:pPr>
+              <w:pStyle w:val="Compact"/>
+              <w:jc w:val="left"/>
+            </w:pPr>
+            <w:r>
+              <w:t xml:space="preserve">Años 1-2</w:t>
             </w:r>
           </w:p>
         </w:tc>
@@ -9011,7 +8990,7 @@
               <w:jc w:val="left"/>
             </w:pPr>
             <w:r>
-              <w:t xml:space="preserve">−$5–8B/año en intereses</w:t>
+              <w:t xml:space="preserve">−$5-8B/año en intereses</w:t>
             </w:r>
           </w:p>
         </w:tc>
@@ -9077,19 +9056,19 @@
               <w:jc w:val="left"/>
             </w:pPr>
             <w:r>
-              <w:t xml:space="preserve">+$15–20B/año</w:t>
-            </w:r>
-          </w:p>
-        </w:tc>
-        <w:tc>
-          <w:tcPr/>
-          <w:p>
-            <w:pPr>
-              <w:pStyle w:val="Compact"/>
-              <w:jc w:val="left"/>
-            </w:pPr>
-            <w:r>
-              <w:t xml:space="preserve">Años 1–2</w:t>
+              <w:t xml:space="preserve">+$15-20B/año</w:t>
+            </w:r>
+          </w:p>
+        </w:tc>
+        <w:tc>
+          <w:tcPr/>
+          <w:p>
+            <w:pPr>
+              <w:pStyle w:val="Compact"/>
+              <w:jc w:val="left"/>
+            </w:pPr>
+            <w:r>
+              <w:t xml:space="preserve">Años 1-2</w:t>
             </w:r>
           </w:p>
         </w:tc>
@@ -9161,7 +9140,7 @@
               <w:jc w:val="left"/>
             </w:pPr>
             <w:r>
-              <w:t xml:space="preserve">Años 3–8</w:t>
+              <w:t xml:space="preserve">Años 3-8</w:t>
             </w:r>
           </w:p>
         </w:tc>
@@ -9184,7 +9163,7 @@
         <w:pStyle w:val="BlockText"/>
       </w:pPr>
       <w:r>
-        <w:t xml:space="preserve">Los años 1–2 son de ordenar la casa, no de repartir. El piso social (adulto mayor, primera infancia, vulnerable) queda fuera del ajuste.</w:t>
+        <w:t xml:space="preserve">Los años 1-2 son de ordenar la casa, no de repartir. El piso social (adulto mayor, primera infancia, vulnerable) queda fuera del ajuste.</w:t>
       </w:r>
       <w:r>
         <w:t xml:space="preserve"> </w:t>
@@ -9204,7 +9183,7 @@
         <w:pStyle w:val="Heading1"/>
       </w:pPr>
       <w:r>
-        <w:t xml:space="preserve">Frente VI — Salud</w:t>
+        <w:t xml:space="preserve">Frente VI: Salud</w:t>
       </w:r>
     </w:p>
     <w:p>
@@ -9386,7 +9365,7 @@
               <w:jc w:val="left"/>
             </w:pPr>
             <w:r>
-              <w:t xml:space="preserve">Años 1–2</w:t>
+              <w:t xml:space="preserve">Años 1-2</w:t>
             </w:r>
           </w:p>
         </w:tc>
@@ -9486,7 +9465,7 @@
               <w:jc w:val="left"/>
             </w:pPr>
             <w:r>
-              <w:t xml:space="preserve">Años 2–4</w:t>
+              <w:t xml:space="preserve">Años 2-4</w:t>
             </w:r>
           </w:p>
         </w:tc>
@@ -9549,7 +9528,7 @@
         <w:pStyle w:val="Heading1"/>
       </w:pPr>
       <w:r>
-        <w:t xml:space="preserve">Frente VII — Educación</w:t>
+        <w:t xml:space="preserve">Frente VII: Educación</w:t>
       </w:r>
     </w:p>
     <w:p>
@@ -9681,7 +9660,7 @@
               <w:jc w:val="left"/>
             </w:pPr>
             <w:r>
-              <w:t xml:space="preserve">Años 1–3</w:t>
+              <w:t xml:space="preserve">Años 1-3</w:t>
             </w:r>
           </w:p>
         </w:tc>
@@ -9781,7 +9760,7 @@
               <w:jc w:val="left"/>
             </w:pPr>
             <w:r>
-              <w:t xml:space="preserve">Años 1–3</w:t>
+              <w:t xml:space="preserve">Años 1-3</w:t>
             </w:r>
           </w:p>
         </w:tc>
@@ -9831,7 +9810,7 @@
               <w:jc w:val="left"/>
             </w:pPr>
             <w:r>
-              <w:t xml:space="preserve">Años 1–4</w:t>
+              <w:t xml:space="preserve">Años 1-4</w:t>
             </w:r>
           </w:p>
         </w:tc>
@@ -9894,7 +9873,7 @@
         <w:pStyle w:val="Heading1"/>
       </w:pPr>
       <w:r>
-        <w:t xml:space="preserve">Frente VIII — Capacidad Operativa del Estado</w:t>
+        <w:t xml:space="preserve">Frente VIII: Capacidad Operativa del Estado</w:t>
       </w:r>
     </w:p>
     <w:p>
@@ -9911,7 +9890,7 @@
         <w:pStyle w:val="Heading2"/>
       </w:pPr>
       <w:r>
-        <w:t xml:space="preserve">A. Talento humano — romper la carrera clientelista</w:t>
+        <w:t xml:space="preserve">A. Talento humano: romper la carrera clientelista</w:t>
       </w:r>
     </w:p>
     <w:tbl>
@@ -10051,7 +10030,7 @@
               <w:jc w:val="left"/>
             </w:pPr>
             <w:r>
-              <w:t xml:space="preserve">Los 40 cargos más críticos se concursan DURANTE la transición — hechos consumados el Día 1</w:t>
+              <w:t xml:space="preserve">Los 40 cargos más críticos se concursan DURANTE la transición, hechos consumados el Día 1</w:t>
             </w:r>
           </w:p>
         </w:tc>
@@ -10125,7 +10104,7 @@
               <w:jc w:val="left"/>
             </w:pPr>
             <w:r>
-              <w:t xml:space="preserve">Años 1–2</w:t>
+              <w:t xml:space="preserve">Años 1-2</w:t>
             </w:r>
           </w:p>
         </w:tc>
@@ -10244,13 +10223,13 @@
       </w:tr>
     </w:tbl>
     <w:bookmarkEnd w:id="56"/>
-    <w:bookmarkStart w:id="57" w:name="X342690028504017f8fc2c57dcb87b9e5f543216"/>
+    <w:bookmarkStart w:id="57" w:name="Xffafa52adae810e624d7bfe2f97d5251450d331"/>
     <w:p>
       <w:pPr>
         <w:pStyle w:val="Heading2"/>
       </w:pPr>
       <w:r>
-        <w:t xml:space="preserve">B. Ejecución presupuestal — eliminar el carámbano de fin de año</w:t>
+        <w:t xml:space="preserve">B. Ejecución presupuestal: eliminar el lío de fin de año</w:t>
       </w:r>
     </w:p>
     <w:tbl>
@@ -10590,7 +10569,7 @@
               <w:jc w:val="left"/>
             </w:pPr>
             <w:r>
-              <w:t xml:space="preserve">8–12 personas en Presidencia y 5 ministerios críticos, dedicadas a desbloquear ejecución. Pueden congelar preventivamente el siguiente desembolso ante incumplimiento verificado, escalar al presidente en &lt;48h, y ven el tablero de señales tempranas. Reportan al presidente</w:t>
+              <w:t xml:space="preserve">8-12 personas en Presidencia y 5 ministerios críticos, dedicadas a desbloquear ejecución. Pueden congelar preventivamente el siguiente desembolso ante incumplimiento verificado, escalar al presidente en &lt;48h, y ven el tablero de señales tempranas. Reportan al presidente</w:t>
             </w:r>
           </w:p>
         </w:tc>
@@ -10621,13 +10600,13 @@
       </w:tr>
     </w:tbl>
     <w:bookmarkEnd w:id="57"/>
-    <w:bookmarkStart w:id="58" w:name="Xb162f2cd9f86a2e0e07e26e04f517a235526d7d"/>
+    <w:bookmarkStart w:id="58" w:name="X124704e51a351247cd699b4f9032ed71edc02d9"/>
     <w:p>
       <w:pPr>
         <w:pStyle w:val="Heading2"/>
       </w:pPr>
       <w:r>
-        <w:t xml:space="preserve">C. Coordinación nación–territorio — autoridad real, dentro de la ley (reformulado)</w:t>
+        <w:t xml:space="preserve">C. Coordinación nación-territorio: autoridad real, dentro de la ley (reformulado)</w:t>
       </w:r>
     </w:p>
     <w:p>
@@ -10635,7 +10614,7 @@
         <w:pStyle w:val="FirstParagraph"/>
       </w:pPr>
       <w:r>
-        <w:t xml:space="preserve">El problema: el programa nombra un Gerente de Nodo pero las entidades con personería jurídica independiente (IGAC, ANT, INVIAS, Banco Agrario) no tienen obligación de responderle. La versión anterior pretendía resolverlo con mando directo —jurídicamente frágil—. Esta versión usa los dos instrumentos que</w:t>
+        <w:t xml:space="preserve">El problema: el programa nombra un Gerente de Nodo pero las entidades con personería jurídica independiente (IGAC, ANT, INVIAS, Banco Agrario) no tienen obligación de responderle. La versión anterior pretendía resolverlo con mando directo, jurídicamente frágil, . Esta versión usa los dos instrumentos que</w:t>
       </w:r>
       <w:r>
         <w:t xml:space="preserve"> </w:t>
@@ -11053,7 +11032,7 @@
               <w:t xml:space="preserve"> </w:t>
             </w:r>
             <w:r>
-              <w:t xml:space="preserve">de la siguiente asignación del Gerente —y su lugar en la vía rápida a la Alta Dirección Pública— se determina por su desempeño</w:t>
+              <w:t xml:space="preserve">de la siguiente asignación del Gerente, y su lugar en la vía rápida a la Alta Dirección Pública, se determina por su desempeño</w:t>
             </w:r>
             <w:r>
               <w:t xml:space="preserve"> </w:t>
@@ -11269,7 +11248,7 @@
         <w:pStyle w:val="Heading2"/>
       </w:pPr>
       <w:r>
-        <w:t xml:space="preserve">D. Contratación pública — de archivo a herramienta</w:t>
+        <w:t xml:space="preserve">D. Contratación pública: de archivo a herramienta</w:t>
       </w:r>
     </w:p>
     <w:tbl>
@@ -11413,7 +11392,7 @@
               <w:jc w:val="left"/>
             </w:pPr>
             <w:r>
-              <w:t xml:space="preserve">Años 1–2</w:t>
+              <w:t xml:space="preserve">Años 1-2</w:t>
             </w:r>
           </w:p>
         </w:tc>
@@ -11439,7 +11418,7 @@
               <w:jc w:val="left"/>
             </w:pPr>
             <w:r>
-              <w:t xml:space="preserve">Colombia Compra desarrolla en transición pliegos tipo para las 12 obras más comunes de nodo; el Equipo Territorial los adapta en 5 días — no los diseña en 60</w:t>
+              <w:t xml:space="preserve">Colombia Compra desarrolla en transición pliegos tipo para las 12 obras más comunes de nodo; el Equipo Territorial los adapta en 5 días, no los diseña en 60</w:t>
             </w:r>
           </w:p>
         </w:tc>
@@ -11539,7 +11518,7 @@
               <w:jc w:val="left"/>
             </w:pPr>
             <w:r>
-              <w:t xml:space="preserve">Medicamentos, papelería, combustible, tecnología: acuerdos marco; ahorro 20–30%</w:t>
+              <w:t xml:space="preserve">Medicamentos, papelería, combustible, tecnología: acuerdos marco; ahorro 20-30%</w:t>
             </w:r>
           </w:p>
         </w:tc>
@@ -11589,7 +11568,7 @@
               <w:jc w:val="left"/>
             </w:pPr>
             <w:r>
-              <w:t xml:space="preserve">Las impugnaciones de detalle de pliego (no del marco del Contrato de Habilitación) se resuelven por arbitraje en 30 días, no por contencioso de 2–3 años</w:t>
+              <w:t xml:space="preserve">Las impugnaciones de detalle de pliego (no del marco del Contrato de Habilitación) se resuelven por arbitraje en 30 días, no por contencioso de 2-3 años</w:t>
             </w:r>
           </w:p>
         </w:tc>
@@ -11883,7 +11862,7 @@
               <w:jc w:val="left"/>
             </w:pPr>
             <w:r>
-              <w:t xml:space="preserve">Las 5 universidades públicas regionales más cercanas aportan pasantes de último año con beca; el Equipo supervisa tesis aplicadas. 15–20 técnicos/año por nodo</w:t>
+              <w:t xml:space="preserve">Las 5 universidades públicas regionales más cercanas aportan pasantes de último año con beca; el Equipo supervisa tesis aplicadas. 15-20 técnicos/año por nodo</w:t>
             </w:r>
           </w:p>
         </w:tc>
@@ -11994,7 +11973,7 @@
         <w:pStyle w:val="BlockText"/>
       </w:pPr>
       <w:r>
-        <w:t xml:space="preserve">El listón crítico baja: no se necesita encontrar 60 personas perfectas, sino un núcleo sénior pequeño. La masa de trabajo técnico la cubren convenios universitarios y el Servicio, bajo supervisión — y la retención del talento clave se ata a la vía rápida hacia la Alta Dirección Pública (misma lógica de la Credencial de Ciudadanía Activa).</w:t>
+        <w:t xml:space="preserve">El listón crítico baja: no se necesita encontrar 60 personas perfectas, sino un núcleo sénior pequeño. La masa de trabajo técnico la cubren convenios universitarios y el Servicio, bajo supervisión, y la retención del talento clave se ata a la vía rápida hacia la Alta Dirección Pública (misma lógica de la Credencial de Ciudadanía Activa).</w:t>
       </w:r>
     </w:p>
     <w:bookmarkEnd w:id="61"/>
@@ -12005,7 +11984,7 @@
         <w:pStyle w:val="Heading1"/>
       </w:pPr>
       <w:r>
-        <w:t xml:space="preserve">Frente IX — Infraestructura Estratégica</w:t>
+        <w:t xml:space="preserve">Frente IX: Infraestructura Estratégica</w:t>
       </w:r>
     </w:p>
     <w:p>
@@ -12023,7 +12002,7 @@
         <w:t xml:space="preserve"> </w:t>
       </w:r>
       <w:r>
-        <w:t xml:space="preserve">Colombia no tiene déficit de proyectos anunciados — tiene déficit de proyectos terminados y activados. El mayor retorno está en activar lo que el país ya pagó, no en anunciar obras nuevas.</w:t>
+        <w:t xml:space="preserve">Colombia no tiene déficit de proyectos anunciados, tiene déficit de proyectos terminados y activados. El mayor retorno está en activar lo que el país ya pagó, no en anunciar obras nuevas.</w:t>
       </w:r>
     </w:p>
     <w:bookmarkStart w:id="63" w:name="prioridades-por-impactocosto"/>
@@ -12135,7 +12114,7 @@
               <w:jc w:val="left"/>
             </w:pPr>
             <w:r>
-              <w:t xml:space="preserve">Dragado de Buenaventura (canal 12.5m → 14–15m)</w:t>
+              <w:t xml:space="preserve">Dragado de Buenaventura (canal 12.5m → 14-15m)</w:t>
             </w:r>
           </w:p>
         </w:tc>
@@ -12159,7 +12138,7 @@
               <w:jc w:val="left"/>
             </w:pPr>
             <w:r>
-              <w:t xml:space="preserve">~$500–800 mil M</w:t>
+              <w:t xml:space="preserve">~$500-800 mil M</w:t>
             </w:r>
           </w:p>
         </w:tc>
@@ -12209,7 +12188,7 @@
               <w:jc w:val="left"/>
             </w:pPr>
             <w:r>
-              <w:t xml:space="preserve">−50.4% costos logísticos Bogotá–Caribe; 80% del PIB en la cuenca</w:t>
+              <w:t xml:space="preserve">−50.4% costos logísticos Bogotá-Caribe; 80% del PIB en la cuenca</w:t>
             </w:r>
           </w:p>
         </w:tc>
@@ -12233,7 +12212,7 @@
               <w:jc w:val="left"/>
             </w:pPr>
             <w:r>
-              <w:t xml:space="preserve">18–24 meses</w:t>
+              <w:t xml:space="preserve">18-24 meses</w:t>
             </w:r>
           </w:p>
         </w:tc>
@@ -12259,7 +12238,7 @@
               <w:jc w:val="left"/>
             </w:pPr>
             <w:r>
-              <w:t xml:space="preserve">Ferrocarril La Dorada–Chiriguaná + Tren del Caribe ($7B, listo para licitar)</w:t>
+              <w:t xml:space="preserve">Ferrocarril La Dorada-Chiriguaná + Tren del Caribe ($7B, listo para licitar)</w:t>
             </w:r>
           </w:p>
         </w:tc>
@@ -12295,7 +12274,7 @@
               <w:jc w:val="left"/>
             </w:pPr>
             <w:r>
-              <w:t xml:space="preserve">Licitar Año 1–2</w:t>
+              <w:t xml:space="preserve">Licitar Año 1-2</w:t>
             </w:r>
           </w:p>
         </w:tc>
@@ -12333,7 +12312,7 @@
               <w:jc w:val="left"/>
             </w:pPr>
             <w:r>
-              <w:t xml:space="preserve">−20–30% tarifas industriales; habilita nodos agroindustriales</w:t>
+              <w:t xml:space="preserve">−20-30% tarifas industriales; habilita nodos agroindustriales</w:t>
             </w:r>
           </w:p>
         </w:tc>
@@ -12357,7 +12336,7 @@
               <w:jc w:val="left"/>
             </w:pPr>
             <w:r>
-              <w:t xml:space="preserve">12–18 meses</w:t>
+              <w:t xml:space="preserve">12-18 meses</w:t>
             </w:r>
           </w:p>
         </w:tc>
@@ -12432,7 +12411,7 @@
         <w:pStyle w:val="Heading2"/>
       </w:pPr>
       <w:r>
-        <w:t xml:space="preserve">9.2 Puertos — qué hacer y qué no</w:t>
+        <w:t xml:space="preserve">9.2 Puertos: qué hacer y qué no</w:t>
       </w:r>
     </w:p>
     <w:tbl>
@@ -12509,7 +12488,7 @@
               <w:jc w:val="left"/>
             </w:pPr>
             <w:r>
-              <w:t xml:space="preserve">Dragado canal + vía de acceso Buga–Buenaventura</w:t>
+              <w:t xml:space="preserve">Dragado canal + vía de acceso Buga-Buenaventura</w:t>
             </w:r>
           </w:p>
         </w:tc>
@@ -12585,7 +12564,7 @@
               <w:jc w:val="left"/>
             </w:pPr>
             <w:r>
-              <w:t xml:space="preserve">Acompañar con vías y seguridad — no construir</w:t>
+              <w:t xml:space="preserve">Acompañar con vías y seguridad, no construir</w:t>
             </w:r>
           </w:p>
         </w:tc>
@@ -12635,7 +12614,7 @@
               <w:jc w:val="left"/>
             </w:pPr>
             <w:r>
-              <w:t xml:space="preserve">Sin vía, sin seguridad, sin consulta: el anuncio perfecto para no ejecutar. Proyecto del horizonte de 15–20 años.</w:t>
+              <w:t xml:space="preserve">Sin vía, sin seguridad, sin consulta: el anuncio perfecto para no ejecutar. Proyecto del horizonte de 15-20 años.</w:t>
             </w:r>
           </w:p>
         </w:tc>
@@ -12649,7 +12628,7 @@
         <w:pStyle w:val="Heading1"/>
       </w:pPr>
       <w:r>
-        <w:t xml:space="preserve">Frente X — Industria Avanzada y Capacidad Tecnológica</w:t>
+        <w:t xml:space="preserve">Frente X: Industria Avanzada y Capacidad Tecnológica</w:t>
       </w:r>
     </w:p>
     <w:p>
@@ -12657,7 +12636,7 @@
         <w:pStyle w:val="FirstParagraph"/>
       </w:pPr>
       <w:r>
-        <w:t xml:space="preserve">No es paralelo a los demás — es la capa de valor agregado que el programa ya construye. La tecnología avanzada es el siguiente eslabón de cadenas que los frentes anteriores activan.</w:t>
+        <w:t xml:space="preserve">No es paralelo a los demás, es la capa de valor agregado que el programa ya construye. La tecnología avanzada es el siguiente eslabón de cadenas que los frentes anteriores activan.</w:t>
       </w:r>
     </w:p>
     <w:bookmarkStart w:id="66" w:name="lo-que-colombia-ya-tiene-y-no-escala"/>
@@ -13112,7 +13091,7 @@
               <w:jc w:val="left"/>
             </w:pPr>
             <w:r>
-              <w:t xml:space="preserve">Años 1–2</w:t>
+              <w:t xml:space="preserve">Años 1-2</w:t>
             </w:r>
           </w:p>
         </w:tc>
@@ -13347,7 +13326,7 @@
               <w:jc w:val="left"/>
             </w:pPr>
             <w:r>
-              <w:t xml:space="preserve">Años 1–3</w:t>
+              <w:t xml:space="preserve">Años 1-3</w:t>
             </w:r>
           </w:p>
         </w:tc>
@@ -13582,7 +13561,7 @@
               <w:jc w:val="left"/>
             </w:pPr>
             <w:r>
-              <w:t xml:space="preserve">Años 2–4</w:t>
+              <w:t xml:space="preserve">Años 2-4</w:t>
             </w:r>
           </w:p>
         </w:tc>
@@ -13603,7 +13582,7 @@
         <w:t xml:space="preserve"> </w:t>
       </w:r>
       <w:r>
-        <w:t xml:space="preserve">Colombia exporta el mineral crudo (Cerro Matoso). El valor está en cátodos para baterías de VE — la cadena que Corea y Japón diversifican fuera de China.</w:t>
+        <w:t xml:space="preserve">Colombia exporta el mineral crudo (Cerro Matoso). El valor está en cátodos para baterías de VE, la cadena que Corea y Japón diversifican fuera de China.</w:t>
       </w:r>
     </w:p>
     <w:tbl>
@@ -13723,7 +13702,7 @@
               <w:jc w:val="left"/>
             </w:pPr>
             <w:r>
-              <w:t xml:space="preserve">Años 1–3</w:t>
+              <w:t xml:space="preserve">Años 1-3</w:t>
             </w:r>
           </w:p>
         </w:tc>
@@ -13773,7 +13752,7 @@
               <w:jc w:val="left"/>
             </w:pPr>
             <w:r>
-              <w:t xml:space="preserve">Años 1–2</w:t>
+              <w:t xml:space="preserve">Años 1-2</w:t>
             </w:r>
           </w:p>
         </w:tc>
@@ -13788,7 +13767,7 @@
           <w:bCs/>
           <w:b/>
         </w:rPr>
-        <w:t xml:space="preserve">E. Bioeconomía — con expectativas correctas.</w:t>
+        <w:t xml:space="preserve">E. Bioeconomía: con expectativas correctas.</w:t>
       </w:r>
       <w:r>
         <w:t xml:space="preserve"> </w:t>
@@ -13826,7 +13805,7 @@
         <w:t xml:space="preserve"> </w:t>
       </w:r>
       <w:r>
-        <w:t xml:space="preserve">salud compra APIs nacionales, Defensa compra antidrones colombianos, la FAC usa MRO nacional. Sin gasto adicional — redirige compras existentes.</w:t>
+        <w:t xml:space="preserve">salud compra APIs nacionales, Defensa compra antidrones colombianos, la FAC usa MRO nacional. Sin gasto adicional, redirige compras existentes.</w:t>
       </w:r>
     </w:p>
     <w:p>
@@ -13905,10 +13884,7 @@
         <w:t xml:space="preserve">condicional, temporal y atado a una métrica externa difícil de falsificar</w:t>
       </w:r>
       <w:r>
-        <w:t xml:space="preserve"> </w:t>
-      </w:r>
-      <w:r>
-        <w:t xml:space="preserve">— y fracasa cuando es permanente, multiplica objetivos y se captura. El empuje coreano de industria pesada funcionó porque ató el apoyo a</w:t>
+        <w:t xml:space="preserve">, y fracasa cuando es permanente, multiplica objetivos y se captura. El empuje coreano de industria pesada funcionó porque ató el apoyo a</w:t>
       </w:r>
       <w:r>
         <w:t xml:space="preserve"> </w:t>
@@ -13947,7 +13923,7 @@
         <w:pStyle w:val="Heading2"/>
       </w:pPr>
       <w:r>
-        <w:t xml:space="preserve">Sistema Nervioso — Plataforma de Trazabilidad del Gasto Público</w:t>
+        <w:t xml:space="preserve">Sistema Nervioso: Plataforma de Trazabilidad del Gasto Público</w:t>
       </w:r>
     </w:p>
     <w:p>
@@ -14119,7 +14095,7 @@
               <w:jc w:val="left"/>
             </w:pPr>
             <w:r>
-              <w:t xml:space="preserve">Años 1–2</w:t>
+              <w:t xml:space="preserve">Años 1-2</w:t>
             </w:r>
           </w:p>
         </w:tc>
@@ -14283,7 +14259,7 @@
         <w:pStyle w:val="Heading1"/>
       </w:pPr>
       <w:r>
-        <w:t xml:space="preserve">Frente XI — Piso Universal de Servicios Básicos</w:t>
+        <w:t xml:space="preserve">Frente XI: Piso Universal de Servicios Básicos</w:t>
       </w:r>
     </w:p>
     <w:p>
@@ -14301,7 +14277,7 @@
         <w:t xml:space="preserve"> </w:t>
       </w:r>
       <w:r>
-        <w:t xml:space="preserve">que todo colombiano tenga acceso real —no nominal— a agua potable, saneamiento y conectividad. En los nodos, en 4 años.</w:t>
+        <w:t xml:space="preserve">que todo colombiano tenga acceso real, no nominal, a agua potable, saneamiento y conectividad. En los nodos, en 4 años.</w:t>
       </w:r>
     </w:p>
     <w:p>
@@ -14309,7 +14285,7 @@
         <w:pStyle w:val="BlockText"/>
       </w:pPr>
       <w:r>
-        <w:t xml:space="preserve">Colombia no tiene principalmente un problema de cobertura nominal — tiene un problema de cobertura real. El agua potable existe en el papel para el 88.9%, pero el 39% de las plantas no funciona y 12.5 millones no tienen alcantarillado. Nadie opera lo que se construye.</w:t>
+        <w:t xml:space="preserve">Colombia no tiene principalmente un problema de cobertura nominal, tiene un problema de cobertura real. El agua potable existe en el papel para el 88.9%, pero el 39% de las plantas no funciona y 12.5 millones no tienen alcantarillado. Nadie opera lo que se construye.</w:t>
       </w:r>
     </w:p>
     <w:bookmarkStart w:id="71" w:name="diagnóstico-la-trampa-del-abandono"/>
@@ -14318,7 +14294,7 @@
         <w:pStyle w:val="Heading2"/>
       </w:pPr>
       <w:r>
-        <w:t xml:space="preserve">11.1 Diagnóstico — la trampa del abandono</w:t>
+        <w:t xml:space="preserve">11.1 Diagnóstico: la trampa del abandono</w:t>
       </w:r>
     </w:p>
     <w:p>
@@ -14326,7 +14302,7 @@
         <w:pStyle w:val="FirstParagraph"/>
       </w:pPr>
       <w:r>
-        <w:t xml:space="preserve">De 684 plantas evaluadas por la Contraloría, solo el 39% funciona. El problema no es fiscal ni técnico — es de diseño contractual: el contrato de obra no incluía el de operación. El MinVivienda ejecutó históricamente apenas el 7.2% de los recursos de agua y en 2025 recortó el presupuesto 53%.</w:t>
+        <w:t xml:space="preserve">De 684 plantas evaluadas por la Contraloría, solo el 39% funciona. El problema no es fiscal ni técnico, es de diseño contractual: el contrato de obra no incluía el de operación. El MinVivienda ejecutó históricamente apenas el 7.2% de los recursos de agua y en 2025 recortó el presupuesto 53%.</w:t>
       </w:r>
     </w:p>
     <w:bookmarkEnd w:id="71"/>
@@ -14336,7 +14312,7 @@
         <w:pStyle w:val="Heading2"/>
       </w:pPr>
       <w:r>
-        <w:t xml:space="preserve">11.2 El modelo que funciona — Empresa Operadora Comunitaria certificada</w:t>
+        <w:t xml:space="preserve">11.2 El modelo que funciona: Empresa Operadora Comunitaria certificada</w:t>
       </w:r>
     </w:p>
     <w:p>
@@ -14523,7 +14499,7 @@
               <w:jc w:val="left"/>
             </w:pPr>
             <w:r>
-              <w:t xml:space="preserve">Cofinanciación pública años 1–3</w:t>
+              <w:t xml:space="preserve">Cofinanciación pública años 1-3</w:t>
             </w:r>
           </w:p>
         </w:tc>
@@ -14561,7 +14537,7 @@
               <w:jc w:val="left"/>
             </w:pPr>
             <w:r>
-              <w:t xml:space="preserve">Tarifa regulada accesible años 4–10</w:t>
+              <w:t xml:space="preserve">Tarifa regulada accesible años 4-10</w:t>
             </w:r>
           </w:p>
         </w:tc>
@@ -14636,7 +14612,7 @@
         <w:pStyle w:val="Heading2"/>
       </w:pPr>
       <w:r>
-        <w:t xml:space="preserve">11.3 Municipios prioritarios — lo que el próximo gobierno hereda</w:t>
+        <w:t xml:space="preserve">11.3 Municipios prioritarios: lo que el próximo gobierno hereda</w:t>
       </w:r>
     </w:p>
     <w:tbl>
@@ -14739,7 +14715,7 @@
               <w:jc w:val="left"/>
             </w:pPr>
             <w:r>
-              <w:t xml:space="preserve">$274.719M en vigencias futuras 2026–2029; 11 proyectos; crisis activa (carros tanque abril 2026)</w:t>
+              <w:t xml:space="preserve">$274.719M en vigencias futuras 2026-2029; 11 proyectos; crisis activa (carros tanque abril 2026)</w:t>
             </w:r>
           </w:p>
         </w:tc>
@@ -14775,7 +14751,7 @@
               <w:jc w:val="left"/>
             </w:pPr>
             <w:r>
-              <w:t xml:space="preserve">150–250</w:t>
+              <w:t xml:space="preserve">150-250</w:t>
             </w:r>
           </w:p>
         </w:tc>
@@ -14837,7 +14813,7 @@
               <w:jc w:val="left"/>
             </w:pPr>
             <w:r>
-              <w:t xml:space="preserve">80–120</w:t>
+              <w:t xml:space="preserve">80-120</w:t>
             </w:r>
           </w:p>
         </w:tc>
@@ -14899,7 +14875,7 @@
               <w:jc w:val="left"/>
             </w:pPr>
             <w:r>
-              <w:t xml:space="preserve">600–1.000</w:t>
+              <w:t xml:space="preserve">600-1.000</w:t>
             </w:r>
           </w:p>
         </w:tc>
@@ -14925,7 +14901,7 @@
               <w:jc w:val="left"/>
             </w:pPr>
             <w:r>
-              <w:t xml:space="preserve">CONPES 42 proyectos $1.14B 2026–2028; ESP de Quibdó en quiebra</w:t>
+              <w:t xml:space="preserve">CONPES 42 proyectos $1.14B 2026-2028; ESP de Quibdó en quiebra</w:t>
             </w:r>
           </w:p>
         </w:tc>
@@ -14961,7 +14937,7 @@
               <w:jc w:val="left"/>
             </w:pPr>
             <w:r>
-              <w:t xml:space="preserve">100–180</w:t>
+              <w:t xml:space="preserve">100-180</w:t>
             </w:r>
           </w:p>
         </w:tc>
@@ -14999,31 +14975,31 @@
               <w:jc w:val="left"/>
             </w:pPr>
             <w:r>
-              <w:t xml:space="preserve">$50–80B</w:t>
-            </w:r>
-          </w:p>
-        </w:tc>
-        <w:tc>
-          <w:tcPr/>
-          <w:p>
-            <w:pPr>
-              <w:pStyle w:val="Compact"/>
-              <w:jc w:val="left"/>
-            </w:pPr>
-            <w:r>
-              <w:t xml:space="preserve">Captación pluvial + biosand + UV solar; 5.000–10.000 personas</w:t>
-            </w:r>
-          </w:p>
-        </w:tc>
-        <w:tc>
-          <w:tcPr/>
-          <w:p>
-            <w:pPr>
-              <w:pStyle w:val="Compact"/>
-              <w:jc w:val="left"/>
-            </w:pPr>
-            <w:r>
-              <w:t xml:space="preserve">200–400 (parcial)</w:t>
+              <w:t xml:space="preserve">$50-80B</w:t>
+            </w:r>
+          </w:p>
+        </w:tc>
+        <w:tc>
+          <w:tcPr/>
+          <w:p>
+            <w:pPr>
+              <w:pStyle w:val="Compact"/>
+              <w:jc w:val="left"/>
+            </w:pPr>
+            <w:r>
+              <w:t xml:space="preserve">Captación pluvial + biosand + UV solar; 5.000-10.000 personas</w:t>
+            </w:r>
+          </w:p>
+        </w:tc>
+        <w:tc>
+          <w:tcPr/>
+          <w:p>
+            <w:pPr>
+              <w:pStyle w:val="Compact"/>
+              <w:jc w:val="left"/>
+            </w:pPr>
+            <w:r>
+              <w:t xml:space="preserve">200-400 (parcial)</w:t>
             </w:r>
           </w:p>
         </w:tc>
@@ -15061,7 +15037,7 @@
               <w:jc w:val="left"/>
             </w:pPr>
             <w:r>
-              <w:t xml:space="preserve">$120–200B</w:t>
+              <w:t xml:space="preserve">$120-200B</w:t>
             </w:r>
           </w:p>
         </w:tc>
@@ -15085,7 +15061,7 @@
               <w:jc w:val="left"/>
             </w:pPr>
             <w:r>
-              <w:t xml:space="preserve">120–200</w:t>
+              <w:t xml:space="preserve">120-200</w:t>
             </w:r>
           </w:p>
         </w:tc>
@@ -15147,7 +15123,7 @@
               <w:jc w:val="left"/>
             </w:pPr>
             <w:r>
-              <w:t xml:space="preserve">100–160</w:t>
+              <w:t xml:space="preserve">100-160</w:t>
             </w:r>
           </w:p>
         </w:tc>
@@ -15274,7 +15250,7 @@
               <w:jc w:val="left"/>
             </w:pPr>
             <w:r>
-              <w:t xml:space="preserve">5–7</w:t>
+              <w:t xml:space="preserve">5-7</w:t>
             </w:r>
           </w:p>
         </w:tc>
@@ -15312,19 +15288,19 @@
               <w:jc w:val="left"/>
             </w:pPr>
             <w:r>
-              <w:t xml:space="preserve">$3–8M (50–200 personas)</w:t>
-            </w:r>
-          </w:p>
-        </w:tc>
-        <w:tc>
-          <w:tcPr/>
-          <w:p>
-            <w:pPr>
-              <w:pStyle w:val="Compact"/>
-              <w:jc w:val="left"/>
-            </w:pPr>
-            <w:r>
-              <w:t xml:space="preserve">1–2 comunitarios</w:t>
+              <w:t xml:space="preserve">$3-8M (50-200 personas)</w:t>
+            </w:r>
+          </w:p>
+        </w:tc>
+        <w:tc>
+          <w:tcPr/>
+          <w:p>
+            <w:pPr>
+              <w:pStyle w:val="Compact"/>
+              <w:jc w:val="left"/>
+            </w:pPr>
+            <w:r>
+              <w:t xml:space="preserve">1-2 comunitarios</w:t>
             </w:r>
           </w:p>
         </w:tc>
@@ -15362,19 +15338,19 @@
               <w:jc w:val="left"/>
             </w:pPr>
             <w:r>
-              <w:t xml:space="preserve">$5.000–80.000M según capacidad</w:t>
-            </w:r>
-          </w:p>
-        </w:tc>
-        <w:tc>
-          <w:tcPr/>
-          <w:p>
-            <w:pPr>
-              <w:pStyle w:val="Compact"/>
-              <w:jc w:val="left"/>
-            </w:pPr>
-            <w:r>
-              <w:t xml:space="preserve">15–80</w:t>
+              <w:t xml:space="preserve">$5.000-80.000M según capacidad</w:t>
+            </w:r>
+          </w:p>
+        </w:tc>
+        <w:tc>
+          <w:tcPr/>
+          <w:p>
+            <w:pPr>
+              <w:pStyle w:val="Compact"/>
+              <w:jc w:val="left"/>
+            </w:pPr>
+            <w:r>
+              <w:t xml:space="preserve">15-80</w:t>
             </w:r>
           </w:p>
         </w:tc>
@@ -15412,19 +15388,19 @@
               <w:jc w:val="left"/>
             </w:pPr>
             <w:r>
-              <w:t xml:space="preserve">$500M–2.000M</w:t>
-            </w:r>
-          </w:p>
-        </w:tc>
-        <w:tc>
-          <w:tcPr/>
-          <w:p>
-            <w:pPr>
-              <w:pStyle w:val="Compact"/>
-              <w:jc w:val="left"/>
-            </w:pPr>
-            <w:r>
-              <w:t xml:space="preserve">2–5</w:t>
+              <w:t xml:space="preserve">$500M-2.000M</w:t>
+            </w:r>
+          </w:p>
+        </w:tc>
+        <w:tc>
+          <w:tcPr/>
+          <w:p>
+            <w:pPr>
+              <w:pStyle w:val="Compact"/>
+              <w:jc w:val="left"/>
+            </w:pPr>
+            <w:r>
+              <w:t xml:space="preserve">2-5</w:t>
             </w:r>
           </w:p>
         </w:tc>
@@ -15552,7 +15528,7 @@
               <w:jc w:val="left"/>
             </w:pPr>
             <w:r>
-              <w:t xml:space="preserve">15.000–28.500 directos + 45.000–85.500 indirectos</w:t>
+              <w:t xml:space="preserve">15.000-28.500 directos + 45.000-85.500 indirectos</w:t>
             </w:r>
           </w:p>
         </w:tc>
@@ -15614,7 +15590,7 @@
               <w:jc w:val="left"/>
             </w:pPr>
             <w:r>
-              <w:t xml:space="preserve">1.350–2.310 formales permanentes</w:t>
+              <w:t xml:space="preserve">1.350-2.310 formales permanentes</w:t>
             </w:r>
           </w:p>
         </w:tc>
@@ -15676,7 +15652,7 @@
               <w:jc w:val="left"/>
             </w:pPr>
             <w:r>
-              <w:t xml:space="preserve">500–800 con ingreso regular</w:t>
+              <w:t xml:space="preserve">500-800 con ingreso regular</w:t>
             </w:r>
           </w:p>
         </w:tc>
@@ -15735,7 +15711,7 @@
         <w:t xml:space="preserve"> </w:t>
       </w:r>
       <w:r>
-        <w:t xml:space="preserve">la brecha es de $126 billones (MinVivienda) — requiere 20–30 años. Sí promete completar los municipios prioritarios listados.</w:t>
+        <w:t xml:space="preserve">la brecha es de $126 billones (MinVivienda), requiere 20-30 años. Sí promete completar los municipios prioritarios listados.</w:t>
       </w:r>
     </w:p>
     <w:p>
@@ -15790,7 +15766,7 @@
         <w:pStyle w:val="Heading1"/>
       </w:pPr>
       <w:r>
-        <w:t xml:space="preserve">Frente XII — Ciudades, Turismo y Productividad Urbana</w:t>
+        <w:t xml:space="preserve">Frente XII: Ciudades, Turismo y Productividad Urbana</w:t>
       </w:r>
     </w:p>
     <w:p>
@@ -15822,7 +15798,7 @@
         <w:pStyle w:val="BlockText"/>
       </w:pPr>
       <w:r>
-        <w:t xml:space="preserve">En 2025 el turismo generó $11.166 millones de dólares en divisas — superando por primera vez al carbón y al café juntos. El problema no es volumen — es distribución: el 92% de las reservas se concentra en Bogotá, Medellín y Cartagena.</w:t>
+        <w:t xml:space="preserve">En 2025 el turismo generó $11.166 millones de dólares en divisas, superando por primera vez al carbón y al café juntos. El problema no es volumen, es distribución: el 92% de las reservas se concentra en Bogotá, Medellín y Cartagena.</w:t>
       </w:r>
     </w:p>
     <w:bookmarkStart w:id="78" w:name="lo-que-el-programa-ya-da-a-las-ciudades"/>
@@ -16017,7 +15993,7 @@
               <w:jc w:val="left"/>
             </w:pPr>
             <w:r>
-              <w:t xml:space="preserve">Los jóvenes urbanos salen con certificación técnica y red que cruza regiones — el capital humano de la siguiente generación.</w:t>
+              <w:t xml:space="preserve">Los jóvenes urbanos salen con certificación técnica y red que cruza regiones, el capital humano de la siguiente generación.</w:t>
             </w:r>
           </w:p>
         </w:tc>
@@ -16074,7 +16050,7 @@
         <w:t xml:space="preserve"> </w:t>
       </w:r>
       <w:r>
-        <w:t xml:space="preserve">Ninguno de los sistemas (TransMilenio, Metro de Medellín, MIO, Transmetro, Metrolínea) se comunica con otro. No es ineficiencia — es una decisión de diseño nunca corregida.</w:t>
+        <w:t xml:space="preserve">Ninguno de los sistemas (TransMilenio, Metro de Medellín, MIO, Transmetro, Metrolínea) se comunica con otro. No es ineficiencia, es una decisión de diseño nunca corregida.</w:t>
       </w:r>
     </w:p>
     <w:tbl>
@@ -16176,7 +16152,7 @@
               <w:jc w:val="left"/>
             </w:pPr>
             <w:r>
-              <w:t xml:space="preserve">~$50–80 mil M; financiable con cargo a los sistemas</w:t>
+              <w:t xml:space="preserve">~$50-80 mil M; financiable con cargo a los sistemas</w:t>
             </w:r>
           </w:p>
         </w:tc>
@@ -16253,7 +16229,7 @@
           <w:bCs/>
           <w:b/>
         </w:rPr>
-        <w:t xml:space="preserve">B. Formalización urbana — el modelo de nodos en la periferia urbana.</w:t>
+        <w:t xml:space="preserve">B. Formalización urbana: el modelo de nodos en la periferia urbana.</w:t>
       </w:r>
       <w:r>
         <w:t xml:space="preserve"> </w:t>
@@ -16349,31 +16325,31 @@
               <w:jc w:val="left"/>
             </w:pPr>
             <w:r>
-              <w:t xml:space="preserve">Ciudad Bolívar, comunas 1–3 (Medellín), Aguablanca, sur de Barranquilla, Soledad</w:t>
-            </w:r>
-          </w:p>
-        </w:tc>
-        <w:tc>
-          <w:tcPr/>
-          <w:p>
-            <w:pPr>
-              <w:pStyle w:val="Compact"/>
-              <w:jc w:val="left"/>
-            </w:pPr>
-            <w:r>
-              <w:t xml:space="preserve">50.000–80.000 — el mayor impacto urbano directo</w:t>
-            </w:r>
-          </w:p>
-        </w:tc>
-        <w:tc>
-          <w:tcPr/>
-          <w:p>
-            <w:pPr>
-              <w:pStyle w:val="Compact"/>
-              <w:jc w:val="left"/>
-            </w:pPr>
-            <w:r>
-              <w:t xml:space="preserve">Año 1 (decreto), 1–4 (impl.)</w:t>
+              <w:t xml:space="preserve">Ciudad Bolívar, comunas 1-3 (Medellín), Aguablanca, sur de Barranquilla, Soledad</w:t>
+            </w:r>
+          </w:p>
+        </w:tc>
+        <w:tc>
+          <w:tcPr/>
+          <w:p>
+            <w:pPr>
+              <w:pStyle w:val="Compact"/>
+              <w:jc w:val="left"/>
+            </w:pPr>
+            <w:r>
+              <w:t xml:space="preserve">50.000-80.000, el mayor impacto urbano directo</w:t>
+            </w:r>
+          </w:p>
+        </w:tc>
+        <w:tc>
+          <w:tcPr/>
+          <w:p>
+            <w:pPr>
+              <w:pStyle w:val="Compact"/>
+              <w:jc w:val="left"/>
+            </w:pPr>
+            <w:r>
+              <w:t xml:space="preserve">Año 1 (decreto), 1-4 (impl.)</w:t>
             </w:r>
           </w:p>
         </w:tc>
@@ -16388,7 +16364,7 @@
           <w:bCs/>
           <w:b/>
         </w:rPr>
-        <w:t xml:space="preserve">C. Teletrabajo regulado — dividendo de productividad sin costo.</w:t>
+        <w:t xml:space="preserve">C. Teletrabajo regulado: dividendo de productividad sin costo.</w:t>
       </w:r>
       <w:r>
         <w:t xml:space="preserve"> </w:t>
@@ -16404,7 +16380,7 @@
         <w:pStyle w:val="Heading2"/>
       </w:pPr>
       <w:r>
-        <w:t xml:space="preserve">12.3 Módulo de Productividad Urbana — activar la economía que ya existe</w:t>
+        <w:t xml:space="preserve">12.3 Módulo de Productividad Urbana: activar la economía que ya existe</w:t>
       </w:r>
     </w:p>
     <w:p>
@@ -16471,7 +16447,7 @@
           <w:bCs/>
           <w:b/>
         </w:rPr>
-        <w:t xml:space="preserve">Por qué es necesario (diagnóstico 2025–2026):</w:t>
+        <w:t xml:space="preserve">Por qué es necesario (diagnóstico 2025-2026):</w:t>
       </w:r>
       <w:r>
         <w:t xml:space="preserve"> </w:t>
@@ -16493,7 +16469,7 @@
         <w:t xml:space="preserve"> </w:t>
       </w:r>
       <w:r>
-        <w:t xml:space="preserve">~3,1% (2022–2025) y la PTF apenas creció ~0,9%. El empleo crece en servicios de baja productividad; la transformación estructural se redujo a la mitad en una década. El país demuestra que crear empleo formal y subir la productividad</w:t>
+        <w:t xml:space="preserve">~3,1% (2022-2025) y la PTF apenas creció ~0,9%. El empleo crece en servicios de baja productividad; la transformación estructural se redujo a la mitad en una década. El país demuestra que crear empleo formal y subir la productividad</w:t>
       </w:r>
       <w:r>
         <w:t xml:space="preserve"> </w:t>
@@ -16557,7 +16533,7 @@
         <w:pStyle w:val="FirstParagraph"/>
       </w:pPr>
       <w:r>
-        <w:t xml:space="preserve">El plan vuelca su capital humano en jóvenes y en el Servicio, y deja desatendido al trabajador adulto urbano ya empleado —cuya productividad es la que cuenta hoy—.</w:t>
+        <w:t xml:space="preserve">El plan vuelca su capital humano en jóvenes y en el Servicio, y deja desatendido al trabajador adulto urbano ya empleado, cuya productividad es la que cuenta hoy, .</w:t>
       </w:r>
     </w:p>
     <w:tbl>
@@ -16671,7 +16647,7 @@
               <w:jc w:val="left"/>
             </w:pPr>
             <w:r>
-              <w:t xml:space="preserve">Año 1–2</w:t>
+              <w:t xml:space="preserve">Año 1-2</w:t>
             </w:r>
           </w:p>
         </w:tc>
@@ -16771,7 +16747,7 @@
               <w:jc w:val="left"/>
             </w:pPr>
             <w:r>
-              <w:t xml:space="preserve">Años 1–4</w:t>
+              <w:t xml:space="preserve">Años 1-4</w:t>
             </w:r>
           </w:p>
         </w:tc>
@@ -16784,7 +16760,7 @@
         <w:pStyle w:val="Heading3"/>
       </w:pPr>
       <w:r>
-        <w:t xml:space="preserve">B. Extensionismo tecnológico y de gestión para pymes — difusión, no invención</w:t>
+        <w:t xml:space="preserve">B. Extensionismo tecnológico y de gestión para pymes: difusión, no invención</w:t>
       </w:r>
     </w:p>
     <w:p>
@@ -16906,7 +16882,7 @@
               <w:jc w:val="left"/>
             </w:pPr>
             <w:r>
-              <w:t xml:space="preserve">Año 1 (piloto), 2–4 (escala)</w:t>
+              <w:t xml:space="preserve">Año 1 (piloto), 2-4 (escala)</w:t>
             </w:r>
           </w:p>
         </w:tc>
@@ -17037,7 +17013,7 @@
         <w:pStyle w:val="Heading3"/>
       </w:pPr>
       <w:r>
-        <w:t xml:space="preserve">C. Fin del castigo al crecimiento — el</w:t>
+        <w:t xml:space="preserve">C. Fin del castigo al crecimiento: el</w:t>
       </w:r>
       <w:r>
         <w:t xml:space="preserve"> </w:t>
@@ -17189,7 +17165,7 @@
               <w:jc w:val="left"/>
             </w:pPr>
             <w:r>
-              <w:t xml:space="preserve">Años 1–2</w:t>
+              <w:t xml:space="preserve">Años 1-2</w:t>
             </w:r>
           </w:p>
         </w:tc>
@@ -17239,7 +17215,7 @@
               <w:jc w:val="left"/>
             </w:pPr>
             <w:r>
-              <w:t xml:space="preserve">Años 1–4</w:t>
+              <w:t xml:space="preserve">Años 1-4</w:t>
             </w:r>
           </w:p>
         </w:tc>
@@ -17440,7 +17416,7 @@
               <w:jc w:val="left"/>
             </w:pPr>
             <w:r>
-              <w:t xml:space="preserve">Años 1–2</w:t>
+              <w:t xml:space="preserve">Años 1-2</w:t>
             </w:r>
           </w:p>
         </w:tc>
@@ -17561,7 +17537,7 @@
         <w:pStyle w:val="FirstParagraph"/>
       </w:pPr>
       <w:r>
-        <w:t xml:space="preserve">Bogotá y Medellín ya tienen clústeres de alta productividad y exportables —software, BPO, salud, industrias creativas, servicios profesionales—. Fortalecer lo que ya funciona rinde más que fundar lo nuevo. Es</w:t>
+        <w:t xml:space="preserve">Bogotá y Medellín ya tienen clústeres de alta productividad y exportables, software, BPO, salud, industrias creativas, servicios profesionales, . Fortalecer lo que ya funciona rinde más que fundar lo nuevo. Es</w:t>
       </w:r>
       <w:r>
         <w:t xml:space="preserve"> </w:t>
@@ -17693,7 +17669,7 @@
               <w:jc w:val="left"/>
             </w:pPr>
             <w:r>
-              <w:t xml:space="preserve">Años 1–4</w:t>
+              <w:t xml:space="preserve">Años 1-4</w:t>
             </w:r>
           </w:p>
         </w:tc>
@@ -17719,7 +17695,7 @@
               <w:jc w:val="left"/>
             </w:pPr>
             <w:r>
-              <w:t xml:space="preserve">Vincular universidad–empresa, capital de riesgo y compra pública alrededor de los clústeres ya formados, en vez de dispersar recursos</w:t>
+              <w:t xml:space="preserve">Vincular universidad-empresa, capital de riesgo y compra pública alrededor de los clústeres ya formados, en vez de dispersar recursos</w:t>
             </w:r>
           </w:p>
         </w:tc>
@@ -17743,7 +17719,7 @@
               <w:jc w:val="left"/>
             </w:pPr>
             <w:r>
-              <w:t xml:space="preserve">Años 1–4</w:t>
+              <w:t xml:space="preserve">Años 1-4</w:t>
             </w:r>
           </w:p>
         </w:tc>
@@ -17793,7 +17769,7 @@
               <w:jc w:val="left"/>
             </w:pPr>
             <w:r>
-              <w:t xml:space="preserve">Años 2–4</w:t>
+              <w:t xml:space="preserve">Años 2-4</w:t>
             </w:r>
           </w:p>
         </w:tc>
@@ -18071,7 +18047,7 @@
         <w:pStyle w:val="FirstParagraph"/>
       </w:pPr>
       <w:r>
-        <w:t xml:space="preserve">Concentrar esfuerzo en las firmas urbanas que ya existen puede afianzar a los incumbentes y ensanchar la desigualdad —justo lo que el sesgo hacia la periferia busca corregir—. Por eso el módulo prioriza la</w:t>
+        <w:t xml:space="preserve">Concentrar esfuerzo en las firmas urbanas que ya existen puede afianzar a los incumbentes y ensanchar la desigualdad, justo lo que el sesgo hacia la periferia busca corregir, . Por eso el módulo prioriza la</w:t>
       </w:r>
       <w:r>
         <w:t xml:space="preserve"> </w:t>
@@ -18114,7 +18090,7 @@
         <w:pStyle w:val="Heading2"/>
       </w:pPr>
       <w:r>
-        <w:t xml:space="preserve">12.4 El turismo — estrategia de alto impacto dentro del presupuesto</w:t>
+        <w:t xml:space="preserve">12.4 El turismo: estrategia de alto impacto dentro del presupuesto</w:t>
       </w:r>
     </w:p>
     <w:p>
@@ -18122,7 +18098,7 @@
         <w:pStyle w:val="FirstParagraph"/>
       </w:pPr>
       <w:r>
-        <w:t xml:space="preserve">La estrategia no es gastar más — es redirigir lo que ya se gasta y eliminar fricciones.</w:t>
+        <w:t xml:space="preserve">La estrategia no es gastar más, es redirigir lo que ya se gasta y eliminar fricciones.</w:t>
       </w:r>
       <w:r>
         <w:t xml:space="preserve"> </w:t>
@@ -18138,7 +18114,7 @@
         <w:t xml:space="preserve"> </w:t>
       </w:r>
       <w:r>
-        <w:t xml:space="preserve">$11.166M USD en 2025 (+9,4% sostenido); 92% concentrado en tres destinos saturados; las divisas crecen pero los ingresos de agencias caen 1,5% y el empleo del sector 3,7% — las plataformas externas capturan el valor.</w:t>
+        <w:t xml:space="preserve">$11.166M USD en 2025 (+9,4% sostenido); 92% concentrado en tres destinos saturados; las divisas crecen pero los ingresos de agencias caen 1,5% y el empleo del sector 3,7%, las plataformas externas capturan el valor.</w:t>
       </w:r>
     </w:p>
     <w:tbl>
@@ -18241,31 +18217,31 @@
               <w:jc w:val="left"/>
             </w:pPr>
             <w:r>
-              <w:t xml:space="preserve">1–2 años para trabajadores remotos extranjeros; 100% digital en 5 días; sin cuota de empleo nacional</w:t>
-            </w:r>
-          </w:p>
-        </w:tc>
-        <w:tc>
-          <w:tcPr/>
-          <w:p>
-            <w:pPr>
-              <w:pStyle w:val="Compact"/>
-              <w:jc w:val="left"/>
-            </w:pPr>
-            <w:r>
-              <w:t xml:space="preserve">~$5–10B</w:t>
-            </w:r>
-          </w:p>
-        </w:tc>
-        <w:tc>
-          <w:tcPr/>
-          <w:p>
-            <w:pPr>
-              <w:pStyle w:val="Compact"/>
-              <w:jc w:val="left"/>
-            </w:pPr>
-            <w:r>
-              <w:t xml:space="preserve">50.000 nómadas = $150–400M USD/año en divisas (modelo Costa Rica, Portugal, México)</w:t>
+              <w:t xml:space="preserve">1-2 años para trabajadores remotos extranjeros; 100% digital en 5 días; sin cuota de empleo nacional</w:t>
+            </w:r>
+          </w:p>
+        </w:tc>
+        <w:tc>
+          <w:tcPr/>
+          <w:p>
+            <w:pPr>
+              <w:pStyle w:val="Compact"/>
+              <w:jc w:val="left"/>
+            </w:pPr>
+            <w:r>
+              <w:t xml:space="preserve">~$5-10B</w:t>
+            </w:r>
+          </w:p>
+        </w:tc>
+        <w:tc>
+          <w:tcPr/>
+          <w:p>
+            <w:pPr>
+              <w:pStyle w:val="Compact"/>
+              <w:jc w:val="left"/>
+            </w:pPr>
+            <w:r>
+              <w:t xml:space="preserve">50.000 nómadas = $150-400M USD/año en divisas (modelo Costa Rica, Portugal, México)</w:t>
             </w:r>
           </w:p>
         </w:tc>
@@ -18315,19 +18291,19 @@
               <w:jc w:val="left"/>
             </w:pPr>
             <w:r>
-              <w:t xml:space="preserve">$15–25B (presupuesto SENA existente)</w:t>
-            </w:r>
-          </w:p>
-        </w:tc>
-        <w:tc>
-          <w:tcPr/>
-          <w:p>
-            <w:pPr>
-              <w:pStyle w:val="Compact"/>
-              <w:jc w:val="left"/>
-            </w:pPr>
-            <w:r>
-              <w:t xml:space="preserve">500–1.000 guías/nodo; descongestiona los tres destinos</w:t>
+              <w:t xml:space="preserve">$15-25B (presupuesto SENA existente)</w:t>
+            </w:r>
+          </w:p>
+        </w:tc>
+        <w:tc>
+          <w:tcPr/>
+          <w:p>
+            <w:pPr>
+              <w:pStyle w:val="Compact"/>
+              <w:jc w:val="left"/>
+            </w:pPr>
+            <w:r>
+              <w:t xml:space="preserve">500-1.000 guías/nodo; descongestiona los tres destinos</w:t>
             </w:r>
           </w:p>
         </w:tc>
@@ -18404,46 +18380,43 @@
               <w:t xml:space="preserve">”</w:t>
             </w:r>
             <w:r>
-              <w:t xml:space="preserve"> </w:t>
-            </w:r>
-            <w:r>
-              <w:t xml:space="preserve">— propiedad de cooperativas locales, promovidas por ProColombia</w:t>
-            </w:r>
-          </w:p>
-        </w:tc>
-        <w:tc>
-          <w:tcPr/>
-          <w:p>
-            <w:pPr>
-              <w:pStyle w:val="Compact"/>
-              <w:jc w:val="left"/>
-            </w:pPr>
-            <w:r>
-              <w:t xml:space="preserve">$30–50B (presupuesto ProColombia redirigido)</w:t>
-            </w:r>
-          </w:p>
-        </w:tc>
-        <w:tc>
-          <w:tcPr/>
-          <w:p>
-            <w:pPr>
-              <w:pStyle w:val="Compact"/>
-              <w:jc w:val="left"/>
-            </w:pPr>
-            <w:r>
-              <w:t xml:space="preserve">De 3 a 8–10 destinos con reconocimiento internacional en 4 años</w:t>
-            </w:r>
-          </w:p>
-        </w:tc>
-        <w:tc>
-          <w:tcPr/>
-          <w:p>
-            <w:pPr>
-              <w:pStyle w:val="Compact"/>
-              <w:jc w:val="left"/>
-            </w:pPr>
-            <w:r>
-              <w:t xml:space="preserve">Años 1–4</w:t>
+              <w:t xml:space="preserve">, propiedad de cooperativas locales, promovidas por ProColombia</w:t>
+            </w:r>
+          </w:p>
+        </w:tc>
+        <w:tc>
+          <w:tcPr/>
+          <w:p>
+            <w:pPr>
+              <w:pStyle w:val="Compact"/>
+              <w:jc w:val="left"/>
+            </w:pPr>
+            <w:r>
+              <w:t xml:space="preserve">$30-50B (presupuesto ProColombia redirigido)</w:t>
+            </w:r>
+          </w:p>
+        </w:tc>
+        <w:tc>
+          <w:tcPr/>
+          <w:p>
+            <w:pPr>
+              <w:pStyle w:val="Compact"/>
+              <w:jc w:val="left"/>
+            </w:pPr>
+            <w:r>
+              <w:t xml:space="preserve">De 3 a 8-10 destinos con reconocimiento internacional en 4 años</w:t>
+            </w:r>
+          </w:p>
+        </w:tc>
+        <w:tc>
+          <w:tcPr/>
+          <w:p>
+            <w:pPr>
+              <w:pStyle w:val="Compact"/>
+              <w:jc w:val="left"/>
+            </w:pPr>
+            <w:r>
+              <w:t xml:space="preserve">Años 1-4</w:t>
             </w:r>
           </w:p>
         </w:tc>
@@ -18555,7 +18528,7 @@
               <w:jc w:val="left"/>
             </w:pPr>
             <w:r>
-              <w:t xml:space="preserve">Recupera $80–120M USD/año; capitaliza a operadores locales</w:t>
+              <w:t xml:space="preserve">Recupera $80-120M USD/año; capitaliza a operadores locales</w:t>
             </w:r>
           </w:p>
         </w:tc>
@@ -18606,7 +18579,7 @@
         <w:t xml:space="preserve"> </w:t>
       </w:r>
       <w:r>
-        <w:t xml:space="preserve">de $11.000M a $17.000–20.000M USD en divisas. No duplicando turistas en los tres destinos actuales, sino distribuyéndolos hacia 8–10 destinos, subiendo el gasto por visitante con el nómada digital y recuperando el valor que capturan las plataformas externas.</w:t>
+        <w:t xml:space="preserve">de $11.000M a $17.000-20.000M USD en divisas. No duplicando turistas en los tres destinos actuales, sino distribuyéndolos hacia 8-10 destinos, subiendo el gasto por visitante con el nómada digital y recuperando el valor que capturan las plataformas externas.</w:t>
       </w:r>
     </w:p>
     <w:p>
@@ -18687,7 +18660,7 @@
         <w:pStyle w:val="Heading1"/>
       </w:pPr>
       <w:r>
-        <w:t xml:space="preserve">Frente XIII — Integridad Estructural y Diseño de Mecanismos</w:t>
+        <w:t xml:space="preserve">Frente XIII: Integridad Estructural y Diseño de Mecanismos</w:t>
       </w:r>
     </w:p>
     <w:p>
@@ -18699,7 +18672,7 @@
           <w:iCs/>
           <w:i/>
         </w:rPr>
-        <w:t xml:space="preserve">(Esta versión unifica en un solo Frente XIII los dos que la versión anterior numeraba igual: la integridad estructural —ética, antirracismo, optimización— y el diseño de mecanismos contra la corrupción territorial.)</w:t>
+        <w:t xml:space="preserve">(Esta versión unifica en un solo Frente XIII los dos que la versión anterior numeraba igual: la integridad estructural, ética, antirracismo, optimización, y el diseño de mecanismos contra la corrupción territorial.)</w:t>
       </w:r>
     </w:p>
     <w:p>
@@ -18707,7 +18680,7 @@
         <w:pStyle w:val="BodyText"/>
       </w:pPr>
       <w:r>
-        <w:t xml:space="preserve">Este frente no es sobre valores declarados — es sobre la arquitectura institucional que los convierte en práctica verificable. La ética no cambia con campañas: cambia cuando se rediseña qué se premia y qué se castiga. El antirracismo y el anticlasismo no avanzan con discursos: avanzan cuando las brechas se miden, se publican y se vuelven indicadores de gestión.</w:t>
+        <w:t xml:space="preserve">Este frente no es sobre valores declarados, es sobre la arquitectura institucional que los convierte en práctica verificable. La ética no cambia con campañas: cambia cuando se rediseña qué se premia y qué se castiga. El antirracismo y el anticlasismo no avanzan con discursos: avanzan cuando las brechas se miden, se publican y se vuelven indicadores de gestión.</w:t>
       </w:r>
     </w:p>
     <w:bookmarkStart w:id="92" w:name="austeridad-republicana"/>
@@ -18868,7 +18841,7 @@
               <w:jc w:val="left"/>
             </w:pPr>
             <w:r>
-              <w:t xml:space="preserve">$800M–1.5B/año liberados; no recorta servicios — recorta aparato</w:t>
+              <w:t xml:space="preserve">$800M-1.5B/año liberados; no recorta servicios, recorta aparato</w:t>
             </w:r>
           </w:p>
         </w:tc>
@@ -18993,7 +18966,7 @@
         <w:pStyle w:val="Heading2"/>
       </w:pPr>
       <w:r>
-        <w:t xml:space="preserve">13.2 Optimización del Estado — liberar recursos para empleo real</w:t>
+        <w:t xml:space="preserve">13.2 Optimización del Estado: liberar recursos para empleo real</w:t>
       </w:r>
     </w:p>
     <w:p>
@@ -19001,7 +18974,7 @@
         <w:pStyle w:val="FirstParagraph"/>
       </w:pPr>
       <w:r>
-        <w:t xml:space="preserve">No es ideológica — es técnica. No</w:t>
+        <w:t xml:space="preserve">No es ideológica, es técnica. No</w:t>
       </w:r>
       <w:r>
         <w:t xml:space="preserve"> </w:t>
@@ -19019,7 +18992,7 @@
         <w:t xml:space="preserve"> </w:t>
       </w:r>
       <w:r>
-        <w:t xml:space="preserve">en los servicios que la gente necesita, sino eliminar la capa de burocracia que consume sin producir. Entre el 15% y el 20% de los cargos directivos y asesores no tienen productos verificables; eliminarlos libera $3–5B/año sin tocar un maestro, médico, policía ni técnico de campo.</w:t>
+        <w:t xml:space="preserve">en los servicios que la gente necesita, sino eliminar la capa de burocracia que consume sin producir. Entre el 15% y el 20% de los cargos directivos y asesores no tienen productos verificables; eliminarlos libera $3-5B/año sin tocar un maestro, médico, policía ni técnico de campo.</w:t>
       </w:r>
     </w:p>
     <w:tbl>
@@ -19195,7 +19168,7 @@
               <w:jc w:val="left"/>
             </w:pPr>
             <w:r>
-              <w:t xml:space="preserve">Ley. Años 1–2</w:t>
+              <w:t xml:space="preserve">Ley. Años 1-2</w:t>
             </w:r>
           </w:p>
         </w:tc>
@@ -19233,7 +19206,7 @@
               <w:jc w:val="left"/>
             </w:pPr>
             <w:r>
-              <w:t xml:space="preserve">$3–5B/año redirigidos a técnicos del Frente VIII, operadores de agua del XI, catastro del II</w:t>
+              <w:t xml:space="preserve">$3-5B/año redirigidos a técnicos del Frente VIII, operadores de agua del XI, catastro del II</w:t>
             </w:r>
           </w:p>
         </w:tc>
@@ -19310,7 +19283,7 @@
               <w:jc w:val="left"/>
             </w:pPr>
             <w:r>
-              <w:t xml:space="preserve">Decreto. Años 1–3</w:t>
+              <w:t xml:space="preserve">Decreto. Años 1-3</w:t>
             </w:r>
           </w:p>
         </w:tc>
@@ -19321,7 +19294,7 @@
         <w:pStyle w:val="BlockText"/>
       </w:pPr>
       <w:r>
-        <w:t xml:space="preserve">El dinero que libera esta reforma no desaparece — se redirige.</w:t>
+        <w:t xml:space="preserve">El dinero que libera esta reforma no desaparece, se redirige.</w:t>
       </w:r>
       <w:r>
         <w:t xml:space="preserve"> </w:t>
@@ -19363,7 +19336,7 @@
         <w:pStyle w:val="Heading2"/>
       </w:pPr>
       <w:r>
-        <w:t xml:space="preserve">13.3 Antirracismo Estructural — de la denuncia a la métrica</w:t>
+        <w:t xml:space="preserve">13.3 Antirracismo Estructural: de la denuncia a la métrica</w:t>
       </w:r>
     </w:p>
     <w:p>
@@ -19635,7 +19608,7 @@
               <w:jc w:val="left"/>
             </w:pPr>
             <w:r>
-              <w:t xml:space="preserve">Min. Educación. Año 2–3</w:t>
+              <w:t xml:space="preserve">Min. Educación. Año 2-3</w:t>
             </w:r>
           </w:p>
         </w:tc>
@@ -19698,7 +19671,7 @@
         <w:pStyle w:val="Heading2"/>
       </w:pPr>
       <w:r>
-        <w:t xml:space="preserve">13.4 Anticlasismo — el Estado que no reproduce el desprecio por los pobres</w:t>
+        <w:t xml:space="preserve">13.4 Anticlasismo: el Estado que no reproduce el desprecio por los pobres</w:t>
       </w:r>
     </w:p>
     <w:tbl>
@@ -19812,7 +19785,7 @@
               <w:jc w:val="left"/>
             </w:pPr>
             <w:r>
-              <w:t xml:space="preserve">Ley Año 1–2</w:t>
+              <w:t xml:space="preserve">Ley Año 1-2</w:t>
             </w:r>
           </w:p>
         </w:tc>
@@ -19850,19 +19823,19 @@
               <w:jc w:val="left"/>
             </w:pPr>
             <w:r>
-              <w:t xml:space="preserve">15.000–25.000 empleos formales en salud y educación</w:t>
-            </w:r>
-          </w:p>
-        </w:tc>
-        <w:tc>
-          <w:tcPr/>
-          <w:p>
-            <w:pPr>
-              <w:pStyle w:val="Compact"/>
-              <w:jc w:val="left"/>
-            </w:pPr>
-            <w:r>
-              <w:t xml:space="preserve">Año 1 (estándar), 2–4 (impl.)</w:t>
+              <w:t xml:space="preserve">15.000-25.000 empleos formales en salud y educación</w:t>
+            </w:r>
+          </w:p>
+        </w:tc>
+        <w:tc>
+          <w:tcPr/>
+          <w:p>
+            <w:pPr>
+              <w:pStyle w:val="Compact"/>
+              <w:jc w:val="left"/>
+            </w:pPr>
+            <w:r>
+              <w:t xml:space="preserve">Año 1 (estándar), 2-4 (impl.)</w:t>
             </w:r>
           </w:p>
         </w:tc>
@@ -19900,7 +19873,7 @@
               <w:jc w:val="left"/>
             </w:pPr>
             <w:r>
-              <w:t xml:space="preserve">15.000–20.000 empleos, mayoritariamente mujeres y población afro/indígena</w:t>
+              <w:t xml:space="preserve">15.000-20.000 empleos, mayoritariamente mujeres y población afro/indígena</w:t>
             </w:r>
           </w:p>
         </w:tc>
@@ -19951,10 +19924,7 @@
               <w:t xml:space="preserve">Obligación de lenguaje claro con consecuencia en la evaluación del directivo (Frente VIII) y derecho del ciudadano a pedir reformulación con plazo de respuesta</w:t>
             </w:r>
             <w:r>
-              <w:t xml:space="preserve"> </w:t>
-            </w:r>
-            <w:r>
-              <w:t xml:space="preserve">—</w:t>
+              <w:t xml:space="preserve">,</w:t>
             </w:r>
             <w:r>
               <w:t xml:space="preserve"> </w:t>
@@ -19994,7 +19964,7 @@
               <w:jc w:val="left"/>
             </w:pPr>
             <w:r>
-              <w:t xml:space="preserve">Ley Año 1, impl. 1–3</w:t>
+              <w:t xml:space="preserve">Ley Año 1, impl. 1-3</w:t>
             </w:r>
           </w:p>
         </w:tc>
@@ -20007,7 +19977,7 @@
         <w:pStyle w:val="Heading2"/>
       </w:pPr>
       <w:r>
-        <w:t xml:space="preserve">13.5 La ética como práctica institucional — diseño de incentivos, no carteles de valores</w:t>
+        <w:t xml:space="preserve">13.5 La ética como práctica institucional: diseño de incentivos, no carteles de valores</w:t>
       </w:r>
     </w:p>
     <w:tbl>
@@ -20284,7 +20254,7 @@
         <w:pStyle w:val="Heading2"/>
       </w:pPr>
       <w:r>
-        <w:t xml:space="preserve">13.6 El dividendo ético — empleo que genera la integridad estructural</w:t>
+        <w:t xml:space="preserve">13.6 El dividendo ético: empleo que genera la integridad estructural</w:t>
       </w:r>
     </w:p>
     <w:p>
@@ -20292,7 +20262,7 @@
         <w:pStyle w:val="FirstParagraph"/>
       </w:pPr>
       <w:r>
-        <w:t xml:space="preserve">La optimización, el antirracismo y el anticlasismo no son costos — generan empleo.</w:t>
+        <w:t xml:space="preserve">La optimización, el antirracismo y el anticlasismo no son costos, generan empleo.</w:t>
       </w:r>
       <w:r>
         <w:t xml:space="preserve"> </w:t>
@@ -20404,19 +20374,19 @@
               <w:jc w:val="left"/>
             </w:pPr>
             <w:r>
-              <w:t xml:space="preserve">20.000–35.000 reasignados</w:t>
-            </w:r>
-          </w:p>
-        </w:tc>
-        <w:tc>
-          <w:tcPr/>
-          <w:p>
-            <w:pPr>
-              <w:pStyle w:val="Compact"/>
-              <w:jc w:val="left"/>
-            </w:pPr>
-            <w:r>
-              <w:t xml:space="preserve">Público — reasignado</w:t>
+              <w:t xml:space="preserve">20.000-35.000 reasignados</w:t>
+            </w:r>
+          </w:p>
+        </w:tc>
+        <w:tc>
+          <w:tcPr/>
+          <w:p>
+            <w:pPr>
+              <w:pStyle w:val="Compact"/>
+              <w:jc w:val="left"/>
+            </w:pPr>
+            <w:r>
+              <w:t xml:space="preserve">Público, reasignado</w:t>
             </w:r>
           </w:p>
         </w:tc>
@@ -20454,19 +20424,19 @@
               <w:jc w:val="left"/>
             </w:pPr>
             <w:r>
-              <w:t xml:space="preserve">15.000–25.000 nuevos</w:t>
-            </w:r>
-          </w:p>
-        </w:tc>
-        <w:tc>
-          <w:tcPr/>
-          <w:p>
-            <w:pPr>
-              <w:pStyle w:val="Compact"/>
-              <w:jc w:val="left"/>
-            </w:pPr>
-            <w:r>
-              <w:t xml:space="preserve">Público — nuevo</w:t>
+              <w:t xml:space="preserve">15.000-25.000 nuevos</w:t>
+            </w:r>
+          </w:p>
+        </w:tc>
+        <w:tc>
+          <w:tcPr/>
+          <w:p>
+            <w:pPr>
+              <w:pStyle w:val="Compact"/>
+              <w:jc w:val="left"/>
+            </w:pPr>
+            <w:r>
+              <w:t xml:space="preserve">Público, nuevo</w:t>
             </w:r>
           </w:p>
         </w:tc>
@@ -20504,7 +20474,7 @@
               <w:jc w:val="left"/>
             </w:pPr>
             <w:r>
-              <w:t xml:space="preserve">15.000–20.000</w:t>
+              <w:t xml:space="preserve">15.000-20.000</w:t>
             </w:r>
           </w:p>
         </w:tc>
@@ -20554,19 +20524,19 @@
               <w:jc w:val="left"/>
             </w:pPr>
             <w:r>
-              <w:t xml:space="preserve">3.000–5.000</w:t>
-            </w:r>
-          </w:p>
-        </w:tc>
-        <w:tc>
-          <w:tcPr/>
-          <w:p>
-            <w:pPr>
-              <w:pStyle w:val="Compact"/>
-              <w:jc w:val="left"/>
-            </w:pPr>
-            <w:r>
-              <w:t xml:space="preserve">Privado — inducido</w:t>
+              <w:t xml:space="preserve">3.000-5.000</w:t>
+            </w:r>
+          </w:p>
+        </w:tc>
+        <w:tc>
+          <w:tcPr/>
+          <w:p>
+            <w:pPr>
+              <w:pStyle w:val="Compact"/>
+              <w:jc w:val="left"/>
+            </w:pPr>
+            <w:r>
+              <w:t xml:space="preserve">Privado, inducido</w:t>
             </w:r>
           </w:p>
         </w:tc>
@@ -20604,7 +20574,7 @@
               <w:jc w:val="left"/>
             </w:pPr>
             <w:r>
-              <w:t xml:space="preserve">2.000–4.000</w:t>
+              <w:t xml:space="preserve">2.000-4.000</w:t>
             </w:r>
           </w:p>
         </w:tc>
@@ -20654,19 +20624,19 @@
               <w:jc w:val="left"/>
             </w:pPr>
             <w:r>
-              <w:t xml:space="preserve">5.000–8.000</w:t>
-            </w:r>
-          </w:p>
-        </w:tc>
-        <w:tc>
-          <w:tcPr/>
-          <w:p>
-            <w:pPr>
-              <w:pStyle w:val="Compact"/>
-              <w:jc w:val="left"/>
-            </w:pPr>
-            <w:r>
-              <w:t xml:space="preserve">Público — nuevo</w:t>
+              <w:t xml:space="preserve">5.000-8.000</w:t>
+            </w:r>
+          </w:p>
+        </w:tc>
+        <w:tc>
+          <w:tcPr/>
+          <w:p>
+            <w:pPr>
+              <w:pStyle w:val="Compact"/>
+              <w:jc w:val="left"/>
+            </w:pPr>
+            <w:r>
+              <w:t xml:space="preserve">Público, nuevo</w:t>
             </w:r>
           </w:p>
         </w:tc>
@@ -20716,13 +20686,13 @@
           <w:bCs/>
           <w:b/>
         </w:rPr>
-        <w:t xml:space="preserve">: 60.000–97.000 empleos</w:t>
+        <w:t xml:space="preserve">: 60.000-97.000 empleos</w:t>
       </w:r>
       <w:r>
         <w:t xml:space="preserve"> </w:t>
       </w:r>
       <w:r>
-        <w:t xml:space="preserve">en el período, por reasignación, corrección de brechas y formalización — no por nueva deuda.</w:t>
+        <w:t xml:space="preserve">en el período, por reasignación, corrección de brechas y formalización, no por nueva deuda.</w:t>
       </w:r>
     </w:p>
     <w:bookmarkEnd w:id="97"/>
@@ -20740,7 +20710,7 @@
         <w:pStyle w:val="FirstParagraph"/>
       </w:pPr>
       <w:r>
-        <w:t xml:space="preserve">La mayoría de los programas fracasan porque asumen que los actores cooperan de buena fe. La teoría de diseño de mecanismos (Hurwicz, Maskin, Myerson — Nobel 2007) diseña las reglas para que cada actor, persiguiendo su propio interés, produzca el resultado que el programa necesita.</w:t>
+        <w:t xml:space="preserve">La mayoría de los programas fracasan porque asumen que los actores cooperan de buena fe. La teoría de diseño de mecanismos (Hurwicz, Maskin, Myerson, Nobel 2007) diseña las reglas para que cada actor, persiguiendo su propio interés, produzca el resultado que el programa necesita.</w:t>
       </w:r>
     </w:p>
     <w:p>
@@ -20766,7 +20736,7 @@
         <w:pStyle w:val="FirstParagraph"/>
       </w:pPr>
       <w:r>
-        <w:t xml:space="preserve">Los datos 2025–2026: Colombia cayó al puesto 99 del IPC; la Contraloría tiene 4.698 procesos de responsabilidad fiscal por $21.56 billones; en regalías, 862 procesos por más de $2 billones; la Fiscalía desarticuló una red que direccionó 101 contratos de regalías por $496.000 millones en nueve departamentos — varios coinciden con los nodos prioritarios.</w:t>
+        <w:t xml:space="preserve">Los datos 2025-2026: Colombia cayó al puesto 99 del IPC; la Contraloría tiene 4.698 procesos de responsabilidad fiscal por $21.56 billones; en regalías, 862 procesos por más de $2 billones; la Fiscalía desarticuló una red que direccionó 101 contratos de regalías por $496.000 millones en nueve departamentos, varios coinciden con los nodos prioritarios.</w:t>
       </w:r>
     </w:p>
     <w:tbl>
@@ -20868,19 +20838,19 @@
               <w:t xml:space="preserve"> </w:t>
             </w:r>
             <w:r>
-              <w:t xml:space="preserve">del 6–15% para que el proyecto pase por el OCAD</w:t>
-            </w:r>
-          </w:p>
-        </w:tc>
-        <w:tc>
-          <w:tcPr/>
-          <w:p>
-            <w:pPr>
-              <w:pStyle w:val="Compact"/>
-              <w:jc w:val="left"/>
-            </w:pPr>
-            <w:r>
-              <w:t xml:space="preserve">$500B–1.5B/año</w:t>
+              <w:t xml:space="preserve">del 6-15% para que el proyecto pase por el OCAD</w:t>
+            </w:r>
+          </w:p>
+        </w:tc>
+        <w:tc>
+          <w:tcPr/>
+          <w:p>
+            <w:pPr>
+              <w:pStyle w:val="Compact"/>
+              <w:jc w:val="left"/>
+            </w:pPr>
+            <w:r>
+              <w:t xml:space="preserve">$500B-1.5B/año</w:t>
             </w:r>
           </w:p>
         </w:tc>
@@ -21030,7 +21000,7 @@
               <w:jc w:val="left"/>
             </w:pPr>
             <w:r>
-              <w:t xml:space="preserve">15–25% del funcionamiento en categorías 4 y 5</w:t>
+              <w:t xml:space="preserve">15-25% del funcionamiento en categorías 4 y 5</w:t>
             </w:r>
           </w:p>
         </w:tc>
@@ -21067,7 +21037,7 @@
           <w:bCs/>
           <w:b/>
         </w:rPr>
-        <w:t xml:space="preserve">Mecanismo 1 — Subasta de puntaje para selección de nodos.</w:t>
+        <w:t xml:space="preserve">Mecanismo 1: Subasta de puntaje para selección de nodos.</w:t>
       </w:r>
       <w:r>
         <w:t xml:space="preserve"> </w:t>
@@ -21103,7 +21073,7 @@
           <w:bCs/>
           <w:b/>
         </w:rPr>
-        <w:t xml:space="preserve">Mecanismo 2 — Torneo con retroalimentación para Jóvenes en Paz.</w:t>
+        <w:t xml:space="preserve">Mecanismo 2: Torneo con retroalimentación para Jóvenes en Paz.</w:t>
       </w:r>
       <w:r>
         <w:t xml:space="preserve"> </w:t>
@@ -21121,7 +21091,7 @@
           <w:bCs/>
           <w:b/>
         </w:rPr>
-        <w:t xml:space="preserve">Mecanismo 3 — Señal costosa para atraer inversión privada (reforzado).</w:t>
+        <w:t xml:space="preserve">Mecanismo 3: Señal costosa para atraer inversión privada (reforzado).</w:t>
       </w:r>
       <w:r>
         <w:t xml:space="preserve"> </w:t>
@@ -21166,7 +21136,7 @@
           <w:iCs/>
           <w:i/>
         </w:rPr>
-        <w:t xml:space="preserve">Esto resuelve la circularidad: la credibilidad del compromiso ya no depende de que la justicia —que el propio programa reconoce como cuello de botella— funcione.</w:t>
+        <w:t xml:space="preserve">Esto resuelve la circularidad: la credibilidad del compromiso ya no depende de que la justicia, que el propio programa reconoce como cuello de botella, funcione.</w:t>
       </w:r>
     </w:p>
     <w:p>
@@ -21178,7 +21148,7 @@
           <w:bCs/>
           <w:b/>
         </w:rPr>
-        <w:t xml:space="preserve">Mecanismo 4 — Mercado de información anticorrupción (reforzado).</w:t>
+        <w:t xml:space="preserve">Mecanismo 4: Mercado de información anticorrupción (reforzado).</w:t>
       </w:r>
       <w:r>
         <w:t xml:space="preserve"> </w:t>
@@ -21194,7 +21164,7 @@
           <w:bCs/>
           <w:b/>
         </w:rPr>
-        <w:t xml:space="preserve">Una alerta roja sin respuesta congela automáticamente el siguiente desembolso de la fiducia —sin necesidad de juez—.</w:t>
+        <w:t xml:space="preserve">Una alerta roja sin respuesta congela automáticamente el siguiente desembolso de la fiducia, sin necesidad de juez, .</w:t>
       </w:r>
       <w:r>
         <w:t xml:space="preserve"> </w:t>
@@ -21212,7 +21182,7 @@
           <w:bCs/>
           <w:b/>
         </w:rPr>
-        <w:t xml:space="preserve">Mecanismo 5 — Subsidio regresivo condicionado para las EOC.</w:t>
+        <w:t xml:space="preserve">Mecanismo 5: Subsidio regresivo condicionado para las EOC.</w:t>
       </w:r>
       <w:r>
         <w:t xml:space="preserve"> </w:t>
@@ -21230,7 +21200,7 @@
           <w:bCs/>
           <w:b/>
         </w:rPr>
-        <w:t xml:space="preserve">Mecanismo 6 — Competencia por comparación entre nodos y alcaldías (yardstick competition).</w:t>
+        <w:t xml:space="preserve">Mecanismo 6: Competencia por comparación entre nodos y alcaldías (yardstick competition).</w:t>
       </w:r>
       <w:r>
         <w:t xml:space="preserve"> </w:t>
@@ -21265,7 +21235,7 @@
         <w:t xml:space="preserve"> </w:t>
       </w:r>
       <w:r>
-        <w:t xml:space="preserve">y aísla lo atribuible a la gestión: si todos caen por un choque de precios, no se castiga a nadie por ello; si uno se rezaga mientras los pares avanzan, la señal es nítida. Esto sharpea el activador por resultado, alimenta la asignación por desempeño del Gerente (Frente VIII-C), y dificulta el gaming —es más difícil manipular la posición relativa que un número absoluto—.</w:t>
+        <w:t xml:space="preserve">y aísla lo atribuible a la gestión: si todos caen por un choque de precios, no se castiga a nadie por ello; si uno se rezaga mientras los pares avanzan, la señal es nítida. Esto sharpea el activador por resultado, alimenta la asignación por desempeño del Gerente (Frente VIII-C), y dificulta el gaming, es más difícil manipular la posición relativa que un número absoluto, .</w:t>
       </w:r>
     </w:p>
     <w:p>
@@ -21277,7 +21247,7 @@
           <w:bCs/>
           <w:b/>
         </w:rPr>
-        <w:t xml:space="preserve">Mecanismo 7 — Diseño de la divulgación, no solo transparencia (information design).</w:t>
+        <w:t xml:space="preserve">Mecanismo 7: Diseño de la divulgación, no solo transparencia (information design).</w:t>
       </w:r>
       <w:r>
         <w:t xml:space="preserve"> </w:t>
@@ -21299,7 +21269,7 @@
         <w:t xml:space="preserve"> </w:t>
       </w:r>
       <w:r>
-        <w:t xml:space="preserve">es una decisión de diseño que cambia conductas (la investigación de diseño de información muestra que la forma de la señal —puntaje, banda, ranking— puede ser tan consecuente como su exactitud; publicar</w:t>
+        <w:t xml:space="preserve">es una decisión de diseño que cambia conductas (la investigación de diseño de información muestra que la forma de la señal, puntaje, banda, ranking, puede ser tan consecuente como su exactitud; publicar</w:t>
       </w:r>
       <w:r>
         <w:t xml:space="preserve"> </w:t>
@@ -21378,10 +21348,7 @@
         <w:t xml:space="preserve">regla de divulgación pre-comprometida</w:t>
       </w:r>
       <w:r>
-        <w:t xml:space="preserve"> </w:t>
-      </w:r>
-      <w:r>
-        <w:t xml:space="preserve">—se dice hoy exactamente qué dato se hará público si un nodo incumple—, porque el poder disuasivo está en la pre-comisión a revelar, no en el dato en sí.</w:t>
+        <w:t xml:space="preserve">, se dice hoy exactamente qué dato se hará público si un nodo incumple, porque el poder disuasivo está en la pre-comisión a revelar, no en el dato en sí.</w:t>
       </w:r>
     </w:p>
     <w:p>
@@ -21393,13 +21360,13 @@
           <w:bCs/>
           <w:b/>
         </w:rPr>
-        <w:t xml:space="preserve">Mecanismo 8 — Auditoría de robustez: preferir lo simple a lo óptimo-pero-frágil.</w:t>
+        <w:t xml:space="preserve">Mecanismo 8: Auditoría de robustez: preferir lo simple a lo óptimo-pero-frágil.</w:t>
       </w:r>
       <w:r>
         <w:t xml:space="preserve"> </w:t>
       </w:r>
       <w:r>
-        <w:t xml:space="preserve">La teoría de diseño robusto de mecanismos enseña que, cuando no se conocen bien las creencias o tipos de los actores, conviene preferir reglas que funcionen razonablemente bien en muchos escenarios aunque no sean óptimas en ninguno — y esas reglas tienden a ser</w:t>
+        <w:t xml:space="preserve">La teoría de diseño robusto de mecanismos enseña que, cuando no se conocen bien las creencias o tipos de los actores, conviene preferir reglas que funcionen razonablemente bien en muchos escenarios aunque no sean óptimas en ninguno, y esas reglas tienden a ser</w:t>
       </w:r>
       <w:r>
         <w:t xml:space="preserve"> </w:t>
@@ -21439,7 +21406,7 @@
         <w:t xml:space="preserve">”</w:t>
       </w:r>
       <w:r>
-        <w:t xml:space="preserve">. Una regla binaria robusta (alerta roja → congela desembolso) resiste la captura mejor que una fórmula elegante de siete variables con pesos exactos. Donde un mecanismo sea fino y gameable, se simplifica. La elegancia no es el objetivo — la resistencia a la captura sí.</w:t>
+        <w:t xml:space="preserve">. Una regla binaria robusta (alerta roja → congela desembolso) resiste la captura mejor que una fórmula elegante de siete variables con pesos exactos. Donde un mecanismo sea fino y gameable, se simplifica. La elegancia no es el objetivo, la resistencia a la captura sí.</w:t>
       </w:r>
     </w:p>
     <w:bookmarkEnd w:id="99"/>
@@ -21841,7 +21808,7 @@
         <w:pStyle w:val="Heading2"/>
       </w:pPr>
       <w:r>
-        <w:t xml:space="preserve">13.10 La intervención territorial — cuando los mecanismos preventivos fallan</w:t>
+        <w:t xml:space="preserve">13.10 La intervención territorial: cuando los mecanismos preventivos fallan</w:t>
       </w:r>
     </w:p>
     <w:tbl>
@@ -22116,7 +22083,7 @@
         <w:pStyle w:val="BlockText"/>
       </w:pPr>
       <w:r>
-        <w:t xml:space="preserve">El mecanismo más poderoso no es el castigo después del robo — es hacer que robar sea más difícil y costoso que cumplir. Cuando el alcalde sabe que la rendición en vivo tiene audiencia, que el interventor no lo eligió él, que el veedor tiene protección, y que perder los recursos del nodo destruye su capital político, el cálculo cambia. Eso es diseño de mecanismos: cambiar el cálculo sin cambiar a las personas.</w:t>
+        <w:t xml:space="preserve">El mecanismo más poderoso no es el castigo después del robo, es hacer que robar sea más difícil y costoso que cumplir. Cuando el alcalde sabe que la rendición en vivo tiene audiencia, que el interventor no lo eligió él, que el veedor tiene protección, y que perder los recursos del nodo destruye su capital político, el cálculo cambia. Eso es diseño de mecanismos: cambiar el cálculo sin cambiar a las personas.</w:t>
       </w:r>
     </w:p>
     <w:bookmarkEnd w:id="101"/>
@@ -22127,7 +22094,7 @@
         <w:pStyle w:val="Heading1"/>
       </w:pPr>
       <w:r>
-        <w:t xml:space="preserve">Frente XIV — Servicio Nacional de Vida: Defensa, Cohesión y Primer Empleo</w:t>
+        <w:t xml:space="preserve">Frente XIV: Servicio Nacional de Vida: Defensa, Cohesión y Primer Empleo</w:t>
       </w:r>
     </w:p>
     <w:p>
@@ -22135,7 +22102,7 @@
         <w:pStyle w:val="FirstParagraph"/>
       </w:pPr>
       <w:r>
-        <w:t xml:space="preserve">El servicio militar ha sido históricamente clasista: sirven los pobres que no pueden pagar la libreta ni estudiar (la universidad exime). No ha producido cohesión — ha producido resentimiento de clase en uniforme. Este frente lo rediseña: el Servicio Nacional de Vida es una institución de cohesión social que resuelve simultáneamente defensa territorial, primer empleo juvenil, formación técnica certificada e integración nacional.</w:t>
+        <w:t xml:space="preserve">El servicio militar ha sido históricamente clasista: sirven los pobres que no pueden pagar la libreta ni estudiar (la universidad exime). No ha producido cohesión, ha producido resentimiento de clase en uniforme. Este frente lo rediseña: el Servicio Nacional de Vida es una institución de cohesión social que resuelve simultáneamente defensa territorial, primer empleo juvenil, formación técnica certificada e integración nacional.</w:t>
       </w:r>
     </w:p>
     <w:p>
@@ -22158,7 +22125,7 @@
         <w:t xml:space="preserve">”</w:t>
       </w:r>
       <w:r>
-        <w:t xml:space="preserve">. Es: ¿podemos diseñar una institución tan valiosa que no querer servir sea la excepción? Si el servicio da competencias reales, conecta clases y contribuye a algo que importa, la voluntariedad emerge del valor — y la universalidad garantiza que eso ocurra para todos.</w:t>
+        <w:t xml:space="preserve">. Es: ¿podemos diseñar una institución tan valiosa que no querer servir sea la excepción? Si el servicio da competencias reales, conecta clases y contribuye a algo que importa, la voluntariedad emerge del valor, y la universalidad garantiza que eso ocurra para todos.</w:t>
       </w:r>
     </w:p>
     <w:bookmarkStart w:id="103" w:name="por-qué-el-modelo-actual-falla"/>
@@ -22421,7 +22388,7 @@
         <w:pStyle w:val="Heading2"/>
       </w:pPr>
       <w:r>
-        <w:t xml:space="preserve">14.2 Las tres modalidades — igual exigencia, igual estatus, distinto perfil</w:t>
+        <w:t xml:space="preserve">14.2 Las tres modalidades: igual exigencia, igual estatus, distinto perfil</w:t>
       </w:r>
     </w:p>
     <w:p>
@@ -22705,7 +22672,7 @@
         <w:pStyle w:val="Heading2"/>
       </w:pPr>
       <w:r>
-        <w:t xml:space="preserve">14.3 La universalidad real — cómo se garantiza (vía jurídica reformulada)</w:t>
+        <w:t xml:space="preserve">14.3 La universalidad real: cómo se garantiza (vía jurídica reformulada)</w:t>
       </w:r>
     </w:p>
     <w:tbl>
@@ -22801,10 +22768,7 @@
               <w:t xml:space="preserve">Ley ordinaria modificando la Ley 1861 de 2017</w:t>
             </w:r>
             <w:r>
-              <w:t xml:space="preserve"> </w:t>
-            </w:r>
-            <w:r>
-              <w:t xml:space="preserve">—</w:t>
+              <w:t xml:space="preserve">,</w:t>
             </w:r>
             <w:r>
               <w:t xml:space="preserve"> </w:t>
@@ -22912,7 +22876,7 @@
               <w:t xml:space="preserve"> </w:t>
             </w:r>
             <w:r>
-              <w:t xml:space="preserve">es defendible solo si el servicio alternativo es genuinamente civil y respeta la convicción del objetor — pero choca con la lectura de la Corte como eximente y debe litigarse. No puede presentarse como</w:t>
+              <w:t xml:space="preserve">es defendible solo si el servicio alternativo es genuinamente civil y respeta la convicción del objetor: pero choca con la lectura de la Corte como eximente y debe litigarse. No puede presentarse como</w:t>
             </w:r>
             <w:r>
               <w:t xml:space="preserve"> </w:t>
@@ -23199,7 +23163,7 @@
         <w:pStyle w:val="Heading2"/>
       </w:pPr>
       <w:r>
-        <w:t xml:space="preserve">14.5 Secuencia de implementación — lanzamiento progresivo</w:t>
+        <w:t xml:space="preserve">14.5 Secuencia de implementación: lanzamiento progresivo</w:t>
       </w:r>
     </w:p>
     <w:tbl>
@@ -23301,7 +23265,7 @@
               <w:jc w:val="left"/>
             </w:pPr>
             <w:r>
-              <w:t xml:space="preserve">5.000–10.000 voluntarios</w:t>
+              <w:t xml:space="preserve">5.000-10.000 voluntarios</w:t>
             </w:r>
           </w:p>
         </w:tc>
@@ -23351,7 +23315,7 @@
               <w:jc w:val="left"/>
             </w:pPr>
             <w:r>
-              <w:t xml:space="preserve">30.000–50.000</w:t>
+              <w:t xml:space="preserve">30.000-50.000</w:t>
             </w:r>
           </w:p>
         </w:tc>
@@ -23401,7 +23365,7 @@
               <w:jc w:val="left"/>
             </w:pPr>
             <w:r>
-              <w:t xml:space="preserve">100.000–150.000/año</w:t>
+              <w:t xml:space="preserve">100.000-150.000/año</w:t>
             </w:r>
           </w:p>
         </w:tc>
@@ -23434,7 +23398,7 @@
         <w:t xml:space="preserve"> </w:t>
       </w:r>
       <w:r>
-        <w:t xml:space="preserve">si en el Año 2 la participación voluntaria supera el 80% de la meta, la universalidad obligatoria entra sin resistencia. Si no, la meta del Año 2 se recorre — pero no se abandona la universalidad: se revisa el valor del servicio, no la ambición.</w:t>
+        <w:t xml:space="preserve">si en el Año 2 la participación voluntaria supera el 80% de la meta, la universalidad obligatoria entra sin resistencia. Si no, la meta del Año 2 se recorre, pero no se abandona la universalidad: se revisa el valor del servicio, no la ambición.</w:t>
       </w:r>
     </w:p>
     <w:bookmarkEnd w:id="107"/>
@@ -23444,7 +23408,7 @@
         <w:pStyle w:val="Heading2"/>
       </w:pPr>
       <w:r>
-        <w:t xml:space="preserve">14.6 Lo que produce — el triple resultado</w:t>
+        <w:t xml:space="preserve">14.6 Lo que produce: el triple resultado</w:t>
       </w:r>
     </w:p>
     <w:tbl>
@@ -23671,7 +23635,7 @@
         <w:pStyle w:val="Heading2"/>
       </w:pPr>
       <w:r>
-        <w:t xml:space="preserve">14.7 DIH y ética — no negociable</w:t>
+        <w:t xml:space="preserve">14.7 DIH y ética: no negociable</w:t>
       </w:r>
     </w:p>
     <w:p>
@@ -23689,7 +23653,7 @@
         <w:pStyle w:val="Heading2"/>
       </w:pPr>
       <w:r>
-        <w:t xml:space="preserve">14.8 Costo fiscal — con honestidad</w:t>
+        <w:t xml:space="preserve">14.8 Costo fiscal: con honestidad</w:t>
       </w:r>
     </w:p>
     <w:tbl>
@@ -23792,31 +23756,31 @@
               <w:jc w:val="left"/>
             </w:pPr>
             <w:r>
-              <w:t xml:space="preserve">5.000–10.000</w:t>
-            </w:r>
-          </w:p>
-        </w:tc>
-        <w:tc>
-          <w:tcPr/>
-          <w:p>
-            <w:pPr>
-              <w:pStyle w:val="Compact"/>
-              <w:jc w:val="left"/>
-            </w:pPr>
-            <w:r>
-              <w:t xml:space="preserve">30.000–50.000</w:t>
-            </w:r>
-          </w:p>
-        </w:tc>
-        <w:tc>
-          <w:tcPr/>
-          <w:p>
-            <w:pPr>
-              <w:pStyle w:val="Compact"/>
-              <w:jc w:val="left"/>
-            </w:pPr>
-            <w:r>
-              <w:t xml:space="preserve">100.000–150.000</w:t>
+              <w:t xml:space="preserve">5.000-10.000</w:t>
+            </w:r>
+          </w:p>
+        </w:tc>
+        <w:tc>
+          <w:tcPr/>
+          <w:p>
+            <w:pPr>
+              <w:pStyle w:val="Compact"/>
+              <w:jc w:val="left"/>
+            </w:pPr>
+            <w:r>
+              <w:t xml:space="preserve">30.000-50.000</w:t>
+            </w:r>
+          </w:p>
+        </w:tc>
+        <w:tc>
+          <w:tcPr/>
+          <w:p>
+            <w:pPr>
+              <w:pStyle w:val="Compact"/>
+              <w:jc w:val="left"/>
+            </w:pPr>
+            <w:r>
+              <w:t xml:space="preserve">100.000-150.000</w:t>
             </w:r>
           </w:p>
         </w:tc>
@@ -23854,31 +23818,31 @@
               <w:jc w:val="left"/>
             </w:pPr>
             <w:r>
-              <w:t xml:space="preserve">$0.15–0.3 B</w:t>
-            </w:r>
-          </w:p>
-        </w:tc>
-        <w:tc>
-          <w:tcPr/>
-          <w:p>
-            <w:pPr>
-              <w:pStyle w:val="Compact"/>
-              <w:jc w:val="left"/>
-            </w:pPr>
-            <w:r>
-              <w:t xml:space="preserve">$0.9–1.5 B</w:t>
-            </w:r>
-          </w:p>
-        </w:tc>
-        <w:tc>
-          <w:tcPr/>
-          <w:p>
-            <w:pPr>
-              <w:pStyle w:val="Compact"/>
-              <w:jc w:val="left"/>
-            </w:pPr>
-            <w:r>
-              <w:t xml:space="preserve">$3–4.5 B</w:t>
+              <w:t xml:space="preserve">$0.15-0.3 B</w:t>
+            </w:r>
+          </w:p>
+        </w:tc>
+        <w:tc>
+          <w:tcPr/>
+          <w:p>
+            <w:pPr>
+              <w:pStyle w:val="Compact"/>
+              <w:jc w:val="left"/>
+            </w:pPr>
+            <w:r>
+              <w:t xml:space="preserve">$0.9-1.5 B</w:t>
+            </w:r>
+          </w:p>
+        </w:tc>
+        <w:tc>
+          <w:tcPr/>
+          <w:p>
+            <w:pPr>
+              <w:pStyle w:val="Compact"/>
+              <w:jc w:val="left"/>
+            </w:pPr>
+            <w:r>
+              <w:t xml:space="preserve">$3-4.5 B</w:t>
             </w:r>
           </w:p>
         </w:tc>
@@ -23916,31 +23880,31 @@
               <w:jc w:val="left"/>
             </w:pPr>
             <w:r>
-              <w:t xml:space="preserve">$0.05–0.1 B</w:t>
-            </w:r>
-          </w:p>
-        </w:tc>
-        <w:tc>
-          <w:tcPr/>
-          <w:p>
-            <w:pPr>
-              <w:pStyle w:val="Compact"/>
-              <w:jc w:val="left"/>
-            </w:pPr>
-            <w:r>
-              <w:t xml:space="preserve">$0.3–0.5 B</w:t>
-            </w:r>
-          </w:p>
-        </w:tc>
-        <w:tc>
-          <w:tcPr/>
-          <w:p>
-            <w:pPr>
-              <w:pStyle w:val="Compact"/>
-              <w:jc w:val="left"/>
-            </w:pPr>
-            <w:r>
-              <w:t xml:space="preserve">$0.8–1.2 B</w:t>
+              <w:t xml:space="preserve">$0.05-0.1 B</w:t>
+            </w:r>
+          </w:p>
+        </w:tc>
+        <w:tc>
+          <w:tcPr/>
+          <w:p>
+            <w:pPr>
+              <w:pStyle w:val="Compact"/>
+              <w:jc w:val="left"/>
+            </w:pPr>
+            <w:r>
+              <w:t xml:space="preserve">$0.3-0.5 B</w:t>
+            </w:r>
+          </w:p>
+        </w:tc>
+        <w:tc>
+          <w:tcPr/>
+          <w:p>
+            <w:pPr>
+              <w:pStyle w:val="Compact"/>
+              <w:jc w:val="left"/>
+            </w:pPr>
+            <w:r>
+              <w:t xml:space="preserve">$0.8-1.2 B</w:t>
             </w:r>
           </w:p>
         </w:tc>
@@ -23978,31 +23942,31 @@
               <w:jc w:val="left"/>
             </w:pPr>
             <w:r>
-              <w:t xml:space="preserve">$0.1–0.2 B</w:t>
-            </w:r>
-          </w:p>
-        </w:tc>
-        <w:tc>
-          <w:tcPr/>
-          <w:p>
-            <w:pPr>
-              <w:pStyle w:val="Compact"/>
-              <w:jc w:val="left"/>
-            </w:pPr>
-            <w:r>
-              <w:t xml:space="preserve">$0.6–1 B</w:t>
-            </w:r>
-          </w:p>
-        </w:tc>
-        <w:tc>
-          <w:tcPr/>
-          <w:p>
-            <w:pPr>
-              <w:pStyle w:val="Compact"/>
-              <w:jc w:val="left"/>
-            </w:pPr>
-            <w:r>
-              <w:t xml:space="preserve">$2–3 B</w:t>
+              <w:t xml:space="preserve">$0.1-0.2 B</w:t>
+            </w:r>
+          </w:p>
+        </w:tc>
+        <w:tc>
+          <w:tcPr/>
+          <w:p>
+            <w:pPr>
+              <w:pStyle w:val="Compact"/>
+              <w:jc w:val="left"/>
+            </w:pPr>
+            <w:r>
+              <w:t xml:space="preserve">$0.6-1 B</w:t>
+            </w:r>
+          </w:p>
+        </w:tc>
+        <w:tc>
+          <w:tcPr/>
+          <w:p>
+            <w:pPr>
+              <w:pStyle w:val="Compact"/>
+              <w:jc w:val="left"/>
+            </w:pPr>
+            <w:r>
+              <w:t xml:space="preserve">$2-3 B</w:t>
             </w:r>
           </w:p>
         </w:tc>
@@ -24048,7 +24012,7 @@
                 <w:bCs/>
                 <w:b/>
               </w:rPr>
-              <w:t xml:space="preserve">$0.3–0.6 B</w:t>
+              <w:t xml:space="preserve">$0.3-0.6 B</w:t>
             </w:r>
           </w:p>
         </w:tc>
@@ -24064,7 +24028,7 @@
                 <w:bCs/>
                 <w:b/>
               </w:rPr>
-              <w:t xml:space="preserve">$1.8–3 B</w:t>
+              <w:t xml:space="preserve">$1.8-3 B</w:t>
             </w:r>
           </w:p>
         </w:tc>
@@ -24080,7 +24044,7 @@
                 <w:bCs/>
                 <w:b/>
               </w:rPr>
-              <w:t xml:space="preserve">$5.8–8.7 B</w:t>
+              <w:t xml:space="preserve">$5.8-8.7 B</w:t>
             </w:r>
           </w:p>
         </w:tc>
@@ -24114,31 +24078,31 @@
               <w:jc w:val="left"/>
             </w:pPr>
             <w:r>
-              <w:t xml:space="preserve">—</w:t>
-            </w:r>
-          </w:p>
-        </w:tc>
-        <w:tc>
-          <w:tcPr/>
-          <w:p>
-            <w:pPr>
-              <w:pStyle w:val="Compact"/>
-              <w:jc w:val="left"/>
-            </w:pPr>
-            <w:r>
-              <w:t xml:space="preserve">$0.5–0.8 B</w:t>
-            </w:r>
-          </w:p>
-        </w:tc>
-        <w:tc>
-          <w:tcPr/>
-          <w:p>
-            <w:pPr>
-              <w:pStyle w:val="Compact"/>
-              <w:jc w:val="left"/>
-            </w:pPr>
-            <w:r>
-              <w:t xml:space="preserve">$2–3 B</w:t>
+              <w:t xml:space="preserve">n/a</w:t>
+            </w:r>
+          </w:p>
+        </w:tc>
+        <w:tc>
+          <w:tcPr/>
+          <w:p>
+            <w:pPr>
+              <w:pStyle w:val="Compact"/>
+              <w:jc w:val="left"/>
+            </w:pPr>
+            <w:r>
+              <w:t xml:space="preserve">$0.5-0.8 B</w:t>
+            </w:r>
+          </w:p>
+        </w:tc>
+        <w:tc>
+          <w:tcPr/>
+          <w:p>
+            <w:pPr>
+              <w:pStyle w:val="Compact"/>
+              <w:jc w:val="left"/>
+            </w:pPr>
+            <w:r>
+              <w:t xml:space="preserve">$2-3 B</w:t>
             </w:r>
           </w:p>
         </w:tc>
@@ -24176,31 +24140,31 @@
               <w:jc w:val="left"/>
             </w:pPr>
             <w:r>
-              <w:t xml:space="preserve">—</w:t>
-            </w:r>
-          </w:p>
-        </w:tc>
-        <w:tc>
-          <w:tcPr/>
-          <w:p>
-            <w:pPr>
-              <w:pStyle w:val="Compact"/>
-              <w:jc w:val="left"/>
-            </w:pPr>
-            <w:r>
-              <w:t xml:space="preserve">$0.3–0.5 B</w:t>
-            </w:r>
-          </w:p>
-        </w:tc>
-        <w:tc>
-          <w:tcPr/>
-          <w:p>
-            <w:pPr>
-              <w:pStyle w:val="Compact"/>
-              <w:jc w:val="left"/>
-            </w:pPr>
-            <w:r>
-              <w:t xml:space="preserve">$1–1.5 B</w:t>
+              <w:t xml:space="preserve">n/a</w:t>
+            </w:r>
+          </w:p>
+        </w:tc>
+        <w:tc>
+          <w:tcPr/>
+          <w:p>
+            <w:pPr>
+              <w:pStyle w:val="Compact"/>
+              <w:jc w:val="left"/>
+            </w:pPr>
+            <w:r>
+              <w:t xml:space="preserve">$0.3-0.5 B</w:t>
+            </w:r>
+          </w:p>
+        </w:tc>
+        <w:tc>
+          <w:tcPr/>
+          <w:p>
+            <w:pPr>
+              <w:pStyle w:val="Compact"/>
+              <w:jc w:val="left"/>
+            </w:pPr>
+            <w:r>
+              <w:t xml:space="preserve">$1-1.5 B</w:t>
             </w:r>
           </w:p>
         </w:tc>
@@ -24246,7 +24210,7 @@
                 <w:bCs/>
                 <w:b/>
               </w:rPr>
-              <w:t xml:space="preserve">$0.3–0.6 B</w:t>
+              <w:t xml:space="preserve">$0.3-0.6 B</w:t>
             </w:r>
           </w:p>
         </w:tc>
@@ -24262,7 +24226,7 @@
                 <w:bCs/>
                 <w:b/>
               </w:rPr>
-              <w:t xml:space="preserve">$1.0–2.2 B</w:t>
+              <w:t xml:space="preserve">$1.0-2.2 B</w:t>
             </w:r>
           </w:p>
         </w:tc>
@@ -24278,19 +24242,19 @@
                 <w:bCs/>
                 <w:b/>
               </w:rPr>
-              <w:t xml:space="preserve">$2.8–5.2 B</w:t>
-            </w:r>
-          </w:p>
-        </w:tc>
-        <w:tc>
-          <w:tcPr/>
-          <w:p>
-            <w:pPr>
-              <w:pStyle w:val="Compact"/>
-              <w:jc w:val="left"/>
-            </w:pPr>
-            <w:r>
-              <w:t xml:space="preserve">~0.2–0.4% del PIB en Año 3</w:t>
+              <w:t xml:space="preserve">$2.8-5.2 B</w:t>
+            </w:r>
+          </w:p>
+        </w:tc>
+        <w:tc>
+          <w:tcPr/>
+          <w:p>
+            <w:pPr>
+              <w:pStyle w:val="Compact"/>
+              <w:jc w:val="left"/>
+            </w:pPr>
+            <w:r>
+              <w:t xml:space="preserve">~0.2-0.4% del PIB en Año 3</w:t>
             </w:r>
           </w:p>
         </w:tc>
@@ -24339,7 +24303,7 @@
           <w:bCs/>
           <w:b/>
         </w:rPr>
-        <w:t xml:space="preserve">costo neto real de ~0.2–0.4% del PIB en el Año 3</w:t>
+        <w:t xml:space="preserve">costo neto real de ~0.2-0.4% del PIB en el Año 3</w:t>
       </w:r>
       <w:r>
         <w:t xml:space="preserve"> </w:t>
@@ -24557,7 +24521,7 @@
               <w:jc w:val="left"/>
             </w:pPr>
             <w:r>
-              <w:t xml:space="preserve">Las brigadas ambientales instalan y operan los primeros meses de los sistemas — resuelve el período de arranque de la EOC</w:t>
+              <w:t xml:space="preserve">Las brigadas ambientales instalan y operan los primeros meses de los sistemas, resuelve el período de arranque de la EOC</w:t>
             </w:r>
           </w:p>
         </w:tc>
@@ -24832,7 +24796,7 @@
               <w:jc w:val="left"/>
             </w:pPr>
             <w:r>
-              <w:t xml:space="preserve">Libera $3–5B/año + reasigna 20.000–35.000 funcionarios + genera el dividendo ético (60.000–97.000 empleos)</w:t>
+              <w:t xml:space="preserve">Libera $3-5B/año + reasigna 20.000-35.000 funcionarios + genera el dividendo ético (60.000-97.000 empleos)</w:t>
             </w:r>
           </w:p>
         </w:tc>
@@ -25028,7 +24992,7 @@
           <w:iCs/>
           <w:i/>
         </w:rPr>
-        <w:t xml:space="preserve">Verificación (junio 2026): esta clasificación se contrastó con el estado actual del derecho colombiano. Hallazgos: (a) la Jurisdicción Agraria y Rural ya está creada (AL 03/2023 + Ley Estatutaria 2570/2026) — el plan la implementa, no la crea; (b) el catastro multipropósito ya es servicio público (Ley 1955/2019, Decreto 148/2020) — ejecutable por vía administrativa; (c) la objeción de conciencia exige ley estatutaria y su diseño es constitucionalmente discutible; (d) la interventoría nacional sobre territorios y la condicionalidad de transferencias constitucionales (SGP/regalías) no se logran por decreto/circular. Las filas afectadas están marcadas.</w:t>
+        <w:t xml:space="preserve">Verificación (junio 2026): esta clasificación se contrastó con el estado actual del derecho colombiano. Hallazgos: (a) la Jurisdicción Agraria y Rural ya está creada (AL 03/2023 + Ley Estatutaria 2570/2026), el plan la implementa, no la crea; (b) el catastro multipropósito ya es servicio público (Ley 1955/2019, Decreto 148/2020), ejecutable por vía administrativa; (c) la objeción de conciencia exige ley estatutaria y su diseño es constitucionalmente discutible; (d) la interventoría nacional sobre territorios y la condicionalidad de transferencias constitucionales (SGP/regalías) no se logran por decreto/circular. Las filas afectadas están marcadas.</w:t>
       </w:r>
     </w:p>
     <w:bookmarkStart w:id="114" w:name="qué-puede-cada-instrumento"/>
@@ -25141,7 +25105,7 @@
                 <w:bCs/>
                 <w:b/>
               </w:rPr>
-              <w:t xml:space="preserve">Catastro multipropósito: ya es servicio público (Ley 1955/2019, Decreto 148/2020) — ejecutable por vía administrativa + financiación, no es pedido legislativo</w:t>
+              <w:t xml:space="preserve">Catastro multipropósito: ya es servicio público (Ley 1955/2019, Decreto 148/2020): ejecutable por vía administrativa + financiación, no es pedido legislativo</w:t>
             </w:r>
           </w:p>
         </w:tc>
@@ -25273,7 +25237,7 @@
               <w:jc w:val="left"/>
             </w:pPr>
             <w:r>
-              <w:t xml:space="preserve">1–2 períodos legislativos</w:t>
+              <w:t xml:space="preserve">1-2 períodos legislativos</w:t>
             </w:r>
           </w:p>
         </w:tc>
@@ -25303,7 +25267,7 @@
               <w:jc w:val="left"/>
             </w:pPr>
             <w:r>
-              <w:t xml:space="preserve">Objeción de conciencia al servicio, financiación de campañas, CNE (la Jurisdicción Agraria ya tiene su ley estatutaria — Ley 2570/2026)</w:t>
+              <w:t xml:space="preserve">Objeción de conciencia al servicio, financiación de campañas, CNE (la Jurisdicción Agraria ya tiene su ley estatutaria, Ley 2570/2026)</w:t>
             </w:r>
           </w:p>
         </w:tc>
@@ -25327,7 +25291,7 @@
               <w:jc w:val="left"/>
             </w:pPr>
             <w:r>
-              <w:t xml:space="preserve">1–2 períodos legislativos</w:t>
+              <w:t xml:space="preserve">1-2 períodos legislativos</w:t>
             </w:r>
           </w:p>
         </w:tc>
@@ -25372,10 +25336,7 @@
               <w:t xml:space="preserve">”</w:t>
             </w:r>
             <w:r>
-              <w:t xml:space="preserve"> </w:t>
-            </w:r>
-            <w:r>
-              <w:t xml:space="preserve">—</w:t>
+              <w:t xml:space="preserve">,</w:t>
             </w:r>
             <w:r>
               <w:t xml:space="preserve"> </w:t>
@@ -25586,7 +25547,7 @@
               <w:jc w:val="left"/>
             </w:pPr>
             <w:r>
-              <w:t xml:space="preserve">Sin cambios — ya no requería ley</w:t>
+              <w:t xml:space="preserve">Sin cambios, ya no requería ley</w:t>
             </w:r>
           </w:p>
         </w:tc>
@@ -25725,7 +25686,7 @@
               <w:t xml:space="preserve"> </w:t>
             </w:r>
             <w:r>
-              <w:t xml:space="preserve">al SGP ni a las regalías (transferencias de base constitucional, arts. 356–357 y SGR), que no se condicionan al concepto del Gerente por acto administrativo</w:t>
+              <w:t xml:space="preserve">al SGP ni a las regalías (transferencias de base constitucional, arts. 356-357 y SGR), que no se condicionan al concepto del Gerente por acto administrativo</w:t>
             </w:r>
           </w:p>
         </w:tc>
@@ -26096,7 +26057,7 @@
               <w:jc w:val="left"/>
             </w:pPr>
             <w:r>
-              <w:t xml:space="preserve">Años 1–2</w:t>
+              <w:t xml:space="preserve">Años 1-2</w:t>
             </w:r>
           </w:p>
         </w:tc>
@@ -26333,7 +26294,7 @@
               <w:t xml:space="preserve">Actualizado</w:t>
             </w:r>
             <w:r>
-              <w:t xml:space="preserve">: el programa no la crea — la implementa, financia y conecta a los nodos; empuja la ley ordinaria pendiente</w:t>
+              <w:t xml:space="preserve">: el programa no la crea, la implementa, financia y conecta a los nodos; empuja la ley ordinaria pendiente</w:t>
             </w:r>
           </w:p>
         </w:tc>
@@ -26371,7 +26332,7 @@
               <w:jc w:val="left"/>
             </w:pPr>
             <w:r>
-              <w:t xml:space="preserve">Años 1–2</w:t>
+              <w:t xml:space="preserve">Años 1-2</w:t>
             </w:r>
           </w:p>
         </w:tc>
@@ -26421,7 +26382,7 @@
               <w:jc w:val="left"/>
             </w:pPr>
             <w:r>
-              <w:t xml:space="preserve">Años 1–2</w:t>
+              <w:t xml:space="preserve">Años 1-2</w:t>
             </w:r>
           </w:p>
         </w:tc>
@@ -26470,7 +26431,7 @@
         <w:t xml:space="preserve"> </w:t>
       </w:r>
       <w:r>
-        <w:t xml:space="preserve">de que el Congreso apruebe todo. La regla es: avanzar con lo ejecutivo en los Años 1–2 mientras se construye coalición para lo legislativo. La Ley Marco de Nodos se tramita</w:t>
+        <w:t xml:space="preserve">de que el Congreso apruebe todo. La regla es: avanzar con lo ejecutivo en los Años 1-2 mientras se construye coalición para lo legislativo. La Ley Marco de Nodos se tramita</w:t>
       </w:r>
       <w:r>
         <w:t xml:space="preserve"> </w:t>
@@ -26483,10 +26444,7 @@
         <w:t xml:space="preserve">con coalición amplia</w:t>
       </w:r>
       <w:r>
-        <w:t xml:space="preserve"> </w:t>
-      </w:r>
-      <w:r>
-        <w:t xml:space="preserve">—no por imposición—, porque una ley aprobada con respaldo plural es a la vez más duradera y más legítima democráticamente que el lock-in ejecutivo: responde a la objeción de irreversibilidad-vs-democracia en lugar de agravarla.</w:t>
+        <w:t xml:space="preserve">, no por imposición, porque una ley aprobada con respaldo plural es a la vez más duradera y más legítima democráticamente que el lock-in ejecutivo: responde a la objeción de irreversibilidad-vs-democracia en lugar de agravarla.</w:t>
       </w:r>
     </w:p>
     <w:p>
@@ -26542,7 +26500,7 @@
         <w:pStyle w:val="FirstParagraph"/>
       </w:pPr>
       <w:r>
-        <w:t xml:space="preserve">Déficit ~6.4–7% del PIB; deuda hacia el 70%; calificación BB; 1 de cada 3 pesos del presupuesto en intereses.</w:t>
+        <w:t xml:space="preserve">Déficit ~6.4-7% del PIB; deuda hacia el 70%; calificación BB; 1 de cada 3 pesos del presupuesto en intereses.</w:t>
       </w:r>
     </w:p>
     <w:bookmarkEnd w:id="118"/>
@@ -26552,7 +26510,7 @@
         <w:pStyle w:val="Heading2"/>
       </w:pPr>
       <w:r>
-        <w:t xml:space="preserve">Escenario base — sin reforma tributaria</w:t>
+        <w:t xml:space="preserve">Escenario base: sin reforma tributaria</w:t>
       </w:r>
     </w:p>
     <w:p>
@@ -26650,19 +26608,19 @@
               <w:jc w:val="left"/>
             </w:pPr>
             <w:r>
-              <w:t xml:space="preserve">Cruce DIAN–PILA–catastro; cobro corto; DIAN técnica</w:t>
-            </w:r>
-          </w:p>
-        </w:tc>
-        <w:tc>
-          <w:tcPr/>
-          <w:p>
-            <w:pPr>
-              <w:pStyle w:val="Compact"/>
-              <w:jc w:val="left"/>
-            </w:pPr>
-            <w:r>
-              <w:t xml:space="preserve">+$10–15B</w:t>
+              <w:t xml:space="preserve">Cruce DIAN-PILA-catastro; cobro corto; DIAN técnica</w:t>
+            </w:r>
+          </w:p>
+        </w:tc>
+        <w:tc>
+          <w:tcPr/>
+          <w:p>
+            <w:pPr>
+              <w:pStyle w:val="Compact"/>
+              <w:jc w:val="left"/>
+            </w:pPr>
+            <w:r>
+              <w:t xml:space="preserve">+$10-15B</w:t>
             </w:r>
           </w:p>
         </w:tc>
@@ -26712,7 +26670,7 @@
               <w:jc w:val="left"/>
             </w:pPr>
             <w:r>
-              <w:t xml:space="preserve">−$10–15B</w:t>
+              <w:t xml:space="preserve">−$10-15B</w:t>
             </w:r>
           </w:p>
         </w:tc>
@@ -26762,7 +26720,7 @@
               <w:jc w:val="left"/>
             </w:pPr>
             <w:r>
-              <w:t xml:space="preserve">−$5–8B</w:t>
+              <w:t xml:space="preserve">−$5-8B</w:t>
             </w:r>
           </w:p>
         </w:tc>
@@ -26816,7 +26774,7 @@
                 <w:bCs/>
                 <w:b/>
               </w:rPr>
-              <w:t xml:space="preserve">~$25–38B/año</w:t>
+              <w:t xml:space="preserve">~$25-38B/año</w:t>
             </w:r>
             <w:r>
               <w:t xml:space="preserve"> </w:t>
@@ -26861,7 +26819,7 @@
         <w:pStyle w:val="Heading2"/>
       </w:pPr>
       <w:r>
-        <w:t xml:space="preserve">Escenario ampliado — si la reforma tributaria pasa</w:t>
+        <w:t xml:space="preserve">Escenario ampliado: si la reforma tributaria pasa</w:t>
       </w:r>
     </w:p>
     <w:tbl>
@@ -26950,7 +26908,7 @@
               <w:jc w:val="left"/>
             </w:pPr>
             <w:r>
-              <w:t xml:space="preserve">+$15–20B/año</w:t>
+              <w:t xml:space="preserve">+$15-20B/año</w:t>
             </w:r>
           </w:p>
         </w:tc>
@@ -26977,7 +26935,7 @@
         <w:t xml:space="preserve"> </w:t>
       </w:r>
       <w:r>
-        <w:t xml:space="preserve">y adelanta la universalidad del Servicio — no habilita el núcleo, lo expande.</w:t>
+        <w:t xml:space="preserve">y adelanta la universalidad del Servicio, no habilita el núcleo, lo expande.</w:t>
       </w:r>
     </w:p>
     <w:bookmarkEnd w:id="120"/>
@@ -27211,7 +27169,7 @@
         <w:pStyle w:val="Heading2"/>
       </w:pPr>
       <w:r>
-        <w:t xml:space="preserve">Stress test — qué pasa si las cosas salen peor</w:t>
+        <w:t xml:space="preserve">Stress test: qué pasa si las cosas salen peor</w:t>
       </w:r>
     </w:p>
     <w:tbl>
@@ -27288,19 +27246,19 @@
               <w:jc w:val="left"/>
             </w:pPr>
             <w:r>
-              <w:t xml:space="preserve">Menor recaudo estructural en Años 3–4</w:t>
-            </w:r>
-          </w:p>
-        </w:tc>
-        <w:tc>
-          <w:tcPr/>
-          <w:p>
-            <w:pPr>
-              <w:pStyle w:val="Compact"/>
-              <w:jc w:val="left"/>
-            </w:pPr>
-            <w:r>
-              <w:t xml:space="preserve">El núcleo no depende del crecimiento alto; las olas siguientes se ralentizan vía el activador por resultado — el diseño ya es contracíclico</w:t>
+              <w:t xml:space="preserve">Menor recaudo estructural en Años 3-4</w:t>
+            </w:r>
+          </w:p>
+        </w:tc>
+        <w:tc>
+          <w:tcPr/>
+          <w:p>
+            <w:pPr>
+              <w:pStyle w:val="Compact"/>
+              <w:jc w:val="left"/>
+            </w:pPr>
+            <w:r>
+              <w:t xml:space="preserve">El núcleo no depende del crecimiento alto; las olas siguientes se ralentizan vía el activador por resultado, el diseño ya es contracíclico</w:t>
             </w:r>
           </w:p>
         </w:tc>
@@ -27364,7 +27322,7 @@
               <w:jc w:val="left"/>
             </w:pPr>
             <w:r>
-              <w:t xml:space="preserve">Sin los +$15–20B/año</w:t>
+              <w:t xml:space="preserve">Sin los +$15-20B/año</w:t>
             </w:r>
           </w:p>
         </w:tc>
@@ -27402,7 +27360,7 @@
               <w:jc w:val="left"/>
             </w:pPr>
             <w:r>
-              <w:t xml:space="preserve">$1.5–2.5B/año menos</w:t>
+              <w:t xml:space="preserve">$1.5-2.5B/año menos</w:t>
             </w:r>
           </w:p>
         </w:tc>
@@ -27464,7 +27422,7 @@
         <w:pStyle w:val="FirstParagraph"/>
       </w:pPr>
       <w:r>
-        <w:t xml:space="preserve">Esta sección es nueva. El programa ya usaba diseño de mecanismos clásico (Hurwicz, Maskin, Myerson — Nobel 2007). Aquí se incorpora lo que la frontera de la economía del desarrollo, la teoría de juegos y el diseño de mecanismos ha producido</w:t>
+        <w:t xml:space="preserve">Esta sección es nueva. El programa ya usaba diseño de mecanismos clásico (Hurwicz, Maskin, Myerson, Nobel 2007). Aquí se incorpora lo que la frontera de la economía del desarrollo, la teoría de juegos y el diseño de mecanismos ha producido</w:t>
       </w:r>
       <w:r>
         <w:t xml:space="preserve"> </w:t>
@@ -27480,7 +27438,7 @@
         <w:t xml:space="preserve"> </w:t>
       </w:r>
       <w:r>
-        <w:t xml:space="preserve">de eso, traducido a ajustes concretos. Cada idea indica dónde se aplicó. Son analogías informadas por evidencia, no garantías: la validez externa —que lo que funcionó en otro país funcione en Colombia— es ella misma una pregunta abierta, y el instrumento del programa contra eso es el nodo de aprendizaje de Fase 0 (3.6).</w:t>
+        <w:t xml:space="preserve">de eso, traducido a ajustes concretos. Cada idea indica dónde se aplicó. Son analogías informadas por evidencia, no garantías: la validez externa, que lo que funcionó en otro país funcione en Colombia, es ella misma una pregunta abierta, y el instrumento del programa contra eso es el nodo de aprendizaje de Fase 0 (3.6).</w:t>
       </w:r>
     </w:p>
     <w:tbl>
@@ -27647,7 +27605,7 @@
                 <w:bCs/>
                 <w:b/>
               </w:rPr>
-              <w:t xml:space="preserve">Capacidad estatal — experimentos de campo</w:t>
+              <w:t xml:space="preserve">Capacidad estatal: experimentos de campo</w:t>
             </w:r>
             <w:r>
               <w:t xml:space="preserve"> </w:t>
@@ -28213,7 +28171,7 @@
         <w:t xml:space="preserve"> </w:t>
       </w:r>
       <w:r>
-        <w:t xml:space="preserve">en vez de agregar estructura nueva — suben la probabilidad de éxito sin agravar el riesgo de proliferación institucional que el propio Frente XIII busca evitar.</w:t>
+        <w:t xml:space="preserve">en vez de agregar estructura nueva, suben la probabilidad de éxito sin agravar el riesgo de proliferación institucional que el propio Frente XIII busca evitar.</w:t>
       </w:r>
     </w:p>
     <w:p>
@@ -28224,22 +28182,13 @@
       </w:r>
     </w:p>
     <w:bookmarkEnd w:id="124"/>
-    <w:bookmarkStart w:id="127" w:name="secuencia-de-gobierno"/>
+    <w:bookmarkStart w:id="128" w:name="X63812107fc27b9894e947da83252cc3e34ce294"/>
     <w:p>
       <w:pPr>
         <w:pStyle w:val="Heading1"/>
       </w:pPr>
       <w:r>
-        <w:t xml:space="preserve">Secuencia de Gobierno</w:t>
-      </w:r>
-    </w:p>
-    <w:bookmarkStart w:id="125" w:name="X3f19c8a57f0489f02498b4816e1596433230a25"/>
-    <w:p>
-      <w:pPr>
-        <w:pStyle w:val="Heading2"/>
-      </w:pPr>
-      <w:r>
-        <w:t xml:space="preserve">La Transición — el año cero que hace posible el año uno</w:t>
+        <w:t xml:space="preserve">Productividad y Competitividad Nacional: la apuesta de fondo</w:t>
       </w:r>
     </w:p>
     <w:p>
@@ -28247,7 +28196,7 @@
         <w:pStyle w:val="FirstParagraph"/>
       </w:pPr>
       <w:r>
-        <w:t xml:space="preserve">La transición no es el período entre ganar y gobernar. Es cuando se resuelven los obstáculos que, si no se resuelven antes del 7 de agosto, harán que el Año 1 se pierda organizándose. Colombia tiene ~90 días entre la segunda vuelta y la posesión, y este gobierno los usa completos.</w:t>
+        <w:t xml:space="preserve">Esta es la sección que ata al resto. El plan persigue empleo, seguridad y equidad, pero el ingreso por persona de un país en el largo plazo lo decide una sola cosa: cuánto valor produce cada trabajador. Y ahí Colombia tiene un problema que no puede seguir ignorando.</w:t>
       </w:r>
     </w:p>
     <w:p>
@@ -28259,95 +28208,22 @@
           <w:bCs/>
           <w:b/>
         </w:rPr>
-        <w:t xml:space="preserve">Principio rector:</w:t>
+        <w:t xml:space="preserve">El problema, sin rodeos.</w:t>
       </w:r>
       <w:r>
         <w:t xml:space="preserve"> </w:t>
       </w:r>
       <w:r>
-        <w:t xml:space="preserve">todo lo que puede hacerse antes del 7 de agosto, se hace antes. El día de posesión el Estado no empieza a prepararse — empieza a ejecutar.</w:t>
+        <w:t xml:space="preserve">En 2025 el país logró el desempleo más bajo del siglo, pero la productividad por trabajador cayó cerca de 3,1% entre 2022 y 2025 y la productividad total de los factores apenas creció 0,9%. El empleo nuevo se concentra en servicios de baja productividad y el paso de trabajadores hacia sectores más productivos se redujo a la mitad en una década. Crear empleo formal y subir la productividad no son lo mismo, y el país lleva años demostrándolo. Sin productividad no hay competitividad, y sin competitividad el empleo que se crea es frágil.</w:t>
       </w:r>
     </w:p>
+    <w:bookmarkStart w:id="125" w:name="el-objetivo-nacional-con-metas-duras"/>
     <w:p>
       <w:pPr>
-        <w:pStyle w:val="FirstParagraph"/>
-      </w:pPr>
-      <w:r>
-        <w:rPr>
-          <w:bCs/>
-          <w:b/>
-        </w:rPr>
-        <w:t xml:space="preserve">Obstáculo 1 — Las personas.</w:t>
-      </w:r>
-      <w:r>
-        <w:t xml:space="preserve"> </w:t>
-      </w:r>
-      <w:r>
-        <w:t xml:space="preserve">Se identifican los 80 cargos directivos que son cuellos de botella reales (no los 800 del proceso completo). Los 40 más críticos se concursan con la CNSC durante la transición; los nombramientos son hechos consumados el 7 de agosto. Los 40 restantes con proceso corriendo y cierre antes del día 90.</w:t>
-      </w:r>
-    </w:p>
-    <w:p>
-      <w:pPr>
-        <w:pStyle w:val="BodyText"/>
-      </w:pPr>
-      <w:r>
-        <w:rPr>
-          <w:bCs/>
-          <w:b/>
-        </w:rPr>
-        <w:t xml:space="preserve">Obstáculo 2 — Los decretos.</w:t>
-      </w:r>
-      <w:r>
-        <w:t xml:space="preserve"> </w:t>
-      </w:r>
-      <w:r>
-        <w:t xml:space="preserve">El equipo jurídico redacta durante la campaña los 15 decretos del Día 1 (Equipos Territoriales, fiducias por nodo, delegación de autorizaciones, clasificación de municipios, interventoría obligatoria). Llegan al Consejo de Ministros el 8 de agosto, no el 8 de octubre.</w:t>
-      </w:r>
-    </w:p>
-    <w:p>
-      <w:pPr>
-        <w:pStyle w:val="BodyText"/>
-      </w:pPr>
-      <w:r>
-        <w:rPr>
-          <w:bCs/>
-          <w:b/>
-        </w:rPr>
-        <w:t xml:space="preserve">Obstáculo 3 — Los contratos de los nodos.</w:t>
-      </w:r>
-      <w:r>
-        <w:t xml:space="preserve"> </w:t>
-      </w:r>
-      <w:r>
-        <w:t xml:space="preserve">Los tres patrimonios autónomos fiduciarios se estructuran jurídica y financieramente en transición. El 7 de agosto se firman, no se empiezan a diseñar. Los recursos correspondientes se comprometen en las primeras 48 horas.</w:t>
-      </w:r>
-    </w:p>
-    <w:p>
-      <w:pPr>
-        <w:pStyle w:val="BodyText"/>
-      </w:pPr>
-      <w:r>
-        <w:rPr>
-          <w:bCs/>
-          <w:b/>
-        </w:rPr>
-        <w:t xml:space="preserve">Obstáculo 4 — La coalición de ejecución.</w:t>
-      </w:r>
-      <w:r>
-        <w:t xml:space="preserve"> </w:t>
-      </w:r>
-      <w:r>
-        <w:t xml:space="preserve">Mesas de trabajo con los directivos de las 10 entidades más críticas para negociar por anticipado los compromisos del Año 1, formalizados en actas públicas el día de posesión.</w:t>
-      </w:r>
-    </w:p>
-    <w:bookmarkEnd w:id="125"/>
-    <w:bookmarkStart w:id="126" w:name="tabla-de-secuencia"/>
-    <w:p>
-      <w:pPr>
         <w:pStyle w:val="Heading2"/>
       </w:pPr>
       <w:r>
-        <w:t xml:space="preserve">Tabla de secuencia</w:t>
+        <w:t xml:space="preserve">El objetivo nacional, con metas duras</w:t>
       </w:r>
     </w:p>
     <w:tbl>
@@ -28375,6 +28251,764 @@
               <w:jc w:val="left"/>
             </w:pPr>
             <w:r>
+              <w:t xml:space="preserve">Meta</w:t>
+            </w:r>
+          </w:p>
+        </w:tc>
+        <w:tc>
+          <w:tcPr/>
+          <w:p>
+            <w:pPr>
+              <w:pStyle w:val="Compact"/>
+              <w:jc w:val="left"/>
+            </w:pPr>
+            <w:r>
+              <w:t xml:space="preserve">Punto de partida (2025-2026)</w:t>
+            </w:r>
+          </w:p>
+        </w:tc>
+        <w:tc>
+          <w:tcPr/>
+          <w:p>
+            <w:pPr>
+              <w:pStyle w:val="Compact"/>
+              <w:jc w:val="left"/>
+            </w:pPr>
+            <w:r>
+              <w:t xml:space="preserve">Meta Año 4</w:t>
+            </w:r>
+          </w:p>
+        </w:tc>
+        <w:tc>
+          <w:tcPr/>
+          <w:p>
+            <w:pPr>
+              <w:pStyle w:val="Compact"/>
+              <w:jc w:val="left"/>
+            </w:pPr>
+            <w:r>
+              <w:t xml:space="preserve">Quién la mide</w:t>
+            </w:r>
+          </w:p>
+        </w:tc>
+      </w:tr>
+      <w:tr>
+        <w:tc>
+          <w:tcPr/>
+          <w:p>
+            <w:pPr>
+              <w:pStyle w:val="Compact"/>
+              <w:jc w:val="left"/>
+            </w:pPr>
+            <w:r>
+              <w:t xml:space="preserve">Productividad total de los factores (PTF)</w:t>
+            </w:r>
+          </w:p>
+        </w:tc>
+        <w:tc>
+          <w:tcPr/>
+          <w:p>
+            <w:pPr>
+              <w:pStyle w:val="Compact"/>
+              <w:jc w:val="left"/>
+            </w:pPr>
+            <w:r>
+              <w:t xml:space="preserve">~0,9% anual</w:t>
+            </w:r>
+          </w:p>
+        </w:tc>
+        <w:tc>
+          <w:tcPr/>
+          <w:p>
+            <w:pPr>
+              <w:pStyle w:val="Compact"/>
+              <w:jc w:val="left"/>
+            </w:pPr>
+            <w:r>
+              <w:t xml:space="preserve">≥1,5% anual sostenido</w:t>
+            </w:r>
+          </w:p>
+        </w:tc>
+        <w:tc>
+          <w:tcPr/>
+          <w:p>
+            <w:pPr>
+              <w:pStyle w:val="Compact"/>
+              <w:jc w:val="left"/>
+            </w:pPr>
+            <w:r>
+              <w:t xml:space="preserve">DANE + DNP, panel independiente</w:t>
+            </w:r>
+          </w:p>
+        </w:tc>
+      </w:tr>
+      <w:tr>
+        <w:tc>
+          <w:tcPr/>
+          <w:p>
+            <w:pPr>
+              <w:pStyle w:val="Compact"/>
+              <w:jc w:val="left"/>
+            </w:pPr>
+            <w:r>
+              <w:t xml:space="preserve">Productividad laboral por trabajador</w:t>
+            </w:r>
+          </w:p>
+        </w:tc>
+        <w:tc>
+          <w:tcPr/>
+          <w:p>
+            <w:pPr>
+              <w:pStyle w:val="Compact"/>
+              <w:jc w:val="left"/>
+            </w:pPr>
+            <w:r>
+              <w:t xml:space="preserve">Cayendo (~-3,1% acumulado)</w:t>
+            </w:r>
+          </w:p>
+        </w:tc>
+        <w:tc>
+          <w:tcPr/>
+          <w:p>
+            <w:pPr>
+              <w:pStyle w:val="Compact"/>
+              <w:jc w:val="left"/>
+            </w:pPr>
+            <w:r>
+              <w:t xml:space="preserve">Crecimiento positivo ≥2% anual</w:t>
+            </w:r>
+          </w:p>
+        </w:tc>
+        <w:tc>
+          <w:tcPr/>
+          <w:p>
+            <w:pPr>
+              <w:pStyle w:val="Compact"/>
+              <w:jc w:val="left"/>
+            </w:pPr>
+            <w:r>
+              <w:t xml:space="preserve">DANE</w:t>
+            </w:r>
+          </w:p>
+        </w:tc>
+      </w:tr>
+      <w:tr>
+        <w:tc>
+          <w:tcPr/>
+          <w:p>
+            <w:pPr>
+              <w:pStyle w:val="Compact"/>
+              <w:jc w:val="left"/>
+            </w:pPr>
+            <w:r>
+              <w:t xml:space="preserve">Inversión productiva (formación bruta de capital fijo)</w:t>
+            </w:r>
+          </w:p>
+        </w:tc>
+        <w:tc>
+          <w:tcPr/>
+          <w:p>
+            <w:pPr>
+              <w:pStyle w:val="Compact"/>
+              <w:jc w:val="left"/>
+            </w:pPr>
+            <w:r>
+              <w:t xml:space="preserve">Contribución del capital por trabajador negativa</w:t>
+            </w:r>
+          </w:p>
+        </w:tc>
+        <w:tc>
+          <w:tcPr/>
+          <w:p>
+            <w:pPr>
+              <w:pStyle w:val="Compact"/>
+              <w:jc w:val="left"/>
+            </w:pPr>
+            <w:r>
+              <w:t xml:space="preserve">Recuperar la contribución del capital a positiva; subir la inversión 2-3 puntos del PIB</w:t>
+            </w:r>
+          </w:p>
+        </w:tc>
+        <w:tc>
+          <w:tcPr/>
+          <w:p>
+            <w:pPr>
+              <w:pStyle w:val="Compact"/>
+              <w:jc w:val="left"/>
+            </w:pPr>
+            <w:r>
+              <w:t xml:space="preserve">DANE + Banco de la República</w:t>
+            </w:r>
+          </w:p>
+        </w:tc>
+      </w:tr>
+      <w:tr>
+        <w:tc>
+          <w:tcPr/>
+          <w:p>
+            <w:pPr>
+              <w:pStyle w:val="Compact"/>
+              <w:jc w:val="left"/>
+            </w:pPr>
+            <w:r>
+              <w:t xml:space="preserve">Exportaciones no minero-energéticas</w:t>
+            </w:r>
+          </w:p>
+        </w:tc>
+        <w:tc>
+          <w:tcPr/>
+          <w:p>
+            <w:pPr>
+              <w:pStyle w:val="Compact"/>
+              <w:jc w:val="left"/>
+            </w:pPr>
+            <w:r>
+              <w:t xml:space="preserve">Base 2025</w:t>
+            </w:r>
+          </w:p>
+        </w:tc>
+        <w:tc>
+          <w:tcPr/>
+          <w:p>
+            <w:pPr>
+              <w:pStyle w:val="Compact"/>
+              <w:jc w:val="left"/>
+            </w:pPr>
+            <w:r>
+              <w:t xml:space="preserve">+30% real en el período</w:t>
+            </w:r>
+          </w:p>
+        </w:tc>
+        <w:tc>
+          <w:tcPr/>
+          <w:p>
+            <w:pPr>
+              <w:pStyle w:val="Compact"/>
+              <w:jc w:val="left"/>
+            </w:pPr>
+            <w:r>
+              <w:t xml:space="preserve">DANE + ProColombia</w:t>
+            </w:r>
+          </w:p>
+        </w:tc>
+      </w:tr>
+      <w:tr>
+        <w:tc>
+          <w:tcPr/>
+          <w:p>
+            <w:pPr>
+              <w:pStyle w:val="Compact"/>
+              <w:jc w:val="left"/>
+            </w:pPr>
+            <w:r>
+              <w:t xml:space="preserve">Costo logístico (como % del valor del producto)</w:t>
+            </w:r>
+          </w:p>
+        </w:tc>
+        <w:tc>
+          <w:tcPr/>
+          <w:p>
+            <w:pPr>
+              <w:pStyle w:val="Compact"/>
+              <w:jc w:val="left"/>
+            </w:pPr>
+            <w:r>
+              <w:t xml:space="preserve">Alto frente a la OCDE</w:t>
+            </w:r>
+          </w:p>
+        </w:tc>
+        <w:tc>
+          <w:tcPr/>
+          <w:p>
+            <w:pPr>
+              <w:pStyle w:val="Compact"/>
+              <w:jc w:val="left"/>
+            </w:pPr>
+            <w:r>
+              <w:t xml:space="preserve">Bajar de forma medible con el sistema multimodal</w:t>
+            </w:r>
+          </w:p>
+        </w:tc>
+        <w:tc>
+          <w:tcPr/>
+          <w:p>
+            <w:pPr>
+              <w:pStyle w:val="Compact"/>
+              <w:jc w:val="left"/>
+            </w:pPr>
+            <w:r>
+              <w:t xml:space="preserve">DNP + Min. Transporte</w:t>
+            </w:r>
+          </w:p>
+        </w:tc>
+      </w:tr>
+      <w:tr>
+        <w:tc>
+          <w:tcPr/>
+          <w:p>
+            <w:pPr>
+              <w:pStyle w:val="Compact"/>
+              <w:jc w:val="left"/>
+            </w:pPr>
+            <w:r>
+              <w:t xml:space="preserve">Posición en competitividad (ranking IMD)</w:t>
+            </w:r>
+          </w:p>
+        </w:tc>
+        <w:tc>
+          <w:tcPr/>
+          <w:p>
+            <w:pPr>
+              <w:pStyle w:val="Compact"/>
+              <w:jc w:val="left"/>
+            </w:pPr>
+            <w:r>
+              <w:t xml:space="preserve">Rezagada en la región</w:t>
+            </w:r>
+          </w:p>
+        </w:tc>
+        <w:tc>
+          <w:tcPr/>
+          <w:p>
+            <w:pPr>
+              <w:pStyle w:val="Compact"/>
+              <w:jc w:val="left"/>
+            </w:pPr>
+            <w:r>
+              <w:t xml:space="preserve">Subir posiciones de forma sostenida</w:t>
+            </w:r>
+          </w:p>
+        </w:tc>
+        <w:tc>
+          <w:tcPr/>
+          <w:p>
+            <w:pPr>
+              <w:pStyle w:val="Compact"/>
+              <w:jc w:val="left"/>
+            </w:pPr>
+            <w:r>
+              <w:t xml:space="preserve">Referente externo</w:t>
+            </w:r>
+          </w:p>
+        </w:tc>
+      </w:tr>
+    </w:tbl>
+    <w:p>
+      <w:pPr>
+        <w:pStyle w:val="BodyText"/>
+      </w:pPr>
+      <w:r>
+        <w:t xml:space="preserve">La productividad deja de ser un subproducto esperado y se vuelve un objetivo medido, con dueño y con tablero público, anclado al Sistema Nacional de Competitividad que ya existe en Colombia (Consejo Privado de Competitividad + DNP + DANE).</w:t>
+      </w:r>
+    </w:p>
+    <w:bookmarkEnd w:id="125"/>
+    <w:bookmarkStart w:id="126" w:name="las-palancas-fuertes-en-orden"/>
+    <w:p>
+      <w:pPr>
+        <w:pStyle w:val="Heading2"/>
+      </w:pPr>
+      <w:r>
+        <w:t xml:space="preserve">Las palancas fuertes, en orden</w:t>
+      </w:r>
+    </w:p>
+    <w:p>
+      <w:pPr>
+        <w:pStyle w:val="FirstParagraph"/>
+      </w:pPr>
+      <w:r>
+        <w:t xml:space="preserve">No todas las palancas pesan igual. Estas son las que más mueven la productividad, ordenadas por impacto y por qué tan al alcance del Ejecutivo están. Casi todas ya viven en el plan; lo que faltaba era nombrarlas como una sola apuesta.</w:t>
+      </w:r>
+    </w:p>
+    <w:p>
+      <w:pPr>
+        <w:numPr>
+          <w:ilvl w:val="0"/>
+          <w:numId w:val="1007"/>
+        </w:numPr>
+        <w:pStyle w:val="Compact"/>
+      </w:pPr>
+      <w:r>
+        <w:rPr>
+          <w:bCs/>
+          <w:b/>
+        </w:rPr>
+        <w:t xml:space="preserve">Catastro y titulación (Frente II).</w:t>
+      </w:r>
+      <w:r>
+        <w:t xml:space="preserve"> </w:t>
+      </w:r>
+      <w:r>
+        <w:t xml:space="preserve">La palanca de fondo y la más subestimada. El título convierte tierra muerta en colateral, el colateral en crédito, el crédito en la inversión que hoy falta, y el registro permite que la tierra fluya hacia quien la usa mejor. Ataca de raíz la mala asignación de recursos, que es el corazón del problema de productividad. Y ya tiene piso legal (servicio público desde 2019): es ejecución y financiación, no un pedido al Congreso.</w:t>
+      </w:r>
+    </w:p>
+    <w:p>
+      <w:pPr>
+        <w:numPr>
+          <w:ilvl w:val="0"/>
+          <w:numId w:val="1007"/>
+        </w:numPr>
+        <w:pStyle w:val="Compact"/>
+      </w:pPr>
+      <w:r>
+        <w:rPr>
+          <w:bCs/>
+          <w:b/>
+        </w:rPr>
+        <w:t xml:space="preserve">Logística multimodal (Frente IX).</w:t>
+      </w:r>
+      <w:r>
+        <w:t xml:space="preserve"> </w:t>
+      </w:r>
+      <w:r>
+        <w:t xml:space="preserve">Río Magdalena, ferrocarril, dragado de Buenaventura. Los costos logísticos son un impuesto directo a la competitividad de toda firma que mueva algo. Bajarlos sube la productividad sin que las empresas hagan nada distinto.</w:t>
+      </w:r>
+    </w:p>
+    <w:p>
+      <w:pPr>
+        <w:numPr>
+          <w:ilvl w:val="0"/>
+          <w:numId w:val="1007"/>
+        </w:numPr>
+        <w:pStyle w:val="Compact"/>
+      </w:pPr>
+      <w:r>
+        <w:rPr>
+          <w:bCs/>
+          <w:b/>
+        </w:rPr>
+        <w:t xml:space="preserve">Profundización de capital e inversión (Frentes V, VIII, X).</w:t>
+      </w:r>
+      <w:r>
+        <w:t xml:space="preserve"> </w:t>
+      </w:r>
+      <w:r>
+        <w:t xml:space="preserve">El ancla fiscal baja la prima de riesgo y el costo del crédito; el Contrato de Habilitación atrae inversión privada; la atracción de inversión extranjera completa. Dado que hoy la contribución del capital por trabajador es negativa, esta palanca es urgente.</w:t>
+      </w:r>
+    </w:p>
+    <w:p>
+      <w:pPr>
+        <w:numPr>
+          <w:ilvl w:val="0"/>
+          <w:numId w:val="1007"/>
+        </w:numPr>
+        <w:pStyle w:val="Compact"/>
+      </w:pPr>
+      <w:r>
+        <w:rPr>
+          <w:bCs/>
+          <w:b/>
+        </w:rPr>
+        <w:t xml:space="preserve">Difusión tecnológica y de gestión (Módulo de Productividad Urbana, 12.3).</w:t>
+      </w:r>
+      <w:r>
+        <w:t xml:space="preserve"> </w:t>
+      </w:r>
+      <w:r>
+        <w:t xml:space="preserve">La mayor ganancia no está en inventar sino en que la firma promedio adopte lo que ya existe. El extensionismo para pymes mueve la media de todo el parque empresarial. Barato y enteramente ejecutivo.</w:t>
+      </w:r>
+    </w:p>
+    <w:p>
+      <w:pPr>
+        <w:numPr>
+          <w:ilvl w:val="0"/>
+          <w:numId w:val="1007"/>
+        </w:numPr>
+        <w:pStyle w:val="Compact"/>
+      </w:pPr>
+      <w:r>
+        <w:rPr>
+          <w:bCs/>
+          <w:b/>
+        </w:rPr>
+        <w:t xml:space="preserve">Fin del castigo al crecimiento (12.3).</w:t>
+      </w:r>
+      <w:r>
+        <w:t xml:space="preserve"> </w:t>
+      </w:r>
+      <w:r>
+        <w:t xml:space="preserve">Quitar los umbrales que hacen que las firmas se queden pequeñas a propósito libera la</w:t>
+      </w:r>
+      <w:r>
+        <w:t xml:space="preserve"> </w:t>
+      </w:r>
+      <w:r>
+        <w:t xml:space="preserve">“</w:t>
+      </w:r>
+      <w:r>
+        <w:t xml:space="preserve">mitad faltante</w:t>
+      </w:r>
+      <w:r>
+        <w:t xml:space="preserve">”</w:t>
+      </w:r>
+      <w:r>
+        <w:t xml:space="preserve"> </w:t>
+      </w:r>
+      <w:r>
+        <w:t xml:space="preserve">donde está la productividad. Ganancia de reasignación casi sin gasto.</w:t>
+      </w:r>
+    </w:p>
+    <w:p>
+      <w:pPr>
+        <w:numPr>
+          <w:ilvl w:val="0"/>
+          <w:numId w:val="1007"/>
+        </w:numPr>
+        <w:pStyle w:val="Compact"/>
+      </w:pPr>
+      <w:r>
+        <w:rPr>
+          <w:bCs/>
+          <w:b/>
+        </w:rPr>
+        <w:t xml:space="preserve">Competencia con dientes (12.3 y Frente XIII).</w:t>
+      </w:r>
+      <w:r>
+        <w:t xml:space="preserve"> </w:t>
+      </w:r>
+      <w:r>
+        <w:t xml:space="preserve">Una autoridad de competencia fuerte sube la productividad de los rivales del incumbente. La protección a sectores es siempre temporal y condicionada a exportar, nunca permanente.</w:t>
+      </w:r>
+    </w:p>
+    <w:p>
+      <w:pPr>
+        <w:numPr>
+          <w:ilvl w:val="0"/>
+          <w:numId w:val="1007"/>
+        </w:numPr>
+        <w:pStyle w:val="Compact"/>
+      </w:pPr>
+      <w:r>
+        <w:rPr>
+          <w:bCs/>
+          <w:b/>
+        </w:rPr>
+        <w:t xml:space="preserve">Facilitación de comercio.</w:t>
+      </w:r>
+      <w:r>
+        <w:t xml:space="preserve"> </w:t>
+      </w:r>
+      <w:r>
+        <w:t xml:space="preserve">Digitalizar la aduana y la ventanilla única de comercio exterior baja un impuesto invisible a toda exportación. Bajo costo, sin Congreso.</w:t>
+      </w:r>
+    </w:p>
+    <w:p>
+      <w:pPr>
+        <w:numPr>
+          <w:ilvl w:val="0"/>
+          <w:numId w:val="1007"/>
+        </w:numPr>
+        <w:pStyle w:val="Compact"/>
+      </w:pPr>
+      <w:r>
+        <w:rPr>
+          <w:bCs/>
+          <w:b/>
+        </w:rPr>
+        <w:t xml:space="preserve">Capital humano pertinente (Frentes VII, XIV y 12.3).</w:t>
+      </w:r>
+      <w:r>
+        <w:t xml:space="preserve"> </w:t>
+      </w:r>
+      <w:r>
+        <w:t xml:space="preserve">SENA dual pegado a los vectores de cada nodo, recualificación del trabajador en activo, reconocimiento de aprendizajes previos. La palanca más lenta y la de mayor retorno.</w:t>
+      </w:r>
+    </w:p>
+    <w:bookmarkEnd w:id="126"/>
+    <w:bookmarkStart w:id="127" w:name="Xe0242f5602f4db7493a3d4c5a801923b610b7a1"/>
+    <w:p>
+      <w:pPr>
+        <w:pStyle w:val="Heading2"/>
+      </w:pPr>
+      <w:r>
+        <w:t xml:space="preserve">Por qué esto es coherente con el resto del plan</w:t>
+      </w:r>
+    </w:p>
+    <w:p>
+      <w:pPr>
+        <w:pStyle w:val="FirstParagraph"/>
+      </w:pPr>
+      <w:r>
+        <w:t xml:space="preserve">El principio rector</w:t>
+      </w:r>
+      <w:r>
+        <w:t xml:space="preserve"> </w:t>
+      </w:r>
+      <w:r>
+        <w:t xml:space="preserve">“</w:t>
+      </w:r>
+      <w:r>
+        <w:t xml:space="preserve">activar lo que ya se pagó</w:t>
+      </w:r>
+      <w:r>
+        <w:t xml:space="preserve">”</w:t>
+      </w:r>
+      <w:r>
+        <w:t xml:space="preserve"> </w:t>
+      </w:r>
+      <w:r>
+        <w:t xml:space="preserve">se aplicaba solo a la infraestructura. Esta sección lo extiende al tejido productivo: subir la productividad de las firmas y los trabajadores que ya existen rinde más que crear otros nuevos. Los nodos siguen sirviendo a la justicia territorial y la seguridad; esta agenda sirve a la competitividad nacional, y corre en paralelo. La tensión entre ambos objetivos es real y el plan la asume de frente: prioriza la pyme y al trabajador sobre el incumbente, y ata todo apoyo a competencia y desempeño verificable.</w:t>
+      </w:r>
+    </w:p>
+    <w:p>
+      <w:r>
+        <w:pict>
+          <v:rect style="width:0;height:1.5pt" o:hralign="center" o:hrstd="t" o:hr="t"/>
+        </w:pict>
+      </w:r>
+    </w:p>
+    <w:bookmarkEnd w:id="127"/>
+    <w:bookmarkEnd w:id="128"/>
+    <w:bookmarkStart w:id="131" w:name="secuencia-de-gobierno"/>
+    <w:p>
+      <w:pPr>
+        <w:pStyle w:val="Heading1"/>
+      </w:pPr>
+      <w:r>
+        <w:t xml:space="preserve">Secuencia de Gobierno</w:t>
+      </w:r>
+    </w:p>
+    <w:bookmarkStart w:id="129" w:name="X3f19c8a57f0489f02498b4816e1596433230a25"/>
+    <w:p>
+      <w:pPr>
+        <w:pStyle w:val="Heading2"/>
+      </w:pPr>
+      <w:r>
+        <w:t xml:space="preserve">La Transición: el año cero que hace posible el año uno</w:t>
+      </w:r>
+    </w:p>
+    <w:p>
+      <w:pPr>
+        <w:pStyle w:val="FirstParagraph"/>
+      </w:pPr>
+      <w:r>
+        <w:t xml:space="preserve">La transición no es el período entre ganar y gobernar. Es cuando se resuelven los obstáculos que, si no se resuelven antes del 7 de agosto, harán que el Año 1 se pierda organizándose. Colombia tiene ~90 días entre la segunda vuelta y la posesión, y este gobierno los usa completos.</w:t>
+      </w:r>
+    </w:p>
+    <w:p>
+      <w:pPr>
+        <w:pStyle w:val="BlockText"/>
+      </w:pPr>
+      <w:r>
+        <w:rPr>
+          <w:bCs/>
+          <w:b/>
+        </w:rPr>
+        <w:t xml:space="preserve">Principio rector:</w:t>
+      </w:r>
+      <w:r>
+        <w:t xml:space="preserve"> </w:t>
+      </w:r>
+      <w:r>
+        <w:t xml:space="preserve">todo lo que puede hacerse antes del 7 de agosto, se hace antes. El día de posesión el Estado no empieza a prepararse, empieza a ejecutar.</w:t>
+      </w:r>
+    </w:p>
+    <w:p>
+      <w:pPr>
+        <w:pStyle w:val="FirstParagraph"/>
+      </w:pPr>
+      <w:r>
+        <w:rPr>
+          <w:bCs/>
+          <w:b/>
+        </w:rPr>
+        <w:t xml:space="preserve">Obstáculo 1: Las personas.</w:t>
+      </w:r>
+      <w:r>
+        <w:t xml:space="preserve"> </w:t>
+      </w:r>
+      <w:r>
+        <w:t xml:space="preserve">Se identifican los 80 cargos directivos que son cuellos de botella reales (no los 800 del proceso completo). Los 40 más críticos se concursan con la CNSC durante la transición; los nombramientos son hechos consumados el 7 de agosto. Los 40 restantes con proceso corriendo y cierre antes del día 90.</w:t>
+      </w:r>
+    </w:p>
+    <w:p>
+      <w:pPr>
+        <w:pStyle w:val="BodyText"/>
+      </w:pPr>
+      <w:r>
+        <w:rPr>
+          <w:bCs/>
+          <w:b/>
+        </w:rPr>
+        <w:t xml:space="preserve">Obstáculo 2: Los decretos.</w:t>
+      </w:r>
+      <w:r>
+        <w:t xml:space="preserve"> </w:t>
+      </w:r>
+      <w:r>
+        <w:t xml:space="preserve">El equipo jurídico redacta durante la campaña los 15 decretos del Día 1 (Equipos Territoriales, fiducias por nodo, delegación de autorizaciones, clasificación de municipios, interventoría obligatoria). Llegan al Consejo de Ministros el 8 de agosto, no el 8 de octubre.</w:t>
+      </w:r>
+    </w:p>
+    <w:p>
+      <w:pPr>
+        <w:pStyle w:val="BodyText"/>
+      </w:pPr>
+      <w:r>
+        <w:rPr>
+          <w:bCs/>
+          <w:b/>
+        </w:rPr>
+        <w:t xml:space="preserve">Obstáculo 3: Los contratos de los nodos.</w:t>
+      </w:r>
+      <w:r>
+        <w:t xml:space="preserve"> </w:t>
+      </w:r>
+      <w:r>
+        <w:t xml:space="preserve">Los tres patrimonios autónomos fiduciarios se estructuran jurídica y financieramente en transición. El 7 de agosto se firman, no se empiezan a diseñar. Los recursos correspondientes se comprometen en las primeras 48 horas.</w:t>
+      </w:r>
+    </w:p>
+    <w:p>
+      <w:pPr>
+        <w:pStyle w:val="BodyText"/>
+      </w:pPr>
+      <w:r>
+        <w:rPr>
+          <w:bCs/>
+          <w:b/>
+        </w:rPr>
+        <w:t xml:space="preserve">Obstáculo 4: La coalición de ejecución.</w:t>
+      </w:r>
+      <w:r>
+        <w:t xml:space="preserve"> </w:t>
+      </w:r>
+      <w:r>
+        <w:t xml:space="preserve">Mesas de trabajo con los directivos de las 10 entidades más críticas para negociar por anticipado los compromisos del Año 1, formalizados en actas públicas el día de posesión.</w:t>
+      </w:r>
+    </w:p>
+    <w:bookmarkEnd w:id="129"/>
+    <w:bookmarkStart w:id="130" w:name="tabla-de-secuencia"/>
+    <w:p>
+      <w:pPr>
+        <w:pStyle w:val="Heading2"/>
+      </w:pPr>
+      <w:r>
+        <w:t xml:space="preserve">Tabla de secuencia</w:t>
+      </w:r>
+    </w:p>
+    <w:tbl>
+      <w:tblPr>
+        <w:tblStyle w:val="Table"/>
+        <w:tblW w:type="pct" w:w="5000"/>
+        <w:tblLook w:firstRow="1" w:lastRow="0" w:firstColumn="0" w:lastColumn="0" w:noHBand="0" w:noVBand="0" w:val="0020"/>
+        <w:jc w:val="start"/>
+      </w:tblPr>
+      <w:tblGrid>
+        <w:gridCol w:w="1980"/>
+        <w:gridCol w:w="1980"/>
+        <w:gridCol w:w="1980"/>
+        <w:gridCol w:w="1980"/>
+      </w:tblGrid>
+      <w:tr>
+        <w:trPr>
+          <w:tblHeader w:val="true"/>
+        </w:trPr>
+        <w:tc>
+          <w:tcPr/>
+          <w:p>
+            <w:pPr>
+              <w:pStyle w:val="Compact"/>
+              <w:jc w:val="left"/>
+            </w:pPr>
+            <w:r>
               <w:t xml:space="preserve">Período</w:t>
             </w:r>
           </w:p>
@@ -28475,7 +29109,7 @@
               <w:jc w:val="left"/>
             </w:pPr>
             <w:r>
-              <w:t xml:space="preserve">Años 1–2</w:t>
+              <w:t xml:space="preserve">Años 1-2</w:t>
             </w:r>
           </w:p>
         </w:tc>
@@ -28535,7 +29169,7 @@
               <w:jc w:val="left"/>
             </w:pPr>
             <w:r>
-              <w:t xml:space="preserve">Años 3–4</w:t>
+              <w:t xml:space="preserve">Años 3-4</w:t>
             </w:r>
           </w:p>
         </w:tc>
@@ -28585,7 +29219,7 @@
               <w:jc w:val="left"/>
             </w:pPr>
             <w:r>
-              <w:t xml:space="preserve">Años 5–8</w:t>
+              <w:t xml:space="preserve">Años 5-8</w:t>
             </w:r>
           </w:p>
         </w:tc>
@@ -28634,9 +29268,9 @@
         </w:pict>
       </w:r>
     </w:p>
-    <w:bookmarkEnd w:id="126"/>
-    <w:bookmarkEnd w:id="127"/>
-    <w:bookmarkStart w:id="128" w:name="medición-y-blindaje"/>
+    <w:bookmarkEnd w:id="130"/>
+    <w:bookmarkEnd w:id="131"/>
+    <w:bookmarkStart w:id="132" w:name="medición-y-blindaje"/>
     <w:p>
       <w:pPr>
         <w:pStyle w:val="Heading1"/>
@@ -28670,7 +29304,7 @@
           <w:iCs/>
           <w:i/>
         </w:rPr>
-        <w:t xml:space="preserve">(Estas mismas métricas pre-registradas son las que disparan el sunset por fracaso de 3.4.2 — la medición sirve a la rendición de cuentas en ambas direcciones.)</w:t>
+        <w:t xml:space="preserve">(Estas mismas métricas pre-registradas son las que disparan el sunset por fracaso de 3.4.2, la medición sirve a la rendición de cuentas en ambas direcciones.)</w:t>
       </w:r>
     </w:p>
     <w:tbl>
@@ -28761,7 +29395,7 @@
               <w:jc w:val="left"/>
             </w:pPr>
             <w:r>
-              <w:t xml:space="preserve">Empleo formal neto, persistente (12–24 meses) en PILA, por municipio y tamaño</w:t>
+              <w:t xml:space="preserve">Empleo formal neto, persistente (12-24 meses) en PILA, por municipio y tamaño</w:t>
             </w:r>
           </w:p>
         </w:tc>
@@ -29048,7 +29682,7 @@
               <w:jc w:val="left"/>
             </w:pPr>
             <w:r>
-              <w:t xml:space="preserve">% al 31 de diciembre (siempre alto por el carámbano)</w:t>
+              <w:t xml:space="preserve">% al 31 de diciembre (siempre alto por el lío)</w:t>
             </w:r>
           </w:p>
         </w:tc>
@@ -29519,8 +30153,8 @@
         </w:pict>
       </w:r>
     </w:p>
-    <w:bookmarkEnd w:id="128"/>
-    <w:bookmarkStart w:id="129" w:name="riesgos-y-límites-honestos"/>
+    <w:bookmarkEnd w:id="132"/>
+    <w:bookmarkStart w:id="133" w:name="riesgos-y-límites-honestos"/>
     <w:p>
       <w:pPr>
         <w:pStyle w:val="Heading1"/>
@@ -29591,7 +30225,7 @@
               <w:jc w:val="left"/>
             </w:pPr>
             <w:r>
-              <w:t xml:space="preserve">La Ola 1 no entrega empleo real en 3–4 años</w:t>
+              <w:t xml:space="preserve">La Ola 1 no entrega empleo real en 3-4 años</w:t>
             </w:r>
           </w:p>
         </w:tc>
@@ -30075,7 +30709,7 @@
               <w:jc w:val="left"/>
             </w:pPr>
             <w:r>
-              <w:t xml:space="preserve">Cofinanciación 70% Años 1–3; tarifa de la CRA antes de la entrega</w:t>
+              <w:t xml:space="preserve">Cofinanciación 70% Años 1-3; tarifa de la CRA antes de la entrega</w:t>
             </w:r>
           </w:p>
         </w:tc>
@@ -30101,7 +30735,7 @@
               <w:jc w:val="left"/>
             </w:pPr>
             <w:r>
-              <w:t xml:space="preserve">—</w:t>
+              <w:t xml:space="preserve">n/a</w:t>
             </w:r>
           </w:p>
         </w:tc>
@@ -30148,8 +30782,8 @@
         </w:pict>
       </w:r>
     </w:p>
-    <w:bookmarkEnd w:id="129"/>
-    <w:bookmarkStart w:id="130" w:name="el-patriotismo-como-resultado"/>
+    <w:bookmarkEnd w:id="133"/>
+    <w:bookmarkStart w:id="134" w:name="el-patriotismo-como-resultado"/>
     <w:p>
       <w:pPr>
         <w:pStyle w:val="Heading1"/>
@@ -30163,7 +30797,7 @@
         <w:pStyle w:val="FirstParagraph"/>
       </w:pPr>
       <w:r>
-        <w:t xml:space="preserve">El sentido patrio no se decreta ni se predica; es el efecto de un Estado que cumple. Se cultiva haciendo instituciones dignas de orgullo y contando una historia nacional que incluya a todos — periferia, afros, indígenas, campesinos.</w:t>
+        <w:t xml:space="preserve">El sentido patrio no se decreta ni se predica; es el efecto de un Estado que cumple. Se cultiva haciendo instituciones dignas de orgullo y contando una historia nacional que incluya a todos, periferia, afros, indígenas, campesinos.</w:t>
       </w:r>
     </w:p>
     <w:p>
@@ -30171,7 +30805,7 @@
         <w:pStyle w:val="BodyText"/>
       </w:pPr>
       <w:r>
-        <w:t xml:space="preserve">Patriotismo abierto que tolera la autocrítica y no necesita enemigos — nunca el nacionalismo que se define contra otros. El colombiano de la periferia que por fin siente que el país existe para él; el industrial de Cartagena que fabrica patrulleras exportadas a Brasil; la investigadora de los Andes cuya molécula llega al sistema de salud; el campesino del Caquetá cuyo cacao tiene denominación de origen en Europa. Ninguno necesita que se lo enseñen en una cátedra: lo sienten porque el Estado les cumplió.</w:t>
+        <w:t xml:space="preserve">Patriotismo abierto que tolera la autocrítica y no necesita enemigos, nunca el nacionalismo que se define contra otros. El colombiano de la periferia que por fin siente que el país existe para él; el industrial de Cartagena que fabrica patrulleras exportadas a Brasil; la investigadora de los Andes cuya molécula llega al sistema de salud; el campesino del Caquetá cuyo cacao tiene denominación de origen en Europa. Ninguno necesita que se lo enseñen en una cátedra: lo sienten porque el Estado les cumplió.</w:t>
       </w:r>
     </w:p>
     <w:p>
@@ -30179,7 +30813,7 @@
         <w:pStyle w:val="BlockText"/>
       </w:pPr>
       <w:r>
-        <w:t xml:space="preserve">El hilo conductor: no es una lista de promesas, es un sistema. Todo cuelga de Estado en el territorio, contrapesos fuertes, honestidad como estrategia y la carga sobre quien puede ponerla. El diseño de mecanismos hace que funcione incluso cuando algunos actores intentan capturarlo — y, en esta versión, el blindaje protege lo construido del abandono por capricho sin impedir su corrección por evidencia.</w:t>
+        <w:t xml:space="preserve">El hilo conductor: no es una lista de promesas, es un sistema. Todo cuelga de Estado en el territorio, contrapesos fuertes, honestidad como estrategia y la carga sobre quien puede ponerla. El diseño de mecanismos hace que funcione incluso cuando algunos actores intentan capturarlo, y, en esta versión, el blindaje protege lo construido del abandono por capricho sin impedir su corrección por evidencia.</w:t>
       </w:r>
     </w:p>
     <w:p>
@@ -30189,8 +30823,8 @@
         </w:pict>
       </w:r>
     </w:p>
-    <w:bookmarkEnd w:id="130"/>
-    <w:bookmarkStart w:id="134" w:name="hitos-de-credibilidad-política"/>
+    <w:bookmarkEnd w:id="134"/>
+    <w:bookmarkStart w:id="138" w:name="hitos-de-credibilidad-política"/>
     <w:p>
       <w:pPr>
         <w:pStyle w:val="Heading1"/>
@@ -30204,16 +30838,16 @@
         <w:pStyle w:val="FirstParagraph"/>
       </w:pPr>
       <w:r>
-        <w:t xml:space="preserve">Las victorias tempranas no tienen que ser las más grandes — tienen que ser las más irreversibles (y, ahora, las más legítimas).</w:t>
+        <w:t xml:space="preserve">Las victorias tempranas no tienen que ser las más grandes, tienen que ser las más irreversibles (y, ahora, las más legítimas).</w:t>
       </w:r>
     </w:p>
-    <w:bookmarkStart w:id="131" w:name="transición-mayojulio-2026"/>
+    <w:bookmarkStart w:id="135" w:name="transición-mayo-julio-2026"/>
     <w:p>
       <w:pPr>
         <w:pStyle w:val="Heading2"/>
       </w:pPr>
       <w:r>
-        <w:t xml:space="preserve">Transición (Mayo–Julio 2026)</w:t>
+        <w:t xml:space="preserve">Transición (Mayo-Julio 2026)</w:t>
       </w:r>
     </w:p>
     <w:tbl>
@@ -30460,14 +31094,14 @@
         </w:tc>
       </w:tr>
     </w:tbl>
-    <w:bookmarkEnd w:id="131"/>
-    <w:bookmarkStart w:id="132" w:name="X570d003b3f7a6d5463237df464eec852c2a2ca2"/>
+    <w:bookmarkEnd w:id="135"/>
+    <w:bookmarkStart w:id="136" w:name="X570d003b3f7a6d5463237df464eec852c2a2ca2"/>
     <w:p>
       <w:pPr>
         <w:pStyle w:val="Heading2"/>
       </w:pPr>
       <w:r>
-        <w:t xml:space="preserve">Año 1 — Ordenar la casa y activar lo heredado</w:t>
+        <w:t xml:space="preserve">Año 1: Ordenar la casa y activar lo heredado</w:t>
       </w:r>
     </w:p>
     <w:tbl>
@@ -30697,14 +31331,14 @@
         </w:tc>
       </w:tr>
     </w:tbl>
-    <w:bookmarkEnd w:id="132"/>
-    <w:bookmarkStart w:id="133" w:name="Xa62cfd974d430fbd7c2b598818d6b625d2b2995"/>
+    <w:bookmarkEnd w:id="136"/>
+    <w:bookmarkStart w:id="137" w:name="X6f4e29709717963d9784af7e46298c64eca3086"/>
     <w:p>
       <w:pPr>
         <w:pStyle w:val="Heading2"/>
       </w:pPr>
       <w:r>
-        <w:t xml:space="preserve">Años 2–4 — Resultados que blindan la continuidad</w:t>
+        <w:t xml:space="preserve">Años 2-4: Resultados que blindan la continuidad</w:t>
       </w:r>
     </w:p>
     <w:tbl>
@@ -30793,7 +31427,7 @@
               <w:jc w:val="left"/>
             </w:pPr>
             <w:r>
-              <w:t xml:space="preserve">Canal a 14–15m; activa el 63% de capacidad sin usar</w:t>
+              <w:t xml:space="preserve">Canal a 14-15m; activa el 63% de capacidad sin usar</w:t>
             </w:r>
           </w:p>
         </w:tc>
@@ -31148,15 +31782,15 @@
         </w:pict>
       </w:r>
     </w:p>
-    <w:bookmarkEnd w:id="133"/>
-    <w:bookmarkEnd w:id="134"/>
-    <w:bookmarkStart w:id="141" w:name="X812fbe57f7047e7cc2b3d123e211b38b27f1044"/>
+    <w:bookmarkEnd w:id="137"/>
+    <w:bookmarkEnd w:id="138"/>
+    <w:bookmarkStart w:id="145" w:name="X812fbe57f7047e7cc2b3d123e211b38b27f1044"/>
     <w:p>
       <w:pPr>
         <w:pStyle w:val="Heading1"/>
       </w:pPr>
       <w:r>
-        <w:t xml:space="preserve">ANEXO A — Colombia Viva: Plataforma Nacional de Turismo de Capital Mixto</w:t>
+        <w:t xml:space="preserve">ANEXO A: Colombia Viva: Plataforma Nacional de Turismo de Capital Mixto</w:t>
       </w:r>
     </w:p>
     <w:p>
@@ -31232,7 +31866,7 @@
         <w:pStyle w:val="BodyText"/>
       </w:pPr>
       <w:r>
-        <w:t xml:space="preserve">La pregunta que abren los datos del turismo: ¿puede Colombia construir una plataforma propia que compita con Airbnb y Booking, en lugar de solo pagarles comisión? La respuesta honesta no es ni sí ni no: en su mercado propio y en nichos donde tiene ventaja estructural, sí; globalmente, no. El modelo correcto no es replicar Airbnb — es replicar lo que India hizo con IRCTC: una plataforma de capital mixto que domina el mercado doméstico con ventajas que ninguna plataforma extranjera puede replicar, y que escala desde ahí.</w:t>
+        <w:t xml:space="preserve">La pregunta que abren los datos del turismo: ¿puede Colombia construir una plataforma propia que compita con Airbnb y Booking, en lugar de solo pagarles comisión? La respuesta honesta no es ni sí ni no: en su mercado propio y en nichos donde tiene ventaja estructural, sí; globalmente, no. El modelo correcto no es replicar Airbnb, es replicar lo que India hizo con IRCTC: una plataforma de capital mixto que domina el mercado doméstico con ventajas que ninguna plataforma extranjera puede replicar, y que escala desde ahí.</w:t>
       </w:r>
     </w:p>
     <w:p>
@@ -31240,16 +31874,16 @@
         <w:pStyle w:val="BodyText"/>
       </w:pPr>
       <w:r>
-        <w:t xml:space="preserve">IRCTC, fundada en 1999 como subsidiaria de Ferrocarriles de la India, se convirtió en una de las plataformas de viajes más concurridas del mundo, con cientos de miles de reservas diarias. No compitió con Airbnb globalmente — dominó su propio mercado con acceso a infraestructura estatal que ningún privado podía tener. En 2019 salió a bolsa manteniendo el Estado la mayoría del capital. Ese es el modelo.</w:t>
+        <w:t xml:space="preserve">IRCTC, fundada en 1999 como subsidiaria de Ferrocarriles de la India, se convirtió en una de las plataformas de viajes más concurridas del mundo, con cientos de miles de reservas diarias. No compitió con Airbnb globalmente, dominó su propio mercado con acceso a infraestructura estatal que ningún privado podía tener. En 2019 salió a bolsa manteniendo el Estado la mayoría del capital. Ese es el modelo.</w:t>
       </w:r>
     </w:p>
-    <w:bookmarkStart w:id="135" w:name="X13e252fe4095065decc34bd8793323709d4f723"/>
+    <w:bookmarkStart w:id="139" w:name="X13e252fe4095065decc34bd8793323709d4f723"/>
     <w:p>
       <w:pPr>
         <w:pStyle w:val="Heading2"/>
       </w:pPr>
       <w:r>
-        <w:t xml:space="preserve">Los tres mercados donde Colombia Viva gana — y donde Airbnb pierde</w:t>
+        <w:t xml:space="preserve">Los tres mercados donde Colombia Viva gana: y donde Airbnb pierde</w:t>
       </w:r>
     </w:p>
     <w:tbl>
@@ -31338,7 +31972,7 @@
               <w:jc w:val="left"/>
             </w:pPr>
             <w:r>
-              <w:t xml:space="preserve">Cobertura real del territorio — especialmente los nodos. Pagos en pesos con PSE y Nequi sin fricción. Atención en zona horaria colombiana.</w:t>
+              <w:t xml:space="preserve">Cobertura real del territorio, especialmente los nodos. Pagos en pesos con PSE y Nequi sin fricción. Atención en zona horaria colombiana.</w:t>
             </w:r>
           </w:p>
         </w:tc>
@@ -31420,8 +32054,8 @@
         </w:tc>
       </w:tr>
     </w:tbl>
-    <w:bookmarkEnd w:id="135"/>
-    <w:bookmarkStart w:id="136" w:name="la-estructura-de-capital-mixto"/>
+    <w:bookmarkEnd w:id="139"/>
+    <w:bookmarkStart w:id="140" w:name="la-estructura-de-capital-mixto"/>
     <w:p>
       <w:pPr>
         <w:pStyle w:val="Heading2"/>
@@ -31647,8 +32281,8 @@
         </w:tc>
       </w:tr>
     </w:tbl>
-    <w:bookmarkEnd w:id="136"/>
-    <w:bookmarkStart w:id="137" w:name="Xc7cbb19aca36f8f2f8724853254f86e4657ef14"/>
+    <w:bookmarkEnd w:id="140"/>
+    <w:bookmarkStart w:id="141" w:name="Xc7cbb19aca36f8f2f8724853254f86e4657ef14"/>
     <w:p>
       <w:pPr>
         <w:pStyle w:val="Heading2"/>
@@ -31662,11 +32296,11 @@
         <w:pStyle w:val="FirstParagraph"/>
       </w:pPr>
       <w:r>
-        <w:t xml:space="preserve">Integración con infraestructura pública (disponibilidad de parques, estado de vías, permisos en territorios étnicos, alertas de seguridad por municipio desde la plataforma de trazabilidad) — Airbnb no tiene acceso a esos datos. Verificación de calidad con consecuencias reales (el sello no es una estrella comprable sino certificación física del SENA; perderlo baja el ranking automáticamente). Comisión del 8% frente a 15-20% (la estructura de costos de Airbnb la obliga a comisiones altas; Colombia Viva no la tiene). Pagos sin fricción en moneda local (PSE, Nequi, Daviplata; integración con sistemas de Ecuador, Perú y Brasil) — relaciones con el sistema financiero que a una empresa extranjera le toman años.</w:t>
+        <w:t xml:space="preserve">Integración con infraestructura pública (disponibilidad de parques, estado de vías, permisos en territorios étnicos, alertas de seguridad por municipio desde la plataforma de trazabilidad), Airbnb no tiene acceso a esos datos. Verificación de calidad con consecuencias reales (el sello no es una estrella comprable sino certificación física del SENA; perderlo baja el ranking automáticamente). Comisión del 8% frente a 15-20% (la estructura de costos de Airbnb la obliga a comisiones altas; Colombia Viva no la tiene). Pagos sin fricción en moneda local (PSE, Nequi, Daviplata; integración con sistemas de Ecuador, Perú y Brasil), relaciones con el sistema financiero que a una empresa extranjera le toman años.</w:t>
       </w:r>
     </w:p>
-    <w:bookmarkEnd w:id="137"/>
-    <w:bookmarkStart w:id="138" w:name="el-modelo-financiero"/>
+    <w:bookmarkEnd w:id="141"/>
+    <w:bookmarkStart w:id="142" w:name="el-modelo-financiero"/>
     <w:p>
       <w:pPr>
         <w:pStyle w:val="Heading2"/>
@@ -31881,8 +32515,8 @@
         </w:tc>
       </w:tr>
     </w:tbl>
-    <w:bookmarkEnd w:id="138"/>
-    <w:bookmarkStart w:id="139" w:name="el-empleo-que-generaría"/>
+    <w:bookmarkEnd w:id="142"/>
+    <w:bookmarkStart w:id="143" w:name="el-empleo-que-generaría"/>
     <w:p>
       <w:pPr>
         <w:pStyle w:val="Heading2"/>
@@ -32105,8 +32739,8 @@
         </w:tc>
       </w:tr>
     </w:tbl>
-    <w:bookmarkEnd w:id="139"/>
-    <w:bookmarkStart w:id="140" w:name="riesgos-y-mitigaciones"/>
+    <w:bookmarkEnd w:id="143"/>
+    <w:bookmarkStart w:id="144" w:name="riesgos-y-mitigaciones"/>
     <w:p>
       <w:pPr>
         <w:pStyle w:val="Heading2"/>
@@ -32239,7 +32873,7 @@
               <w:jc w:val="left"/>
             </w:pPr>
             <w:r>
-              <w:t xml:space="preserve">No busca reemplazar Airbnb para el turista de Nueva York; lo complementa — el turista llega por Airbnb y en su segunda visita reserva directo.</w:t>
+              <w:t xml:space="preserve">No busca reemplazar Airbnb para el turista de Nueva York; lo complementa, el turista llega por Airbnb y en su segunda visita reserva directo.</w:t>
             </w:r>
           </w:p>
         </w:tc>
@@ -32315,7 +32949,7 @@
               <w:jc w:val="left"/>
             </w:pPr>
             <w:r>
-              <w:t xml:space="preserve">Si Airbnb baja comisiones por la competencia, los operadores colombianos ganan igual — es el escenario óptimo.</w:t>
+              <w:t xml:space="preserve">Si Airbnb baja comisiones por la competencia, los operadores colombianos ganan igual, es el escenario óptimo.</w:t>
             </w:r>
           </w:p>
         </w:tc>
@@ -32326,11 +32960,11 @@
         <w:pStyle w:val="BlockText"/>
       </w:pPr>
       <w:r>
-        <w:t xml:space="preserve">Colombia Viva no es la plataforma que compite con Airbnb en San Francisco. Es la que dominaría el turismo colombiano y latinoamericano con ventajas inimitables: datos públicos integrados, certificación con consecuencias, comisiones a la mitad y operadores dueños de su canal. El modelo IRCTC demostró que funciona — la diferencia es que aquí sería en turismo, no en trenes.</w:t>
+        <w:t xml:space="preserve">Colombia Viva no es la plataforma que compite con Airbnb en San Francisco. Es la que dominaría el turismo colombiano y latinoamericano con ventajas inimitables: datos públicos integrados, certificación con consecuencias, comisiones a la mitad y operadores dueños de su canal. El modelo IRCTC demostró que funciona, la diferencia es que aquí sería en turismo, no en trenes.</w:t>
       </w:r>
     </w:p>
-    <w:bookmarkEnd w:id="140"/>
-    <w:bookmarkEnd w:id="141"/>
+    <w:bookmarkEnd w:id="144"/>
+    <w:bookmarkEnd w:id="145"/>
     <w:sectPr/>
   </w:body>
 </w:document>
@@ -32645,6 +33279,36 @@
   </w:num>
   <w:num w:numId="1006">
     <w:abstractNumId w:val="991"/>
+  </w:num>
+  <w:num w:numId="1007">
+    <w:abstractNumId w:val="99411"/>
+    <w:lvlOverride w:ilvl="0">
+      <w:startOverride w:val="1"/>
+    </w:lvlOverride>
+    <w:lvlOverride w:ilvl="1">
+      <w:startOverride w:val="1"/>
+    </w:lvlOverride>
+    <w:lvlOverride w:ilvl="2">
+      <w:startOverride w:val="1"/>
+    </w:lvlOverride>
+    <w:lvlOverride w:ilvl="3">
+      <w:startOverride w:val="1"/>
+    </w:lvlOverride>
+    <w:lvlOverride w:ilvl="4">
+      <w:startOverride w:val="1"/>
+    </w:lvlOverride>
+    <w:lvlOverride w:ilvl="5">
+      <w:startOverride w:val="1"/>
+    </w:lvlOverride>
+    <w:lvlOverride w:ilvl="6">
+      <w:startOverride w:val="1"/>
+    </w:lvlOverride>
+    <w:lvlOverride w:ilvl="7">
+      <w:startOverride w:val="1"/>
+    </w:lvlOverride>
+    <w:lvlOverride w:ilvl="8">
+      <w:startOverride w:val="1"/>
+    </w:lvlOverride>
   </w:num>
 </w:numbering>
 </file>

--- a/dist/estado-en-el-territorio.docx
+++ b/dist/estado-en-el-territorio.docx
@@ -5626,7 +5626,7 @@
       </w:r>
     </w:p>
     <w:bookmarkEnd w:id="41"/>
-    <w:bookmarkStart w:id="44" w:name="frente-ii-reforma-agraria-integral"/>
+    <w:bookmarkStart w:id="51" w:name="frente-ii-reforma-agraria-integral"/>
     <w:p>
       <w:pPr>
         <w:pStyle w:val="Heading1"/>
@@ -6626,41 +6626,66 @@
       </w:r>
     </w:p>
     <w:bookmarkEnd w:id="43"/>
-    <w:bookmarkEnd w:id="44"/>
-    <w:bookmarkStart w:id="51" w:name="X6fb056096c407b019522fb160b94cd4b406fa8f"/>
+    <w:bookmarkStart w:id="50" w:name="X1b301b65442b3bc8a020498f40d4bc2f35500ab"/>
     <w:p>
       <w:pPr>
-        <w:pStyle w:val="Heading1"/>
-      </w:pPr>
-      <w:r>
-        <w:t xml:space="preserve">Frente III: Seguridad, Soberanía e Inteligencia</w:t>
+        <w:pStyle w:val="Heading2"/>
+      </w:pPr>
+      <w:r>
+        <w:t xml:space="preserve">Módulo de Productividad Rural: activar el campo que ya existe</w:t>
       </w:r>
     </w:p>
     <w:p>
       <w:pPr>
         <w:pStyle w:val="FirstParagraph"/>
+      </w:pPr>
+      <w:r>
+        <w:t xml:space="preserve">El campo concentra la peor productividad del país y, a la vez, la mejor palanca para subirla. La informalidad rural ronda el 83% y la productividad por trabajador agrícola está muy por debajo del promedio nacional, pero la tierra titulada, el riego y la asistencia técnica producen saltos de productividad que ninguna otra inversión iguala. Este módulo es el gemelo rural del Módulo de Productividad Urbana (12.3): aplica al campo el principio de</w:t>
+      </w:r>
+      <w:r>
+        <w:t xml:space="preserve"> </w:t>
+      </w:r>
+      <w:r>
+        <w:t xml:space="preserve">“</w:t>
+      </w:r>
+      <w:r>
+        <w:t xml:space="preserve">activar lo que ya existe</w:t>
+      </w:r>
+      <w:r>
+        <w:t xml:space="preserve">”</w:t>
+      </w:r>
+      <w:r>
+        <w:t xml:space="preserve"> </w:t>
+      </w:r>
+      <w:r>
+        <w:t xml:space="preserve">en vez de solo repartir, y persigue competitividad, no solo subsistencia.</w:t>
+      </w:r>
+    </w:p>
+    <w:p>
+      <w:pPr>
+        <w:pStyle w:val="BlockText"/>
       </w:pPr>
       <w:r>
         <w:rPr>
           <w:bCs/>
           <w:b/>
         </w:rPr>
-        <w:t xml:space="preserve">Metas:</w:t>
+        <w:t xml:space="preserve">Por qué importa para la competitividad nacional.</w:t>
       </w:r>
       <w:r>
         <w:t xml:space="preserve"> </w:t>
       </w:r>
       <w:r>
-        <w:t xml:space="preserve">homicidios de ~26 a ≤18/100.000 en 4 años; coca −30% en 4 años; cero falsos positivos.</w:t>
+        <w:t xml:space="preserve">Las exportaciones no minero-energéticas que el país necesita para no depender del petróleo salen en buena parte del agro: cacao, café especial, frutas, ganadería sostenible. Subir la productividad rural no es solo justicia con el campesino, es la base de la canasta exportadora que diversifica al país. El campo improductivo es un techo a la competitividad de Colombia.</w:t>
       </w:r>
     </w:p>
-    <w:bookmarkStart w:id="45" w:name="estrategia-de-control-territorial"/>
+    <w:bookmarkStart w:id="44" w:name="X71708dbb739ef61fb17c3c1c1bf23d7a55094be"/>
     <w:p>
       <w:pPr>
-        <w:pStyle w:val="Heading2"/>
-      </w:pPr>
-      <w:r>
-        <w:t xml:space="preserve">3.1 Estrategia de control territorial</w:t>
+        <w:pStyle w:val="Heading3"/>
+      </w:pPr>
+      <w:r>
+        <w:t xml:space="preserve">A. El título como activo productivo, no solo como derecho</w:t>
       </w:r>
     </w:p>
     <w:p>
@@ -6668,35 +6693,7 @@
         <w:pStyle w:val="FirstParagraph"/>
       </w:pPr>
       <w:r>
-        <w:t xml:space="preserve">Reencuadre: no</w:t>
-      </w:r>
-      <w:r>
-        <w:t xml:space="preserve"> </w:t>
-      </w:r>
-      <w:r>
-        <w:t xml:space="preserve">“</w:t>
-      </w:r>
-      <w:r>
-        <w:t xml:space="preserve">línea dura vs. negociación</w:t>
-      </w:r>
-      <w:r>
-        <w:t xml:space="preserve">”</w:t>
-      </w:r>
-      <w:r>
-        <w:t xml:space="preserve">. La restricción que ata es</w:t>
-      </w:r>
-      <w:r>
-        <w:t xml:space="preserve"> </w:t>
-      </w:r>
-      <w:r>
-        <w:rPr>
-          <w:bCs/>
-          <w:b/>
-        </w:rPr>
-        <w:t xml:space="preserve">control territorial + desmonte de economías ilegales</w:t>
-      </w:r>
-      <w:r>
-        <w:t xml:space="preserve">. Fuerza, negociación y sometimiento son herramientas subordinadas a ese fin.</w:t>
+        <w:t xml:space="preserve">La titulación masiva del Frente II ya entrega seguridad jurídica; este módulo la convierte en productividad. El título muerto en un cajón no sube la producción; el título usado como colateral, sí.</w:t>
       </w:r>
     </w:p>
     <w:tbl>
@@ -6724,18 +6721,6 @@
               <w:jc w:val="left"/>
             </w:pPr>
             <w:r>
-              <w:t xml:space="preserve">Instrumento</w:t>
-            </w:r>
-          </w:p>
-        </w:tc>
-        <w:tc>
-          <w:tcPr/>
-          <w:p>
-            <w:pPr>
-              <w:pStyle w:val="Compact"/>
-              <w:jc w:val="left"/>
-            </w:pPr>
-            <w:r>
               <w:t xml:space="preserve">Medida</w:t>
             </w:r>
           </w:p>
@@ -6748,332 +6733,144 @@
               <w:jc w:val="left"/>
             </w:pPr>
             <w:r>
-              <w:t xml:space="preserve">Condición</w:t>
-            </w:r>
-          </w:p>
-        </w:tc>
-        <w:tc>
-          <w:tcPr/>
-          <w:p>
-            <w:pPr>
-              <w:pStyle w:val="Compact"/>
-              <w:jc w:val="left"/>
-            </w:pPr>
-            <w:r>
-              <w:t xml:space="preserve">Responsable</w:t>
-            </w:r>
-          </w:p>
-        </w:tc>
-      </w:tr>
-      <w:tr>
-        <w:tc>
-          <w:tcPr/>
-          <w:p>
-            <w:pPr>
-              <w:pStyle w:val="Compact"/>
-              <w:jc w:val="left"/>
-            </w:pPr>
-            <w:r>
-              <w:t xml:space="preserve">Negociación</w:t>
-            </w:r>
-          </w:p>
-        </w:tc>
-        <w:tc>
-          <w:tcPr/>
-          <w:p>
-            <w:pPr>
-              <w:pStyle w:val="Compact"/>
-              <w:jc w:val="left"/>
-            </w:pPr>
-            <w:r>
-              <w:t xml:space="preserve">Con grupos con mando verificable y horizonte político; garantes creíbles; avance condicionado a hechos</w:t>
-            </w:r>
-          </w:p>
-        </w:tc>
-        <w:tc>
-          <w:tcPr/>
-          <w:p>
-            <w:pPr>
-              <w:pStyle w:val="Compact"/>
-              <w:jc w:val="left"/>
-            </w:pPr>
-            <w:r>
-              <w:t xml:space="preserve">Cese verificado 90 días</w:t>
-            </w:r>
-          </w:p>
-        </w:tc>
-        <w:tc>
-          <w:tcPr/>
-          <w:p>
-            <w:pPr>
-              <w:pStyle w:val="Compact"/>
-              <w:jc w:val="left"/>
-            </w:pPr>
-            <w:r>
-              <w:t xml:space="preserve">Alto Comisionado</w:t>
-            </w:r>
-          </w:p>
-        </w:tc>
-      </w:tr>
-      <w:tr>
-        <w:tc>
-          <w:tcPr/>
-          <w:p>
-            <w:pPr>
-              <w:pStyle w:val="Compact"/>
-              <w:jc w:val="left"/>
-            </w:pPr>
-            <w:r>
-              <w:t xml:space="preserve">Sometimiento</w:t>
-            </w:r>
-          </w:p>
-        </w:tc>
-        <w:tc>
-          <w:tcPr/>
-          <w:p>
-            <w:pPr>
-              <w:pStyle w:val="Compact"/>
-              <w:jc w:val="left"/>
-            </w:pPr>
-            <w:r>
-              <w:t xml:space="preserve">Grupos criminal-económicos sin agenda política; rendición individual con beneficios escalonados</w:t>
-            </w:r>
-          </w:p>
-        </w:tc>
-        <w:tc>
-          <w:tcPr/>
-          <w:p>
-            <w:pPr>
-              <w:pStyle w:val="Compact"/>
-              <w:jc w:val="left"/>
-            </w:pPr>
-            <w:r>
-              <w:t xml:space="preserve">Ventana de 6 meses</w:t>
-            </w:r>
-          </w:p>
-        </w:tc>
-        <w:tc>
-          <w:tcPr/>
-          <w:p>
-            <w:pPr>
-              <w:pStyle w:val="Compact"/>
-              <w:jc w:val="left"/>
-            </w:pPr>
-            <w:r>
-              <w:t xml:space="preserve">Fiscalía + Min. Justicia</w:t>
-            </w:r>
-          </w:p>
-        </w:tc>
-      </w:tr>
-      <w:tr>
-        <w:tc>
-          <w:tcPr/>
-          <w:p>
-            <w:pPr>
-              <w:pStyle w:val="Compact"/>
-              <w:jc w:val="left"/>
-            </w:pPr>
-            <w:r>
-              <w:t xml:space="preserve">Fuerza</w:t>
-            </w:r>
-          </w:p>
-        </w:tc>
-        <w:tc>
-          <w:tcPr/>
-          <w:p>
-            <w:pPr>
-              <w:pStyle w:val="Compact"/>
-              <w:jc w:val="left"/>
-            </w:pPr>
-            <w:r>
-              <w:t xml:space="preserve">Último recurso; foco en cabecillas y finanzas, no en combatientes rasos</w:t>
-            </w:r>
-          </w:p>
-        </w:tc>
-        <w:tc>
-          <w:tcPr/>
-          <w:p>
-            <w:pPr>
-              <w:pStyle w:val="Compact"/>
-              <w:jc w:val="left"/>
-            </w:pPr>
-            <w:r>
-              <w:t xml:space="preserve">Solo tras fracaso de negociación/sometimiento</w:t>
-            </w:r>
-          </w:p>
-        </w:tc>
-        <w:tc>
-          <w:tcPr/>
-          <w:p>
-            <w:pPr>
-              <w:pStyle w:val="Compact"/>
-              <w:jc w:val="left"/>
-            </w:pPr>
-            <w:r>
-              <w:t xml:space="preserve">FF.MM. + Policía</w:t>
-            </w:r>
-          </w:p>
-        </w:tc>
-      </w:tr>
-      <w:tr>
-        <w:tc>
-          <w:tcPr/>
-          <w:p>
-            <w:pPr>
-              <w:pStyle w:val="Compact"/>
-              <w:jc w:val="left"/>
-            </w:pPr>
-            <w:r>
-              <w:t xml:space="preserve">Secar reclutamiento</w:t>
-            </w:r>
-          </w:p>
-        </w:tc>
-        <w:tc>
-          <w:tcPr/>
-          <w:p>
-            <w:pPr>
-              <w:pStyle w:val="Compact"/>
-              <w:jc w:val="left"/>
-            </w:pPr>
-            <w:r>
-              <w:t xml:space="preserve">Empleo formal en zonas de riesgo; los nodos son la política de seguridad</w:t>
-            </w:r>
-          </w:p>
-        </w:tc>
-        <w:tc>
-          <w:tcPr/>
-          <w:p>
-            <w:pPr>
-              <w:pStyle w:val="Compact"/>
-              <w:jc w:val="left"/>
-            </w:pPr>
-            <w:r>
-              <w:t xml:space="preserve">Nodo activo = política de seguridad</w:t>
-            </w:r>
-          </w:p>
-        </w:tc>
-        <w:tc>
-          <w:tcPr/>
-          <w:p>
-            <w:pPr>
-              <w:pStyle w:val="Compact"/>
-              <w:jc w:val="left"/>
-            </w:pPr>
-            <w:r>
-              <w:t xml:space="preserve">DNP + SENA + Min. Trabajo</w:t>
-            </w:r>
-          </w:p>
-        </w:tc>
-      </w:tr>
-      <w:tr>
-        <w:tc>
-          <w:tcPr/>
-          <w:p>
-            <w:pPr>
-              <w:pStyle w:val="Compact"/>
-              <w:jc w:val="left"/>
-            </w:pPr>
-            <w:r>
-              <w:t xml:space="preserve">Drogas</w:t>
-            </w:r>
-          </w:p>
-        </w:tc>
-        <w:tc>
-          <w:tcPr/>
-          <w:p>
-            <w:pPr>
-              <w:pStyle w:val="Compact"/>
-              <w:jc w:val="left"/>
-            </w:pPr>
-            <w:r>
-              <w:t xml:space="preserve">Meta de daño, no erradicación. Golpear tráfico, finanzas y lavado, no al campesino. Sustitución = desarrollo rural</w:t>
-            </w:r>
-          </w:p>
-        </w:tc>
-        <w:tc>
-          <w:tcPr/>
-          <w:p>
-            <w:pPr>
-              <w:pStyle w:val="Compact"/>
-              <w:jc w:val="left"/>
-            </w:pPr>
-            <w:r>
-              <w:t xml:space="preserve">Datos trimestrales</w:t>
-            </w:r>
-          </w:p>
-        </w:tc>
-        <w:tc>
-          <w:tcPr/>
-          <w:p>
-            <w:pPr>
-              <w:pStyle w:val="Compact"/>
-              <w:jc w:val="left"/>
-            </w:pPr>
-            <w:r>
-              <w:t xml:space="preserve">UNODC + Policía + Min. Agr.</w:t>
-            </w:r>
-          </w:p>
-        </w:tc>
-      </w:tr>
-      <w:tr>
-        <w:tc>
-          <w:tcPr/>
-          <w:p>
-            <w:pPr>
-              <w:pStyle w:val="Compact"/>
-              <w:jc w:val="left"/>
-            </w:pPr>
-            <w:r>
-              <w:t xml:space="preserve">Equidad en la carga</w:t>
-            </w:r>
-          </w:p>
-        </w:tc>
-        <w:tc>
-          <w:tcPr/>
-          <w:p>
-            <w:pPr>
-              <w:pStyle w:val="Compact"/>
-              <w:jc w:val="left"/>
-            </w:pPr>
-            <w:r>
-              <w:t xml:space="preserve">Rendición de cuentas por toda muerte civil; candados DD.HH.; no repetir falsos positivos</w:t>
-            </w:r>
-          </w:p>
-        </w:tc>
-        <w:tc>
-          <w:tcPr/>
-          <w:p>
-            <w:pPr>
-              <w:pStyle w:val="Compact"/>
-              <w:jc w:val="left"/>
-            </w:pPr>
-            <w:r>
-              <w:t xml:space="preserve">Verificación independiente</w:t>
-            </w:r>
-          </w:p>
-        </w:tc>
-        <w:tc>
-          <w:tcPr/>
-          <w:p>
-            <w:pPr>
-              <w:pStyle w:val="Compact"/>
-              <w:jc w:val="left"/>
-            </w:pPr>
-            <w:r>
-              <w:t xml:space="preserve">Defensoría + Min. Defensa</w:t>
+              <w:t xml:space="preserve">Concreción</w:t>
+            </w:r>
+          </w:p>
+        </w:tc>
+        <w:tc>
+          <w:tcPr/>
+          <w:p>
+            <w:pPr>
+              <w:pStyle w:val="Compact"/>
+              <w:jc w:val="left"/>
+            </w:pPr>
+            <w:r>
+              <w:t xml:space="preserve">Vía jurídica</w:t>
+            </w:r>
+          </w:p>
+        </w:tc>
+        <w:tc>
+          <w:tcPr/>
+          <w:p>
+            <w:pPr>
+              <w:pStyle w:val="Compact"/>
+              <w:jc w:val="left"/>
+            </w:pPr>
+            <w:r>
+              <w:t xml:space="preserve">Plazo</w:t>
+            </w:r>
+          </w:p>
+        </w:tc>
+      </w:tr>
+      <w:tr>
+        <w:tc>
+          <w:tcPr/>
+          <w:p>
+            <w:pPr>
+              <w:pStyle w:val="Compact"/>
+              <w:jc w:val="left"/>
+            </w:pPr>
+            <w:r>
+              <w:t xml:space="preserve">Crédito contra título</w:t>
+            </w:r>
+          </w:p>
+        </w:tc>
+        <w:tc>
+          <w:tcPr/>
+          <w:p>
+            <w:pPr>
+              <w:pStyle w:val="Compact"/>
+              <w:jc w:val="left"/>
+            </w:pPr>
+            <w:r>
+              <w:t xml:space="preserve">Que el título recién entregado sirva de inmediato como garantía ante Banco Agrario y Finagro, con producto financiero diseñado para el pequeño productor</w:t>
+            </w:r>
+          </w:p>
+        </w:tc>
+        <w:tc>
+          <w:tcPr/>
+          <w:p>
+            <w:pPr>
+              <w:pStyle w:val="Compact"/>
+              <w:jc w:val="left"/>
+            </w:pPr>
+            <w:r>
+              <w:t xml:space="preserve">Decreto + Finagro + Banco Agrario</w:t>
+            </w:r>
+          </w:p>
+        </w:tc>
+        <w:tc>
+          <w:tcPr/>
+          <w:p>
+            <w:pPr>
+              <w:pStyle w:val="Compact"/>
+              <w:jc w:val="left"/>
+            </w:pPr>
+            <w:r>
+              <w:t xml:space="preserve">Año 1</w:t>
+            </w:r>
+          </w:p>
+        </w:tc>
+      </w:tr>
+      <w:tr>
+        <w:tc>
+          <w:tcPr/>
+          <w:p>
+            <w:pPr>
+              <w:pStyle w:val="Compact"/>
+              <w:jc w:val="left"/>
+            </w:pPr>
+            <w:r>
+              <w:t xml:space="preserve">Catastro como base de extensión</w:t>
+            </w:r>
+          </w:p>
+        </w:tc>
+        <w:tc>
+          <w:tcPr/>
+          <w:p>
+            <w:pPr>
+              <w:pStyle w:val="Compact"/>
+              <w:jc w:val="left"/>
+            </w:pPr>
+            <w:r>
+              <w:t xml:space="preserve">Los datos del catastro multipropósito identifican qué produce cada predio y dónde falta asistencia, riego o vía, para dirigir la inversión con precisión</w:t>
+            </w:r>
+          </w:p>
+        </w:tc>
+        <w:tc>
+          <w:tcPr/>
+          <w:p>
+            <w:pPr>
+              <w:pStyle w:val="Compact"/>
+              <w:jc w:val="left"/>
+            </w:pPr>
+            <w:r>
+              <w:t xml:space="preserve">Vía administrativa (IGAC + ADR)</w:t>
+            </w:r>
+          </w:p>
+        </w:tc>
+        <w:tc>
+          <w:tcPr/>
+          <w:p>
+            <w:pPr>
+              <w:pStyle w:val="Compact"/>
+              <w:jc w:val="left"/>
+            </w:pPr>
+            <w:r>
+              <w:t xml:space="preserve">Años 1-2</w:t>
             </w:r>
           </w:p>
         </w:tc>
       </w:tr>
     </w:tbl>
-    <w:bookmarkEnd w:id="45"/>
-    <w:bookmarkStart w:id="46" w:name="X3db343de3374bba162493cf78d004cc45a75a08"/>
+    <w:bookmarkEnd w:id="44"/>
+    <w:bookmarkStart w:id="45" w:name="X4d5bda5d871ecf1126696819096fbceb347c287"/>
     <w:p>
       <w:pPr>
-        <w:pStyle w:val="Heading2"/>
-      </w:pPr>
-      <w:r>
-        <w:t xml:space="preserve">3.2 Seguridad concentrada con DIH en nodos Ola 1</w:t>
+        <w:pStyle w:val="Heading3"/>
+      </w:pPr>
+      <w:r>
+        <w:t xml:space="preserve">B. Extensión agropecuaria moderna: difusión, no solo insumos</w:t>
       </w:r>
     </w:p>
     <w:p>
@@ -7081,40 +6878,7 @@
         <w:pStyle w:val="FirstParagraph"/>
       </w:pPr>
       <w:r>
-        <w:t xml:space="preserve">En los 3 nodos se aplica concentración de fuerza hasta</w:t>
-      </w:r>
-      <w:r>
-        <w:t xml:space="preserve"> </w:t>
-      </w:r>
-      <w:r>
-        <w:t xml:space="preserve">“</w:t>
-      </w:r>
-      <w:r>
-        <w:t xml:space="preserve">dominio del área</w:t>
-      </w:r>
-      <w:r>
-        <w:t xml:space="preserve">”</w:t>
-      </w:r>
-      <w:r>
-        <w:t xml:space="preserve">: el grupo armado no opera abiertamente, ni recluta, ni extorsiona. Tropa + juez + médico + maestro entran juntos, en semanas. El éxito se mide en presencia estatal civil establecida y reclutamiento seco, no en bajas, lo que elimina el incentivo que generó los falsos positivos. Solo se aplica donde la tasa de homicidios ya desciende (salvo el nodo de aprendizaje de 3.6, que se mantiene en Fase 0).</w:t>
-      </w:r>
-    </w:p>
-    <w:bookmarkEnd w:id="46"/>
-    <w:bookmarkStart w:id="47" w:name="X532d66123b9442d5630c33e3f658f341f92d400"/>
-    <w:p>
-      <w:pPr>
-        <w:pStyle w:val="Heading2"/>
-      </w:pPr>
-      <w:r>
-        <w:t xml:space="preserve">3.3 Capacidades de inteligencia: la brecha más urgente</w:t>
-      </w:r>
-    </w:p>
-    <w:p>
-      <w:pPr>
-        <w:pStyle w:val="FirstParagraph"/>
-      </w:pPr>
-      <w:r>
-        <w:t xml:space="preserve">En 2025 la Fuerza Pública aumentó sus acciones 34% sin mejora de seguridad: el problema no es déficit de operaciones, es déficit de inteligencia y de justicia que consuma los resultados.</w:t>
+        <w:t xml:space="preserve">La brecha entre el campesino promedio y el productivo es de conocimiento y técnica disponible, no de esfuerzo. Colombia desmanteló su sistema de extensión rural; reconstruirlo es de las inversiones de mayor retorno.</w:t>
       </w:r>
     </w:p>
     <w:tbl>
@@ -7142,31 +6906,31 @@
               <w:jc w:val="left"/>
             </w:pPr>
             <w:r>
-              <w:t xml:space="preserve">Capacidad</w:t>
-            </w:r>
-          </w:p>
-        </w:tc>
-        <w:tc>
-          <w:tcPr/>
-          <w:p>
-            <w:pPr>
-              <w:pStyle w:val="Compact"/>
-              <w:jc w:val="left"/>
-            </w:pPr>
-            <w:r>
-              <w:t xml:space="preserve">Qué se construye</w:t>
-            </w:r>
-          </w:p>
-        </w:tc>
-        <w:tc>
-          <w:tcPr/>
-          <w:p>
-            <w:pPr>
-              <w:pStyle w:val="Compact"/>
-              <w:jc w:val="left"/>
-            </w:pPr>
-            <w:r>
-              <w:t xml:space="preserve">Responsable</w:t>
+              <w:t xml:space="preserve">Medida</w:t>
+            </w:r>
+          </w:p>
+        </w:tc>
+        <w:tc>
+          <w:tcPr/>
+          <w:p>
+            <w:pPr>
+              <w:pStyle w:val="Compact"/>
+              <w:jc w:val="left"/>
+            </w:pPr>
+            <w:r>
+              <w:t xml:space="preserve">Concreción</w:t>
+            </w:r>
+          </w:p>
+        </w:tc>
+        <w:tc>
+          <w:tcPr/>
+          <w:p>
+            <w:pPr>
+              <w:pStyle w:val="Compact"/>
+              <w:jc w:val="left"/>
+            </w:pPr>
+            <w:r>
+              <w:t xml:space="preserve">Vía jurídica</w:t>
             </w:r>
           </w:p>
         </w:tc>
@@ -7192,281 +6956,131 @@
               <w:jc w:val="left"/>
             </w:pPr>
             <w:r>
-              <w:t xml:space="preserve">Inteligencia territorial fina</w:t>
-            </w:r>
-          </w:p>
-        </w:tc>
-        <w:tc>
-          <w:tcPr/>
-          <w:p>
-            <w:pPr>
-              <w:pStyle w:val="Compact"/>
-              <w:jc w:val="left"/>
-            </w:pPr>
-            <w:r>
-              <w:t xml:space="preserve">Reconstruir redes locales de inteligencia humana; incentivos competitivos a la desmovilización individual como fuente</w:t>
-            </w:r>
-          </w:p>
-        </w:tc>
-        <w:tc>
-          <w:tcPr/>
-          <w:p>
-            <w:pPr>
-              <w:pStyle w:val="Compact"/>
-              <w:jc w:val="left"/>
-            </w:pPr>
-            <w:r>
-              <w:t xml:space="preserve">Comando FF.MM. + DNP</w:t>
-            </w:r>
-          </w:p>
-        </w:tc>
-        <w:tc>
-          <w:tcPr/>
-          <w:p>
-            <w:pPr>
-              <w:pStyle w:val="Compact"/>
-              <w:jc w:val="left"/>
-            </w:pPr>
-            <w:r>
-              <w:t xml:space="preserve">Año 1</w:t>
-            </w:r>
-          </w:p>
-        </w:tc>
-      </w:tr>
-      <w:tr>
-        <w:tc>
-          <w:tcPr/>
-          <w:p>
-            <w:pPr>
-              <w:pStyle w:val="Compact"/>
-              <w:jc w:val="left"/>
-            </w:pPr>
-            <w:r>
-              <w:t xml:space="preserve">Inteligencia financiera</w:t>
-            </w:r>
-          </w:p>
-        </w:tc>
-        <w:tc>
-          <w:tcPr/>
-          <w:p>
-            <w:pPr>
-              <w:pStyle w:val="Compact"/>
-              <w:jc w:val="left"/>
-            </w:pPr>
-            <w:r>
-              <w:t xml:space="preserve">Fortalecer la UIAF con análisis de redes; cruce con la plataforma de trazabilidad</w:t>
-            </w:r>
-          </w:p>
-        </w:tc>
-        <w:tc>
-          <w:tcPr/>
-          <w:p>
-            <w:pPr>
-              <w:pStyle w:val="Compact"/>
-              <w:jc w:val="left"/>
-            </w:pPr>
-            <w:r>
-              <w:t xml:space="preserve">UIAF + Fiscalía + MinHacienda</w:t>
-            </w:r>
-          </w:p>
-        </w:tc>
-        <w:tc>
-          <w:tcPr/>
-          <w:p>
-            <w:pPr>
-              <w:pStyle w:val="Compact"/>
-              <w:jc w:val="left"/>
-            </w:pPr>
-            <w:r>
-              <w:t xml:space="preserve">Años 1-2</w:t>
-            </w:r>
-          </w:p>
-        </w:tc>
-      </w:tr>
-      <w:tr>
-        <w:tc>
-          <w:tcPr/>
-          <w:p>
-            <w:pPr>
-              <w:pStyle w:val="Compact"/>
-              <w:jc w:val="left"/>
-            </w:pPr>
-            <w:r>
-              <w:t xml:space="preserve">Inteligencia ambiental</w:t>
-            </w:r>
-          </w:p>
-        </w:tc>
-        <w:tc>
-          <w:tcPr/>
-          <w:p>
-            <w:pPr>
-              <w:pStyle w:val="Compact"/>
-              <w:jc w:val="left"/>
-            </w:pPr>
-            <w:r>
-              <w:t xml:space="preserve">Detección en tiempo real de deforestación, minería ilegal y contaminación hídrica en nodos y cuencas</w:t>
-            </w:r>
-          </w:p>
-        </w:tc>
-        <w:tc>
-          <w:tcPr/>
-          <w:p>
-            <w:pPr>
-              <w:pStyle w:val="Compact"/>
-              <w:jc w:val="left"/>
-            </w:pPr>
-            <w:r>
-              <w:t xml:space="preserve">DNI + Min. Ambiente + IDEAM</w:t>
-            </w:r>
-          </w:p>
-        </w:tc>
-        <w:tc>
-          <w:tcPr/>
-          <w:p>
-            <w:pPr>
-              <w:pStyle w:val="Compact"/>
-              <w:jc w:val="left"/>
-            </w:pPr>
-            <w:r>
-              <w:t xml:space="preserve">Año 1</w:t>
-            </w:r>
-          </w:p>
-        </w:tc>
-      </w:tr>
-      <w:tr>
-        <w:tc>
-          <w:tcPr/>
-          <w:p>
-            <w:pPr>
-              <w:pStyle w:val="Compact"/>
-              <w:jc w:val="left"/>
-            </w:pPr>
-            <w:r>
-              <w:t xml:space="preserve">Capacidad antidron</w:t>
-            </w:r>
-          </w:p>
-        </w:tc>
-        <w:tc>
-          <w:tcPr/>
-          <w:p>
-            <w:pPr>
-              <w:pStyle w:val="Compact"/>
-              <w:jc w:val="left"/>
-            </w:pPr>
-            <w:r>
-              <w:t xml:space="preserve">Detección y neutralización en nodos y nodos de infraestructura crítica; desarrollo nacional vía CIAC</w:t>
-            </w:r>
-          </w:p>
-        </w:tc>
-        <w:tc>
-          <w:tcPr/>
-          <w:p>
-            <w:pPr>
-              <w:pStyle w:val="Compact"/>
-              <w:jc w:val="left"/>
-            </w:pPr>
-            <w:r>
-              <w:t xml:space="preserve">Min. Defensa + CIAC</w:t>
-            </w:r>
-          </w:p>
-        </w:tc>
-        <w:tc>
-          <w:tcPr/>
-          <w:p>
-            <w:pPr>
-              <w:pStyle w:val="Compact"/>
-              <w:jc w:val="left"/>
-            </w:pPr>
-            <w:r>
-              <w:t xml:space="preserve">Año 1</w:t>
-            </w:r>
-          </w:p>
-        </w:tc>
-      </w:tr>
-      <w:tr>
-        <w:tc>
-          <w:tcPr/>
-          <w:p>
-            <w:pPr>
-              <w:pStyle w:val="Compact"/>
-              <w:jc w:val="left"/>
-            </w:pPr>
-            <w:r>
-              <w:t xml:space="preserve">Ciberinteligencia</w:t>
-            </w:r>
-          </w:p>
-        </w:tc>
-        <w:tc>
-          <w:tcPr/>
-          <w:p>
-            <w:pPr>
-              <w:pStyle w:val="Compact"/>
-              <w:jc w:val="left"/>
-            </w:pPr>
-            <w:r>
-              <w:t xml:space="preserve">Monitoreo de redes usadas para reclutamiento, con garantías constitucionales</w:t>
-            </w:r>
-          </w:p>
-        </w:tc>
-        <w:tc>
-          <w:tcPr/>
-          <w:p>
-            <w:pPr>
-              <w:pStyle w:val="Compact"/>
-              <w:jc w:val="left"/>
-            </w:pPr>
-            <w:r>
-              <w:t xml:space="preserve">DNI + Fiscalía</w:t>
-            </w:r>
-          </w:p>
-        </w:tc>
-        <w:tc>
-          <w:tcPr/>
-          <w:p>
-            <w:pPr>
-              <w:pStyle w:val="Compact"/>
-              <w:jc w:val="left"/>
-            </w:pPr>
-            <w:r>
-              <w:t xml:space="preserve">Años 1-2</w:t>
-            </w:r>
-          </w:p>
-        </w:tc>
-      </w:tr>
-      <w:tr>
-        <w:tc>
-          <w:tcPr/>
-          <w:p>
-            <w:pPr>
-              <w:pStyle w:val="Compact"/>
-              <w:jc w:val="left"/>
-            </w:pPr>
-            <w:r>
-              <w:t xml:space="preserve">Justicia con capacidad</w:t>
-            </w:r>
-          </w:p>
-        </w:tc>
-        <w:tc>
-          <w:tcPr/>
-          <w:p>
-            <w:pPr>
-              <w:pStyle w:val="Compact"/>
-              <w:jc w:val="left"/>
-            </w:pPr>
-            <w:r>
-              <w:t xml:space="preserve">Ampliar Fiscalía y jueces especializados para procesar capturas; sin esto la acción militar no disuade</w:t>
-            </w:r>
-          </w:p>
-        </w:tc>
-        <w:tc>
-          <w:tcPr/>
-          <w:p>
-            <w:pPr>
-              <w:pStyle w:val="Compact"/>
-              <w:jc w:val="left"/>
-            </w:pPr>
-            <w:r>
-              <w:t xml:space="preserve">Fiscalía + Consejo Superior</w:t>
+              <w:t xml:space="preserve">Extensionismo rural por resultados</w:t>
+            </w:r>
+          </w:p>
+        </w:tc>
+        <w:tc>
+          <w:tcPr/>
+          <w:p>
+            <w:pPr>
+              <w:pStyle w:val="Compact"/>
+              <w:jc w:val="left"/>
+            </w:pPr>
+            <w:r>
+              <w:t xml:space="preserve">Asesores técnicos en territorio (vía ADR y el Servicio Nacional de Vida ambiental) con metas de rendimiento por hectárea verificadas, no por número de visitas</w:t>
+            </w:r>
+          </w:p>
+        </w:tc>
+        <w:tc>
+          <w:tcPr/>
+          <w:p>
+            <w:pPr>
+              <w:pStyle w:val="Compact"/>
+              <w:jc w:val="left"/>
+            </w:pPr>
+            <w:r>
+              <w:t xml:space="preserve">Decreto + ADR + AGROSAVIA</w:t>
+            </w:r>
+          </w:p>
+        </w:tc>
+        <w:tc>
+          <w:tcPr/>
+          <w:p>
+            <w:pPr>
+              <w:pStyle w:val="Compact"/>
+              <w:jc w:val="left"/>
+            </w:pPr>
+            <w:r>
+              <w:t xml:space="preserve">Año 1 (piloto en nodos), 2-4 (escala)</w:t>
+            </w:r>
+          </w:p>
+        </w:tc>
+      </w:tr>
+      <w:tr>
+        <w:tc>
+          <w:tcPr/>
+          <w:p>
+            <w:pPr>
+              <w:pStyle w:val="Compact"/>
+              <w:jc w:val="left"/>
+            </w:pPr>
+            <w:r>
+              <w:t xml:space="preserve">Paquete tecnológico apropiado</w:t>
+            </w:r>
+          </w:p>
+        </w:tc>
+        <w:tc>
+          <w:tcPr/>
+          <w:p>
+            <w:pPr>
+              <w:pStyle w:val="Compact"/>
+              <w:jc w:val="left"/>
+            </w:pPr>
+            <w:r>
+              <w:t xml:space="preserve">Semilla mejorada, riego eficiente, manejo de suelos y poscosecha, adaptados a cada cadena; transferencia de AGROSAVIA al productor</w:t>
+            </w:r>
+          </w:p>
+        </w:tc>
+        <w:tc>
+          <w:tcPr/>
+          <w:p>
+            <w:pPr>
+              <w:pStyle w:val="Compact"/>
+              <w:jc w:val="left"/>
+            </w:pPr>
+            <w:r>
+              <w:t xml:space="preserve">Vía administrativa</w:t>
+            </w:r>
+          </w:p>
+        </w:tc>
+        <w:tc>
+          <w:tcPr/>
+          <w:p>
+            <w:pPr>
+              <w:pStyle w:val="Compact"/>
+              <w:jc w:val="left"/>
+            </w:pPr>
+            <w:r>
+              <w:t xml:space="preserve">Por ola</w:t>
+            </w:r>
+          </w:p>
+        </w:tc>
+      </w:tr>
+      <w:tr>
+        <w:tc>
+          <w:tcPr/>
+          <w:p>
+            <w:pPr>
+              <w:pStyle w:val="Compact"/>
+              <w:jc w:val="left"/>
+            </w:pPr>
+            <w:r>
+              <w:t xml:space="preserve">Sanidad e inocuidad para exportar</w:t>
+            </w:r>
+          </w:p>
+        </w:tc>
+        <w:tc>
+          <w:tcPr/>
+          <w:p>
+            <w:pPr>
+              <w:pStyle w:val="Compact"/>
+              <w:jc w:val="left"/>
+            </w:pPr>
+            <w:r>
+              <w:t xml:space="preserve">Fortalecer al ICA y al Invima para que la producción cumpla los estándares fitosanitarios que abren mercados externos (el cuello de botella real de la exportación agro)</w:t>
+            </w:r>
+          </w:p>
+        </w:tc>
+        <w:tc>
+          <w:tcPr/>
+          <w:p>
+            <w:pPr>
+              <w:pStyle w:val="Compact"/>
+              <w:jc w:val="left"/>
+            </w:pPr>
+            <w:r>
+              <w:t xml:space="preserve">Decreto + presupuesto</w:t>
             </w:r>
           </w:p>
         </w:tc>
@@ -7484,14 +7098,14 @@
         </w:tc>
       </w:tr>
     </w:tbl>
-    <w:bookmarkEnd w:id="47"/>
-    <w:bookmarkStart w:id="48" w:name="Xf7ad9bf6432f6e674456902cd7465f3a754fe6c"/>
+    <w:bookmarkEnd w:id="45"/>
+    <w:bookmarkStart w:id="46" w:name="c.-agregar-valor-y-conectar-al-mercado"/>
     <w:p>
       <w:pPr>
-        <w:pStyle w:val="Heading2"/>
-      </w:pPr>
-      <w:r>
-        <w:t xml:space="preserve">3.4 Jóvenes en Paz: cortar el reclutamiento desde la raíz</w:t>
+        <w:pStyle w:val="Heading3"/>
+      </w:pPr>
+      <w:r>
+        <w:t xml:space="preserve">C. Agregar valor y conectar al mercado</w:t>
       </w:r>
     </w:p>
     <w:p>
@@ -7499,7 +7113,7 @@
         <w:pStyle w:val="FirstParagraph"/>
       </w:pPr>
       <w:r>
-        <w:t xml:space="preserve">El reclutamiento no se detiene con operaciones, con empleo y futuro. El programa Jóvenes en Paz tiene resultados verificados: Quibdó 1.857 beneficiarios → homicidios −25.9%; Tumaco 1.127 jóvenes → −34%.</w:t>
+        <w:t xml:space="preserve">El campesino que vende materia prima al intermediario captura una fracción del valor. La productividad sube cuando el territorio procesa, asocia y vende mejor.</w:t>
       </w:r>
     </w:p>
     <w:tbl>
@@ -7527,7 +7141,7 @@
               <w:jc w:val="left"/>
             </w:pPr>
             <w:r>
-              <w:t xml:space="preserve">Componente</w:t>
+              <w:t xml:space="preserve">Medida</w:t>
             </w:r>
           </w:p>
         </w:tc>
@@ -7551,7 +7165,7 @@
               <w:jc w:val="left"/>
             </w:pPr>
             <w:r>
-              <w:t xml:space="preserve">Responsable</w:t>
+              <w:t xml:space="preserve">Vía jurídica</w:t>
             </w:r>
           </w:p>
         </w:tc>
@@ -7577,81 +7191,81 @@
               <w:jc w:val="left"/>
             </w:pPr>
             <w:r>
-              <w:t xml:space="preserve">Escala en nodos</w:t>
-            </w:r>
-          </w:p>
-        </w:tc>
-        <w:tc>
-          <w:tcPr/>
-          <w:p>
-            <w:pPr>
-              <w:pStyle w:val="Compact"/>
-              <w:jc w:val="left"/>
-            </w:pPr>
-            <w:r>
-              <w:t xml:space="preserve">Obligatorio en Fase 0 de cada nodo, simultáneo al despliegue de fuerza. Mín. 1.000 jóvenes/nodo antes del fin de Fase 1</w:t>
-            </w:r>
-          </w:p>
-        </w:tc>
-        <w:tc>
-          <w:tcPr/>
-          <w:p>
-            <w:pPr>
-              <w:pStyle w:val="Compact"/>
-              <w:jc w:val="left"/>
-            </w:pPr>
-            <w:r>
-              <w:t xml:space="preserve">DNP + SENA + Min. Trabajo</w:t>
-            </w:r>
-          </w:p>
-        </w:tc>
-        <w:tc>
-          <w:tcPr/>
-          <w:p>
-            <w:pPr>
-              <w:pStyle w:val="Compact"/>
-              <w:jc w:val="left"/>
-            </w:pPr>
-            <w:r>
-              <w:t xml:space="preserve">Fase 0</w:t>
-            </w:r>
-          </w:p>
-        </w:tc>
-      </w:tr>
-      <w:tr>
-        <w:tc>
-          <w:tcPr/>
-          <w:p>
-            <w:pPr>
-              <w:pStyle w:val="Compact"/>
-              <w:jc w:val="left"/>
-            </w:pPr>
-            <w:r>
-              <w:t xml:space="preserve">Incentivo tributario</w:t>
-            </w:r>
-          </w:p>
-        </w:tc>
-        <w:tc>
-          <w:tcPr/>
-          <w:p>
-            <w:pPr>
-              <w:pStyle w:val="Compact"/>
-              <w:jc w:val="left"/>
-            </w:pPr>
-            <w:r>
-              <w:t xml:space="preserve">Deducción del 150% para empresas que contraten jóvenes certificados en municipios de nodos</w:t>
-            </w:r>
-          </w:p>
-        </w:tc>
-        <w:tc>
-          <w:tcPr/>
-          <w:p>
-            <w:pPr>
-              <w:pStyle w:val="Compact"/>
-              <w:jc w:val="left"/>
-            </w:pPr>
-            <w:r>
-              <w:t xml:space="preserve">DIAN + Min. Trabajo</w:t>
+              <w:t xml:space="preserve">Procesamiento local</w:t>
+            </w:r>
+          </w:p>
+        </w:tc>
+        <w:tc>
+          <w:tcPr/>
+          <w:p>
+            <w:pPr>
+              <w:pStyle w:val="Compact"/>
+              <w:jc w:val="left"/>
+            </w:pPr>
+            <w:r>
+              <w:t xml:space="preserve">Apoyar centros de acopio, frío y primera transformación de propiedad cooperativa en los nodos (cacao seco y fermentado, café trillado, fruta procesada)</w:t>
+            </w:r>
+          </w:p>
+        </w:tc>
+        <w:tc>
+          <w:tcPr/>
+          <w:p>
+            <w:pPr>
+              <w:pStyle w:val="Compact"/>
+              <w:jc w:val="left"/>
+            </w:pPr>
+            <w:r>
+              <w:t xml:space="preserve">Decreto + ADR + cooperativas</w:t>
+            </w:r>
+          </w:p>
+        </w:tc>
+        <w:tc>
+          <w:tcPr/>
+          <w:p>
+            <w:pPr>
+              <w:pStyle w:val="Compact"/>
+              <w:jc w:val="left"/>
+            </w:pPr>
+            <w:r>
+              <w:t xml:space="preserve">Años 1-4</w:t>
+            </w:r>
+          </w:p>
+        </w:tc>
+      </w:tr>
+      <w:tr>
+        <w:tc>
+          <w:tcPr/>
+          <w:p>
+            <w:pPr>
+              <w:pStyle w:val="Compact"/>
+              <w:jc w:val="left"/>
+            </w:pPr>
+            <w:r>
+              <w:t xml:space="preserve">Compra pública como demanda ancla</w:t>
+            </w:r>
+          </w:p>
+        </w:tc>
+        <w:tc>
+          <w:tcPr/>
+          <w:p>
+            <w:pPr>
+              <w:pStyle w:val="Compact"/>
+              <w:jc w:val="left"/>
+            </w:pPr>
+            <w:r>
+              <w:t xml:space="preserve">El PAE, las guarniciones militares y los hospitales compran a las cooperativas de los nodos con contratos previsibles, dando escala para invertir</w:t>
+            </w:r>
+          </w:p>
+        </w:tc>
+        <w:tc>
+          <w:tcPr/>
+          <w:p>
+            <w:pPr>
+              <w:pStyle w:val="Compact"/>
+              <w:jc w:val="left"/>
+            </w:pPr>
+            <w:r>
+              <w:t xml:space="preserve">Reglamento de contratación</w:t>
             </w:r>
           </w:p>
         </w:tc>
@@ -7677,64 +7291,106 @@
               <w:jc w:val="left"/>
             </w:pPr>
             <w:r>
-              <w:t xml:space="preserve">Articulación SENA dual</w:t>
-            </w:r>
-          </w:p>
-        </w:tc>
-        <w:tc>
-          <w:tcPr/>
-          <w:p>
-            <w:pPr>
-              <w:pStyle w:val="Compact"/>
-              <w:jc w:val="left"/>
-            </w:pPr>
-            <w:r>
-              <w:t xml:space="preserve">Certificado de competencias como llave de salida del ciclo de reclutamiento; módulos de empleabilidad</w:t>
-            </w:r>
-          </w:p>
-        </w:tc>
-        <w:tc>
-          <w:tcPr/>
-          <w:p>
-            <w:pPr>
-              <w:pStyle w:val="Compact"/>
-              <w:jc w:val="left"/>
-            </w:pPr>
-            <w:r>
-              <w:t xml:space="preserve">SENA + Min. Trabajo</w:t>
-            </w:r>
-          </w:p>
-        </w:tc>
-        <w:tc>
-          <w:tcPr/>
-          <w:p>
-            <w:pPr>
-              <w:pStyle w:val="Compact"/>
-              <w:jc w:val="left"/>
-            </w:pPr>
-            <w:r>
-              <w:t xml:space="preserve">Fase 1</w:t>
+              <w:t xml:space="preserve">Asociatividad que baja costos</w:t>
+            </w:r>
+          </w:p>
+        </w:tc>
+        <w:tc>
+          <w:tcPr/>
+          <w:p>
+            <w:pPr>
+              <w:pStyle w:val="Compact"/>
+              <w:jc w:val="left"/>
+            </w:pPr>
+            <w:r>
+              <w:t xml:space="preserve">Cooperativas para comprar insumos en volumen, compartir maquinaria y negociar precio, con el costo de formación reducido (Frente I)</w:t>
+            </w:r>
+          </w:p>
+        </w:tc>
+        <w:tc>
+          <w:tcPr/>
+          <w:p>
+            <w:pPr>
+              <w:pStyle w:val="Compact"/>
+              <w:jc w:val="left"/>
+            </w:pPr>
+            <w:r>
+              <w:t xml:space="preserve">Ley + decreto</w:t>
+            </w:r>
+          </w:p>
+        </w:tc>
+        <w:tc>
+          <w:tcPr/>
+          <w:p>
+            <w:pPr>
+              <w:pStyle w:val="Compact"/>
+              <w:jc w:val="left"/>
+            </w:pPr>
+            <w:r>
+              <w:t xml:space="preserve">Años 1-2</w:t>
+            </w:r>
+          </w:p>
+        </w:tc>
+      </w:tr>
+      <w:tr>
+        <w:tc>
+          <w:tcPr/>
+          <w:p>
+            <w:pPr>
+              <w:pStyle w:val="Compact"/>
+              <w:jc w:val="left"/>
+            </w:pPr>
+            <w:r>
+              <w:t xml:space="preserve">Acceso directo a mercado y exportación</w:t>
+            </w:r>
+          </w:p>
+        </w:tc>
+        <w:tc>
+          <w:tcPr/>
+          <w:p>
+            <w:pPr>
+              <w:pStyle w:val="Compact"/>
+              <w:jc w:val="left"/>
+            </w:pPr>
+            <w:r>
+              <w:t xml:space="preserve">Vincular las marcas territoriales y las denominaciones de origen (cacao del Caquetá, café del Cesar) con ProColombia y los canales de exportación</w:t>
+            </w:r>
+          </w:p>
+        </w:tc>
+        <w:tc>
+          <w:tcPr/>
+          <w:p>
+            <w:pPr>
+              <w:pStyle w:val="Compact"/>
+              <w:jc w:val="left"/>
+            </w:pPr>
+            <w:r>
+              <w:t xml:space="preserve">Decreto + ProColombia</w:t>
+            </w:r>
+          </w:p>
+        </w:tc>
+        <w:tc>
+          <w:tcPr/>
+          <w:p>
+            <w:pPr>
+              <w:pStyle w:val="Compact"/>
+              <w:jc w:val="left"/>
+            </w:pPr>
+            <w:r>
+              <w:t xml:space="preserve">Años 2-4</w:t>
             </w:r>
           </w:p>
         </w:tc>
       </w:tr>
     </w:tbl>
-    <w:bookmarkEnd w:id="48"/>
-    <w:bookmarkStart w:id="49" w:name="X6ba3ae1e4becc3dcb03e8bc5a1df200742b0da1"/>
+    <w:bookmarkEnd w:id="46"/>
+    <w:bookmarkStart w:id="47" w:name="Xb62ecd1740456cb0eeeba5a58343441d5501244"/>
     <w:p>
       <w:pPr>
-        <w:pStyle w:val="Heading2"/>
-      </w:pPr>
-      <w:r>
-        <w:t xml:space="preserve">3.5 Puente de ingreso para sustitución de coca: el eslabón que rompe el ciclo</w:t>
-      </w:r>
-    </w:p>
-    <w:p>
-      <w:pPr>
-        <w:pStyle w:val="FirstParagraph"/>
-      </w:pPr>
-      <w:r>
-        <w:t xml:space="preserve">Entre arrancar la coca y que el cultivo alternativo produzca ingreso pasan 8-24 meses. Sin ingreso en ese vacío, la familia regresa a la coca por necesidad. Cerrarlo es la condición de posibilidad de la sustitución voluntaria.</w:t>
+        <w:pStyle w:val="Heading3"/>
+      </w:pPr>
+      <w:r>
+        <w:t xml:space="preserve">D. Riego y bienes públicos que multiplican el rendimiento</w:t>
       </w:r>
     </w:p>
     <w:tbl>
@@ -7762,7 +7418,7 @@
               <w:jc w:val="left"/>
             </w:pPr>
             <w:r>
-              <w:t xml:space="preserve">Componente</w:t>
+              <w:t xml:space="preserve">Medida</w:t>
             </w:r>
           </w:p>
         </w:tc>
@@ -7786,232 +7442,386 @@
               <w:jc w:val="left"/>
             </w:pPr>
             <w:r>
-              <w:t xml:space="preserve">Lógica</w:t>
-            </w:r>
-          </w:p>
-        </w:tc>
-        <w:tc>
-          <w:tcPr/>
-          <w:p>
-            <w:pPr>
-              <w:pStyle w:val="Compact"/>
-              <w:jc w:val="left"/>
-            </w:pPr>
-            <w:r>
-              <w:t xml:space="preserve">Responsable</w:t>
-            </w:r>
-          </w:p>
-        </w:tc>
-      </w:tr>
-      <w:tr>
-        <w:tc>
-          <w:tcPr/>
-          <w:p>
-            <w:pPr>
-              <w:pStyle w:val="Compact"/>
-              <w:jc w:val="left"/>
-            </w:pPr>
-            <w:r>
-              <w:t xml:space="preserve">Empleo temporal en obras del nodo</w:t>
-            </w:r>
-          </w:p>
-        </w:tc>
-        <w:tc>
-          <w:tcPr/>
-          <w:p>
-            <w:pPr>
-              <w:pStyle w:val="Compact"/>
-              <w:jc w:val="left"/>
-            </w:pPr>
-            <w:r>
-              <w:t xml:space="preserve">Prioridad a familias que arrancan coca: escuelas, salud, vías terciarias, acueductos, reforestación. $1.5-2M/mes, 6 meses. Meta 500-1.000 empleos/nodo</w:t>
-            </w:r>
-          </w:p>
-        </w:tc>
-        <w:tc>
-          <w:tcPr/>
-          <w:p>
-            <w:pPr>
-              <w:pStyle w:val="Compact"/>
-              <w:jc w:val="left"/>
-            </w:pPr>
-            <w:r>
-              <w:t xml:space="preserve">El campesino no pierde ingreso al salir de la coca; el período de espera construye los bienes públicos del nodo</w:t>
-            </w:r>
-          </w:p>
-        </w:tc>
-        <w:tc>
-          <w:tcPr/>
-          <w:p>
-            <w:pPr>
-              <w:pStyle w:val="Compact"/>
-              <w:jc w:val="left"/>
-            </w:pPr>
-            <w:r>
-              <w:t xml:space="preserve">Min. Trabajo + INVIAS + Min. Vivienda</w:t>
-            </w:r>
-          </w:p>
-        </w:tc>
-      </w:tr>
-      <w:tr>
-        <w:tc>
-          <w:tcPr/>
-          <w:p>
-            <w:pPr>
-              <w:pStyle w:val="Compact"/>
-              <w:jc w:val="left"/>
-            </w:pPr>
-            <w:r>
-              <w:t xml:space="preserve">Pago por arranque voluntario</w:t>
-            </w:r>
-          </w:p>
-        </w:tc>
-        <w:tc>
-          <w:tcPr/>
-          <w:p>
-            <w:pPr>
-              <w:pStyle w:val="Compact"/>
-              <w:jc w:val="left"/>
-            </w:pPr>
-            <w:r>
-              <w:t xml:space="preserve">$5.000-8.000/ha: 50% al arrancar, 50% a los 6 meses con cultivo alternativo. Verificación por drones, no por papel</w:t>
-            </w:r>
-          </w:p>
-        </w:tc>
-        <w:tc>
-          <w:tcPr/>
-          <w:p>
-            <w:pPr>
-              <w:pStyle w:val="Compact"/>
-              <w:jc w:val="left"/>
-            </w:pPr>
-            <w:r>
-              <w:t xml:space="preserve">Señal económica inmediata que cambia el cálculo</w:t>
-            </w:r>
-          </w:p>
-        </w:tc>
-        <w:tc>
-          <w:tcPr/>
-          <w:p>
-            <w:pPr>
-              <w:pStyle w:val="Compact"/>
-              <w:jc w:val="left"/>
-            </w:pPr>
-            <w:r>
-              <w:t xml:space="preserve">UNODC + Min. Agricultura</w:t>
-            </w:r>
-          </w:p>
-        </w:tc>
-      </w:tr>
-      <w:tr>
-        <w:tc>
-          <w:tcPr/>
-          <w:p>
-            <w:pPr>
-              <w:pStyle w:val="Compact"/>
-              <w:jc w:val="left"/>
-            </w:pPr>
-            <w:r>
-              <w:t xml:space="preserve">Compra garantizada (2 años)</w:t>
-            </w:r>
-          </w:p>
-        </w:tc>
-        <w:tc>
-          <w:tcPr/>
-          <w:p>
-            <w:pPr>
-              <w:pStyle w:val="Compact"/>
-              <w:jc w:val="left"/>
-            </w:pPr>
-            <w:r>
-              <w:t xml:space="preserve">El Estado compra 100% de la producción alternativa a ≥80% del precio internacional (Idema reformado)</w:t>
-            </w:r>
-          </w:p>
-        </w:tc>
-        <w:tc>
-          <w:tcPr/>
-          <w:p>
-            <w:pPr>
-              <w:pStyle w:val="Compact"/>
-              <w:jc w:val="left"/>
-            </w:pPr>
-            <w:r>
-              <w:t xml:space="preserve">Elimina la incertidumbre de mercado, segundo factor de regreso a la coca</w:t>
-            </w:r>
-          </w:p>
-        </w:tc>
-        <w:tc>
-          <w:tcPr/>
-          <w:p>
-            <w:pPr>
-              <w:pStyle w:val="Compact"/>
-              <w:jc w:val="left"/>
-            </w:pPr>
-            <w:r>
-              <w:t xml:space="preserve">Min. Agricultura + IDEMA reformado</w:t>
-            </w:r>
-          </w:p>
-        </w:tc>
-      </w:tr>
-      <w:tr>
-        <w:tc>
-          <w:tcPr/>
-          <w:p>
-            <w:pPr>
-              <w:pStyle w:val="Compact"/>
-              <w:jc w:val="left"/>
-            </w:pPr>
-            <w:r>
-              <w:t xml:space="preserve">Articulación con reforma agraria</w:t>
-            </w:r>
-          </w:p>
-        </w:tc>
-        <w:tc>
-          <w:tcPr/>
-          <w:p>
-            <w:pPr>
-              <w:pStyle w:val="Compact"/>
-              <w:jc w:val="left"/>
-            </w:pPr>
-            <w:r>
-              <w:t xml:space="preserve">El arranque activa la titulación y el paquete habilitador. El título es el activo que vuelve permanente la decisión</w:t>
-            </w:r>
-          </w:p>
-        </w:tc>
-        <w:tc>
-          <w:tcPr/>
-          <w:p>
-            <w:pPr>
-              <w:pStyle w:val="Compact"/>
-              <w:jc w:val="left"/>
-            </w:pPr>
-            <w:r>
-              <w:t xml:space="preserve">La tierra propia es el mayor desincentivo al regreso</w:t>
-            </w:r>
-          </w:p>
-        </w:tc>
-        <w:tc>
-          <w:tcPr/>
-          <w:p>
-            <w:pPr>
-              <w:pStyle w:val="Compact"/>
-              <w:jc w:val="left"/>
-            </w:pPr>
-            <w:r>
-              <w:t xml:space="preserve">ANT + Min. Agricultura</w:t>
+              <w:t xml:space="preserve">Vía jurídica</w:t>
+            </w:r>
+          </w:p>
+        </w:tc>
+        <w:tc>
+          <w:tcPr/>
+          <w:p>
+            <w:pPr>
+              <w:pStyle w:val="Compact"/>
+              <w:jc w:val="left"/>
+            </w:pPr>
+            <w:r>
+              <w:t xml:space="preserve">Plazo</w:t>
+            </w:r>
+          </w:p>
+        </w:tc>
+      </w:tr>
+      <w:tr>
+        <w:tc>
+          <w:tcPr/>
+          <w:p>
+            <w:pPr>
+              <w:pStyle w:val="Compact"/>
+              <w:jc w:val="left"/>
+            </w:pPr>
+            <w:r>
+              <w:t xml:space="preserve">Distritos de riego pequeños y medianos</w:t>
+            </w:r>
+          </w:p>
+        </w:tc>
+        <w:tc>
+          <w:tcPr/>
+          <w:p>
+            <w:pPr>
+              <w:pStyle w:val="Compact"/>
+              <w:jc w:val="left"/>
+            </w:pPr>
+            <w:r>
+              <w:t xml:space="preserve">Riego tecnificado donde la cadena lo justifica; el riego puede duplicar el rendimiento por hectárea</w:t>
+            </w:r>
+          </w:p>
+        </w:tc>
+        <w:tc>
+          <w:tcPr/>
+          <w:p>
+            <w:pPr>
+              <w:pStyle w:val="Compact"/>
+              <w:jc w:val="left"/>
+            </w:pPr>
+            <w:r>
+              <w:t xml:space="preserve">Decreto + ADR + presupuesto</w:t>
+            </w:r>
+          </w:p>
+        </w:tc>
+        <w:tc>
+          <w:tcPr/>
+          <w:p>
+            <w:pPr>
+              <w:pStyle w:val="Compact"/>
+              <w:jc w:val="left"/>
+            </w:pPr>
+            <w:r>
+              <w:t xml:space="preserve">Años 1-4</w:t>
+            </w:r>
+          </w:p>
+        </w:tc>
+      </w:tr>
+      <w:tr>
+        <w:tc>
+          <w:tcPr/>
+          <w:p>
+            <w:pPr>
+              <w:pStyle w:val="Compact"/>
+              <w:jc w:val="left"/>
+            </w:pPr>
+            <w:r>
+              <w:t xml:space="preserve">Vías terciarias y conectividad</w:t>
+            </w:r>
+          </w:p>
+        </w:tc>
+        <w:tc>
+          <w:tcPr/>
+          <w:p>
+            <w:pPr>
+              <w:pStyle w:val="Compact"/>
+              <w:jc w:val="left"/>
+            </w:pPr>
+            <w:r>
+              <w:t xml:space="preserve">El mismo paquete de bienes públicos del nodo (Frente I); sin vía, la cosecha se pierde o el flete se come el margen</w:t>
+            </w:r>
+          </w:p>
+        </w:tc>
+        <w:tc>
+          <w:tcPr/>
+          <w:p>
+            <w:pPr>
+              <w:pStyle w:val="Compact"/>
+              <w:jc w:val="left"/>
+            </w:pPr>
+            <w:r>
+              <w:t xml:space="preserve">INVIAS + Min. TIC</w:t>
+            </w:r>
+          </w:p>
+        </w:tc>
+        <w:tc>
+          <w:tcPr/>
+          <w:p>
+            <w:pPr>
+              <w:pStyle w:val="Compact"/>
+              <w:jc w:val="left"/>
+            </w:pPr>
+            <w:r>
+              <w:t xml:space="preserve">Por ola</w:t>
             </w:r>
           </w:p>
         </w:tc>
       </w:tr>
     </w:tbl>
-    <w:bookmarkEnd w:id="49"/>
-    <w:bookmarkStart w:id="50" w:name="Xdd8fc299dd5c76316850f0d87d9bbb02f82974a"/>
+    <w:bookmarkEnd w:id="47"/>
+    <w:bookmarkStart w:id="48" w:name="X8b68fea6c675426c680e90e779e14b88416b05c"/>
     <w:p>
       <w:pPr>
-        <w:pStyle w:val="Heading2"/>
-      </w:pPr>
-      <w:r>
-        <w:t xml:space="preserve">3.6 Soberanía y diversificación de proveedores de defensa</w:t>
+        <w:pStyle w:val="Heading3"/>
+      </w:pPr>
+      <w:r>
+        <w:t xml:space="preserve">Métricas de productividad rural (no solo hectáreas tituladas)</w:t>
+      </w:r>
+    </w:p>
+    <w:tbl>
+      <w:tblPr>
+        <w:tblStyle w:val="Table"/>
+        <w:tblW w:type="pct" w:w="5000"/>
+        <w:tblLook w:firstRow="1" w:lastRow="0" w:firstColumn="0" w:lastColumn="0" w:noHBand="0" w:noVBand="0" w:val="0020"/>
+        <w:jc w:val="start"/>
+      </w:tblPr>
+      <w:tblGrid>
+        <w:gridCol w:w="2640"/>
+        <w:gridCol w:w="2640"/>
+        <w:gridCol w:w="2640"/>
+      </w:tblGrid>
+      <w:tr>
+        <w:trPr>
+          <w:tblHeader w:val="true"/>
+        </w:trPr>
+        <w:tc>
+          <w:tcPr/>
+          <w:p>
+            <w:pPr>
+              <w:pStyle w:val="Compact"/>
+              <w:jc w:val="left"/>
+            </w:pPr>
+            <w:r>
+              <w:t xml:space="preserve">Indicador</w:t>
+            </w:r>
+          </w:p>
+        </w:tc>
+        <w:tc>
+          <w:tcPr/>
+          <w:p>
+            <w:pPr>
+              <w:pStyle w:val="Compact"/>
+              <w:jc w:val="left"/>
+            </w:pPr>
+            <w:r>
+              <w:t xml:space="preserve">Qué mide</w:t>
+            </w:r>
+          </w:p>
+        </w:tc>
+        <w:tc>
+          <w:tcPr/>
+          <w:p>
+            <w:pPr>
+              <w:pStyle w:val="Compact"/>
+              <w:jc w:val="left"/>
+            </w:pPr>
+            <w:r>
+              <w:t xml:space="preserve">Meta</w:t>
+            </w:r>
+          </w:p>
+        </w:tc>
+      </w:tr>
+      <w:tr>
+        <w:tc>
+          <w:tcPr/>
+          <w:p>
+            <w:pPr>
+              <w:pStyle w:val="Compact"/>
+              <w:jc w:val="left"/>
+            </w:pPr>
+            <w:r>
+              <w:t xml:space="preserve">Rendimiento por hectárea en cadenas priorizadas</w:t>
+            </w:r>
+          </w:p>
+        </w:tc>
+        <w:tc>
+          <w:tcPr/>
+          <w:p>
+            <w:pPr>
+              <w:pStyle w:val="Compact"/>
+              <w:jc w:val="left"/>
+            </w:pPr>
+            <w:r>
+              <w:t xml:space="preserve">Productividad agrícola real</w:t>
+            </w:r>
+          </w:p>
+        </w:tc>
+        <w:tc>
+          <w:tcPr/>
+          <w:p>
+            <w:pPr>
+              <w:pStyle w:val="Compact"/>
+              <w:jc w:val="left"/>
+            </w:pPr>
+            <w:r>
+              <w:t xml:space="preserve">Subir de forma sostenida frente a la línea base del nodo</w:t>
+            </w:r>
+          </w:p>
+        </w:tc>
+      </w:tr>
+      <w:tr>
+        <w:tc>
+          <w:tcPr/>
+          <w:p>
+            <w:pPr>
+              <w:pStyle w:val="Compact"/>
+              <w:jc w:val="left"/>
+            </w:pPr>
+            <w:r>
+              <w:t xml:space="preserve">Ingreso neto del productor formalizado</w:t>
+            </w:r>
+          </w:p>
+        </w:tc>
+        <w:tc>
+          <w:tcPr/>
+          <w:p>
+            <w:pPr>
+              <w:pStyle w:val="Compact"/>
+              <w:jc w:val="left"/>
+            </w:pPr>
+            <w:r>
+              <w:t xml:space="preserve">Que la productividad llega al campesino, no solo al intermediario</w:t>
+            </w:r>
+          </w:p>
+        </w:tc>
+        <w:tc>
+          <w:tcPr/>
+          <w:p>
+            <w:pPr>
+              <w:pStyle w:val="Compact"/>
+              <w:jc w:val="left"/>
+            </w:pPr>
+            <w:r>
+              <w:t xml:space="preserve">Crecimiento verificable en PILA y registros de cooperativa</w:t>
+            </w:r>
+          </w:p>
+        </w:tc>
+      </w:tr>
+      <w:tr>
+        <w:tc>
+          <w:tcPr/>
+          <w:p>
+            <w:pPr>
+              <w:pStyle w:val="Compact"/>
+              <w:jc w:val="left"/>
+            </w:pPr>
+            <w:r>
+              <w:t xml:space="preserve">Valor agregado retenido en el territorio</w:t>
+            </w:r>
+          </w:p>
+        </w:tc>
+        <w:tc>
+          <w:tcPr/>
+          <w:p>
+            <w:pPr>
+              <w:pStyle w:val="Compact"/>
+              <w:jc w:val="left"/>
+            </w:pPr>
+            <w:r>
+              <w:t xml:space="preserve">Que el nodo procesa, no solo extrae</w:t>
+            </w:r>
+          </w:p>
+        </w:tc>
+        <w:tc>
+          <w:tcPr/>
+          <w:p>
+            <w:pPr>
+              <w:pStyle w:val="Compact"/>
+              <w:jc w:val="left"/>
+            </w:pPr>
+            <w:r>
+              <w:t xml:space="preserve">% de producción con primera transformación local</w:t>
+            </w:r>
+          </w:p>
+        </w:tc>
+      </w:tr>
+      <w:tr>
+        <w:tc>
+          <w:tcPr/>
+          <w:p>
+            <w:pPr>
+              <w:pStyle w:val="Compact"/>
+              <w:jc w:val="left"/>
+            </w:pPr>
+            <w:r>
+              <w:t xml:space="preserve">Exportaciones agro no tradicionales de los nodos</w:t>
+            </w:r>
+          </w:p>
+        </w:tc>
+        <w:tc>
+          <w:tcPr/>
+          <w:p>
+            <w:pPr>
+              <w:pStyle w:val="Compact"/>
+              <w:jc w:val="left"/>
+            </w:pPr>
+            <w:r>
+              <w:t xml:space="preserve">Aporte a la competitividad nacional</w:t>
+            </w:r>
+          </w:p>
+        </w:tc>
+        <w:tc>
+          <w:tcPr/>
+          <w:p>
+            <w:pPr>
+              <w:pStyle w:val="Compact"/>
+              <w:jc w:val="left"/>
+            </w:pPr>
+            <w:r>
+              <w:t xml:space="preserve">Crecimiento real en el período</w:t>
+            </w:r>
+          </w:p>
+        </w:tc>
+      </w:tr>
+      <w:tr>
+        <w:tc>
+          <w:tcPr/>
+          <w:p>
+            <w:pPr>
+              <w:pStyle w:val="Compact"/>
+              <w:jc w:val="left"/>
+            </w:pPr>
+            <w:r>
+              <w:t xml:space="preserve">Tasa de uso del título como colateral</w:t>
+            </w:r>
+          </w:p>
+        </w:tc>
+        <w:tc>
+          <w:tcPr/>
+          <w:p>
+            <w:pPr>
+              <w:pStyle w:val="Compact"/>
+              <w:jc w:val="left"/>
+            </w:pPr>
+            <w:r>
+              <w:t xml:space="preserve">Que el título es activo productivo, no papel</w:t>
+            </w:r>
+          </w:p>
+        </w:tc>
+        <w:tc>
+          <w:tcPr/>
+          <w:p>
+            <w:pPr>
+              <w:pStyle w:val="Compact"/>
+              <w:jc w:val="left"/>
+            </w:pPr>
+            <w:r>
+              <w:t xml:space="preserve">% de títulos nuevos con crédito asociado a 24 meses</w:t>
+            </w:r>
+          </w:p>
+        </w:tc>
+      </w:tr>
+    </w:tbl>
+    <w:bookmarkEnd w:id="48"/>
+    <w:bookmarkStart w:id="49" w:name="la-advertencia-honesta"/>
+    <w:p>
+      <w:pPr>
+        <w:pStyle w:val="Heading3"/>
+      </w:pPr>
+      <w:r>
+        <w:t xml:space="preserve">La advertencia honesta</w:t>
       </w:r>
     </w:p>
     <w:p>
@@ -8019,20 +7829,1433 @@
         <w:pStyle w:val="FirstParagraph"/>
       </w:pPr>
       <w:r>
-        <w:t xml:space="preserve">Regla: ningún proveedor &gt;40% del portafolio. Diversificar hacia Corea del Sur, Francia, Alemania, Turquía, Brasil y Colombia misma. Toda compra importada incluye cláusula obligatoria de transferencia tecnológica a COTECMAR/CIAC/Indumil, producción nacional progresiva (offset mínimo 20% en el primer contrato, escalando) y formación de ingenieros colombianos.</w:t>
+        <w:t xml:space="preserve">Titular sin paquete habilitador produce papeles, no productividad: es el error histórico que el Frente II ya busca evitar con su regla de</w:t>
+      </w:r>
+      <w:r>
+        <w:t xml:space="preserve"> </w:t>
+      </w:r>
+      <w:r>
+        <w:t xml:space="preserve">“</w:t>
+      </w:r>
+      <w:r>
+        <w:t xml:space="preserve">ninguna tierra sin crédito, asistencia técnica, vía y mercado</w:t>
+      </w:r>
+      <w:r>
+        <w:t xml:space="preserve">”</w:t>
+      </w:r>
+      <w:r>
+        <w:t xml:space="preserve">. Este módulo es esa regla vuelta sistema. Y, como en el caso urbano, el riesgo es capturar el beneficio en los grandes; por eso prioriza al pequeño y mediano productor y la propiedad cooperativa, no la agroindustria ya consolidada.</w:t>
+      </w:r>
+    </w:p>
+    <w:bookmarkEnd w:id="49"/>
+    <w:bookmarkEnd w:id="50"/>
+    <w:bookmarkEnd w:id="51"/>
+    <w:bookmarkStart w:id="58" w:name="X6fb056096c407b019522fb160b94cd4b406fa8f"/>
+    <w:p>
+      <w:pPr>
+        <w:pStyle w:val="Heading1"/>
+      </w:pPr>
+      <w:r>
+        <w:t xml:space="preserve">Frente III: Seguridad, Soberanía e Inteligencia</w:t>
       </w:r>
     </w:p>
     <w:p>
       <w:pPr>
+        <w:pStyle w:val="FirstParagraph"/>
+      </w:pPr>
+      <w:r>
+        <w:rPr>
+          <w:bCs/>
+          <w:b/>
+        </w:rPr>
+        <w:t xml:space="preserve">Metas:</w:t>
+      </w:r>
+      <w:r>
+        <w:t xml:space="preserve"> </w:t>
+      </w:r>
+      <w:r>
+        <w:t xml:space="preserve">homicidios de ~26 a ≤18/100.000 en 4 años; coca −30% en 4 años; cero falsos positivos.</w:t>
+      </w:r>
+    </w:p>
+    <w:bookmarkStart w:id="52" w:name="estrategia-de-control-territorial"/>
+    <w:p>
+      <w:pPr>
+        <w:pStyle w:val="Heading2"/>
+      </w:pPr>
+      <w:r>
+        <w:t xml:space="preserve">3.1 Estrategia de control territorial</w:t>
+      </w:r>
+    </w:p>
+    <w:p>
+      <w:pPr>
+        <w:pStyle w:val="FirstParagraph"/>
+      </w:pPr>
+      <w:r>
+        <w:t xml:space="preserve">Reencuadre: no</w:t>
+      </w:r>
+      <w:r>
+        <w:t xml:space="preserve"> </w:t>
+      </w:r>
+      <w:r>
+        <w:t xml:space="preserve">“</w:t>
+      </w:r>
+      <w:r>
+        <w:t xml:space="preserve">línea dura vs. negociación</w:t>
+      </w:r>
+      <w:r>
+        <w:t xml:space="preserve">”</w:t>
+      </w:r>
+      <w:r>
+        <w:t xml:space="preserve">. La restricción que ata es</w:t>
+      </w:r>
+      <w:r>
+        <w:t xml:space="preserve"> </w:t>
+      </w:r>
+      <w:r>
+        <w:rPr>
+          <w:bCs/>
+          <w:b/>
+        </w:rPr>
+        <w:t xml:space="preserve">control territorial + desmonte de economías ilegales</w:t>
+      </w:r>
+      <w:r>
+        <w:t xml:space="preserve">. Fuerza, negociación y sometimiento son herramientas subordinadas a ese fin.</w:t>
+      </w:r>
+    </w:p>
+    <w:tbl>
+      <w:tblPr>
+        <w:tblStyle w:val="Table"/>
+        <w:tblW w:type="pct" w:w="5000"/>
+        <w:tblLook w:firstRow="1" w:lastRow="0" w:firstColumn="0" w:lastColumn="0" w:noHBand="0" w:noVBand="0" w:val="0020"/>
+        <w:jc w:val="start"/>
+      </w:tblPr>
+      <w:tblGrid>
+        <w:gridCol w:w="1980"/>
+        <w:gridCol w:w="1980"/>
+        <w:gridCol w:w="1980"/>
+        <w:gridCol w:w="1980"/>
+      </w:tblGrid>
+      <w:tr>
+        <w:trPr>
+          <w:tblHeader w:val="true"/>
+        </w:trPr>
+        <w:tc>
+          <w:tcPr/>
+          <w:p>
+            <w:pPr>
+              <w:pStyle w:val="Compact"/>
+              <w:jc w:val="left"/>
+            </w:pPr>
+            <w:r>
+              <w:t xml:space="preserve">Instrumento</w:t>
+            </w:r>
+          </w:p>
+        </w:tc>
+        <w:tc>
+          <w:tcPr/>
+          <w:p>
+            <w:pPr>
+              <w:pStyle w:val="Compact"/>
+              <w:jc w:val="left"/>
+            </w:pPr>
+            <w:r>
+              <w:t xml:space="preserve">Medida</w:t>
+            </w:r>
+          </w:p>
+        </w:tc>
+        <w:tc>
+          <w:tcPr/>
+          <w:p>
+            <w:pPr>
+              <w:pStyle w:val="Compact"/>
+              <w:jc w:val="left"/>
+            </w:pPr>
+            <w:r>
+              <w:t xml:space="preserve">Condición</w:t>
+            </w:r>
+          </w:p>
+        </w:tc>
+        <w:tc>
+          <w:tcPr/>
+          <w:p>
+            <w:pPr>
+              <w:pStyle w:val="Compact"/>
+              <w:jc w:val="left"/>
+            </w:pPr>
+            <w:r>
+              <w:t xml:space="preserve">Responsable</w:t>
+            </w:r>
+          </w:p>
+        </w:tc>
+      </w:tr>
+      <w:tr>
+        <w:tc>
+          <w:tcPr/>
+          <w:p>
+            <w:pPr>
+              <w:pStyle w:val="Compact"/>
+              <w:jc w:val="left"/>
+            </w:pPr>
+            <w:r>
+              <w:t xml:space="preserve">Negociación</w:t>
+            </w:r>
+          </w:p>
+        </w:tc>
+        <w:tc>
+          <w:tcPr/>
+          <w:p>
+            <w:pPr>
+              <w:pStyle w:val="Compact"/>
+              <w:jc w:val="left"/>
+            </w:pPr>
+            <w:r>
+              <w:t xml:space="preserve">Con grupos con mando verificable y horizonte político; garantes creíbles; avance condicionado a hechos</w:t>
+            </w:r>
+          </w:p>
+        </w:tc>
+        <w:tc>
+          <w:tcPr/>
+          <w:p>
+            <w:pPr>
+              <w:pStyle w:val="Compact"/>
+              <w:jc w:val="left"/>
+            </w:pPr>
+            <w:r>
+              <w:t xml:space="preserve">Cese verificado 90 días</w:t>
+            </w:r>
+          </w:p>
+        </w:tc>
+        <w:tc>
+          <w:tcPr/>
+          <w:p>
+            <w:pPr>
+              <w:pStyle w:val="Compact"/>
+              <w:jc w:val="left"/>
+            </w:pPr>
+            <w:r>
+              <w:t xml:space="preserve">Alto Comisionado</w:t>
+            </w:r>
+          </w:p>
+        </w:tc>
+      </w:tr>
+      <w:tr>
+        <w:tc>
+          <w:tcPr/>
+          <w:p>
+            <w:pPr>
+              <w:pStyle w:val="Compact"/>
+              <w:jc w:val="left"/>
+            </w:pPr>
+            <w:r>
+              <w:t xml:space="preserve">Sometimiento</w:t>
+            </w:r>
+          </w:p>
+        </w:tc>
+        <w:tc>
+          <w:tcPr/>
+          <w:p>
+            <w:pPr>
+              <w:pStyle w:val="Compact"/>
+              <w:jc w:val="left"/>
+            </w:pPr>
+            <w:r>
+              <w:t xml:space="preserve">Grupos criminal-económicos sin agenda política; rendición individual con beneficios escalonados</w:t>
+            </w:r>
+          </w:p>
+        </w:tc>
+        <w:tc>
+          <w:tcPr/>
+          <w:p>
+            <w:pPr>
+              <w:pStyle w:val="Compact"/>
+              <w:jc w:val="left"/>
+            </w:pPr>
+            <w:r>
+              <w:t xml:space="preserve">Ventana de 6 meses</w:t>
+            </w:r>
+          </w:p>
+        </w:tc>
+        <w:tc>
+          <w:tcPr/>
+          <w:p>
+            <w:pPr>
+              <w:pStyle w:val="Compact"/>
+              <w:jc w:val="left"/>
+            </w:pPr>
+            <w:r>
+              <w:t xml:space="preserve">Fiscalía + Min. Justicia</w:t>
+            </w:r>
+          </w:p>
+        </w:tc>
+      </w:tr>
+      <w:tr>
+        <w:tc>
+          <w:tcPr/>
+          <w:p>
+            <w:pPr>
+              <w:pStyle w:val="Compact"/>
+              <w:jc w:val="left"/>
+            </w:pPr>
+            <w:r>
+              <w:t xml:space="preserve">Fuerza</w:t>
+            </w:r>
+          </w:p>
+        </w:tc>
+        <w:tc>
+          <w:tcPr/>
+          <w:p>
+            <w:pPr>
+              <w:pStyle w:val="Compact"/>
+              <w:jc w:val="left"/>
+            </w:pPr>
+            <w:r>
+              <w:t xml:space="preserve">Último recurso; foco en cabecillas y finanzas, no en combatientes rasos</w:t>
+            </w:r>
+          </w:p>
+        </w:tc>
+        <w:tc>
+          <w:tcPr/>
+          <w:p>
+            <w:pPr>
+              <w:pStyle w:val="Compact"/>
+              <w:jc w:val="left"/>
+            </w:pPr>
+            <w:r>
+              <w:t xml:space="preserve">Solo tras fracaso de negociación/sometimiento</w:t>
+            </w:r>
+          </w:p>
+        </w:tc>
+        <w:tc>
+          <w:tcPr/>
+          <w:p>
+            <w:pPr>
+              <w:pStyle w:val="Compact"/>
+              <w:jc w:val="left"/>
+            </w:pPr>
+            <w:r>
+              <w:t xml:space="preserve">FF.MM. + Policía</w:t>
+            </w:r>
+          </w:p>
+        </w:tc>
+      </w:tr>
+      <w:tr>
+        <w:tc>
+          <w:tcPr/>
+          <w:p>
+            <w:pPr>
+              <w:pStyle w:val="Compact"/>
+              <w:jc w:val="left"/>
+            </w:pPr>
+            <w:r>
+              <w:t xml:space="preserve">Secar reclutamiento</w:t>
+            </w:r>
+          </w:p>
+        </w:tc>
+        <w:tc>
+          <w:tcPr/>
+          <w:p>
+            <w:pPr>
+              <w:pStyle w:val="Compact"/>
+              <w:jc w:val="left"/>
+            </w:pPr>
+            <w:r>
+              <w:t xml:space="preserve">Empleo formal en zonas de riesgo; los nodos son la política de seguridad</w:t>
+            </w:r>
+          </w:p>
+        </w:tc>
+        <w:tc>
+          <w:tcPr/>
+          <w:p>
+            <w:pPr>
+              <w:pStyle w:val="Compact"/>
+              <w:jc w:val="left"/>
+            </w:pPr>
+            <w:r>
+              <w:t xml:space="preserve">Nodo activo = política de seguridad</w:t>
+            </w:r>
+          </w:p>
+        </w:tc>
+        <w:tc>
+          <w:tcPr/>
+          <w:p>
+            <w:pPr>
+              <w:pStyle w:val="Compact"/>
+              <w:jc w:val="left"/>
+            </w:pPr>
+            <w:r>
+              <w:t xml:space="preserve">DNP + SENA + Min. Trabajo</w:t>
+            </w:r>
+          </w:p>
+        </w:tc>
+      </w:tr>
+      <w:tr>
+        <w:tc>
+          <w:tcPr/>
+          <w:p>
+            <w:pPr>
+              <w:pStyle w:val="Compact"/>
+              <w:jc w:val="left"/>
+            </w:pPr>
+            <w:r>
+              <w:t xml:space="preserve">Drogas</w:t>
+            </w:r>
+          </w:p>
+        </w:tc>
+        <w:tc>
+          <w:tcPr/>
+          <w:p>
+            <w:pPr>
+              <w:pStyle w:val="Compact"/>
+              <w:jc w:val="left"/>
+            </w:pPr>
+            <w:r>
+              <w:t xml:space="preserve">Meta de daño, no erradicación. Golpear tráfico, finanzas y lavado, no al campesino. Sustitución = desarrollo rural</w:t>
+            </w:r>
+          </w:p>
+        </w:tc>
+        <w:tc>
+          <w:tcPr/>
+          <w:p>
+            <w:pPr>
+              <w:pStyle w:val="Compact"/>
+              <w:jc w:val="left"/>
+            </w:pPr>
+            <w:r>
+              <w:t xml:space="preserve">Datos trimestrales</w:t>
+            </w:r>
+          </w:p>
+        </w:tc>
+        <w:tc>
+          <w:tcPr/>
+          <w:p>
+            <w:pPr>
+              <w:pStyle w:val="Compact"/>
+              <w:jc w:val="left"/>
+            </w:pPr>
+            <w:r>
+              <w:t xml:space="preserve">UNODC + Policía + Min. Agr.</w:t>
+            </w:r>
+          </w:p>
+        </w:tc>
+      </w:tr>
+      <w:tr>
+        <w:tc>
+          <w:tcPr/>
+          <w:p>
+            <w:pPr>
+              <w:pStyle w:val="Compact"/>
+              <w:jc w:val="left"/>
+            </w:pPr>
+            <w:r>
+              <w:t xml:space="preserve">Equidad en la carga</w:t>
+            </w:r>
+          </w:p>
+        </w:tc>
+        <w:tc>
+          <w:tcPr/>
+          <w:p>
+            <w:pPr>
+              <w:pStyle w:val="Compact"/>
+              <w:jc w:val="left"/>
+            </w:pPr>
+            <w:r>
+              <w:t xml:space="preserve">Rendición de cuentas por toda muerte civil; candados DD.HH.; no repetir falsos positivos</w:t>
+            </w:r>
+          </w:p>
+        </w:tc>
+        <w:tc>
+          <w:tcPr/>
+          <w:p>
+            <w:pPr>
+              <w:pStyle w:val="Compact"/>
+              <w:jc w:val="left"/>
+            </w:pPr>
+            <w:r>
+              <w:t xml:space="preserve">Verificación independiente</w:t>
+            </w:r>
+          </w:p>
+        </w:tc>
+        <w:tc>
+          <w:tcPr/>
+          <w:p>
+            <w:pPr>
+              <w:pStyle w:val="Compact"/>
+              <w:jc w:val="left"/>
+            </w:pPr>
+            <w:r>
+              <w:t xml:space="preserve">Defensoría + Min. Defensa</w:t>
+            </w:r>
+          </w:p>
+        </w:tc>
+      </w:tr>
+    </w:tbl>
+    <w:bookmarkEnd w:id="52"/>
+    <w:bookmarkStart w:id="53" w:name="X3db343de3374bba162493cf78d004cc45a75a08"/>
+    <w:p>
+      <w:pPr>
+        <w:pStyle w:val="Heading2"/>
+      </w:pPr>
+      <w:r>
+        <w:t xml:space="preserve">3.2 Seguridad concentrada con DIH en nodos Ola 1</w:t>
+      </w:r>
+    </w:p>
+    <w:p>
+      <w:pPr>
+        <w:pStyle w:val="FirstParagraph"/>
+      </w:pPr>
+      <w:r>
+        <w:t xml:space="preserve">En los 3 nodos se aplica concentración de fuerza hasta</w:t>
+      </w:r>
+      <w:r>
+        <w:t xml:space="preserve"> </w:t>
+      </w:r>
+      <w:r>
+        <w:t xml:space="preserve">“</w:t>
+      </w:r>
+      <w:r>
+        <w:t xml:space="preserve">dominio del área</w:t>
+      </w:r>
+      <w:r>
+        <w:t xml:space="preserve">”</w:t>
+      </w:r>
+      <w:r>
+        <w:t xml:space="preserve">: el grupo armado no opera abiertamente, ni recluta, ni extorsiona. Tropa + juez + médico + maestro entran juntos, en semanas. El éxito se mide en presencia estatal civil establecida y reclutamiento seco, no en bajas, lo que elimina el incentivo que generó los falsos positivos. Solo se aplica donde la tasa de homicidios ya desciende (salvo el nodo de aprendizaje de 3.6, que se mantiene en Fase 0).</w:t>
+      </w:r>
+    </w:p>
+    <w:bookmarkEnd w:id="53"/>
+    <w:bookmarkStart w:id="54" w:name="X532d66123b9442d5630c33e3f658f341f92d400"/>
+    <w:p>
+      <w:pPr>
+        <w:pStyle w:val="Heading2"/>
+      </w:pPr>
+      <w:r>
+        <w:t xml:space="preserve">3.3 Capacidades de inteligencia: la brecha más urgente</w:t>
+      </w:r>
+    </w:p>
+    <w:p>
+      <w:pPr>
+        <w:pStyle w:val="FirstParagraph"/>
+      </w:pPr>
+      <w:r>
+        <w:t xml:space="preserve">En 2025 la Fuerza Pública aumentó sus acciones 34% sin mejora de seguridad: el problema no es déficit de operaciones, es déficit de inteligencia y de justicia que consuma los resultados.</w:t>
+      </w:r>
+    </w:p>
+    <w:tbl>
+      <w:tblPr>
+        <w:tblStyle w:val="Table"/>
+        <w:tblW w:type="pct" w:w="5000"/>
+        <w:tblLook w:firstRow="1" w:lastRow="0" w:firstColumn="0" w:lastColumn="0" w:noHBand="0" w:noVBand="0" w:val="0020"/>
+        <w:jc w:val="start"/>
+      </w:tblPr>
+      <w:tblGrid>
+        <w:gridCol w:w="1980"/>
+        <w:gridCol w:w="1980"/>
+        <w:gridCol w:w="1980"/>
+        <w:gridCol w:w="1980"/>
+      </w:tblGrid>
+      <w:tr>
+        <w:trPr>
+          <w:tblHeader w:val="true"/>
+        </w:trPr>
+        <w:tc>
+          <w:tcPr/>
+          <w:p>
+            <w:pPr>
+              <w:pStyle w:val="Compact"/>
+              <w:jc w:val="left"/>
+            </w:pPr>
+            <w:r>
+              <w:t xml:space="preserve">Capacidad</w:t>
+            </w:r>
+          </w:p>
+        </w:tc>
+        <w:tc>
+          <w:tcPr/>
+          <w:p>
+            <w:pPr>
+              <w:pStyle w:val="Compact"/>
+              <w:jc w:val="left"/>
+            </w:pPr>
+            <w:r>
+              <w:t xml:space="preserve">Qué se construye</w:t>
+            </w:r>
+          </w:p>
+        </w:tc>
+        <w:tc>
+          <w:tcPr/>
+          <w:p>
+            <w:pPr>
+              <w:pStyle w:val="Compact"/>
+              <w:jc w:val="left"/>
+            </w:pPr>
+            <w:r>
+              <w:t xml:space="preserve">Responsable</w:t>
+            </w:r>
+          </w:p>
+        </w:tc>
+        <w:tc>
+          <w:tcPr/>
+          <w:p>
+            <w:pPr>
+              <w:pStyle w:val="Compact"/>
+              <w:jc w:val="left"/>
+            </w:pPr>
+            <w:r>
+              <w:t xml:space="preserve">Plazo</w:t>
+            </w:r>
+          </w:p>
+        </w:tc>
+      </w:tr>
+      <w:tr>
+        <w:tc>
+          <w:tcPr/>
+          <w:p>
+            <w:pPr>
+              <w:pStyle w:val="Compact"/>
+              <w:jc w:val="left"/>
+            </w:pPr>
+            <w:r>
+              <w:t xml:space="preserve">Inteligencia territorial fina</w:t>
+            </w:r>
+          </w:p>
+        </w:tc>
+        <w:tc>
+          <w:tcPr/>
+          <w:p>
+            <w:pPr>
+              <w:pStyle w:val="Compact"/>
+              <w:jc w:val="left"/>
+            </w:pPr>
+            <w:r>
+              <w:t xml:space="preserve">Reconstruir redes locales de inteligencia humana; incentivos competitivos a la desmovilización individual como fuente</w:t>
+            </w:r>
+          </w:p>
+        </w:tc>
+        <w:tc>
+          <w:tcPr/>
+          <w:p>
+            <w:pPr>
+              <w:pStyle w:val="Compact"/>
+              <w:jc w:val="left"/>
+            </w:pPr>
+            <w:r>
+              <w:t xml:space="preserve">Comando FF.MM. + DNP</w:t>
+            </w:r>
+          </w:p>
+        </w:tc>
+        <w:tc>
+          <w:tcPr/>
+          <w:p>
+            <w:pPr>
+              <w:pStyle w:val="Compact"/>
+              <w:jc w:val="left"/>
+            </w:pPr>
+            <w:r>
+              <w:t xml:space="preserve">Año 1</w:t>
+            </w:r>
+          </w:p>
+        </w:tc>
+      </w:tr>
+      <w:tr>
+        <w:tc>
+          <w:tcPr/>
+          <w:p>
+            <w:pPr>
+              <w:pStyle w:val="Compact"/>
+              <w:jc w:val="left"/>
+            </w:pPr>
+            <w:r>
+              <w:t xml:space="preserve">Inteligencia financiera</w:t>
+            </w:r>
+          </w:p>
+        </w:tc>
+        <w:tc>
+          <w:tcPr/>
+          <w:p>
+            <w:pPr>
+              <w:pStyle w:val="Compact"/>
+              <w:jc w:val="left"/>
+            </w:pPr>
+            <w:r>
+              <w:t xml:space="preserve">Fortalecer la UIAF con análisis de redes; cruce con la plataforma de trazabilidad</w:t>
+            </w:r>
+          </w:p>
+        </w:tc>
+        <w:tc>
+          <w:tcPr/>
+          <w:p>
+            <w:pPr>
+              <w:pStyle w:val="Compact"/>
+              <w:jc w:val="left"/>
+            </w:pPr>
+            <w:r>
+              <w:t xml:space="preserve">UIAF + Fiscalía + MinHacienda</w:t>
+            </w:r>
+          </w:p>
+        </w:tc>
+        <w:tc>
+          <w:tcPr/>
+          <w:p>
+            <w:pPr>
+              <w:pStyle w:val="Compact"/>
+              <w:jc w:val="left"/>
+            </w:pPr>
+            <w:r>
+              <w:t xml:space="preserve">Años 1-2</w:t>
+            </w:r>
+          </w:p>
+        </w:tc>
+      </w:tr>
+      <w:tr>
+        <w:tc>
+          <w:tcPr/>
+          <w:p>
+            <w:pPr>
+              <w:pStyle w:val="Compact"/>
+              <w:jc w:val="left"/>
+            </w:pPr>
+            <w:r>
+              <w:t xml:space="preserve">Inteligencia ambiental</w:t>
+            </w:r>
+          </w:p>
+        </w:tc>
+        <w:tc>
+          <w:tcPr/>
+          <w:p>
+            <w:pPr>
+              <w:pStyle w:val="Compact"/>
+              <w:jc w:val="left"/>
+            </w:pPr>
+            <w:r>
+              <w:t xml:space="preserve">Detección en tiempo real de deforestación, minería ilegal y contaminación hídrica en nodos y cuencas</w:t>
+            </w:r>
+          </w:p>
+        </w:tc>
+        <w:tc>
+          <w:tcPr/>
+          <w:p>
+            <w:pPr>
+              <w:pStyle w:val="Compact"/>
+              <w:jc w:val="left"/>
+            </w:pPr>
+            <w:r>
+              <w:t xml:space="preserve">DNI + Min. Ambiente + IDEAM</w:t>
+            </w:r>
+          </w:p>
+        </w:tc>
+        <w:tc>
+          <w:tcPr/>
+          <w:p>
+            <w:pPr>
+              <w:pStyle w:val="Compact"/>
+              <w:jc w:val="left"/>
+            </w:pPr>
+            <w:r>
+              <w:t xml:space="preserve">Año 1</w:t>
+            </w:r>
+          </w:p>
+        </w:tc>
+      </w:tr>
+      <w:tr>
+        <w:tc>
+          <w:tcPr/>
+          <w:p>
+            <w:pPr>
+              <w:pStyle w:val="Compact"/>
+              <w:jc w:val="left"/>
+            </w:pPr>
+            <w:r>
+              <w:t xml:space="preserve">Capacidad antidron</w:t>
+            </w:r>
+          </w:p>
+        </w:tc>
+        <w:tc>
+          <w:tcPr/>
+          <w:p>
+            <w:pPr>
+              <w:pStyle w:val="Compact"/>
+              <w:jc w:val="left"/>
+            </w:pPr>
+            <w:r>
+              <w:t xml:space="preserve">Detección y neutralización en nodos y nodos de infraestructura crítica; desarrollo nacional vía CIAC</w:t>
+            </w:r>
+          </w:p>
+        </w:tc>
+        <w:tc>
+          <w:tcPr/>
+          <w:p>
+            <w:pPr>
+              <w:pStyle w:val="Compact"/>
+              <w:jc w:val="left"/>
+            </w:pPr>
+            <w:r>
+              <w:t xml:space="preserve">Min. Defensa + CIAC</w:t>
+            </w:r>
+          </w:p>
+        </w:tc>
+        <w:tc>
+          <w:tcPr/>
+          <w:p>
+            <w:pPr>
+              <w:pStyle w:val="Compact"/>
+              <w:jc w:val="left"/>
+            </w:pPr>
+            <w:r>
+              <w:t xml:space="preserve">Año 1</w:t>
+            </w:r>
+          </w:p>
+        </w:tc>
+      </w:tr>
+      <w:tr>
+        <w:tc>
+          <w:tcPr/>
+          <w:p>
+            <w:pPr>
+              <w:pStyle w:val="Compact"/>
+              <w:jc w:val="left"/>
+            </w:pPr>
+            <w:r>
+              <w:t xml:space="preserve">Ciberinteligencia</w:t>
+            </w:r>
+          </w:p>
+        </w:tc>
+        <w:tc>
+          <w:tcPr/>
+          <w:p>
+            <w:pPr>
+              <w:pStyle w:val="Compact"/>
+              <w:jc w:val="left"/>
+            </w:pPr>
+            <w:r>
+              <w:t xml:space="preserve">Monitoreo de redes usadas para reclutamiento, con garantías constitucionales</w:t>
+            </w:r>
+          </w:p>
+        </w:tc>
+        <w:tc>
+          <w:tcPr/>
+          <w:p>
+            <w:pPr>
+              <w:pStyle w:val="Compact"/>
+              <w:jc w:val="left"/>
+            </w:pPr>
+            <w:r>
+              <w:t xml:space="preserve">DNI + Fiscalía</w:t>
+            </w:r>
+          </w:p>
+        </w:tc>
+        <w:tc>
+          <w:tcPr/>
+          <w:p>
+            <w:pPr>
+              <w:pStyle w:val="Compact"/>
+              <w:jc w:val="left"/>
+            </w:pPr>
+            <w:r>
+              <w:t xml:space="preserve">Años 1-2</w:t>
+            </w:r>
+          </w:p>
+        </w:tc>
+      </w:tr>
+      <w:tr>
+        <w:tc>
+          <w:tcPr/>
+          <w:p>
+            <w:pPr>
+              <w:pStyle w:val="Compact"/>
+              <w:jc w:val="left"/>
+            </w:pPr>
+            <w:r>
+              <w:t xml:space="preserve">Justicia con capacidad</w:t>
+            </w:r>
+          </w:p>
+        </w:tc>
+        <w:tc>
+          <w:tcPr/>
+          <w:p>
+            <w:pPr>
+              <w:pStyle w:val="Compact"/>
+              <w:jc w:val="left"/>
+            </w:pPr>
+            <w:r>
+              <w:t xml:space="preserve">Ampliar Fiscalía y jueces especializados para procesar capturas; sin esto la acción militar no disuade</w:t>
+            </w:r>
+          </w:p>
+        </w:tc>
+        <w:tc>
+          <w:tcPr/>
+          <w:p>
+            <w:pPr>
+              <w:pStyle w:val="Compact"/>
+              <w:jc w:val="left"/>
+            </w:pPr>
+            <w:r>
+              <w:t xml:space="preserve">Fiscalía + Consejo Superior</w:t>
+            </w:r>
+          </w:p>
+        </w:tc>
+        <w:tc>
+          <w:tcPr/>
+          <w:p>
+            <w:pPr>
+              <w:pStyle w:val="Compact"/>
+              <w:jc w:val="left"/>
+            </w:pPr>
+            <w:r>
+              <w:t xml:space="preserve">Años 1-3</w:t>
+            </w:r>
+          </w:p>
+        </w:tc>
+      </w:tr>
+    </w:tbl>
+    <w:bookmarkEnd w:id="54"/>
+    <w:bookmarkStart w:id="55" w:name="Xf7ad9bf6432f6e674456902cd7465f3a754fe6c"/>
+    <w:p>
+      <w:pPr>
+        <w:pStyle w:val="Heading2"/>
+      </w:pPr>
+      <w:r>
+        <w:t xml:space="preserve">3.4 Jóvenes en Paz: cortar el reclutamiento desde la raíz</w:t>
+      </w:r>
+    </w:p>
+    <w:p>
+      <w:pPr>
+        <w:pStyle w:val="FirstParagraph"/>
+      </w:pPr>
+      <w:r>
+        <w:t xml:space="preserve">El reclutamiento no se detiene con operaciones, con empleo y futuro. El programa Jóvenes en Paz tiene resultados verificados: Quibdó 1.857 beneficiarios → homicidios −25.9%; Tumaco 1.127 jóvenes → −34%.</w:t>
+      </w:r>
+    </w:p>
+    <w:tbl>
+      <w:tblPr>
+        <w:tblStyle w:val="Table"/>
+        <w:tblW w:type="pct" w:w="5000"/>
+        <w:tblLook w:firstRow="1" w:lastRow="0" w:firstColumn="0" w:lastColumn="0" w:noHBand="0" w:noVBand="0" w:val="0020"/>
+        <w:jc w:val="start"/>
+      </w:tblPr>
+      <w:tblGrid>
+        <w:gridCol w:w="1980"/>
+        <w:gridCol w:w="1980"/>
+        <w:gridCol w:w="1980"/>
+        <w:gridCol w:w="1980"/>
+      </w:tblGrid>
+      <w:tr>
+        <w:trPr>
+          <w:tblHeader w:val="true"/>
+        </w:trPr>
+        <w:tc>
+          <w:tcPr/>
+          <w:p>
+            <w:pPr>
+              <w:pStyle w:val="Compact"/>
+              <w:jc w:val="left"/>
+            </w:pPr>
+            <w:r>
+              <w:t xml:space="preserve">Componente</w:t>
+            </w:r>
+          </w:p>
+        </w:tc>
+        <w:tc>
+          <w:tcPr/>
+          <w:p>
+            <w:pPr>
+              <w:pStyle w:val="Compact"/>
+              <w:jc w:val="left"/>
+            </w:pPr>
+            <w:r>
+              <w:t xml:space="preserve">Concreción</w:t>
+            </w:r>
+          </w:p>
+        </w:tc>
+        <w:tc>
+          <w:tcPr/>
+          <w:p>
+            <w:pPr>
+              <w:pStyle w:val="Compact"/>
+              <w:jc w:val="left"/>
+            </w:pPr>
+            <w:r>
+              <w:t xml:space="preserve">Responsable</w:t>
+            </w:r>
+          </w:p>
+        </w:tc>
+        <w:tc>
+          <w:tcPr/>
+          <w:p>
+            <w:pPr>
+              <w:pStyle w:val="Compact"/>
+              <w:jc w:val="left"/>
+            </w:pPr>
+            <w:r>
+              <w:t xml:space="preserve">Plazo</w:t>
+            </w:r>
+          </w:p>
+        </w:tc>
+      </w:tr>
+      <w:tr>
+        <w:tc>
+          <w:tcPr/>
+          <w:p>
+            <w:pPr>
+              <w:pStyle w:val="Compact"/>
+              <w:jc w:val="left"/>
+            </w:pPr>
+            <w:r>
+              <w:t xml:space="preserve">Escala en nodos</w:t>
+            </w:r>
+          </w:p>
+        </w:tc>
+        <w:tc>
+          <w:tcPr/>
+          <w:p>
+            <w:pPr>
+              <w:pStyle w:val="Compact"/>
+              <w:jc w:val="left"/>
+            </w:pPr>
+            <w:r>
+              <w:t xml:space="preserve">Obligatorio en Fase 0 de cada nodo, simultáneo al despliegue de fuerza. Mín. 1.000 jóvenes/nodo antes del fin de Fase 1</w:t>
+            </w:r>
+          </w:p>
+        </w:tc>
+        <w:tc>
+          <w:tcPr/>
+          <w:p>
+            <w:pPr>
+              <w:pStyle w:val="Compact"/>
+              <w:jc w:val="left"/>
+            </w:pPr>
+            <w:r>
+              <w:t xml:space="preserve">DNP + SENA + Min. Trabajo</w:t>
+            </w:r>
+          </w:p>
+        </w:tc>
+        <w:tc>
+          <w:tcPr/>
+          <w:p>
+            <w:pPr>
+              <w:pStyle w:val="Compact"/>
+              <w:jc w:val="left"/>
+            </w:pPr>
+            <w:r>
+              <w:t xml:space="preserve">Fase 0</w:t>
+            </w:r>
+          </w:p>
+        </w:tc>
+      </w:tr>
+      <w:tr>
+        <w:tc>
+          <w:tcPr/>
+          <w:p>
+            <w:pPr>
+              <w:pStyle w:val="Compact"/>
+              <w:jc w:val="left"/>
+            </w:pPr>
+            <w:r>
+              <w:t xml:space="preserve">Incentivo tributario</w:t>
+            </w:r>
+          </w:p>
+        </w:tc>
+        <w:tc>
+          <w:tcPr/>
+          <w:p>
+            <w:pPr>
+              <w:pStyle w:val="Compact"/>
+              <w:jc w:val="left"/>
+            </w:pPr>
+            <w:r>
+              <w:t xml:space="preserve">Deducción del 150% para empresas que contraten jóvenes certificados en municipios de nodos</w:t>
+            </w:r>
+          </w:p>
+        </w:tc>
+        <w:tc>
+          <w:tcPr/>
+          <w:p>
+            <w:pPr>
+              <w:pStyle w:val="Compact"/>
+              <w:jc w:val="left"/>
+            </w:pPr>
+            <w:r>
+              <w:t xml:space="preserve">DIAN + Min. Trabajo</w:t>
+            </w:r>
+          </w:p>
+        </w:tc>
+        <w:tc>
+          <w:tcPr/>
+          <w:p>
+            <w:pPr>
+              <w:pStyle w:val="Compact"/>
+              <w:jc w:val="left"/>
+            </w:pPr>
+            <w:r>
+              <w:t xml:space="preserve">Año 1</w:t>
+            </w:r>
+          </w:p>
+        </w:tc>
+      </w:tr>
+      <w:tr>
+        <w:tc>
+          <w:tcPr/>
+          <w:p>
+            <w:pPr>
+              <w:pStyle w:val="Compact"/>
+              <w:jc w:val="left"/>
+            </w:pPr>
+            <w:r>
+              <w:t xml:space="preserve">Articulación SENA dual</w:t>
+            </w:r>
+          </w:p>
+        </w:tc>
+        <w:tc>
+          <w:tcPr/>
+          <w:p>
+            <w:pPr>
+              <w:pStyle w:val="Compact"/>
+              <w:jc w:val="left"/>
+            </w:pPr>
+            <w:r>
+              <w:t xml:space="preserve">Certificado de competencias como llave de salida del ciclo de reclutamiento; módulos de empleabilidad</w:t>
+            </w:r>
+          </w:p>
+        </w:tc>
+        <w:tc>
+          <w:tcPr/>
+          <w:p>
+            <w:pPr>
+              <w:pStyle w:val="Compact"/>
+              <w:jc w:val="left"/>
+            </w:pPr>
+            <w:r>
+              <w:t xml:space="preserve">SENA + Min. Trabajo</w:t>
+            </w:r>
+          </w:p>
+        </w:tc>
+        <w:tc>
+          <w:tcPr/>
+          <w:p>
+            <w:pPr>
+              <w:pStyle w:val="Compact"/>
+              <w:jc w:val="left"/>
+            </w:pPr>
+            <w:r>
+              <w:t xml:space="preserve">Fase 1</w:t>
+            </w:r>
+          </w:p>
+        </w:tc>
+      </w:tr>
+    </w:tbl>
+    <w:bookmarkEnd w:id="55"/>
+    <w:bookmarkStart w:id="56" w:name="X6ba3ae1e4becc3dcb03e8bc5a1df200742b0da1"/>
+    <w:p>
+      <w:pPr>
+        <w:pStyle w:val="Heading2"/>
+      </w:pPr>
+      <w:r>
+        <w:t xml:space="preserve">3.5 Puente de ingreso para sustitución de coca: el eslabón que rompe el ciclo</w:t>
+      </w:r>
+    </w:p>
+    <w:p>
+      <w:pPr>
+        <w:pStyle w:val="FirstParagraph"/>
+      </w:pPr>
+      <w:r>
+        <w:t xml:space="preserve">Entre arrancar la coca y que el cultivo alternativo produzca ingreso pasan 8-24 meses. Sin ingreso en ese vacío, la familia regresa a la coca por necesidad. Cerrarlo es la condición de posibilidad de la sustitución voluntaria.</w:t>
+      </w:r>
+    </w:p>
+    <w:tbl>
+      <w:tblPr>
+        <w:tblStyle w:val="Table"/>
+        <w:tblW w:type="pct" w:w="5000"/>
+        <w:tblLook w:firstRow="1" w:lastRow="0" w:firstColumn="0" w:lastColumn="0" w:noHBand="0" w:noVBand="0" w:val="0020"/>
+        <w:jc w:val="start"/>
+      </w:tblPr>
+      <w:tblGrid>
+        <w:gridCol w:w="1980"/>
+        <w:gridCol w:w="1980"/>
+        <w:gridCol w:w="1980"/>
+        <w:gridCol w:w="1980"/>
+      </w:tblGrid>
+      <w:tr>
+        <w:trPr>
+          <w:tblHeader w:val="true"/>
+        </w:trPr>
+        <w:tc>
+          <w:tcPr/>
+          <w:p>
+            <w:pPr>
+              <w:pStyle w:val="Compact"/>
+              <w:jc w:val="left"/>
+            </w:pPr>
+            <w:r>
+              <w:t xml:space="preserve">Componente</w:t>
+            </w:r>
+          </w:p>
+        </w:tc>
+        <w:tc>
+          <w:tcPr/>
+          <w:p>
+            <w:pPr>
+              <w:pStyle w:val="Compact"/>
+              <w:jc w:val="left"/>
+            </w:pPr>
+            <w:r>
+              <w:t xml:space="preserve">Concreción</w:t>
+            </w:r>
+          </w:p>
+        </w:tc>
+        <w:tc>
+          <w:tcPr/>
+          <w:p>
+            <w:pPr>
+              <w:pStyle w:val="Compact"/>
+              <w:jc w:val="left"/>
+            </w:pPr>
+            <w:r>
+              <w:t xml:space="preserve">Lógica</w:t>
+            </w:r>
+          </w:p>
+        </w:tc>
+        <w:tc>
+          <w:tcPr/>
+          <w:p>
+            <w:pPr>
+              <w:pStyle w:val="Compact"/>
+              <w:jc w:val="left"/>
+            </w:pPr>
+            <w:r>
+              <w:t xml:space="preserve">Responsable</w:t>
+            </w:r>
+          </w:p>
+        </w:tc>
+      </w:tr>
+      <w:tr>
+        <w:tc>
+          <w:tcPr/>
+          <w:p>
+            <w:pPr>
+              <w:pStyle w:val="Compact"/>
+              <w:jc w:val="left"/>
+            </w:pPr>
+            <w:r>
+              <w:t xml:space="preserve">Empleo temporal en obras del nodo</w:t>
+            </w:r>
+          </w:p>
+        </w:tc>
+        <w:tc>
+          <w:tcPr/>
+          <w:p>
+            <w:pPr>
+              <w:pStyle w:val="Compact"/>
+              <w:jc w:val="left"/>
+            </w:pPr>
+            <w:r>
+              <w:t xml:space="preserve">Prioridad a familias que arrancan coca: escuelas, salud, vías terciarias, acueductos, reforestación. $1.5-2M/mes, 6 meses. Meta 500-1.000 empleos/nodo</w:t>
+            </w:r>
+          </w:p>
+        </w:tc>
+        <w:tc>
+          <w:tcPr/>
+          <w:p>
+            <w:pPr>
+              <w:pStyle w:val="Compact"/>
+              <w:jc w:val="left"/>
+            </w:pPr>
+            <w:r>
+              <w:t xml:space="preserve">El campesino no pierde ingreso al salir de la coca; el período de espera construye los bienes públicos del nodo</w:t>
+            </w:r>
+          </w:p>
+        </w:tc>
+        <w:tc>
+          <w:tcPr/>
+          <w:p>
+            <w:pPr>
+              <w:pStyle w:val="Compact"/>
+              <w:jc w:val="left"/>
+            </w:pPr>
+            <w:r>
+              <w:t xml:space="preserve">Min. Trabajo + INVIAS + Min. Vivienda</w:t>
+            </w:r>
+          </w:p>
+        </w:tc>
+      </w:tr>
+      <w:tr>
+        <w:tc>
+          <w:tcPr/>
+          <w:p>
+            <w:pPr>
+              <w:pStyle w:val="Compact"/>
+              <w:jc w:val="left"/>
+            </w:pPr>
+            <w:r>
+              <w:t xml:space="preserve">Pago por arranque voluntario</w:t>
+            </w:r>
+          </w:p>
+        </w:tc>
+        <w:tc>
+          <w:tcPr/>
+          <w:p>
+            <w:pPr>
+              <w:pStyle w:val="Compact"/>
+              <w:jc w:val="left"/>
+            </w:pPr>
+            <w:r>
+              <w:t xml:space="preserve">$5.000-8.000/ha: 50% al arrancar, 50% a los 6 meses con cultivo alternativo. Verificación por drones, no por papel</w:t>
+            </w:r>
+          </w:p>
+        </w:tc>
+        <w:tc>
+          <w:tcPr/>
+          <w:p>
+            <w:pPr>
+              <w:pStyle w:val="Compact"/>
+              <w:jc w:val="left"/>
+            </w:pPr>
+            <w:r>
+              <w:t xml:space="preserve">Señal económica inmediata que cambia el cálculo</w:t>
+            </w:r>
+          </w:p>
+        </w:tc>
+        <w:tc>
+          <w:tcPr/>
+          <w:p>
+            <w:pPr>
+              <w:pStyle w:val="Compact"/>
+              <w:jc w:val="left"/>
+            </w:pPr>
+            <w:r>
+              <w:t xml:space="preserve">UNODC + Min. Agricultura</w:t>
+            </w:r>
+          </w:p>
+        </w:tc>
+      </w:tr>
+      <w:tr>
+        <w:tc>
+          <w:tcPr/>
+          <w:p>
+            <w:pPr>
+              <w:pStyle w:val="Compact"/>
+              <w:jc w:val="left"/>
+            </w:pPr>
+            <w:r>
+              <w:t xml:space="preserve">Compra garantizada (2 años)</w:t>
+            </w:r>
+          </w:p>
+        </w:tc>
+        <w:tc>
+          <w:tcPr/>
+          <w:p>
+            <w:pPr>
+              <w:pStyle w:val="Compact"/>
+              <w:jc w:val="left"/>
+            </w:pPr>
+            <w:r>
+              <w:t xml:space="preserve">El Estado compra 100% de la producción alternativa a ≥80% del precio internacional (Idema reformado)</w:t>
+            </w:r>
+          </w:p>
+        </w:tc>
+        <w:tc>
+          <w:tcPr/>
+          <w:p>
+            <w:pPr>
+              <w:pStyle w:val="Compact"/>
+              <w:jc w:val="left"/>
+            </w:pPr>
+            <w:r>
+              <w:t xml:space="preserve">Elimina la incertidumbre de mercado, segundo factor de regreso a la coca</w:t>
+            </w:r>
+          </w:p>
+        </w:tc>
+        <w:tc>
+          <w:tcPr/>
+          <w:p>
+            <w:pPr>
+              <w:pStyle w:val="Compact"/>
+              <w:jc w:val="left"/>
+            </w:pPr>
+            <w:r>
+              <w:t xml:space="preserve">Min. Agricultura + IDEMA reformado</w:t>
+            </w:r>
+          </w:p>
+        </w:tc>
+      </w:tr>
+      <w:tr>
+        <w:tc>
+          <w:tcPr/>
+          <w:p>
+            <w:pPr>
+              <w:pStyle w:val="Compact"/>
+              <w:jc w:val="left"/>
+            </w:pPr>
+            <w:r>
+              <w:t xml:space="preserve">Articulación con reforma agraria</w:t>
+            </w:r>
+          </w:p>
+        </w:tc>
+        <w:tc>
+          <w:tcPr/>
+          <w:p>
+            <w:pPr>
+              <w:pStyle w:val="Compact"/>
+              <w:jc w:val="left"/>
+            </w:pPr>
+            <w:r>
+              <w:t xml:space="preserve">El arranque activa la titulación y el paquete habilitador. El título es el activo que vuelve permanente la decisión</w:t>
+            </w:r>
+          </w:p>
+        </w:tc>
+        <w:tc>
+          <w:tcPr/>
+          <w:p>
+            <w:pPr>
+              <w:pStyle w:val="Compact"/>
+              <w:jc w:val="left"/>
+            </w:pPr>
+            <w:r>
+              <w:t xml:space="preserve">La tierra propia es el mayor desincentivo al regreso</w:t>
+            </w:r>
+          </w:p>
+        </w:tc>
+        <w:tc>
+          <w:tcPr/>
+          <w:p>
+            <w:pPr>
+              <w:pStyle w:val="Compact"/>
+              <w:jc w:val="left"/>
+            </w:pPr>
+            <w:r>
+              <w:t xml:space="preserve">ANT + Min. Agricultura</w:t>
+            </w:r>
+          </w:p>
+        </w:tc>
+      </w:tr>
+    </w:tbl>
+    <w:bookmarkEnd w:id="56"/>
+    <w:bookmarkStart w:id="57" w:name="Xdd8fc299dd5c76316850f0d87d9bbb02f82974a"/>
+    <w:p>
+      <w:pPr>
+        <w:pStyle w:val="Heading2"/>
+      </w:pPr>
+      <w:r>
+        <w:t xml:space="preserve">3.6 Soberanía y diversificación de proveedores de defensa</w:t>
+      </w:r>
+    </w:p>
+    <w:p>
+      <w:pPr>
+        <w:pStyle w:val="FirstParagraph"/>
+      </w:pPr>
+      <w:r>
+        <w:t xml:space="preserve">Regla: ningún proveedor &gt;40% del portafolio. Diversificar hacia Corea del Sur, Francia, Alemania, Turquía, Brasil y Colombia misma. Toda compra importada incluye cláusula obligatoria de transferencia tecnológica a COTECMAR/CIAC/Indumil, producción nacional progresiva (offset mínimo 20% en el primer contrato, escalando) y formación de ingenieros colombianos.</w:t>
+      </w:r>
+    </w:p>
+    <w:p>
+      <w:pPr>
         <w:pStyle w:val="BlockText"/>
       </w:pPr>
       <w:r>
         <w:t xml:space="preserve">La verdadera soberanía es llenar el territorio de Estado, lo que además le quita a actores externos el pretexto barato para intervenir.</w:t>
       </w:r>
     </w:p>
-    <w:bookmarkEnd w:id="50"/>
-    <w:bookmarkEnd w:id="51"/>
-    <w:bookmarkStart w:id="52" w:name="frente-iv-anticorrupción"/>
+    <w:bookmarkEnd w:id="57"/>
+    <w:bookmarkEnd w:id="58"/>
+    <w:bookmarkStart w:id="59" w:name="frente-iv-anticorrupción"/>
     <w:p>
       <w:pPr>
         <w:pStyle w:val="Heading1"/>
@@ -8607,8 +9830,8 @@
         </w:tc>
       </w:tr>
     </w:tbl>
-    <w:bookmarkEnd w:id="52"/>
-    <w:bookmarkStart w:id="53" w:name="frente-v-sostenibilidad-fiscal"/>
+    <w:bookmarkEnd w:id="59"/>
+    <w:bookmarkStart w:id="60" w:name="frente-v-sostenibilidad-fiscal"/>
     <w:p>
       <w:pPr>
         <w:pStyle w:val="Heading1"/>
@@ -9176,8 +10399,8 @@
         <w:t xml:space="preserve">El núcleo del programa cabe en el escenario base; la reforma tributaria acelera, no habilita.</w:t>
       </w:r>
     </w:p>
-    <w:bookmarkEnd w:id="53"/>
-    <w:bookmarkStart w:id="54" w:name="frente-vi-salud"/>
+    <w:bookmarkEnd w:id="60"/>
+    <w:bookmarkStart w:id="61" w:name="frente-vi-salud"/>
     <w:p>
       <w:pPr>
         <w:pStyle w:val="Heading1"/>
@@ -9521,8 +10744,8 @@
         </w:tc>
       </w:tr>
     </w:tbl>
-    <w:bookmarkEnd w:id="54"/>
-    <w:bookmarkStart w:id="55" w:name="frente-vii-educación"/>
+    <w:bookmarkEnd w:id="61"/>
+    <w:bookmarkStart w:id="62" w:name="frente-vii-educación"/>
     <w:p>
       <w:pPr>
         <w:pStyle w:val="Heading1"/>
@@ -9866,8 +11089,8 @@
         </w:tc>
       </w:tr>
     </w:tbl>
-    <w:bookmarkEnd w:id="55"/>
-    <w:bookmarkStart w:id="62" w:name="X09fe9273843d1b882bb63686b495cc2ac9ab41a"/>
+    <w:bookmarkEnd w:id="62"/>
+    <w:bookmarkStart w:id="69" w:name="X09fe9273843d1b882bb63686b495cc2ac9ab41a"/>
     <w:p>
       <w:pPr>
         <w:pStyle w:val="Heading1"/>
@@ -9884,7 +11107,7 @@
         <w:t xml:space="preserve">Este frente es la condición de posibilidad de todos los demás. Sin capacidad ejecutoria el Frente I no crea empleos, el II no titula, el VI no gira a tiempo. Se activa primero, desde la transición.</w:t>
       </w:r>
     </w:p>
-    <w:bookmarkStart w:id="56" w:name="Xe6eb94b91175e11a3903a18ff99c3a01d56a154"/>
+    <w:bookmarkStart w:id="63" w:name="Xe6eb94b91175e11a3903a18ff99c3a01d56a154"/>
     <w:p>
       <w:pPr>
         <w:pStyle w:val="Heading2"/>
@@ -10222,8 +11445,8 @@
         </w:tc>
       </w:tr>
     </w:tbl>
-    <w:bookmarkEnd w:id="56"/>
-    <w:bookmarkStart w:id="57" w:name="Xffafa52adae810e624d7bfe2f97d5251450d331"/>
+    <w:bookmarkEnd w:id="63"/>
+    <w:bookmarkStart w:id="64" w:name="Xffafa52adae810e624d7bfe2f97d5251450d331"/>
     <w:p>
       <w:pPr>
         <w:pStyle w:val="Heading2"/>
@@ -10599,8 +11822,8 @@
         </w:tc>
       </w:tr>
     </w:tbl>
-    <w:bookmarkEnd w:id="57"/>
-    <w:bookmarkStart w:id="58" w:name="X124704e51a351247cd699b4f9032ed71edc02d9"/>
+    <w:bookmarkEnd w:id="64"/>
+    <w:bookmarkStart w:id="65" w:name="X124704e51a351247cd699b4f9032ed71edc02d9"/>
     <w:p>
       <w:pPr>
         <w:pStyle w:val="Heading2"/>
@@ -11241,8 +12464,8 @@
         </w:tc>
       </w:tr>
     </w:tbl>
-    <w:bookmarkEnd w:id="58"/>
-    <w:bookmarkStart w:id="59" w:name="X2d970ec646a4bebe670c5382d37253608bc4046"/>
+    <w:bookmarkEnd w:id="65"/>
+    <w:bookmarkStart w:id="66" w:name="X2d970ec646a4bebe670c5382d37253608bc4046"/>
     <w:p>
       <w:pPr>
         <w:pStyle w:val="Heading2"/>
@@ -11698,8 +12921,8 @@
         </w:tc>
       </w:tr>
     </w:tbl>
-    <w:bookmarkEnd w:id="59"/>
-    <w:bookmarkStart w:id="60" w:name="X6bb7ba996a160b3fd1fbf3ea701eb17c0cb4d57"/>
+    <w:bookmarkEnd w:id="66"/>
+    <w:bookmarkStart w:id="67" w:name="X6bb7ba996a160b3fd1fbf3ea701eb17c0cb4d57"/>
     <w:p>
       <w:pPr>
         <w:pStyle w:val="Heading2"/>
@@ -11716,8 +12939,8 @@
         <w:t xml:space="preserve">Mecanismo formal de aprendizaje: canal de discrepancia técnica con respuesta en 15 días; separación entre medios y fines (el director ejecuta mientras la discrepancia se procesa); revisiones en momentos definidos (fin de fase, año, evidencia de fracaso); registro público de cambios de política con justificación.</w:t>
       </w:r>
     </w:p>
-    <w:bookmarkEnd w:id="60"/>
-    <w:bookmarkStart w:id="61" w:name="Xa33881156a37651bd585277402ac08d6b867f37"/>
+    <w:bookmarkEnd w:id="67"/>
+    <w:bookmarkStart w:id="68" w:name="Xa33881156a37651bd585277402ac08d6b867f37"/>
     <w:p>
       <w:pPr>
         <w:pStyle w:val="Heading2"/>
@@ -11976,9 +13199,9 @@
         <w:t xml:space="preserve">El listón crítico baja: no se necesita encontrar 60 personas perfectas, sino un núcleo sénior pequeño. La masa de trabajo técnico la cubren convenios universitarios y el Servicio, bajo supervisión, y la retención del talento clave se ata a la vía rápida hacia la Alta Dirección Pública (misma lógica de la Credencial de Ciudadanía Activa).</w:t>
       </w:r>
     </w:p>
-    <w:bookmarkEnd w:id="61"/>
-    <w:bookmarkEnd w:id="62"/>
-    <w:bookmarkStart w:id="65" w:name="frente-ix-infraestructura-estratégica"/>
+    <w:bookmarkEnd w:id="68"/>
+    <w:bookmarkEnd w:id="69"/>
+    <w:bookmarkStart w:id="72" w:name="frente-ix-infraestructura-estratégica"/>
     <w:p>
       <w:pPr>
         <w:pStyle w:val="Heading1"/>
@@ -12005,7 +13228,7 @@
         <w:t xml:space="preserve">Colombia no tiene déficit de proyectos anunciados, tiene déficit de proyectos terminados y activados. El mayor retorno está en activar lo que el país ya pagó, no en anunciar obras nuevas.</w:t>
       </w:r>
     </w:p>
-    <w:bookmarkStart w:id="63" w:name="prioridades-por-impactocosto"/>
+    <w:bookmarkStart w:id="70" w:name="prioridades-por-impactocosto"/>
     <w:p>
       <w:pPr>
         <w:pStyle w:val="Heading2"/>
@@ -12404,8 +13627,8 @@
         </w:tc>
       </w:tr>
     </w:tbl>
-    <w:bookmarkEnd w:id="63"/>
-    <w:bookmarkStart w:id="64" w:name="puertos-qué-hacer-y-qué-no"/>
+    <w:bookmarkEnd w:id="70"/>
+    <w:bookmarkStart w:id="71" w:name="puertos-qué-hacer-y-qué-no"/>
     <w:p>
       <w:pPr>
         <w:pStyle w:val="Heading2"/>
@@ -12620,9 +13843,9 @@
         </w:tc>
       </w:tr>
     </w:tbl>
-    <w:bookmarkEnd w:id="64"/>
-    <w:bookmarkEnd w:id="65"/>
-    <w:bookmarkStart w:id="70" w:name="X2f6c928d123bc981ffad937b3bd8ba4677d8180"/>
+    <w:bookmarkEnd w:id="71"/>
+    <w:bookmarkEnd w:id="72"/>
+    <w:bookmarkStart w:id="77" w:name="X2f6c928d123bc981ffad937b3bd8ba4677d8180"/>
     <w:p>
       <w:pPr>
         <w:pStyle w:val="Heading1"/>
@@ -12639,7 +13862,7 @@
         <w:t xml:space="preserve">No es paralelo a los demás, es la capa de valor agregado que el programa ya construye. La tecnología avanzada es el siguiente eslabón de cadenas que los frentes anteriores activan.</w:t>
       </w:r>
     </w:p>
-    <w:bookmarkStart w:id="66" w:name="lo-que-colombia-ya-tiene-y-no-escala"/>
+    <w:bookmarkStart w:id="73" w:name="lo-que-colombia-ya-tiene-y-no-escala"/>
     <w:p>
       <w:pPr>
         <w:pStyle w:val="Heading2"/>
@@ -12892,8 +14115,8 @@
         </w:tc>
       </w:tr>
     </w:tbl>
-    <w:bookmarkEnd w:id="66"/>
-    <w:bookmarkStart w:id="67" w:name="X4696b3caf4f8fece9557445c4df25d58e8cf305"/>
+    <w:bookmarkEnd w:id="73"/>
+    <w:bookmarkStart w:id="74" w:name="X4696b3caf4f8fece9557445c4df25d58e8cf305"/>
     <w:p>
       <w:pPr>
         <w:pStyle w:val="Heading2"/>
@@ -13776,8 +14999,8 @@
         <w:t xml:space="preserve">La biodiversidad es información, pero transformarla requiere capacidad de innovación. Lo factible en un período: concentrar los recursos de Minciencias en dos o tres clústeres con masa crítica real (medicina regenerativa: U. Andes + IDCBIS + DreamBio + CellRep) y conectarlos al Estado como primer cliente.</w:t>
       </w:r>
     </w:p>
-    <w:bookmarkEnd w:id="67"/>
-    <w:bookmarkStart w:id="68" w:name="X3449a18d80e272281ea1b456dc0407c24bfaae2"/>
+    <w:bookmarkEnd w:id="74"/>
+    <w:bookmarkStart w:id="75" w:name="X3449a18d80e272281ea1b456dc0407c24bfaae2"/>
     <w:p>
       <w:pPr>
         <w:pStyle w:val="Heading2"/>
@@ -13916,8 +15139,8 @@
         <w:t xml:space="preserve">(o, en su defecto, a productividad medida por un evaluador independiente), no a producción ni a empleo, que son falsificables. El apoyo tiene cláusula de reversión y vencimiento: quien no alcanza el umbral de exportación pierde el beneficio. La compra pública doméstica es la rampa de entrada; la exportación es la prueba de que la apuesta funciona.</w:t>
       </w:r>
     </w:p>
-    <w:bookmarkEnd w:id="68"/>
-    <w:bookmarkStart w:id="69" w:name="Xc2c87e99ec3785ae71c01c47159b269548efa3c"/>
+    <w:bookmarkEnd w:id="75"/>
+    <w:bookmarkStart w:id="76" w:name="Xc2c87e99ec3785ae71c01c47159b269548efa3c"/>
     <w:p>
       <w:pPr>
         <w:pStyle w:val="Heading2"/>
@@ -14251,9 +15474,9 @@
         </w:tc>
       </w:tr>
     </w:tbl>
-    <w:bookmarkEnd w:id="69"/>
-    <w:bookmarkEnd w:id="70"/>
-    <w:bookmarkStart w:id="77" w:name="X80587d1274c45fdb557b85c24f679ba0042fef2"/>
+    <w:bookmarkEnd w:id="76"/>
+    <w:bookmarkEnd w:id="77"/>
+    <w:bookmarkStart w:id="84" w:name="X80587d1274c45fdb557b85c24f679ba0042fef2"/>
     <w:p>
       <w:pPr>
         <w:pStyle w:val="Heading1"/>
@@ -14288,7 +15511,7 @@
         <w:t xml:space="preserve">Colombia no tiene principalmente un problema de cobertura nominal, tiene un problema de cobertura real. El agua potable existe en el papel para el 88.9%, pero el 39% de las plantas no funciona y 12.5 millones no tienen alcantarillado. Nadie opera lo que se construye.</w:t>
       </w:r>
     </w:p>
-    <w:bookmarkStart w:id="71" w:name="diagnóstico-la-trampa-del-abandono"/>
+    <w:bookmarkStart w:id="78" w:name="diagnóstico-la-trampa-del-abandono"/>
     <w:p>
       <w:pPr>
         <w:pStyle w:val="Heading2"/>
@@ -14305,8 +15528,8 @@
         <w:t xml:space="preserve">De 684 plantas evaluadas por la Contraloría, solo el 39% funciona. El problema no es fiscal ni técnico, es de diseño contractual: el contrato de obra no incluía el de operación. El MinVivienda ejecutó históricamente apenas el 7.2% de los recursos de agua y en 2025 recortó el presupuesto 53%.</w:t>
       </w:r>
     </w:p>
-    <w:bookmarkEnd w:id="71"/>
-    <w:bookmarkStart w:id="72" w:name="X001e9a38f418189df669e4f2b3742056f9bbc02"/>
+    <w:bookmarkEnd w:id="78"/>
+    <w:bookmarkStart w:id="79" w:name="X001e9a38f418189df669e4f2b3742056f9bbc02"/>
     <w:p>
       <w:pPr>
         <w:pStyle w:val="Heading2"/>
@@ -14605,8 +15828,8 @@
         </w:tc>
       </w:tr>
     </w:tbl>
-    <w:bookmarkEnd w:id="72"/>
-    <w:bookmarkStart w:id="73" w:name="Xa4cd304851d4a0bf90e4213a86ddfef360774c0"/>
+    <w:bookmarkEnd w:id="79"/>
+    <w:bookmarkStart w:id="80" w:name="Xa4cd304851d4a0bf90e4213a86ddfef360774c0"/>
     <w:p>
       <w:pPr>
         <w:pStyle w:val="Heading2"/>
@@ -15129,8 +16352,8 @@
         </w:tc>
       </w:tr>
     </w:tbl>
-    <w:bookmarkEnd w:id="73"/>
-    <w:bookmarkStart w:id="74" w:name="tecnologías-por-contexto"/>
+    <w:bookmarkEnd w:id="80"/>
+    <w:bookmarkStart w:id="81" w:name="tecnologías-por-contexto"/>
     <w:p>
       <w:pPr>
         <w:pStyle w:val="Heading2"/>
@@ -15406,8 +16629,8 @@
         </w:tc>
       </w:tr>
     </w:tbl>
-    <w:bookmarkEnd w:id="74"/>
-    <w:bookmarkStart w:id="75" w:name="el-impacto-en-empleo"/>
+    <w:bookmarkEnd w:id="81"/>
+    <w:bookmarkStart w:id="82" w:name="el-impacto-en-empleo"/>
     <w:p>
       <w:pPr>
         <w:pStyle w:val="Heading2"/>
@@ -15682,8 +16905,8 @@
         </w:tc>
       </w:tr>
     </w:tbl>
-    <w:bookmarkEnd w:id="75"/>
-    <w:bookmarkStart w:id="76" w:name="lo-que-no-promete-este-frente"/>
+    <w:bookmarkEnd w:id="82"/>
+    <w:bookmarkStart w:id="83" w:name="lo-que-no-promete-este-frente"/>
     <w:p>
       <w:pPr>
         <w:pStyle w:val="Heading2"/>
@@ -15758,9 +16981,9 @@
         <w:t xml:space="preserve">la tarifa regulada accesible, con subsidio cruzado y cofinanciación 3 años, es parte del diseño. Sin tarifa, la planta cierra.</w:t>
       </w:r>
     </w:p>
-    <w:bookmarkEnd w:id="76"/>
-    <w:bookmarkEnd w:id="77"/>
-    <w:bookmarkStart w:id="91" w:name="X4f62eec2f5b561c9a3006ff1624de90841123b4"/>
+    <w:bookmarkEnd w:id="83"/>
+    <w:bookmarkEnd w:id="84"/>
+    <w:bookmarkStart w:id="98" w:name="X4f62eec2f5b561c9a3006ff1624de90841123b4"/>
     <w:p>
       <w:pPr>
         <w:pStyle w:val="Heading1"/>
@@ -15801,7 +17024,7 @@
         <w:t xml:space="preserve">En 2025 el turismo generó $11.166 millones de dólares en divisas, superando por primera vez al carbón y al café juntos. El problema no es volumen, es distribución: el 92% de las reservas se concentra en Bogotá, Medellín y Cartagena.</w:t>
       </w:r>
     </w:p>
-    <w:bookmarkStart w:id="78" w:name="lo-que-el-programa-ya-da-a-las-ciudades"/>
+    <w:bookmarkStart w:id="85" w:name="lo-que-el-programa-ya-da-a-las-ciudades"/>
     <w:p>
       <w:pPr>
         <w:pStyle w:val="Heading2"/>
@@ -16025,8 +17248,8 @@
         </w:tc>
       </w:tr>
     </w:tbl>
-    <w:bookmarkEnd w:id="78"/>
-    <w:bookmarkStart w:id="79" w:name="X6effa46f43b0d00bec6789a5d55d6a8fdf78fc2"/>
+    <w:bookmarkEnd w:id="85"/>
+    <w:bookmarkStart w:id="86" w:name="X6effa46f43b0d00bec6789a5d55d6a8fdf78fc2"/>
     <w:p>
       <w:pPr>
         <w:pStyle w:val="Heading2"/>
@@ -16373,8 +17596,8 @@
         <w:t xml:space="preserve">La congestión de Bogotá cuesta ~$15 billones/año. Tres medidas de costo cero: incentivo tributario del 130% para teletrabajo verificable del 20% de la nómina; estándar técnico de conectividad domiciliaria como condición de las concesiones de espectro; y horarios escalonados en entidades del Estado en ciudades de más de 500.000 habitantes.</w:t>
       </w:r>
     </w:p>
-    <w:bookmarkEnd w:id="79"/>
-    <w:bookmarkStart w:id="88" w:name="X3bb78ace0de402ec778ca3bbacad90ae0c7952d"/>
+    <w:bookmarkEnd w:id="86"/>
+    <w:bookmarkStart w:id="95" w:name="X3bb78ace0de402ec778ca3bbacad90ae0c7952d"/>
     <w:p>
       <w:pPr>
         <w:pStyle w:val="Heading2"/>
@@ -16519,7 +17742,7 @@
         <w:t xml:space="preserve">a los nodos, no los reemplaza.</w:t>
       </w:r>
     </w:p>
-    <w:bookmarkStart w:id="80" w:name="X341be06a04fa5cc37ba2f7ed5953662c8f247e0"/>
+    <w:bookmarkStart w:id="87" w:name="X341be06a04fa5cc37ba2f7ed5953662c8f247e0"/>
     <w:p>
       <w:pPr>
         <w:pStyle w:val="Heading3"/>
@@ -16753,8 +17976,8 @@
         </w:tc>
       </w:tr>
     </w:tbl>
-    <w:bookmarkEnd w:id="80"/>
-    <w:bookmarkStart w:id="81" w:name="X3a26c1fbb94e9c58c15e5ffc2bc14e60aa837a2"/>
+    <w:bookmarkEnd w:id="87"/>
+    <w:bookmarkStart w:id="88" w:name="X3a26c1fbb94e9c58c15e5ffc2bc14e60aa837a2"/>
     <w:p>
       <w:pPr>
         <w:pStyle w:val="Heading3"/>
@@ -17006,8 +18229,8 @@
         </w:tc>
       </w:tr>
     </w:tbl>
-    <w:bookmarkEnd w:id="81"/>
-    <w:bookmarkStart w:id="82" w:name="X5826c0a2fdfb3dc8e5e521d287a14b0893cfbf6"/>
+    <w:bookmarkEnd w:id="88"/>
+    <w:bookmarkStart w:id="89" w:name="X5826c0a2fdfb3dc8e5e521d287a14b0893cfbf6"/>
     <w:p>
       <w:pPr>
         <w:pStyle w:val="Heading3"/>
@@ -17271,8 +18494,8 @@
         </w:tc>
       </w:tr>
     </w:tbl>
-    <w:bookmarkEnd w:id="82"/>
-    <w:bookmarkStart w:id="83" w:name="X12441944bc318c15c36eface9a40d0d7ffe3aed"/>
+    <w:bookmarkEnd w:id="89"/>
+    <w:bookmarkStart w:id="90" w:name="X12441944bc318c15c36eface9a40d0d7ffe3aed"/>
     <w:p>
       <w:pPr>
         <w:pStyle w:val="Heading3"/>
@@ -17522,8 +18745,8 @@
         </w:tc>
       </w:tr>
     </w:tbl>
-    <w:bookmarkEnd w:id="83"/>
-    <w:bookmarkStart w:id="84" w:name="Xfc0331b83edd36c564078cedb0f8608d2c60049"/>
+    <w:bookmarkEnd w:id="90"/>
+    <w:bookmarkStart w:id="91" w:name="Xfc0331b83edd36c564078cedb0f8608d2c60049"/>
     <w:p>
       <w:pPr>
         <w:pStyle w:val="Heading3"/>
@@ -17775,8 +18998,8 @@
         </w:tc>
       </w:tr>
     </w:tbl>
-    <w:bookmarkEnd w:id="84"/>
-    <w:bookmarkStart w:id="85" w:name="f.-la-ciudad-que-funciona"/>
+    <w:bookmarkEnd w:id="91"/>
+    <w:bookmarkStart w:id="92" w:name="f.-la-ciudad-que-funciona"/>
     <w:p>
       <w:pPr>
         <w:pStyle w:val="Heading3"/>
@@ -17793,8 +19016,8 @@
         <w:t xml:space="preserve">La congestión y la fricción urbana son un impuesto directo a la productividad de quien ya trabaja. Las palancas ya están en 12.2 (interoperabilidad del transporte, teletrabajo, formalización urbana); este módulo las reconoce explícitamente como política de productividad, no solo de movilidad.</w:t>
       </w:r>
     </w:p>
-    <w:bookmarkEnd w:id="85"/>
-    <w:bookmarkStart w:id="86" w:name="Xd443673e4132f70adfc516fc7bc8560ee242af9"/>
+    <w:bookmarkEnd w:id="92"/>
+    <w:bookmarkStart w:id="93" w:name="Xd443673e4132f70adfc516fc7bc8560ee242af9"/>
     <w:p>
       <w:pPr>
         <w:pStyle w:val="Heading3"/>
@@ -18032,8 +19255,8 @@
         </w:tc>
       </w:tr>
     </w:tbl>
-    <w:bookmarkEnd w:id="86"/>
-    <w:bookmarkStart w:id="87" w:name="una-advertencia-honesta"/>
+    <w:bookmarkEnd w:id="93"/>
+    <w:bookmarkStart w:id="94" w:name="una-advertencia-honesta"/>
     <w:p>
       <w:pPr>
         <w:pStyle w:val="Heading3"/>
@@ -18082,9 +19305,9 @@
         <w:t xml:space="preserve">(no a las grandes), ata todo apoyo a competencia y desempeño, y corre en paralelo a los nodos, no en su lugar. La tensión entre competitividad nacional y justicia territorial es real; el plan la asume con los ojos abiertos en vez de fingir que no existe.</w:t>
       </w:r>
     </w:p>
-    <w:bookmarkEnd w:id="87"/>
-    <w:bookmarkEnd w:id="88"/>
-    <w:bookmarkStart w:id="89" w:name="X1bba574aa25410650f7841df1158dd6ea3828c5"/>
+    <w:bookmarkEnd w:id="94"/>
+    <w:bookmarkEnd w:id="95"/>
+    <w:bookmarkStart w:id="96" w:name="X1bba574aa25410650f7841df1158dd6ea3828c5"/>
     <w:p>
       <w:pPr>
         <w:pStyle w:val="Heading2"/>
@@ -18546,8 +19769,8 @@
         </w:tc>
       </w:tr>
     </w:tbl>
-    <w:bookmarkEnd w:id="89"/>
-    <w:bookmarkStart w:id="90" w:name="Xf79264da502ae9ac5a1795ed90ae6eedd6d1f37"/>
+    <w:bookmarkEnd w:id="96"/>
+    <w:bookmarkStart w:id="97" w:name="Xf79264da502ae9ac5a1795ed90ae6eedd6d1f37"/>
     <w:p>
       <w:pPr>
         <w:pStyle w:val="Heading2"/>
@@ -18652,9 +19875,9 @@
         <w:t xml:space="preserve">.</w:t>
       </w:r>
     </w:p>
-    <w:bookmarkEnd w:id="90"/>
-    <w:bookmarkEnd w:id="91"/>
-    <w:bookmarkStart w:id="102" w:name="X3356fa1ebf2d69c2684f142fc61bec6de18686a"/>
+    <w:bookmarkEnd w:id="97"/>
+    <w:bookmarkEnd w:id="98"/>
+    <w:bookmarkStart w:id="109" w:name="X3356fa1ebf2d69c2684f142fc61bec6de18686a"/>
     <w:p>
       <w:pPr>
         <w:pStyle w:val="Heading1"/>
@@ -18683,7 +19906,7 @@
         <w:t xml:space="preserve">Este frente no es sobre valores declarados, es sobre la arquitectura institucional que los convierte en práctica verificable. La ética no cambia con campañas: cambia cuando se rediseña qué se premia y qué se castiga. El antirracismo y el anticlasismo no avanzan con discursos: avanzan cuando las brechas se miden, se publican y se vuelven indicadores de gestión.</w:t>
       </w:r>
     </w:p>
-    <w:bookmarkStart w:id="92" w:name="austeridad-republicana"/>
+    <w:bookmarkStart w:id="99" w:name="austeridad-republicana"/>
     <w:p>
       <w:pPr>
         <w:pStyle w:val="Heading2"/>
@@ -18959,8 +20182,8 @@
         </w:tc>
       </w:tr>
     </w:tbl>
-    <w:bookmarkEnd w:id="92"/>
-    <w:bookmarkStart w:id="93" w:name="Xbe1bc1ffe34ded2f92eda4082bd128705780a83"/>
+    <w:bookmarkEnd w:id="99"/>
+    <w:bookmarkStart w:id="100" w:name="Xbe1bc1ffe34ded2f92eda4082bd128705780a83"/>
     <w:p>
       <w:pPr>
         <w:pStyle w:val="Heading2"/>
@@ -19329,8 +20552,8 @@
         <w:t xml:space="preserve">del escenario base, no como la fuente que financia compromisos duros (ver Cuadro Fiscal). Los ahorros de eficiencia son históricamente difíciles de capturar a la escala proyectada; no se construye sobre ellos ningún gasto que no pueda sostenerse sin ellos.</w:t>
       </w:r>
     </w:p>
-    <w:bookmarkEnd w:id="93"/>
-    <w:bookmarkStart w:id="94" w:name="Xfebf870c2c394019a95ecc0180aa7025eb2a4af"/>
+    <w:bookmarkEnd w:id="100"/>
+    <w:bookmarkStart w:id="101" w:name="Xfebf870c2c394019a95ecc0180aa7025eb2a4af"/>
     <w:p>
       <w:pPr>
         <w:pStyle w:val="Heading2"/>
@@ -19664,8 +20887,8 @@
         </w:tc>
       </w:tr>
     </w:tbl>
-    <w:bookmarkEnd w:id="94"/>
-    <w:bookmarkStart w:id="95" w:name="X021ffd85052d4393a2d0f56afd4a3ff51f9fae0"/>
+    <w:bookmarkEnd w:id="101"/>
+    <w:bookmarkStart w:id="102" w:name="X021ffd85052d4393a2d0f56afd4a3ff51f9fae0"/>
     <w:p>
       <w:pPr>
         <w:pStyle w:val="Heading2"/>
@@ -19970,8 +21193,8 @@
         </w:tc>
       </w:tr>
     </w:tbl>
-    <w:bookmarkEnd w:id="95"/>
-    <w:bookmarkStart w:id="96" w:name="Xf5b4c686dba9c5577ecb87553f8f18292bc15b9"/>
+    <w:bookmarkEnd w:id="102"/>
+    <w:bookmarkStart w:id="103" w:name="Xf5b4c686dba9c5577ecb87553f8f18292bc15b9"/>
     <w:p>
       <w:pPr>
         <w:pStyle w:val="Heading2"/>
@@ -20247,8 +21470,8 @@
         </w:tc>
       </w:tr>
     </w:tbl>
-    <w:bookmarkEnd w:id="96"/>
-    <w:bookmarkStart w:id="97" w:name="X6089359649d7a4a7f1dd461f2e4ee211200a0d9"/>
+    <w:bookmarkEnd w:id="103"/>
+    <w:bookmarkStart w:id="104" w:name="X6089359649d7a4a7f1dd461f2e4ee211200a0d9"/>
     <w:p>
       <w:pPr>
         <w:pStyle w:val="Heading2"/>
@@ -20695,8 +21918,8 @@
         <w:t xml:space="preserve">en el período, por reasignación, corrección de brechas y formalización, no por nueva deuda.</w:t>
       </w:r>
     </w:p>
-    <w:bookmarkEnd w:id="97"/>
-    <w:bookmarkStart w:id="98" w:name="X380695f0c27088be8e420774f4e23f7c12a3c46"/>
+    <w:bookmarkEnd w:id="104"/>
+    <w:bookmarkStart w:id="105" w:name="X380695f0c27088be8e420774f4e23f7c12a3c46"/>
     <w:p>
       <w:pPr>
         <w:pStyle w:val="Heading2"/>
@@ -21018,8 +22241,8 @@
         </w:tc>
       </w:tr>
     </w:tbl>
-    <w:bookmarkEnd w:id="98"/>
-    <w:bookmarkStart w:id="99" w:name="los-ocho-mecanismos-de-diseño"/>
+    <w:bookmarkEnd w:id="105"/>
+    <w:bookmarkStart w:id="106" w:name="los-ocho-mecanismos-de-diseño"/>
     <w:p>
       <w:pPr>
         <w:pStyle w:val="Heading2"/>
@@ -21409,8 +22632,8 @@
         <w:t xml:space="preserve">. Una regla binaria robusta (alerta roja → congela desembolso) resiste la captura mejor que una fórmula elegante de siete variables con pesos exactos. Donde un mecanismo sea fino y gameable, se simplifica. La elegancia no es el objetivo, la resistencia a la captura sí.</w:t>
       </w:r>
     </w:p>
-    <w:bookmarkEnd w:id="99"/>
-    <w:bookmarkStart w:id="100" w:name="X48788df1506cb0a5518aa91f8d345153bda9c42"/>
+    <w:bookmarkEnd w:id="106"/>
+    <w:bookmarkStart w:id="107" w:name="X48788df1506cb0a5518aa91f8d345153bda9c42"/>
     <w:p>
       <w:pPr>
         <w:pStyle w:val="Heading2"/>
@@ -21801,8 +23024,8 @@
         </w:tc>
       </w:tr>
     </w:tbl>
-    <w:bookmarkEnd w:id="100"/>
-    <w:bookmarkStart w:id="101" w:name="X3427fda87ec4dbe2d4edb93053a5ae465351199"/>
+    <w:bookmarkEnd w:id="107"/>
+    <w:bookmarkStart w:id="108" w:name="X3427fda87ec4dbe2d4edb93053a5ae465351199"/>
     <w:p>
       <w:pPr>
         <w:pStyle w:val="Heading2"/>
@@ -22086,9 +23309,9 @@
         <w:t xml:space="preserve">El mecanismo más poderoso no es el castigo después del robo, es hacer que robar sea más difícil y costoso que cumplir. Cuando el alcalde sabe que la rendición en vivo tiene audiencia, que el interventor no lo eligió él, que el veedor tiene protección, y que perder los recursos del nodo destruye su capital político, el cálculo cambia. Eso es diseño de mecanismos: cambiar el cálculo sin cambiar a las personas.</w:t>
       </w:r>
     </w:p>
-    <w:bookmarkEnd w:id="101"/>
-    <w:bookmarkEnd w:id="102"/>
-    <w:bookmarkStart w:id="112" w:name="Xbc642ba39422177b7a477569c28a5373a2663f2"/>
+    <w:bookmarkEnd w:id="108"/>
+    <w:bookmarkEnd w:id="109"/>
+    <w:bookmarkStart w:id="119" w:name="Xbc642ba39422177b7a477569c28a5373a2663f2"/>
     <w:p>
       <w:pPr>
         <w:pStyle w:val="Heading1"/>
@@ -22128,7 +23351,7 @@
         <w:t xml:space="preserve">. Es: ¿podemos diseñar una institución tan valiosa que no querer servir sea la excepción? Si el servicio da competencias reales, conecta clases y contribuye a algo que importa, la voluntariedad emerge del valor, y la universalidad garantiza que eso ocurra para todos.</w:t>
       </w:r>
     </w:p>
-    <w:bookmarkStart w:id="103" w:name="por-qué-el-modelo-actual-falla"/>
+    <w:bookmarkStart w:id="110" w:name="por-qué-el-modelo-actual-falla"/>
     <w:p>
       <w:pPr>
         <w:pStyle w:val="Heading2"/>
@@ -22381,8 +23604,8 @@
         </w:tc>
       </w:tr>
     </w:tbl>
-    <w:bookmarkEnd w:id="103"/>
-    <w:bookmarkStart w:id="104" w:name="X8f4dbd14b20fbf0212aedf6d78669c95af2197b"/>
+    <w:bookmarkEnd w:id="110"/>
+    <w:bookmarkStart w:id="111" w:name="X8f4dbd14b20fbf0212aedf6d78669c95af2197b"/>
     <w:p>
       <w:pPr>
         <w:pStyle w:val="Heading2"/>
@@ -22665,8 +23888,8 @@
         </w:tc>
       </w:tr>
     </w:tbl>
-    <w:bookmarkEnd w:id="104"/>
-    <w:bookmarkStart w:id="105" w:name="X2ab33b8e26a824172e96759dd37ec715d0bd7d5"/>
+    <w:bookmarkEnd w:id="111"/>
+    <w:bookmarkStart w:id="112" w:name="X2ab33b8e26a824172e96759dd37ec715d0bd7d5"/>
     <w:p>
       <w:pPr>
         <w:pStyle w:val="Heading2"/>
@@ -23074,8 +24297,8 @@
         </w:tc>
       </w:tr>
     </w:tbl>
-    <w:bookmarkEnd w:id="105"/>
-    <w:bookmarkStart w:id="106" w:name="los-cuatro-mecanismos-de-diseño"/>
+    <w:bookmarkEnd w:id="112"/>
+    <w:bookmarkStart w:id="113" w:name="los-cuatro-mecanismos-de-diseño"/>
     <w:p>
       <w:pPr>
         <w:pStyle w:val="Heading2"/>
@@ -23156,8 +24379,8 @@
         <w:t xml:space="preserve">Además de la certificación SENA: 5 puntos en concursos de la Alta Dirección Pública, puntaje adicional en becas del Icetex y acceso prioritario al crédito del Banco Agrario. Beneficios atados a la credencial (emitida por el SENA, entidad de carrera autónoma), no al gobierno que la otorgó.</w:t>
       </w:r>
     </w:p>
-    <w:bookmarkEnd w:id="106"/>
-    <w:bookmarkStart w:id="107" w:name="X73188e79240bf31e3872e4b857e6e02a31de94f"/>
+    <w:bookmarkEnd w:id="113"/>
+    <w:bookmarkStart w:id="114" w:name="X73188e79240bf31e3872e4b857e6e02a31de94f"/>
     <w:p>
       <w:pPr>
         <w:pStyle w:val="Heading2"/>
@@ -23401,8 +24624,8 @@
         <w:t xml:space="preserve">si en el Año 2 la participación voluntaria supera el 80% de la meta, la universalidad obligatoria entra sin resistencia. Si no, la meta del Año 2 se recorre, pero no se abandona la universalidad: se revisa el valor del servicio, no la ambición.</w:t>
       </w:r>
     </w:p>
-    <w:bookmarkEnd w:id="107"/>
-    <w:bookmarkStart w:id="108" w:name="lo-que-produce-el-triple-resultado"/>
+    <w:bookmarkEnd w:id="114"/>
+    <w:bookmarkStart w:id="115" w:name="lo-que-produce-el-triple-resultado"/>
     <w:p>
       <w:pPr>
         <w:pStyle w:val="Heading2"/>
@@ -23628,8 +24851,8 @@
         </w:tc>
       </w:tr>
     </w:tbl>
-    <w:bookmarkEnd w:id="108"/>
-    <w:bookmarkStart w:id="109" w:name="dih-y-ética-no-negociable"/>
+    <w:bookmarkEnd w:id="115"/>
+    <w:bookmarkStart w:id="116" w:name="dih-y-ética-no-negociable"/>
     <w:p>
       <w:pPr>
         <w:pStyle w:val="Heading2"/>
@@ -23646,8 +24869,8 @@
         <w:t xml:space="preserve">80 horas obligatorias de DIH y ética militar (modalidad de defensa) y 40 de derechos fundamentales (ambiental y comunitaria), con peso igual al desempeño técnico. Una calificación deficiente bloquea el ascenso. Toda denuncia de violación de derechos tiene canal expedito (respuesta máx. 10 días) y protección al denunciante. La responsabilidad de mando aplica desde el primer día.</w:t>
       </w:r>
     </w:p>
-    <w:bookmarkEnd w:id="109"/>
-    <w:bookmarkStart w:id="110" w:name="costo-fiscal-con-honestidad"/>
+    <w:bookmarkEnd w:id="116"/>
+    <w:bookmarkStart w:id="117" w:name="costo-fiscal-con-honestidad"/>
     <w:p>
       <w:pPr>
         <w:pStyle w:val="Heading2"/>
@@ -24328,8 +25551,8 @@
         <w:t xml:space="preserve">se materializan, pero el programa no asume que se materializan. Las dos descargas (valor producido por brigadas y subsidios desplazados) son verificables y se mantienen como compensación; la optimización del Estado se trata como margen adicional, no como supuesto que cierra la cuenta.</w:t>
       </w:r>
     </w:p>
-    <w:bookmarkEnd w:id="110"/>
-    <w:bookmarkStart w:id="111" w:name="X520263755f37ebc0e296910b9442e90a6499dff"/>
+    <w:bookmarkEnd w:id="117"/>
+    <w:bookmarkStart w:id="118" w:name="X520263755f37ebc0e296910b9442e90a6499dff"/>
     <w:p>
       <w:pPr>
         <w:pStyle w:val="Heading2"/>
@@ -24560,9 +25783,9 @@
         </w:pict>
       </w:r>
     </w:p>
-    <w:bookmarkEnd w:id="111"/>
-    <w:bookmarkEnd w:id="112"/>
-    <w:bookmarkStart w:id="113" w:name="X3faac5e722218683f840905436c1ce8f1f456b4"/>
+    <w:bookmarkEnd w:id="118"/>
+    <w:bookmarkEnd w:id="119"/>
+    <w:bookmarkStart w:id="120" w:name="X3faac5e722218683f840905436c1ce8f1f456b4"/>
     <w:p>
       <w:pPr>
         <w:pStyle w:val="Heading1"/>
@@ -24939,8 +26162,8 @@
         </w:pict>
       </w:r>
     </w:p>
-    <w:bookmarkEnd w:id="113"/>
-    <w:bookmarkStart w:id="117" w:name="viabilidad-jurídica-de-los-mecanismos"/>
+    <w:bookmarkEnd w:id="120"/>
+    <w:bookmarkStart w:id="124" w:name="viabilidad-jurídica-de-los-mecanismos"/>
     <w:p>
       <w:pPr>
         <w:pStyle w:val="Heading1"/>
@@ -24995,7 +26218,7 @@
         <w:t xml:space="preserve">Verificación (junio 2026): esta clasificación se contrastó con el estado actual del derecho colombiano. Hallazgos: (a) la Jurisdicción Agraria y Rural ya está creada (AL 03/2023 + Ley Estatutaria 2570/2026), el plan la implementa, no la crea; (b) el catastro multipropósito ya es servicio público (Ley 1955/2019, Decreto 148/2020), ejecutable por vía administrativa; (c) la objeción de conciencia exige ley estatutaria y su diseño es constitucionalmente discutible; (d) la interventoría nacional sobre territorios y la condicionalidad de transferencias constitucionales (SGP/regalías) no se logran por decreto/circular. Las filas afectadas están marcadas.</w:t>
       </w:r>
     </w:p>
-    <w:bookmarkStart w:id="114" w:name="qué-puede-cada-instrumento"/>
+    <w:bookmarkStart w:id="121" w:name="qué-puede-cada-instrumento"/>
     <w:p>
       <w:pPr>
         <w:pStyle w:val="Heading2"/>
@@ -25376,8 +26599,8 @@
         </w:tc>
       </w:tr>
     </w:tbl>
-    <w:bookmarkEnd w:id="114"/>
-    <w:bookmarkStart w:id="115" w:name="Xe6c0699dc55585295c7afbed3421e73e8534581"/>
+    <w:bookmarkEnd w:id="121"/>
+    <w:bookmarkStart w:id="122" w:name="Xe6c0699dc55585295c7afbed3421e73e8534581"/>
     <w:p>
       <w:pPr>
         <w:pStyle w:val="Heading2"/>
@@ -26400,8 +27623,8 @@
         </w:tc>
       </w:tr>
     </w:tbl>
-    <w:bookmarkEnd w:id="115"/>
-    <w:bookmarkStart w:id="116" w:name="la-estrategia-de-secuencia-legislativa"/>
+    <w:bookmarkEnd w:id="122"/>
+    <w:bookmarkStart w:id="123" w:name="la-estrategia-de-secuencia-legislativa"/>
     <w:p>
       <w:pPr>
         <w:pStyle w:val="Heading2"/>
@@ -26454,9 +27677,9 @@
         </w:pict>
       </w:r>
     </w:p>
-    <w:bookmarkEnd w:id="116"/>
-    <w:bookmarkEnd w:id="117"/>
-    <w:bookmarkStart w:id="123" w:name="cuadro-fiscal-de-dos-escenarios"/>
+    <w:bookmarkEnd w:id="123"/>
+    <w:bookmarkEnd w:id="124"/>
+    <w:bookmarkStart w:id="130" w:name="cuadro-fiscal-de-dos-escenarios"/>
     <w:p>
       <w:pPr>
         <w:pStyle w:val="Heading1"/>
@@ -26486,7 +27709,7 @@
         <w:t xml:space="preserve">.</w:t>
       </w:r>
     </w:p>
-    <w:bookmarkStart w:id="118" w:name="punto-de-partida"/>
+    <w:bookmarkStart w:id="125" w:name="punto-de-partida"/>
     <w:p>
       <w:pPr>
         <w:pStyle w:val="Heading2"/>
@@ -26503,8 +27726,8 @@
         <w:t xml:space="preserve">Déficit ~6.4-7% del PIB; deuda hacia el 70%; calificación BB; 1 de cada 3 pesos del presupuesto en intereses.</w:t>
       </w:r>
     </w:p>
-    <w:bookmarkEnd w:id="118"/>
-    <w:bookmarkStart w:id="119" w:name="escenario-base-sin-reforma-tributaria"/>
+    <w:bookmarkEnd w:id="125"/>
+    <w:bookmarkStart w:id="126" w:name="escenario-base-sin-reforma-tributaria"/>
     <w:p>
       <w:pPr>
         <w:pStyle w:val="Heading2"/>
@@ -26812,8 +28035,8 @@
         <w:t xml:space="preserve">Ningún compromiso duro del núcleo se construye sobre el dividendo ético ni sobre la reforma tributaria.</w:t>
       </w:r>
     </w:p>
-    <w:bookmarkEnd w:id="119"/>
-    <w:bookmarkStart w:id="120" w:name="X469a5fa7720b6041b511ba7c856f00452ca54b6"/>
+    <w:bookmarkEnd w:id="126"/>
+    <w:bookmarkStart w:id="127" w:name="X469a5fa7720b6041b511ba7c856f00452ca54b6"/>
     <w:p>
       <w:pPr>
         <w:pStyle w:val="Heading2"/>
@@ -26938,8 +28161,8 @@
         <w:t xml:space="preserve">y adelanta la universalidad del Servicio, no habilita el núcleo, lo expande.</w:t>
       </w:r>
     </w:p>
-    <w:bookmarkEnd w:id="120"/>
-    <w:bookmarkStart w:id="121" w:name="senda-de-déficit-reconciliada"/>
+    <w:bookmarkEnd w:id="127"/>
+    <w:bookmarkStart w:id="128" w:name="senda-de-déficit-reconciliada"/>
     <w:p>
       <w:pPr>
         <w:pStyle w:val="Heading2"/>
@@ -27162,8 +28385,8 @@
         </w:tc>
       </w:tr>
     </w:tbl>
-    <w:bookmarkEnd w:id="121"/>
-    <w:bookmarkStart w:id="122" w:name="X9c418e63bddc0f86d9f158c9fa2c10f39119c03"/>
+    <w:bookmarkEnd w:id="128"/>
+    <w:bookmarkStart w:id="129" w:name="X9c418e63bddc0f86d9f158c9fa2c10f39119c03"/>
     <w:p>
       <w:pPr>
         <w:pStyle w:val="Heading2"/>
@@ -27406,9 +28629,9 @@
         </w:pict>
       </w:r>
     </w:p>
-    <w:bookmarkEnd w:id="122"/>
-    <w:bookmarkEnd w:id="123"/>
-    <w:bookmarkStart w:id="124" w:name="fundamentos-en-la-investigación-reciente"/>
+    <w:bookmarkEnd w:id="129"/>
+    <w:bookmarkEnd w:id="130"/>
+    <w:bookmarkStart w:id="131" w:name="fundamentos-en-la-investigación-reciente"/>
     <w:p>
       <w:pPr>
         <w:pStyle w:val="Heading1"/>
@@ -28181,8 +29404,8 @@
         </w:pict>
       </w:r>
     </w:p>
-    <w:bookmarkEnd w:id="124"/>
-    <w:bookmarkStart w:id="128" w:name="X63812107fc27b9894e947da83252cc3e34ce294"/>
+    <w:bookmarkEnd w:id="131"/>
+    <w:bookmarkStart w:id="135" w:name="X63812107fc27b9894e947da83252cc3e34ce294"/>
     <w:p>
       <w:pPr>
         <w:pStyle w:val="Heading1"/>
@@ -28217,7 +29440,7 @@
         <w:t xml:space="preserve">En 2025 el país logró el desempleo más bajo del siglo, pero la productividad por trabajador cayó cerca de 3,1% entre 2022 y 2025 y la productividad total de los factores apenas creció 0,9%. El empleo nuevo se concentra en servicios de baja productividad y el paso de trabajadores hacia sectores más productivos se redujo a la mitad en una década. Crear empleo formal y subir la productividad no son lo mismo, y el país lleva años demostrándolo. Sin productividad no hay competitividad, y sin competitividad el empleo que se crea es frágil.</w:t>
       </w:r>
     </w:p>
-    <w:bookmarkStart w:id="125" w:name="el-objetivo-nacional-con-metas-duras"/>
+    <w:bookmarkStart w:id="132" w:name="el-objetivo-nacional-con-metas-duras"/>
     <w:p>
       <w:pPr>
         <w:pStyle w:val="Heading2"/>
@@ -28601,8 +29824,8 @@
         <w:t xml:space="preserve">La productividad deja de ser un subproducto esperado y se vuelve un objetivo medido, con dueño y con tablero público, anclado al Sistema Nacional de Competitividad que ya existe en Colombia (Consejo Privado de Competitividad + DNP + DANE).</w:t>
       </w:r>
     </w:p>
-    <w:bookmarkEnd w:id="125"/>
-    <w:bookmarkStart w:id="126" w:name="las-palancas-fuertes-en-orden"/>
+    <w:bookmarkEnd w:id="132"/>
+    <w:bookmarkStart w:id="133" w:name="las-palancas-fuertes-en-orden"/>
     <w:p>
       <w:pPr>
         <w:pStyle w:val="Heading2"/>
@@ -28638,7 +29861,7 @@
         <w:t xml:space="preserve"> </w:t>
       </w:r>
       <w:r>
-        <w:t xml:space="preserve">La palanca de fondo y la más subestimada. El título convierte tierra muerta en colateral, el colateral en crédito, el crédito en la inversión que hoy falta, y el registro permite que la tierra fluya hacia quien la usa mejor. Ataca de raíz la mala asignación de recursos, que es el corazón del problema de productividad. Y ya tiene piso legal (servicio público desde 2019): es ejecución y financiación, no un pedido al Congreso.</w:t>
+        <w:t xml:space="preserve">La palanca de fondo y la más subestimada. El título convierte tierra muerta en colateral, el colateral en crédito, el crédito en la inversión que hoy falta, y el registro permite que la tierra fluya hacia quien la usa mejor. Ataca de raíz la mala asignación de recursos, que es el corazón del problema de productividad. Ya tiene piso legal (servicio público desde 2019): es ejecución y financiación, no un pedido al Congreso. El Módulo de Productividad Rural del Frente II convierte esa titulación en productividad medida (rendimiento por hectárea, valor agregado local, exportación agro).</w:t>
       </w:r>
     </w:p>
     <w:p>
@@ -28698,13 +29921,13 @@
           <w:bCs/>
           <w:b/>
         </w:rPr>
-        <w:t xml:space="preserve">Difusión tecnológica y de gestión (Módulo de Productividad Urbana, 12.3).</w:t>
+        <w:t xml:space="preserve">Difusión tecnológica y de gestión (Módulos de Productividad Urbana 12.3 y Rural del Frente II).</w:t>
       </w:r>
       <w:r>
         <w:t xml:space="preserve"> </w:t>
       </w:r>
       <w:r>
-        <w:t xml:space="preserve">La mayor ganancia no está en inventar sino en que la firma promedio adopte lo que ya existe. El extensionismo para pymes mueve la media de todo el parque empresarial. Barato y enteramente ejecutivo.</w:t>
+        <w:t xml:space="preserve">La mayor ganancia no está en inventar sino en que el productor promedio adopte lo que ya existe. El extensionismo para pymes urbanas y la extensión agropecuaria moderna mueven la media de todo el aparato productivo, en la ciudad y en el campo. Barato y enteramente ejecutivo.</w:t>
       </w:r>
     </w:p>
     <w:p>
@@ -28813,8 +30036,8 @@
         <w:t xml:space="preserve">SENA dual pegado a los vectores de cada nodo, recualificación del trabajador en activo, reconocimiento de aprendizajes previos. La palanca más lenta y la de mayor retorno.</w:t>
       </w:r>
     </w:p>
-    <w:bookmarkEnd w:id="126"/>
-    <w:bookmarkStart w:id="127" w:name="Xe0242f5602f4db7493a3d4c5a801923b610b7a1"/>
+    <w:bookmarkEnd w:id="133"/>
+    <w:bookmarkStart w:id="134" w:name="Xe0242f5602f4db7493a3d4c5a801923b610b7a1"/>
     <w:p>
       <w:pPr>
         <w:pStyle w:val="Heading2"/>
@@ -28856,9 +30079,9 @@
         </w:pict>
       </w:r>
     </w:p>
-    <w:bookmarkEnd w:id="127"/>
-    <w:bookmarkEnd w:id="128"/>
-    <w:bookmarkStart w:id="131" w:name="secuencia-de-gobierno"/>
+    <w:bookmarkEnd w:id="134"/>
+    <w:bookmarkEnd w:id="135"/>
+    <w:bookmarkStart w:id="138" w:name="secuencia-de-gobierno"/>
     <w:p>
       <w:pPr>
         <w:pStyle w:val="Heading1"/>
@@ -28867,7 +30090,7 @@
         <w:t xml:space="preserve">Secuencia de Gobierno</w:t>
       </w:r>
     </w:p>
-    <w:bookmarkStart w:id="129" w:name="X3f19c8a57f0489f02498b4816e1596433230a25"/>
+    <w:bookmarkStart w:id="136" w:name="X3f19c8a57f0489f02498b4816e1596433230a25"/>
     <w:p>
       <w:pPr>
         <w:pStyle w:val="Heading2"/>
@@ -28974,8 +30197,8 @@
         <w:t xml:space="preserve">Mesas de trabajo con los directivos de las 10 entidades más críticas para negociar por anticipado los compromisos del Año 1, formalizados en actas públicas el día de posesión.</w:t>
       </w:r>
     </w:p>
-    <w:bookmarkEnd w:id="129"/>
-    <w:bookmarkStart w:id="130" w:name="tabla-de-secuencia"/>
+    <w:bookmarkEnd w:id="136"/>
+    <w:bookmarkStart w:id="137" w:name="tabla-de-secuencia"/>
     <w:p>
       <w:pPr>
         <w:pStyle w:val="Heading2"/>
@@ -29268,9 +30491,9 @@
         </w:pict>
       </w:r>
     </w:p>
-    <w:bookmarkEnd w:id="130"/>
-    <w:bookmarkEnd w:id="131"/>
-    <w:bookmarkStart w:id="132" w:name="medición-y-blindaje"/>
+    <w:bookmarkEnd w:id="137"/>
+    <w:bookmarkEnd w:id="138"/>
+    <w:bookmarkStart w:id="139" w:name="medición-y-blindaje"/>
     <w:p>
       <w:pPr>
         <w:pStyle w:val="Heading1"/>
@@ -30153,8 +31376,8 @@
         </w:pict>
       </w:r>
     </w:p>
-    <w:bookmarkEnd w:id="132"/>
-    <w:bookmarkStart w:id="133" w:name="riesgos-y-límites-honestos"/>
+    <w:bookmarkEnd w:id="139"/>
+    <w:bookmarkStart w:id="140" w:name="riesgos-y-límites-honestos"/>
     <w:p>
       <w:pPr>
         <w:pStyle w:val="Heading1"/>
@@ -30782,8 +32005,8 @@
         </w:pict>
       </w:r>
     </w:p>
-    <w:bookmarkEnd w:id="133"/>
-    <w:bookmarkStart w:id="134" w:name="el-patriotismo-como-resultado"/>
+    <w:bookmarkEnd w:id="140"/>
+    <w:bookmarkStart w:id="141" w:name="el-patriotismo-como-resultado"/>
     <w:p>
       <w:pPr>
         <w:pStyle w:val="Heading1"/>
@@ -30823,8 +32046,8 @@
         </w:pict>
       </w:r>
     </w:p>
-    <w:bookmarkEnd w:id="134"/>
-    <w:bookmarkStart w:id="138" w:name="hitos-de-credibilidad-política"/>
+    <w:bookmarkEnd w:id="141"/>
+    <w:bookmarkStart w:id="145" w:name="hitos-de-credibilidad-política"/>
     <w:p>
       <w:pPr>
         <w:pStyle w:val="Heading1"/>
@@ -30841,7 +32064,7 @@
         <w:t xml:space="preserve">Las victorias tempranas no tienen que ser las más grandes, tienen que ser las más irreversibles (y, ahora, las más legítimas).</w:t>
       </w:r>
     </w:p>
-    <w:bookmarkStart w:id="135" w:name="transición-mayo-julio-2026"/>
+    <w:bookmarkStart w:id="142" w:name="transición-mayo-julio-2026"/>
     <w:p>
       <w:pPr>
         <w:pStyle w:val="Heading2"/>
@@ -31094,8 +32317,8 @@
         </w:tc>
       </w:tr>
     </w:tbl>
-    <w:bookmarkEnd w:id="135"/>
-    <w:bookmarkStart w:id="136" w:name="X570d003b3f7a6d5463237df464eec852c2a2ca2"/>
+    <w:bookmarkEnd w:id="142"/>
+    <w:bookmarkStart w:id="143" w:name="X570d003b3f7a6d5463237df464eec852c2a2ca2"/>
     <w:p>
       <w:pPr>
         <w:pStyle w:val="Heading2"/>
@@ -31331,8 +32554,8 @@
         </w:tc>
       </w:tr>
     </w:tbl>
-    <w:bookmarkEnd w:id="136"/>
-    <w:bookmarkStart w:id="137" w:name="X6f4e29709717963d9784af7e46298c64eca3086"/>
+    <w:bookmarkEnd w:id="143"/>
+    <w:bookmarkStart w:id="144" w:name="X6f4e29709717963d9784af7e46298c64eca3086"/>
     <w:p>
       <w:pPr>
         <w:pStyle w:val="Heading2"/>
@@ -31782,9 +33005,9 @@
         </w:pict>
       </w:r>
     </w:p>
-    <w:bookmarkEnd w:id="137"/>
-    <w:bookmarkEnd w:id="138"/>
-    <w:bookmarkStart w:id="145" w:name="X812fbe57f7047e7cc2b3d123e211b38b27f1044"/>
+    <w:bookmarkEnd w:id="144"/>
+    <w:bookmarkEnd w:id="145"/>
+    <w:bookmarkStart w:id="152" w:name="X812fbe57f7047e7cc2b3d123e211b38b27f1044"/>
     <w:p>
       <w:pPr>
         <w:pStyle w:val="Heading1"/>
@@ -31877,7 +33100,7 @@
         <w:t xml:space="preserve">IRCTC, fundada en 1999 como subsidiaria de Ferrocarriles de la India, se convirtió en una de las plataformas de viajes más concurridas del mundo, con cientos de miles de reservas diarias. No compitió con Airbnb globalmente, dominó su propio mercado con acceso a infraestructura estatal que ningún privado podía tener. En 2019 salió a bolsa manteniendo el Estado la mayoría del capital. Ese es el modelo.</w:t>
       </w:r>
     </w:p>
-    <w:bookmarkStart w:id="139" w:name="X13e252fe4095065decc34bd8793323709d4f723"/>
+    <w:bookmarkStart w:id="146" w:name="X13e252fe4095065decc34bd8793323709d4f723"/>
     <w:p>
       <w:pPr>
         <w:pStyle w:val="Heading2"/>
@@ -32054,8 +33277,8 @@
         </w:tc>
       </w:tr>
     </w:tbl>
-    <w:bookmarkEnd w:id="139"/>
-    <w:bookmarkStart w:id="140" w:name="la-estructura-de-capital-mixto"/>
+    <w:bookmarkEnd w:id="146"/>
+    <w:bookmarkStart w:id="147" w:name="la-estructura-de-capital-mixto"/>
     <w:p>
       <w:pPr>
         <w:pStyle w:val="Heading2"/>
@@ -32281,8 +33504,8 @@
         </w:tc>
       </w:tr>
     </w:tbl>
-    <w:bookmarkEnd w:id="140"/>
-    <w:bookmarkStart w:id="141" w:name="Xc7cbb19aca36f8f2f8724853254f86e4657ef14"/>
+    <w:bookmarkEnd w:id="147"/>
+    <w:bookmarkStart w:id="148" w:name="Xc7cbb19aca36f8f2f8724853254f86e4657ef14"/>
     <w:p>
       <w:pPr>
         <w:pStyle w:val="Heading2"/>
@@ -32299,8 +33522,8 @@
         <w:t xml:space="preserve">Integración con infraestructura pública (disponibilidad de parques, estado de vías, permisos en territorios étnicos, alertas de seguridad por municipio desde la plataforma de trazabilidad), Airbnb no tiene acceso a esos datos. Verificación de calidad con consecuencias reales (el sello no es una estrella comprable sino certificación física del SENA; perderlo baja el ranking automáticamente). Comisión del 8% frente a 15-20% (la estructura de costos de Airbnb la obliga a comisiones altas; Colombia Viva no la tiene). Pagos sin fricción en moneda local (PSE, Nequi, Daviplata; integración con sistemas de Ecuador, Perú y Brasil), relaciones con el sistema financiero que a una empresa extranjera le toman años.</w:t>
       </w:r>
     </w:p>
-    <w:bookmarkEnd w:id="141"/>
-    <w:bookmarkStart w:id="142" w:name="el-modelo-financiero"/>
+    <w:bookmarkEnd w:id="148"/>
+    <w:bookmarkStart w:id="149" w:name="el-modelo-financiero"/>
     <w:p>
       <w:pPr>
         <w:pStyle w:val="Heading2"/>
@@ -32515,8 +33738,8 @@
         </w:tc>
       </w:tr>
     </w:tbl>
-    <w:bookmarkEnd w:id="142"/>
-    <w:bookmarkStart w:id="143" w:name="el-empleo-que-generaría"/>
+    <w:bookmarkEnd w:id="149"/>
+    <w:bookmarkStart w:id="150" w:name="el-empleo-que-generaría"/>
     <w:p>
       <w:pPr>
         <w:pStyle w:val="Heading2"/>
@@ -32739,8 +33962,8 @@
         </w:tc>
       </w:tr>
     </w:tbl>
-    <w:bookmarkEnd w:id="143"/>
-    <w:bookmarkStart w:id="144" w:name="riesgos-y-mitigaciones"/>
+    <w:bookmarkEnd w:id="150"/>
+    <w:bookmarkStart w:id="151" w:name="riesgos-y-mitigaciones"/>
     <w:p>
       <w:pPr>
         <w:pStyle w:val="Heading2"/>
@@ -32963,8 +34186,8 @@
         <w:t xml:space="preserve">Colombia Viva no es la plataforma que compite con Airbnb en San Francisco. Es la que dominaría el turismo colombiano y latinoamericano con ventajas inimitables: datos públicos integrados, certificación con consecuencias, comisiones a la mitad y operadores dueños de su canal. El modelo IRCTC demostró que funciona, la diferencia es que aquí sería en turismo, no en trenes.</w:t>
       </w:r>
     </w:p>
-    <w:bookmarkEnd w:id="144"/>
-    <w:bookmarkEnd w:id="145"/>
+    <w:bookmarkEnd w:id="151"/>
+    <w:bookmarkEnd w:id="152"/>
     <w:sectPr/>
   </w:body>
 </w:document>

--- a/dist/estado-en-el-territorio.docx
+++ b/dist/estado-en-el-territorio.docx
@@ -7,7 +7,7 @@
         <w:pStyle w:val="Title"/>
       </w:pPr>
       <w:r>
-        <w:t xml:space="preserve">Programa de Gobierno: Estado en el Territorio</w:t>
+        <w:t xml:space="preserve">PROGRAMA DE GOBIERNO: ESTADO EN EL TERRITORIO</w:t>
       </w:r>
     </w:p>
     <w:p>
@@ -65,7 +65,7 @@
         <w:pStyle w:val="Date"/>
       </w:pPr>
       <w:r>
-        <w:t xml:space="preserve">Versión</w:t>
+        <w:t xml:space="preserve">Version</w:t>
       </w:r>
       <w:r>
         <w:t xml:space="preserve"> </w:t>
@@ -83,19 +83,7 @@
         <w:t xml:space="preserve"> </w:t>
       </w:r>
       <w:r>
-        <w:t xml:space="preserve">integrada,</w:t>
-      </w:r>
-      <w:r>
-        <w:t xml:space="preserve"> </w:t>
-      </w:r>
-      <w:r>
-        <w:t xml:space="preserve">Junio</w:t>
-      </w:r>
-      <w:r>
-        <w:t xml:space="preserve"> </w:t>
-      </w:r>
-      <w:r>
-        <w:t xml:space="preserve">2026</w:t>
+        <w:t xml:space="preserve">integrada</w:t>
       </w:r>
     </w:p>
     <w:sdt>

--- a/dist/estado-en-el-territorio.docx
+++ b/dist/estado-en-el-territorio.docx
@@ -1356,7 +1356,7 @@
       </w:r>
     </w:p>
     <w:bookmarkEnd w:id="25"/>
-    <w:bookmarkStart w:id="40" w:name="Xd16ec2108e2c5e28b6f852db829a777dc5185f2"/>
+    <w:bookmarkStart w:id="59" w:name="Xd16ec2108e2c5e28b6f852db829a777dc5185f2"/>
     <w:p>
       <w:pPr>
         <w:pStyle w:val="Heading1"/>
@@ -1365,15 +1365,541 @@
         <w:t xml:space="preserve">3. La Columna Vertebral: Estado en el Territorio</w:t>
       </w:r>
     </w:p>
+    <w:bookmarkStart w:id="32" w:name="qué-es-un-nodo-en-lenguaje-claro"/>
+    <w:p>
+      <w:pPr>
+        <w:pStyle w:val="Heading2"/>
+      </w:pPr>
+      <w:r>
+        <w:t xml:space="preserve">3.0 Qué es un nodo, en lenguaje claro</w:t>
+      </w:r>
+    </w:p>
     <w:p>
       <w:pPr>
         <w:pStyle w:val="FirstParagraph"/>
       </w:pPr>
       <w:r>
-        <w:t xml:space="preserve">En cada nodo prioritario se despliegan simultáneamente seguridad + economía + servicios + instituciones + tierra. El problema de empleo y el de seguridad son el mismo problema, ausencia de Estado, y se resuelven juntos.</w:t>
-      </w:r>
-    </w:p>
-    <w:bookmarkStart w:id="26" w:name="fases-de-despliegue-por-nodo"/>
+        <w:t xml:space="preserve">Un nodo es un municipio donde el Estado llega completo y al mismo tiempo, en vez de llegar a pedazos y en años distintos.</w:t>
+      </w:r>
+    </w:p>
+    <w:p>
+      <w:pPr>
+        <w:pStyle w:val="BodyText"/>
+      </w:pPr>
+      <w:r>
+        <w:t xml:space="preserve">Hoy el Estado colombiano llega a la periferia en fragmentos que nunca se encuentran. La vía se construye un año, la escuela otro, el puesto de salud se inaugura sin médico, la seguridad no llega nunca o llega sola, sin nada detrás. Cada pieza, suelta, no alcanza para cambiar la vida de nadie: la carretera no sirve si no hay qué transportar, el título de tierra no sirve sin crédito ni asistencia técnica, la seguridad no se sostiene si el joven no tiene un empleo al cual irse. El resultado es un Estado caro que se siente ausente, porque ninguna de sus partes llega a masa crítica.</w:t>
+      </w:r>
+    </w:p>
+    <w:p>
+      <w:pPr>
+        <w:pStyle w:val="BodyText"/>
+      </w:pPr>
+      <w:r>
+        <w:t xml:space="preserve">El nodo invierte esa lógica. En lugar de repartir un poco de todo por todas partes, concentra todo lo que un territorio necesita en un mismo lugar y al mismo tiempo, hasta que ese lugar cambie de verdad. Después pasa al siguiente. Es la diferencia entre echarle una gota de agua a cien plantas y regar bien unas pocas hasta que den fruto.</w:t>
+      </w:r>
+    </w:p>
+    <w:bookmarkStart w:id="26" w:name="qué-trae-un-nodo"/>
+    <w:p>
+      <w:pPr>
+        <w:pStyle w:val="Heading3"/>
+      </w:pPr>
+      <w:r>
+        <w:t xml:space="preserve">Qué trae un nodo</w:t>
+      </w:r>
+    </w:p>
+    <w:p>
+      <w:pPr>
+        <w:pStyle w:val="FirstParagraph"/>
+      </w:pPr>
+      <w:r>
+        <w:t xml:space="preserve">Cinco cosas que entran juntas, no por separado:</w:t>
+      </w:r>
+    </w:p>
+    <w:p>
+      <w:pPr>
+        <w:numPr>
+          <w:ilvl w:val="0"/>
+          <w:numId w:val="1004"/>
+        </w:numPr>
+        <w:pStyle w:val="Compact"/>
+      </w:pPr>
+      <w:r>
+        <w:rPr>
+          <w:bCs/>
+          <w:b/>
+        </w:rPr>
+        <w:t xml:space="preserve">Seguridad</w:t>
+      </w:r>
+      <w:r>
+        <w:t xml:space="preserve">, para que el grupo armado deje de mandar, extorsionar y reclutar.</w:t>
+      </w:r>
+    </w:p>
+    <w:p>
+      <w:pPr>
+        <w:numPr>
+          <w:ilvl w:val="0"/>
+          <w:numId w:val="1004"/>
+        </w:numPr>
+        <w:pStyle w:val="Compact"/>
+      </w:pPr>
+      <w:r>
+        <w:rPr>
+          <w:bCs/>
+          <w:b/>
+        </w:rPr>
+        <w:t xml:space="preserve">Economía</w:t>
+      </w:r>
+      <w:r>
+        <w:t xml:space="preserve">, con vías, energía, riego, conectividad, crédito y compras del Estado que crean demanda real.</w:t>
+      </w:r>
+    </w:p>
+    <w:p>
+      <w:pPr>
+        <w:numPr>
+          <w:ilvl w:val="0"/>
+          <w:numId w:val="1004"/>
+        </w:numPr>
+        <w:pStyle w:val="Compact"/>
+      </w:pPr>
+      <w:r>
+        <w:rPr>
+          <w:bCs/>
+          <w:b/>
+        </w:rPr>
+        <w:t xml:space="preserve">Servicios</w:t>
+      </w:r>
+      <w:r>
+        <w:t xml:space="preserve">, con agua, salud y educación que funcionan, no que existen solo en el papel.</w:t>
+      </w:r>
+    </w:p>
+    <w:p>
+      <w:pPr>
+        <w:numPr>
+          <w:ilvl w:val="0"/>
+          <w:numId w:val="1004"/>
+        </w:numPr>
+        <w:pStyle w:val="Compact"/>
+      </w:pPr>
+      <w:r>
+        <w:rPr>
+          <w:bCs/>
+          <w:b/>
+        </w:rPr>
+        <w:t xml:space="preserve">Instituciones</w:t>
+      </w:r>
+      <w:r>
+        <w:t xml:space="preserve">, con un Estado que responde, contrata sin robar y resuelve conflictos.</w:t>
+      </w:r>
+    </w:p>
+    <w:p>
+      <w:pPr>
+        <w:numPr>
+          <w:ilvl w:val="0"/>
+          <w:numId w:val="1004"/>
+        </w:numPr>
+        <w:pStyle w:val="Compact"/>
+      </w:pPr>
+      <w:r>
+        <w:rPr>
+          <w:bCs/>
+          <w:b/>
+        </w:rPr>
+        <w:t xml:space="preserve">Tierra</w:t>
+      </w:r>
+      <w:r>
+        <w:t xml:space="preserve">, con catastro y titulación que vuelven al campesino dueño y sujeto de crédito.</w:t>
+      </w:r>
+    </w:p>
+    <w:p>
+      <w:pPr>
+        <w:pStyle w:val="FirstParagraph"/>
+      </w:pPr>
+      <w:r>
+        <w:t xml:space="preserve">La razón de que entren juntas es el corazón del modelo: cada una hace funcionar a las demás. La seguridad permite que llegue la inversión. La inversión crea empleo formal. El empleo formal le quita reclutas al grupo armado. El título de tierra se vuelve garantía para un crédito. El crédito financia la producción que la vía nueva puede sacar al mercado. Por separado, cada pieza fracasa, como ha fracasado durante décadas. Juntas, se sostienen unas a otras.</w:t>
+      </w:r>
+    </w:p>
+    <w:bookmarkEnd w:id="26"/>
+    <w:bookmarkStart w:id="27" w:name="cómo-funciona"/>
+    <w:p>
+      <w:pPr>
+        <w:pStyle w:val="Heading3"/>
+      </w:pPr>
+      <w:r>
+        <w:t xml:space="preserve">Cómo funciona</w:t>
+      </w:r>
+    </w:p>
+    <w:p>
+      <w:pPr>
+        <w:pStyle w:val="FirstParagraph"/>
+      </w:pPr>
+      <w:r>
+        <w:t xml:space="preserve">Un nodo no es permanente. Avanza por fases y se gradúa. Primero entra la seguridad y la presencia básica del Estado (tropa, juez, médico y maestro llegan en semanas, no en años). Luego se activan la economía y los servicios. Cuando el empleo formal se sostiene y el municipio empieza a sostenerse solo, el nodo se gradúa: la inversión y la infraestructura quedan, el equipo del Estado se recicla hacia el siguiente municipio. No se abandona el lugar, se vuelve autosuficiente.</w:t>
+      </w:r>
+    </w:p>
+    <w:p>
+      <w:pPr>
+        <w:pStyle w:val="BodyText"/>
+      </w:pPr>
+      <w:r>
+        <w:t xml:space="preserve">Y aquí está la regla que protege al modelo de la politiquería:</w:t>
+      </w:r>
+      <w:r>
+        <w:t xml:space="preserve"> </w:t>
+      </w:r>
+      <w:r>
+        <w:rPr>
+          <w:bCs/>
+          <w:b/>
+        </w:rPr>
+        <w:t xml:space="preserve">la expansión la dispara el resultado, no el calendario ni el favor político</w:t>
+      </w:r>
+      <w:r>
+        <w:t xml:space="preserve">. No se abre un nodo nuevo porque toca o porque conviene a alguien, sino cuando el anterior demuestra, con datos públicos y verificables, que funcionó. El gobierno que no saca adelante los primeros nodos no puede abrir los siguientes.</w:t>
+      </w:r>
+    </w:p>
+    <w:bookmarkEnd w:id="27"/>
+    <w:bookmarkStart w:id="31" w:name="qué-no-es-un-nodo"/>
+    <w:p>
+      <w:pPr>
+        <w:pStyle w:val="Heading3"/>
+      </w:pPr>
+      <w:r>
+        <w:t xml:space="preserve">Qué NO es un nodo</w:t>
+      </w:r>
+    </w:p>
+    <w:p>
+      <w:pPr>
+        <w:pStyle w:val="FirstParagraph"/>
+      </w:pPr>
+      <w:r>
+        <w:t xml:space="preserve">No es una zona especial con reglas distintas ni un enclave privilegiado para siempre. No es repartir parejo un presupuesto entre todos los municipios, que es justo lo que no funciona. Y no es abandonar al resto del país: mientras los nodos concentran la inversión productiva nueva, hay un piso de derechos y servicios que llega a todos por igual (ver el Piso Universal, 3.5). El nodo es donde el Estado invierte para producir; el piso universal es donde el Estado cumple para todos.</w:t>
+      </w:r>
+    </w:p>
+    <w:p>
+      <w:pPr>
+        <w:pStyle w:val="BlockText"/>
+      </w:pPr>
+      <w:r>
+        <w:t xml:space="preserve">En una frase: un nodo es el Estado completo, concentrado en un lugar a la vez, que se queda hasta que el lugar cambie y solo entonces avanza al siguiente. Es la apuesta a que el Estado deje de llegar tarde, incompleto y en pedazos.</w:t>
+      </w:r>
+    </w:p>
+    <w:p>
+      <w:pPr>
+        <w:pStyle w:val="CaptionedFigure"/>
+      </w:pPr>
+      <w:r>
+        <w:drawing>
+          <wp:inline>
+            <wp:extent cx="5334000" cy="4152560"/>
+            <wp:effectExtent b="0" l="0" r="0" t="0"/>
+            <wp:docPr descr="Diagrama: qué es un nodo. Las cinco piezas (seguridad, economía, servicios, instituciones y tierra) entran juntas al nodo, que avanza por fases de la 0 a la graduación." title="" id="29" name="Picture"/>
+            <a:graphic>
+              <a:graphicData uri="http://schemas.openxmlformats.org/drawingml/2006/picture">
+                <pic:pic>
+                  <pic:nvPicPr>
+                    <pic:cNvPr descr="img/nodo-concepto.png" id="30" name="Picture"/>
+                    <pic:cNvPicPr>
+                      <a:picLocks noChangeArrowheads="1" noChangeAspect="1"/>
+                    </pic:cNvPicPr>
+                  </pic:nvPicPr>
+                  <pic:blipFill>
+                    <a:blip r:embed="rId28"/>
+                    <a:stretch>
+                      <a:fillRect/>
+                    </a:stretch>
+                  </pic:blipFill>
+                  <pic:spPr bwMode="auto">
+                    <a:xfrm>
+                      <a:off x="0" y="0"/>
+                      <a:ext cx="5334000" cy="4152560"/>
+                    </a:xfrm>
+                    <a:prstGeom prst="rect">
+                      <a:avLst/>
+                    </a:prstGeom>
+                    <a:noFill/>
+                    <a:ln w="9525">
+                      <a:noFill/>
+                      <a:headEnd/>
+                      <a:tailEnd/>
+                    </a:ln>
+                  </pic:spPr>
+                </pic:pic>
+              </a:graphicData>
+            </a:graphic>
+          </wp:inline>
+        </w:drawing>
+      </w:r>
+    </w:p>
+    <w:p>
+      <w:pPr>
+        <w:pStyle w:val="ImageCaption"/>
+      </w:pPr>
+      <w:r>
+        <w:t xml:space="preserve">Diagrama: qué es un nodo. Las cinco piezas (seguridad, economía, servicios, instituciones y tierra) entran juntas al nodo, que avanza por fases de la 0 a la graduación.</w:t>
+      </w:r>
+    </w:p>
+    <w:bookmarkEnd w:id="31"/>
+    <w:bookmarkEnd w:id="32"/>
+    <w:bookmarkStart w:id="40" w:name="Xea9942ffa951da428d0537c66d0814748e5c822"/>
+    <w:p>
+      <w:pPr>
+        <w:pStyle w:val="Heading2"/>
+      </w:pPr>
+      <w:r>
+        <w:t xml:space="preserve">3.0.1 Un nodo visto desde adentro: la historia de Wílmer</w:t>
+      </w:r>
+    </w:p>
+    <w:p>
+      <w:pPr>
+        <w:pStyle w:val="FirstParagraph"/>
+      </w:pPr>
+      <w:r>
+        <w:rPr>
+          <w:iCs/>
+          <w:i/>
+        </w:rPr>
+        <w:t xml:space="preserve">Escenario ilustrativo. Wílmer y sus primos son inventados; sirven para mostrar cómo encajan las piezas, no para prometer que a cada quien le irá así. Pero los componentes de la historia son reales: el cacao fino de Córdoba, el título que se vuelve crédito, las empresas operadoras comunitarias de agua y el programa Jóvenes en Paz existen y ya operan. El nodo es la apuesta a juntar, en una misma persona y un mismo pueblo, todas esas piezas que hoy llegan sueltas.</w:t>
+      </w:r>
+    </w:p>
+    <w:bookmarkStart w:id="33" w:name="el-año-cero-antes"/>
+    <w:p>
+      <w:pPr>
+        <w:pStyle w:val="Heading3"/>
+      </w:pPr>
+      <w:r>
+        <w:t xml:space="preserve">El año cero, antes</w:t>
+      </w:r>
+    </w:p>
+    <w:p>
+      <w:pPr>
+        <w:pStyle w:val="FirstParagraph"/>
+      </w:pPr>
+      <w:r>
+        <w:t xml:space="preserve">Es un martes de mayo en una vereda a hora y media del casco urbano de Tierralta, en el sur de Córdoba. Wílmer tiene veintidós años y una moto prestada. Con su papá cultiva dos hectáreas de cacao que da regular, porque la mata está vieja y nadie le enseñó a podarla ni a injertarla. La cosecha la vende húmeda, en la misma vereda, al único comprador que sube hasta allá: un intermediario que pone el precio porque sabe que Wílmer no tiene cómo bajar el grano por su cuenta. La trocha se vuelve un barrizal cuando llueve, y en esa zona llueve casi todo el año. Buena parte de lo que cosecha se queda o se pudre antes de llegar al pueblo.</w:t>
+      </w:r>
+    </w:p>
+    <w:p>
+      <w:pPr>
+        <w:pStyle w:val="BodyText"/>
+      </w:pPr>
+      <w:r>
+        <w:t xml:space="preserve">Wílmer no tiene cuenta de banco. La tierra que trabaja su familia es suya</w:t>
+      </w:r>
+      <w:r>
+        <w:t xml:space="preserve"> </w:t>
+      </w:r>
+      <w:r>
+        <w:t xml:space="preserve">“</w:t>
+      </w:r>
+      <w:r>
+        <w:t xml:space="preserve">de toda la vida</w:t>
+      </w:r>
+      <w:r>
+        <w:t xml:space="preserve">”</w:t>
+      </w:r>
+      <w:r>
+        <w:t xml:space="preserve">, pero no hay un papel que lo diga, así que ningún banco le presta. En el pueblo casi no hay en qué trabajar. Y siempre está la otra oferta, la de la gente que controla la zona, que les ofrece plata ya a los muchachos como él. Dos de sus primos ya dijeron que sí. Éiner, el de diecinueve, entró hace ocho meses. Brayan, el menor, anda rondando.</w:t>
+      </w:r>
+    </w:p>
+    <w:p>
+      <w:pPr>
+        <w:pStyle w:val="BodyText"/>
+      </w:pPr>
+      <w:r>
+        <w:t xml:space="preserve">Esa es la foto del Estado ausente. No falta una cosa, faltan todas a la vez, y por eso las pocas que a veces llegan no sirven de nada. Si le regalaran mejores matas, no podría sacar el grano. Si le pavimentaran la vía, no tendría con qué producir más. Si le dieran el título, ningún banco confiaría todavía. Cada pieza, suelta, se cae.</w:t>
+      </w:r>
+    </w:p>
+    <w:bookmarkEnd w:id="33"/>
+    <w:bookmarkStart w:id="34" w:name="llega-el-nodo-y-llega-completo"/>
+    <w:p>
+      <w:pPr>
+        <w:pStyle w:val="Heading3"/>
+      </w:pPr>
+      <w:r>
+        <w:t xml:space="preserve">Llega el nodo, y llega completo</w:t>
+      </w:r>
+    </w:p>
+    <w:p>
+      <w:pPr>
+        <w:pStyle w:val="FirstParagraph"/>
+      </w:pPr>
+      <w:r>
+        <w:t xml:space="preserve">Tierralta entra como nodo. Lo que cambia no es una cosa, es que llegan todas y empiezan a empujarse entre sí.</w:t>
+      </w:r>
+    </w:p>
+    <w:p>
+      <w:pPr>
+        <w:pStyle w:val="BodyText"/>
+      </w:pPr>
+      <w:r>
+        <w:t xml:space="preserve">Primero la zona se calma. La fuerza pública entra en serio y se queda, y al mismo tiempo, no después, llega Jóvenes en Paz, el programa que les pone a los muchachos en riesgo una alternativa real. Funciona con tres piezas que van juntas. La primera es un ingreso desde el primer día: una transferencia mensual condicionada a que el joven asista a la formación, no reincida y cumpla horas de servicio a su comunidad. Eso le compite de frente a la oferta del grupo armado, plata por plata, solo que esta no le exige un arma. La segunda es formación que termina en una certificación del SENA en un oficio que el propio nodo va a necesitar. La tercera es el puente al empleo de verdad, para que el muchacho no termine certificado y frustrado sin trabajo.</w:t>
+      </w:r>
+    </w:p>
+    <w:p>
+      <w:pPr>
+        <w:pStyle w:val="BodyText"/>
+      </w:pPr>
+      <w:r>
+        <w:t xml:space="preserve">Éiner, el primo que ya había entrado, alcanza a salirse y se inscribe. Brayan, el menor, entra al programa antes de cruzar la línea. A Wílmer, que nunca se vinculó pero vivía calculando, por primera vez la cuenta le da distinto.</w:t>
+      </w:r>
+    </w:p>
+    <w:p>
+      <w:pPr>
+        <w:pStyle w:val="BodyText"/>
+      </w:pPr>
+      <w:r>
+        <w:t xml:space="preserve">Llegan las brigadas del catastro. Miden, levantan linderos, y unos meses después Wílmer tiene algo que su papá nunca tuvo: un título a su nombre. Un papel. Parece poco. No lo es. Con ese título entra al Banco Agrario y sale con el primer crédito de su vida, garantizado con su propia tierra. Renueva el cacao con clones finos de aroma, los que pagan sobreprecio afuera. Y un técnico agropecuario, de los que el nodo puso en el territorio, le enseña a podar, a injertar, a fermentar en cajón y a secar el grano. Wílmer deja de vender cacao húmedo y baboso. Empieza a entregar grano fermentado y seco, que vale bastante más.</w:t>
+      </w:r>
+    </w:p>
+    <w:p>
+      <w:pPr>
+        <w:pStyle w:val="BodyText"/>
+      </w:pPr>
+      <w:r>
+        <w:t xml:space="preserve">Mientras tanto arreglan la vía terciaria, y ahora el camión sube todo el año. Al pueblo llega un centro de acopio con secadoras, montado por una cooperativa a la que Wílmer se asocia con otros cuarenta cultivadores. Juntos compran insumos por volumen, más barato. Juntos negocian el precio, ya no uno por uno frente al intermediario que mandaba. Juntos certifican origen, y una marca,</w:t>
+      </w:r>
+      <w:r>
+        <w:t xml:space="preserve"> </w:t>
+      </w:r>
+      <w:r>
+        <w:t xml:space="preserve">“</w:t>
+      </w:r>
+      <w:r>
+        <w:t xml:space="preserve">Cacao del Sinú</w:t>
+      </w:r>
+      <w:r>
+        <w:t xml:space="preserve">”</w:t>
+      </w:r>
+      <w:r>
+        <w:t xml:space="preserve">, empieza a aparecer en catálogos de exportación que gestiona ProColombia.</w:t>
+      </w:r>
+    </w:p>
+    <w:bookmarkEnd w:id="34"/>
+    <w:bookmarkStart w:id="35" w:name="lo-que-pasó-con-los-primos"/>
+    <w:p>
+      <w:pPr>
+        <w:pStyle w:val="Heading3"/>
+      </w:pPr>
+      <w:r>
+        <w:t xml:space="preserve">Lo que pasó con los primos</w:t>
+      </w:r>
+    </w:p>
+    <w:p>
+      <w:pPr>
+        <w:pStyle w:val="FirstParagraph"/>
+      </w:pPr>
+      <w:r>
+        <w:t xml:space="preserve">Éiner se certifica en operación y mantenimiento de sistemas de agua. Durante seis meses, mientras se forma, trabaja en la obra del acueducto veredal por el puente de ingreso del nodo, y le pagan por construir el agua de su propia vereda. Al graduarse, la Empresa Operadora Comunitaria que va a manejar ese acueducto los próximos diez años lo contrata de planta, con contrato y seguridad social, porque necesita justo ese oficio y porque un incentivo le abarata contratar a un joven certificado del programa. Éiner salió del ciclo no porque alguien lo convenciera, sino porque apareció un camino mejor que el que tenía.</w:t>
+      </w:r>
+    </w:p>
+    <w:p>
+      <w:pPr>
+        <w:pStyle w:val="BodyText"/>
+      </w:pPr>
+      <w:r>
+        <w:t xml:space="preserve">Con Brayan no todo sale redondo. Cumple unos meses, se cansa de la disciplina, falta a la formación y la transferencia se le suspende, porque es condicionada y la condición se verifica. Lo intenta de nuevo medio año después. La segunda vez termina la certificación. La honestidad de esta historia está ahí: el programa no salva a todos al primer intento, y a algunos no los alcanza. Apunta a los que están en el borde, a los que todavía calculan. A Brayan lo recuperó la segunda vez. A otros no los va a recuperar, y el plan no promete lo contrario.</w:t>
+      </w:r>
+    </w:p>
+    <w:bookmarkEnd w:id="35"/>
+    <w:bookmarkStart w:id="39" w:name="el-año-tres-después"/>
+    <w:p>
+      <w:pPr>
+        <w:pStyle w:val="Heading3"/>
+      </w:pPr>
+      <w:r>
+        <w:t xml:space="preserve">El año tres, después</w:t>
+      </w:r>
+    </w:p>
+    <w:p>
+      <w:pPr>
+        <w:pStyle w:val="FirstParagraph"/>
+      </w:pPr>
+      <w:r>
+        <w:t xml:space="preserve">Wílmer tiene veinticinco años. Sus dos hectáreas producen el triple y le pagan casi el doble por kilo, porque ahora vende grano fino, seco y certificado. Tiene cuenta, historial de crédito, y acaba de sacar el segundo préstamo para comprarle la tierra al vecino que se va. Cotiza a salud y pensión. Eso, que suena a trámite, significa que por primera vez aparece en las cuentas del país como lo que siempre fue: un trabajador.</w:t>
+      </w:r>
+    </w:p>
+    <w:p>
+      <w:pPr>
+        <w:pStyle w:val="BodyText"/>
+      </w:pPr>
+      <w:r>
+        <w:t xml:space="preserve">La cooperativa, que empezó con cuarenta, ya pasa de cien asociados y emplea de planta a varias personas en el acopio. El camionero que sube el grano tiene trabajo todo el año. Llegó un comprador que monta una pequeña planta de chocolate fino, porque ahora hay materia prima constante y de calidad. Cada peso de cacao que entra a Tierralta da vueltas adentro: paga el almuerzo, la moto nueva, el cuaderno del niño, el albañil que arregla la casa. Y el municipio, que antes vivía de transferencias, empieza a recaudar predial sobre una tierra que ahora sí está en el catastro y sí produce. Con eso arregla la segunda vía. El nodo empieza a pagarse a sí mismo.</w:t>
+      </w:r>
+    </w:p>
+    <w:p>
+      <w:pPr>
+        <w:pStyle w:val="BodyText"/>
+      </w:pPr>
+      <w:r>
+        <w:t xml:space="preserve">Cuando el empleo formal se sostiene y el pueblo camina solo, el equipo del Estado recoge y se va al siguiente municipio. No se lleva nada de lo que dejó. La vía queda. El catastro queda. La cooperativa, la marca, el banco que ya conoce a Wílmer, el acueducto que opera Éiner, la planta de chocolate, todo eso queda y sigue creciendo sin que nadie lo empuje desde afuera. Eso es graduarse.</w:t>
+      </w:r>
+    </w:p>
+    <w:p>
+      <w:pPr>
+        <w:pStyle w:val="BodyText"/>
+      </w:pPr>
+      <w:r>
+        <w:t xml:space="preserve">El empleo en un nodo no apareció porque alguien lo decretó. Apareció porque, por primera vez, todas las condiciones para que existiera estuvieron presentes al mismo tiempo y en el mismo lugar: había con qué producir, cómo sacarlo, a quién venderlo, con qué financiarlo, y la seguridad para que valiera la pena intentarlo. El empleo fue la consecuencia natural de que el Estado, por una vez, llegara completo.</w:t>
+      </w:r>
+    </w:p>
+    <w:p>
+      <w:pPr>
+        <w:pStyle w:val="CaptionedFigure"/>
+      </w:pPr>
+      <w:r>
+        <w:drawing>
+          <wp:inline>
+            <wp:extent cx="5334000" cy="3271250"/>
+            <wp:effectExtent b="0" l="0" r="0" t="0"/>
+            <wp:docPr descr="Línea de tiempo de la historia de Wílmer, del año cero a la graduación del nodo, con los hitos de cada etapa." title="" id="37" name="Picture"/>
+            <a:graphic>
+              <a:graphicData uri="http://schemas.openxmlformats.org/drawingml/2006/picture">
+                <pic:pic>
+                  <pic:nvPicPr>
+                    <pic:cNvPr descr="img/wilmer-linea-tiempo.png" id="38" name="Picture"/>
+                    <pic:cNvPicPr>
+                      <a:picLocks noChangeArrowheads="1" noChangeAspect="1"/>
+                    </pic:cNvPicPr>
+                  </pic:nvPicPr>
+                  <pic:blipFill>
+                    <a:blip r:embed="rId36"/>
+                    <a:stretch>
+                      <a:fillRect/>
+                    </a:stretch>
+                  </pic:blipFill>
+                  <pic:spPr bwMode="auto">
+                    <a:xfrm>
+                      <a:off x="0" y="0"/>
+                      <a:ext cx="5334000" cy="3271250"/>
+                    </a:xfrm>
+                    <a:prstGeom prst="rect">
+                      <a:avLst/>
+                    </a:prstGeom>
+                    <a:noFill/>
+                    <a:ln w="9525">
+                      <a:noFill/>
+                      <a:headEnd/>
+                      <a:tailEnd/>
+                    </a:ln>
+                  </pic:spPr>
+                </pic:pic>
+              </a:graphicData>
+            </a:graphic>
+          </wp:inline>
+        </w:drawing>
+      </w:r>
+    </w:p>
+    <w:p>
+      <w:pPr>
+        <w:pStyle w:val="ImageCaption"/>
+      </w:pPr>
+      <w:r>
+        <w:t xml:space="preserve">Línea de tiempo de la historia de Wílmer, del año cero a la graduación del nodo, con los hitos de cada etapa.</w:t>
+      </w:r>
+    </w:p>
+    <w:bookmarkEnd w:id="39"/>
+    <w:bookmarkEnd w:id="40"/>
+    <w:bookmarkStart w:id="41" w:name="fases-de-despliegue-por-nodo"/>
     <w:p>
       <w:pPr>
         <w:pStyle w:val="Heading2"/>
@@ -1649,8 +2175,8 @@
         </w:tc>
       </w:tr>
     </w:tbl>
-    <w:bookmarkEnd w:id="26"/>
-    <w:bookmarkStart w:id="27" w:name="Xa766dfc2052dfc75b7ed5ae6768e8a57f260fee"/>
+    <w:bookmarkEnd w:id="41"/>
+    <w:bookmarkStart w:id="42" w:name="Xa766dfc2052dfc75b7ed5ae6768e8a57f260fee"/>
     <w:p>
       <w:pPr>
         <w:pStyle w:val="Heading2"/>
@@ -1902,8 +2428,8 @@
         <w:t xml:space="preserve">la expansión la dispara el resultado, no el calendario. Los nodos descartados para Ola 1 (Catatumbo, Tumaco, Guaviare) tienen Ola programada, no lista de espera indefinida (ver 3.7).</w:t>
       </w:r>
     </w:p>
-    <w:bookmarkEnd w:id="27"/>
-    <w:bookmarkStart w:id="32" w:name="X0ceb240d3ae427dba8278db7de9b22587a8bb04"/>
+    <w:bookmarkEnd w:id="42"/>
+    <w:bookmarkStart w:id="47" w:name="X0ceb240d3ae427dba8278db7de9b22587a8bb04"/>
     <w:p>
       <w:pPr>
         <w:pStyle w:val="Heading2"/>
@@ -1920,7 +2446,7 @@
         <w:t xml:space="preserve">La crítica al modelo de nodos apunta a dos momentos: la selección (¿se eligieron bien?) y la ejecución (¿antes de que las condiciones cambiaran?). Este protocolo resuelve ambos: los criterios son permanentes y públicos; los nodos son variables y se fijan con los datos más recientes.</w:t>
       </w:r>
     </w:p>
-    <w:bookmarkStart w:id="28" w:name="el-índice-de-priorización-de-nodos-ipn"/>
+    <w:bookmarkStart w:id="43" w:name="el-índice-de-priorización-de-nodos-ipn"/>
     <w:p>
       <w:pPr>
         <w:pStyle w:val="Heading3"/>
@@ -2272,8 +2798,8 @@
         <w:t xml:space="preserve">un municipio bajo intervención judicial activa (alcalde suspendido, responsabilidad fiscal con embargo, o alerta naranja del Frente XIII sin resolución) no puede ser nodo, sea cual sea su puntaje. Es pública e inmodificable por decreto.</w:t>
       </w:r>
     </w:p>
-    <w:bookmarkEnd w:id="28"/>
-    <w:bookmarkStart w:id="29" w:name="X1b1454ea7abeef86d8c5bb94a4fd9f4f899e7dc"/>
+    <w:bookmarkEnd w:id="43"/>
+    <w:bookmarkStart w:id="44" w:name="X1b1454ea7abeef86d8c5bb94a4fd9f4f899e7dc"/>
     <w:p>
       <w:pPr>
         <w:pStyle w:val="Heading3"/>
@@ -2507,8 +3033,8 @@
         <w:t xml:space="preserve">El activador por resultado encadena la promesa de expansión al resultado, no al discurso: el gobierno que no ejecuta Ola 1 no puede lanzar Ola 2.</w:t>
       </w:r>
     </w:p>
-    <w:bookmarkEnd w:id="29"/>
-    <w:bookmarkStart w:id="30" w:name="X114d2b64a70191dc1d3ef80be9428b0fbac63ec"/>
+    <w:bookmarkEnd w:id="44"/>
+    <w:bookmarkStart w:id="45" w:name="X114d2b64a70191dc1d3ef80be9428b0fbac63ec"/>
     <w:p>
       <w:pPr>
         <w:pStyle w:val="Heading3"/>
@@ -2985,8 +3511,8 @@
         <w:t xml:space="preserve">Alerta roja en los hitos de los primeros 14 días activa revisión del Equipo de Ejecución de Presidencia. Tres semanas consecutivas de retraso en cualquier hito disparan alerta amarilla del Frente XIII.</w:t>
       </w:r>
     </w:p>
-    <w:bookmarkEnd w:id="30"/>
-    <w:bookmarkStart w:id="31" w:name="Xa5b68e567f63e258392d63bd224982c3454a053"/>
+    <w:bookmarkEnd w:id="45"/>
+    <w:bookmarkStart w:id="46" w:name="Xa5b68e567f63e258392d63bd224982c3454a053"/>
     <w:p>
       <w:pPr>
         <w:pStyle w:val="Heading3"/>
@@ -3232,9 +3758,9 @@
         </w:tc>
       </w:tr>
     </w:tbl>
-    <w:bookmarkEnd w:id="31"/>
-    <w:bookmarkEnd w:id="32"/>
-    <w:bookmarkStart w:id="36" w:name="X687efcbe0f5d3bb409eb6288d02cc20b09449c7"/>
+    <w:bookmarkEnd w:id="46"/>
+    <w:bookmarkEnd w:id="47"/>
+    <w:bookmarkStart w:id="51" w:name="X687efcbe0f5d3bb409eb6288d02cc20b09449c7"/>
     <w:p>
       <w:pPr>
         <w:pStyle w:val="Heading2"/>
@@ -3285,7 +3811,7 @@
         <w:t xml:space="preserve">la irreversibilidad no se decreta, se construye interés por interés. Pero cada capa incluye una salida transparente para el caso en que el nodo, medido contra sus propias métricas pre-registradas, haya fracasado.</w:t>
       </w:r>
     </w:p>
-    <w:bookmarkStart w:id="33" w:name="las-seis-capas-de-irreversibilidad"/>
+    <w:bookmarkStart w:id="48" w:name="las-seis-capas-de-irreversibilidad"/>
     <w:p>
       <w:pPr>
         <w:pStyle w:val="Heading3"/>
@@ -4030,8 +4556,8 @@
         <w:t xml:space="preserve">Cuando un nodo completa la Fase 2 con indicadores sostenidos 24 meses, los recursos del equipo territorial se reciclan al siguiente nodo. La infraestructura, los contratos, las EOC y las cooperativas quedan. El nodo no se abandona, se hace autosuficiente.</w:t>
       </w:r>
     </w:p>
-    <w:bookmarkEnd w:id="33"/>
-    <w:bookmarkStart w:id="34" w:name="X7765cf61e6a7f2a154a8f21f99dbbfb886cb3bd"/>
+    <w:bookmarkEnd w:id="48"/>
+    <w:bookmarkStart w:id="49" w:name="X7765cf61e6a7f2a154a8f21f99dbbfb886cb3bd"/>
     <w:p>
       <w:pPr>
         <w:pStyle w:val="Heading3"/>
@@ -4212,8 +4738,8 @@
         </w:tc>
       </w:tr>
     </w:tbl>
-    <w:bookmarkEnd w:id="34"/>
-    <w:bookmarkStart w:id="35" w:name="Xb889254edbec3edabc52d1f887c1543414fcd54"/>
+    <w:bookmarkEnd w:id="49"/>
+    <w:bookmarkStart w:id="50" w:name="Xb889254edbec3edabc52d1f887c1543414fcd54"/>
     <w:p>
       <w:pPr>
         <w:pStyle w:val="Heading3"/>
@@ -4481,9 +5007,9 @@
         <w:t xml:space="preserve">Un nodo en Fase 3 (graduado) tiene EOC propietaria, empresas con inversión activa, empleo verificable y datos abiertos. Desmantelarlo por capricho exige desmantelar todo eso, costo que ningún gobierno racional paga. Desmontarlo por fracaso probado, en cambio, tiene una vía limpia. Esa simetría es lo que hace al blindaje compatible con la democracia.</w:t>
       </w:r>
     </w:p>
-    <w:bookmarkEnd w:id="35"/>
-    <w:bookmarkEnd w:id="36"/>
-    <w:bookmarkStart w:id="37" w:name="X076faaf26b682ad85273628416ab210cf2aba4d"/>
+    <w:bookmarkEnd w:id="50"/>
+    <w:bookmarkEnd w:id="51"/>
+    <w:bookmarkStart w:id="52" w:name="X076faaf26b682ad85273628416ab210cf2aba4d"/>
     <w:p>
       <w:pPr>
         <w:pStyle w:val="Heading2"/>
@@ -4832,8 +5358,8 @@
         <w:t xml:space="preserve">.</w:t>
       </w:r>
     </w:p>
-    <w:bookmarkEnd w:id="37"/>
-    <w:bookmarkStart w:id="38" w:name="Xfcf7140431d102271c6d1deab709921eb47ee59"/>
+    <w:bookmarkEnd w:id="52"/>
+    <w:bookmarkStart w:id="53" w:name="Xfcf7140431d102271c6d1deab709921eb47ee59"/>
     <w:p>
       <w:pPr>
         <w:pStyle w:val="Heading2"/>
@@ -5056,8 +5582,8 @@
         </w:tc>
       </w:tr>
     </w:tbl>
-    <w:bookmarkEnd w:id="38"/>
-    <w:bookmarkStart w:id="39" w:name="X69c8637309178727971899698452850507e82f4"/>
+    <w:bookmarkEnd w:id="53"/>
+    <w:bookmarkStart w:id="54" w:name="X69c8637309178727971899698452850507e82f4"/>
     <w:p>
       <w:pPr>
         <w:pStyle w:val="Heading2"/>
@@ -5078,7 +5604,7 @@
       <w:pPr>
         <w:numPr>
           <w:ilvl w:val="0"/>
-          <w:numId w:val="1004"/>
+          <w:numId w:val="1005"/>
         </w:numPr>
         <w:pStyle w:val="Compact"/>
       </w:pPr>
@@ -5122,7 +5648,7 @@
       <w:pPr>
         <w:numPr>
           <w:ilvl w:val="0"/>
-          <w:numId w:val="1004"/>
+          <w:numId w:val="1005"/>
         </w:numPr>
         <w:pStyle w:val="Compact"/>
       </w:pPr>
@@ -5166,12 +5692,339 @@
       <w:pPr>
         <w:numPr>
           <w:ilvl w:val="0"/>
-          <w:numId w:val="1004"/>
+          <w:numId w:val="1005"/>
         </w:numPr>
         <w:pStyle w:val="Compact"/>
       </w:pPr>
       <w:r>
         <w:t xml:space="preserve">No es expansión automática (no se premia el atraso) ni congelamiento indefinido (no se castiga a quienes esperan por un atraso que es de ejecución, no de concepto).</w:t>
+      </w:r>
+    </w:p>
+    <w:bookmarkEnd w:id="54"/>
+    <w:bookmarkStart w:id="58" w:name="Xaecd8fef0557deadd5b07d6e44bf3b898eb7315"/>
+    <w:p>
+      <w:pPr>
+        <w:pStyle w:val="Heading2"/>
+      </w:pPr>
+      <w:r>
+        <w:t xml:space="preserve">3.8 El nodo es ejecución de alta precisión: su mayor fortaleza y su mayor riesgo</w:t>
+      </w:r>
+    </w:p>
+    <w:p>
+      <w:pPr>
+        <w:pStyle w:val="FirstParagraph"/>
+      </w:pPr>
+      <w:r>
+        <w:t xml:space="preserve">Conviene decirlo con todas sus letras, porque es la objeción más seria que se le puede hacer al modelo y el plan prefiere mirarla de frente. Un nodo no se lanza para que arranque solo. Es un ejercicio de planeación y coordinación de altísimo detalle, casi de relojería. Si se lanza y se espera que prenda por sí mismo, no prende, y peor, se cae con estruendo y deja la zona quemada para cualquier intento futuro.</w:t>
+      </w:r>
+    </w:p>
+    <w:bookmarkStart w:id="55" w:name="Xed2a88af5a1612b1abb5f758b0c9d0f28f94db4"/>
+    <w:p>
+      <w:pPr>
+        <w:pStyle w:val="Heading3"/>
+      </w:pPr>
+      <w:r>
+        <w:t xml:space="preserve">Ingeniería de condiciones, no ingeniería de personas</w:t>
+      </w:r>
+    </w:p>
+    <w:p>
+      <w:pPr>
+        <w:pStyle w:val="FirstParagraph"/>
+      </w:pPr>
+      <w:r>
+        <w:t xml:space="preserve">Hay que distinguir dos cosas que se parecen pero no son lo mismo. Una es la fantasía del planificador central que cree diseñar desde un escritorio cómo va a vivir, trabajar y prosperar cada persona de un territorio. Esa ambición ha fracasado siempre y en todas partes, porque ninguna oficina tiene la información ni la sabiduría para orquestar la vida de miles de personas. Si el nodo fuera eso, habría que desconfiar.</w:t>
+      </w:r>
+    </w:p>
+    <w:p>
+      <w:pPr>
+        <w:pStyle w:val="BodyText"/>
+      </w:pPr>
+      <w:r>
+        <w:t xml:space="preserve">Lo que el nodo intenta ser es más modesto y más difícil a la vez: una coreografía de secuencias y condiciones. No le dice a Wílmer qué sembrar ni a quién venderle. Le pone enfrente, en el orden correcto y al mismo tiempo, las condiciones para que él decida y prospere: la seguridad antes que la inversión, el título antes que el crédito, la vía antes que la cosecha grande, la formación antes que el empleo. El nodo no planifica el resultado de cada persona, planifica que las piezas lleguen en la secuencia que hace que las decisiones de la gente, las suyas y no las del Estado, tengan por fin la posibilidad de salir bien. Es ingeniería de condiciones, no de personas. Esa distinción es la línea que separa un plan que respeta la agencia de la gente de uno que pretende sustituirla.</w:t>
+      </w:r>
+    </w:p>
+    <w:bookmarkEnd w:id="55"/>
+    <w:bookmarkStart w:id="56" w:name="X65325e6b71a413c65e382cc0f9e2d54a9a0cba5"/>
+    <w:p>
+      <w:pPr>
+        <w:pStyle w:val="Heading3"/>
+      </w:pPr>
+      <w:r>
+        <w:t xml:space="preserve">Buena parte del plan existe precisamente para sostener esta exigencia</w:t>
+      </w:r>
+    </w:p>
+    <w:p>
+      <w:pPr>
+        <w:pStyle w:val="FirstParagraph"/>
+      </w:pPr>
+      <w:r>
+        <w:t xml:space="preserve">Lo que a primera vista parecen</w:t>
+      </w:r>
+      <w:r>
+        <w:t xml:space="preserve"> </w:t>
+      </w:r>
+      <w:r>
+        <w:t xml:space="preserve">“</w:t>
+      </w:r>
+      <w:r>
+        <w:t xml:space="preserve">otros frentes</w:t>
+      </w:r>
+      <w:r>
+        <w:t xml:space="preserve">”</w:t>
+      </w:r>
+      <w:r>
+        <w:t xml:space="preserve"> </w:t>
+      </w:r>
+      <w:r>
+        <w:t xml:space="preserve">sueltos son, en el fondo, el andamiaje que hace posible esta coreografía:</w:t>
+      </w:r>
+    </w:p>
+    <w:p>
+      <w:pPr>
+        <w:numPr>
+          <w:ilvl w:val="0"/>
+          <w:numId w:val="1006"/>
+        </w:numPr>
+        <w:pStyle w:val="Compact"/>
+      </w:pPr>
+      <w:r>
+        <w:t xml:space="preserve">El</w:t>
+      </w:r>
+      <w:r>
+        <w:t xml:space="preserve"> </w:t>
+      </w:r>
+      <w:r>
+        <w:rPr>
+          <w:bCs/>
+          <w:b/>
+        </w:rPr>
+        <w:t xml:space="preserve">Gerente de Nodo</w:t>
+      </w:r>
+      <w:r>
+        <w:t xml:space="preserve"> </w:t>
+      </w:r>
+      <w:r>
+        <w:t xml:space="preserve">(Frente VIII) es el director de orquesta, el responsable único de que la vía, el catastro, el crédito y la seguridad lleguen sincronizados y no cada uno por su lado, como llegan hoy.</w:t>
+      </w:r>
+    </w:p>
+    <w:p>
+      <w:pPr>
+        <w:numPr>
+          <w:ilvl w:val="0"/>
+          <w:numId w:val="1006"/>
+        </w:numPr>
+        <w:pStyle w:val="Compact"/>
+      </w:pPr>
+      <w:r>
+        <w:t xml:space="preserve">Los</w:t>
+      </w:r>
+      <w:r>
+        <w:t xml:space="preserve"> </w:t>
+      </w:r>
+      <w:r>
+        <w:rPr>
+          <w:bCs/>
+          <w:b/>
+        </w:rPr>
+        <w:t xml:space="preserve">Equipos Territoriales</w:t>
+      </w:r>
+      <w:r>
+        <w:t xml:space="preserve"> </w:t>
+      </w:r>
+      <w:r>
+        <w:t xml:space="preserve">(Frente VIII) son la gente con las botas puestas haciendo que eso pase en el terreno.</w:t>
+      </w:r>
+    </w:p>
+    <w:p>
+      <w:pPr>
+        <w:numPr>
+          <w:ilvl w:val="0"/>
+          <w:numId w:val="1006"/>
+        </w:numPr>
+        <w:pStyle w:val="Compact"/>
+      </w:pPr>
+      <w:r>
+        <w:t xml:space="preserve">El</w:t>
+      </w:r>
+      <w:r>
+        <w:t xml:space="preserve"> </w:t>
+      </w:r>
+      <w:r>
+        <w:rPr>
+          <w:bCs/>
+          <w:b/>
+        </w:rPr>
+        <w:t xml:space="preserve">protocolo de los 100 días</w:t>
+      </w:r>
+      <w:r>
+        <w:t xml:space="preserve"> </w:t>
+      </w:r>
+      <w:r>
+        <w:t xml:space="preserve">(3.3.3) es la partitura: qué tiene que estar listo el día 7, el día 30, el día 100.</w:t>
+      </w:r>
+    </w:p>
+    <w:p>
+      <w:pPr>
+        <w:numPr>
+          <w:ilvl w:val="0"/>
+          <w:numId w:val="1006"/>
+        </w:numPr>
+        <w:pStyle w:val="Compact"/>
+      </w:pPr>
+      <w:r>
+        <w:t xml:space="preserve">La</w:t>
+      </w:r>
+      <w:r>
+        <w:t xml:space="preserve"> </w:t>
+      </w:r>
+      <w:r>
+        <w:rPr>
+          <w:bCs/>
+          <w:b/>
+        </w:rPr>
+        <w:t xml:space="preserve">plataforma de trazabilidad</w:t>
+      </w:r>
+      <w:r>
+        <w:t xml:space="preserve"> </w:t>
+      </w:r>
+      <w:r>
+        <w:t xml:space="preserve">(Frente X) es el tablero que muestra en tiempo real si la coreografía va a ritmo o se está descuadrando.</w:t>
+      </w:r>
+    </w:p>
+    <w:p>
+      <w:pPr>
+        <w:numPr>
+          <w:ilvl w:val="0"/>
+          <w:numId w:val="1006"/>
+        </w:numPr>
+        <w:pStyle w:val="Compact"/>
+      </w:pPr>
+      <w:r>
+        <w:t xml:space="preserve">El</w:t>
+      </w:r>
+      <w:r>
+        <w:t xml:space="preserve"> </w:t>
+      </w:r>
+      <w:r>
+        <w:rPr>
+          <w:bCs/>
+          <w:b/>
+        </w:rPr>
+        <w:t xml:space="preserve">diseño de mecanismos</w:t>
+      </w:r>
+      <w:r>
+        <w:t xml:space="preserve"> </w:t>
+      </w:r>
+      <w:r>
+        <w:t xml:space="preserve">(Frente XIII) reconoce que no se puede confiar en que cada actor coopere por buena voluntad, y diseña las reglas para que le convenga cooperar aunque no quiera.</w:t>
+      </w:r>
+    </w:p>
+    <w:bookmarkEnd w:id="56"/>
+    <w:bookmarkStart w:id="57" w:name="por-qué-es-fortaleza-y-riesgo-a-la-vez"/>
+    <w:p>
+      <w:pPr>
+        <w:pStyle w:val="Heading3"/>
+      </w:pPr>
+      <w:r>
+        <w:t xml:space="preserve">Por qué es fortaleza y riesgo a la vez</w:t>
+      </w:r>
+    </w:p>
+    <w:p>
+      <w:pPr>
+        <w:pStyle w:val="FirstParagraph"/>
+      </w:pPr>
+      <w:r>
+        <w:t xml:space="preserve">La concentración es lo que hace que las piezas se encuentren, pero esa misma concentración significa que la ejecución tiene que ser casi perfecta, porque no hay margen. En un territorio normal, si una entidad falla, falla esa entidad y ya. En un nodo, las piezas que se sostienen unas a otras también se arrastran unas a otras cuando una cede: si el catastro se atrasa, se atrasa el crédito, y sin crédito no hay producción, y sin producción la vía nueva no tiene qué transportar, y sin empleo los muchachos vuelven a la otra oferta. El modelo es una cadena, y una cadena luce fuerte hasta que un eslabón falla.</w:t>
+      </w:r>
+    </w:p>
+    <w:p>
+      <w:pPr>
+        <w:pStyle w:val="BodyText"/>
+      </w:pPr>
+      <w:r>
+        <w:t xml:space="preserve">El plan responde a esto con humildad deliberada, no con optimismo:</w:t>
+      </w:r>
+    </w:p>
+    <w:p>
+      <w:pPr>
+        <w:numPr>
+          <w:ilvl w:val="0"/>
+          <w:numId w:val="1007"/>
+        </w:numPr>
+        <w:pStyle w:val="Compact"/>
+      </w:pPr>
+      <w:r>
+        <w:rPr>
+          <w:bCs/>
+          <w:b/>
+        </w:rPr>
+        <w:t xml:space="preserve">Empieza con tres nodos, no con treinta.</w:t>
+      </w:r>
+      <w:r>
+        <w:t xml:space="preserve"> </w:t>
+      </w:r>
+      <w:r>
+        <w:t xml:space="preserve">No por falta de ambición, sino porque esta coreografía es difícil y conviene aprender a bailarla en pocos escenarios antes de montarla en todo el país.</w:t>
+      </w:r>
+    </w:p>
+    <w:p>
+      <w:pPr>
+        <w:numPr>
+          <w:ilvl w:val="0"/>
+          <w:numId w:val="1007"/>
+        </w:numPr>
+        <w:pStyle w:val="Compact"/>
+      </w:pPr>
+      <w:r>
+        <w:rPr>
+          <w:bCs/>
+          <w:b/>
+        </w:rPr>
+        <w:t xml:space="preserve">Incluye un nodo de aprendizaje difícil</w:t>
+      </w:r>
+      <w:r>
+        <w:t xml:space="preserve"> </w:t>
+      </w:r>
+      <w:r>
+        <w:t xml:space="preserve">(3.6), precisamente para descubrir dónde se rompe la planeación antes de apostarlo todo.</w:t>
+      </w:r>
+    </w:p>
+    <w:p>
+      <w:pPr>
+        <w:numPr>
+          <w:ilvl w:val="0"/>
+          <w:numId w:val="1007"/>
+        </w:numPr>
+        <w:pStyle w:val="Compact"/>
+      </w:pPr>
+      <w:r>
+        <w:rPr>
+          <w:bCs/>
+          <w:b/>
+        </w:rPr>
+        <w:t xml:space="preserve">Expande por resultado y no por calendario</w:t>
+      </w:r>
+      <w:r>
+        <w:t xml:space="preserve"> </w:t>
+      </w:r>
+      <w:r>
+        <w:t xml:space="preserve">(3.2, 3.3.2), que es otra forma de decir: no se abre el nodo cuatro hasta haber demostrado que se sabe ejecutar los tres primeros.</w:t>
+      </w:r>
+    </w:p>
+    <w:p>
+      <w:pPr>
+        <w:pStyle w:val="FirstParagraph"/>
+      </w:pPr>
+      <w:r>
+        <w:t xml:space="preserve">Es un plan que desconfía de su propia capacidad de ejecución, y por eso se obliga a probarla en pequeño antes de prometerla en grande.</w:t>
+      </w:r>
+    </w:p>
+    <w:p>
+      <w:pPr>
+        <w:pStyle w:val="BlockText"/>
+      </w:pPr>
+      <w:r>
+        <w:t xml:space="preserve">La objeción más fuerte a este modelo no es ideológica, es de capacidad: ¿tiene el Estado colombiano el músculo de ejecución para bailar esta coreografía sin tropezar? El plan apuesta a que sí, pero apuesta con cautela: en pocos lugares, aprendiendo sobre la marcha, sin abrir el siguiente hasta probar el anterior. Si esa apuesta sobre la ejecución falla, falla el modelo entero. No se promete otra cosa.</w:t>
       </w:r>
     </w:p>
     <w:p>
@@ -5181,9 +6034,10 @@
         </w:pict>
       </w:r>
     </w:p>
-    <w:bookmarkEnd w:id="39"/>
-    <w:bookmarkEnd w:id="40"/>
-    <w:bookmarkStart w:id="41" w:name="X7490336bd25ed906f5fb2459e474aa4ceced807"/>
+    <w:bookmarkEnd w:id="57"/>
+    <w:bookmarkEnd w:id="58"/>
+    <w:bookmarkEnd w:id="59"/>
+    <w:bookmarkStart w:id="60" w:name="X7490336bd25ed906f5fb2459e474aa4ceced807"/>
     <w:p>
       <w:pPr>
         <w:pStyle w:val="Heading1"/>
@@ -5613,8 +6467,8 @@
         <w:t xml:space="preserve">la migración del trabajador formado. Un joven del Caquetá que se forma en el nodo y consigue empleo formal en Medellín es un éxito del programa, no una fuga, su PILA sigue contando y su remesa fortalece el nodo de origen.</w:t>
       </w:r>
     </w:p>
-    <w:bookmarkEnd w:id="41"/>
-    <w:bookmarkStart w:id="51" w:name="frente-ii-reforma-agraria-integral"/>
+    <w:bookmarkEnd w:id="60"/>
+    <w:bookmarkStart w:id="70" w:name="frente-ii-reforma-agraria-integral"/>
     <w:p>
       <w:pPr>
         <w:pStyle w:val="Heading1"/>
@@ -5958,7 +6812,7 @@
         </w:tc>
       </w:tr>
     </w:tbl>
-    <w:bookmarkStart w:id="42" w:name="Xca9ec299b2b2fa72b4f6a474ea3a0aa7cbd4aa5"/>
+    <w:bookmarkStart w:id="61" w:name="Xca9ec299b2b2fa72b4f6a474ea3a0aa7cbd4aa5"/>
     <w:p>
       <w:pPr>
         <w:pStyle w:val="Heading2"/>
@@ -6286,8 +7140,8 @@
         <w:t xml:space="preserve">la jurisdicción ya está constitucionalmente creada (AL 03/2023) y tiene su ley estatutaria de estructura (Ley 2570/2026). Lo pendiente es la ley ordinaria de procedimiento y, sobre todo, la implementación operativa y presupuestal, que depende del Consejo Superior de la Judicatura y del Gobierno, no de un nuevo trámite estatutario. Es, por tanto, mucho más factible de lo que parecía: el plan acelera y financia algo que el ordenamiento ya decidió.</w:t>
       </w:r>
     </w:p>
-    <w:bookmarkEnd w:id="42"/>
-    <w:bookmarkStart w:id="43" w:name="Xeef795498d0475d1421221713937569bfdf359b"/>
+    <w:bookmarkEnd w:id="61"/>
+    <w:bookmarkStart w:id="62" w:name="Xeef795498d0475d1421221713937569bfdf359b"/>
     <w:p>
       <w:pPr>
         <w:pStyle w:val="Heading2"/>
@@ -6613,8 +7467,8 @@
         <w:t xml:space="preserve">El cuello de botella del catastro no es la tecnología, es la integración. Hacer que IA-satelital, drones y registro operen como un sistema único articulado con ANT y SNR, con un solo ingreso de dato, es una decisión de arquitectura institucional, no una inversión tecnológica nueva.</w:t>
       </w:r>
     </w:p>
-    <w:bookmarkEnd w:id="43"/>
-    <w:bookmarkStart w:id="50" w:name="X1b301b65442b3bc8a020498f40d4bc2f35500ab"/>
+    <w:bookmarkEnd w:id="62"/>
+    <w:bookmarkStart w:id="69" w:name="X1b301b65442b3bc8a020498f40d4bc2f35500ab"/>
     <w:p>
       <w:pPr>
         <w:pStyle w:val="Heading2"/>
@@ -6667,7 +7521,7 @@
         <w:t xml:space="preserve">Las exportaciones no minero-energéticas que el país necesita para no depender del petróleo salen en buena parte del agro: cacao, café especial, frutas, ganadería sostenible. Subir la productividad rural no es solo justicia con el campesino, es la base de la canasta exportadora que diversifica al país. El campo improductivo es un techo a la competitividad de Colombia.</w:t>
       </w:r>
     </w:p>
-    <w:bookmarkStart w:id="44" w:name="X71708dbb739ef61fb17c3c1c1bf23d7a55094be"/>
+    <w:bookmarkStart w:id="63" w:name="X71708dbb739ef61fb17c3c1c1bf23d7a55094be"/>
     <w:p>
       <w:pPr>
         <w:pStyle w:val="Heading3"/>
@@ -6851,8 +7705,8 @@
         </w:tc>
       </w:tr>
     </w:tbl>
-    <w:bookmarkEnd w:id="44"/>
-    <w:bookmarkStart w:id="45" w:name="X4d5bda5d871ecf1126696819096fbceb347c287"/>
+    <w:bookmarkEnd w:id="63"/>
+    <w:bookmarkStart w:id="64" w:name="X4d5bda5d871ecf1126696819096fbceb347c287"/>
     <w:p>
       <w:pPr>
         <w:pStyle w:val="Heading3"/>
@@ -7086,8 +7940,8 @@
         </w:tc>
       </w:tr>
     </w:tbl>
-    <w:bookmarkEnd w:id="45"/>
-    <w:bookmarkStart w:id="46" w:name="c.-agregar-valor-y-conectar-al-mercado"/>
+    <w:bookmarkEnd w:id="64"/>
+    <w:bookmarkStart w:id="65" w:name="c.-agregar-valor-y-conectar-al-mercado"/>
     <w:p>
       <w:pPr>
         <w:pStyle w:val="Heading3"/>
@@ -7371,8 +8225,8 @@
         </w:tc>
       </w:tr>
     </w:tbl>
-    <w:bookmarkEnd w:id="46"/>
-    <w:bookmarkStart w:id="47" w:name="Xb62ecd1740456cb0eeeba5a58343441d5501244"/>
+    <w:bookmarkEnd w:id="65"/>
+    <w:bookmarkStart w:id="66" w:name="Xb62ecd1740456cb0eeeba5a58343441d5501244"/>
     <w:p>
       <w:pPr>
         <w:pStyle w:val="Heading3"/>
@@ -7548,8 +8402,8 @@
         </w:tc>
       </w:tr>
     </w:tbl>
-    <w:bookmarkEnd w:id="47"/>
-    <w:bookmarkStart w:id="48" w:name="X8b68fea6c675426c680e90e779e14b88416b05c"/>
+    <w:bookmarkEnd w:id="66"/>
+    <w:bookmarkStart w:id="67" w:name="X8b68fea6c675426c680e90e779e14b88416b05c"/>
     <w:p>
       <w:pPr>
         <w:pStyle w:val="Heading3"/>
@@ -7802,8 +8656,8 @@
         </w:tc>
       </w:tr>
     </w:tbl>
-    <w:bookmarkEnd w:id="48"/>
-    <w:bookmarkStart w:id="49" w:name="la-advertencia-honesta"/>
+    <w:bookmarkEnd w:id="67"/>
+    <w:bookmarkStart w:id="68" w:name="la-advertencia-honesta"/>
     <w:p>
       <w:pPr>
         <w:pStyle w:val="Heading3"/>
@@ -7835,10 +8689,10 @@
         <w:t xml:space="preserve">. Este módulo es esa regla vuelta sistema. Y, como en el caso urbano, el riesgo es capturar el beneficio en los grandes; por eso prioriza al pequeño y mediano productor y la propiedad cooperativa, no la agroindustria ya consolidada.</w:t>
       </w:r>
     </w:p>
-    <w:bookmarkEnd w:id="49"/>
-    <w:bookmarkEnd w:id="50"/>
-    <w:bookmarkEnd w:id="51"/>
-    <w:bookmarkStart w:id="58" w:name="X6fb056096c407b019522fb160b94cd4b406fa8f"/>
+    <w:bookmarkEnd w:id="68"/>
+    <w:bookmarkEnd w:id="69"/>
+    <w:bookmarkEnd w:id="70"/>
+    <w:bookmarkStart w:id="77" w:name="X6fb056096c407b019522fb160b94cd4b406fa8f"/>
     <w:p>
       <w:pPr>
         <w:pStyle w:val="Heading1"/>
@@ -7865,7 +8719,7 @@
         <w:t xml:space="preserve">homicidios de ~26 a ≤18/100.000 en 4 años; coca −30% en 4 años; cero falsos positivos.</w:t>
       </w:r>
     </w:p>
-    <w:bookmarkStart w:id="52" w:name="estrategia-de-control-territorial"/>
+    <w:bookmarkStart w:id="71" w:name="estrategia-de-control-territorial"/>
     <w:p>
       <w:pPr>
         <w:pStyle w:val="Heading2"/>
@@ -8277,8 +9131,8 @@
         </w:tc>
       </w:tr>
     </w:tbl>
-    <w:bookmarkEnd w:id="52"/>
-    <w:bookmarkStart w:id="53" w:name="X3db343de3374bba162493cf78d004cc45a75a08"/>
+    <w:bookmarkEnd w:id="71"/>
+    <w:bookmarkStart w:id="72" w:name="X3db343de3374bba162493cf78d004cc45a75a08"/>
     <w:p>
       <w:pPr>
         <w:pStyle w:val="Heading2"/>
@@ -8310,8 +9164,8 @@
         <w:t xml:space="preserve">: el grupo armado no opera abiertamente, ni recluta, ni extorsiona. Tropa + juez + médico + maestro entran juntos, en semanas. El éxito se mide en presencia estatal civil establecida y reclutamiento seco, no en bajas, lo que elimina el incentivo que generó los falsos positivos. Solo se aplica donde la tasa de homicidios ya desciende (salvo el nodo de aprendizaje de 3.6, que se mantiene en Fase 0).</w:t>
       </w:r>
     </w:p>
-    <w:bookmarkEnd w:id="53"/>
-    <w:bookmarkStart w:id="54" w:name="X532d66123b9442d5630c33e3f658f341f92d400"/>
+    <w:bookmarkEnd w:id="72"/>
+    <w:bookmarkStart w:id="73" w:name="X532d66123b9442d5630c33e3f658f341f92d400"/>
     <w:p>
       <w:pPr>
         <w:pStyle w:val="Heading2"/>
@@ -8695,8 +9549,8 @@
         </w:tc>
       </w:tr>
     </w:tbl>
-    <w:bookmarkEnd w:id="54"/>
-    <w:bookmarkStart w:id="55" w:name="Xf7ad9bf6432f6e674456902cd7465f3a754fe6c"/>
+    <w:bookmarkEnd w:id="73"/>
+    <w:bookmarkStart w:id="74" w:name="Xf7ad9bf6432f6e674456902cd7465f3a754fe6c"/>
     <w:p>
       <w:pPr>
         <w:pStyle w:val="Heading2"/>
@@ -8930,8 +9784,8 @@
         </w:tc>
       </w:tr>
     </w:tbl>
-    <w:bookmarkEnd w:id="55"/>
-    <w:bookmarkStart w:id="56" w:name="X6ba3ae1e4becc3dcb03e8bc5a1df200742b0da1"/>
+    <w:bookmarkEnd w:id="74"/>
+    <w:bookmarkStart w:id="75" w:name="X6ba3ae1e4becc3dcb03e8bc5a1df200742b0da1"/>
     <w:p>
       <w:pPr>
         <w:pStyle w:val="Heading2"/>
@@ -9215,8 +10069,8 @@
         </w:tc>
       </w:tr>
     </w:tbl>
-    <w:bookmarkEnd w:id="56"/>
-    <w:bookmarkStart w:id="57" w:name="Xdd8fc299dd5c76316850f0d87d9bbb02f82974a"/>
+    <w:bookmarkEnd w:id="75"/>
+    <w:bookmarkStart w:id="76" w:name="Xdd8fc299dd5c76316850f0d87d9bbb02f82974a"/>
     <w:p>
       <w:pPr>
         <w:pStyle w:val="Heading2"/>
@@ -9241,9 +10095,9 @@
         <w:t xml:space="preserve">La verdadera soberanía es llenar el territorio de Estado, lo que además le quita a actores externos el pretexto barato para intervenir.</w:t>
       </w:r>
     </w:p>
-    <w:bookmarkEnd w:id="57"/>
-    <w:bookmarkEnd w:id="58"/>
-    <w:bookmarkStart w:id="59" w:name="frente-iv-anticorrupción"/>
+    <w:bookmarkEnd w:id="76"/>
+    <w:bookmarkEnd w:id="77"/>
+    <w:bookmarkStart w:id="78" w:name="frente-iv-anticorrupción"/>
     <w:p>
       <w:pPr>
         <w:pStyle w:val="Heading1"/>
@@ -9818,8 +10672,8 @@
         </w:tc>
       </w:tr>
     </w:tbl>
-    <w:bookmarkEnd w:id="59"/>
-    <w:bookmarkStart w:id="60" w:name="frente-v-sostenibilidad-fiscal"/>
+    <w:bookmarkEnd w:id="78"/>
+    <w:bookmarkStart w:id="79" w:name="frente-v-sostenibilidad-fiscal"/>
     <w:p>
       <w:pPr>
         <w:pStyle w:val="Heading1"/>
@@ -10387,8 +11241,8 @@
         <w:t xml:space="preserve">El núcleo del programa cabe en el escenario base; la reforma tributaria acelera, no habilita.</w:t>
       </w:r>
     </w:p>
-    <w:bookmarkEnd w:id="60"/>
-    <w:bookmarkStart w:id="61" w:name="frente-vi-salud"/>
+    <w:bookmarkEnd w:id="79"/>
+    <w:bookmarkStart w:id="80" w:name="frente-vi-salud"/>
     <w:p>
       <w:pPr>
         <w:pStyle w:val="Heading1"/>
@@ -10732,8 +11586,8 @@
         </w:tc>
       </w:tr>
     </w:tbl>
-    <w:bookmarkEnd w:id="61"/>
-    <w:bookmarkStart w:id="62" w:name="frente-vii-educación"/>
+    <w:bookmarkEnd w:id="80"/>
+    <w:bookmarkStart w:id="81" w:name="frente-vii-educación"/>
     <w:p>
       <w:pPr>
         <w:pStyle w:val="Heading1"/>
@@ -11077,8 +11931,8 @@
         </w:tc>
       </w:tr>
     </w:tbl>
-    <w:bookmarkEnd w:id="62"/>
-    <w:bookmarkStart w:id="69" w:name="X09fe9273843d1b882bb63686b495cc2ac9ab41a"/>
+    <w:bookmarkEnd w:id="81"/>
+    <w:bookmarkStart w:id="88" w:name="X09fe9273843d1b882bb63686b495cc2ac9ab41a"/>
     <w:p>
       <w:pPr>
         <w:pStyle w:val="Heading1"/>
@@ -11095,7 +11949,7 @@
         <w:t xml:space="preserve">Este frente es la condición de posibilidad de todos los demás. Sin capacidad ejecutoria el Frente I no crea empleos, el II no titula, el VI no gira a tiempo. Se activa primero, desde la transición.</w:t>
       </w:r>
     </w:p>
-    <w:bookmarkStart w:id="63" w:name="Xe6eb94b91175e11a3903a18ff99c3a01d56a154"/>
+    <w:bookmarkStart w:id="82" w:name="Xe6eb94b91175e11a3903a18ff99c3a01d56a154"/>
     <w:p>
       <w:pPr>
         <w:pStyle w:val="Heading2"/>
@@ -11433,8 +12287,8 @@
         </w:tc>
       </w:tr>
     </w:tbl>
-    <w:bookmarkEnd w:id="63"/>
-    <w:bookmarkStart w:id="64" w:name="Xffafa52adae810e624d7bfe2f97d5251450d331"/>
+    <w:bookmarkEnd w:id="82"/>
+    <w:bookmarkStart w:id="83" w:name="Xffafa52adae810e624d7bfe2f97d5251450d331"/>
     <w:p>
       <w:pPr>
         <w:pStyle w:val="Heading2"/>
@@ -11810,8 +12664,8 @@
         </w:tc>
       </w:tr>
     </w:tbl>
-    <w:bookmarkEnd w:id="64"/>
-    <w:bookmarkStart w:id="65" w:name="X124704e51a351247cd699b4f9032ed71edc02d9"/>
+    <w:bookmarkEnd w:id="83"/>
+    <w:bookmarkStart w:id="84" w:name="X124704e51a351247cd699b4f9032ed71edc02d9"/>
     <w:p>
       <w:pPr>
         <w:pStyle w:val="Heading2"/>
@@ -12452,8 +13306,8 @@
         </w:tc>
       </w:tr>
     </w:tbl>
-    <w:bookmarkEnd w:id="65"/>
-    <w:bookmarkStart w:id="66" w:name="X2d970ec646a4bebe670c5382d37253608bc4046"/>
+    <w:bookmarkEnd w:id="84"/>
+    <w:bookmarkStart w:id="85" w:name="X2d970ec646a4bebe670c5382d37253608bc4046"/>
     <w:p>
       <w:pPr>
         <w:pStyle w:val="Heading2"/>
@@ -12909,8 +13763,8 @@
         </w:tc>
       </w:tr>
     </w:tbl>
-    <w:bookmarkEnd w:id="66"/>
-    <w:bookmarkStart w:id="67" w:name="X6bb7ba996a160b3fd1fbf3ea701eb17c0cb4d57"/>
+    <w:bookmarkEnd w:id="85"/>
+    <w:bookmarkStart w:id="86" w:name="X6bb7ba996a160b3fd1fbf3ea701eb17c0cb4d57"/>
     <w:p>
       <w:pPr>
         <w:pStyle w:val="Heading2"/>
@@ -12927,8 +13781,8 @@
         <w:t xml:space="preserve">Mecanismo formal de aprendizaje: canal de discrepancia técnica con respuesta en 15 días; separación entre medios y fines (el director ejecuta mientras la discrepancia se procesa); revisiones en momentos definidos (fin de fase, año, evidencia de fracaso); registro público de cambios de política con justificación.</w:t>
       </w:r>
     </w:p>
-    <w:bookmarkEnd w:id="67"/>
-    <w:bookmarkStart w:id="68" w:name="Xa33881156a37651bd585277402ac08d6b867f37"/>
+    <w:bookmarkEnd w:id="86"/>
+    <w:bookmarkStart w:id="87" w:name="Xa33881156a37651bd585277402ac08d6b867f37"/>
     <w:p>
       <w:pPr>
         <w:pStyle w:val="Heading2"/>
@@ -13187,9 +14041,9 @@
         <w:t xml:space="preserve">El listón crítico baja: no se necesita encontrar 60 personas perfectas, sino un núcleo sénior pequeño. La masa de trabajo técnico la cubren convenios universitarios y el Servicio, bajo supervisión, y la retención del talento clave se ata a la vía rápida hacia la Alta Dirección Pública (misma lógica de la Credencial de Ciudadanía Activa).</w:t>
       </w:r>
     </w:p>
-    <w:bookmarkEnd w:id="68"/>
-    <w:bookmarkEnd w:id="69"/>
-    <w:bookmarkStart w:id="72" w:name="frente-ix-infraestructura-estratégica"/>
+    <w:bookmarkEnd w:id="87"/>
+    <w:bookmarkEnd w:id="88"/>
+    <w:bookmarkStart w:id="91" w:name="frente-ix-infraestructura-estratégica"/>
     <w:p>
       <w:pPr>
         <w:pStyle w:val="Heading1"/>
@@ -13216,7 +14070,7 @@
         <w:t xml:space="preserve">Colombia no tiene déficit de proyectos anunciados, tiene déficit de proyectos terminados y activados. El mayor retorno está en activar lo que el país ya pagó, no en anunciar obras nuevas.</w:t>
       </w:r>
     </w:p>
-    <w:bookmarkStart w:id="70" w:name="prioridades-por-impactocosto"/>
+    <w:bookmarkStart w:id="89" w:name="prioridades-por-impactocosto"/>
     <w:p>
       <w:pPr>
         <w:pStyle w:val="Heading2"/>
@@ -13615,8 +14469,8 @@
         </w:tc>
       </w:tr>
     </w:tbl>
-    <w:bookmarkEnd w:id="70"/>
-    <w:bookmarkStart w:id="71" w:name="puertos-qué-hacer-y-qué-no"/>
+    <w:bookmarkEnd w:id="89"/>
+    <w:bookmarkStart w:id="90" w:name="puertos-qué-hacer-y-qué-no"/>
     <w:p>
       <w:pPr>
         <w:pStyle w:val="Heading2"/>
@@ -13831,9 +14685,9 @@
         </w:tc>
       </w:tr>
     </w:tbl>
-    <w:bookmarkEnd w:id="71"/>
-    <w:bookmarkEnd w:id="72"/>
-    <w:bookmarkStart w:id="77" w:name="X2f6c928d123bc981ffad937b3bd8ba4677d8180"/>
+    <w:bookmarkEnd w:id="90"/>
+    <w:bookmarkEnd w:id="91"/>
+    <w:bookmarkStart w:id="96" w:name="X2f6c928d123bc981ffad937b3bd8ba4677d8180"/>
     <w:p>
       <w:pPr>
         <w:pStyle w:val="Heading1"/>
@@ -13850,7 +14704,7 @@
         <w:t xml:space="preserve">No es paralelo a los demás, es la capa de valor agregado que el programa ya construye. La tecnología avanzada es el siguiente eslabón de cadenas que los frentes anteriores activan.</w:t>
       </w:r>
     </w:p>
-    <w:bookmarkStart w:id="73" w:name="lo-que-colombia-ya-tiene-y-no-escala"/>
+    <w:bookmarkStart w:id="92" w:name="lo-que-colombia-ya-tiene-y-no-escala"/>
     <w:p>
       <w:pPr>
         <w:pStyle w:val="Heading2"/>
@@ -14103,8 +14957,8 @@
         </w:tc>
       </w:tr>
     </w:tbl>
-    <w:bookmarkEnd w:id="73"/>
-    <w:bookmarkStart w:id="74" w:name="X4696b3caf4f8fece9557445c4df25d58e8cf305"/>
+    <w:bookmarkEnd w:id="92"/>
+    <w:bookmarkStart w:id="93" w:name="X4696b3caf4f8fece9557445c4df25d58e8cf305"/>
     <w:p>
       <w:pPr>
         <w:pStyle w:val="Heading2"/>
@@ -14987,8 +15841,8 @@
         <w:t xml:space="preserve">La biodiversidad es información, pero transformarla requiere capacidad de innovación. Lo factible en un período: concentrar los recursos de Minciencias en dos o tres clústeres con masa crítica real (medicina regenerativa: U. Andes + IDCBIS + DreamBio + CellRep) y conectarlos al Estado como primer cliente.</w:t>
       </w:r>
     </w:p>
-    <w:bookmarkEnd w:id="74"/>
-    <w:bookmarkStart w:id="75" w:name="X3449a18d80e272281ea1b456dc0407c24bfaae2"/>
+    <w:bookmarkEnd w:id="93"/>
+    <w:bookmarkStart w:id="94" w:name="X3449a18d80e272281ea1b456dc0407c24bfaae2"/>
     <w:p>
       <w:pPr>
         <w:pStyle w:val="Heading2"/>
@@ -15001,7 +15855,7 @@
       <w:pPr>
         <w:numPr>
           <w:ilvl w:val="0"/>
-          <w:numId w:val="1005"/>
+          <w:numId w:val="1008"/>
         </w:numPr>
         <w:pStyle w:val="Compact"/>
       </w:pPr>
@@ -15023,7 +15877,7 @@
       <w:pPr>
         <w:numPr>
           <w:ilvl w:val="0"/>
-          <w:numId w:val="1005"/>
+          <w:numId w:val="1008"/>
         </w:numPr>
         <w:pStyle w:val="Compact"/>
       </w:pPr>
@@ -15045,7 +15899,7 @@
       <w:pPr>
         <w:numPr>
           <w:ilvl w:val="0"/>
-          <w:numId w:val="1005"/>
+          <w:numId w:val="1008"/>
         </w:numPr>
         <w:pStyle w:val="Compact"/>
       </w:pPr>
@@ -15067,7 +15921,7 @@
       <w:pPr>
         <w:numPr>
           <w:ilvl w:val="0"/>
-          <w:numId w:val="1005"/>
+          <w:numId w:val="1008"/>
         </w:numPr>
         <w:pStyle w:val="Compact"/>
       </w:pPr>
@@ -15127,8 +15981,8 @@
         <w:t xml:space="preserve">(o, en su defecto, a productividad medida por un evaluador independiente), no a producción ni a empleo, que son falsificables. El apoyo tiene cláusula de reversión y vencimiento: quien no alcanza el umbral de exportación pierde el beneficio. La compra pública doméstica es la rampa de entrada; la exportación es la prueba de que la apuesta funciona.</w:t>
       </w:r>
     </w:p>
-    <w:bookmarkEnd w:id="75"/>
-    <w:bookmarkStart w:id="76" w:name="Xc2c87e99ec3785ae71c01c47159b269548efa3c"/>
+    <w:bookmarkEnd w:id="94"/>
+    <w:bookmarkStart w:id="95" w:name="Xc2c87e99ec3785ae71c01c47159b269548efa3c"/>
     <w:p>
       <w:pPr>
         <w:pStyle w:val="Heading2"/>
@@ -15462,9 +16316,9 @@
         </w:tc>
       </w:tr>
     </w:tbl>
-    <w:bookmarkEnd w:id="76"/>
-    <w:bookmarkEnd w:id="77"/>
-    <w:bookmarkStart w:id="84" w:name="X80587d1274c45fdb557b85c24f679ba0042fef2"/>
+    <w:bookmarkEnd w:id="95"/>
+    <w:bookmarkEnd w:id="96"/>
+    <w:bookmarkStart w:id="103" w:name="X80587d1274c45fdb557b85c24f679ba0042fef2"/>
     <w:p>
       <w:pPr>
         <w:pStyle w:val="Heading1"/>
@@ -15499,7 +16353,7 @@
         <w:t xml:space="preserve">Colombia no tiene principalmente un problema de cobertura nominal, tiene un problema de cobertura real. El agua potable existe en el papel para el 88.9%, pero el 39% de las plantas no funciona y 12.5 millones no tienen alcantarillado. Nadie opera lo que se construye.</w:t>
       </w:r>
     </w:p>
-    <w:bookmarkStart w:id="78" w:name="diagnóstico-la-trampa-del-abandono"/>
+    <w:bookmarkStart w:id="97" w:name="diagnóstico-la-trampa-del-abandono"/>
     <w:p>
       <w:pPr>
         <w:pStyle w:val="Heading2"/>
@@ -15516,8 +16370,8 @@
         <w:t xml:space="preserve">De 684 plantas evaluadas por la Contraloría, solo el 39% funciona. El problema no es fiscal ni técnico, es de diseño contractual: el contrato de obra no incluía el de operación. El MinVivienda ejecutó históricamente apenas el 7.2% de los recursos de agua y en 2025 recortó el presupuesto 53%.</w:t>
       </w:r>
     </w:p>
-    <w:bookmarkEnd w:id="78"/>
-    <w:bookmarkStart w:id="79" w:name="X001e9a38f418189df669e4f2b3742056f9bbc02"/>
+    <w:bookmarkEnd w:id="97"/>
+    <w:bookmarkStart w:id="98" w:name="X001e9a38f418189df669e4f2b3742056f9bbc02"/>
     <w:p>
       <w:pPr>
         <w:pStyle w:val="Heading2"/>
@@ -15816,8 +16670,8 @@
         </w:tc>
       </w:tr>
     </w:tbl>
-    <w:bookmarkEnd w:id="79"/>
-    <w:bookmarkStart w:id="80" w:name="Xa4cd304851d4a0bf90e4213a86ddfef360774c0"/>
+    <w:bookmarkEnd w:id="98"/>
+    <w:bookmarkStart w:id="99" w:name="Xa4cd304851d4a0bf90e4213a86ddfef360774c0"/>
     <w:p>
       <w:pPr>
         <w:pStyle w:val="Heading2"/>
@@ -16340,8 +17194,8 @@
         </w:tc>
       </w:tr>
     </w:tbl>
-    <w:bookmarkEnd w:id="80"/>
-    <w:bookmarkStart w:id="81" w:name="tecnologías-por-contexto"/>
+    <w:bookmarkEnd w:id="99"/>
+    <w:bookmarkStart w:id="100" w:name="tecnologías-por-contexto"/>
     <w:p>
       <w:pPr>
         <w:pStyle w:val="Heading2"/>
@@ -16617,8 +17471,8 @@
         </w:tc>
       </w:tr>
     </w:tbl>
-    <w:bookmarkEnd w:id="81"/>
-    <w:bookmarkStart w:id="82" w:name="el-impacto-en-empleo"/>
+    <w:bookmarkEnd w:id="100"/>
+    <w:bookmarkStart w:id="101" w:name="el-impacto-en-empleo"/>
     <w:p>
       <w:pPr>
         <w:pStyle w:val="Heading2"/>
@@ -16893,8 +17747,8 @@
         </w:tc>
       </w:tr>
     </w:tbl>
-    <w:bookmarkEnd w:id="82"/>
-    <w:bookmarkStart w:id="83" w:name="lo-que-no-promete-este-frente"/>
+    <w:bookmarkEnd w:id="101"/>
+    <w:bookmarkStart w:id="102" w:name="lo-que-no-promete-este-frente"/>
     <w:p>
       <w:pPr>
         <w:pStyle w:val="Heading2"/>
@@ -16907,7 +17761,7 @@
       <w:pPr>
         <w:numPr>
           <w:ilvl w:val="0"/>
-          <w:numId w:val="1006"/>
+          <w:numId w:val="1009"/>
         </w:numPr>
         <w:pStyle w:val="Compact"/>
       </w:pPr>
@@ -16929,7 +17783,7 @@
       <w:pPr>
         <w:numPr>
           <w:ilvl w:val="0"/>
-          <w:numId w:val="1006"/>
+          <w:numId w:val="1009"/>
         </w:numPr>
         <w:pStyle w:val="Compact"/>
       </w:pPr>
@@ -16951,7 +17805,7 @@
       <w:pPr>
         <w:numPr>
           <w:ilvl w:val="0"/>
-          <w:numId w:val="1006"/>
+          <w:numId w:val="1009"/>
         </w:numPr>
         <w:pStyle w:val="Compact"/>
       </w:pPr>
@@ -16969,9 +17823,9 @@
         <w:t xml:space="preserve">la tarifa regulada accesible, con subsidio cruzado y cofinanciación 3 años, es parte del diseño. Sin tarifa, la planta cierra.</w:t>
       </w:r>
     </w:p>
-    <w:bookmarkEnd w:id="83"/>
-    <w:bookmarkEnd w:id="84"/>
-    <w:bookmarkStart w:id="98" w:name="X4f62eec2f5b561c9a3006ff1624de90841123b4"/>
+    <w:bookmarkEnd w:id="102"/>
+    <w:bookmarkEnd w:id="103"/>
+    <w:bookmarkStart w:id="117" w:name="X4f62eec2f5b561c9a3006ff1624de90841123b4"/>
     <w:p>
       <w:pPr>
         <w:pStyle w:val="Heading1"/>
@@ -17012,7 +17866,7 @@
         <w:t xml:space="preserve">En 2025 el turismo generó $11.166 millones de dólares en divisas, superando por primera vez al carbón y al café juntos. El problema no es volumen, es distribución: el 92% de las reservas se concentra en Bogotá, Medellín y Cartagena.</w:t>
       </w:r>
     </w:p>
-    <w:bookmarkStart w:id="85" w:name="lo-que-el-programa-ya-da-a-las-ciudades"/>
+    <w:bookmarkStart w:id="104" w:name="lo-que-el-programa-ya-da-a-las-ciudades"/>
     <w:p>
       <w:pPr>
         <w:pStyle w:val="Heading2"/>
@@ -17236,8 +18090,8 @@
         </w:tc>
       </w:tr>
     </w:tbl>
-    <w:bookmarkEnd w:id="85"/>
-    <w:bookmarkStart w:id="86" w:name="X6effa46f43b0d00bec6789a5d55d6a8fdf78fc2"/>
+    <w:bookmarkEnd w:id="104"/>
+    <w:bookmarkStart w:id="105" w:name="X6effa46f43b0d00bec6789a5d55d6a8fdf78fc2"/>
     <w:p>
       <w:pPr>
         <w:pStyle w:val="Heading2"/>
@@ -17584,8 +18438,8 @@
         <w:t xml:space="preserve">La congestión de Bogotá cuesta ~$15 billones/año. Tres medidas de costo cero: incentivo tributario del 130% para teletrabajo verificable del 20% de la nómina; estándar técnico de conectividad domiciliaria como condición de las concesiones de espectro; y horarios escalonados en entidades del Estado en ciudades de más de 500.000 habitantes.</w:t>
       </w:r>
     </w:p>
-    <w:bookmarkEnd w:id="86"/>
-    <w:bookmarkStart w:id="95" w:name="X3bb78ace0de402ec778ca3bbacad90ae0c7952d"/>
+    <w:bookmarkEnd w:id="105"/>
+    <w:bookmarkStart w:id="114" w:name="X3bb78ace0de402ec778ca3bbacad90ae0c7952d"/>
     <w:p>
       <w:pPr>
         <w:pStyle w:val="Heading2"/>
@@ -17730,7 +18584,7 @@
         <w:t xml:space="preserve">a los nodos, no los reemplaza.</w:t>
       </w:r>
     </w:p>
-    <w:bookmarkStart w:id="87" w:name="X341be06a04fa5cc37ba2f7ed5953662c8f247e0"/>
+    <w:bookmarkStart w:id="106" w:name="X341be06a04fa5cc37ba2f7ed5953662c8f247e0"/>
     <w:p>
       <w:pPr>
         <w:pStyle w:val="Heading3"/>
@@ -17964,8 +18818,8 @@
         </w:tc>
       </w:tr>
     </w:tbl>
-    <w:bookmarkEnd w:id="87"/>
-    <w:bookmarkStart w:id="88" w:name="X3a26c1fbb94e9c58c15e5ffc2bc14e60aa837a2"/>
+    <w:bookmarkEnd w:id="106"/>
+    <w:bookmarkStart w:id="107" w:name="X3a26c1fbb94e9c58c15e5ffc2bc14e60aa837a2"/>
     <w:p>
       <w:pPr>
         <w:pStyle w:val="Heading3"/>
@@ -18217,8 +19071,8 @@
         </w:tc>
       </w:tr>
     </w:tbl>
-    <w:bookmarkEnd w:id="88"/>
-    <w:bookmarkStart w:id="89" w:name="X5826c0a2fdfb3dc8e5e521d287a14b0893cfbf6"/>
+    <w:bookmarkEnd w:id="107"/>
+    <w:bookmarkStart w:id="108" w:name="X5826c0a2fdfb3dc8e5e521d287a14b0893cfbf6"/>
     <w:p>
       <w:pPr>
         <w:pStyle w:val="Heading3"/>
@@ -18482,8 +19336,8 @@
         </w:tc>
       </w:tr>
     </w:tbl>
-    <w:bookmarkEnd w:id="89"/>
-    <w:bookmarkStart w:id="90" w:name="X12441944bc318c15c36eface9a40d0d7ffe3aed"/>
+    <w:bookmarkEnd w:id="108"/>
+    <w:bookmarkStart w:id="109" w:name="X12441944bc318c15c36eface9a40d0d7ffe3aed"/>
     <w:p>
       <w:pPr>
         <w:pStyle w:val="Heading3"/>
@@ -18733,8 +19587,8 @@
         </w:tc>
       </w:tr>
     </w:tbl>
-    <w:bookmarkEnd w:id="90"/>
-    <w:bookmarkStart w:id="91" w:name="Xfc0331b83edd36c564078cedb0f8608d2c60049"/>
+    <w:bookmarkEnd w:id="109"/>
+    <w:bookmarkStart w:id="110" w:name="Xfc0331b83edd36c564078cedb0f8608d2c60049"/>
     <w:p>
       <w:pPr>
         <w:pStyle w:val="Heading3"/>
@@ -18986,8 +19840,8 @@
         </w:tc>
       </w:tr>
     </w:tbl>
-    <w:bookmarkEnd w:id="91"/>
-    <w:bookmarkStart w:id="92" w:name="f.-la-ciudad-que-funciona"/>
+    <w:bookmarkEnd w:id="110"/>
+    <w:bookmarkStart w:id="111" w:name="f.-la-ciudad-que-funciona"/>
     <w:p>
       <w:pPr>
         <w:pStyle w:val="Heading3"/>
@@ -19004,8 +19858,8 @@
         <w:t xml:space="preserve">La congestión y la fricción urbana son un impuesto directo a la productividad de quien ya trabaja. Las palancas ya están en 12.2 (interoperabilidad del transporte, teletrabajo, formalización urbana); este módulo las reconoce explícitamente como política de productividad, no solo de movilidad.</w:t>
       </w:r>
     </w:p>
-    <w:bookmarkEnd w:id="92"/>
-    <w:bookmarkStart w:id="93" w:name="Xd443673e4132f70adfc516fc7bc8560ee242af9"/>
+    <w:bookmarkEnd w:id="111"/>
+    <w:bookmarkStart w:id="112" w:name="Xd443673e4132f70adfc516fc7bc8560ee242af9"/>
     <w:p>
       <w:pPr>
         <w:pStyle w:val="Heading3"/>
@@ -19243,8 +20097,8 @@
         </w:tc>
       </w:tr>
     </w:tbl>
-    <w:bookmarkEnd w:id="93"/>
-    <w:bookmarkStart w:id="94" w:name="una-advertencia-honesta"/>
+    <w:bookmarkEnd w:id="112"/>
+    <w:bookmarkStart w:id="113" w:name="una-advertencia-honesta"/>
     <w:p>
       <w:pPr>
         <w:pStyle w:val="Heading3"/>
@@ -19293,9 +20147,9 @@
         <w:t xml:space="preserve">(no a las grandes), ata todo apoyo a competencia y desempeño, y corre en paralelo a los nodos, no en su lugar. La tensión entre competitividad nacional y justicia territorial es real; el plan la asume con los ojos abiertos en vez de fingir que no existe.</w:t>
       </w:r>
     </w:p>
-    <w:bookmarkEnd w:id="94"/>
-    <w:bookmarkEnd w:id="95"/>
-    <w:bookmarkStart w:id="96" w:name="X1bba574aa25410650f7841df1158dd6ea3828c5"/>
+    <w:bookmarkEnd w:id="113"/>
+    <w:bookmarkEnd w:id="114"/>
+    <w:bookmarkStart w:id="115" w:name="X1bba574aa25410650f7841df1158dd6ea3828c5"/>
     <w:p>
       <w:pPr>
         <w:pStyle w:val="Heading2"/>
@@ -19757,8 +20611,8 @@
         </w:tc>
       </w:tr>
     </w:tbl>
-    <w:bookmarkEnd w:id="96"/>
-    <w:bookmarkStart w:id="97" w:name="Xf79264da502ae9ac5a1795ed90ae6eedd6d1f37"/>
+    <w:bookmarkEnd w:id="115"/>
+    <w:bookmarkStart w:id="116" w:name="Xf79264da502ae9ac5a1795ed90ae6eedd6d1f37"/>
     <w:p>
       <w:pPr>
         <w:pStyle w:val="Heading2"/>
@@ -19863,9 +20717,9 @@
         <w:t xml:space="preserve">.</w:t>
       </w:r>
     </w:p>
-    <w:bookmarkEnd w:id="97"/>
-    <w:bookmarkEnd w:id="98"/>
-    <w:bookmarkStart w:id="109" w:name="X3356fa1ebf2d69c2684f142fc61bec6de18686a"/>
+    <w:bookmarkEnd w:id="116"/>
+    <w:bookmarkEnd w:id="117"/>
+    <w:bookmarkStart w:id="128" w:name="X3356fa1ebf2d69c2684f142fc61bec6de18686a"/>
     <w:p>
       <w:pPr>
         <w:pStyle w:val="Heading1"/>
@@ -19894,7 +20748,7 @@
         <w:t xml:space="preserve">Este frente no es sobre valores declarados, es sobre la arquitectura institucional que los convierte en práctica verificable. La ética no cambia con campañas: cambia cuando se rediseña qué se premia y qué se castiga. El antirracismo y el anticlasismo no avanzan con discursos: avanzan cuando las brechas se miden, se publican y se vuelven indicadores de gestión.</w:t>
       </w:r>
     </w:p>
-    <w:bookmarkStart w:id="99" w:name="austeridad-republicana"/>
+    <w:bookmarkStart w:id="118" w:name="austeridad-republicana"/>
     <w:p>
       <w:pPr>
         <w:pStyle w:val="Heading2"/>
@@ -20170,8 +21024,8 @@
         </w:tc>
       </w:tr>
     </w:tbl>
-    <w:bookmarkEnd w:id="99"/>
-    <w:bookmarkStart w:id="100" w:name="Xbe1bc1ffe34ded2f92eda4082bd128705780a83"/>
+    <w:bookmarkEnd w:id="118"/>
+    <w:bookmarkStart w:id="119" w:name="Xbe1bc1ffe34ded2f92eda4082bd128705780a83"/>
     <w:p>
       <w:pPr>
         <w:pStyle w:val="Heading2"/>
@@ -20540,8 +21394,8 @@
         <w:t xml:space="preserve">del escenario base, no como la fuente que financia compromisos duros (ver Cuadro Fiscal). Los ahorros de eficiencia son históricamente difíciles de capturar a la escala proyectada; no se construye sobre ellos ningún gasto que no pueda sostenerse sin ellos.</w:t>
       </w:r>
     </w:p>
-    <w:bookmarkEnd w:id="100"/>
-    <w:bookmarkStart w:id="101" w:name="Xfebf870c2c394019a95ecc0180aa7025eb2a4af"/>
+    <w:bookmarkEnd w:id="119"/>
+    <w:bookmarkStart w:id="120" w:name="Xfebf870c2c394019a95ecc0180aa7025eb2a4af"/>
     <w:p>
       <w:pPr>
         <w:pStyle w:val="Heading2"/>
@@ -20875,8 +21729,8 @@
         </w:tc>
       </w:tr>
     </w:tbl>
-    <w:bookmarkEnd w:id="101"/>
-    <w:bookmarkStart w:id="102" w:name="X021ffd85052d4393a2d0f56afd4a3ff51f9fae0"/>
+    <w:bookmarkEnd w:id="120"/>
+    <w:bookmarkStart w:id="121" w:name="X021ffd85052d4393a2d0f56afd4a3ff51f9fae0"/>
     <w:p>
       <w:pPr>
         <w:pStyle w:val="Heading2"/>
@@ -21181,8 +22035,8 @@
         </w:tc>
       </w:tr>
     </w:tbl>
-    <w:bookmarkEnd w:id="102"/>
-    <w:bookmarkStart w:id="103" w:name="Xf5b4c686dba9c5577ecb87553f8f18292bc15b9"/>
+    <w:bookmarkEnd w:id="121"/>
+    <w:bookmarkStart w:id="122" w:name="Xf5b4c686dba9c5577ecb87553f8f18292bc15b9"/>
     <w:p>
       <w:pPr>
         <w:pStyle w:val="Heading2"/>
@@ -21458,8 +22312,8 @@
         </w:tc>
       </w:tr>
     </w:tbl>
-    <w:bookmarkEnd w:id="103"/>
-    <w:bookmarkStart w:id="104" w:name="X6089359649d7a4a7f1dd461f2e4ee211200a0d9"/>
+    <w:bookmarkEnd w:id="122"/>
+    <w:bookmarkStart w:id="123" w:name="X6089359649d7a4a7f1dd461f2e4ee211200a0d9"/>
     <w:p>
       <w:pPr>
         <w:pStyle w:val="Heading2"/>
@@ -21906,8 +22760,8 @@
         <w:t xml:space="preserve">en el período, por reasignación, corrección de brechas y formalización, no por nueva deuda.</w:t>
       </w:r>
     </w:p>
-    <w:bookmarkEnd w:id="104"/>
-    <w:bookmarkStart w:id="105" w:name="X380695f0c27088be8e420774f4e23f7c12a3c46"/>
+    <w:bookmarkEnd w:id="123"/>
+    <w:bookmarkStart w:id="124" w:name="X380695f0c27088be8e420774f4e23f7c12a3c46"/>
     <w:p>
       <w:pPr>
         <w:pStyle w:val="Heading2"/>
@@ -22229,8 +23083,8 @@
         </w:tc>
       </w:tr>
     </w:tbl>
-    <w:bookmarkEnd w:id="105"/>
-    <w:bookmarkStart w:id="106" w:name="los-ocho-mecanismos-de-diseño"/>
+    <w:bookmarkEnd w:id="124"/>
+    <w:bookmarkStart w:id="125" w:name="los-ocho-mecanismos-de-diseño"/>
     <w:p>
       <w:pPr>
         <w:pStyle w:val="Heading2"/>
@@ -22620,8 +23474,8 @@
         <w:t xml:space="preserve">. Una regla binaria robusta (alerta roja → congela desembolso) resiste la captura mejor que una fórmula elegante de siete variables con pesos exactos. Donde un mecanismo sea fino y gameable, se simplifica. La elegancia no es el objetivo, la resistencia a la captura sí.</w:t>
       </w:r>
     </w:p>
-    <w:bookmarkEnd w:id="106"/>
-    <w:bookmarkStart w:id="107" w:name="X48788df1506cb0a5518aa91f8d345153bda9c42"/>
+    <w:bookmarkEnd w:id="125"/>
+    <w:bookmarkStart w:id="126" w:name="X48788df1506cb0a5518aa91f8d345153bda9c42"/>
     <w:p>
       <w:pPr>
         <w:pStyle w:val="Heading2"/>
@@ -23012,8 +23866,8 @@
         </w:tc>
       </w:tr>
     </w:tbl>
-    <w:bookmarkEnd w:id="107"/>
-    <w:bookmarkStart w:id="108" w:name="X3427fda87ec4dbe2d4edb93053a5ae465351199"/>
+    <w:bookmarkEnd w:id="126"/>
+    <w:bookmarkStart w:id="127" w:name="X3427fda87ec4dbe2d4edb93053a5ae465351199"/>
     <w:p>
       <w:pPr>
         <w:pStyle w:val="Heading2"/>
@@ -23297,9 +24151,9 @@
         <w:t xml:space="preserve">El mecanismo más poderoso no es el castigo después del robo, es hacer que robar sea más difícil y costoso que cumplir. Cuando el alcalde sabe que la rendición en vivo tiene audiencia, que el interventor no lo eligió él, que el veedor tiene protección, y que perder los recursos del nodo destruye su capital político, el cálculo cambia. Eso es diseño de mecanismos: cambiar el cálculo sin cambiar a las personas.</w:t>
       </w:r>
     </w:p>
-    <w:bookmarkEnd w:id="108"/>
-    <w:bookmarkEnd w:id="109"/>
-    <w:bookmarkStart w:id="119" w:name="Xbc642ba39422177b7a477569c28a5373a2663f2"/>
+    <w:bookmarkEnd w:id="127"/>
+    <w:bookmarkEnd w:id="128"/>
+    <w:bookmarkStart w:id="138" w:name="Xbc642ba39422177b7a477569c28a5373a2663f2"/>
     <w:p>
       <w:pPr>
         <w:pStyle w:val="Heading1"/>
@@ -23339,7 +24193,7 @@
         <w:t xml:space="preserve">. Es: ¿podemos diseñar una institución tan valiosa que no querer servir sea la excepción? Si el servicio da competencias reales, conecta clases y contribuye a algo que importa, la voluntariedad emerge del valor, y la universalidad garantiza que eso ocurra para todos.</w:t>
       </w:r>
     </w:p>
-    <w:bookmarkStart w:id="110" w:name="por-qué-el-modelo-actual-falla"/>
+    <w:bookmarkStart w:id="129" w:name="por-qué-el-modelo-actual-falla"/>
     <w:p>
       <w:pPr>
         <w:pStyle w:val="Heading2"/>
@@ -23592,8 +24446,8 @@
         </w:tc>
       </w:tr>
     </w:tbl>
-    <w:bookmarkEnd w:id="110"/>
-    <w:bookmarkStart w:id="111" w:name="X8f4dbd14b20fbf0212aedf6d78669c95af2197b"/>
+    <w:bookmarkEnd w:id="129"/>
+    <w:bookmarkStart w:id="130" w:name="X8f4dbd14b20fbf0212aedf6d78669c95af2197b"/>
     <w:p>
       <w:pPr>
         <w:pStyle w:val="Heading2"/>
@@ -23876,8 +24730,8 @@
         </w:tc>
       </w:tr>
     </w:tbl>
-    <w:bookmarkEnd w:id="111"/>
-    <w:bookmarkStart w:id="112" w:name="X2ab33b8e26a824172e96759dd37ec715d0bd7d5"/>
+    <w:bookmarkEnd w:id="130"/>
+    <w:bookmarkStart w:id="131" w:name="X2ab33b8e26a824172e96759dd37ec715d0bd7d5"/>
     <w:p>
       <w:pPr>
         <w:pStyle w:val="Heading2"/>
@@ -24285,8 +25139,8 @@
         </w:tc>
       </w:tr>
     </w:tbl>
-    <w:bookmarkEnd w:id="112"/>
-    <w:bookmarkStart w:id="113" w:name="los-cuatro-mecanismos-de-diseño"/>
+    <w:bookmarkEnd w:id="131"/>
+    <w:bookmarkStart w:id="132" w:name="los-cuatro-mecanismos-de-diseño"/>
     <w:p>
       <w:pPr>
         <w:pStyle w:val="Heading2"/>
@@ -24367,8 +25221,8 @@
         <w:t xml:space="preserve">Además de la certificación SENA: 5 puntos en concursos de la Alta Dirección Pública, puntaje adicional en becas del Icetex y acceso prioritario al crédito del Banco Agrario. Beneficios atados a la credencial (emitida por el SENA, entidad de carrera autónoma), no al gobierno que la otorgó.</w:t>
       </w:r>
     </w:p>
-    <w:bookmarkEnd w:id="113"/>
-    <w:bookmarkStart w:id="114" w:name="X73188e79240bf31e3872e4b857e6e02a31de94f"/>
+    <w:bookmarkEnd w:id="132"/>
+    <w:bookmarkStart w:id="133" w:name="X73188e79240bf31e3872e4b857e6e02a31de94f"/>
     <w:p>
       <w:pPr>
         <w:pStyle w:val="Heading2"/>
@@ -24612,8 +25466,8 @@
         <w:t xml:space="preserve">si en el Año 2 la participación voluntaria supera el 80% de la meta, la universalidad obligatoria entra sin resistencia. Si no, la meta del Año 2 se recorre, pero no se abandona la universalidad: se revisa el valor del servicio, no la ambición.</w:t>
       </w:r>
     </w:p>
-    <w:bookmarkEnd w:id="114"/>
-    <w:bookmarkStart w:id="115" w:name="lo-que-produce-el-triple-resultado"/>
+    <w:bookmarkEnd w:id="133"/>
+    <w:bookmarkStart w:id="134" w:name="lo-que-produce-el-triple-resultado"/>
     <w:p>
       <w:pPr>
         <w:pStyle w:val="Heading2"/>
@@ -24839,8 +25693,8 @@
         </w:tc>
       </w:tr>
     </w:tbl>
-    <w:bookmarkEnd w:id="115"/>
-    <w:bookmarkStart w:id="116" w:name="dih-y-ética-no-negociable"/>
+    <w:bookmarkEnd w:id="134"/>
+    <w:bookmarkStart w:id="135" w:name="dih-y-ética-no-negociable"/>
     <w:p>
       <w:pPr>
         <w:pStyle w:val="Heading2"/>
@@ -24857,8 +25711,8 @@
         <w:t xml:space="preserve">80 horas obligatorias de DIH y ética militar (modalidad de defensa) y 40 de derechos fundamentales (ambiental y comunitaria), con peso igual al desempeño técnico. Una calificación deficiente bloquea el ascenso. Toda denuncia de violación de derechos tiene canal expedito (respuesta máx. 10 días) y protección al denunciante. La responsabilidad de mando aplica desde el primer día.</w:t>
       </w:r>
     </w:p>
-    <w:bookmarkEnd w:id="116"/>
-    <w:bookmarkStart w:id="117" w:name="costo-fiscal-con-honestidad"/>
+    <w:bookmarkEnd w:id="135"/>
+    <w:bookmarkStart w:id="136" w:name="costo-fiscal-con-honestidad"/>
     <w:p>
       <w:pPr>
         <w:pStyle w:val="Heading2"/>
@@ -25539,8 +26393,8 @@
         <w:t xml:space="preserve">se materializan, pero el programa no asume que se materializan. Las dos descargas (valor producido por brigadas y subsidios desplazados) son verificables y se mantienen como compensación; la optimización del Estado se trata como margen adicional, no como supuesto que cierra la cuenta.</w:t>
       </w:r>
     </w:p>
-    <w:bookmarkEnd w:id="117"/>
-    <w:bookmarkStart w:id="118" w:name="X520263755f37ebc0e296910b9442e90a6499dff"/>
+    <w:bookmarkEnd w:id="136"/>
+    <w:bookmarkStart w:id="137" w:name="X520263755f37ebc0e296910b9442e90a6499dff"/>
     <w:p>
       <w:pPr>
         <w:pStyle w:val="Heading2"/>
@@ -25771,9 +26625,9 @@
         </w:pict>
       </w:r>
     </w:p>
-    <w:bookmarkEnd w:id="118"/>
-    <w:bookmarkEnd w:id="119"/>
-    <w:bookmarkStart w:id="120" w:name="X3faac5e722218683f840905436c1ce8f1f456b4"/>
+    <w:bookmarkEnd w:id="137"/>
+    <w:bookmarkEnd w:id="138"/>
+    <w:bookmarkStart w:id="139" w:name="X3faac5e722218683f840905436c1ce8f1f456b4"/>
     <w:p>
       <w:pPr>
         <w:pStyle w:val="Heading1"/>
@@ -26150,8 +27004,8 @@
         </w:pict>
       </w:r>
     </w:p>
-    <w:bookmarkEnd w:id="120"/>
-    <w:bookmarkStart w:id="124" w:name="viabilidad-jurídica-de-los-mecanismos"/>
+    <w:bookmarkEnd w:id="139"/>
+    <w:bookmarkStart w:id="143" w:name="viabilidad-jurídica-de-los-mecanismos"/>
     <w:p>
       <w:pPr>
         <w:pStyle w:val="Heading1"/>
@@ -26206,7 +27060,7 @@
         <w:t xml:space="preserve">Verificación (junio 2026): esta clasificación se contrastó con el estado actual del derecho colombiano. Hallazgos: (a) la Jurisdicción Agraria y Rural ya está creada (AL 03/2023 + Ley Estatutaria 2570/2026), el plan la implementa, no la crea; (b) el catastro multipropósito ya es servicio público (Ley 1955/2019, Decreto 148/2020), ejecutable por vía administrativa; (c) la objeción de conciencia exige ley estatutaria y su diseño es constitucionalmente discutible; (d) la interventoría nacional sobre territorios y la condicionalidad de transferencias constitucionales (SGP/regalías) no se logran por decreto/circular. Las filas afectadas están marcadas.</w:t>
       </w:r>
     </w:p>
-    <w:bookmarkStart w:id="121" w:name="qué-puede-cada-instrumento"/>
+    <w:bookmarkStart w:id="140" w:name="qué-puede-cada-instrumento"/>
     <w:p>
       <w:pPr>
         <w:pStyle w:val="Heading2"/>
@@ -26587,8 +27441,8 @@
         </w:tc>
       </w:tr>
     </w:tbl>
-    <w:bookmarkEnd w:id="121"/>
-    <w:bookmarkStart w:id="122" w:name="Xe6c0699dc55585295c7afbed3421e73e8534581"/>
+    <w:bookmarkEnd w:id="140"/>
+    <w:bookmarkStart w:id="141" w:name="Xe6c0699dc55585295c7afbed3421e73e8534581"/>
     <w:p>
       <w:pPr>
         <w:pStyle w:val="Heading2"/>
@@ -27611,8 +28465,8 @@
         </w:tc>
       </w:tr>
     </w:tbl>
-    <w:bookmarkEnd w:id="122"/>
-    <w:bookmarkStart w:id="123" w:name="la-estrategia-de-secuencia-legislativa"/>
+    <w:bookmarkEnd w:id="141"/>
+    <w:bookmarkStart w:id="142" w:name="la-estrategia-de-secuencia-legislativa"/>
     <w:p>
       <w:pPr>
         <w:pStyle w:val="Heading2"/>
@@ -27665,9 +28519,9 @@
         </w:pict>
       </w:r>
     </w:p>
-    <w:bookmarkEnd w:id="123"/>
-    <w:bookmarkEnd w:id="124"/>
-    <w:bookmarkStart w:id="130" w:name="cuadro-fiscal-de-dos-escenarios"/>
+    <w:bookmarkEnd w:id="142"/>
+    <w:bookmarkEnd w:id="143"/>
+    <w:bookmarkStart w:id="149" w:name="cuadro-fiscal-de-dos-escenarios"/>
     <w:p>
       <w:pPr>
         <w:pStyle w:val="Heading1"/>
@@ -27697,7 +28551,7 @@
         <w:t xml:space="preserve">.</w:t>
       </w:r>
     </w:p>
-    <w:bookmarkStart w:id="125" w:name="punto-de-partida"/>
+    <w:bookmarkStart w:id="144" w:name="punto-de-partida"/>
     <w:p>
       <w:pPr>
         <w:pStyle w:val="Heading2"/>
@@ -27714,8 +28568,8 @@
         <w:t xml:space="preserve">Déficit ~6.4-7% del PIB; deuda hacia el 70%; calificación BB; 1 de cada 3 pesos del presupuesto en intereses.</w:t>
       </w:r>
     </w:p>
-    <w:bookmarkEnd w:id="125"/>
-    <w:bookmarkStart w:id="126" w:name="escenario-base-sin-reforma-tributaria"/>
+    <w:bookmarkEnd w:id="144"/>
+    <w:bookmarkStart w:id="145" w:name="escenario-base-sin-reforma-tributaria"/>
     <w:p>
       <w:pPr>
         <w:pStyle w:val="Heading2"/>
@@ -28023,8 +28877,8 @@
         <w:t xml:space="preserve">Ningún compromiso duro del núcleo se construye sobre el dividendo ético ni sobre la reforma tributaria.</w:t>
       </w:r>
     </w:p>
-    <w:bookmarkEnd w:id="126"/>
-    <w:bookmarkStart w:id="127" w:name="X469a5fa7720b6041b511ba7c856f00452ca54b6"/>
+    <w:bookmarkEnd w:id="145"/>
+    <w:bookmarkStart w:id="146" w:name="X469a5fa7720b6041b511ba7c856f00452ca54b6"/>
     <w:p>
       <w:pPr>
         <w:pStyle w:val="Heading2"/>
@@ -28149,8 +29003,8 @@
         <w:t xml:space="preserve">y adelanta la universalidad del Servicio, no habilita el núcleo, lo expande.</w:t>
       </w:r>
     </w:p>
-    <w:bookmarkEnd w:id="127"/>
-    <w:bookmarkStart w:id="128" w:name="senda-de-déficit-reconciliada"/>
+    <w:bookmarkEnd w:id="146"/>
+    <w:bookmarkStart w:id="147" w:name="senda-de-déficit-reconciliada"/>
     <w:p>
       <w:pPr>
         <w:pStyle w:val="Heading2"/>
@@ -28373,8 +29227,8 @@
         </w:tc>
       </w:tr>
     </w:tbl>
-    <w:bookmarkEnd w:id="128"/>
-    <w:bookmarkStart w:id="129" w:name="X9c418e63bddc0f86d9f158c9fa2c10f39119c03"/>
+    <w:bookmarkEnd w:id="147"/>
+    <w:bookmarkStart w:id="148" w:name="X9c418e63bddc0f86d9f158c9fa2c10f39119c03"/>
     <w:p>
       <w:pPr>
         <w:pStyle w:val="Heading2"/>
@@ -28617,9 +29471,9 @@
         </w:pict>
       </w:r>
     </w:p>
-    <w:bookmarkEnd w:id="129"/>
-    <w:bookmarkEnd w:id="130"/>
-    <w:bookmarkStart w:id="131" w:name="fundamentos-en-la-investigación-reciente"/>
+    <w:bookmarkEnd w:id="148"/>
+    <w:bookmarkEnd w:id="149"/>
+    <w:bookmarkStart w:id="150" w:name="fundamentos-en-la-investigación-reciente"/>
     <w:p>
       <w:pPr>
         <w:pStyle w:val="Heading1"/>
@@ -29392,8 +30246,8 @@
         </w:pict>
       </w:r>
     </w:p>
-    <w:bookmarkEnd w:id="131"/>
-    <w:bookmarkStart w:id="135" w:name="X63812107fc27b9894e947da83252cc3e34ce294"/>
+    <w:bookmarkEnd w:id="150"/>
+    <w:bookmarkStart w:id="154" w:name="X63812107fc27b9894e947da83252cc3e34ce294"/>
     <w:p>
       <w:pPr>
         <w:pStyle w:val="Heading1"/>
@@ -29428,7 +30282,7 @@
         <w:t xml:space="preserve">En 2025 el país logró el desempleo más bajo del siglo, pero la productividad por trabajador cayó cerca de 3,1% entre 2022 y 2025 y la productividad total de los factores apenas creció 0,9%. El empleo nuevo se concentra en servicios de baja productividad y el paso de trabajadores hacia sectores más productivos se redujo a la mitad en una década. Crear empleo formal y subir la productividad no son lo mismo, y el país lleva años demostrándolo. Sin productividad no hay competitividad, y sin competitividad el empleo que se crea es frágil.</w:t>
       </w:r>
     </w:p>
-    <w:bookmarkStart w:id="132" w:name="el-objetivo-nacional-con-metas-duras"/>
+    <w:bookmarkStart w:id="151" w:name="el-objetivo-nacional-con-metas-duras"/>
     <w:p>
       <w:pPr>
         <w:pStyle w:val="Heading2"/>
@@ -29812,8 +30666,8 @@
         <w:t xml:space="preserve">La productividad deja de ser un subproducto esperado y se vuelve un objetivo medido, con dueño y con tablero público, anclado al Sistema Nacional de Competitividad que ya existe en Colombia (Consejo Privado de Competitividad + DNP + DANE).</w:t>
       </w:r>
     </w:p>
-    <w:bookmarkEnd w:id="132"/>
-    <w:bookmarkStart w:id="133" w:name="las-palancas-fuertes-en-orden"/>
+    <w:bookmarkEnd w:id="151"/>
+    <w:bookmarkStart w:id="152" w:name="las-palancas-fuertes-en-orden"/>
     <w:p>
       <w:pPr>
         <w:pStyle w:val="Heading2"/>
@@ -29834,7 +30688,7 @@
       <w:pPr>
         <w:numPr>
           <w:ilvl w:val="0"/>
-          <w:numId w:val="1007"/>
+          <w:numId w:val="1010"/>
         </w:numPr>
         <w:pStyle w:val="Compact"/>
       </w:pPr>
@@ -29856,7 +30710,7 @@
       <w:pPr>
         <w:numPr>
           <w:ilvl w:val="0"/>
-          <w:numId w:val="1007"/>
+          <w:numId w:val="1010"/>
         </w:numPr>
         <w:pStyle w:val="Compact"/>
       </w:pPr>
@@ -29878,7 +30732,7 @@
       <w:pPr>
         <w:numPr>
           <w:ilvl w:val="0"/>
-          <w:numId w:val="1007"/>
+          <w:numId w:val="1010"/>
         </w:numPr>
         <w:pStyle w:val="Compact"/>
       </w:pPr>
@@ -29900,7 +30754,7 @@
       <w:pPr>
         <w:numPr>
           <w:ilvl w:val="0"/>
-          <w:numId w:val="1007"/>
+          <w:numId w:val="1010"/>
         </w:numPr>
         <w:pStyle w:val="Compact"/>
       </w:pPr>
@@ -29922,7 +30776,7 @@
       <w:pPr>
         <w:numPr>
           <w:ilvl w:val="0"/>
-          <w:numId w:val="1007"/>
+          <w:numId w:val="1010"/>
         </w:numPr>
         <w:pStyle w:val="Compact"/>
       </w:pPr>
@@ -29962,7 +30816,7 @@
       <w:pPr>
         <w:numPr>
           <w:ilvl w:val="0"/>
-          <w:numId w:val="1007"/>
+          <w:numId w:val="1010"/>
         </w:numPr>
         <w:pStyle w:val="Compact"/>
       </w:pPr>
@@ -29984,7 +30838,7 @@
       <w:pPr>
         <w:numPr>
           <w:ilvl w:val="0"/>
-          <w:numId w:val="1007"/>
+          <w:numId w:val="1010"/>
         </w:numPr>
         <w:pStyle w:val="Compact"/>
       </w:pPr>
@@ -30006,7 +30860,7 @@
       <w:pPr>
         <w:numPr>
           <w:ilvl w:val="0"/>
-          <w:numId w:val="1007"/>
+          <w:numId w:val="1010"/>
         </w:numPr>
         <w:pStyle w:val="Compact"/>
       </w:pPr>
@@ -30024,8 +30878,8 @@
         <w:t xml:space="preserve">SENA dual pegado a los vectores de cada nodo, recualificación del trabajador en activo, reconocimiento de aprendizajes previos. La palanca más lenta y la de mayor retorno.</w:t>
       </w:r>
     </w:p>
-    <w:bookmarkEnd w:id="133"/>
-    <w:bookmarkStart w:id="134" w:name="Xe0242f5602f4db7493a3d4c5a801923b610b7a1"/>
+    <w:bookmarkEnd w:id="152"/>
+    <w:bookmarkStart w:id="153" w:name="Xe0242f5602f4db7493a3d4c5a801923b610b7a1"/>
     <w:p>
       <w:pPr>
         <w:pStyle w:val="Heading2"/>
@@ -30067,9 +30921,9 @@
         </w:pict>
       </w:r>
     </w:p>
-    <w:bookmarkEnd w:id="134"/>
-    <w:bookmarkEnd w:id="135"/>
-    <w:bookmarkStart w:id="138" w:name="secuencia-de-gobierno"/>
+    <w:bookmarkEnd w:id="153"/>
+    <w:bookmarkEnd w:id="154"/>
+    <w:bookmarkStart w:id="157" w:name="secuencia-de-gobierno"/>
     <w:p>
       <w:pPr>
         <w:pStyle w:val="Heading1"/>
@@ -30078,7 +30932,7 @@
         <w:t xml:space="preserve">Secuencia de Gobierno</w:t>
       </w:r>
     </w:p>
-    <w:bookmarkStart w:id="136" w:name="X3f19c8a57f0489f02498b4816e1596433230a25"/>
+    <w:bookmarkStart w:id="155" w:name="X3f19c8a57f0489f02498b4816e1596433230a25"/>
     <w:p>
       <w:pPr>
         <w:pStyle w:val="Heading2"/>
@@ -30185,8 +31039,8 @@
         <w:t xml:space="preserve">Mesas de trabajo con los directivos de las 10 entidades más críticas para negociar por anticipado los compromisos del Año 1, formalizados en actas públicas el día de posesión.</w:t>
       </w:r>
     </w:p>
-    <w:bookmarkEnd w:id="136"/>
-    <w:bookmarkStart w:id="137" w:name="tabla-de-secuencia"/>
+    <w:bookmarkEnd w:id="155"/>
+    <w:bookmarkStart w:id="156" w:name="tabla-de-secuencia"/>
     <w:p>
       <w:pPr>
         <w:pStyle w:val="Heading2"/>
@@ -30479,9 +31333,9 @@
         </w:pict>
       </w:r>
     </w:p>
-    <w:bookmarkEnd w:id="137"/>
-    <w:bookmarkEnd w:id="138"/>
-    <w:bookmarkStart w:id="139" w:name="medición-y-blindaje"/>
+    <w:bookmarkEnd w:id="156"/>
+    <w:bookmarkEnd w:id="157"/>
+    <w:bookmarkStart w:id="158" w:name="medición-y-blindaje"/>
     <w:p>
       <w:pPr>
         <w:pStyle w:val="Heading1"/>
@@ -31364,8 +32218,8 @@
         </w:pict>
       </w:r>
     </w:p>
-    <w:bookmarkEnd w:id="139"/>
-    <w:bookmarkStart w:id="140" w:name="riesgos-y-límites-honestos"/>
+    <w:bookmarkEnd w:id="158"/>
+    <w:bookmarkStart w:id="159" w:name="riesgos-y-límites-honestos"/>
     <w:p>
       <w:pPr>
         <w:pStyle w:val="Heading1"/>
@@ -31993,8 +32847,8 @@
         </w:pict>
       </w:r>
     </w:p>
-    <w:bookmarkEnd w:id="140"/>
-    <w:bookmarkStart w:id="141" w:name="el-patriotismo-como-resultado"/>
+    <w:bookmarkEnd w:id="159"/>
+    <w:bookmarkStart w:id="160" w:name="el-patriotismo-como-resultado"/>
     <w:p>
       <w:pPr>
         <w:pStyle w:val="Heading1"/>
@@ -32034,8 +32888,8 @@
         </w:pict>
       </w:r>
     </w:p>
-    <w:bookmarkEnd w:id="141"/>
-    <w:bookmarkStart w:id="145" w:name="hitos-de-credibilidad-política"/>
+    <w:bookmarkEnd w:id="160"/>
+    <w:bookmarkStart w:id="164" w:name="hitos-de-credibilidad-política"/>
     <w:p>
       <w:pPr>
         <w:pStyle w:val="Heading1"/>
@@ -32052,7 +32906,7 @@
         <w:t xml:space="preserve">Las victorias tempranas no tienen que ser las más grandes, tienen que ser las más irreversibles (y, ahora, las más legítimas).</w:t>
       </w:r>
     </w:p>
-    <w:bookmarkStart w:id="142" w:name="transición-mayo-julio-2026"/>
+    <w:bookmarkStart w:id="161" w:name="transición-mayo-julio-2026"/>
     <w:p>
       <w:pPr>
         <w:pStyle w:val="Heading2"/>
@@ -32305,8 +33159,8 @@
         </w:tc>
       </w:tr>
     </w:tbl>
-    <w:bookmarkEnd w:id="142"/>
-    <w:bookmarkStart w:id="143" w:name="X570d003b3f7a6d5463237df464eec852c2a2ca2"/>
+    <w:bookmarkEnd w:id="161"/>
+    <w:bookmarkStart w:id="162" w:name="X570d003b3f7a6d5463237df464eec852c2a2ca2"/>
     <w:p>
       <w:pPr>
         <w:pStyle w:val="Heading2"/>
@@ -32542,8 +33396,8 @@
         </w:tc>
       </w:tr>
     </w:tbl>
-    <w:bookmarkEnd w:id="143"/>
-    <w:bookmarkStart w:id="144" w:name="X6f4e29709717963d9784af7e46298c64eca3086"/>
+    <w:bookmarkEnd w:id="162"/>
+    <w:bookmarkStart w:id="163" w:name="X6f4e29709717963d9784af7e46298c64eca3086"/>
     <w:p>
       <w:pPr>
         <w:pStyle w:val="Heading2"/>
@@ -32993,9 +33847,9 @@
         </w:pict>
       </w:r>
     </w:p>
-    <w:bookmarkEnd w:id="144"/>
-    <w:bookmarkEnd w:id="145"/>
-    <w:bookmarkStart w:id="152" w:name="X812fbe57f7047e7cc2b3d123e211b38b27f1044"/>
+    <w:bookmarkEnd w:id="163"/>
+    <w:bookmarkEnd w:id="164"/>
+    <w:bookmarkStart w:id="171" w:name="X812fbe57f7047e7cc2b3d123e211b38b27f1044"/>
     <w:p>
       <w:pPr>
         <w:pStyle w:val="Heading1"/>
@@ -33088,7 +33942,7 @@
         <w:t xml:space="preserve">IRCTC, fundada en 1999 como subsidiaria de Ferrocarriles de la India, se convirtió en una de las plataformas de viajes más concurridas del mundo, con cientos de miles de reservas diarias. No compitió con Airbnb globalmente, dominó su propio mercado con acceso a infraestructura estatal que ningún privado podía tener. En 2019 salió a bolsa manteniendo el Estado la mayoría del capital. Ese es el modelo.</w:t>
       </w:r>
     </w:p>
-    <w:bookmarkStart w:id="146" w:name="X13e252fe4095065decc34bd8793323709d4f723"/>
+    <w:bookmarkStart w:id="165" w:name="X13e252fe4095065decc34bd8793323709d4f723"/>
     <w:p>
       <w:pPr>
         <w:pStyle w:val="Heading2"/>
@@ -33265,8 +34119,8 @@
         </w:tc>
       </w:tr>
     </w:tbl>
-    <w:bookmarkEnd w:id="146"/>
-    <w:bookmarkStart w:id="147" w:name="la-estructura-de-capital-mixto"/>
+    <w:bookmarkEnd w:id="165"/>
+    <w:bookmarkStart w:id="166" w:name="la-estructura-de-capital-mixto"/>
     <w:p>
       <w:pPr>
         <w:pStyle w:val="Heading2"/>
@@ -33492,8 +34346,8 @@
         </w:tc>
       </w:tr>
     </w:tbl>
-    <w:bookmarkEnd w:id="147"/>
-    <w:bookmarkStart w:id="148" w:name="Xc7cbb19aca36f8f2f8724853254f86e4657ef14"/>
+    <w:bookmarkEnd w:id="166"/>
+    <w:bookmarkStart w:id="167" w:name="Xc7cbb19aca36f8f2f8724853254f86e4657ef14"/>
     <w:p>
       <w:pPr>
         <w:pStyle w:val="Heading2"/>
@@ -33510,8 +34364,8 @@
         <w:t xml:space="preserve">Integración con infraestructura pública (disponibilidad de parques, estado de vías, permisos en territorios étnicos, alertas de seguridad por municipio desde la plataforma de trazabilidad), Airbnb no tiene acceso a esos datos. Verificación de calidad con consecuencias reales (el sello no es una estrella comprable sino certificación física del SENA; perderlo baja el ranking automáticamente). Comisión del 8% frente a 15-20% (la estructura de costos de Airbnb la obliga a comisiones altas; Colombia Viva no la tiene). Pagos sin fricción en moneda local (PSE, Nequi, Daviplata; integración con sistemas de Ecuador, Perú y Brasil), relaciones con el sistema financiero que a una empresa extranjera le toman años.</w:t>
       </w:r>
     </w:p>
-    <w:bookmarkEnd w:id="148"/>
-    <w:bookmarkStart w:id="149" w:name="el-modelo-financiero"/>
+    <w:bookmarkEnd w:id="167"/>
+    <w:bookmarkStart w:id="168" w:name="el-modelo-financiero"/>
     <w:p>
       <w:pPr>
         <w:pStyle w:val="Heading2"/>
@@ -33726,8 +34580,8 @@
         </w:tc>
       </w:tr>
     </w:tbl>
-    <w:bookmarkEnd w:id="149"/>
-    <w:bookmarkStart w:id="150" w:name="el-empleo-que-generaría"/>
+    <w:bookmarkEnd w:id="168"/>
+    <w:bookmarkStart w:id="169" w:name="el-empleo-que-generaría"/>
     <w:p>
       <w:pPr>
         <w:pStyle w:val="Heading2"/>
@@ -33950,8 +34804,8 @@
         </w:tc>
       </w:tr>
     </w:tbl>
-    <w:bookmarkEnd w:id="150"/>
-    <w:bookmarkStart w:id="151" w:name="riesgos-y-mitigaciones"/>
+    <w:bookmarkEnd w:id="169"/>
+    <w:bookmarkStart w:id="170" w:name="riesgos-y-mitigaciones"/>
     <w:p>
       <w:pPr>
         <w:pStyle w:val="Heading2"/>
@@ -34174,8 +35028,8 @@
         <w:t xml:space="preserve">Colombia Viva no es la plataforma que compite con Airbnb en San Francisco. Es la que dominaría el turismo colombiano y latinoamericano con ventajas inimitables: datos públicos integrados, certificación con consecuencias, comisiones a la mitad y operadores dueños de su canal. El modelo IRCTC demostró que funciona, la diferencia es que aquí sería en turismo, no en trenes.</w:t>
       </w:r>
     </w:p>
-    <w:bookmarkEnd w:id="151"/>
-    <w:bookmarkEnd w:id="152"/>
+    <w:bookmarkEnd w:id="170"/>
+    <w:bookmarkEnd w:id="171"/>
     <w:sectPr/>
   </w:body>
 </w:document>
@@ -34492,6 +35346,15 @@
     <w:abstractNumId w:val="991"/>
   </w:num>
   <w:num w:numId="1007">
+    <w:abstractNumId w:val="991"/>
+  </w:num>
+  <w:num w:numId="1008">
+    <w:abstractNumId w:val="991"/>
+  </w:num>
+  <w:num w:numId="1009">
+    <w:abstractNumId w:val="991"/>
+  </w:num>
+  <w:num w:numId="1010">
     <w:abstractNumId w:val="99411"/>
     <w:lvlOverride w:ilvl="0">
       <w:startOverride w:val="1"/>

--- a/dist/estado-en-el-territorio.docx
+++ b/dist/estado-en-el-territorio.docx
@@ -10097,7 +10097,7 @@
     </w:p>
     <w:bookmarkEnd w:id="76"/>
     <w:bookmarkEnd w:id="77"/>
-    <w:bookmarkStart w:id="78" w:name="frente-iv-anticorrupción"/>
+    <w:bookmarkStart w:id="90" w:name="frente-iv-anticorrupción"/>
     <w:p>
       <w:pPr>
         <w:pStyle w:val="Heading1"/>
@@ -10140,6 +10140,124 @@
       </w:r>
       <w:r>
         <w:t xml:space="preserve">la corrupción alcanzó 94% de impunidad en 2024 no por falta de leyes, sino por tratarla como suma de delitos individuales. La gran corrupción funciona como sistema que captura instituciones. Se investiga como sistema, con metodologías de macrocriminalidad: identificar aparatos y determinadores, develar modus operandi, rastrear lavado y mecanismos de impunidad.</w:t>
+      </w:r>
+    </w:p>
+    <w:bookmarkStart w:id="78" w:name="X63bfa4870ba3f3f202db8e5411708bf64e82582"/>
+    <w:p>
+      <w:pPr>
+        <w:pStyle w:val="Heading2"/>
+      </w:pPr>
+      <w:r>
+        <w:t xml:space="preserve">La estrategia anticorrupción opera en dos escalas y se apoya en una herramienta</w:t>
+      </w:r>
+    </w:p>
+    <w:p>
+      <w:pPr>
+        <w:pStyle w:val="FirstParagraph"/>
+      </w:pPr>
+      <w:r>
+        <w:t xml:space="preserve">La lucha anticorrupción del plan no está toda en este frente, y conviene leerla como un solo cuerpo aunque sus piezas vivan en lugares distintos por una razón de método. Entra por aquí:</w:t>
+      </w:r>
+    </w:p>
+    <w:p>
+      <w:pPr>
+        <w:numPr>
+          <w:ilvl w:val="0"/>
+          <w:numId w:val="1008"/>
+        </w:numPr>
+        <w:pStyle w:val="Compact"/>
+      </w:pPr>
+      <w:r>
+        <w:rPr>
+          <w:bCs/>
+          <w:b/>
+        </w:rPr>
+        <w:t xml:space="preserve">Escala nacional y sistémica (este Frente IV).</w:t>
+      </w:r>
+      <w:r>
+        <w:t xml:space="preserve"> </w:t>
+      </w:r>
+      <w:r>
+        <w:t xml:space="preserve">La gran corrupción tratada como red, no como caso suelto: la Unidad de Macrocorrupción en la Fiscalía, la financiación de campañas, la extinción de dominio, el fondo de reparación.</w:t>
+      </w:r>
+    </w:p>
+    <w:p>
+      <w:pPr>
+        <w:numPr>
+          <w:ilvl w:val="0"/>
+          <w:numId w:val="1008"/>
+        </w:numPr>
+        <w:pStyle w:val="Compact"/>
+      </w:pPr>
+      <w:r>
+        <w:rPr>
+          <w:bCs/>
+          <w:b/>
+        </w:rPr>
+        <w:t xml:space="preserve">Escala territorial y municipal (Frente XIII, secciones 13.9 y 13.10).</w:t>
+      </w:r>
+      <w:r>
+        <w:t xml:space="preserve"> </w:t>
+      </w:r>
+      <w:r>
+        <w:t xml:space="preserve">La corrupción en alcaldías y gobernaciones, atacada con diseño de mecanismos: interventoría nacional obligatoria, pago directo nación-proveedor, techos de concentración por empresa, rendición en vivo y un protocolo de alertas por niveles. Vive en el XIII porque su método es el diseño de mecanismos, que es el corazón de ese frente.</w:t>
+      </w:r>
+    </w:p>
+    <w:p>
+      <w:pPr>
+        <w:numPr>
+          <w:ilvl w:val="0"/>
+          <w:numId w:val="1008"/>
+        </w:numPr>
+        <w:pStyle w:val="Compact"/>
+      </w:pPr>
+      <w:r>
+        <w:rPr>
+          <w:bCs/>
+          <w:b/>
+        </w:rPr>
+        <w:t xml:space="preserve">La herramienta que conecta ambas (la plataforma de trazabilidad,</w:t>
+      </w:r>
+      <w:r>
+        <w:rPr>
+          <w:bCs/>
+          <w:b/>
+        </w:rPr>
+        <w:t xml:space="preserve"> </w:t>
+      </w:r>
+      <w:r>
+        <w:rPr>
+          <w:bCs/>
+          <w:b/>
+        </w:rPr>
+        <w:t xml:space="preserve">“</w:t>
+      </w:r>
+      <w:r>
+        <w:rPr>
+          <w:bCs/>
+          <w:b/>
+        </w:rPr>
+        <w:t xml:space="preserve">Sistema Nervioso</w:t>
+      </w:r>
+      <w:r>
+        <w:rPr>
+          <w:bCs/>
+          <w:b/>
+        </w:rPr>
+        <w:t xml:space="preserve">”</w:t>
+      </w:r>
+      <w:r>
+        <w:rPr>
+          <w:bCs/>
+          <w:b/>
+        </w:rPr>
+        <w:t xml:space="preserve">, Frente X).</w:t>
+      </w:r>
+      <w:r>
+        <w:t xml:space="preserve"> </w:t>
+      </w:r>
+      <w:r>
+        <w:t xml:space="preserve">La infraestructura de datos que sigue cada peso del gasto público. Aquí abajo se detalla el motor anticorrupción que corre sobre ella, porque es el hilo que cose la escala territorial con la nacional: la misma alerta que congela un contrato municipal puede revelar la red que opera en nueve departamentos.</w:t>
       </w:r>
     </w:p>
     <w:tbl>
@@ -10673,7 +10791,1267 @@
       </w:tr>
     </w:tbl>
     <w:bookmarkEnd w:id="78"/>
-    <w:bookmarkStart w:id="79" w:name="frente-v-sostenibilidad-fiscal"/>
+    <w:bookmarkStart w:id="89" w:name="Xa4c3517aefba73d8dc30ba4e6426c821d82adb0"/>
+    <w:p>
+      <w:pPr>
+        <w:pStyle w:val="Heading2"/>
+      </w:pPr>
+      <w:r>
+        <w:t xml:space="preserve">La herramienta tecnológica: detección por dato, no por denuncia</w:t>
+      </w:r>
+    </w:p>
+    <w:p>
+      <w:pPr>
+        <w:pStyle w:val="FirstParagraph"/>
+      </w:pPr>
+      <w:r>
+        <w:t xml:space="preserve">Toda la estrategia descansa en una promesa que hay que volver concreta: detectar la corrupción por los datos y no esperar a que alguien la denuncie. Conviene explicar qué es esa herramienta, cómo funciona y, con la misma honestidad, qué no puede hacer. Porque vendida como una caja mágica, defrauda; entendida como lo que es, una buena, cambia el cálculo del que roba.</w:t>
+      </w:r>
+    </w:p>
+    <w:bookmarkStart w:id="79" w:name="qué-es-y-qué-no-es"/>
+    <w:p>
+      <w:pPr>
+        <w:pStyle w:val="Heading3"/>
+      </w:pPr>
+      <w:r>
+        <w:t xml:space="preserve">Qué es (y qué no es)</w:t>
+      </w:r>
+    </w:p>
+    <w:p>
+      <w:pPr>
+        <w:pStyle w:val="FirstParagraph"/>
+      </w:pPr>
+      <w:r>
+        <w:t xml:space="preserve">No es una inteligencia artificial que</w:t>
+      </w:r>
+      <w:r>
+        <w:t xml:space="preserve"> </w:t>
+      </w:r>
+      <w:r>
+        <w:t xml:space="preserve">“</w:t>
+      </w:r>
+      <w:r>
+        <w:t xml:space="preserve">descubre corruptos</w:t>
+      </w:r>
+      <w:r>
+        <w:t xml:space="preserve">”</w:t>
+      </w:r>
+      <w:r>
+        <w:t xml:space="preserve">. Es un sistema de integración de datos y detección de anomalías que corre sobre la plataforma de trazabilidad del gasto (Frente X). Su premisa es simple: casi toda corrupción que toca el gasto público deja huella en los datos. Una empresa que gana un contrato grande pero no tiene un solo empleado en planilla. Un precio unitario muy por encima del de la región. Un</w:t>
+      </w:r>
+      <w:r>
+        <w:t xml:space="preserve"> </w:t>
+      </w:r>
+      <w:r>
+        <w:t xml:space="preserve">“</w:t>
+      </w:r>
+      <w:r>
+        <w:t xml:space="preserve">concurso</w:t>
+      </w:r>
+      <w:r>
+        <w:t xml:space="preserve">”</w:t>
+      </w:r>
+      <w:r>
+        <w:t xml:space="preserve"> </w:t>
+      </w:r>
+      <w:r>
+        <w:t xml:space="preserve">con un solo proponente, o con tres que comparten dirección y dueño. La huella existe; el problema es que hoy vive dispersa en bases que no se hablan entre sí. La herramienta no inventa información nueva, hace visible y comparable la que ya existe.</w:t>
+      </w:r>
+    </w:p>
+    <w:bookmarkEnd w:id="79"/>
+    <w:bookmarkStart w:id="80" w:name="de-dónde-saca-los-datos"/>
+    <w:p>
+      <w:pPr>
+        <w:pStyle w:val="Heading3"/>
+      </w:pPr>
+      <w:r>
+        <w:t xml:space="preserve">De dónde saca los datos</w:t>
+      </w:r>
+    </w:p>
+    <w:p>
+      <w:pPr>
+        <w:pStyle w:val="FirstParagraph"/>
+      </w:pPr>
+      <w:r>
+        <w:t xml:space="preserve">Su valor está en el cruce, no en una base sola. Integra fuentes que hoy están separadas, casi todas ya públicas o estatales:</w:t>
+      </w:r>
+    </w:p>
+    <w:tbl>
+      <w:tblPr>
+        <w:tblStyle w:val="Table"/>
+        <w:tblW w:type="pct" w:w="5000"/>
+        <w:tblLook w:firstRow="1" w:lastRow="0" w:firstColumn="0" w:lastColumn="0" w:noHBand="0" w:noVBand="0" w:val="0020"/>
+        <w:jc w:val="start"/>
+      </w:tblPr>
+      <w:tblGrid>
+        <w:gridCol w:w="3960"/>
+        <w:gridCol w:w="3960"/>
+      </w:tblGrid>
+      <w:tr>
+        <w:trPr>
+          <w:tblHeader w:val="true"/>
+        </w:trPr>
+        <w:tc>
+          <w:tcPr/>
+          <w:p>
+            <w:pPr>
+              <w:pStyle w:val="Compact"/>
+              <w:jc w:val="left"/>
+            </w:pPr>
+            <w:r>
+              <w:t xml:space="preserve">Fuente</w:t>
+            </w:r>
+          </w:p>
+        </w:tc>
+        <w:tc>
+          <w:tcPr/>
+          <w:p>
+            <w:pPr>
+              <w:pStyle w:val="Compact"/>
+              <w:jc w:val="left"/>
+            </w:pPr>
+            <w:r>
+              <w:t xml:space="preserve">Qué aporta</w:t>
+            </w:r>
+          </w:p>
+        </w:tc>
+      </w:tr>
+      <w:tr>
+        <w:tc>
+          <w:tcPr/>
+          <w:p>
+            <w:pPr>
+              <w:pStyle w:val="Compact"/>
+              <w:jc w:val="left"/>
+            </w:pPr>
+            <w:r>
+              <w:t xml:space="preserve">SECOP I y II</w:t>
+            </w:r>
+          </w:p>
+        </w:tc>
+        <w:tc>
+          <w:tcPr/>
+          <w:p>
+            <w:pPr>
+              <w:pStyle w:val="Compact"/>
+              <w:jc w:val="left"/>
+            </w:pPr>
+            <w:r>
+              <w:t xml:space="preserve">Contratos: objeto, monto, proponentes, adjudicación</w:t>
+            </w:r>
+          </w:p>
+        </w:tc>
+      </w:tr>
+      <w:tr>
+        <w:tc>
+          <w:tcPr/>
+          <w:p>
+            <w:pPr>
+              <w:pStyle w:val="Compact"/>
+              <w:jc w:val="left"/>
+            </w:pPr>
+            <w:r>
+              <w:t xml:space="preserve">Cuentas Claras (CNE)</w:t>
+            </w:r>
+          </w:p>
+        </w:tc>
+        <w:tc>
+          <w:tcPr/>
+          <w:p>
+            <w:pPr>
+              <w:pStyle w:val="Compact"/>
+              <w:jc w:val="left"/>
+            </w:pPr>
+            <w:r>
+              <w:t xml:space="preserve">Quién financió cada campaña</w:t>
+            </w:r>
+          </w:p>
+        </w:tc>
+      </w:tr>
+      <w:tr>
+        <w:tc>
+          <w:tcPr/>
+          <w:p>
+            <w:pPr>
+              <w:pStyle w:val="Compact"/>
+              <w:jc w:val="left"/>
+            </w:pPr>
+            <w:r>
+              <w:t xml:space="preserve">PILA</w:t>
+            </w:r>
+          </w:p>
+        </w:tc>
+        <w:tc>
+          <w:tcPr/>
+          <w:p>
+            <w:pPr>
+              <w:pStyle w:val="Compact"/>
+              <w:jc w:val="left"/>
+            </w:pPr>
+            <w:r>
+              <w:t xml:space="preserve">Si una empresa tiene empleados reales (o es un cascarón)</w:t>
+            </w:r>
+          </w:p>
+        </w:tc>
+      </w:tr>
+      <w:tr>
+        <w:tc>
+          <w:tcPr/>
+          <w:p>
+            <w:pPr>
+              <w:pStyle w:val="Compact"/>
+              <w:jc w:val="left"/>
+            </w:pPr>
+            <w:r>
+              <w:t xml:space="preserve">RUES y cámaras de comercio</w:t>
+            </w:r>
+          </w:p>
+        </w:tc>
+        <w:tc>
+          <w:tcPr/>
+          <w:p>
+            <w:pPr>
+              <w:pStyle w:val="Compact"/>
+              <w:jc w:val="left"/>
+            </w:pPr>
+            <w:r>
+              <w:t xml:space="preserve">Cuándo se creó una empresa y quiénes son sus dueños y representantes</w:t>
+            </w:r>
+          </w:p>
+        </w:tc>
+      </w:tr>
+      <w:tr>
+        <w:tc>
+          <w:tcPr/>
+          <w:p>
+            <w:pPr>
+              <w:pStyle w:val="Compact"/>
+              <w:jc w:val="left"/>
+            </w:pPr>
+            <w:r>
+              <w:t xml:space="preserve">DIAN</w:t>
+            </w:r>
+          </w:p>
+        </w:tc>
+        <w:tc>
+          <w:tcPr/>
+          <w:p>
+            <w:pPr>
+              <w:pStyle w:val="Compact"/>
+              <w:jc w:val="left"/>
+            </w:pPr>
+            <w:r>
+              <w:t xml:space="preserve">Facturación y declaraciones (con las reservas legales del caso)</w:t>
+            </w:r>
+          </w:p>
+        </w:tc>
+      </w:tr>
+      <w:tr>
+        <w:tc>
+          <w:tcPr/>
+          <w:p>
+            <w:pPr>
+              <w:pStyle w:val="Compact"/>
+              <w:jc w:val="left"/>
+            </w:pPr>
+            <w:r>
+              <w:t xml:space="preserve">Sistema General de Regalías</w:t>
+            </w:r>
+          </w:p>
+        </w:tc>
+        <w:tc>
+          <w:tcPr/>
+          <w:p>
+            <w:pPr>
+              <w:pStyle w:val="Compact"/>
+              <w:jc w:val="left"/>
+            </w:pPr>
+            <w:r>
+              <w:t xml:space="preserve">El gasto de regalías, foco histórico de desvío</w:t>
+            </w:r>
+          </w:p>
+        </w:tc>
+      </w:tr>
+      <w:tr>
+        <w:tc>
+          <w:tcPr/>
+          <w:p>
+            <w:pPr>
+              <w:pStyle w:val="Compact"/>
+              <w:jc w:val="left"/>
+            </w:pPr>
+            <w:r>
+              <w:t xml:space="preserve">Catastro e IGAC</w:t>
+            </w:r>
+          </w:p>
+        </w:tc>
+        <w:tc>
+          <w:tcPr/>
+          <w:p>
+            <w:pPr>
+              <w:pStyle w:val="Compact"/>
+              <w:jc w:val="left"/>
+            </w:pPr>
+            <w:r>
+              <w:t xml:space="preserve">Valor real de predios y obras</w:t>
+            </w:r>
+          </w:p>
+        </w:tc>
+      </w:tr>
+      <w:tr>
+        <w:tc>
+          <w:tcPr/>
+          <w:p>
+            <w:pPr>
+              <w:pStyle w:val="Compact"/>
+              <w:jc w:val="left"/>
+            </w:pPr>
+            <w:r>
+              <w:t xml:space="preserve">UIAF</w:t>
+            </w:r>
+          </w:p>
+        </w:tc>
+        <w:tc>
+          <w:tcPr/>
+          <w:p>
+            <w:pPr>
+              <w:pStyle w:val="Compact"/>
+              <w:jc w:val="left"/>
+            </w:pPr>
+            <w:r>
+              <w:t xml:space="preserve">Reportes de operaciones sospechosas (capacidad que ya existe)</w:t>
+            </w:r>
+          </w:p>
+        </w:tc>
+      </w:tr>
+      <w:tr>
+        <w:tc>
+          <w:tcPr/>
+          <w:p>
+            <w:pPr>
+              <w:pStyle w:val="Compact"/>
+              <w:jc w:val="left"/>
+            </w:pPr>
+            <w:r>
+              <w:t xml:space="preserve">Nómina pública</w:t>
+            </w:r>
+          </w:p>
+        </w:tc>
+        <w:tc>
+          <w:tcPr/>
+          <w:p>
+            <w:pPr>
+              <w:pStyle w:val="Compact"/>
+              <w:jc w:val="left"/>
+            </w:pPr>
+            <w:r>
+              <w:t xml:space="preserve">Nóminas paralelas y contratistas que también son funcionarios</w:t>
+            </w:r>
+          </w:p>
+        </w:tc>
+      </w:tr>
+    </w:tbl>
+    <w:bookmarkEnd w:id="80"/>
+    <w:bookmarkStart w:id="81" w:name="el-motor-de-alertas-qué-señales-dispara"/>
+    <w:p>
+      <w:pPr>
+        <w:pStyle w:val="Heading3"/>
+      </w:pPr>
+      <w:r>
+        <w:t xml:space="preserve">El motor de alertas: qué señales dispara</w:t>
+      </w:r>
+    </w:p>
+    <w:p>
+      <w:pPr>
+        <w:pStyle w:val="FirstParagraph"/>
+      </w:pPr>
+      <w:r>
+        <w:t xml:space="preserve">El motor compara, cruza y marca patrones. Cada alerta es una bandera para que un humano revise, no un veredicto.</w:t>
+      </w:r>
+    </w:p>
+    <w:tbl>
+      <w:tblPr>
+        <w:tblStyle w:val="Table"/>
+        <w:tblW w:type="pct" w:w="5000"/>
+        <w:tblLook w:firstRow="1" w:lastRow="0" w:firstColumn="0" w:lastColumn="0" w:noHBand="0" w:noVBand="0" w:val="0020"/>
+        <w:jc w:val="start"/>
+      </w:tblPr>
+      <w:tblGrid>
+        <w:gridCol w:w="3960"/>
+        <w:gridCol w:w="3960"/>
+      </w:tblGrid>
+      <w:tr>
+        <w:trPr>
+          <w:tblHeader w:val="true"/>
+        </w:trPr>
+        <w:tc>
+          <w:tcPr/>
+          <w:p>
+            <w:pPr>
+              <w:pStyle w:val="Compact"/>
+              <w:jc w:val="left"/>
+            </w:pPr>
+            <w:r>
+              <w:t xml:space="preserve">Señal</w:t>
+            </w:r>
+          </w:p>
+        </w:tc>
+        <w:tc>
+          <w:tcPr/>
+          <w:p>
+            <w:pPr>
+              <w:pStyle w:val="Compact"/>
+              <w:jc w:val="left"/>
+            </w:pPr>
+            <w:r>
+              <w:t xml:space="preserve">Cómo se detecta</w:t>
+            </w:r>
+          </w:p>
+        </w:tc>
+      </w:tr>
+      <w:tr>
+        <w:tc>
+          <w:tcPr/>
+          <w:p>
+            <w:pPr>
+              <w:pStyle w:val="Compact"/>
+              <w:jc w:val="left"/>
+            </w:pPr>
+            <w:r>
+              <w:t xml:space="preserve">Empresa fantasma</w:t>
+            </w:r>
+          </w:p>
+        </w:tc>
+        <w:tc>
+          <w:tcPr/>
+          <w:p>
+            <w:pPr>
+              <w:pStyle w:val="Compact"/>
+              <w:jc w:val="left"/>
+            </w:pPr>
+            <w:r>
+              <w:t xml:space="preserve">Constituida pocas semanas antes de ganar, sin empleados en PILA, gana contrato grande</w:t>
+            </w:r>
+          </w:p>
+        </w:tc>
+      </w:tr>
+      <w:tr>
+        <w:tc>
+          <w:tcPr/>
+          <w:p>
+            <w:pPr>
+              <w:pStyle w:val="Compact"/>
+              <w:jc w:val="left"/>
+            </w:pPr>
+            <w:r>
+              <w:t xml:space="preserve">Competencia simulada</w:t>
+            </w:r>
+          </w:p>
+        </w:tc>
+        <w:tc>
+          <w:tcPr/>
+          <w:p>
+            <w:pPr>
+              <w:pStyle w:val="Compact"/>
+              <w:jc w:val="left"/>
+            </w:pPr>
+            <w:r>
+              <w:t xml:space="preserve">Un solo proponente, o</w:t>
+            </w:r>
+            <w:r>
+              <w:t xml:space="preserve"> </w:t>
+            </w:r>
+            <w:r>
+              <w:t xml:space="preserve">“</w:t>
+            </w:r>
+            <w:r>
+              <w:t xml:space="preserve">competidores</w:t>
+            </w:r>
+            <w:r>
+              <w:t xml:space="preserve">”</w:t>
+            </w:r>
+            <w:r>
+              <w:t xml:space="preserve"> </w:t>
+            </w:r>
+            <w:r>
+              <w:t xml:space="preserve">que comparten dirección, dueños o representante legal (cruce RUES)</w:t>
+            </w:r>
+          </w:p>
+        </w:tc>
+      </w:tr>
+      <w:tr>
+        <w:tc>
+          <w:tcPr/>
+          <w:p>
+            <w:pPr>
+              <w:pStyle w:val="Compact"/>
+              <w:jc w:val="left"/>
+            </w:pPr>
+            <w:r>
+              <w:t xml:space="preserve">Fraccionamiento</w:t>
+            </w:r>
+          </w:p>
+        </w:tc>
+        <w:tc>
+          <w:tcPr/>
+          <w:p>
+            <w:pPr>
+              <w:pStyle w:val="Compact"/>
+              <w:jc w:val="left"/>
+            </w:pPr>
+            <w:r>
+              <w:t xml:space="preserve">Muchos contratos del mismo objeto y proveedor, justo por debajo del umbral que obliga a licitar</w:t>
+            </w:r>
+          </w:p>
+        </w:tc>
+      </w:tr>
+      <w:tr>
+        <w:tc>
+          <w:tcPr/>
+          <w:p>
+            <w:pPr>
+              <w:pStyle w:val="Compact"/>
+              <w:jc w:val="left"/>
+            </w:pPr>
+            <w:r>
+              <w:t xml:space="preserve">Sobreprecio</w:t>
+            </w:r>
+          </w:p>
+        </w:tc>
+        <w:tc>
+          <w:tcPr/>
+          <w:p>
+            <w:pPr>
+              <w:pStyle w:val="Compact"/>
+              <w:jc w:val="left"/>
+            </w:pPr>
+            <w:r>
+              <w:t xml:space="preserve">Precio unitario muy por encima del acuerdo marco o del histórico de la región</w:t>
+            </w:r>
+          </w:p>
+        </w:tc>
+      </w:tr>
+      <w:tr>
+        <w:tc>
+          <w:tcPr/>
+          <w:p>
+            <w:pPr>
+              <w:pStyle w:val="Compact"/>
+              <w:jc w:val="left"/>
+            </w:pPr>
+            <w:r>
+              <w:t xml:space="preserve">Discrepancia físico-financiera</w:t>
+            </w:r>
+          </w:p>
+        </w:tc>
+        <w:tc>
+          <w:tcPr/>
+          <w:p>
+            <w:pPr>
+              <w:pStyle w:val="Compact"/>
+              <w:jc w:val="left"/>
+            </w:pPr>
+            <w:r>
+              <w:t xml:space="preserve">Avance real de la obra (fotos, interventoría) muy por debajo del porcentaje ya desembolsado</w:t>
+            </w:r>
+          </w:p>
+        </w:tc>
+      </w:tr>
+      <w:tr>
+        <w:tc>
+          <w:tcPr/>
+          <w:p>
+            <w:pPr>
+              <w:pStyle w:val="Compact"/>
+              <w:jc w:val="left"/>
+            </w:pPr>
+            <w:r>
+              <w:t xml:space="preserve">Concentración</w:t>
+            </w:r>
+          </w:p>
+        </w:tc>
+        <w:tc>
+          <w:tcPr/>
+          <w:p>
+            <w:pPr>
+              <w:pStyle w:val="Compact"/>
+              <w:jc w:val="left"/>
+            </w:pPr>
+            <w:r>
+              <w:t xml:space="preserve">Una empresa, o un grupo de socios comunes, acapara una porción anómala del presupuesto de un municipio</w:t>
+            </w:r>
+          </w:p>
+        </w:tc>
+      </w:tr>
+      <w:tr>
+        <w:tc>
+          <w:tcPr/>
+          <w:p>
+            <w:pPr>
+              <w:pStyle w:val="Compact"/>
+              <w:jc w:val="left"/>
+            </w:pPr>
+            <w:r>
+              <w:t xml:space="preserve">Direccionamiento</w:t>
+            </w:r>
+          </w:p>
+        </w:tc>
+        <w:tc>
+          <w:tcPr/>
+          <w:p>
+            <w:pPr>
+              <w:pStyle w:val="Compact"/>
+              <w:jc w:val="left"/>
+            </w:pPr>
+            <w:r>
+              <w:t xml:space="preserve">Pliegos con requisitos hechos a la medida de un proponente</w:t>
+            </w:r>
+          </w:p>
+        </w:tc>
+      </w:tr>
+      <w:tr>
+        <w:tc>
+          <w:tcPr/>
+          <w:p>
+            <w:pPr>
+              <w:pStyle w:val="Compact"/>
+              <w:jc w:val="left"/>
+            </w:pPr>
+            <w:r>
+              <w:t xml:space="preserve">Conflicto de interés</w:t>
+            </w:r>
+          </w:p>
+        </w:tc>
+        <w:tc>
+          <w:tcPr/>
+          <w:p>
+            <w:pPr>
+              <w:pStyle w:val="Compact"/>
+              <w:jc w:val="left"/>
+            </w:pPr>
+            <w:r>
+              <w:t xml:space="preserve">Dueños de contratistas que coinciden con funcionarios o con financiadores de campaña (cruce RUES, nómina y Cuentas Claras)</w:t>
+            </w:r>
+          </w:p>
+        </w:tc>
+      </w:tr>
+    </w:tbl>
+    <w:bookmarkEnd w:id="81"/>
+    <w:bookmarkStart w:id="82" w:name="cómo-cose-las-dos-escalas"/>
+    <w:p>
+      <w:pPr>
+        <w:pStyle w:val="Heading3"/>
+      </w:pPr>
+      <w:r>
+        <w:t xml:space="preserve">Cómo cose las dos escalas</w:t>
+      </w:r>
+    </w:p>
+    <w:p>
+      <w:pPr>
+        <w:pStyle w:val="FirstParagraph"/>
+      </w:pPr>
+      <w:r>
+        <w:t xml:space="preserve">Aquí está lo que hace a la herramienta el hilo de toda la estrategia. La misma alerta sirve en dos direcciones. Hacia abajo, en lo territorial: una alerta roja sin respuesta congela el siguiente desembolso del nodo y dispara la interventoría del Frente XIII, sin necesidad de esperar a un juez. Hacia arriba, en lo sistémico: si la misma empresa, o los mismos socios, o el mismo patrón aparecen en nueve departamentos, eso ya no es un caso, es una red, y ahí entra la Unidad de Macrocorrupción a reconstruir el sistema completo. La herramienta detecta el caso pequeño y, al mismo tiempo, revela el patrón grande del que ese caso era apenas un nodo.</w:t>
+      </w:r>
+    </w:p>
+    <w:bookmarkEnd w:id="82"/>
+    <w:bookmarkStart w:id="86" w:name="el-mismo-motor-otros-dominios-del-gasto"/>
+    <w:p>
+      <w:pPr>
+        <w:pStyle w:val="Heading3"/>
+      </w:pPr>
+      <w:r>
+        <w:t xml:space="preserve">El mismo motor, otros dominios del gasto</w:t>
+      </w:r>
+    </w:p>
+    <w:p>
+      <w:pPr>
+        <w:pStyle w:val="FirstParagraph"/>
+      </w:pPr>
+      <w:r>
+        <w:t xml:space="preserve">Conviene ver la herramienta por lo que de verdad es. No es</w:t>
+      </w:r>
+      <w:r>
+        <w:t xml:space="preserve"> </w:t>
+      </w:r>
+      <w:r>
+        <w:t xml:space="preserve">“</w:t>
+      </w:r>
+      <w:r>
+        <w:t xml:space="preserve">anticorrupción de contratos</w:t>
+      </w:r>
+      <w:r>
+        <w:t xml:space="preserve">”</w:t>
+      </w:r>
+      <w:r>
+        <w:t xml:space="preserve">, es detección de anomalías sobre los flujos de dinero y datos del Estado. La contratación de obra es solo el primer dominio donde se aplica, porque ahí el patrón es más claro. Pero el mismo motor sirve en cualquier parte donde el Estado mueve plata o presta un servicio dejando datos. Es, en rigor, una</w:t>
+      </w:r>
+      <w:r>
+        <w:t xml:space="preserve"> </w:t>
+      </w:r>
+      <w:r>
+        <w:rPr>
+          <w:bCs/>
+          <w:b/>
+        </w:rPr>
+        <w:t xml:space="preserve">plataforma de integridad del gasto público</w:t>
+      </w:r>
+      <w:r>
+        <w:t xml:space="preserve"> </w:t>
+      </w:r>
+      <w:r>
+        <w:t xml:space="preserve">con un motor común y módulos por sector.</w:t>
+      </w:r>
+    </w:p>
+    <w:tbl>
+      <w:tblPr>
+        <w:tblStyle w:val="Table"/>
+        <w:tblW w:type="pct" w:w="5000"/>
+        <w:tblLook w:firstRow="1" w:lastRow="0" w:firstColumn="0" w:lastColumn="0" w:noHBand="0" w:noVBand="0" w:val="0020"/>
+        <w:jc w:val="start"/>
+      </w:tblPr>
+      <w:tblGrid>
+        <w:gridCol w:w="2640"/>
+        <w:gridCol w:w="2640"/>
+        <w:gridCol w:w="2640"/>
+      </w:tblGrid>
+      <w:tr>
+        <w:trPr>
+          <w:tblHeader w:val="true"/>
+        </w:trPr>
+        <w:tc>
+          <w:tcPr/>
+          <w:p>
+            <w:pPr>
+              <w:pStyle w:val="Compact"/>
+              <w:jc w:val="left"/>
+            </w:pPr>
+            <w:r>
+              <w:t xml:space="preserve">Dominio</w:t>
+            </w:r>
+          </w:p>
+        </w:tc>
+        <w:tc>
+          <w:tcPr/>
+          <w:p>
+            <w:pPr>
+              <w:pStyle w:val="Compact"/>
+              <w:jc w:val="left"/>
+            </w:pPr>
+            <w:r>
+              <w:t xml:space="preserve">La señal análoga que detecta</w:t>
+            </w:r>
+          </w:p>
+        </w:tc>
+        <w:tc>
+          <w:tcPr/>
+          <w:p>
+            <w:pPr>
+              <w:pStyle w:val="Compact"/>
+              <w:jc w:val="left"/>
+            </w:pPr>
+            <w:r>
+              <w:t xml:space="preserve">Dónde vive</w:t>
+            </w:r>
+          </w:p>
+        </w:tc>
+      </w:tr>
+      <w:tr>
+        <w:tc>
+          <w:tcPr/>
+          <w:p>
+            <w:pPr>
+              <w:pStyle w:val="Compact"/>
+              <w:jc w:val="left"/>
+            </w:pPr>
+            <w:r>
+              <w:t xml:space="preserve">Contratación de obra</w:t>
+            </w:r>
+          </w:p>
+        </w:tc>
+        <w:tc>
+          <w:tcPr/>
+          <w:p>
+            <w:pPr>
+              <w:pStyle w:val="Compact"/>
+              <w:jc w:val="left"/>
+            </w:pPr>
+            <w:r>
+              <w:t xml:space="preserve">Empresa fantasma, sobreprecio, fraccionamiento, obra desembolsada y no construida</w:t>
+            </w:r>
+          </w:p>
+        </w:tc>
+        <w:tc>
+          <w:tcPr/>
+          <w:p>
+            <w:pPr>
+              <w:pStyle w:val="Compact"/>
+              <w:jc w:val="left"/>
+            </w:pPr>
+            <w:r>
+              <w:t xml:space="preserve">Módulo 1 (este frente)</w:t>
+            </w:r>
+          </w:p>
+        </w:tc>
+      </w:tr>
+      <w:tr>
+        <w:tc>
+          <w:tcPr/>
+          <w:p>
+            <w:pPr>
+              <w:pStyle w:val="Compact"/>
+              <w:jc w:val="left"/>
+            </w:pPr>
+            <w:r>
+              <w:t xml:space="preserve">Salud</w:t>
+            </w:r>
+          </w:p>
+        </w:tc>
+        <w:tc>
+          <w:tcPr/>
+          <w:p>
+            <w:pPr>
+              <w:pStyle w:val="Compact"/>
+              <w:jc w:val="left"/>
+            </w:pPr>
+            <w:r>
+              <w:t xml:space="preserve">Facturación de procedimientos no realizados, recobros por encima del precio de referencia, pacientes fantasma o fallecidos que siguen</w:t>
+            </w:r>
+            <w:r>
+              <w:t xml:space="preserve"> </w:t>
+            </w:r>
+            <w:r>
+              <w:t xml:space="preserve">“</w:t>
+            </w:r>
+            <w:r>
+              <w:t xml:space="preserve">atendidos</w:t>
+            </w:r>
+            <w:r>
+              <w:t xml:space="preserve">”</w:t>
+            </w:r>
+          </w:p>
+        </w:tc>
+        <w:tc>
+          <w:tcPr/>
+          <w:p>
+            <w:pPr>
+              <w:pStyle w:val="Compact"/>
+              <w:jc w:val="left"/>
+            </w:pPr>
+            <w:r>
+              <w:t xml:space="preserve">Frente VI</w:t>
+            </w:r>
+          </w:p>
+        </w:tc>
+      </w:tr>
+      <w:tr>
+        <w:tc>
+          <w:tcPr/>
+          <w:p>
+            <w:pPr>
+              <w:pStyle w:val="Compact"/>
+              <w:jc w:val="left"/>
+            </w:pPr>
+            <w:r>
+              <w:t xml:space="preserve">Subsidios y transferencias</w:t>
+            </w:r>
+          </w:p>
+        </w:tc>
+        <w:tc>
+          <w:tcPr/>
+          <w:p>
+            <w:pPr>
+              <w:pStyle w:val="Compact"/>
+              <w:jc w:val="left"/>
+            </w:pPr>
+            <w:r>
+              <w:t xml:space="preserve">Beneficiarios duplicados, fallecidos que cobran, ingresos que no cuadran con el subsidio recibido</w:t>
+            </w:r>
+          </w:p>
+        </w:tc>
+        <w:tc>
+          <w:tcPr/>
+          <w:p>
+            <w:pPr>
+              <w:pStyle w:val="Compact"/>
+              <w:jc w:val="left"/>
+            </w:pPr>
+            <w:r>
+              <w:t xml:space="preserve">Frente XI y programas sociales</w:t>
+            </w:r>
+          </w:p>
+        </w:tc>
+      </w:tr>
+      <w:tr>
+        <w:tc>
+          <w:tcPr/>
+          <w:p>
+            <w:pPr>
+              <w:pStyle w:val="Compact"/>
+              <w:jc w:val="left"/>
+            </w:pPr>
+            <w:r>
+              <w:t xml:space="preserve">Nómina pública</w:t>
+            </w:r>
+          </w:p>
+        </w:tc>
+        <w:tc>
+          <w:tcPr/>
+          <w:p>
+            <w:pPr>
+              <w:pStyle w:val="Compact"/>
+              <w:jc w:val="left"/>
+            </w:pPr>
+            <w:r>
+              <w:t xml:space="preserve">Muertos de nómina, una misma persona en dos cargos incompatibles</w:t>
+            </w:r>
+          </w:p>
+        </w:tc>
+        <w:tc>
+          <w:tcPr/>
+          <w:p>
+            <w:pPr>
+              <w:pStyle w:val="Compact"/>
+              <w:jc w:val="left"/>
+            </w:pPr>
+            <w:r>
+              <w:t xml:space="preserve">Frente VIII</w:t>
+            </w:r>
+          </w:p>
+        </w:tc>
+      </w:tr>
+      <w:tr>
+        <w:tc>
+          <w:tcPr/>
+          <w:p>
+            <w:pPr>
+              <w:pStyle w:val="Compact"/>
+              <w:jc w:val="left"/>
+            </w:pPr>
+            <w:r>
+              <w:t xml:space="preserve">PAE y compras de bienes</w:t>
+            </w:r>
+          </w:p>
+        </w:tc>
+        <w:tc>
+          <w:tcPr/>
+          <w:p>
+            <w:pPr>
+              <w:pStyle w:val="Compact"/>
+              <w:jc w:val="left"/>
+            </w:pPr>
+            <w:r>
+              <w:t xml:space="preserve">Proveedores y precios anómalos, entregas reales por debajo de lo facturado</w:t>
+            </w:r>
+          </w:p>
+        </w:tc>
+        <w:tc>
+          <w:tcPr/>
+          <w:p>
+            <w:pPr>
+              <w:pStyle w:val="Compact"/>
+              <w:jc w:val="left"/>
+            </w:pPr>
+            <w:r>
+              <w:t xml:space="preserve">Frentes VII y XIII</w:t>
+            </w:r>
+          </w:p>
+        </w:tc>
+      </w:tr>
+    </w:tbl>
+    <w:p>
+      <w:pPr>
+        <w:pStyle w:val="BodyText"/>
+      </w:pPr>
+      <w:r>
+        <w:t xml:space="preserve">La regla que evita el desastre:</w:t>
+      </w:r>
+      <w:r>
+        <w:t xml:space="preserve"> </w:t>
+      </w:r>
+      <w:r>
+        <w:rPr>
+          <w:bCs/>
+          <w:b/>
+        </w:rPr>
+        <w:t xml:space="preserve">no es la misma herramienta repetida, es el mismo motor con reglas distintas por dominio.</w:t>
+      </w:r>
+      <w:r>
+        <w:t xml:space="preserve"> </w:t>
+      </w:r>
+      <w:r>
+        <w:t xml:space="preserve">La infraestructura (integrar datos, comparar contra un patrón normal, marcar lo anómalo, publicarlo) se reutiliza, y ahí está el ahorro: construir el motor una vez y aplicarlo a cinco sectores rinde mucho más que cinco sistemas sueltos. Pero las reglas de detección las diseña quien conoce cada sector, porque lo anómalo en una obra no es lo anómalo en una factura médica, y un cruce mal calibrado produce miles de falsos positivos.</w:t>
+      </w:r>
+    </w:p>
+    <w:p>
+      <w:pPr>
+        <w:pStyle w:val="BodyText"/>
+      </w:pPr>
+      <w:r>
+        <w:t xml:space="preserve">Y el orden de despliegue lo manda el dato, no el dolor: se empieza por los dominios donde la información ya existe y tiene calidad, no por donde más duele el robo. Salud, por ejemplo, exige que la facturación electrónica del sector esté ordenada antes de que el módulo sirva de algo.</w:t>
+      </w:r>
+    </w:p>
+    <w:p>
+      <w:pPr>
+        <w:pStyle w:val="BodyText"/>
+      </w:pPr>
+      <w:r>
+        <w:t xml:space="preserve">Salud merece una salvedad de fondo, porque sus datos son clínicos y personales, los más sensibles que existen. En contratación, cruzar quién le ganó qué a quién es información que debería ser pública. En salud, cruzar la facturación de un paciente roza su historia clínica, donde el habeas data y la reserva médica no son un trámite sino un derecho. La diferencia entre cazar al cartel de los recobros y vigilar al enfermo está en el diseño: trabajar sobre datos agregados y de facturación, no sobre diagnósticos individuales; anonimizar donde se pueda; y mantener al operador independiente y auditable. El mismo cuidado de los límites de abajo, subido de nivel porque el dato es más íntimo.</w:t>
+      </w:r>
+    </w:p>
+    <w:p>
+      <w:pPr>
+        <w:pStyle w:val="CaptionedFigure"/>
+      </w:pPr>
+      <w:r>
+        <w:drawing>
+          <wp:inline>
+            <wp:extent cx="5334000" cy="3363177"/>
+            <wp:effectExtent b="0" l="0" r="0" t="0"/>
+            <wp:docPr descr="Diagrama de la plataforma de integridad: los módulos por dominio (contratación, salud, subsidios, nómina, PAE) alimentan un motor común de detección, que produce alertas con dos salidas, la territorial que congela el desembolso y la nacional que alimenta la Unidad de Macrocorrupción." title="" id="84" name="Picture"/>
+            <a:graphic>
+              <a:graphicData uri="http://schemas.openxmlformats.org/drawingml/2006/picture">
+                <pic:pic>
+                  <pic:nvPicPr>
+                    <pic:cNvPr descr="img/herramienta-integridad.png" id="85" name="Picture"/>
+                    <pic:cNvPicPr>
+                      <a:picLocks noChangeArrowheads="1" noChangeAspect="1"/>
+                    </pic:cNvPicPr>
+                  </pic:nvPicPr>
+                  <pic:blipFill>
+                    <a:blip r:embed="rId83"/>
+                    <a:stretch>
+                      <a:fillRect/>
+                    </a:stretch>
+                  </pic:blipFill>
+                  <pic:spPr bwMode="auto">
+                    <a:xfrm>
+                      <a:off x="0" y="0"/>
+                      <a:ext cx="5334000" cy="3363177"/>
+                    </a:xfrm>
+                    <a:prstGeom prst="rect">
+                      <a:avLst/>
+                    </a:prstGeom>
+                    <a:noFill/>
+                    <a:ln w="9525">
+                      <a:noFill/>
+                      <a:headEnd/>
+                      <a:tailEnd/>
+                    </a:ln>
+                  </pic:spPr>
+                </pic:pic>
+              </a:graphicData>
+            </a:graphic>
+          </wp:inline>
+        </w:drawing>
+      </w:r>
+    </w:p>
+    <w:p>
+      <w:pPr>
+        <w:pStyle w:val="ImageCaption"/>
+      </w:pPr>
+      <w:r>
+        <w:t xml:space="preserve">Diagrama de la plataforma de integridad: los módulos por dominio (contratación, salud, subsidios, nómina, PAE) alimentan un motor común de detección, que produce alertas con dos salidas, la territorial que congela el desembolso y la nacional que alimenta la Unidad de Macrocorrupción.</w:t>
+      </w:r>
+    </w:p>
+    <w:bookmarkEnd w:id="86"/>
+    <w:bookmarkStart w:id="87" w:name="Xc772e87cb103809e861554bffd201e9c1e4bb9b"/>
+    <w:p>
+      <w:pPr>
+        <w:pStyle w:val="Heading3"/>
+      </w:pPr>
+      <w:r>
+        <w:t xml:space="preserve">Quién la maneja, para que no se vuelva un arma política</w:t>
+      </w:r>
+    </w:p>
+    <w:p>
+      <w:pPr>
+        <w:pStyle w:val="FirstParagraph"/>
+      </w:pPr>
+      <w:r>
+        <w:t xml:space="preserve">Una plataforma que cruza los datos de todos es poderosa y, por eso mismo, peligrosa. El blindaje es parte del diseño, no un añadido: la opera un ente independiente del que ejecuta el gasto (Contraloría y veeduría, como define el Frente X), sus datos son abiertos y descargables para que cualquier periodista o ciudadano corra sus propias consultas, las alertas son públicas, y las reglas de detección son auditables, para que nadie las afloje a conveniencia ni las afile contra un opositor. Se construye sobre lo que ya existe (SECOP, UIAF y Cuentas Claras ya son estatales o públicos), así que es sobre todo un trabajo de interoperabilidad (Frente VIII) por decreto y reglamento, no una ley nueva. El uso de datos personales se sujeta al habeas data (Ley 1581 de 2012).</w:t>
+      </w:r>
+    </w:p>
+    <w:bookmarkEnd w:id="87"/>
+    <w:bookmarkStart w:id="88" w:name="límites-y-qué-no-puede-hacer"/>
+    <w:p>
+      <w:pPr>
+        <w:pStyle w:val="Heading3"/>
+      </w:pPr>
+      <w:r>
+        <w:t xml:space="preserve">Límites y qué NO puede hacer</w:t>
+      </w:r>
+    </w:p>
+    <w:p>
+      <w:pPr>
+        <w:pStyle w:val="FirstParagraph"/>
+      </w:pPr>
+      <w:r>
+        <w:t xml:space="preserve">Esta es la parte que un vendedor de humo omite y que aquí se dice de frente:</w:t>
+      </w:r>
+    </w:p>
+    <w:p>
+      <w:pPr>
+        <w:numPr>
+          <w:ilvl w:val="0"/>
+          <w:numId w:val="1009"/>
+        </w:numPr>
+        <w:pStyle w:val="Compact"/>
+      </w:pPr>
+      <w:r>
+        <w:rPr>
+          <w:bCs/>
+          <w:b/>
+        </w:rPr>
+        <w:t xml:space="preserve">No prueba la corrupción, la señala.</w:t>
+      </w:r>
+      <w:r>
+        <w:t xml:space="preserve"> </w:t>
+      </w:r>
+      <w:r>
+        <w:t xml:space="preserve">Una alerta es una hipótesis, no una condena. La verifica un humano (auditor, fiscal) con debido proceso. Habrá falsos positivos, y tratarlos como culpa sería injusto y además ilegal.</w:t>
+      </w:r>
+    </w:p>
+    <w:p>
+      <w:pPr>
+        <w:numPr>
+          <w:ilvl w:val="0"/>
+          <w:numId w:val="1009"/>
+        </w:numPr>
+        <w:pStyle w:val="Compact"/>
+      </w:pPr>
+      <w:r>
+        <w:rPr>
+          <w:bCs/>
+          <w:b/>
+        </w:rPr>
+        <w:t xml:space="preserve">No reemplaza al juez ni a la Fiscalía.</w:t>
+      </w:r>
+      <w:r>
+        <w:t xml:space="preserve"> </w:t>
+      </w:r>
+      <w:r>
+        <w:t xml:space="preserve">Detecta; la sanción sigue su curso con garantías. Por eso el efecto inmediato se ata a una palanca administrativa que el programa sí controla (congelar el desembolso), no a un castigo automático.</w:t>
+      </w:r>
+    </w:p>
+    <w:p>
+      <w:pPr>
+        <w:numPr>
+          <w:ilvl w:val="0"/>
+          <w:numId w:val="1009"/>
+        </w:numPr>
+        <w:pStyle w:val="Compact"/>
+      </w:pPr>
+      <w:r>
+        <w:rPr>
+          <w:bCs/>
+          <w:b/>
+        </w:rPr>
+        <w:t xml:space="preserve">Vale lo que valgan los datos de entrada.</w:t>
+      </w:r>
+      <w:r>
+        <w:t xml:space="preserve"> </w:t>
+      </w:r>
+      <w:r>
+        <w:t xml:space="preserve">Si SECOP está mal diligenciado, si los contratos se suben como PDF escaneado, si un municipio no reporta, la herramienta ve menos. Mejorar la calidad y la obligatoriedad del dato no es un detalle técnico, es una precondición.</w:t>
+      </w:r>
+    </w:p>
+    <w:p>
+      <w:pPr>
+        <w:numPr>
+          <w:ilvl w:val="0"/>
+          <w:numId w:val="1009"/>
+        </w:numPr>
+        <w:pStyle w:val="Compact"/>
+      </w:pPr>
+      <w:r>
+        <w:rPr>
+          <w:bCs/>
+          <w:b/>
+        </w:rPr>
+        <w:t xml:space="preserve">No ve la corrupción que no deja rastro en el gasto formal.</w:t>
+      </w:r>
+      <w:r>
+        <w:t xml:space="preserve"> </w:t>
+      </w:r>
+      <w:r>
+        <w:t xml:space="preserve">Sobornos en efectivo, tráfico de influencias sin contrato, o la captura</w:t>
+      </w:r>
+      <w:r>
+        <w:t xml:space="preserve"> </w:t>
+      </w:r>
+      <w:r>
+        <w:t xml:space="preserve">“</w:t>
+      </w:r>
+      <w:r>
+        <w:t xml:space="preserve">legal</w:t>
+      </w:r>
+      <w:r>
+        <w:t xml:space="preserve">”</w:t>
+      </w:r>
+      <w:r>
+        <w:t xml:space="preserve"> </w:t>
+      </w:r>
+      <w:r>
+        <w:t xml:space="preserve">(una norma hecha a la medida de alguien) se le escapan. Para eso hacen falta otras herramientas.</w:t>
+      </w:r>
+    </w:p>
+    <w:p>
+      <w:pPr>
+        <w:numPr>
+          <w:ilvl w:val="0"/>
+          <w:numId w:val="1009"/>
+        </w:numPr>
+        <w:pStyle w:val="Compact"/>
+      </w:pPr>
+      <w:r>
+        <w:rPr>
+          <w:bCs/>
+          <w:b/>
+        </w:rPr>
+        <w:t xml:space="preserve">Se puede burlar si las reglas son fijas y conocidas.</w:t>
+      </w:r>
+      <w:r>
+        <w:t xml:space="preserve"> </w:t>
+      </w:r>
+      <w:r>
+        <w:t xml:space="preserve">Quien las conoce puede diseñar el fraude para no dispararlas (un contrato apenas distinto, un precio apenas bajo el umbral). Por eso las reglas tienen que evolucionar y combinarse con análisis humano; una regla congelada se evade.</w:t>
+      </w:r>
+    </w:p>
+    <w:p>
+      <w:pPr>
+        <w:numPr>
+          <w:ilvl w:val="0"/>
+          <w:numId w:val="1009"/>
+        </w:numPr>
+        <w:pStyle w:val="Compact"/>
+      </w:pPr>
+      <w:r>
+        <w:rPr>
+          <w:bCs/>
+          <w:b/>
+        </w:rPr>
+        <w:t xml:space="preserve">No perfila personas.</w:t>
+      </w:r>
+      <w:r>
+        <w:t xml:space="preserve"> </w:t>
+      </w:r>
+      <w:r>
+        <w:t xml:space="preserve">No genera puntajes de riesgo sobre individuos ni vigila gente, se enfoca en transacciones y patrones de gasto. Esa frontera es deliberada: la diferencia entre una herramienta de transparencia y una de vigilancia.</w:t>
+      </w:r>
+    </w:p>
+    <w:p>
+      <w:pPr>
+        <w:pStyle w:val="BlockText"/>
+      </w:pPr>
+      <w:r>
+        <w:t xml:space="preserve">En una frase: la herramienta no atrapa al corrupto sola, le quita el escondite. Hoy la corrupción se esconde en la dispersión, en que ninguna base habla con la otra y nadie compara. Cuando cada peso es rastreable y comparable en público, robar deja de ser fácil e invisible y pasa a ser arriesgado y visible. Ese cambio en el cálculo, más que cualquier captura espectacular, es la meta.</w:t>
+      </w:r>
+    </w:p>
+    <w:bookmarkEnd w:id="88"/>
+    <w:bookmarkEnd w:id="89"/>
+    <w:bookmarkEnd w:id="90"/>
+    <w:bookmarkStart w:id="91" w:name="frente-v-sostenibilidad-fiscal"/>
     <w:p>
       <w:pPr>
         <w:pStyle w:val="Heading1"/>
@@ -11241,8 +12619,8 @@
         <w:t xml:space="preserve">El núcleo del programa cabe en el escenario base; la reforma tributaria acelera, no habilita.</w:t>
       </w:r>
     </w:p>
-    <w:bookmarkEnd w:id="79"/>
-    <w:bookmarkStart w:id="80" w:name="frente-vi-salud"/>
+    <w:bookmarkEnd w:id="91"/>
+    <w:bookmarkStart w:id="92" w:name="frente-vi-salud"/>
     <w:p>
       <w:pPr>
         <w:pStyle w:val="Heading1"/>
@@ -11586,8 +12964,50 @@
         </w:tc>
       </w:tr>
     </w:tbl>
-    <w:bookmarkEnd w:id="80"/>
-    <w:bookmarkStart w:id="81" w:name="frente-vii-educación"/>
+    <w:p>
+      <w:pPr>
+        <w:pStyle w:val="BodyText"/>
+      </w:pPr>
+      <w:r>
+        <w:t xml:space="preserve">El</w:t>
+      </w:r>
+      <w:r>
+        <w:t xml:space="preserve"> </w:t>
+      </w:r>
+      <w:r>
+        <w:t xml:space="preserve">“</w:t>
+      </w:r>
+      <w:r>
+        <w:t xml:space="preserve">castigo inescapable</w:t>
+      </w:r>
+      <w:r>
+        <w:t xml:space="preserve">”</w:t>
+      </w:r>
+      <w:r>
+        <w:t xml:space="preserve"> </w:t>
+      </w:r>
+      <w:r>
+        <w:t xml:space="preserve">no es una capacidad nueva e independiente: es el</w:t>
+      </w:r>
+      <w:r>
+        <w:t xml:space="preserve"> </w:t>
+      </w:r>
+      <w:r>
+        <w:rPr>
+          <w:bCs/>
+          <w:b/>
+        </w:rPr>
+        <w:t xml:space="preserve">módulo de salud de la plataforma de integridad del gasto</w:t>
+      </w:r>
+      <w:r>
+        <w:t xml:space="preserve"> </w:t>
+      </w:r>
+      <w:r>
+        <w:t xml:space="preserve">(ver Frente IV). El mismo motor que detecta el sobreprecio en una obra detecta aquí la facturación de procedimientos que no ocurrieron, el recobro por encima del precio de referencia y el paciente fantasma, cruzando la facturación contra PILA, el registro de defunciones y los precios de referencia de medicamentos. Con una diferencia que no es negociable: como el dato de salud es clínico y personal, el módulo trabaja sobre información agregada y de facturación, no sobre diagnósticos individuales, se anonimiza donde se puede, y respeta el habeas data y la reserva médica (Ley 1581 de 2012). La frontera entre perseguir al cartel de los recobros y vigilar al paciente está justo en ese diseño.</w:t>
+      </w:r>
+    </w:p>
+    <w:bookmarkEnd w:id="92"/>
+    <w:bookmarkStart w:id="93" w:name="frente-vii-educación"/>
     <w:p>
       <w:pPr>
         <w:pStyle w:val="Heading1"/>
@@ -11931,8 +13351,8 @@
         </w:tc>
       </w:tr>
     </w:tbl>
-    <w:bookmarkEnd w:id="81"/>
-    <w:bookmarkStart w:id="88" w:name="X09fe9273843d1b882bb63686b495cc2ac9ab41a"/>
+    <w:bookmarkEnd w:id="93"/>
+    <w:bookmarkStart w:id="100" w:name="X09fe9273843d1b882bb63686b495cc2ac9ab41a"/>
     <w:p>
       <w:pPr>
         <w:pStyle w:val="Heading1"/>
@@ -11949,7 +13369,7 @@
         <w:t xml:space="preserve">Este frente es la condición de posibilidad de todos los demás. Sin capacidad ejecutoria el Frente I no crea empleos, el II no titula, el VI no gira a tiempo. Se activa primero, desde la transición.</w:t>
       </w:r>
     </w:p>
-    <w:bookmarkStart w:id="82" w:name="Xe6eb94b91175e11a3903a18ff99c3a01d56a154"/>
+    <w:bookmarkStart w:id="94" w:name="Xe6eb94b91175e11a3903a18ff99c3a01d56a154"/>
     <w:p>
       <w:pPr>
         <w:pStyle w:val="Heading2"/>
@@ -12287,8 +13707,8 @@
         </w:tc>
       </w:tr>
     </w:tbl>
-    <w:bookmarkEnd w:id="82"/>
-    <w:bookmarkStart w:id="83" w:name="Xffafa52adae810e624d7bfe2f97d5251450d331"/>
+    <w:bookmarkEnd w:id="94"/>
+    <w:bookmarkStart w:id="95" w:name="Xffafa52adae810e624d7bfe2f97d5251450d331"/>
     <w:p>
       <w:pPr>
         <w:pStyle w:val="Heading2"/>
@@ -12664,8 +14084,8 @@
         </w:tc>
       </w:tr>
     </w:tbl>
-    <w:bookmarkEnd w:id="83"/>
-    <w:bookmarkStart w:id="84" w:name="X124704e51a351247cd699b4f9032ed71edc02d9"/>
+    <w:bookmarkEnd w:id="95"/>
+    <w:bookmarkStart w:id="96" w:name="X124704e51a351247cd699b4f9032ed71edc02d9"/>
     <w:p>
       <w:pPr>
         <w:pStyle w:val="Heading2"/>
@@ -13306,8 +14726,8 @@
         </w:tc>
       </w:tr>
     </w:tbl>
-    <w:bookmarkEnd w:id="84"/>
-    <w:bookmarkStart w:id="85" w:name="X2d970ec646a4bebe670c5382d37253608bc4046"/>
+    <w:bookmarkEnd w:id="96"/>
+    <w:bookmarkStart w:id="97" w:name="X2d970ec646a4bebe670c5382d37253608bc4046"/>
     <w:p>
       <w:pPr>
         <w:pStyle w:val="Heading2"/>
@@ -13763,8 +15183,8 @@
         </w:tc>
       </w:tr>
     </w:tbl>
-    <w:bookmarkEnd w:id="85"/>
-    <w:bookmarkStart w:id="86" w:name="X6bb7ba996a160b3fd1fbf3ea701eb17c0cb4d57"/>
+    <w:bookmarkEnd w:id="97"/>
+    <w:bookmarkStart w:id="98" w:name="X6bb7ba996a160b3fd1fbf3ea701eb17c0cb4d57"/>
     <w:p>
       <w:pPr>
         <w:pStyle w:val="Heading2"/>
@@ -13781,8 +15201,8 @@
         <w:t xml:space="preserve">Mecanismo formal de aprendizaje: canal de discrepancia técnica con respuesta en 15 días; separación entre medios y fines (el director ejecuta mientras la discrepancia se procesa); revisiones en momentos definidos (fin de fase, año, evidencia de fracaso); registro público de cambios de política con justificación.</w:t>
       </w:r>
     </w:p>
-    <w:bookmarkEnd w:id="86"/>
-    <w:bookmarkStart w:id="87" w:name="Xa33881156a37651bd585277402ac08d6b867f37"/>
+    <w:bookmarkEnd w:id="98"/>
+    <w:bookmarkStart w:id="99" w:name="Xa33881156a37651bd585277402ac08d6b867f37"/>
     <w:p>
       <w:pPr>
         <w:pStyle w:val="Heading2"/>
@@ -14041,9 +15461,9 @@
         <w:t xml:space="preserve">El listón crítico baja: no se necesita encontrar 60 personas perfectas, sino un núcleo sénior pequeño. La masa de trabajo técnico la cubren convenios universitarios y el Servicio, bajo supervisión, y la retención del talento clave se ata a la vía rápida hacia la Alta Dirección Pública (misma lógica de la Credencial de Ciudadanía Activa).</w:t>
       </w:r>
     </w:p>
-    <w:bookmarkEnd w:id="87"/>
-    <w:bookmarkEnd w:id="88"/>
-    <w:bookmarkStart w:id="91" w:name="frente-ix-infraestructura-estratégica"/>
+    <w:bookmarkEnd w:id="99"/>
+    <w:bookmarkEnd w:id="100"/>
+    <w:bookmarkStart w:id="103" w:name="frente-ix-infraestructura-estratégica"/>
     <w:p>
       <w:pPr>
         <w:pStyle w:val="Heading1"/>
@@ -14070,7 +15490,7 @@
         <w:t xml:space="preserve">Colombia no tiene déficit de proyectos anunciados, tiene déficit de proyectos terminados y activados. El mayor retorno está en activar lo que el país ya pagó, no en anunciar obras nuevas.</w:t>
       </w:r>
     </w:p>
-    <w:bookmarkStart w:id="89" w:name="prioridades-por-impactocosto"/>
+    <w:bookmarkStart w:id="101" w:name="prioridades-por-impactocosto"/>
     <w:p>
       <w:pPr>
         <w:pStyle w:val="Heading2"/>
@@ -14469,8 +15889,8 @@
         </w:tc>
       </w:tr>
     </w:tbl>
-    <w:bookmarkEnd w:id="89"/>
-    <w:bookmarkStart w:id="90" w:name="puertos-qué-hacer-y-qué-no"/>
+    <w:bookmarkEnd w:id="101"/>
+    <w:bookmarkStart w:id="102" w:name="puertos-qué-hacer-y-qué-no"/>
     <w:p>
       <w:pPr>
         <w:pStyle w:val="Heading2"/>
@@ -14685,9 +16105,9 @@
         </w:tc>
       </w:tr>
     </w:tbl>
-    <w:bookmarkEnd w:id="90"/>
-    <w:bookmarkEnd w:id="91"/>
-    <w:bookmarkStart w:id="96" w:name="X2f6c928d123bc981ffad937b3bd8ba4677d8180"/>
+    <w:bookmarkEnd w:id="102"/>
+    <w:bookmarkEnd w:id="103"/>
+    <w:bookmarkStart w:id="108" w:name="X2f6c928d123bc981ffad937b3bd8ba4677d8180"/>
     <w:p>
       <w:pPr>
         <w:pStyle w:val="Heading1"/>
@@ -14704,7 +16124,7 @@
         <w:t xml:space="preserve">No es paralelo a los demás, es la capa de valor agregado que el programa ya construye. La tecnología avanzada es el siguiente eslabón de cadenas que los frentes anteriores activan.</w:t>
       </w:r>
     </w:p>
-    <w:bookmarkStart w:id="92" w:name="lo-que-colombia-ya-tiene-y-no-escala"/>
+    <w:bookmarkStart w:id="104" w:name="lo-que-colombia-ya-tiene-y-no-escala"/>
     <w:p>
       <w:pPr>
         <w:pStyle w:val="Heading2"/>
@@ -14957,8 +16377,8 @@
         </w:tc>
       </w:tr>
     </w:tbl>
-    <w:bookmarkEnd w:id="92"/>
-    <w:bookmarkStart w:id="93" w:name="X4696b3caf4f8fece9557445c4df25d58e8cf305"/>
+    <w:bookmarkEnd w:id="104"/>
+    <w:bookmarkStart w:id="105" w:name="X4696b3caf4f8fece9557445c4df25d58e8cf305"/>
     <w:p>
       <w:pPr>
         <w:pStyle w:val="Heading2"/>
@@ -15841,8 +17261,8 @@
         <w:t xml:space="preserve">La biodiversidad es información, pero transformarla requiere capacidad de innovación. Lo factible en un período: concentrar los recursos de Minciencias en dos o tres clústeres con masa crítica real (medicina regenerativa: U. Andes + IDCBIS + DreamBio + CellRep) y conectarlos al Estado como primer cliente.</w:t>
       </w:r>
     </w:p>
-    <w:bookmarkEnd w:id="93"/>
-    <w:bookmarkStart w:id="94" w:name="X3449a18d80e272281ea1b456dc0407c24bfaae2"/>
+    <w:bookmarkEnd w:id="105"/>
+    <w:bookmarkStart w:id="106" w:name="X3449a18d80e272281ea1b456dc0407c24bfaae2"/>
     <w:p>
       <w:pPr>
         <w:pStyle w:val="Heading2"/>
@@ -15855,7 +17275,7 @@
       <w:pPr>
         <w:numPr>
           <w:ilvl w:val="0"/>
-          <w:numId w:val="1008"/>
+          <w:numId w:val="1010"/>
         </w:numPr>
         <w:pStyle w:val="Compact"/>
       </w:pPr>
@@ -15877,7 +17297,7 @@
       <w:pPr>
         <w:numPr>
           <w:ilvl w:val="0"/>
-          <w:numId w:val="1008"/>
+          <w:numId w:val="1010"/>
         </w:numPr>
         <w:pStyle w:val="Compact"/>
       </w:pPr>
@@ -15899,7 +17319,7 @@
       <w:pPr>
         <w:numPr>
           <w:ilvl w:val="0"/>
-          <w:numId w:val="1008"/>
+          <w:numId w:val="1010"/>
         </w:numPr>
         <w:pStyle w:val="Compact"/>
       </w:pPr>
@@ -15921,7 +17341,7 @@
       <w:pPr>
         <w:numPr>
           <w:ilvl w:val="0"/>
-          <w:numId w:val="1008"/>
+          <w:numId w:val="1010"/>
         </w:numPr>
         <w:pStyle w:val="Compact"/>
       </w:pPr>
@@ -15981,8 +17401,8 @@
         <w:t xml:space="preserve">(o, en su defecto, a productividad medida por un evaluador independiente), no a producción ni a empleo, que son falsificables. El apoyo tiene cláusula de reversión y vencimiento: quien no alcanza el umbral de exportación pierde el beneficio. La compra pública doméstica es la rampa de entrada; la exportación es la prueba de que la apuesta funciona.</w:t>
       </w:r>
     </w:p>
-    <w:bookmarkEnd w:id="94"/>
-    <w:bookmarkStart w:id="95" w:name="Xc2c87e99ec3785ae71c01c47159b269548efa3c"/>
+    <w:bookmarkEnd w:id="106"/>
+    <w:bookmarkStart w:id="107" w:name="Xc2c87e99ec3785ae71c01c47159b269548efa3c"/>
     <w:p>
       <w:pPr>
         <w:pStyle w:val="Heading2"/>
@@ -16316,9 +17736,9 @@
         </w:tc>
       </w:tr>
     </w:tbl>
-    <w:bookmarkEnd w:id="95"/>
-    <w:bookmarkEnd w:id="96"/>
-    <w:bookmarkStart w:id="103" w:name="X80587d1274c45fdb557b85c24f679ba0042fef2"/>
+    <w:bookmarkEnd w:id="107"/>
+    <w:bookmarkEnd w:id="108"/>
+    <w:bookmarkStart w:id="115" w:name="X80587d1274c45fdb557b85c24f679ba0042fef2"/>
     <w:p>
       <w:pPr>
         <w:pStyle w:val="Heading1"/>
@@ -16353,7 +17773,7 @@
         <w:t xml:space="preserve">Colombia no tiene principalmente un problema de cobertura nominal, tiene un problema de cobertura real. El agua potable existe en el papel para el 88.9%, pero el 39% de las plantas no funciona y 12.5 millones no tienen alcantarillado. Nadie opera lo que se construye.</w:t>
       </w:r>
     </w:p>
-    <w:bookmarkStart w:id="97" w:name="diagnóstico-la-trampa-del-abandono"/>
+    <w:bookmarkStart w:id="109" w:name="diagnóstico-la-trampa-del-abandono"/>
     <w:p>
       <w:pPr>
         <w:pStyle w:val="Heading2"/>
@@ -16370,8 +17790,8 @@
         <w:t xml:space="preserve">De 684 plantas evaluadas por la Contraloría, solo el 39% funciona. El problema no es fiscal ni técnico, es de diseño contractual: el contrato de obra no incluía el de operación. El MinVivienda ejecutó históricamente apenas el 7.2% de los recursos de agua y en 2025 recortó el presupuesto 53%.</w:t>
       </w:r>
     </w:p>
-    <w:bookmarkEnd w:id="97"/>
-    <w:bookmarkStart w:id="98" w:name="X001e9a38f418189df669e4f2b3742056f9bbc02"/>
+    <w:bookmarkEnd w:id="109"/>
+    <w:bookmarkStart w:id="110" w:name="X001e9a38f418189df669e4f2b3742056f9bbc02"/>
     <w:p>
       <w:pPr>
         <w:pStyle w:val="Heading2"/>
@@ -16670,8 +18090,8 @@
         </w:tc>
       </w:tr>
     </w:tbl>
-    <w:bookmarkEnd w:id="98"/>
-    <w:bookmarkStart w:id="99" w:name="Xa4cd304851d4a0bf90e4213a86ddfef360774c0"/>
+    <w:bookmarkEnd w:id="110"/>
+    <w:bookmarkStart w:id="111" w:name="Xa4cd304851d4a0bf90e4213a86ddfef360774c0"/>
     <w:p>
       <w:pPr>
         <w:pStyle w:val="Heading2"/>
@@ -17194,8 +18614,8 @@
         </w:tc>
       </w:tr>
     </w:tbl>
-    <w:bookmarkEnd w:id="99"/>
-    <w:bookmarkStart w:id="100" w:name="tecnologías-por-contexto"/>
+    <w:bookmarkEnd w:id="111"/>
+    <w:bookmarkStart w:id="112" w:name="tecnologías-por-contexto"/>
     <w:p>
       <w:pPr>
         <w:pStyle w:val="Heading2"/>
@@ -17471,8 +18891,8 @@
         </w:tc>
       </w:tr>
     </w:tbl>
-    <w:bookmarkEnd w:id="100"/>
-    <w:bookmarkStart w:id="101" w:name="el-impacto-en-empleo"/>
+    <w:bookmarkEnd w:id="112"/>
+    <w:bookmarkStart w:id="113" w:name="el-impacto-en-empleo"/>
     <w:p>
       <w:pPr>
         <w:pStyle w:val="Heading2"/>
@@ -17747,8 +19167,8 @@
         </w:tc>
       </w:tr>
     </w:tbl>
-    <w:bookmarkEnd w:id="101"/>
-    <w:bookmarkStart w:id="102" w:name="lo-que-no-promete-este-frente"/>
+    <w:bookmarkEnd w:id="113"/>
+    <w:bookmarkStart w:id="114" w:name="lo-que-no-promete-este-frente"/>
     <w:p>
       <w:pPr>
         <w:pStyle w:val="Heading2"/>
@@ -17761,7 +19181,7 @@
       <w:pPr>
         <w:numPr>
           <w:ilvl w:val="0"/>
-          <w:numId w:val="1009"/>
+          <w:numId w:val="1011"/>
         </w:numPr>
         <w:pStyle w:val="Compact"/>
       </w:pPr>
@@ -17783,7 +19203,7 @@
       <w:pPr>
         <w:numPr>
           <w:ilvl w:val="0"/>
-          <w:numId w:val="1009"/>
+          <w:numId w:val="1011"/>
         </w:numPr>
         <w:pStyle w:val="Compact"/>
       </w:pPr>
@@ -17805,7 +19225,7 @@
       <w:pPr>
         <w:numPr>
           <w:ilvl w:val="0"/>
-          <w:numId w:val="1009"/>
+          <w:numId w:val="1011"/>
         </w:numPr>
         <w:pStyle w:val="Compact"/>
       </w:pPr>
@@ -17823,9 +19243,9 @@
         <w:t xml:space="preserve">la tarifa regulada accesible, con subsidio cruzado y cofinanciación 3 años, es parte del diseño. Sin tarifa, la planta cierra.</w:t>
       </w:r>
     </w:p>
-    <w:bookmarkEnd w:id="102"/>
-    <w:bookmarkEnd w:id="103"/>
-    <w:bookmarkStart w:id="117" w:name="X4f62eec2f5b561c9a3006ff1624de90841123b4"/>
+    <w:bookmarkEnd w:id="114"/>
+    <w:bookmarkEnd w:id="115"/>
+    <w:bookmarkStart w:id="129" w:name="X4f62eec2f5b561c9a3006ff1624de90841123b4"/>
     <w:p>
       <w:pPr>
         <w:pStyle w:val="Heading1"/>
@@ -17866,7 +19286,7 @@
         <w:t xml:space="preserve">En 2025 el turismo generó $11.166 millones de dólares en divisas, superando por primera vez al carbón y al café juntos. El problema no es volumen, es distribución: el 92% de las reservas se concentra en Bogotá, Medellín y Cartagena.</w:t>
       </w:r>
     </w:p>
-    <w:bookmarkStart w:id="104" w:name="lo-que-el-programa-ya-da-a-las-ciudades"/>
+    <w:bookmarkStart w:id="116" w:name="lo-que-el-programa-ya-da-a-las-ciudades"/>
     <w:p>
       <w:pPr>
         <w:pStyle w:val="Heading2"/>
@@ -18090,8 +19510,8 @@
         </w:tc>
       </w:tr>
     </w:tbl>
-    <w:bookmarkEnd w:id="104"/>
-    <w:bookmarkStart w:id="105" w:name="X6effa46f43b0d00bec6789a5d55d6a8fdf78fc2"/>
+    <w:bookmarkEnd w:id="116"/>
+    <w:bookmarkStart w:id="117" w:name="X6effa46f43b0d00bec6789a5d55d6a8fdf78fc2"/>
     <w:p>
       <w:pPr>
         <w:pStyle w:val="Heading2"/>
@@ -18438,8 +19858,8 @@
         <w:t xml:space="preserve">La congestión de Bogotá cuesta ~$15 billones/año. Tres medidas de costo cero: incentivo tributario del 130% para teletrabajo verificable del 20% de la nómina; estándar técnico de conectividad domiciliaria como condición de las concesiones de espectro; y horarios escalonados en entidades del Estado en ciudades de más de 500.000 habitantes.</w:t>
       </w:r>
     </w:p>
-    <w:bookmarkEnd w:id="105"/>
-    <w:bookmarkStart w:id="114" w:name="X3bb78ace0de402ec778ca3bbacad90ae0c7952d"/>
+    <w:bookmarkEnd w:id="117"/>
+    <w:bookmarkStart w:id="126" w:name="X3bb78ace0de402ec778ca3bbacad90ae0c7952d"/>
     <w:p>
       <w:pPr>
         <w:pStyle w:val="Heading2"/>
@@ -18584,7 +20004,7 @@
         <w:t xml:space="preserve">a los nodos, no los reemplaza.</w:t>
       </w:r>
     </w:p>
-    <w:bookmarkStart w:id="106" w:name="X341be06a04fa5cc37ba2f7ed5953662c8f247e0"/>
+    <w:bookmarkStart w:id="118" w:name="X341be06a04fa5cc37ba2f7ed5953662c8f247e0"/>
     <w:p>
       <w:pPr>
         <w:pStyle w:val="Heading3"/>
@@ -18818,8 +20238,8 @@
         </w:tc>
       </w:tr>
     </w:tbl>
-    <w:bookmarkEnd w:id="106"/>
-    <w:bookmarkStart w:id="107" w:name="X3a26c1fbb94e9c58c15e5ffc2bc14e60aa837a2"/>
+    <w:bookmarkEnd w:id="118"/>
+    <w:bookmarkStart w:id="119" w:name="X3a26c1fbb94e9c58c15e5ffc2bc14e60aa837a2"/>
     <w:p>
       <w:pPr>
         <w:pStyle w:val="Heading3"/>
@@ -19071,8 +20491,8 @@
         </w:tc>
       </w:tr>
     </w:tbl>
-    <w:bookmarkEnd w:id="107"/>
-    <w:bookmarkStart w:id="108" w:name="X5826c0a2fdfb3dc8e5e521d287a14b0893cfbf6"/>
+    <w:bookmarkEnd w:id="119"/>
+    <w:bookmarkStart w:id="120" w:name="X5826c0a2fdfb3dc8e5e521d287a14b0893cfbf6"/>
     <w:p>
       <w:pPr>
         <w:pStyle w:val="Heading3"/>
@@ -19336,8 +20756,8 @@
         </w:tc>
       </w:tr>
     </w:tbl>
-    <w:bookmarkEnd w:id="108"/>
-    <w:bookmarkStart w:id="109" w:name="X12441944bc318c15c36eface9a40d0d7ffe3aed"/>
+    <w:bookmarkEnd w:id="120"/>
+    <w:bookmarkStart w:id="121" w:name="X12441944bc318c15c36eface9a40d0d7ffe3aed"/>
     <w:p>
       <w:pPr>
         <w:pStyle w:val="Heading3"/>
@@ -19587,8 +21007,8 @@
         </w:tc>
       </w:tr>
     </w:tbl>
-    <w:bookmarkEnd w:id="109"/>
-    <w:bookmarkStart w:id="110" w:name="Xfc0331b83edd36c564078cedb0f8608d2c60049"/>
+    <w:bookmarkEnd w:id="121"/>
+    <w:bookmarkStart w:id="122" w:name="Xfc0331b83edd36c564078cedb0f8608d2c60049"/>
     <w:p>
       <w:pPr>
         <w:pStyle w:val="Heading3"/>
@@ -19840,8 +21260,8 @@
         </w:tc>
       </w:tr>
     </w:tbl>
-    <w:bookmarkEnd w:id="110"/>
-    <w:bookmarkStart w:id="111" w:name="f.-la-ciudad-que-funciona"/>
+    <w:bookmarkEnd w:id="122"/>
+    <w:bookmarkStart w:id="123" w:name="f.-la-ciudad-que-funciona"/>
     <w:p>
       <w:pPr>
         <w:pStyle w:val="Heading3"/>
@@ -19858,8 +21278,8 @@
         <w:t xml:space="preserve">La congestión y la fricción urbana son un impuesto directo a la productividad de quien ya trabaja. Las palancas ya están en 12.2 (interoperabilidad del transporte, teletrabajo, formalización urbana); este módulo las reconoce explícitamente como política de productividad, no solo de movilidad.</w:t>
       </w:r>
     </w:p>
-    <w:bookmarkEnd w:id="111"/>
-    <w:bookmarkStart w:id="112" w:name="Xd443673e4132f70adfc516fc7bc8560ee242af9"/>
+    <w:bookmarkEnd w:id="123"/>
+    <w:bookmarkStart w:id="124" w:name="Xd443673e4132f70adfc516fc7bc8560ee242af9"/>
     <w:p>
       <w:pPr>
         <w:pStyle w:val="Heading3"/>
@@ -20097,8 +21517,8 @@
         </w:tc>
       </w:tr>
     </w:tbl>
-    <w:bookmarkEnd w:id="112"/>
-    <w:bookmarkStart w:id="113" w:name="una-advertencia-honesta"/>
+    <w:bookmarkEnd w:id="124"/>
+    <w:bookmarkStart w:id="125" w:name="una-advertencia-honesta"/>
     <w:p>
       <w:pPr>
         <w:pStyle w:val="Heading3"/>
@@ -20147,9 +21567,9 @@
         <w:t xml:space="preserve">(no a las grandes), ata todo apoyo a competencia y desempeño, y corre en paralelo a los nodos, no en su lugar. La tensión entre competitividad nacional y justicia territorial es real; el plan la asume con los ojos abiertos en vez de fingir que no existe.</w:t>
       </w:r>
     </w:p>
-    <w:bookmarkEnd w:id="113"/>
-    <w:bookmarkEnd w:id="114"/>
-    <w:bookmarkStart w:id="115" w:name="X1bba574aa25410650f7841df1158dd6ea3828c5"/>
+    <w:bookmarkEnd w:id="125"/>
+    <w:bookmarkEnd w:id="126"/>
+    <w:bookmarkStart w:id="127" w:name="X1bba574aa25410650f7841df1158dd6ea3828c5"/>
     <w:p>
       <w:pPr>
         <w:pStyle w:val="Heading2"/>
@@ -20611,8 +22031,8 @@
         </w:tc>
       </w:tr>
     </w:tbl>
-    <w:bookmarkEnd w:id="115"/>
-    <w:bookmarkStart w:id="116" w:name="Xf79264da502ae9ac5a1795ed90ae6eedd6d1f37"/>
+    <w:bookmarkEnd w:id="127"/>
+    <w:bookmarkStart w:id="128" w:name="Xf79264da502ae9ac5a1795ed90ae6eedd6d1f37"/>
     <w:p>
       <w:pPr>
         <w:pStyle w:val="Heading2"/>
@@ -20717,9 +22137,9 @@
         <w:t xml:space="preserve">.</w:t>
       </w:r>
     </w:p>
-    <w:bookmarkEnd w:id="116"/>
-    <w:bookmarkEnd w:id="117"/>
-    <w:bookmarkStart w:id="128" w:name="X3356fa1ebf2d69c2684f142fc61bec6de18686a"/>
+    <w:bookmarkEnd w:id="128"/>
+    <w:bookmarkEnd w:id="129"/>
+    <w:bookmarkStart w:id="140" w:name="X3356fa1ebf2d69c2684f142fc61bec6de18686a"/>
     <w:p>
       <w:pPr>
         <w:pStyle w:val="Heading1"/>
@@ -20748,7 +22168,7 @@
         <w:t xml:space="preserve">Este frente no es sobre valores declarados, es sobre la arquitectura institucional que los convierte en práctica verificable. La ética no cambia con campañas: cambia cuando se rediseña qué se premia y qué se castiga. El antirracismo y el anticlasismo no avanzan con discursos: avanzan cuando las brechas se miden, se publican y se vuelven indicadores de gestión.</w:t>
       </w:r>
     </w:p>
-    <w:bookmarkStart w:id="118" w:name="austeridad-republicana"/>
+    <w:bookmarkStart w:id="130" w:name="austeridad-republicana"/>
     <w:p>
       <w:pPr>
         <w:pStyle w:val="Heading2"/>
@@ -21024,8 +22444,8 @@
         </w:tc>
       </w:tr>
     </w:tbl>
-    <w:bookmarkEnd w:id="118"/>
-    <w:bookmarkStart w:id="119" w:name="Xbe1bc1ffe34ded2f92eda4082bd128705780a83"/>
+    <w:bookmarkEnd w:id="130"/>
+    <w:bookmarkStart w:id="131" w:name="Xbe1bc1ffe34ded2f92eda4082bd128705780a83"/>
     <w:p>
       <w:pPr>
         <w:pStyle w:val="Heading2"/>
@@ -21394,8 +22814,8 @@
         <w:t xml:space="preserve">del escenario base, no como la fuente que financia compromisos duros (ver Cuadro Fiscal). Los ahorros de eficiencia son históricamente difíciles de capturar a la escala proyectada; no se construye sobre ellos ningún gasto que no pueda sostenerse sin ellos.</w:t>
       </w:r>
     </w:p>
-    <w:bookmarkEnd w:id="119"/>
-    <w:bookmarkStart w:id="120" w:name="Xfebf870c2c394019a95ecc0180aa7025eb2a4af"/>
+    <w:bookmarkEnd w:id="131"/>
+    <w:bookmarkStart w:id="132" w:name="Xfebf870c2c394019a95ecc0180aa7025eb2a4af"/>
     <w:p>
       <w:pPr>
         <w:pStyle w:val="Heading2"/>
@@ -21729,8 +23149,8 @@
         </w:tc>
       </w:tr>
     </w:tbl>
-    <w:bookmarkEnd w:id="120"/>
-    <w:bookmarkStart w:id="121" w:name="X021ffd85052d4393a2d0f56afd4a3ff51f9fae0"/>
+    <w:bookmarkEnd w:id="132"/>
+    <w:bookmarkStart w:id="133" w:name="X021ffd85052d4393a2d0f56afd4a3ff51f9fae0"/>
     <w:p>
       <w:pPr>
         <w:pStyle w:val="Heading2"/>
@@ -22035,8 +23455,8 @@
         </w:tc>
       </w:tr>
     </w:tbl>
-    <w:bookmarkEnd w:id="121"/>
-    <w:bookmarkStart w:id="122" w:name="Xf5b4c686dba9c5577ecb87553f8f18292bc15b9"/>
+    <w:bookmarkEnd w:id="133"/>
+    <w:bookmarkStart w:id="134" w:name="Xf5b4c686dba9c5577ecb87553f8f18292bc15b9"/>
     <w:p>
       <w:pPr>
         <w:pStyle w:val="Heading2"/>
@@ -22312,8 +23732,8 @@
         </w:tc>
       </w:tr>
     </w:tbl>
-    <w:bookmarkEnd w:id="122"/>
-    <w:bookmarkStart w:id="123" w:name="X6089359649d7a4a7f1dd461f2e4ee211200a0d9"/>
+    <w:bookmarkEnd w:id="134"/>
+    <w:bookmarkStart w:id="135" w:name="X6089359649d7a4a7f1dd461f2e4ee211200a0d9"/>
     <w:p>
       <w:pPr>
         <w:pStyle w:val="Heading2"/>
@@ -22760,8 +24180,8 @@
         <w:t xml:space="preserve">en el período, por reasignación, corrección de brechas y formalización, no por nueva deuda.</w:t>
       </w:r>
     </w:p>
-    <w:bookmarkEnd w:id="123"/>
-    <w:bookmarkStart w:id="124" w:name="X380695f0c27088be8e420774f4e23f7c12a3c46"/>
+    <w:bookmarkEnd w:id="135"/>
+    <w:bookmarkStart w:id="136" w:name="X380695f0c27088be8e420774f4e23f7c12a3c46"/>
     <w:p>
       <w:pPr>
         <w:pStyle w:val="Heading2"/>
@@ -23083,8 +24503,8 @@
         </w:tc>
       </w:tr>
     </w:tbl>
-    <w:bookmarkEnd w:id="124"/>
-    <w:bookmarkStart w:id="125" w:name="los-ocho-mecanismos-de-diseño"/>
+    <w:bookmarkEnd w:id="136"/>
+    <w:bookmarkStart w:id="137" w:name="los-ocho-mecanismos-de-diseño"/>
     <w:p>
       <w:pPr>
         <w:pStyle w:val="Heading2"/>
@@ -23474,8 +24894,8 @@
         <w:t xml:space="preserve">. Una regla binaria robusta (alerta roja → congela desembolso) resiste la captura mejor que una fórmula elegante de siete variables con pesos exactos. Donde un mecanismo sea fino y gameable, se simplifica. La elegancia no es el objetivo, la resistencia a la captura sí.</w:t>
       </w:r>
     </w:p>
-    <w:bookmarkEnd w:id="125"/>
-    <w:bookmarkStart w:id="126" w:name="X48788df1506cb0a5518aa91f8d345153bda9c42"/>
+    <w:bookmarkEnd w:id="137"/>
+    <w:bookmarkStart w:id="138" w:name="X48788df1506cb0a5518aa91f8d345153bda9c42"/>
     <w:p>
       <w:pPr>
         <w:pStyle w:val="Heading2"/>
@@ -23866,8 +25286,8 @@
         </w:tc>
       </w:tr>
     </w:tbl>
-    <w:bookmarkEnd w:id="126"/>
-    <w:bookmarkStart w:id="127" w:name="X3427fda87ec4dbe2d4edb93053a5ae465351199"/>
+    <w:bookmarkEnd w:id="138"/>
+    <w:bookmarkStart w:id="139" w:name="X3427fda87ec4dbe2d4edb93053a5ae465351199"/>
     <w:p>
       <w:pPr>
         <w:pStyle w:val="Heading2"/>
@@ -24151,9 +25571,9 @@
         <w:t xml:space="preserve">El mecanismo más poderoso no es el castigo después del robo, es hacer que robar sea más difícil y costoso que cumplir. Cuando el alcalde sabe que la rendición en vivo tiene audiencia, que el interventor no lo eligió él, que el veedor tiene protección, y que perder los recursos del nodo destruye su capital político, el cálculo cambia. Eso es diseño de mecanismos: cambiar el cálculo sin cambiar a las personas.</w:t>
       </w:r>
     </w:p>
-    <w:bookmarkEnd w:id="127"/>
-    <w:bookmarkEnd w:id="128"/>
-    <w:bookmarkStart w:id="138" w:name="Xbc642ba39422177b7a477569c28a5373a2663f2"/>
+    <w:bookmarkEnd w:id="139"/>
+    <w:bookmarkEnd w:id="140"/>
+    <w:bookmarkStart w:id="150" w:name="Xbc642ba39422177b7a477569c28a5373a2663f2"/>
     <w:p>
       <w:pPr>
         <w:pStyle w:val="Heading1"/>
@@ -24193,7 +25613,7 @@
         <w:t xml:space="preserve">. Es: ¿podemos diseñar una institución tan valiosa que no querer servir sea la excepción? Si el servicio da competencias reales, conecta clases y contribuye a algo que importa, la voluntariedad emerge del valor, y la universalidad garantiza que eso ocurra para todos.</w:t>
       </w:r>
     </w:p>
-    <w:bookmarkStart w:id="129" w:name="por-qué-el-modelo-actual-falla"/>
+    <w:bookmarkStart w:id="141" w:name="por-qué-el-modelo-actual-falla"/>
     <w:p>
       <w:pPr>
         <w:pStyle w:val="Heading2"/>
@@ -24446,8 +25866,8 @@
         </w:tc>
       </w:tr>
     </w:tbl>
-    <w:bookmarkEnd w:id="129"/>
-    <w:bookmarkStart w:id="130" w:name="X8f4dbd14b20fbf0212aedf6d78669c95af2197b"/>
+    <w:bookmarkEnd w:id="141"/>
+    <w:bookmarkStart w:id="142" w:name="X8f4dbd14b20fbf0212aedf6d78669c95af2197b"/>
     <w:p>
       <w:pPr>
         <w:pStyle w:val="Heading2"/>
@@ -24730,8 +26150,8 @@
         </w:tc>
       </w:tr>
     </w:tbl>
-    <w:bookmarkEnd w:id="130"/>
-    <w:bookmarkStart w:id="131" w:name="X2ab33b8e26a824172e96759dd37ec715d0bd7d5"/>
+    <w:bookmarkEnd w:id="142"/>
+    <w:bookmarkStart w:id="143" w:name="X2ab33b8e26a824172e96759dd37ec715d0bd7d5"/>
     <w:p>
       <w:pPr>
         <w:pStyle w:val="Heading2"/>
@@ -25139,8 +26559,8 @@
         </w:tc>
       </w:tr>
     </w:tbl>
-    <w:bookmarkEnd w:id="131"/>
-    <w:bookmarkStart w:id="132" w:name="los-cuatro-mecanismos-de-diseño"/>
+    <w:bookmarkEnd w:id="143"/>
+    <w:bookmarkStart w:id="144" w:name="los-cuatro-mecanismos-de-diseño"/>
     <w:p>
       <w:pPr>
         <w:pStyle w:val="Heading2"/>
@@ -25221,8 +26641,8 @@
         <w:t xml:space="preserve">Además de la certificación SENA: 5 puntos en concursos de la Alta Dirección Pública, puntaje adicional en becas del Icetex y acceso prioritario al crédito del Banco Agrario. Beneficios atados a la credencial (emitida por el SENA, entidad de carrera autónoma), no al gobierno que la otorgó.</w:t>
       </w:r>
     </w:p>
-    <w:bookmarkEnd w:id="132"/>
-    <w:bookmarkStart w:id="133" w:name="X73188e79240bf31e3872e4b857e6e02a31de94f"/>
+    <w:bookmarkEnd w:id="144"/>
+    <w:bookmarkStart w:id="145" w:name="X73188e79240bf31e3872e4b857e6e02a31de94f"/>
     <w:p>
       <w:pPr>
         <w:pStyle w:val="Heading2"/>
@@ -25466,8 +26886,8 @@
         <w:t xml:space="preserve">si en el Año 2 la participación voluntaria supera el 80% de la meta, la universalidad obligatoria entra sin resistencia. Si no, la meta del Año 2 se recorre, pero no se abandona la universalidad: se revisa el valor del servicio, no la ambición.</w:t>
       </w:r>
     </w:p>
-    <w:bookmarkEnd w:id="133"/>
-    <w:bookmarkStart w:id="134" w:name="lo-que-produce-el-triple-resultado"/>
+    <w:bookmarkEnd w:id="145"/>
+    <w:bookmarkStart w:id="146" w:name="lo-que-produce-el-triple-resultado"/>
     <w:p>
       <w:pPr>
         <w:pStyle w:val="Heading2"/>
@@ -25693,8 +27113,8 @@
         </w:tc>
       </w:tr>
     </w:tbl>
-    <w:bookmarkEnd w:id="134"/>
-    <w:bookmarkStart w:id="135" w:name="dih-y-ética-no-negociable"/>
+    <w:bookmarkEnd w:id="146"/>
+    <w:bookmarkStart w:id="147" w:name="dih-y-ética-no-negociable"/>
     <w:p>
       <w:pPr>
         <w:pStyle w:val="Heading2"/>
@@ -25711,8 +27131,8 @@
         <w:t xml:space="preserve">80 horas obligatorias de DIH y ética militar (modalidad de defensa) y 40 de derechos fundamentales (ambiental y comunitaria), con peso igual al desempeño técnico. Una calificación deficiente bloquea el ascenso. Toda denuncia de violación de derechos tiene canal expedito (respuesta máx. 10 días) y protección al denunciante. La responsabilidad de mando aplica desde el primer día.</w:t>
       </w:r>
     </w:p>
-    <w:bookmarkEnd w:id="135"/>
-    <w:bookmarkStart w:id="136" w:name="costo-fiscal-con-honestidad"/>
+    <w:bookmarkEnd w:id="147"/>
+    <w:bookmarkStart w:id="148" w:name="costo-fiscal-con-honestidad"/>
     <w:p>
       <w:pPr>
         <w:pStyle w:val="Heading2"/>
@@ -26393,8 +27813,8 @@
         <w:t xml:space="preserve">se materializan, pero el programa no asume que se materializan. Las dos descargas (valor producido por brigadas y subsidios desplazados) son verificables y se mantienen como compensación; la optimización del Estado se trata como margen adicional, no como supuesto que cierra la cuenta.</w:t>
       </w:r>
     </w:p>
-    <w:bookmarkEnd w:id="136"/>
-    <w:bookmarkStart w:id="137" w:name="X520263755f37ebc0e296910b9442e90a6499dff"/>
+    <w:bookmarkEnd w:id="148"/>
+    <w:bookmarkStart w:id="149" w:name="X520263755f37ebc0e296910b9442e90a6499dff"/>
     <w:p>
       <w:pPr>
         <w:pStyle w:val="Heading2"/>
@@ -26625,9 +28045,9 @@
         </w:pict>
       </w:r>
     </w:p>
-    <w:bookmarkEnd w:id="137"/>
-    <w:bookmarkEnd w:id="138"/>
-    <w:bookmarkStart w:id="139" w:name="X3faac5e722218683f840905436c1ce8f1f456b4"/>
+    <w:bookmarkEnd w:id="149"/>
+    <w:bookmarkEnd w:id="150"/>
+    <w:bookmarkStart w:id="151" w:name="X3faac5e722218683f840905436c1ce8f1f456b4"/>
     <w:p>
       <w:pPr>
         <w:pStyle w:val="Heading1"/>
@@ -27004,8 +28424,8 @@
         </w:pict>
       </w:r>
     </w:p>
-    <w:bookmarkEnd w:id="139"/>
-    <w:bookmarkStart w:id="143" w:name="viabilidad-jurídica-de-los-mecanismos"/>
+    <w:bookmarkEnd w:id="151"/>
+    <w:bookmarkStart w:id="155" w:name="viabilidad-jurídica-de-los-mecanismos"/>
     <w:p>
       <w:pPr>
         <w:pStyle w:val="Heading1"/>
@@ -27060,7 +28480,7 @@
         <w:t xml:space="preserve">Verificación (junio 2026): esta clasificación se contrastó con el estado actual del derecho colombiano. Hallazgos: (a) la Jurisdicción Agraria y Rural ya está creada (AL 03/2023 + Ley Estatutaria 2570/2026), el plan la implementa, no la crea; (b) el catastro multipropósito ya es servicio público (Ley 1955/2019, Decreto 148/2020), ejecutable por vía administrativa; (c) la objeción de conciencia exige ley estatutaria y su diseño es constitucionalmente discutible; (d) la interventoría nacional sobre territorios y la condicionalidad de transferencias constitucionales (SGP/regalías) no se logran por decreto/circular. Las filas afectadas están marcadas.</w:t>
       </w:r>
     </w:p>
-    <w:bookmarkStart w:id="140" w:name="qué-puede-cada-instrumento"/>
+    <w:bookmarkStart w:id="152" w:name="qué-puede-cada-instrumento"/>
     <w:p>
       <w:pPr>
         <w:pStyle w:val="Heading2"/>
@@ -27441,8 +28861,8 @@
         </w:tc>
       </w:tr>
     </w:tbl>
-    <w:bookmarkEnd w:id="140"/>
-    <w:bookmarkStart w:id="141" w:name="Xe6c0699dc55585295c7afbed3421e73e8534581"/>
+    <w:bookmarkEnd w:id="152"/>
+    <w:bookmarkStart w:id="153" w:name="Xe6c0699dc55585295c7afbed3421e73e8534581"/>
     <w:p>
       <w:pPr>
         <w:pStyle w:val="Heading2"/>
@@ -28465,8 +29885,8 @@
         </w:tc>
       </w:tr>
     </w:tbl>
-    <w:bookmarkEnd w:id="141"/>
-    <w:bookmarkStart w:id="142" w:name="la-estrategia-de-secuencia-legislativa"/>
+    <w:bookmarkEnd w:id="153"/>
+    <w:bookmarkStart w:id="154" w:name="la-estrategia-de-secuencia-legislativa"/>
     <w:p>
       <w:pPr>
         <w:pStyle w:val="Heading2"/>
@@ -28519,9 +29939,9 @@
         </w:pict>
       </w:r>
     </w:p>
-    <w:bookmarkEnd w:id="142"/>
-    <w:bookmarkEnd w:id="143"/>
-    <w:bookmarkStart w:id="149" w:name="cuadro-fiscal-de-dos-escenarios"/>
+    <w:bookmarkEnd w:id="154"/>
+    <w:bookmarkEnd w:id="155"/>
+    <w:bookmarkStart w:id="161" w:name="cuadro-fiscal-de-dos-escenarios"/>
     <w:p>
       <w:pPr>
         <w:pStyle w:val="Heading1"/>
@@ -28551,7 +29971,7 @@
         <w:t xml:space="preserve">.</w:t>
       </w:r>
     </w:p>
-    <w:bookmarkStart w:id="144" w:name="punto-de-partida"/>
+    <w:bookmarkStart w:id="156" w:name="punto-de-partida"/>
     <w:p>
       <w:pPr>
         <w:pStyle w:val="Heading2"/>
@@ -28568,8 +29988,8 @@
         <w:t xml:space="preserve">Déficit ~6.4-7% del PIB; deuda hacia el 70%; calificación BB; 1 de cada 3 pesos del presupuesto en intereses.</w:t>
       </w:r>
     </w:p>
-    <w:bookmarkEnd w:id="144"/>
-    <w:bookmarkStart w:id="145" w:name="escenario-base-sin-reforma-tributaria"/>
+    <w:bookmarkEnd w:id="156"/>
+    <w:bookmarkStart w:id="157" w:name="escenario-base-sin-reforma-tributaria"/>
     <w:p>
       <w:pPr>
         <w:pStyle w:val="Heading2"/>
@@ -28877,8 +30297,8 @@
         <w:t xml:space="preserve">Ningún compromiso duro del núcleo se construye sobre el dividendo ético ni sobre la reforma tributaria.</w:t>
       </w:r>
     </w:p>
-    <w:bookmarkEnd w:id="145"/>
-    <w:bookmarkStart w:id="146" w:name="X469a5fa7720b6041b511ba7c856f00452ca54b6"/>
+    <w:bookmarkEnd w:id="157"/>
+    <w:bookmarkStart w:id="158" w:name="X469a5fa7720b6041b511ba7c856f00452ca54b6"/>
     <w:p>
       <w:pPr>
         <w:pStyle w:val="Heading2"/>
@@ -29003,8 +30423,8 @@
         <w:t xml:space="preserve">y adelanta la universalidad del Servicio, no habilita el núcleo, lo expande.</w:t>
       </w:r>
     </w:p>
-    <w:bookmarkEnd w:id="146"/>
-    <w:bookmarkStart w:id="147" w:name="senda-de-déficit-reconciliada"/>
+    <w:bookmarkEnd w:id="158"/>
+    <w:bookmarkStart w:id="159" w:name="senda-de-déficit-reconciliada"/>
     <w:p>
       <w:pPr>
         <w:pStyle w:val="Heading2"/>
@@ -29227,8 +30647,8 @@
         </w:tc>
       </w:tr>
     </w:tbl>
-    <w:bookmarkEnd w:id="147"/>
-    <w:bookmarkStart w:id="148" w:name="X9c418e63bddc0f86d9f158c9fa2c10f39119c03"/>
+    <w:bookmarkEnd w:id="159"/>
+    <w:bookmarkStart w:id="160" w:name="X9c418e63bddc0f86d9f158c9fa2c10f39119c03"/>
     <w:p>
       <w:pPr>
         <w:pStyle w:val="Heading2"/>
@@ -29471,9 +30891,9 @@
         </w:pict>
       </w:r>
     </w:p>
-    <w:bookmarkEnd w:id="148"/>
-    <w:bookmarkEnd w:id="149"/>
-    <w:bookmarkStart w:id="150" w:name="fundamentos-en-la-investigación-reciente"/>
+    <w:bookmarkEnd w:id="160"/>
+    <w:bookmarkEnd w:id="161"/>
+    <w:bookmarkStart w:id="162" w:name="fundamentos-en-la-investigación-reciente"/>
     <w:p>
       <w:pPr>
         <w:pStyle w:val="Heading1"/>
@@ -30246,8 +31666,8 @@
         </w:pict>
       </w:r>
     </w:p>
-    <w:bookmarkEnd w:id="150"/>
-    <w:bookmarkStart w:id="154" w:name="X63812107fc27b9894e947da83252cc3e34ce294"/>
+    <w:bookmarkEnd w:id="162"/>
+    <w:bookmarkStart w:id="166" w:name="X63812107fc27b9894e947da83252cc3e34ce294"/>
     <w:p>
       <w:pPr>
         <w:pStyle w:val="Heading1"/>
@@ -30282,7 +31702,7 @@
         <w:t xml:space="preserve">En 2025 el país logró el desempleo más bajo del siglo, pero la productividad por trabajador cayó cerca de 3,1% entre 2022 y 2025 y la productividad total de los factores apenas creció 0,9%. El empleo nuevo se concentra en servicios de baja productividad y el paso de trabajadores hacia sectores más productivos se redujo a la mitad en una década. Crear empleo formal y subir la productividad no son lo mismo, y el país lleva años demostrándolo. Sin productividad no hay competitividad, y sin competitividad el empleo que se crea es frágil.</w:t>
       </w:r>
     </w:p>
-    <w:bookmarkStart w:id="151" w:name="el-objetivo-nacional-con-metas-duras"/>
+    <w:bookmarkStart w:id="163" w:name="el-objetivo-nacional-con-metas-duras"/>
     <w:p>
       <w:pPr>
         <w:pStyle w:val="Heading2"/>
@@ -30666,8 +32086,8 @@
         <w:t xml:space="preserve">La productividad deja de ser un subproducto esperado y se vuelve un objetivo medido, con dueño y con tablero público, anclado al Sistema Nacional de Competitividad que ya existe en Colombia (Consejo Privado de Competitividad + DNP + DANE).</w:t>
       </w:r>
     </w:p>
-    <w:bookmarkEnd w:id="151"/>
-    <w:bookmarkStart w:id="152" w:name="las-palancas-fuertes-en-orden"/>
+    <w:bookmarkEnd w:id="163"/>
+    <w:bookmarkStart w:id="164" w:name="las-palancas-fuertes-en-orden"/>
     <w:p>
       <w:pPr>
         <w:pStyle w:val="Heading2"/>
@@ -30688,7 +32108,7 @@
       <w:pPr>
         <w:numPr>
           <w:ilvl w:val="0"/>
-          <w:numId w:val="1010"/>
+          <w:numId w:val="1012"/>
         </w:numPr>
         <w:pStyle w:val="Compact"/>
       </w:pPr>
@@ -30710,7 +32130,7 @@
       <w:pPr>
         <w:numPr>
           <w:ilvl w:val="0"/>
-          <w:numId w:val="1010"/>
+          <w:numId w:val="1012"/>
         </w:numPr>
         <w:pStyle w:val="Compact"/>
       </w:pPr>
@@ -30732,7 +32152,7 @@
       <w:pPr>
         <w:numPr>
           <w:ilvl w:val="0"/>
-          <w:numId w:val="1010"/>
+          <w:numId w:val="1012"/>
         </w:numPr>
         <w:pStyle w:val="Compact"/>
       </w:pPr>
@@ -30754,7 +32174,7 @@
       <w:pPr>
         <w:numPr>
           <w:ilvl w:val="0"/>
-          <w:numId w:val="1010"/>
+          <w:numId w:val="1012"/>
         </w:numPr>
         <w:pStyle w:val="Compact"/>
       </w:pPr>
@@ -30776,7 +32196,7 @@
       <w:pPr>
         <w:numPr>
           <w:ilvl w:val="0"/>
-          <w:numId w:val="1010"/>
+          <w:numId w:val="1012"/>
         </w:numPr>
         <w:pStyle w:val="Compact"/>
       </w:pPr>
@@ -30816,7 +32236,7 @@
       <w:pPr>
         <w:numPr>
           <w:ilvl w:val="0"/>
-          <w:numId w:val="1010"/>
+          <w:numId w:val="1012"/>
         </w:numPr>
         <w:pStyle w:val="Compact"/>
       </w:pPr>
@@ -30838,7 +32258,7 @@
       <w:pPr>
         <w:numPr>
           <w:ilvl w:val="0"/>
-          <w:numId w:val="1010"/>
+          <w:numId w:val="1012"/>
         </w:numPr>
         <w:pStyle w:val="Compact"/>
       </w:pPr>
@@ -30860,7 +32280,7 @@
       <w:pPr>
         <w:numPr>
           <w:ilvl w:val="0"/>
-          <w:numId w:val="1010"/>
+          <w:numId w:val="1012"/>
         </w:numPr>
         <w:pStyle w:val="Compact"/>
       </w:pPr>
@@ -30878,8 +32298,8 @@
         <w:t xml:space="preserve">SENA dual pegado a los vectores de cada nodo, recualificación del trabajador en activo, reconocimiento de aprendizajes previos. La palanca más lenta y la de mayor retorno.</w:t>
       </w:r>
     </w:p>
-    <w:bookmarkEnd w:id="152"/>
-    <w:bookmarkStart w:id="153" w:name="Xe0242f5602f4db7493a3d4c5a801923b610b7a1"/>
+    <w:bookmarkEnd w:id="164"/>
+    <w:bookmarkStart w:id="165" w:name="Xe0242f5602f4db7493a3d4c5a801923b610b7a1"/>
     <w:p>
       <w:pPr>
         <w:pStyle w:val="Heading2"/>
@@ -30921,9 +32341,9 @@
         </w:pict>
       </w:r>
     </w:p>
-    <w:bookmarkEnd w:id="153"/>
-    <w:bookmarkEnd w:id="154"/>
-    <w:bookmarkStart w:id="157" w:name="secuencia-de-gobierno"/>
+    <w:bookmarkEnd w:id="165"/>
+    <w:bookmarkEnd w:id="166"/>
+    <w:bookmarkStart w:id="169" w:name="secuencia-de-gobierno"/>
     <w:p>
       <w:pPr>
         <w:pStyle w:val="Heading1"/>
@@ -30932,7 +32352,7 @@
         <w:t xml:space="preserve">Secuencia de Gobierno</w:t>
       </w:r>
     </w:p>
-    <w:bookmarkStart w:id="155" w:name="X3f19c8a57f0489f02498b4816e1596433230a25"/>
+    <w:bookmarkStart w:id="167" w:name="X3f19c8a57f0489f02498b4816e1596433230a25"/>
     <w:p>
       <w:pPr>
         <w:pStyle w:val="Heading2"/>
@@ -31039,8 +32459,8 @@
         <w:t xml:space="preserve">Mesas de trabajo con los directivos de las 10 entidades más críticas para negociar por anticipado los compromisos del Año 1, formalizados en actas públicas el día de posesión.</w:t>
       </w:r>
     </w:p>
-    <w:bookmarkEnd w:id="155"/>
-    <w:bookmarkStart w:id="156" w:name="tabla-de-secuencia"/>
+    <w:bookmarkEnd w:id="167"/>
+    <w:bookmarkStart w:id="168" w:name="tabla-de-secuencia"/>
     <w:p>
       <w:pPr>
         <w:pStyle w:val="Heading2"/>
@@ -31333,9 +32753,9 @@
         </w:pict>
       </w:r>
     </w:p>
-    <w:bookmarkEnd w:id="156"/>
-    <w:bookmarkEnd w:id="157"/>
-    <w:bookmarkStart w:id="158" w:name="medición-y-blindaje"/>
+    <w:bookmarkEnd w:id="168"/>
+    <w:bookmarkEnd w:id="169"/>
+    <w:bookmarkStart w:id="170" w:name="medición-y-blindaje"/>
     <w:p>
       <w:pPr>
         <w:pStyle w:val="Heading1"/>
@@ -32218,8 +33638,8 @@
         </w:pict>
       </w:r>
     </w:p>
-    <w:bookmarkEnd w:id="158"/>
-    <w:bookmarkStart w:id="159" w:name="riesgos-y-límites-honestos"/>
+    <w:bookmarkEnd w:id="170"/>
+    <w:bookmarkStart w:id="171" w:name="riesgos-y-límites-honestos"/>
     <w:p>
       <w:pPr>
         <w:pStyle w:val="Heading1"/>
@@ -32847,8 +34267,8 @@
         </w:pict>
       </w:r>
     </w:p>
-    <w:bookmarkEnd w:id="159"/>
-    <w:bookmarkStart w:id="160" w:name="el-patriotismo-como-resultado"/>
+    <w:bookmarkEnd w:id="171"/>
+    <w:bookmarkStart w:id="172" w:name="el-patriotismo-como-resultado"/>
     <w:p>
       <w:pPr>
         <w:pStyle w:val="Heading1"/>
@@ -32888,8 +34308,8 @@
         </w:pict>
       </w:r>
     </w:p>
-    <w:bookmarkEnd w:id="160"/>
-    <w:bookmarkStart w:id="164" w:name="hitos-de-credibilidad-política"/>
+    <w:bookmarkEnd w:id="172"/>
+    <w:bookmarkStart w:id="176" w:name="hitos-de-credibilidad-política"/>
     <w:p>
       <w:pPr>
         <w:pStyle w:val="Heading1"/>
@@ -32906,7 +34326,7 @@
         <w:t xml:space="preserve">Las victorias tempranas no tienen que ser las más grandes, tienen que ser las más irreversibles (y, ahora, las más legítimas).</w:t>
       </w:r>
     </w:p>
-    <w:bookmarkStart w:id="161" w:name="transición-mayo-julio-2026"/>
+    <w:bookmarkStart w:id="173" w:name="transición-mayo-julio-2026"/>
     <w:p>
       <w:pPr>
         <w:pStyle w:val="Heading2"/>
@@ -33159,8 +34579,8 @@
         </w:tc>
       </w:tr>
     </w:tbl>
-    <w:bookmarkEnd w:id="161"/>
-    <w:bookmarkStart w:id="162" w:name="X570d003b3f7a6d5463237df464eec852c2a2ca2"/>
+    <w:bookmarkEnd w:id="173"/>
+    <w:bookmarkStart w:id="174" w:name="X570d003b3f7a6d5463237df464eec852c2a2ca2"/>
     <w:p>
       <w:pPr>
         <w:pStyle w:val="Heading2"/>
@@ -33396,8 +34816,8 @@
         </w:tc>
       </w:tr>
     </w:tbl>
-    <w:bookmarkEnd w:id="162"/>
-    <w:bookmarkStart w:id="163" w:name="X6f4e29709717963d9784af7e46298c64eca3086"/>
+    <w:bookmarkEnd w:id="174"/>
+    <w:bookmarkStart w:id="175" w:name="X6f4e29709717963d9784af7e46298c64eca3086"/>
     <w:p>
       <w:pPr>
         <w:pStyle w:val="Heading2"/>
@@ -33847,9 +35267,9 @@
         </w:pict>
       </w:r>
     </w:p>
-    <w:bookmarkEnd w:id="163"/>
-    <w:bookmarkEnd w:id="164"/>
-    <w:bookmarkStart w:id="171" w:name="X812fbe57f7047e7cc2b3d123e211b38b27f1044"/>
+    <w:bookmarkEnd w:id="175"/>
+    <w:bookmarkEnd w:id="176"/>
+    <w:bookmarkStart w:id="183" w:name="X812fbe57f7047e7cc2b3d123e211b38b27f1044"/>
     <w:p>
       <w:pPr>
         <w:pStyle w:val="Heading1"/>
@@ -33942,7 +35362,7 @@
         <w:t xml:space="preserve">IRCTC, fundada en 1999 como subsidiaria de Ferrocarriles de la India, se convirtió en una de las plataformas de viajes más concurridas del mundo, con cientos de miles de reservas diarias. No compitió con Airbnb globalmente, dominó su propio mercado con acceso a infraestructura estatal que ningún privado podía tener. En 2019 salió a bolsa manteniendo el Estado la mayoría del capital. Ese es el modelo.</w:t>
       </w:r>
     </w:p>
-    <w:bookmarkStart w:id="165" w:name="X13e252fe4095065decc34bd8793323709d4f723"/>
+    <w:bookmarkStart w:id="177" w:name="X13e252fe4095065decc34bd8793323709d4f723"/>
     <w:p>
       <w:pPr>
         <w:pStyle w:val="Heading2"/>
@@ -34119,8 +35539,8 @@
         </w:tc>
       </w:tr>
     </w:tbl>
-    <w:bookmarkEnd w:id="165"/>
-    <w:bookmarkStart w:id="166" w:name="la-estructura-de-capital-mixto"/>
+    <w:bookmarkEnd w:id="177"/>
+    <w:bookmarkStart w:id="178" w:name="la-estructura-de-capital-mixto"/>
     <w:p>
       <w:pPr>
         <w:pStyle w:val="Heading2"/>
@@ -34346,8 +35766,8 @@
         </w:tc>
       </w:tr>
     </w:tbl>
-    <w:bookmarkEnd w:id="166"/>
-    <w:bookmarkStart w:id="167" w:name="Xc7cbb19aca36f8f2f8724853254f86e4657ef14"/>
+    <w:bookmarkEnd w:id="178"/>
+    <w:bookmarkStart w:id="179" w:name="Xc7cbb19aca36f8f2f8724853254f86e4657ef14"/>
     <w:p>
       <w:pPr>
         <w:pStyle w:val="Heading2"/>
@@ -34364,8 +35784,8 @@
         <w:t xml:space="preserve">Integración con infraestructura pública (disponibilidad de parques, estado de vías, permisos en territorios étnicos, alertas de seguridad por municipio desde la plataforma de trazabilidad), Airbnb no tiene acceso a esos datos. Verificación de calidad con consecuencias reales (el sello no es una estrella comprable sino certificación física del SENA; perderlo baja el ranking automáticamente). Comisión del 8% frente a 15-20% (la estructura de costos de Airbnb la obliga a comisiones altas; Colombia Viva no la tiene). Pagos sin fricción en moneda local (PSE, Nequi, Daviplata; integración con sistemas de Ecuador, Perú y Brasil), relaciones con el sistema financiero que a una empresa extranjera le toman años.</w:t>
       </w:r>
     </w:p>
-    <w:bookmarkEnd w:id="167"/>
-    <w:bookmarkStart w:id="168" w:name="el-modelo-financiero"/>
+    <w:bookmarkEnd w:id="179"/>
+    <w:bookmarkStart w:id="180" w:name="el-modelo-financiero"/>
     <w:p>
       <w:pPr>
         <w:pStyle w:val="Heading2"/>
@@ -34580,8 +36000,8 @@
         </w:tc>
       </w:tr>
     </w:tbl>
-    <w:bookmarkEnd w:id="168"/>
-    <w:bookmarkStart w:id="169" w:name="el-empleo-que-generaría"/>
+    <w:bookmarkEnd w:id="180"/>
+    <w:bookmarkStart w:id="181" w:name="el-empleo-que-generaría"/>
     <w:p>
       <w:pPr>
         <w:pStyle w:val="Heading2"/>
@@ -34804,8 +36224,8 @@
         </w:tc>
       </w:tr>
     </w:tbl>
-    <w:bookmarkEnd w:id="169"/>
-    <w:bookmarkStart w:id="170" w:name="riesgos-y-mitigaciones"/>
+    <w:bookmarkEnd w:id="181"/>
+    <w:bookmarkStart w:id="182" w:name="riesgos-y-mitigaciones"/>
     <w:p>
       <w:pPr>
         <w:pStyle w:val="Heading2"/>
@@ -35028,8 +36448,8 @@
         <w:t xml:space="preserve">Colombia Viva no es la plataforma que compite con Airbnb en San Francisco. Es la que dominaría el turismo colombiano y latinoamericano con ventajas inimitables: datos públicos integrados, certificación con consecuencias, comisiones a la mitad y operadores dueños de su canal. El modelo IRCTC demostró que funciona, la diferencia es que aquí sería en turismo, no en trenes.</w:t>
       </w:r>
     </w:p>
-    <w:bookmarkEnd w:id="170"/>
-    <w:bookmarkEnd w:id="171"/>
+    <w:bookmarkEnd w:id="182"/>
+    <w:bookmarkEnd w:id="183"/>
     <w:sectPr/>
   </w:body>
 </w:document>
@@ -35355,6 +36775,12 @@
     <w:abstractNumId w:val="991"/>
   </w:num>
   <w:num w:numId="1010">
+    <w:abstractNumId w:val="991"/>
+  </w:num>
+  <w:num w:numId="1011">
+    <w:abstractNumId w:val="991"/>
+  </w:num>
+  <w:num w:numId="1012">
     <w:abstractNumId w:val="99411"/>
     <w:lvlOverride w:ilvl="0">
       <w:startOverride w:val="1"/>

--- a/dist/estado-en-el-territorio.docx
+++ b/dist/estado-en-el-territorio.docx
@@ -17416,7 +17416,7 @@
         <w:pStyle w:val="FirstParagraph"/>
       </w:pPr>
       <w:r>
-        <w:t xml:space="preserve">Una infraestructura transversal que sigue cada peso desde que entra hasta que se gasta en algo real. Habilitante común de todos los frentes y primer cliente de las capacidades del Frente X.</w:t>
+        <w:t xml:space="preserve">Una infraestructura transversal que sigue cada peso público desde que entra hasta que se gasta en algo real. Es el habilitante común de todos los frentes: la cañería de datos sobre la que corren muchas cosas, entre ellas la plataforma de integridad del gasto que se detalla en el Frente IV. Aquí vive la infraestructura; allá, su aplicación anticorrupción (el motor, los módulos por dominio, las dos escalas y los límites). Y es, además, el primer cliente de las capacidades tecnológicas nacionales del propio Frente X: el Estado se compra a sí mismo lo que predica.</w:t>
       </w:r>
     </w:p>
     <w:tbl>
@@ -17506,7 +17506,7 @@
               <w:jc w:val="left"/>
             </w:pPr>
             <w:r>
-              <w:t xml:space="preserve">Interoperar SECOP, Cuentas Claras, PILA, DIAN, catastro, UIAF; API pública</w:t>
+              <w:t xml:space="preserve">Interoperar SECOP, Cuentas Claras, PILA, DIAN, catastro, UIAF y demás fuentes; API pública. Es la base común que alimenta tanto la gestión del gasto como la detección de anomalías</w:t>
             </w:r>
           </w:p>
         </w:tc>
@@ -17544,19 +17544,19 @@
               <w:jc w:val="left"/>
             </w:pPr>
             <w:r>
-              <w:t xml:space="preserve">Motor de alertas</w:t>
-            </w:r>
-          </w:p>
-        </w:tc>
-        <w:tc>
-          <w:tcPr/>
-          <w:p>
-            <w:pPr>
-              <w:pStyle w:val="Compact"/>
-              <w:jc w:val="left"/>
-            </w:pPr>
-            <w:r>
-              <w:t xml:space="preserve">Sobreprecio, oferente único, contrato fraccionado, beneficiario fantasma, flujos de grupos armados</w:t>
+              <w:t xml:space="preserve">Motor de detección</w:t>
+            </w:r>
+          </w:p>
+        </w:tc>
+        <w:tc>
+          <w:tcPr/>
+          <w:p>
+            <w:pPr>
+              <w:pStyle w:val="Compact"/>
+              <w:jc w:val="left"/>
+            </w:pPr>
+            <w:r>
+              <w:t xml:space="preserve">Corre sobre esta infraestructura. Las señales concretas y los módulos por dominio (contratación, salud, subsidios, nómina) se detallan en el Frente IV, para no duplicarlos aquí</w:t>
             </w:r>
           </w:p>
         </w:tc>
@@ -17594,6 +17594,56 @@
               <w:jc w:val="left"/>
             </w:pPr>
             <w:r>
+              <w:t xml:space="preserve">Inteligencia financiera</w:t>
+            </w:r>
+          </w:p>
+        </w:tc>
+        <w:tc>
+          <w:tcPr/>
+          <w:p>
+            <w:pPr>
+              <w:pStyle w:val="Compact"/>
+              <w:jc w:val="left"/>
+            </w:pPr>
+            <w:r>
+              <w:t xml:space="preserve">Uso propio de seguridad, distinto de la detección de corrupción en el gasto: rastreo de flujos financieros de grupos armados, en coordinación con la UIAF</w:t>
+            </w:r>
+          </w:p>
+        </w:tc>
+        <w:tc>
+          <w:tcPr/>
+          <w:p>
+            <w:pPr>
+              <w:pStyle w:val="Compact"/>
+              <w:jc w:val="left"/>
+            </w:pPr>
+            <w:r>
+              <w:t xml:space="preserve">UIAF + Min. Defensa</w:t>
+            </w:r>
+          </w:p>
+        </w:tc>
+        <w:tc>
+          <w:tcPr/>
+          <w:p>
+            <w:pPr>
+              <w:pStyle w:val="Compact"/>
+              <w:jc w:val="left"/>
+            </w:pPr>
+            <w:r>
+              <w:t xml:space="preserve">Años 1-2</w:t>
+            </w:r>
+          </w:p>
+        </w:tc>
+      </w:tr>
+      <w:tr>
+        <w:tc>
+          <w:tcPr/>
+          <w:p>
+            <w:pPr>
+              <w:pStyle w:val="Compact"/>
+              <w:jc w:val="left"/>
+            </w:pPr>
+            <w:r>
               <w:t xml:space="preserve">Datos abiertos</w:t>
             </w:r>
           </w:p>
@@ -17736,6 +17786,14 @@
         </w:tc>
       </w:tr>
     </w:tbl>
+    <w:p>
+      <w:pPr>
+        <w:pStyle w:val="BlockText"/>
+      </w:pPr>
+      <w:r>
+        <w:t xml:space="preserve">El reparto con el Frente IV es deliberado: el Frente X construye y opera la infraestructura (la cañería), el Frente IV explica qué corre por ella (la plataforma de integridad). Así, cambiar una señal de detección se hace en un solo lugar y no hay que sincronizar dos secciones.</w:t>
+      </w:r>
+    </w:p>
     <w:bookmarkEnd w:id="107"/>
     <w:bookmarkEnd w:id="108"/>
     <w:bookmarkStart w:id="115" w:name="X80587d1274c45fdb557b85c24f679ba0042fef2"/>

--- a/dist/estado-en-el-territorio.docx
+++ b/dist/estado-en-el-territorio.docx
@@ -5888,7 +5888,7 @@
         <w:t xml:space="preserve"> </w:t>
       </w:r>
       <w:r>
-        <w:t xml:space="preserve">(Frente X) es el tablero que muestra en tiempo real si la coreografía va a ritmo o se está descuadrando.</w:t>
+        <w:t xml:space="preserve">(su sección transversal) es el tablero que muestra en tiempo real si la coreografía va a ritmo o se está descuadrando.</w:t>
       </w:r>
     </w:p>
     <w:p>
@@ -10097,7 +10097,7 @@
     </w:p>
     <w:bookmarkEnd w:id="76"/>
     <w:bookmarkEnd w:id="77"/>
-    <w:bookmarkStart w:id="90" w:name="frente-iv-anticorrupción"/>
+    <w:bookmarkStart w:id="91" w:name="frente-iv-anticorrupción"/>
     <w:p>
       <w:pPr>
         <w:pStyle w:val="Heading1"/>
@@ -10142,7 +10142,7 @@
         <w:t xml:space="preserve">la corrupción alcanzó 94% de impunidad en 2024 no por falta de leyes, sino por tratarla como suma de delitos individuales. La gran corrupción funciona como sistema que captura instituciones. Se investiga como sistema, con metodologías de macrocriminalidad: identificar aparatos y determinadores, develar modus operandi, rastrear lavado y mecanismos de impunidad.</w:t>
       </w:r>
     </w:p>
-    <w:bookmarkStart w:id="78" w:name="X63bfa4870ba3f3f202db8e5411708bf64e82582"/>
+    <w:bookmarkStart w:id="79" w:name="X63bfa4870ba3f3f202db8e5411708bf64e82582"/>
     <w:p>
       <w:pPr>
         <w:pStyle w:val="Heading2"/>
@@ -10216,7 +10216,7 @@
           <w:bCs/>
           <w:b/>
         </w:rPr>
-        <w:t xml:space="preserve">La herramienta que conecta ambas (la plataforma de trazabilidad,</w:t>
+        <w:t xml:space="preserve">La herramienta que conecta ambas (la plataforma de trazabilidad, el</w:t>
       </w:r>
       <w:r>
         <w:rPr>
@@ -10251,13 +10251,34 @@
           <w:bCs/>
           <w:b/>
         </w:rPr>
-        <w:t xml:space="preserve">, Frente X).</w:t>
-      </w:r>
-      <w:r>
         <w:t xml:space="preserve"> </w:t>
       </w:r>
       <w:r>
-        <w:t xml:space="preserve">La infraestructura de datos que sigue cada peso del gasto público. Aquí abajo se detalla el motor anticorrupción que corre sobre ella, porque es el hilo que cose la escala territorial con la nacional: la misma alerta que congela un contrato municipal puede revelar la red que opera en nueve departamentos.</w:t>
+        <w:rPr>
+          <w:bCs/>
+          <w:b/>
+        </w:rPr>
+        <w:t xml:space="preserve">del Estado).</w:t>
+      </w:r>
+      <w:r>
+        <w:t xml:space="preserve"> </w:t>
+      </w:r>
+      <w:r>
+        <w:t xml:space="preserve">La infraestructura de datos que sigue cada peso del gasto público, descrita en su sección transversal propia,</w:t>
+      </w:r>
+      <w:r>
+        <w:t xml:space="preserve"> </w:t>
+      </w:r>
+      <w:hyperlink r:id="rId78">
+        <w:r>
+          <w:rPr>
+            <w:rStyle w:val="Hyperlink"/>
+          </w:rPr>
+          <w:t xml:space="preserve">Plataforma de Trazabilidad del Gasto</w:t>
+        </w:r>
+      </w:hyperlink>
+      <w:r>
+        <w:t xml:space="preserve">. Aquí abajo se detalla el motor anticorrupción que corre sobre ella, porque es el hilo que cose la escala territorial con la nacional: la misma alerta que congela un contrato municipal puede revelar la red que opera en nueve departamentos.</w:t>
       </w:r>
     </w:p>
     <w:tbl>
@@ -10790,8 +10811,8 @@
         </w:tc>
       </w:tr>
     </w:tbl>
-    <w:bookmarkEnd w:id="78"/>
-    <w:bookmarkStart w:id="89" w:name="Xa4c3517aefba73d8dc30ba4e6426c821d82adb0"/>
+    <w:bookmarkEnd w:id="79"/>
+    <w:bookmarkStart w:id="90" w:name="Xa4c3517aefba73d8dc30ba4e6426c821d82adb0"/>
     <w:p>
       <w:pPr>
         <w:pStyle w:val="Heading2"/>
@@ -10808,7 +10829,7 @@
         <w:t xml:space="preserve">Toda la estrategia descansa en una promesa que hay que volver concreta: detectar la corrupción por los datos y no esperar a que alguien la denuncie. Conviene explicar qué es esa herramienta, cómo funciona y, con la misma honestidad, qué no puede hacer. Porque vendida como una caja mágica, defrauda; entendida como lo que es, una buena, cambia el cálculo del que roba.</w:t>
       </w:r>
     </w:p>
-    <w:bookmarkStart w:id="79" w:name="qué-es-y-qué-no-es"/>
+    <w:bookmarkStart w:id="80" w:name="qué-es-y-qué-no-es"/>
     <w:p>
       <w:pPr>
         <w:pStyle w:val="Heading3"/>
@@ -10837,7 +10858,7 @@
         <w:t xml:space="preserve">”</w:t>
       </w:r>
       <w:r>
-        <w:t xml:space="preserve">. Es un sistema de integración de datos y detección de anomalías que corre sobre la plataforma de trazabilidad del gasto (Frente X). Su premisa es simple: casi toda corrupción que toca el gasto público deja huella en los datos. Una empresa que gana un contrato grande pero no tiene un solo empleado en planilla. Un precio unitario muy por encima del de la región. Un</w:t>
+        <w:t xml:space="preserve">. Es un sistema de integración de datos y detección de anomalías que corre sobre la plataforma de trazabilidad del gasto (su sección transversal propia). Su premisa es simple: casi toda corrupción que toca el gasto público deja huella en los datos. Una empresa que gana un contrato grande pero no tiene un solo empleado en planilla. Un precio unitario muy por encima del de la región. Un</w:t>
       </w:r>
       <w:r>
         <w:t xml:space="preserve"> </w:t>
@@ -10858,8 +10879,8 @@
         <w:t xml:space="preserve">con un solo proponente, o con tres que comparten dirección y dueño. La huella existe; el problema es que hoy vive dispersa en bases que no se hablan entre sí. La herramienta no inventa información nueva, hace visible y comparable la que ya existe.</w:t>
       </w:r>
     </w:p>
-    <w:bookmarkEnd w:id="79"/>
-    <w:bookmarkStart w:id="80" w:name="de-dónde-saca-los-datos"/>
+    <w:bookmarkEnd w:id="80"/>
+    <w:bookmarkStart w:id="81" w:name="de-dónde-saca-los-datos"/>
     <w:p>
       <w:pPr>
         <w:pStyle w:val="Heading3"/>
@@ -11151,8 +11172,8 @@
         </w:tc>
       </w:tr>
     </w:tbl>
-    <w:bookmarkEnd w:id="80"/>
-    <w:bookmarkStart w:id="81" w:name="el-motor-de-alertas-qué-señales-dispara"/>
+    <w:bookmarkEnd w:id="81"/>
+    <w:bookmarkStart w:id="82" w:name="el-motor-de-alertas-qué-señales-dispara"/>
     <w:p>
       <w:pPr>
         <w:pStyle w:val="Heading3"/>
@@ -11436,8 +11457,8 @@
         </w:tc>
       </w:tr>
     </w:tbl>
-    <w:bookmarkEnd w:id="81"/>
-    <w:bookmarkStart w:id="82" w:name="cómo-cose-las-dos-escalas"/>
+    <w:bookmarkEnd w:id="82"/>
+    <w:bookmarkStart w:id="83" w:name="cómo-cose-las-dos-escalas"/>
     <w:p>
       <w:pPr>
         <w:pStyle w:val="Heading3"/>
@@ -11454,8 +11475,8 @@
         <w:t xml:space="preserve">Aquí está lo que hace a la herramienta el hilo de toda la estrategia. La misma alerta sirve en dos direcciones. Hacia abajo, en lo territorial: una alerta roja sin respuesta congela el siguiente desembolso del nodo y dispara la interventoría del Frente XIII, sin necesidad de esperar a un juez. Hacia arriba, en lo sistémico: si la misma empresa, o los mismos socios, o el mismo patrón aparecen en nueve departamentos, eso ya no es un caso, es una red, y ahí entra la Unidad de Macrocorrupción a reconstruir el sistema completo. La herramienta detecta el caso pequeño y, al mismo tiempo, revela el patrón grande del que ese caso era apenas un nodo.</w:t>
       </w:r>
     </w:p>
-    <w:bookmarkEnd w:id="82"/>
-    <w:bookmarkStart w:id="86" w:name="el-mismo-motor-otros-dominios-del-gasto"/>
+    <w:bookmarkEnd w:id="83"/>
+    <w:bookmarkStart w:id="87" w:name="el-mismo-motor-otros-dominios-del-gasto"/>
     <w:p>
       <w:pPr>
         <w:pStyle w:val="Heading3"/>
@@ -11808,18 +11829,18 @@
           <wp:inline>
             <wp:extent cx="5334000" cy="3363177"/>
             <wp:effectExtent b="0" l="0" r="0" t="0"/>
-            <wp:docPr descr="Diagrama de la plataforma de integridad: los módulos por dominio (contratación, salud, subsidios, nómina, PAE) alimentan un motor común de detección, que produce alertas con dos salidas, la territorial que congela el desembolso y la nacional que alimenta la Unidad de Macrocorrupción." title="" id="84" name="Picture"/>
+            <wp:docPr descr="Diagrama de la plataforma de integridad: los módulos por dominio (contratación, salud, subsidios, nómina, PAE) alimentan un motor común de detección, que produce alertas con dos salidas, la territorial que congela el desembolso y la nacional que alimenta la Unidad de Macrocorrupción." title="" id="85" name="Picture"/>
             <a:graphic>
               <a:graphicData uri="http://schemas.openxmlformats.org/drawingml/2006/picture">
                 <pic:pic>
                   <pic:nvPicPr>
-                    <pic:cNvPr descr="img/herramienta-integridad.png" id="85" name="Picture"/>
+                    <pic:cNvPr descr="img/herramienta-integridad.png" id="86" name="Picture"/>
                     <pic:cNvPicPr>
                       <a:picLocks noChangeArrowheads="1" noChangeAspect="1"/>
                     </pic:cNvPicPr>
                   </pic:nvPicPr>
                   <pic:blipFill>
-                    <a:blip r:embed="rId83"/>
+                    <a:blip r:embed="rId84"/>
                     <a:stretch>
                       <a:fillRect/>
                     </a:stretch>
@@ -11854,8 +11875,8 @@
         <w:t xml:space="preserve">Diagrama de la plataforma de integridad: los módulos por dominio (contratación, salud, subsidios, nómina, PAE) alimentan un motor común de detección, que produce alertas con dos salidas, la territorial que congela el desembolso y la nacional que alimenta la Unidad de Macrocorrupción.</w:t>
       </w:r>
     </w:p>
-    <w:bookmarkEnd w:id="86"/>
-    <w:bookmarkStart w:id="87" w:name="Xc772e87cb103809e861554bffd201e9c1e4bb9b"/>
+    <w:bookmarkEnd w:id="87"/>
+    <w:bookmarkStart w:id="88" w:name="Xc772e87cb103809e861554bffd201e9c1e4bb9b"/>
     <w:p>
       <w:pPr>
         <w:pStyle w:val="Heading3"/>
@@ -11869,11 +11890,11 @@
         <w:pStyle w:val="FirstParagraph"/>
       </w:pPr>
       <w:r>
-        <w:t xml:space="preserve">Una plataforma que cruza los datos de todos es poderosa y, por eso mismo, peligrosa. El blindaje es parte del diseño, no un añadido: la opera un ente independiente del que ejecuta el gasto (Contraloría y veeduría, como define el Frente X), sus datos son abiertos y descargables para que cualquier periodista o ciudadano corra sus propias consultas, las alertas son públicas, y las reglas de detección son auditables, para que nadie las afloje a conveniencia ni las afile contra un opositor. Se construye sobre lo que ya existe (SECOP, UIAF y Cuentas Claras ya son estatales o públicos), así que es sobre todo un trabajo de interoperabilidad (Frente VIII) por decreto y reglamento, no una ley nueva. El uso de datos personales se sujeta al habeas data (Ley 1581 de 2012).</w:t>
-      </w:r>
-    </w:p>
-    <w:bookmarkEnd w:id="87"/>
-    <w:bookmarkStart w:id="88" w:name="límites-y-qué-no-puede-hacer"/>
+        <w:t xml:space="preserve">Una plataforma que cruza los datos de todos es poderosa y, por eso mismo, peligrosa. El blindaje es parte del diseño, no un añadido: la opera un ente independiente del que ejecuta el gasto (Contraloría y veeduría, como define la sección de la Plataforma de Trazabilidad), sus datos son abiertos y descargables para que cualquier periodista o ciudadano corra sus propias consultas, las alertas son públicas, y las reglas de detección son auditables, para que nadie las afloje a conveniencia ni las afile contra un opositor. Se construye sobre lo que ya existe (SECOP, UIAF y Cuentas Claras ya son estatales o públicos), así que es sobre todo un trabajo de interoperabilidad (Frente VIII) por decreto y reglamento, no una ley nueva. El uso de datos personales se sujeta al habeas data (Ley 1581 de 2012).</w:t>
+      </w:r>
+    </w:p>
+    <w:bookmarkEnd w:id="88"/>
+    <w:bookmarkStart w:id="89" w:name="límites-y-qué-no-puede-hacer"/>
     <w:p>
       <w:pPr>
         <w:pStyle w:val="Heading3"/>
@@ -12048,10 +12069,10 @@
         <w:t xml:space="preserve">En una frase: la herramienta no atrapa al corrupto sola, le quita el escondite. Hoy la corrupción se esconde en la dispersión, en que ninguna base habla con la otra y nadie compara. Cuando cada peso es rastreable y comparable en público, robar deja de ser fácil e invisible y pasa a ser arriesgado y visible. Ese cambio en el cálculo, más que cualquier captura espectacular, es la meta.</w:t>
       </w:r>
     </w:p>
-    <w:bookmarkEnd w:id="88"/>
     <w:bookmarkEnd w:id="89"/>
     <w:bookmarkEnd w:id="90"/>
-    <w:bookmarkStart w:id="91" w:name="frente-v-sostenibilidad-fiscal"/>
+    <w:bookmarkEnd w:id="91"/>
+    <w:bookmarkStart w:id="92" w:name="frente-v-sostenibilidad-fiscal"/>
     <w:p>
       <w:pPr>
         <w:pStyle w:val="Heading1"/>
@@ -12619,8 +12640,8 @@
         <w:t xml:space="preserve">El núcleo del programa cabe en el escenario base; la reforma tributaria acelera, no habilita.</w:t>
       </w:r>
     </w:p>
-    <w:bookmarkEnd w:id="91"/>
-    <w:bookmarkStart w:id="92" w:name="frente-vi-salud"/>
+    <w:bookmarkEnd w:id="92"/>
+    <w:bookmarkStart w:id="93" w:name="frente-vi-salud"/>
     <w:p>
       <w:pPr>
         <w:pStyle w:val="Heading1"/>
@@ -13006,8 +13027,8 @@
         <w:t xml:space="preserve">(ver Frente IV). El mismo motor que detecta el sobreprecio en una obra detecta aquí la facturación de procedimientos que no ocurrieron, el recobro por encima del precio de referencia y el paciente fantasma, cruzando la facturación contra PILA, el registro de defunciones y los precios de referencia de medicamentos. Con una diferencia que no es negociable: como el dato de salud es clínico y personal, el módulo trabaja sobre información agregada y de facturación, no sobre diagnósticos individuales, se anonimiza donde se puede, y respeta el habeas data y la reserva médica (Ley 1581 de 2012). La frontera entre perseguir al cartel de los recobros y vigilar al paciente está justo en ese diseño.</w:t>
       </w:r>
     </w:p>
-    <w:bookmarkEnd w:id="92"/>
-    <w:bookmarkStart w:id="93" w:name="frente-vii-educación"/>
+    <w:bookmarkEnd w:id="93"/>
+    <w:bookmarkStart w:id="94" w:name="frente-vii-educación"/>
     <w:p>
       <w:pPr>
         <w:pStyle w:val="Heading1"/>
@@ -13351,8 +13372,8 @@
         </w:tc>
       </w:tr>
     </w:tbl>
-    <w:bookmarkEnd w:id="93"/>
-    <w:bookmarkStart w:id="100" w:name="X09fe9273843d1b882bb63686b495cc2ac9ab41a"/>
+    <w:bookmarkEnd w:id="94"/>
+    <w:bookmarkStart w:id="101" w:name="X09fe9273843d1b882bb63686b495cc2ac9ab41a"/>
     <w:p>
       <w:pPr>
         <w:pStyle w:val="Heading1"/>
@@ -13369,7 +13390,7 @@
         <w:t xml:space="preserve">Este frente es la condición de posibilidad de todos los demás. Sin capacidad ejecutoria el Frente I no crea empleos, el II no titula, el VI no gira a tiempo. Se activa primero, desde la transición.</w:t>
       </w:r>
     </w:p>
-    <w:bookmarkStart w:id="94" w:name="Xe6eb94b91175e11a3903a18ff99c3a01d56a154"/>
+    <w:bookmarkStart w:id="95" w:name="Xe6eb94b91175e11a3903a18ff99c3a01d56a154"/>
     <w:p>
       <w:pPr>
         <w:pStyle w:val="Heading2"/>
@@ -13707,8 +13728,8 @@
         </w:tc>
       </w:tr>
     </w:tbl>
-    <w:bookmarkEnd w:id="94"/>
-    <w:bookmarkStart w:id="95" w:name="Xffafa52adae810e624d7bfe2f97d5251450d331"/>
+    <w:bookmarkEnd w:id="95"/>
+    <w:bookmarkStart w:id="96" w:name="Xffafa52adae810e624d7bfe2f97d5251450d331"/>
     <w:p>
       <w:pPr>
         <w:pStyle w:val="Heading2"/>
@@ -14084,8 +14105,8 @@
         </w:tc>
       </w:tr>
     </w:tbl>
-    <w:bookmarkEnd w:id="95"/>
-    <w:bookmarkStart w:id="96" w:name="X124704e51a351247cd699b4f9032ed71edc02d9"/>
+    <w:bookmarkEnd w:id="96"/>
+    <w:bookmarkStart w:id="97" w:name="X124704e51a351247cd699b4f9032ed71edc02d9"/>
     <w:p>
       <w:pPr>
         <w:pStyle w:val="Heading2"/>
@@ -14726,8 +14747,8 @@
         </w:tc>
       </w:tr>
     </w:tbl>
-    <w:bookmarkEnd w:id="96"/>
-    <w:bookmarkStart w:id="97" w:name="X2d970ec646a4bebe670c5382d37253608bc4046"/>
+    <w:bookmarkEnd w:id="97"/>
+    <w:bookmarkStart w:id="98" w:name="X2d970ec646a4bebe670c5382d37253608bc4046"/>
     <w:p>
       <w:pPr>
         <w:pStyle w:val="Heading2"/>
@@ -15183,8 +15204,8 @@
         </w:tc>
       </w:tr>
     </w:tbl>
-    <w:bookmarkEnd w:id="97"/>
-    <w:bookmarkStart w:id="98" w:name="X6bb7ba996a160b3fd1fbf3ea701eb17c0cb4d57"/>
+    <w:bookmarkEnd w:id="98"/>
+    <w:bookmarkStart w:id="99" w:name="X6bb7ba996a160b3fd1fbf3ea701eb17c0cb4d57"/>
     <w:p>
       <w:pPr>
         <w:pStyle w:val="Heading2"/>
@@ -15201,8 +15222,8 @@
         <w:t xml:space="preserve">Mecanismo formal de aprendizaje: canal de discrepancia técnica con respuesta en 15 días; separación entre medios y fines (el director ejecuta mientras la discrepancia se procesa); revisiones en momentos definidos (fin de fase, año, evidencia de fracaso); registro público de cambios de política con justificación.</w:t>
       </w:r>
     </w:p>
-    <w:bookmarkEnd w:id="98"/>
-    <w:bookmarkStart w:id="99" w:name="Xa33881156a37651bd585277402ac08d6b867f37"/>
+    <w:bookmarkEnd w:id="99"/>
+    <w:bookmarkStart w:id="100" w:name="Xa33881156a37651bd585277402ac08d6b867f37"/>
     <w:p>
       <w:pPr>
         <w:pStyle w:val="Heading2"/>
@@ -15461,9 +15482,9 @@
         <w:t xml:space="preserve">El listón crítico baja: no se necesita encontrar 60 personas perfectas, sino un núcleo sénior pequeño. La masa de trabajo técnico la cubren convenios universitarios y el Servicio, bajo supervisión, y la retención del talento clave se ata a la vía rápida hacia la Alta Dirección Pública (misma lógica de la Credencial de Ciudadanía Activa).</w:t>
       </w:r>
     </w:p>
-    <w:bookmarkEnd w:id="99"/>
     <w:bookmarkEnd w:id="100"/>
-    <w:bookmarkStart w:id="103" w:name="frente-ix-infraestructura-estratégica"/>
+    <w:bookmarkEnd w:id="101"/>
+    <w:bookmarkStart w:id="104" w:name="frente-ix-infraestructura-estratégica"/>
     <w:p>
       <w:pPr>
         <w:pStyle w:val="Heading1"/>
@@ -15490,7 +15511,7 @@
         <w:t xml:space="preserve">Colombia no tiene déficit de proyectos anunciados, tiene déficit de proyectos terminados y activados. El mayor retorno está en activar lo que el país ya pagó, no en anunciar obras nuevas.</w:t>
       </w:r>
     </w:p>
-    <w:bookmarkStart w:id="101" w:name="prioridades-por-impactocosto"/>
+    <w:bookmarkStart w:id="102" w:name="prioridades-por-impactocosto"/>
     <w:p>
       <w:pPr>
         <w:pStyle w:val="Heading2"/>
@@ -15889,8 +15910,8 @@
         </w:tc>
       </w:tr>
     </w:tbl>
-    <w:bookmarkEnd w:id="101"/>
-    <w:bookmarkStart w:id="102" w:name="puertos-qué-hacer-y-qué-no"/>
+    <w:bookmarkEnd w:id="102"/>
+    <w:bookmarkStart w:id="103" w:name="puertos-qué-hacer-y-qué-no"/>
     <w:p>
       <w:pPr>
         <w:pStyle w:val="Heading2"/>
@@ -16105,9 +16126,9 @@
         </w:tc>
       </w:tr>
     </w:tbl>
-    <w:bookmarkEnd w:id="102"/>
     <w:bookmarkEnd w:id="103"/>
-    <w:bookmarkStart w:id="108" w:name="X2f6c928d123bc981ffad937b3bd8ba4677d8180"/>
+    <w:bookmarkEnd w:id="104"/>
+    <w:bookmarkStart w:id="109" w:name="X2f6c928d123bc981ffad937b3bd8ba4677d8180"/>
     <w:p>
       <w:pPr>
         <w:pStyle w:val="Heading1"/>
@@ -16124,7 +16145,7 @@
         <w:t xml:space="preserve">No es paralelo a los demás, es la capa de valor agregado que el programa ya construye. La tecnología avanzada es el siguiente eslabón de cadenas que los frentes anteriores activan.</w:t>
       </w:r>
     </w:p>
-    <w:bookmarkStart w:id="104" w:name="lo-que-colombia-ya-tiene-y-no-escala"/>
+    <w:bookmarkStart w:id="105" w:name="lo-que-colombia-ya-tiene-y-no-escala"/>
     <w:p>
       <w:pPr>
         <w:pStyle w:val="Heading2"/>
@@ -16377,8 +16398,8 @@
         </w:tc>
       </w:tr>
     </w:tbl>
-    <w:bookmarkEnd w:id="104"/>
-    <w:bookmarkStart w:id="105" w:name="X4696b3caf4f8fece9557445c4df25d58e8cf305"/>
+    <w:bookmarkEnd w:id="105"/>
+    <w:bookmarkStart w:id="106" w:name="X4696b3caf4f8fece9557445c4df25d58e8cf305"/>
     <w:p>
       <w:pPr>
         <w:pStyle w:val="Heading2"/>
@@ -17261,8 +17282,8 @@
         <w:t xml:space="preserve">La biodiversidad es información, pero transformarla requiere capacidad de innovación. Lo factible en un período: concentrar los recursos de Minciencias en dos o tres clústeres con masa crítica real (medicina regenerativa: U. Andes + IDCBIS + DreamBio + CellRep) y conectarlos al Estado como primer cliente.</w:t>
       </w:r>
     </w:p>
-    <w:bookmarkEnd w:id="105"/>
-    <w:bookmarkStart w:id="106" w:name="X3449a18d80e272281ea1b456dc0407c24bfaae2"/>
+    <w:bookmarkEnd w:id="106"/>
+    <w:bookmarkStart w:id="107" w:name="X3449a18d80e272281ea1b456dc0407c24bfaae2"/>
     <w:p>
       <w:pPr>
         <w:pStyle w:val="Heading2"/>
@@ -17401,14 +17422,26 @@
         <w:t xml:space="preserve">(o, en su defecto, a productividad medida por un evaluador independiente), no a producción ni a empleo, que son falsificables. El apoyo tiene cláusula de reversión y vencimiento: quien no alcanza el umbral de exportación pierde el beneficio. La compra pública doméstica es la rampa de entrada; la exportación es la prueba de que la apuesta funciona.</w:t>
       </w:r>
     </w:p>
-    <w:bookmarkEnd w:id="106"/>
-    <w:bookmarkStart w:id="107" w:name="Xc2c87e99ec3785ae71c01c47159b269548efa3c"/>
+    <w:bookmarkEnd w:id="107"/>
+    <w:bookmarkStart w:id="108" w:name="X91f965fcaaa2233cb73cdf43213c98678639c91"/>
     <w:p>
       <w:pPr>
         <w:pStyle w:val="Heading2"/>
       </w:pPr>
       <w:r>
-        <w:t xml:space="preserve">Sistema Nervioso: Plataforma de Trazabilidad del Gasto Público</w:t>
+        <w:t xml:space="preserve">La plataforma de trazabilidad: un ejemplo de</w:t>
+      </w:r>
+      <w:r>
+        <w:t xml:space="preserve"> </w:t>
+      </w:r>
+      <w:r>
+        <w:t xml:space="preserve">“</w:t>
+      </w:r>
+      <w:r>
+        <w:t xml:space="preserve">primer cliente</w:t>
+      </w:r>
+      <w:r>
+        <w:t xml:space="preserve">”</w:t>
       </w:r>
     </w:p>
     <w:p>
@@ -17416,387 +17449,59 @@
         <w:pStyle w:val="FirstParagraph"/>
       </w:pPr>
       <w:r>
-        <w:t xml:space="preserve">Una infraestructura transversal que sigue cada peso público desde que entra hasta que se gasta en algo real. Es el habilitante común de todos los frentes: la cañería de datos sobre la que corren muchas cosas, entre ellas la plataforma de integridad del gasto que se detalla en el Frente IV. Aquí vive la infraestructura; allá, su aplicación anticorrupción (el motor, los módulos por dominio, las dos escalas y los límites). Y es, además, el primer cliente de las capacidades tecnológicas nacionales del propio Frente X: el Estado se compra a sí mismo lo que predica.</w:t>
-      </w:r>
-    </w:p>
-    <w:tbl>
-      <w:tblPr>
-        <w:tblStyle w:val="Table"/>
-        <w:tblW w:type="pct" w:w="5000"/>
-        <w:tblLook w:firstRow="1" w:lastRow="0" w:firstColumn="0" w:lastColumn="0" w:noHBand="0" w:noVBand="0" w:val="0020"/>
-        <w:jc w:val="start"/>
-      </w:tblPr>
-      <w:tblGrid>
-        <w:gridCol w:w="1980"/>
-        <w:gridCol w:w="1980"/>
-        <w:gridCol w:w="1980"/>
-        <w:gridCol w:w="1980"/>
-      </w:tblGrid>
-      <w:tr>
-        <w:trPr>
-          <w:tblHeader w:val="true"/>
-        </w:trPr>
-        <w:tc>
-          <w:tcPr/>
-          <w:p>
-            <w:pPr>
-              <w:pStyle w:val="Compact"/>
-              <w:jc w:val="left"/>
-            </w:pPr>
-            <w:r>
-              <w:t xml:space="preserve">Componente</w:t>
-            </w:r>
-          </w:p>
-        </w:tc>
-        <w:tc>
-          <w:tcPr/>
-          <w:p>
-            <w:pPr>
-              <w:pStyle w:val="Compact"/>
-              <w:jc w:val="left"/>
-            </w:pPr>
-            <w:r>
-              <w:t xml:space="preserve">Medida</w:t>
-            </w:r>
-          </w:p>
-        </w:tc>
-        <w:tc>
-          <w:tcPr/>
-          <w:p>
-            <w:pPr>
-              <w:pStyle w:val="Compact"/>
-              <w:jc w:val="left"/>
-            </w:pPr>
-            <w:r>
-              <w:t xml:space="preserve">Responsable</w:t>
-            </w:r>
-          </w:p>
-        </w:tc>
-        <w:tc>
-          <w:tcPr/>
-          <w:p>
-            <w:pPr>
-              <w:pStyle w:val="Compact"/>
-              <w:jc w:val="left"/>
-            </w:pPr>
-            <w:r>
-              <w:t xml:space="preserve">Plazo</w:t>
-            </w:r>
-          </w:p>
-        </w:tc>
-      </w:tr>
-      <w:tr>
-        <w:tc>
-          <w:tcPr/>
-          <w:p>
-            <w:pPr>
-              <w:pStyle w:val="Compact"/>
-              <w:jc w:val="left"/>
-            </w:pPr>
-            <w:r>
-              <w:t xml:space="preserve">Integración de bases</w:t>
-            </w:r>
-          </w:p>
-        </w:tc>
-        <w:tc>
-          <w:tcPr/>
-          <w:p>
-            <w:pPr>
-              <w:pStyle w:val="Compact"/>
-              <w:jc w:val="left"/>
-            </w:pPr>
-            <w:r>
-              <w:t xml:space="preserve">Interoperar SECOP, Cuentas Claras, PILA, DIAN, catastro, UIAF y demás fuentes; API pública. Es la base común que alimenta tanto la gestión del gasto como la detección de anomalías</w:t>
-            </w:r>
-          </w:p>
-        </w:tc>
-        <w:tc>
-          <w:tcPr/>
-          <w:p>
-            <w:pPr>
-              <w:pStyle w:val="Compact"/>
-              <w:jc w:val="left"/>
-            </w:pPr>
-            <w:r>
-              <w:t xml:space="preserve">DNP + DIAN + IGAC + UIAF</w:t>
-            </w:r>
-          </w:p>
-        </w:tc>
-        <w:tc>
-          <w:tcPr/>
-          <w:p>
-            <w:pPr>
-              <w:pStyle w:val="Compact"/>
-              <w:jc w:val="left"/>
-            </w:pPr>
-            <w:r>
-              <w:t xml:space="preserve">Año 1</w:t>
-            </w:r>
-          </w:p>
-        </w:tc>
-      </w:tr>
-      <w:tr>
-        <w:tc>
-          <w:tcPr/>
-          <w:p>
-            <w:pPr>
-              <w:pStyle w:val="Compact"/>
-              <w:jc w:val="left"/>
-            </w:pPr>
-            <w:r>
-              <w:t xml:space="preserve">Motor de detección</w:t>
-            </w:r>
-          </w:p>
-        </w:tc>
-        <w:tc>
-          <w:tcPr/>
-          <w:p>
-            <w:pPr>
-              <w:pStyle w:val="Compact"/>
-              <w:jc w:val="left"/>
-            </w:pPr>
-            <w:r>
-              <w:t xml:space="preserve">Corre sobre esta infraestructura. Las señales concretas y los módulos por dominio (contratación, salud, subsidios, nómina) se detallan en el Frente IV, para no duplicarlos aquí</w:t>
-            </w:r>
-          </w:p>
-        </w:tc>
-        <w:tc>
-          <w:tcPr/>
-          <w:p>
-            <w:pPr>
-              <w:pStyle w:val="Compact"/>
-              <w:jc w:val="left"/>
-            </w:pPr>
-            <w:r>
-              <w:t xml:space="preserve">Ente independiente (Contraloría + Veeduría)</w:t>
-            </w:r>
-          </w:p>
-        </w:tc>
-        <w:tc>
-          <w:tcPr/>
-          <w:p>
-            <w:pPr>
-              <w:pStyle w:val="Compact"/>
-              <w:jc w:val="left"/>
-            </w:pPr>
-            <w:r>
-              <w:t xml:space="preserve">Años 1-2</w:t>
-            </w:r>
-          </w:p>
-        </w:tc>
-      </w:tr>
-      <w:tr>
-        <w:tc>
-          <w:tcPr/>
-          <w:p>
-            <w:pPr>
-              <w:pStyle w:val="Compact"/>
-              <w:jc w:val="left"/>
-            </w:pPr>
-            <w:r>
-              <w:t xml:space="preserve">Inteligencia financiera</w:t>
-            </w:r>
-          </w:p>
-        </w:tc>
-        <w:tc>
-          <w:tcPr/>
-          <w:p>
-            <w:pPr>
-              <w:pStyle w:val="Compact"/>
-              <w:jc w:val="left"/>
-            </w:pPr>
-            <w:r>
-              <w:t xml:space="preserve">Uso propio de seguridad, distinto de la detección de corrupción en el gasto: rastreo de flujos financieros de grupos armados, en coordinación con la UIAF</w:t>
-            </w:r>
-          </w:p>
-        </w:tc>
-        <w:tc>
-          <w:tcPr/>
-          <w:p>
-            <w:pPr>
-              <w:pStyle w:val="Compact"/>
-              <w:jc w:val="left"/>
-            </w:pPr>
-            <w:r>
-              <w:t xml:space="preserve">UIAF + Min. Defensa</w:t>
-            </w:r>
-          </w:p>
-        </w:tc>
-        <w:tc>
-          <w:tcPr/>
-          <w:p>
-            <w:pPr>
-              <w:pStyle w:val="Compact"/>
-              <w:jc w:val="left"/>
-            </w:pPr>
-            <w:r>
-              <w:t xml:space="preserve">Años 1-2</w:t>
-            </w:r>
-          </w:p>
-        </w:tc>
-      </w:tr>
-      <w:tr>
-        <w:tc>
-          <w:tcPr/>
-          <w:p>
-            <w:pPr>
-              <w:pStyle w:val="Compact"/>
-              <w:jc w:val="left"/>
-            </w:pPr>
-            <w:r>
-              <w:t xml:space="preserve">Datos abiertos</w:t>
-            </w:r>
-          </w:p>
-        </w:tc>
-        <w:tc>
-          <w:tcPr/>
-          <w:p>
-            <w:pPr>
-              <w:pStyle w:val="Compact"/>
-              <w:jc w:val="left"/>
-            </w:pPr>
-            <w:r>
-              <w:t xml:space="preserve">Toda la plataforma descargable; actualización diaria; API para periodistas y veedores</w:t>
-            </w:r>
-          </w:p>
-        </w:tc>
-        <w:tc>
-          <w:tcPr/>
-          <w:p>
-            <w:pPr>
-              <w:pStyle w:val="Compact"/>
-              <w:jc w:val="left"/>
-            </w:pPr>
-            <w:r>
-              <w:t xml:space="preserve">DNP + Min. TIC</w:t>
-            </w:r>
-          </w:p>
-        </w:tc>
-        <w:tc>
-          <w:tcPr/>
-          <w:p>
-            <w:pPr>
-              <w:pStyle w:val="Compact"/>
-              <w:jc w:val="left"/>
-            </w:pPr>
-            <w:r>
-              <w:t xml:space="preserve">Año 2</w:t>
-            </w:r>
-          </w:p>
-        </w:tc>
-      </w:tr>
-      <w:tr>
-        <w:tc>
-          <w:tcPr/>
-          <w:p>
-            <w:pPr>
-              <w:pStyle w:val="Compact"/>
-              <w:jc w:val="left"/>
-            </w:pPr>
-            <w:r>
-              <w:t xml:space="preserve">Independencia</w:t>
-            </w:r>
-          </w:p>
-        </w:tc>
-        <w:tc>
-          <w:tcPr/>
-          <w:p>
-            <w:pPr>
-              <w:pStyle w:val="Compact"/>
-              <w:jc w:val="left"/>
-            </w:pPr>
-            <w:r>
-              <w:t xml:space="preserve">Administrada por ente independiente del que ejecuta; director por méritos; presupuesto protegido</w:t>
-            </w:r>
-          </w:p>
-        </w:tc>
-        <w:tc>
-          <w:tcPr/>
-          <w:p>
-            <w:pPr>
-              <w:pStyle w:val="Compact"/>
-              <w:jc w:val="left"/>
-            </w:pPr>
-            <w:r>
-              <w:t xml:space="preserve">Contraloría + Veeduría</w:t>
-            </w:r>
-          </w:p>
-        </w:tc>
-        <w:tc>
-          <w:tcPr/>
-          <w:p>
-            <w:pPr>
-              <w:pStyle w:val="Compact"/>
-              <w:jc w:val="left"/>
-            </w:pPr>
-            <w:r>
-              <w:t xml:space="preserve">Año 1</w:t>
-            </w:r>
-          </w:p>
-        </w:tc>
-      </w:tr>
-      <w:tr>
-        <w:tc>
-          <w:tcPr/>
-          <w:p>
-            <w:pPr>
-              <w:pStyle w:val="Compact"/>
-              <w:jc w:val="left"/>
-            </w:pPr>
-            <w:r>
-              <w:t xml:space="preserve">Acople a Fiscalía</w:t>
-            </w:r>
-          </w:p>
-        </w:tc>
-        <w:tc>
-          <w:tcPr/>
-          <w:p>
-            <w:pPr>
-              <w:pStyle w:val="Compact"/>
-              <w:jc w:val="left"/>
-            </w:pPr>
-            <w:r>
-              <w:t xml:space="preserve">Las alertas disparan investigación con respuesta máx. 30 días; se publica la tasa de conversión alerta-imputación</w:t>
-            </w:r>
-          </w:p>
-        </w:tc>
-        <w:tc>
-          <w:tcPr/>
-          <w:p>
-            <w:pPr>
-              <w:pStyle w:val="Compact"/>
-              <w:jc w:val="left"/>
-            </w:pPr>
-            <w:r>
-              <w:t xml:space="preserve">Fiscalía + Contraloría</w:t>
-            </w:r>
-          </w:p>
-        </w:tc>
-        <w:tc>
-          <w:tcPr/>
-          <w:p>
-            <w:pPr>
-              <w:pStyle w:val="Compact"/>
-              <w:jc w:val="left"/>
-            </w:pPr>
-            <w:r>
-              <w:t xml:space="preserve">Año 2</w:t>
-            </w:r>
-          </w:p>
-        </w:tc>
-      </w:tr>
-    </w:tbl>
-    <w:p>
-      <w:pPr>
-        <w:pStyle w:val="BlockText"/>
-      </w:pPr>
-      <w:r>
-        <w:t xml:space="preserve">El reparto con el Frente IV es deliberado: el Frente X construye y opera la infraestructura (la cañería), el Frente IV explica qué corre por ella (la plataforma de integridad). Así, cambiar una señal de detección se hace en un solo lugar y no hay que sincronizar dos secciones.</w:t>
-      </w:r>
-    </w:p>
-    <w:bookmarkEnd w:id="107"/>
+        <w:t xml:space="preserve">La plataforma de trazabilidad del gasto (el</w:t>
+      </w:r>
+      <w:r>
+        <w:t xml:space="preserve"> </w:t>
+      </w:r>
+      <w:r>
+        <w:t xml:space="preserve">“</w:t>
+      </w:r>
+      <w:r>
+        <w:t xml:space="preserve">Sistema Nervioso</w:t>
+      </w:r>
+      <w:r>
+        <w:t xml:space="preserve">”</w:t>
+      </w:r>
+      <w:r>
+        <w:t xml:space="preserve"> </w:t>
+      </w:r>
+      <w:r>
+        <w:t xml:space="preserve">del Estado) es una capacidad tecnológica nacional que el Frente X impulsa, y de la que el propio Estado es el primer cliente: un caso de</w:t>
+      </w:r>
+      <w:r>
+        <w:t xml:space="preserve"> </w:t>
+      </w:r>
+      <w:r>
+        <w:t xml:space="preserve">“</w:t>
+      </w:r>
+      <w:r>
+        <w:t xml:space="preserve">cómprate lo que predicas</w:t>
+      </w:r>
+      <w:r>
+        <w:t xml:space="preserve">”</w:t>
+      </w:r>
+      <w:r>
+        <w:t xml:space="preserve">. Pero su descripción no vive aquí, porque no es política industrial sino infraestructura del Estado entero, transversal a la anticorrupción, la salud, la seguridad y los nodos. Se detalla en su sección propia,</w:t>
+      </w:r>
+      <w:r>
+        <w:t xml:space="preserve"> </w:t>
+      </w:r>
+      <w:hyperlink r:id="rId78">
+        <w:r>
+          <w:rPr>
+            <w:rStyle w:val="Hyperlink"/>
+          </w:rPr>
+          <w:t xml:space="preserve">Plataforma de Trazabilidad del Gasto Público</w:t>
+        </w:r>
+      </w:hyperlink>
+      <w:r>
+        <w:t xml:space="preserve">, y su aplicación anticorrupción, en el Frente IV.</w:t>
+      </w:r>
+    </w:p>
     <w:bookmarkEnd w:id="108"/>
-    <w:bookmarkStart w:id="115" w:name="X80587d1274c45fdb557b85c24f679ba0042fef2"/>
+    <w:bookmarkEnd w:id="109"/>
+    <w:bookmarkStart w:id="116" w:name="X80587d1274c45fdb557b85c24f679ba0042fef2"/>
     <w:p>
       <w:pPr>
         <w:pStyle w:val="Heading1"/>
@@ -17831,7 +17536,7 @@
         <w:t xml:space="preserve">Colombia no tiene principalmente un problema de cobertura nominal, tiene un problema de cobertura real. El agua potable existe en el papel para el 88.9%, pero el 39% de las plantas no funciona y 12.5 millones no tienen alcantarillado. Nadie opera lo que se construye.</w:t>
       </w:r>
     </w:p>
-    <w:bookmarkStart w:id="109" w:name="diagnóstico-la-trampa-del-abandono"/>
+    <w:bookmarkStart w:id="110" w:name="diagnóstico-la-trampa-del-abandono"/>
     <w:p>
       <w:pPr>
         <w:pStyle w:val="Heading2"/>
@@ -17848,8 +17553,8 @@
         <w:t xml:space="preserve">De 684 plantas evaluadas por la Contraloría, solo el 39% funciona. El problema no es fiscal ni técnico, es de diseño contractual: el contrato de obra no incluía el de operación. El MinVivienda ejecutó históricamente apenas el 7.2% de los recursos de agua y en 2025 recortó el presupuesto 53%.</w:t>
       </w:r>
     </w:p>
-    <w:bookmarkEnd w:id="109"/>
-    <w:bookmarkStart w:id="110" w:name="X001e9a38f418189df669e4f2b3742056f9bbc02"/>
+    <w:bookmarkEnd w:id="110"/>
+    <w:bookmarkStart w:id="111" w:name="X001e9a38f418189df669e4f2b3742056f9bbc02"/>
     <w:p>
       <w:pPr>
         <w:pStyle w:val="Heading2"/>
@@ -18148,8 +17853,8 @@
         </w:tc>
       </w:tr>
     </w:tbl>
-    <w:bookmarkEnd w:id="110"/>
-    <w:bookmarkStart w:id="111" w:name="Xa4cd304851d4a0bf90e4213a86ddfef360774c0"/>
+    <w:bookmarkEnd w:id="111"/>
+    <w:bookmarkStart w:id="112" w:name="Xa4cd304851d4a0bf90e4213a86ddfef360774c0"/>
     <w:p>
       <w:pPr>
         <w:pStyle w:val="Heading2"/>
@@ -18672,8 +18377,8 @@
         </w:tc>
       </w:tr>
     </w:tbl>
-    <w:bookmarkEnd w:id="111"/>
-    <w:bookmarkStart w:id="112" w:name="tecnologías-por-contexto"/>
+    <w:bookmarkEnd w:id="112"/>
+    <w:bookmarkStart w:id="113" w:name="tecnologías-por-contexto"/>
     <w:p>
       <w:pPr>
         <w:pStyle w:val="Heading2"/>
@@ -18949,8 +18654,8 @@
         </w:tc>
       </w:tr>
     </w:tbl>
-    <w:bookmarkEnd w:id="112"/>
-    <w:bookmarkStart w:id="113" w:name="el-impacto-en-empleo"/>
+    <w:bookmarkEnd w:id="113"/>
+    <w:bookmarkStart w:id="114" w:name="el-impacto-en-empleo"/>
     <w:p>
       <w:pPr>
         <w:pStyle w:val="Heading2"/>
@@ -19225,8 +18930,8 @@
         </w:tc>
       </w:tr>
     </w:tbl>
-    <w:bookmarkEnd w:id="113"/>
-    <w:bookmarkStart w:id="114" w:name="lo-que-no-promete-este-frente"/>
+    <w:bookmarkEnd w:id="114"/>
+    <w:bookmarkStart w:id="115" w:name="lo-que-no-promete-este-frente"/>
     <w:p>
       <w:pPr>
         <w:pStyle w:val="Heading2"/>
@@ -19301,9 +19006,9 @@
         <w:t xml:space="preserve">la tarifa regulada accesible, con subsidio cruzado y cofinanciación 3 años, es parte del diseño. Sin tarifa, la planta cierra.</w:t>
       </w:r>
     </w:p>
-    <w:bookmarkEnd w:id="114"/>
     <w:bookmarkEnd w:id="115"/>
-    <w:bookmarkStart w:id="129" w:name="X4f62eec2f5b561c9a3006ff1624de90841123b4"/>
+    <w:bookmarkEnd w:id="116"/>
+    <w:bookmarkStart w:id="130" w:name="X4f62eec2f5b561c9a3006ff1624de90841123b4"/>
     <w:p>
       <w:pPr>
         <w:pStyle w:val="Heading1"/>
@@ -19344,7 +19049,7 @@
         <w:t xml:space="preserve">En 2025 el turismo generó $11.166 millones de dólares en divisas, superando por primera vez al carbón y al café juntos. El problema no es volumen, es distribución: el 92% de las reservas se concentra en Bogotá, Medellín y Cartagena.</w:t>
       </w:r>
     </w:p>
-    <w:bookmarkStart w:id="116" w:name="lo-que-el-programa-ya-da-a-las-ciudades"/>
+    <w:bookmarkStart w:id="117" w:name="lo-que-el-programa-ya-da-a-las-ciudades"/>
     <w:p>
       <w:pPr>
         <w:pStyle w:val="Heading2"/>
@@ -19568,8 +19273,8 @@
         </w:tc>
       </w:tr>
     </w:tbl>
-    <w:bookmarkEnd w:id="116"/>
-    <w:bookmarkStart w:id="117" w:name="X6effa46f43b0d00bec6789a5d55d6a8fdf78fc2"/>
+    <w:bookmarkEnd w:id="117"/>
+    <w:bookmarkStart w:id="118" w:name="X6effa46f43b0d00bec6789a5d55d6a8fdf78fc2"/>
     <w:p>
       <w:pPr>
         <w:pStyle w:val="Heading2"/>
@@ -19916,8 +19621,8 @@
         <w:t xml:space="preserve">La congestión de Bogotá cuesta ~$15 billones/año. Tres medidas de costo cero: incentivo tributario del 130% para teletrabajo verificable del 20% de la nómina; estándar técnico de conectividad domiciliaria como condición de las concesiones de espectro; y horarios escalonados en entidades del Estado en ciudades de más de 500.000 habitantes.</w:t>
       </w:r>
     </w:p>
-    <w:bookmarkEnd w:id="117"/>
-    <w:bookmarkStart w:id="126" w:name="X3bb78ace0de402ec778ca3bbacad90ae0c7952d"/>
+    <w:bookmarkEnd w:id="118"/>
+    <w:bookmarkStart w:id="127" w:name="X3bb78ace0de402ec778ca3bbacad90ae0c7952d"/>
     <w:p>
       <w:pPr>
         <w:pStyle w:val="Heading2"/>
@@ -20062,7 +19767,7 @@
         <w:t xml:space="preserve">a los nodos, no los reemplaza.</w:t>
       </w:r>
     </w:p>
-    <w:bookmarkStart w:id="118" w:name="X341be06a04fa5cc37ba2f7ed5953662c8f247e0"/>
+    <w:bookmarkStart w:id="119" w:name="X341be06a04fa5cc37ba2f7ed5953662c8f247e0"/>
     <w:p>
       <w:pPr>
         <w:pStyle w:val="Heading3"/>
@@ -20296,8 +20001,8 @@
         </w:tc>
       </w:tr>
     </w:tbl>
-    <w:bookmarkEnd w:id="118"/>
-    <w:bookmarkStart w:id="119" w:name="X3a26c1fbb94e9c58c15e5ffc2bc14e60aa837a2"/>
+    <w:bookmarkEnd w:id="119"/>
+    <w:bookmarkStart w:id="120" w:name="X3a26c1fbb94e9c58c15e5ffc2bc14e60aa837a2"/>
     <w:p>
       <w:pPr>
         <w:pStyle w:val="Heading3"/>
@@ -20549,8 +20254,8 @@
         </w:tc>
       </w:tr>
     </w:tbl>
-    <w:bookmarkEnd w:id="119"/>
-    <w:bookmarkStart w:id="120" w:name="X5826c0a2fdfb3dc8e5e521d287a14b0893cfbf6"/>
+    <w:bookmarkEnd w:id="120"/>
+    <w:bookmarkStart w:id="121" w:name="X5826c0a2fdfb3dc8e5e521d287a14b0893cfbf6"/>
     <w:p>
       <w:pPr>
         <w:pStyle w:val="Heading3"/>
@@ -20814,8 +20519,8 @@
         </w:tc>
       </w:tr>
     </w:tbl>
-    <w:bookmarkEnd w:id="120"/>
-    <w:bookmarkStart w:id="121" w:name="X12441944bc318c15c36eface9a40d0d7ffe3aed"/>
+    <w:bookmarkEnd w:id="121"/>
+    <w:bookmarkStart w:id="122" w:name="X12441944bc318c15c36eface9a40d0d7ffe3aed"/>
     <w:p>
       <w:pPr>
         <w:pStyle w:val="Heading3"/>
@@ -21065,8 +20770,8 @@
         </w:tc>
       </w:tr>
     </w:tbl>
-    <w:bookmarkEnd w:id="121"/>
-    <w:bookmarkStart w:id="122" w:name="Xfc0331b83edd36c564078cedb0f8608d2c60049"/>
+    <w:bookmarkEnd w:id="122"/>
+    <w:bookmarkStart w:id="123" w:name="Xfc0331b83edd36c564078cedb0f8608d2c60049"/>
     <w:p>
       <w:pPr>
         <w:pStyle w:val="Heading3"/>
@@ -21318,8 +21023,8 @@
         </w:tc>
       </w:tr>
     </w:tbl>
-    <w:bookmarkEnd w:id="122"/>
-    <w:bookmarkStart w:id="123" w:name="f.-la-ciudad-que-funciona"/>
+    <w:bookmarkEnd w:id="123"/>
+    <w:bookmarkStart w:id="124" w:name="f.-la-ciudad-que-funciona"/>
     <w:p>
       <w:pPr>
         <w:pStyle w:val="Heading3"/>
@@ -21336,8 +21041,8 @@
         <w:t xml:space="preserve">La congestión y la fricción urbana son un impuesto directo a la productividad de quien ya trabaja. Las palancas ya están en 12.2 (interoperabilidad del transporte, teletrabajo, formalización urbana); este módulo las reconoce explícitamente como política de productividad, no solo de movilidad.</w:t>
       </w:r>
     </w:p>
-    <w:bookmarkEnd w:id="123"/>
-    <w:bookmarkStart w:id="124" w:name="Xd443673e4132f70adfc516fc7bc8560ee242af9"/>
+    <w:bookmarkEnd w:id="124"/>
+    <w:bookmarkStart w:id="125" w:name="Xd443673e4132f70adfc516fc7bc8560ee242af9"/>
     <w:p>
       <w:pPr>
         <w:pStyle w:val="Heading3"/>
@@ -21575,8 +21280,8 @@
         </w:tc>
       </w:tr>
     </w:tbl>
-    <w:bookmarkEnd w:id="124"/>
-    <w:bookmarkStart w:id="125" w:name="una-advertencia-honesta"/>
+    <w:bookmarkEnd w:id="125"/>
+    <w:bookmarkStart w:id="126" w:name="una-advertencia-honesta"/>
     <w:p>
       <w:pPr>
         <w:pStyle w:val="Heading3"/>
@@ -21625,9 +21330,9 @@
         <w:t xml:space="preserve">(no a las grandes), ata todo apoyo a competencia y desempeño, y corre en paralelo a los nodos, no en su lugar. La tensión entre competitividad nacional y justicia territorial es real; el plan la asume con los ojos abiertos en vez de fingir que no existe.</w:t>
       </w:r>
     </w:p>
-    <w:bookmarkEnd w:id="125"/>
     <w:bookmarkEnd w:id="126"/>
-    <w:bookmarkStart w:id="127" w:name="X1bba574aa25410650f7841df1158dd6ea3828c5"/>
+    <w:bookmarkEnd w:id="127"/>
+    <w:bookmarkStart w:id="128" w:name="X1bba574aa25410650f7841df1158dd6ea3828c5"/>
     <w:p>
       <w:pPr>
         <w:pStyle w:val="Heading2"/>
@@ -22089,8 +21794,8 @@
         </w:tc>
       </w:tr>
     </w:tbl>
-    <w:bookmarkEnd w:id="127"/>
-    <w:bookmarkStart w:id="128" w:name="Xf79264da502ae9ac5a1795ed90ae6eedd6d1f37"/>
+    <w:bookmarkEnd w:id="128"/>
+    <w:bookmarkStart w:id="129" w:name="Xf79264da502ae9ac5a1795ed90ae6eedd6d1f37"/>
     <w:p>
       <w:pPr>
         <w:pStyle w:val="Heading2"/>
@@ -22195,9 +21900,9 @@
         <w:t xml:space="preserve">.</w:t>
       </w:r>
     </w:p>
-    <w:bookmarkEnd w:id="128"/>
     <w:bookmarkEnd w:id="129"/>
-    <w:bookmarkStart w:id="140" w:name="X3356fa1ebf2d69c2684f142fc61bec6de18686a"/>
+    <w:bookmarkEnd w:id="130"/>
+    <w:bookmarkStart w:id="141" w:name="X3356fa1ebf2d69c2684f142fc61bec6de18686a"/>
     <w:p>
       <w:pPr>
         <w:pStyle w:val="Heading1"/>
@@ -22226,7 +21931,7 @@
         <w:t xml:space="preserve">Este frente no es sobre valores declarados, es sobre la arquitectura institucional que los convierte en práctica verificable. La ética no cambia con campañas: cambia cuando se rediseña qué se premia y qué se castiga. El antirracismo y el anticlasismo no avanzan con discursos: avanzan cuando las brechas se miden, se publican y se vuelven indicadores de gestión.</w:t>
       </w:r>
     </w:p>
-    <w:bookmarkStart w:id="130" w:name="austeridad-republicana"/>
+    <w:bookmarkStart w:id="131" w:name="austeridad-republicana"/>
     <w:p>
       <w:pPr>
         <w:pStyle w:val="Heading2"/>
@@ -22502,8 +22207,8 @@
         </w:tc>
       </w:tr>
     </w:tbl>
-    <w:bookmarkEnd w:id="130"/>
-    <w:bookmarkStart w:id="131" w:name="Xbe1bc1ffe34ded2f92eda4082bd128705780a83"/>
+    <w:bookmarkEnd w:id="131"/>
+    <w:bookmarkStart w:id="132" w:name="Xbe1bc1ffe34ded2f92eda4082bd128705780a83"/>
     <w:p>
       <w:pPr>
         <w:pStyle w:val="Heading2"/>
@@ -22872,8 +22577,8 @@
         <w:t xml:space="preserve">del escenario base, no como la fuente que financia compromisos duros (ver Cuadro Fiscal). Los ahorros de eficiencia son históricamente difíciles de capturar a la escala proyectada; no se construye sobre ellos ningún gasto que no pueda sostenerse sin ellos.</w:t>
       </w:r>
     </w:p>
-    <w:bookmarkEnd w:id="131"/>
-    <w:bookmarkStart w:id="132" w:name="Xfebf870c2c394019a95ecc0180aa7025eb2a4af"/>
+    <w:bookmarkEnd w:id="132"/>
+    <w:bookmarkStart w:id="133" w:name="Xfebf870c2c394019a95ecc0180aa7025eb2a4af"/>
     <w:p>
       <w:pPr>
         <w:pStyle w:val="Heading2"/>
@@ -23207,8 +22912,8 @@
         </w:tc>
       </w:tr>
     </w:tbl>
-    <w:bookmarkEnd w:id="132"/>
-    <w:bookmarkStart w:id="133" w:name="X021ffd85052d4393a2d0f56afd4a3ff51f9fae0"/>
+    <w:bookmarkEnd w:id="133"/>
+    <w:bookmarkStart w:id="134" w:name="X021ffd85052d4393a2d0f56afd4a3ff51f9fae0"/>
     <w:p>
       <w:pPr>
         <w:pStyle w:val="Heading2"/>
@@ -23513,8 +23218,8 @@
         </w:tc>
       </w:tr>
     </w:tbl>
-    <w:bookmarkEnd w:id="133"/>
-    <w:bookmarkStart w:id="134" w:name="Xf5b4c686dba9c5577ecb87553f8f18292bc15b9"/>
+    <w:bookmarkEnd w:id="134"/>
+    <w:bookmarkStart w:id="135" w:name="Xf5b4c686dba9c5577ecb87553f8f18292bc15b9"/>
     <w:p>
       <w:pPr>
         <w:pStyle w:val="Heading2"/>
@@ -23790,8 +23495,8 @@
         </w:tc>
       </w:tr>
     </w:tbl>
-    <w:bookmarkEnd w:id="134"/>
-    <w:bookmarkStart w:id="135" w:name="X6089359649d7a4a7f1dd461f2e4ee211200a0d9"/>
+    <w:bookmarkEnd w:id="135"/>
+    <w:bookmarkStart w:id="136" w:name="X6089359649d7a4a7f1dd461f2e4ee211200a0d9"/>
     <w:p>
       <w:pPr>
         <w:pStyle w:val="Heading2"/>
@@ -24238,8 +23943,8 @@
         <w:t xml:space="preserve">en el período, por reasignación, corrección de brechas y formalización, no por nueva deuda.</w:t>
       </w:r>
     </w:p>
-    <w:bookmarkEnd w:id="135"/>
-    <w:bookmarkStart w:id="136" w:name="X380695f0c27088be8e420774f4e23f7c12a3c46"/>
+    <w:bookmarkEnd w:id="136"/>
+    <w:bookmarkStart w:id="137" w:name="X380695f0c27088be8e420774f4e23f7c12a3c46"/>
     <w:p>
       <w:pPr>
         <w:pStyle w:val="Heading2"/>
@@ -24561,8 +24266,8 @@
         </w:tc>
       </w:tr>
     </w:tbl>
-    <w:bookmarkEnd w:id="136"/>
-    <w:bookmarkStart w:id="137" w:name="los-ocho-mecanismos-de-diseño"/>
+    <w:bookmarkEnd w:id="137"/>
+    <w:bookmarkStart w:id="138" w:name="los-ocho-mecanismos-de-diseño"/>
     <w:p>
       <w:pPr>
         <w:pStyle w:val="Heading2"/>
@@ -24952,8 +24657,8 @@
         <w:t xml:space="preserve">. Una regla binaria robusta (alerta roja → congela desembolso) resiste la captura mejor que una fórmula elegante de siete variables con pesos exactos. Donde un mecanismo sea fino y gameable, se simplifica. La elegancia no es el objetivo, la resistencia a la captura sí.</w:t>
       </w:r>
     </w:p>
-    <w:bookmarkEnd w:id="137"/>
-    <w:bookmarkStart w:id="138" w:name="X48788df1506cb0a5518aa91f8d345153bda9c42"/>
+    <w:bookmarkEnd w:id="138"/>
+    <w:bookmarkStart w:id="139" w:name="X48788df1506cb0a5518aa91f8d345153bda9c42"/>
     <w:p>
       <w:pPr>
         <w:pStyle w:val="Heading2"/>
@@ -25344,8 +25049,8 @@
         </w:tc>
       </w:tr>
     </w:tbl>
-    <w:bookmarkEnd w:id="138"/>
-    <w:bookmarkStart w:id="139" w:name="X3427fda87ec4dbe2d4edb93053a5ae465351199"/>
+    <w:bookmarkEnd w:id="139"/>
+    <w:bookmarkStart w:id="140" w:name="X3427fda87ec4dbe2d4edb93053a5ae465351199"/>
     <w:p>
       <w:pPr>
         <w:pStyle w:val="Heading2"/>
@@ -25629,9 +25334,9 @@
         <w:t xml:space="preserve">El mecanismo más poderoso no es el castigo después del robo, es hacer que robar sea más difícil y costoso que cumplir. Cuando el alcalde sabe que la rendición en vivo tiene audiencia, que el interventor no lo eligió él, que el veedor tiene protección, y que perder los recursos del nodo destruye su capital político, el cálculo cambia. Eso es diseño de mecanismos: cambiar el cálculo sin cambiar a las personas.</w:t>
       </w:r>
     </w:p>
-    <w:bookmarkEnd w:id="139"/>
     <w:bookmarkEnd w:id="140"/>
-    <w:bookmarkStart w:id="150" w:name="Xbc642ba39422177b7a477569c28a5373a2663f2"/>
+    <w:bookmarkEnd w:id="141"/>
+    <w:bookmarkStart w:id="151" w:name="Xbc642ba39422177b7a477569c28a5373a2663f2"/>
     <w:p>
       <w:pPr>
         <w:pStyle w:val="Heading1"/>
@@ -25671,7 +25376,7 @@
         <w:t xml:space="preserve">. Es: ¿podemos diseñar una institución tan valiosa que no querer servir sea la excepción? Si el servicio da competencias reales, conecta clases y contribuye a algo que importa, la voluntariedad emerge del valor, y la universalidad garantiza que eso ocurra para todos.</w:t>
       </w:r>
     </w:p>
-    <w:bookmarkStart w:id="141" w:name="por-qué-el-modelo-actual-falla"/>
+    <w:bookmarkStart w:id="142" w:name="por-qué-el-modelo-actual-falla"/>
     <w:p>
       <w:pPr>
         <w:pStyle w:val="Heading2"/>
@@ -25924,8 +25629,8 @@
         </w:tc>
       </w:tr>
     </w:tbl>
-    <w:bookmarkEnd w:id="141"/>
-    <w:bookmarkStart w:id="142" w:name="X8f4dbd14b20fbf0212aedf6d78669c95af2197b"/>
+    <w:bookmarkEnd w:id="142"/>
+    <w:bookmarkStart w:id="143" w:name="X8f4dbd14b20fbf0212aedf6d78669c95af2197b"/>
     <w:p>
       <w:pPr>
         <w:pStyle w:val="Heading2"/>
@@ -26208,8 +25913,8 @@
         </w:tc>
       </w:tr>
     </w:tbl>
-    <w:bookmarkEnd w:id="142"/>
-    <w:bookmarkStart w:id="143" w:name="X2ab33b8e26a824172e96759dd37ec715d0bd7d5"/>
+    <w:bookmarkEnd w:id="143"/>
+    <w:bookmarkStart w:id="144" w:name="X2ab33b8e26a824172e96759dd37ec715d0bd7d5"/>
     <w:p>
       <w:pPr>
         <w:pStyle w:val="Heading2"/>
@@ -26617,8 +26322,8 @@
         </w:tc>
       </w:tr>
     </w:tbl>
-    <w:bookmarkEnd w:id="143"/>
-    <w:bookmarkStart w:id="144" w:name="los-cuatro-mecanismos-de-diseño"/>
+    <w:bookmarkEnd w:id="144"/>
+    <w:bookmarkStart w:id="145" w:name="los-cuatro-mecanismos-de-diseño"/>
     <w:p>
       <w:pPr>
         <w:pStyle w:val="Heading2"/>
@@ -26699,8 +26404,8 @@
         <w:t xml:space="preserve">Además de la certificación SENA: 5 puntos en concursos de la Alta Dirección Pública, puntaje adicional en becas del Icetex y acceso prioritario al crédito del Banco Agrario. Beneficios atados a la credencial (emitida por el SENA, entidad de carrera autónoma), no al gobierno que la otorgó.</w:t>
       </w:r>
     </w:p>
-    <w:bookmarkEnd w:id="144"/>
-    <w:bookmarkStart w:id="145" w:name="X73188e79240bf31e3872e4b857e6e02a31de94f"/>
+    <w:bookmarkEnd w:id="145"/>
+    <w:bookmarkStart w:id="146" w:name="X73188e79240bf31e3872e4b857e6e02a31de94f"/>
     <w:p>
       <w:pPr>
         <w:pStyle w:val="Heading2"/>
@@ -26944,8 +26649,8 @@
         <w:t xml:space="preserve">si en el Año 2 la participación voluntaria supera el 80% de la meta, la universalidad obligatoria entra sin resistencia. Si no, la meta del Año 2 se recorre, pero no se abandona la universalidad: se revisa el valor del servicio, no la ambición.</w:t>
       </w:r>
     </w:p>
-    <w:bookmarkEnd w:id="145"/>
-    <w:bookmarkStart w:id="146" w:name="lo-que-produce-el-triple-resultado"/>
+    <w:bookmarkEnd w:id="146"/>
+    <w:bookmarkStart w:id="147" w:name="lo-que-produce-el-triple-resultado"/>
     <w:p>
       <w:pPr>
         <w:pStyle w:val="Heading2"/>
@@ -27171,8 +26876,8 @@
         </w:tc>
       </w:tr>
     </w:tbl>
-    <w:bookmarkEnd w:id="146"/>
-    <w:bookmarkStart w:id="147" w:name="dih-y-ética-no-negociable"/>
+    <w:bookmarkEnd w:id="147"/>
+    <w:bookmarkStart w:id="148" w:name="dih-y-ética-no-negociable"/>
     <w:p>
       <w:pPr>
         <w:pStyle w:val="Heading2"/>
@@ -27189,8 +26894,8 @@
         <w:t xml:space="preserve">80 horas obligatorias de DIH y ética militar (modalidad de defensa) y 40 de derechos fundamentales (ambiental y comunitaria), con peso igual al desempeño técnico. Una calificación deficiente bloquea el ascenso. Toda denuncia de violación de derechos tiene canal expedito (respuesta máx. 10 días) y protección al denunciante. La responsabilidad de mando aplica desde el primer día.</w:t>
       </w:r>
     </w:p>
-    <w:bookmarkEnd w:id="147"/>
-    <w:bookmarkStart w:id="148" w:name="costo-fiscal-con-honestidad"/>
+    <w:bookmarkEnd w:id="148"/>
+    <w:bookmarkStart w:id="149" w:name="costo-fiscal-con-honestidad"/>
     <w:p>
       <w:pPr>
         <w:pStyle w:val="Heading2"/>
@@ -27871,8 +27576,8 @@
         <w:t xml:space="preserve">se materializan, pero el programa no asume que se materializan. Las dos descargas (valor producido por brigadas y subsidios desplazados) son verificables y se mantienen como compensación; la optimización del Estado se trata como margen adicional, no como supuesto que cierra la cuenta.</w:t>
       </w:r>
     </w:p>
-    <w:bookmarkEnd w:id="148"/>
-    <w:bookmarkStart w:id="149" w:name="X520263755f37ebc0e296910b9442e90a6499dff"/>
+    <w:bookmarkEnd w:id="149"/>
+    <w:bookmarkStart w:id="150" w:name="X520263755f37ebc0e296910b9442e90a6499dff"/>
     <w:p>
       <w:pPr>
         <w:pStyle w:val="Heading2"/>
@@ -28103,9 +27808,9 @@
         </w:pict>
       </w:r>
     </w:p>
-    <w:bookmarkEnd w:id="149"/>
     <w:bookmarkEnd w:id="150"/>
-    <w:bookmarkStart w:id="151" w:name="X3faac5e722218683f840905436c1ce8f1f456b4"/>
+    <w:bookmarkEnd w:id="151"/>
+    <w:bookmarkStart w:id="152" w:name="X3faac5e722218683f840905436c1ce8f1f456b4"/>
     <w:p>
       <w:pPr>
         <w:pStyle w:val="Heading1"/>
@@ -28482,8 +28187,8 @@
         </w:pict>
       </w:r>
     </w:p>
-    <w:bookmarkEnd w:id="151"/>
-    <w:bookmarkStart w:id="155" w:name="viabilidad-jurídica-de-los-mecanismos"/>
+    <w:bookmarkEnd w:id="152"/>
+    <w:bookmarkStart w:id="156" w:name="viabilidad-jurídica-de-los-mecanismos"/>
     <w:p>
       <w:pPr>
         <w:pStyle w:val="Heading1"/>
@@ -28538,7 +28243,7 @@
         <w:t xml:space="preserve">Verificación (junio 2026): esta clasificación se contrastó con el estado actual del derecho colombiano. Hallazgos: (a) la Jurisdicción Agraria y Rural ya está creada (AL 03/2023 + Ley Estatutaria 2570/2026), el plan la implementa, no la crea; (b) el catastro multipropósito ya es servicio público (Ley 1955/2019, Decreto 148/2020), ejecutable por vía administrativa; (c) la objeción de conciencia exige ley estatutaria y su diseño es constitucionalmente discutible; (d) la interventoría nacional sobre territorios y la condicionalidad de transferencias constitucionales (SGP/regalías) no se logran por decreto/circular. Las filas afectadas están marcadas.</w:t>
       </w:r>
     </w:p>
-    <w:bookmarkStart w:id="152" w:name="qué-puede-cada-instrumento"/>
+    <w:bookmarkStart w:id="153" w:name="qué-puede-cada-instrumento"/>
     <w:p>
       <w:pPr>
         <w:pStyle w:val="Heading2"/>
@@ -28919,8 +28624,8 @@
         </w:tc>
       </w:tr>
     </w:tbl>
-    <w:bookmarkEnd w:id="152"/>
-    <w:bookmarkStart w:id="153" w:name="Xe6c0699dc55585295c7afbed3421e73e8534581"/>
+    <w:bookmarkEnd w:id="153"/>
+    <w:bookmarkStart w:id="154" w:name="Xe6c0699dc55585295c7afbed3421e73e8534581"/>
     <w:p>
       <w:pPr>
         <w:pStyle w:val="Heading2"/>
@@ -29943,8 +29648,8 @@
         </w:tc>
       </w:tr>
     </w:tbl>
-    <w:bookmarkEnd w:id="153"/>
-    <w:bookmarkStart w:id="154" w:name="la-estrategia-de-secuencia-legislativa"/>
+    <w:bookmarkEnd w:id="154"/>
+    <w:bookmarkStart w:id="155" w:name="la-estrategia-de-secuencia-legislativa"/>
     <w:p>
       <w:pPr>
         <w:pStyle w:val="Heading2"/>
@@ -29997,9 +29702,9 @@
         </w:pict>
       </w:r>
     </w:p>
-    <w:bookmarkEnd w:id="154"/>
     <w:bookmarkEnd w:id="155"/>
-    <w:bookmarkStart w:id="161" w:name="cuadro-fiscal-de-dos-escenarios"/>
+    <w:bookmarkEnd w:id="156"/>
+    <w:bookmarkStart w:id="162" w:name="cuadro-fiscal-de-dos-escenarios"/>
     <w:p>
       <w:pPr>
         <w:pStyle w:val="Heading1"/>
@@ -30029,7 +29734,7 @@
         <w:t xml:space="preserve">.</w:t>
       </w:r>
     </w:p>
-    <w:bookmarkStart w:id="156" w:name="punto-de-partida"/>
+    <w:bookmarkStart w:id="157" w:name="punto-de-partida"/>
     <w:p>
       <w:pPr>
         <w:pStyle w:val="Heading2"/>
@@ -30046,8 +29751,8 @@
         <w:t xml:space="preserve">Déficit ~6.4-7% del PIB; deuda hacia el 70%; calificación BB; 1 de cada 3 pesos del presupuesto en intereses.</w:t>
       </w:r>
     </w:p>
-    <w:bookmarkEnd w:id="156"/>
-    <w:bookmarkStart w:id="157" w:name="escenario-base-sin-reforma-tributaria"/>
+    <w:bookmarkEnd w:id="157"/>
+    <w:bookmarkStart w:id="158" w:name="escenario-base-sin-reforma-tributaria"/>
     <w:p>
       <w:pPr>
         <w:pStyle w:val="Heading2"/>
@@ -30355,8 +30060,8 @@
         <w:t xml:space="preserve">Ningún compromiso duro del núcleo se construye sobre el dividendo ético ni sobre la reforma tributaria.</w:t>
       </w:r>
     </w:p>
-    <w:bookmarkEnd w:id="157"/>
-    <w:bookmarkStart w:id="158" w:name="X469a5fa7720b6041b511ba7c856f00452ca54b6"/>
+    <w:bookmarkEnd w:id="158"/>
+    <w:bookmarkStart w:id="159" w:name="X469a5fa7720b6041b511ba7c856f00452ca54b6"/>
     <w:p>
       <w:pPr>
         <w:pStyle w:val="Heading2"/>
@@ -30481,8 +30186,8 @@
         <w:t xml:space="preserve">y adelanta la universalidad del Servicio, no habilita el núcleo, lo expande.</w:t>
       </w:r>
     </w:p>
-    <w:bookmarkEnd w:id="158"/>
-    <w:bookmarkStart w:id="159" w:name="senda-de-déficit-reconciliada"/>
+    <w:bookmarkEnd w:id="159"/>
+    <w:bookmarkStart w:id="160" w:name="senda-de-déficit-reconciliada"/>
     <w:p>
       <w:pPr>
         <w:pStyle w:val="Heading2"/>
@@ -30705,8 +30410,8 @@
         </w:tc>
       </w:tr>
     </w:tbl>
-    <w:bookmarkEnd w:id="159"/>
-    <w:bookmarkStart w:id="160" w:name="X9c418e63bddc0f86d9f158c9fa2c10f39119c03"/>
+    <w:bookmarkEnd w:id="160"/>
+    <w:bookmarkStart w:id="161" w:name="X9c418e63bddc0f86d9f158c9fa2c10f39119c03"/>
     <w:p>
       <w:pPr>
         <w:pStyle w:val="Heading2"/>
@@ -30949,9 +30654,9 @@
         </w:pict>
       </w:r>
     </w:p>
-    <w:bookmarkEnd w:id="160"/>
     <w:bookmarkEnd w:id="161"/>
-    <w:bookmarkStart w:id="162" w:name="fundamentos-en-la-investigación-reciente"/>
+    <w:bookmarkEnd w:id="162"/>
+    <w:bookmarkStart w:id="163" w:name="fundamentos-en-la-investigación-reciente"/>
     <w:p>
       <w:pPr>
         <w:pStyle w:val="Heading1"/>
@@ -31724,8 +31429,8 @@
         </w:pict>
       </w:r>
     </w:p>
-    <w:bookmarkEnd w:id="162"/>
-    <w:bookmarkStart w:id="166" w:name="X63812107fc27b9894e947da83252cc3e34ce294"/>
+    <w:bookmarkEnd w:id="163"/>
+    <w:bookmarkStart w:id="167" w:name="X63812107fc27b9894e947da83252cc3e34ce294"/>
     <w:p>
       <w:pPr>
         <w:pStyle w:val="Heading1"/>
@@ -31760,7 +31465,7 @@
         <w:t xml:space="preserve">En 2025 el país logró el desempleo más bajo del siglo, pero la productividad por trabajador cayó cerca de 3,1% entre 2022 y 2025 y la productividad total de los factores apenas creció 0,9%. El empleo nuevo se concentra en servicios de baja productividad y el paso de trabajadores hacia sectores más productivos se redujo a la mitad en una década. Crear empleo formal y subir la productividad no son lo mismo, y el país lleva años demostrándolo. Sin productividad no hay competitividad, y sin competitividad el empleo que se crea es frágil.</w:t>
       </w:r>
     </w:p>
-    <w:bookmarkStart w:id="163" w:name="el-objetivo-nacional-con-metas-duras"/>
+    <w:bookmarkStart w:id="164" w:name="el-objetivo-nacional-con-metas-duras"/>
     <w:p>
       <w:pPr>
         <w:pStyle w:val="Heading2"/>
@@ -32144,8 +31849,8 @@
         <w:t xml:space="preserve">La productividad deja de ser un subproducto esperado y se vuelve un objetivo medido, con dueño y con tablero público, anclado al Sistema Nacional de Competitividad que ya existe en Colombia (Consejo Privado de Competitividad + DNP + DANE).</w:t>
       </w:r>
     </w:p>
-    <w:bookmarkEnd w:id="163"/>
-    <w:bookmarkStart w:id="164" w:name="las-palancas-fuertes-en-orden"/>
+    <w:bookmarkEnd w:id="164"/>
+    <w:bookmarkStart w:id="165" w:name="las-palancas-fuertes-en-orden"/>
     <w:p>
       <w:pPr>
         <w:pStyle w:val="Heading2"/>
@@ -32356,8 +32061,8 @@
         <w:t xml:space="preserve">SENA dual pegado a los vectores de cada nodo, recualificación del trabajador en activo, reconocimiento de aprendizajes previos. La palanca más lenta y la de mayor retorno.</w:t>
       </w:r>
     </w:p>
-    <w:bookmarkEnd w:id="164"/>
-    <w:bookmarkStart w:id="165" w:name="Xe0242f5602f4db7493a3d4c5a801923b610b7a1"/>
+    <w:bookmarkEnd w:id="165"/>
+    <w:bookmarkStart w:id="166" w:name="Xe0242f5602f4db7493a3d4c5a801923b610b7a1"/>
     <w:p>
       <w:pPr>
         <w:pStyle w:val="Heading2"/>
@@ -32399,24 +32104,15 @@
         </w:pict>
       </w:r>
     </w:p>
-    <w:bookmarkEnd w:id="165"/>
     <w:bookmarkEnd w:id="166"/>
-    <w:bookmarkStart w:id="169" w:name="secuencia-de-gobierno"/>
+    <w:bookmarkEnd w:id="167"/>
+    <w:bookmarkStart w:id="168" w:name="Xe5c79804bed02634569cad6ab9b527d82f9455a"/>
     <w:p>
       <w:pPr>
         <w:pStyle w:val="Heading1"/>
       </w:pPr>
       <w:r>
-        <w:t xml:space="preserve">Secuencia de Gobierno</w:t>
-      </w:r>
-    </w:p>
-    <w:bookmarkStart w:id="167" w:name="X3f19c8a57f0489f02498b4816e1596433230a25"/>
-    <w:p>
-      <w:pPr>
-        <w:pStyle w:val="Heading2"/>
-      </w:pPr>
-      <w:r>
-        <w:t xml:space="preserve">La Transición: el año cero que hace posible el año uno</w:t>
+        <w:t xml:space="preserve">Plataforma de Trazabilidad del Gasto Público (el Sistema Nervioso del Estado)</w:t>
       </w:r>
     </w:p>
     <w:p>
@@ -32424,43 +32120,7 @@
         <w:pStyle w:val="FirstParagraph"/>
       </w:pPr>
       <w:r>
-        <w:t xml:space="preserve">La transición no es el período entre ganar y gobernar. Es cuando se resuelven los obstáculos que, si no se resuelven antes del 7 de agosto, harán que el Año 1 se pierda organizándose. Colombia tiene ~90 días entre la segunda vuelta y la posesión, y este gobierno los usa completos.</w:t>
-      </w:r>
-    </w:p>
-    <w:p>
-      <w:pPr>
-        <w:pStyle w:val="BlockText"/>
-      </w:pPr>
-      <w:r>
-        <w:rPr>
-          <w:bCs/>
-          <w:b/>
-        </w:rPr>
-        <w:t xml:space="preserve">Principio rector:</w:t>
-      </w:r>
-      <w:r>
-        <w:t xml:space="preserve"> </w:t>
-      </w:r>
-      <w:r>
-        <w:t xml:space="preserve">todo lo que puede hacerse antes del 7 de agosto, se hace antes. El día de posesión el Estado no empieza a prepararse, empieza a ejecutar.</w:t>
-      </w:r>
-    </w:p>
-    <w:p>
-      <w:pPr>
-        <w:pStyle w:val="FirstParagraph"/>
-      </w:pPr>
-      <w:r>
-        <w:rPr>
-          <w:bCs/>
-          <w:b/>
-        </w:rPr>
-        <w:t xml:space="preserve">Obstáculo 1: Las personas.</w:t>
-      </w:r>
-      <w:r>
-        <w:t xml:space="preserve"> </w:t>
-      </w:r>
-      <w:r>
-        <w:t xml:space="preserve">Se identifican los 80 cargos directivos que son cuellos de botella reales (no los 800 del proceso completo). Los 40 más críticos se concursan con la CNSC durante la transición; los nombramientos son hechos consumados el 7 de agosto. Los 40 restantes con proceso corriendo y cierre antes del día 90.</w:t>
+        <w:t xml:space="preserve">Esta es una sección transversal, no parte de un frente, porque la plataforma no pertenece a ninguno: sirve a todos. Es la infraestructura que sigue cada peso público desde que entra hasta que se gasta en algo real. La cañería de datos sobre la que corren muchas cosas del plan, entre ellas la plataforma de integridad del gasto que se detalla en el Frente IV (su aplicación anticorrupción, con el motor, los módulos por dominio, las dos escalas y los límites).</w:t>
       </w:r>
     </w:p>
     <w:p>
@@ -32468,63 +32128,7 @@
         <w:pStyle w:val="BodyText"/>
       </w:pPr>
       <w:r>
-        <w:rPr>
-          <w:bCs/>
-          <w:b/>
-        </w:rPr>
-        <w:t xml:space="preserve">Obstáculo 2: Los decretos.</w:t>
-      </w:r>
-      <w:r>
-        <w:t xml:space="preserve"> </w:t>
-      </w:r>
-      <w:r>
-        <w:t xml:space="preserve">El equipo jurídico redacta durante la campaña los 15 decretos del Día 1 (Equipos Territoriales, fiducias por nodo, delegación de autorizaciones, clasificación de municipios, interventoría obligatoria). Llegan al Consejo de Ministros el 8 de agosto, no el 8 de octubre.</w:t>
-      </w:r>
-    </w:p>
-    <w:p>
-      <w:pPr>
-        <w:pStyle w:val="BodyText"/>
-      </w:pPr>
-      <w:r>
-        <w:rPr>
-          <w:bCs/>
-          <w:b/>
-        </w:rPr>
-        <w:t xml:space="preserve">Obstáculo 3: Los contratos de los nodos.</w:t>
-      </w:r>
-      <w:r>
-        <w:t xml:space="preserve"> </w:t>
-      </w:r>
-      <w:r>
-        <w:t xml:space="preserve">Los tres patrimonios autónomos fiduciarios se estructuran jurídica y financieramente en transición. El 7 de agosto se firman, no se empiezan a diseñar. Los recursos correspondientes se comprometen en las primeras 48 horas.</w:t>
-      </w:r>
-    </w:p>
-    <w:p>
-      <w:pPr>
-        <w:pStyle w:val="BodyText"/>
-      </w:pPr>
-      <w:r>
-        <w:rPr>
-          <w:bCs/>
-          <w:b/>
-        </w:rPr>
-        <w:t xml:space="preserve">Obstáculo 4: La coalición de ejecución.</w:t>
-      </w:r>
-      <w:r>
-        <w:t xml:space="preserve"> </w:t>
-      </w:r>
-      <w:r>
-        <w:t xml:space="preserve">Mesas de trabajo con los directivos de las 10 entidades más críticas para negociar por anticipado los compromisos del Año 1, formalizados en actas públicas el día de posesión.</w:t>
-      </w:r>
-    </w:p>
-    <w:bookmarkEnd w:id="167"/>
-    <w:bookmarkStart w:id="168" w:name="tabla-de-secuencia"/>
-    <w:p>
-      <w:pPr>
-        <w:pStyle w:val="Heading2"/>
-      </w:pPr>
-      <w:r>
-        <w:t xml:space="preserve">Tabla de secuencia</w:t>
+        <w:t xml:space="preserve">El reparto es deliberado: aquí vive la infraestructura, en el Frente IV se explica qué corre por ella. Así, cambiar una señal de detección se hace en un solo lugar y no hay que sincronizar dos secciones.</w:t>
       </w:r>
     </w:p>
     <w:tbl>
@@ -32552,6 +32156,594 @@
               <w:jc w:val="left"/>
             </w:pPr>
             <w:r>
+              <w:t xml:space="preserve">Componente</w:t>
+            </w:r>
+          </w:p>
+        </w:tc>
+        <w:tc>
+          <w:tcPr/>
+          <w:p>
+            <w:pPr>
+              <w:pStyle w:val="Compact"/>
+              <w:jc w:val="left"/>
+            </w:pPr>
+            <w:r>
+              <w:t xml:space="preserve">Medida</w:t>
+            </w:r>
+          </w:p>
+        </w:tc>
+        <w:tc>
+          <w:tcPr/>
+          <w:p>
+            <w:pPr>
+              <w:pStyle w:val="Compact"/>
+              <w:jc w:val="left"/>
+            </w:pPr>
+            <w:r>
+              <w:t xml:space="preserve">Responsable</w:t>
+            </w:r>
+          </w:p>
+        </w:tc>
+        <w:tc>
+          <w:tcPr/>
+          <w:p>
+            <w:pPr>
+              <w:pStyle w:val="Compact"/>
+              <w:jc w:val="left"/>
+            </w:pPr>
+            <w:r>
+              <w:t xml:space="preserve">Plazo</w:t>
+            </w:r>
+          </w:p>
+        </w:tc>
+      </w:tr>
+      <w:tr>
+        <w:tc>
+          <w:tcPr/>
+          <w:p>
+            <w:pPr>
+              <w:pStyle w:val="Compact"/>
+              <w:jc w:val="left"/>
+            </w:pPr>
+            <w:r>
+              <w:t xml:space="preserve">Integración de bases</w:t>
+            </w:r>
+          </w:p>
+        </w:tc>
+        <w:tc>
+          <w:tcPr/>
+          <w:p>
+            <w:pPr>
+              <w:pStyle w:val="Compact"/>
+              <w:jc w:val="left"/>
+            </w:pPr>
+            <w:r>
+              <w:t xml:space="preserve">Interoperar SECOP, Cuentas Claras, PILA, DIAN, catastro, UIAF y demás fuentes; API pública. Es la base común que alimenta tanto la gestión del gasto como la detección de anomalías</w:t>
+            </w:r>
+          </w:p>
+        </w:tc>
+        <w:tc>
+          <w:tcPr/>
+          <w:p>
+            <w:pPr>
+              <w:pStyle w:val="Compact"/>
+              <w:jc w:val="left"/>
+            </w:pPr>
+            <w:r>
+              <w:t xml:space="preserve">DNP + DIAN + IGAC + UIAF</w:t>
+            </w:r>
+          </w:p>
+        </w:tc>
+        <w:tc>
+          <w:tcPr/>
+          <w:p>
+            <w:pPr>
+              <w:pStyle w:val="Compact"/>
+              <w:jc w:val="left"/>
+            </w:pPr>
+            <w:r>
+              <w:t xml:space="preserve">Año 1</w:t>
+            </w:r>
+          </w:p>
+        </w:tc>
+      </w:tr>
+      <w:tr>
+        <w:tc>
+          <w:tcPr/>
+          <w:p>
+            <w:pPr>
+              <w:pStyle w:val="Compact"/>
+              <w:jc w:val="left"/>
+            </w:pPr>
+            <w:r>
+              <w:t xml:space="preserve">Motor de detección</w:t>
+            </w:r>
+          </w:p>
+        </w:tc>
+        <w:tc>
+          <w:tcPr/>
+          <w:p>
+            <w:pPr>
+              <w:pStyle w:val="Compact"/>
+              <w:jc w:val="left"/>
+            </w:pPr>
+            <w:r>
+              <w:t xml:space="preserve">Corre sobre esta infraestructura. Las señales concretas y los módulos por dominio (contratación, salud, subsidios, nómina) se detallan en el Frente IV, para no duplicarlos aquí</w:t>
+            </w:r>
+          </w:p>
+        </w:tc>
+        <w:tc>
+          <w:tcPr/>
+          <w:p>
+            <w:pPr>
+              <w:pStyle w:val="Compact"/>
+              <w:jc w:val="left"/>
+            </w:pPr>
+            <w:r>
+              <w:t xml:space="preserve">Ente independiente (Contraloría + Veeduría)</w:t>
+            </w:r>
+          </w:p>
+        </w:tc>
+        <w:tc>
+          <w:tcPr/>
+          <w:p>
+            <w:pPr>
+              <w:pStyle w:val="Compact"/>
+              <w:jc w:val="left"/>
+            </w:pPr>
+            <w:r>
+              <w:t xml:space="preserve">Años 1-2</w:t>
+            </w:r>
+          </w:p>
+        </w:tc>
+      </w:tr>
+      <w:tr>
+        <w:tc>
+          <w:tcPr/>
+          <w:p>
+            <w:pPr>
+              <w:pStyle w:val="Compact"/>
+              <w:jc w:val="left"/>
+            </w:pPr>
+            <w:r>
+              <w:t xml:space="preserve">Inteligencia financiera</w:t>
+            </w:r>
+          </w:p>
+        </w:tc>
+        <w:tc>
+          <w:tcPr/>
+          <w:p>
+            <w:pPr>
+              <w:pStyle w:val="Compact"/>
+              <w:jc w:val="left"/>
+            </w:pPr>
+            <w:r>
+              <w:t xml:space="preserve">Uso propio de seguridad, distinto de la detección de corrupción en el gasto: rastreo de flujos financieros de grupos armados, en coordinación con la UIAF</w:t>
+            </w:r>
+          </w:p>
+        </w:tc>
+        <w:tc>
+          <w:tcPr/>
+          <w:p>
+            <w:pPr>
+              <w:pStyle w:val="Compact"/>
+              <w:jc w:val="left"/>
+            </w:pPr>
+            <w:r>
+              <w:t xml:space="preserve">UIAF + Min. Defensa</w:t>
+            </w:r>
+          </w:p>
+        </w:tc>
+        <w:tc>
+          <w:tcPr/>
+          <w:p>
+            <w:pPr>
+              <w:pStyle w:val="Compact"/>
+              <w:jc w:val="left"/>
+            </w:pPr>
+            <w:r>
+              <w:t xml:space="preserve">Años 1-2</w:t>
+            </w:r>
+          </w:p>
+        </w:tc>
+      </w:tr>
+      <w:tr>
+        <w:tc>
+          <w:tcPr/>
+          <w:p>
+            <w:pPr>
+              <w:pStyle w:val="Compact"/>
+              <w:jc w:val="left"/>
+            </w:pPr>
+            <w:r>
+              <w:t xml:space="preserve">Datos abiertos</w:t>
+            </w:r>
+          </w:p>
+        </w:tc>
+        <w:tc>
+          <w:tcPr/>
+          <w:p>
+            <w:pPr>
+              <w:pStyle w:val="Compact"/>
+              <w:jc w:val="left"/>
+            </w:pPr>
+            <w:r>
+              <w:t xml:space="preserve">Toda la plataforma descargable; actualización diaria; API para periodistas y veedores</w:t>
+            </w:r>
+          </w:p>
+        </w:tc>
+        <w:tc>
+          <w:tcPr/>
+          <w:p>
+            <w:pPr>
+              <w:pStyle w:val="Compact"/>
+              <w:jc w:val="left"/>
+            </w:pPr>
+            <w:r>
+              <w:t xml:space="preserve">DNP + Min. TIC</w:t>
+            </w:r>
+          </w:p>
+        </w:tc>
+        <w:tc>
+          <w:tcPr/>
+          <w:p>
+            <w:pPr>
+              <w:pStyle w:val="Compact"/>
+              <w:jc w:val="left"/>
+            </w:pPr>
+            <w:r>
+              <w:t xml:space="preserve">Año 2</w:t>
+            </w:r>
+          </w:p>
+        </w:tc>
+      </w:tr>
+      <w:tr>
+        <w:tc>
+          <w:tcPr/>
+          <w:p>
+            <w:pPr>
+              <w:pStyle w:val="Compact"/>
+              <w:jc w:val="left"/>
+            </w:pPr>
+            <w:r>
+              <w:t xml:space="preserve">Independencia</w:t>
+            </w:r>
+          </w:p>
+        </w:tc>
+        <w:tc>
+          <w:tcPr/>
+          <w:p>
+            <w:pPr>
+              <w:pStyle w:val="Compact"/>
+              <w:jc w:val="left"/>
+            </w:pPr>
+            <w:r>
+              <w:t xml:space="preserve">Administrada por ente independiente del que ejecuta; director por méritos; presupuesto protegido</w:t>
+            </w:r>
+          </w:p>
+        </w:tc>
+        <w:tc>
+          <w:tcPr/>
+          <w:p>
+            <w:pPr>
+              <w:pStyle w:val="Compact"/>
+              <w:jc w:val="left"/>
+            </w:pPr>
+            <w:r>
+              <w:t xml:space="preserve">Contraloría + Veeduría</w:t>
+            </w:r>
+          </w:p>
+        </w:tc>
+        <w:tc>
+          <w:tcPr/>
+          <w:p>
+            <w:pPr>
+              <w:pStyle w:val="Compact"/>
+              <w:jc w:val="left"/>
+            </w:pPr>
+            <w:r>
+              <w:t xml:space="preserve">Año 1</w:t>
+            </w:r>
+          </w:p>
+        </w:tc>
+      </w:tr>
+      <w:tr>
+        <w:tc>
+          <w:tcPr/>
+          <w:p>
+            <w:pPr>
+              <w:pStyle w:val="Compact"/>
+              <w:jc w:val="left"/>
+            </w:pPr>
+            <w:r>
+              <w:t xml:space="preserve">Acople a Fiscalía</w:t>
+            </w:r>
+          </w:p>
+        </w:tc>
+        <w:tc>
+          <w:tcPr/>
+          <w:p>
+            <w:pPr>
+              <w:pStyle w:val="Compact"/>
+              <w:jc w:val="left"/>
+            </w:pPr>
+            <w:r>
+              <w:t xml:space="preserve">Las alertas disparan investigación con respuesta máx. 30 días; se publica la tasa de conversión alerta-imputación</w:t>
+            </w:r>
+          </w:p>
+        </w:tc>
+        <w:tc>
+          <w:tcPr/>
+          <w:p>
+            <w:pPr>
+              <w:pStyle w:val="Compact"/>
+              <w:jc w:val="left"/>
+            </w:pPr>
+            <w:r>
+              <w:t xml:space="preserve">Fiscalía + Contraloría</w:t>
+            </w:r>
+          </w:p>
+        </w:tc>
+        <w:tc>
+          <w:tcPr/>
+          <w:p>
+            <w:pPr>
+              <w:pStyle w:val="Compact"/>
+              <w:jc w:val="left"/>
+            </w:pPr>
+            <w:r>
+              <w:t xml:space="preserve">Año 2</w:t>
+            </w:r>
+          </w:p>
+        </w:tc>
+      </w:tr>
+    </w:tbl>
+    <w:p>
+      <w:pPr>
+        <w:pStyle w:val="BodyText"/>
+      </w:pPr>
+      <w:r>
+        <w:rPr>
+          <w:bCs/>
+          <w:b/>
+        </w:rPr>
+        <w:t xml:space="preserve">Por qué es transversal y no de un frente.</w:t>
+      </w:r>
+      <w:r>
+        <w:t xml:space="preserve"> </w:t>
+      </w:r>
+      <w:r>
+        <w:t xml:space="preserve">La plataforma habilita al menos cinco frentes a la vez: es la base de la anticorrupción (Frente IV), el control del gasto en salud (Frente VI), la integridad territorial (Frente XIII), la inteligencia financiera de seguridad (Frente III) y la trazabilidad de la titulación y las obras de los nodos (Frentes II y la Columna Vertebral). No es política industrial, es infraestructura del Estado entero.</w:t>
+      </w:r>
+    </w:p>
+    <w:p>
+      <w:pPr>
+        <w:pStyle w:val="BodyText"/>
+      </w:pPr>
+      <w:r>
+        <w:rPr>
+          <w:bCs/>
+          <w:b/>
+        </w:rPr>
+        <w:t xml:space="preserve">Un buen ejemplo de</w:t>
+      </w:r>
+      <w:r>
+        <w:rPr>
+          <w:bCs/>
+          <w:b/>
+        </w:rPr>
+        <w:t xml:space="preserve"> </w:t>
+      </w:r>
+      <w:r>
+        <w:rPr>
+          <w:bCs/>
+          <w:b/>
+        </w:rPr>
+        <w:t xml:space="preserve">“</w:t>
+      </w:r>
+      <w:r>
+        <w:rPr>
+          <w:bCs/>
+          <w:b/>
+        </w:rPr>
+        <w:t xml:space="preserve">primer cliente</w:t>
+      </w:r>
+      <w:r>
+        <w:rPr>
+          <w:bCs/>
+          <w:b/>
+        </w:rPr>
+        <w:t xml:space="preserve">”</w:t>
+      </w:r>
+      <w:r>
+        <w:rPr>
+          <w:bCs/>
+          <w:b/>
+        </w:rPr>
+        <w:t xml:space="preserve">.</w:t>
+      </w:r>
+      <w:r>
+        <w:t xml:space="preserve"> </w:t>
+      </w:r>
+      <w:r>
+        <w:t xml:space="preserve">Aunque no pertenece al Frente X, la plataforma sí ilustra su principio de compra pública como jalonador: el Estado se compra a sí mismo una capacidad tecnológica nacional, en vez de importarla. Es un caso de</w:t>
+      </w:r>
+      <w:r>
+        <w:t xml:space="preserve"> </w:t>
+      </w:r>
+      <w:r>
+        <w:t xml:space="preserve">“</w:t>
+      </w:r>
+      <w:r>
+        <w:t xml:space="preserve">cómprate lo que predicas</w:t>
+      </w:r>
+      <w:r>
+        <w:t xml:space="preserve">”</w:t>
+      </w:r>
+      <w:r>
+        <w:t xml:space="preserve">, y por eso el Frente X la menciona como ejemplo.</w:t>
+      </w:r>
+    </w:p>
+    <w:p>
+      <w:pPr>
+        <w:pStyle w:val="BlockText"/>
+      </w:pPr>
+      <w:r>
+        <w:t xml:space="preserve">Un Estado que ve cada peso en tiempo real, con los datos abiertos para que cualquiera mire, cambia el cálculo del que roba: la corrupción deja de esconderse en la dispersión. Esa es la función de la plataforma, y la razón de que sea cimiento y no apéndice.</w:t>
+      </w:r>
+    </w:p>
+    <w:bookmarkEnd w:id="168"/>
+    <w:bookmarkStart w:id="171" w:name="secuencia-de-gobierno"/>
+    <w:p>
+      <w:pPr>
+        <w:pStyle w:val="Heading1"/>
+      </w:pPr>
+      <w:r>
+        <w:t xml:space="preserve">Secuencia de Gobierno</w:t>
+      </w:r>
+    </w:p>
+    <w:bookmarkStart w:id="169" w:name="X3f19c8a57f0489f02498b4816e1596433230a25"/>
+    <w:p>
+      <w:pPr>
+        <w:pStyle w:val="Heading2"/>
+      </w:pPr>
+      <w:r>
+        <w:t xml:space="preserve">La Transición: el año cero que hace posible el año uno</w:t>
+      </w:r>
+    </w:p>
+    <w:p>
+      <w:pPr>
+        <w:pStyle w:val="FirstParagraph"/>
+      </w:pPr>
+      <w:r>
+        <w:t xml:space="preserve">La transición no es el período entre ganar y gobernar. Es cuando se resuelven los obstáculos que, si no se resuelven antes del 7 de agosto, harán que el Año 1 se pierda organizándose. Colombia tiene ~90 días entre la segunda vuelta y la posesión, y este gobierno los usa completos.</w:t>
+      </w:r>
+    </w:p>
+    <w:p>
+      <w:pPr>
+        <w:pStyle w:val="BlockText"/>
+      </w:pPr>
+      <w:r>
+        <w:rPr>
+          <w:bCs/>
+          <w:b/>
+        </w:rPr>
+        <w:t xml:space="preserve">Principio rector:</w:t>
+      </w:r>
+      <w:r>
+        <w:t xml:space="preserve"> </w:t>
+      </w:r>
+      <w:r>
+        <w:t xml:space="preserve">todo lo que puede hacerse antes del 7 de agosto, se hace antes. El día de posesión el Estado no empieza a prepararse, empieza a ejecutar.</w:t>
+      </w:r>
+    </w:p>
+    <w:p>
+      <w:pPr>
+        <w:pStyle w:val="FirstParagraph"/>
+      </w:pPr>
+      <w:r>
+        <w:rPr>
+          <w:bCs/>
+          <w:b/>
+        </w:rPr>
+        <w:t xml:space="preserve">Obstáculo 1: Las personas.</w:t>
+      </w:r>
+      <w:r>
+        <w:t xml:space="preserve"> </w:t>
+      </w:r>
+      <w:r>
+        <w:t xml:space="preserve">Se identifican los 80 cargos directivos que son cuellos de botella reales (no los 800 del proceso completo). Los 40 más críticos se concursan con la CNSC durante la transición; los nombramientos son hechos consumados el 7 de agosto. Los 40 restantes con proceso corriendo y cierre antes del día 90.</w:t>
+      </w:r>
+    </w:p>
+    <w:p>
+      <w:pPr>
+        <w:pStyle w:val="BodyText"/>
+      </w:pPr>
+      <w:r>
+        <w:rPr>
+          <w:bCs/>
+          <w:b/>
+        </w:rPr>
+        <w:t xml:space="preserve">Obstáculo 2: Los decretos.</w:t>
+      </w:r>
+      <w:r>
+        <w:t xml:space="preserve"> </w:t>
+      </w:r>
+      <w:r>
+        <w:t xml:space="preserve">El equipo jurídico redacta durante la campaña los 15 decretos del Día 1 (Equipos Territoriales, fiducias por nodo, delegación de autorizaciones, clasificación de municipios, interventoría obligatoria). Llegan al Consejo de Ministros el 8 de agosto, no el 8 de octubre.</w:t>
+      </w:r>
+    </w:p>
+    <w:p>
+      <w:pPr>
+        <w:pStyle w:val="BodyText"/>
+      </w:pPr>
+      <w:r>
+        <w:rPr>
+          <w:bCs/>
+          <w:b/>
+        </w:rPr>
+        <w:t xml:space="preserve">Obstáculo 3: Los contratos de los nodos.</w:t>
+      </w:r>
+      <w:r>
+        <w:t xml:space="preserve"> </w:t>
+      </w:r>
+      <w:r>
+        <w:t xml:space="preserve">Los tres patrimonios autónomos fiduciarios se estructuran jurídica y financieramente en transición. El 7 de agosto se firman, no se empiezan a diseñar. Los recursos correspondientes se comprometen en las primeras 48 horas.</w:t>
+      </w:r>
+    </w:p>
+    <w:p>
+      <w:pPr>
+        <w:pStyle w:val="BodyText"/>
+      </w:pPr>
+      <w:r>
+        <w:rPr>
+          <w:bCs/>
+          <w:b/>
+        </w:rPr>
+        <w:t xml:space="preserve">Obstáculo 4: La coalición de ejecución.</w:t>
+      </w:r>
+      <w:r>
+        <w:t xml:space="preserve"> </w:t>
+      </w:r>
+      <w:r>
+        <w:t xml:space="preserve">Mesas de trabajo con los directivos de las 10 entidades más críticas para negociar por anticipado los compromisos del Año 1, formalizados en actas públicas el día de posesión.</w:t>
+      </w:r>
+    </w:p>
+    <w:bookmarkEnd w:id="169"/>
+    <w:bookmarkStart w:id="170" w:name="tabla-de-secuencia"/>
+    <w:p>
+      <w:pPr>
+        <w:pStyle w:val="Heading2"/>
+      </w:pPr>
+      <w:r>
+        <w:t xml:space="preserve">Tabla de secuencia</w:t>
+      </w:r>
+    </w:p>
+    <w:tbl>
+      <w:tblPr>
+        <w:tblStyle w:val="Table"/>
+        <w:tblW w:type="pct" w:w="5000"/>
+        <w:tblLook w:firstRow="1" w:lastRow="0" w:firstColumn="0" w:lastColumn="0" w:noHBand="0" w:noVBand="0" w:val="0020"/>
+        <w:jc w:val="start"/>
+      </w:tblPr>
+      <w:tblGrid>
+        <w:gridCol w:w="1980"/>
+        <w:gridCol w:w="1980"/>
+        <w:gridCol w:w="1980"/>
+        <w:gridCol w:w="1980"/>
+      </w:tblGrid>
+      <w:tr>
+        <w:trPr>
+          <w:tblHeader w:val="true"/>
+        </w:trPr>
+        <w:tc>
+          <w:tcPr/>
+          <w:p>
+            <w:pPr>
+              <w:pStyle w:val="Compact"/>
+              <w:jc w:val="left"/>
+            </w:pPr>
+            <w:r>
               <w:t xml:space="preserve">Período</w:t>
             </w:r>
           </w:p>
@@ -32811,9 +33003,9 @@
         </w:pict>
       </w:r>
     </w:p>
-    <w:bookmarkEnd w:id="168"/>
-    <w:bookmarkEnd w:id="169"/>
-    <w:bookmarkStart w:id="170" w:name="medición-y-blindaje"/>
+    <w:bookmarkEnd w:id="170"/>
+    <w:bookmarkEnd w:id="171"/>
+    <w:bookmarkStart w:id="172" w:name="medición-y-blindaje"/>
     <w:p>
       <w:pPr>
         <w:pStyle w:val="Heading1"/>
@@ -33696,8 +33888,8 @@
         </w:pict>
       </w:r>
     </w:p>
-    <w:bookmarkEnd w:id="170"/>
-    <w:bookmarkStart w:id="171" w:name="riesgos-y-límites-honestos"/>
+    <w:bookmarkEnd w:id="172"/>
+    <w:bookmarkStart w:id="173" w:name="riesgos-y-límites-honestos"/>
     <w:p>
       <w:pPr>
         <w:pStyle w:val="Heading1"/>
@@ -34325,8 +34517,8 @@
         </w:pict>
       </w:r>
     </w:p>
-    <w:bookmarkEnd w:id="171"/>
-    <w:bookmarkStart w:id="172" w:name="el-patriotismo-como-resultado"/>
+    <w:bookmarkEnd w:id="173"/>
+    <w:bookmarkStart w:id="174" w:name="el-patriotismo-como-resultado"/>
     <w:p>
       <w:pPr>
         <w:pStyle w:val="Heading1"/>
@@ -34366,8 +34558,8 @@
         </w:pict>
       </w:r>
     </w:p>
-    <w:bookmarkEnd w:id="172"/>
-    <w:bookmarkStart w:id="176" w:name="hitos-de-credibilidad-política"/>
+    <w:bookmarkEnd w:id="174"/>
+    <w:bookmarkStart w:id="178" w:name="hitos-de-credibilidad-política"/>
     <w:p>
       <w:pPr>
         <w:pStyle w:val="Heading1"/>
@@ -34384,7 +34576,7 @@
         <w:t xml:space="preserve">Las victorias tempranas no tienen que ser las más grandes, tienen que ser las más irreversibles (y, ahora, las más legítimas).</w:t>
       </w:r>
     </w:p>
-    <w:bookmarkStart w:id="173" w:name="transición-mayo-julio-2026"/>
+    <w:bookmarkStart w:id="175" w:name="transición-mayo-julio-2026"/>
     <w:p>
       <w:pPr>
         <w:pStyle w:val="Heading2"/>
@@ -34637,8 +34829,8 @@
         </w:tc>
       </w:tr>
     </w:tbl>
-    <w:bookmarkEnd w:id="173"/>
-    <w:bookmarkStart w:id="174" w:name="X570d003b3f7a6d5463237df464eec852c2a2ca2"/>
+    <w:bookmarkEnd w:id="175"/>
+    <w:bookmarkStart w:id="176" w:name="X570d003b3f7a6d5463237df464eec852c2a2ca2"/>
     <w:p>
       <w:pPr>
         <w:pStyle w:val="Heading2"/>
@@ -34874,8 +35066,8 @@
         </w:tc>
       </w:tr>
     </w:tbl>
-    <w:bookmarkEnd w:id="174"/>
-    <w:bookmarkStart w:id="175" w:name="X6f4e29709717963d9784af7e46298c64eca3086"/>
+    <w:bookmarkEnd w:id="176"/>
+    <w:bookmarkStart w:id="177" w:name="X6f4e29709717963d9784af7e46298c64eca3086"/>
     <w:p>
       <w:pPr>
         <w:pStyle w:val="Heading2"/>
@@ -35325,9 +35517,9 @@
         </w:pict>
       </w:r>
     </w:p>
-    <w:bookmarkEnd w:id="175"/>
-    <w:bookmarkEnd w:id="176"/>
-    <w:bookmarkStart w:id="183" w:name="X812fbe57f7047e7cc2b3d123e211b38b27f1044"/>
+    <w:bookmarkEnd w:id="177"/>
+    <w:bookmarkEnd w:id="178"/>
+    <w:bookmarkStart w:id="185" w:name="X812fbe57f7047e7cc2b3d123e211b38b27f1044"/>
     <w:p>
       <w:pPr>
         <w:pStyle w:val="Heading1"/>
@@ -35420,7 +35612,7 @@
         <w:t xml:space="preserve">IRCTC, fundada en 1999 como subsidiaria de Ferrocarriles de la India, se convirtió en una de las plataformas de viajes más concurridas del mundo, con cientos de miles de reservas diarias. No compitió con Airbnb globalmente, dominó su propio mercado con acceso a infraestructura estatal que ningún privado podía tener. En 2019 salió a bolsa manteniendo el Estado la mayoría del capital. Ese es el modelo.</w:t>
       </w:r>
     </w:p>
-    <w:bookmarkStart w:id="177" w:name="X13e252fe4095065decc34bd8793323709d4f723"/>
+    <w:bookmarkStart w:id="179" w:name="X13e252fe4095065decc34bd8793323709d4f723"/>
     <w:p>
       <w:pPr>
         <w:pStyle w:val="Heading2"/>
@@ -35597,8 +35789,8 @@
         </w:tc>
       </w:tr>
     </w:tbl>
-    <w:bookmarkEnd w:id="177"/>
-    <w:bookmarkStart w:id="178" w:name="la-estructura-de-capital-mixto"/>
+    <w:bookmarkEnd w:id="179"/>
+    <w:bookmarkStart w:id="180" w:name="la-estructura-de-capital-mixto"/>
     <w:p>
       <w:pPr>
         <w:pStyle w:val="Heading2"/>
@@ -35824,8 +36016,8 @@
         </w:tc>
       </w:tr>
     </w:tbl>
-    <w:bookmarkEnd w:id="178"/>
-    <w:bookmarkStart w:id="179" w:name="Xc7cbb19aca36f8f2f8724853254f86e4657ef14"/>
+    <w:bookmarkEnd w:id="180"/>
+    <w:bookmarkStart w:id="181" w:name="Xc7cbb19aca36f8f2f8724853254f86e4657ef14"/>
     <w:p>
       <w:pPr>
         <w:pStyle w:val="Heading2"/>
@@ -35842,8 +36034,8 @@
         <w:t xml:space="preserve">Integración con infraestructura pública (disponibilidad de parques, estado de vías, permisos en territorios étnicos, alertas de seguridad por municipio desde la plataforma de trazabilidad), Airbnb no tiene acceso a esos datos. Verificación de calidad con consecuencias reales (el sello no es una estrella comprable sino certificación física del SENA; perderlo baja el ranking automáticamente). Comisión del 8% frente a 15-20% (la estructura de costos de Airbnb la obliga a comisiones altas; Colombia Viva no la tiene). Pagos sin fricción en moneda local (PSE, Nequi, Daviplata; integración con sistemas de Ecuador, Perú y Brasil), relaciones con el sistema financiero que a una empresa extranjera le toman años.</w:t>
       </w:r>
     </w:p>
-    <w:bookmarkEnd w:id="179"/>
-    <w:bookmarkStart w:id="180" w:name="el-modelo-financiero"/>
+    <w:bookmarkEnd w:id="181"/>
+    <w:bookmarkStart w:id="182" w:name="el-modelo-financiero"/>
     <w:p>
       <w:pPr>
         <w:pStyle w:val="Heading2"/>
@@ -36058,8 +36250,8 @@
         </w:tc>
       </w:tr>
     </w:tbl>
-    <w:bookmarkEnd w:id="180"/>
-    <w:bookmarkStart w:id="181" w:name="el-empleo-que-generaría"/>
+    <w:bookmarkEnd w:id="182"/>
+    <w:bookmarkStart w:id="183" w:name="el-empleo-que-generaría"/>
     <w:p>
       <w:pPr>
         <w:pStyle w:val="Heading2"/>
@@ -36282,8 +36474,8 @@
         </w:tc>
       </w:tr>
     </w:tbl>
-    <w:bookmarkEnd w:id="181"/>
-    <w:bookmarkStart w:id="182" w:name="riesgos-y-mitigaciones"/>
+    <w:bookmarkEnd w:id="183"/>
+    <w:bookmarkStart w:id="184" w:name="riesgos-y-mitigaciones"/>
     <w:p>
       <w:pPr>
         <w:pStyle w:val="Heading2"/>
@@ -36506,8 +36698,8 @@
         <w:t xml:space="preserve">Colombia Viva no es la plataforma que compite con Airbnb en San Francisco. Es la que dominaría el turismo colombiano y latinoamericano con ventajas inimitables: datos públicos integrados, certificación con consecuencias, comisiones a la mitad y operadores dueños de su canal. El modelo IRCTC demostró que funciona, la diferencia es que aquí sería en turismo, no en trenes.</w:t>
       </w:r>
     </w:p>
-    <w:bookmarkEnd w:id="182"/>
-    <w:bookmarkEnd w:id="183"/>
+    <w:bookmarkEnd w:id="184"/>
+    <w:bookmarkEnd w:id="185"/>
     <w:sectPr/>
   </w:body>
 </w:document>

--- a/dist/estado-en-el-territorio.docx
+++ b/dist/estado-en-el-territorio.docx
@@ -32106,7 +32106,7 @@
     </w:p>
     <w:bookmarkEnd w:id="166"/>
     <w:bookmarkEnd w:id="167"/>
-    <w:bookmarkStart w:id="168" w:name="Xe5c79804bed02634569cad6ab9b527d82f9455a"/>
+    <w:bookmarkStart w:id="170" w:name="Xe5c79804bed02634569cad6ab9b527d82f9455a"/>
     <w:p>
       <w:pPr>
         <w:pStyle w:val="Heading1"/>
@@ -32584,16 +32584,147 @@
         <w:t xml:space="preserve">, y por eso el Frente X la menciona como ejemplo.</w:t>
       </w:r>
     </w:p>
+    <w:bookmarkStart w:id="168" w:name="lo-que-cuesta-y-lo-que-genera"/>
+    <w:p>
+      <w:pPr>
+        <w:pStyle w:val="Heading2"/>
+      </w:pPr>
+      <w:r>
+        <w:t xml:space="preserve">Lo que cuesta y lo que genera</w:t>
+      </w:r>
+    </w:p>
+    <w:p>
+      <w:pPr>
+        <w:pStyle w:val="FirstParagraph"/>
+      </w:pPr>
+      <w:r>
+        <w:t xml:space="preserve">Desarrollar y operar la plataforma exige inversión, pero esa inversión no es solo gasto: es empleo formal de alta calificación (ingeniería de datos, análisis, auditoría), es capacidad estatal que hoy no existe y que queda instalada, y es la clase de activo que, maduro, se puede ofrecer como conocimiento anticorrupción a otros países de la región. Construirla es, en sí mismo, una de las apuestas productivas y de soberanía tecnológica del plan, no un costo administrativo.</w:t>
+      </w:r>
+    </w:p>
+    <w:bookmarkEnd w:id="168"/>
+    <w:bookmarkStart w:id="169" w:name="X64dc90d7888fccaaea203a22d2ecfe315f83b35"/>
+    <w:p>
+      <w:pPr>
+        <w:pStyle w:val="Heading2"/>
+      </w:pPr>
+      <w:r>
+        <w:t xml:space="preserve">El riesgo de la ruta crítica, y cómo se evita</w:t>
+      </w:r>
+    </w:p>
+    <w:p>
+      <w:pPr>
+        <w:pStyle w:val="FirstParagraph"/>
+      </w:pPr>
+      <w:r>
+        <w:t xml:space="preserve">Aquí hay que ser honestos, porque es el reverso de lo anterior. Si la plataforma habilita cinco frentes a la vez, entonces todo cuelga de ella, y eso la mete en la ruta crítica: si se atrasa, se cae o sale mal hecha, no falla una cosa, fallan todas las que dependían de ella. Y el software estatal de gran escala es, en Colombia y en casi todo el mundo, el tipo de proyecto que llega tarde, cuesta más de lo previsto y a veces no funciona. Poner un megaproyecto de integración de datos como precondición de todo lo demás sería una receta para paralizar el plan.</w:t>
+      </w:r>
+    </w:p>
+    <w:p>
+      <w:pPr>
+        <w:pStyle w:val="BodyText"/>
+      </w:pPr>
+      <w:r>
+        <w:t xml:space="preserve">La salida no es renunciar a la plataforma, es</w:t>
+      </w:r>
+      <w:r>
+        <w:t xml:space="preserve"> </w:t>
+      </w:r>
+      <w:r>
+        <w:rPr>
+          <w:bCs/>
+          <w:b/>
+        </w:rPr>
+        <w:t xml:space="preserve">desacoplarla del arranque</w:t>
+      </w:r>
+      <w:r>
+        <w:t xml:space="preserve">. El plan no espera a que el software esté listo:</w:t>
+      </w:r>
+    </w:p>
+    <w:p>
+      <w:pPr>
+        <w:numPr>
+          <w:ilvl w:val="0"/>
+          <w:numId w:val="1013"/>
+        </w:numPr>
+        <w:pStyle w:val="Compact"/>
+      </w:pPr>
+      <w:r>
+        <w:rPr>
+          <w:bCs/>
+          <w:b/>
+        </w:rPr>
+        <w:t xml:space="preserve">El arranque opera con control tradicional reforzado.</w:t>
+      </w:r>
+      <w:r>
+        <w:t xml:space="preserve"> </w:t>
+      </w:r>
+      <w:r>
+        <w:t xml:space="preserve">Antes de cualquier plataforma, el Estado ya controla con interventoría, auditoría de la Contraloría y supervisión de contratos. Para los pocos nodos del inicio (tres, no trescientos), una interventoría intensiva y una auditoría reforzada hechas a mano son perfectamente viables. La plataforma no inventa el control, lo vuelve masivo y barato.</w:t>
+      </w:r>
+    </w:p>
+    <w:p>
+      <w:pPr>
+        <w:numPr>
+          <w:ilvl w:val="0"/>
+          <w:numId w:val="1013"/>
+        </w:numPr>
+        <w:pStyle w:val="Compact"/>
+      </w:pPr>
+      <w:r>
+        <w:rPr>
+          <w:bCs/>
+          <w:b/>
+        </w:rPr>
+        <w:t xml:space="preserve">La plataforma se construye en paralelo y habilita el escalamiento, no el arranque.</w:t>
+      </w:r>
+      <w:r>
+        <w:t xml:space="preserve"> </w:t>
+      </w:r>
+      <w:r>
+        <w:t xml:space="preserve">Su función es permitir hacer en cien municipios, de forma automática y difícil de capturar, lo que al principio se hace a mano en tres. Por eso su criticidad vive en el escalamiento, no en el inicio, y ese es un lugar mucho más seguro: el escalamiento sí puede esperar a que la herramienta madure; el arranque no.</w:t>
+      </w:r>
+    </w:p>
+    <w:p>
+      <w:pPr>
+        <w:numPr>
+          <w:ilvl w:val="0"/>
+          <w:numId w:val="1013"/>
+        </w:numPr>
+        <w:pStyle w:val="Compact"/>
+      </w:pPr>
+      <w:r>
+        <w:rPr>
+          <w:bCs/>
+          <w:b/>
+        </w:rPr>
+        <w:t xml:space="preserve">Se construye por módulos y desde la experiencia, no en abstracto.</w:t>
+      </w:r>
+      <w:r>
+        <w:t xml:space="preserve"> </w:t>
+      </w:r>
+      <w:r>
+        <w:t xml:space="preserve">Operar manualmente los primeros nodos enseña qué señales importan, dónde está el fraude real y qué datos sirven. La plataforma se diseña a partir de eso, módulo por módulo y por madurez del dato, en vez de diseñarse a ciegas en una oficina. Es la misma lógica del nodo de aprendizaje: probar en pequeño, entender, y solo entonces automatizar.</w:t>
+      </w:r>
+    </w:p>
+    <w:p>
+      <w:pPr>
+        <w:pStyle w:val="FirstParagraph"/>
+      </w:pPr>
+      <w:r>
+        <w:t xml:space="preserve">El costo honesto de este camino: durante el período manual, el control es más caro por peso vigilado, más lento y más vulnerable a la captura local, que es justo lo que la plataforma viene a resolver. Es un sobrecosto temporal de control a cambio de no detener el arranque esperando un software. Es un trueque sensato: mejor pagar control manual en tres nodos por un tiempo que congelar el plan entero hasta que un sistema esté perfecto.</w:t>
+      </w:r>
+    </w:p>
     <w:p>
       <w:pPr>
         <w:pStyle w:val="BlockText"/>
       </w:pPr>
       <w:r>
-        <w:t xml:space="preserve">Un Estado que ve cada peso en tiempo real, con los datos abiertos para que cualquiera mire, cambia el cálculo del que roba: la corrupción deja de esconderse en la dispersión. Esa es la función de la plataforma, y la razón de que sea cimiento y no apéndice.</w:t>
-      </w:r>
-    </w:p>
-    <w:bookmarkEnd w:id="168"/>
-    <w:bookmarkStart w:id="171" w:name="secuencia-de-gobierno"/>
+        <w:t xml:space="preserve">Un Estado que ve cada peso en tiempo real, con los datos abiertos para que cualquiera mire, cambia el cálculo del que roba: la corrupción deja de esconderse en la dispersión. Esa es la función de la plataforma, y la razón de que sea cimiento y no apéndice. Pero el cimiento no detiene la obra: el arranque se controla a mano, y la plataforma llega para que el control crezca a escala de país.</w:t>
+      </w:r>
+    </w:p>
+    <w:bookmarkEnd w:id="169"/>
+    <w:bookmarkEnd w:id="170"/>
+    <w:bookmarkStart w:id="173" w:name="secuencia-de-gobierno"/>
     <w:p>
       <w:pPr>
         <w:pStyle w:val="Heading1"/>
@@ -32602,7 +32733,7 @@
         <w:t xml:space="preserve">Secuencia de Gobierno</w:t>
       </w:r>
     </w:p>
-    <w:bookmarkStart w:id="169" w:name="X3f19c8a57f0489f02498b4816e1596433230a25"/>
+    <w:bookmarkStart w:id="171" w:name="X3f19c8a57f0489f02498b4816e1596433230a25"/>
     <w:p>
       <w:pPr>
         <w:pStyle w:val="Heading2"/>
@@ -32709,8 +32840,8 @@
         <w:t xml:space="preserve">Mesas de trabajo con los directivos de las 10 entidades más críticas para negociar por anticipado los compromisos del Año 1, formalizados en actas públicas el día de posesión.</w:t>
       </w:r>
     </w:p>
-    <w:bookmarkEnd w:id="169"/>
-    <w:bookmarkStart w:id="170" w:name="tabla-de-secuencia"/>
+    <w:bookmarkEnd w:id="171"/>
+    <w:bookmarkStart w:id="172" w:name="tabla-de-secuencia"/>
     <w:p>
       <w:pPr>
         <w:pStyle w:val="Heading2"/>
@@ -33003,9 +33134,9 @@
         </w:pict>
       </w:r>
     </w:p>
-    <w:bookmarkEnd w:id="170"/>
-    <w:bookmarkEnd w:id="171"/>
-    <w:bookmarkStart w:id="172" w:name="medición-y-blindaje"/>
+    <w:bookmarkEnd w:id="172"/>
+    <w:bookmarkEnd w:id="173"/>
+    <w:bookmarkStart w:id="174" w:name="medición-y-blindaje"/>
     <w:p>
       <w:pPr>
         <w:pStyle w:val="Heading1"/>
@@ -33888,8 +34019,8 @@
         </w:pict>
       </w:r>
     </w:p>
-    <w:bookmarkEnd w:id="172"/>
-    <w:bookmarkStart w:id="173" w:name="riesgos-y-límites-honestos"/>
+    <w:bookmarkEnd w:id="174"/>
+    <w:bookmarkStart w:id="175" w:name="riesgos-y-límites-honestos"/>
     <w:p>
       <w:pPr>
         <w:pStyle w:val="Heading1"/>
@@ -34517,8 +34648,8 @@
         </w:pict>
       </w:r>
     </w:p>
-    <w:bookmarkEnd w:id="173"/>
-    <w:bookmarkStart w:id="174" w:name="el-patriotismo-como-resultado"/>
+    <w:bookmarkEnd w:id="175"/>
+    <w:bookmarkStart w:id="176" w:name="el-patriotismo-como-resultado"/>
     <w:p>
       <w:pPr>
         <w:pStyle w:val="Heading1"/>
@@ -34558,8 +34689,8 @@
         </w:pict>
       </w:r>
     </w:p>
-    <w:bookmarkEnd w:id="174"/>
-    <w:bookmarkStart w:id="178" w:name="hitos-de-credibilidad-política"/>
+    <w:bookmarkEnd w:id="176"/>
+    <w:bookmarkStart w:id="180" w:name="hitos-de-credibilidad-política"/>
     <w:p>
       <w:pPr>
         <w:pStyle w:val="Heading1"/>
@@ -34576,7 +34707,7 @@
         <w:t xml:space="preserve">Las victorias tempranas no tienen que ser las más grandes, tienen que ser las más irreversibles (y, ahora, las más legítimas).</w:t>
       </w:r>
     </w:p>
-    <w:bookmarkStart w:id="175" w:name="transición-mayo-julio-2026"/>
+    <w:bookmarkStart w:id="177" w:name="transición-mayo-julio-2026"/>
     <w:p>
       <w:pPr>
         <w:pStyle w:val="Heading2"/>
@@ -34829,8 +34960,8 @@
         </w:tc>
       </w:tr>
     </w:tbl>
-    <w:bookmarkEnd w:id="175"/>
-    <w:bookmarkStart w:id="176" w:name="X570d003b3f7a6d5463237df464eec852c2a2ca2"/>
+    <w:bookmarkEnd w:id="177"/>
+    <w:bookmarkStart w:id="178" w:name="X570d003b3f7a6d5463237df464eec852c2a2ca2"/>
     <w:p>
       <w:pPr>
         <w:pStyle w:val="Heading2"/>
@@ -35066,8 +35197,8 @@
         </w:tc>
       </w:tr>
     </w:tbl>
-    <w:bookmarkEnd w:id="176"/>
-    <w:bookmarkStart w:id="177" w:name="X6f4e29709717963d9784af7e46298c64eca3086"/>
+    <w:bookmarkEnd w:id="178"/>
+    <w:bookmarkStart w:id="179" w:name="X6f4e29709717963d9784af7e46298c64eca3086"/>
     <w:p>
       <w:pPr>
         <w:pStyle w:val="Heading2"/>
@@ -35517,9 +35648,9 @@
         </w:pict>
       </w:r>
     </w:p>
-    <w:bookmarkEnd w:id="177"/>
-    <w:bookmarkEnd w:id="178"/>
-    <w:bookmarkStart w:id="185" w:name="X812fbe57f7047e7cc2b3d123e211b38b27f1044"/>
+    <w:bookmarkEnd w:id="179"/>
+    <w:bookmarkEnd w:id="180"/>
+    <w:bookmarkStart w:id="187" w:name="X812fbe57f7047e7cc2b3d123e211b38b27f1044"/>
     <w:p>
       <w:pPr>
         <w:pStyle w:val="Heading1"/>
@@ -35612,7 +35743,7 @@
         <w:t xml:space="preserve">IRCTC, fundada en 1999 como subsidiaria de Ferrocarriles de la India, se convirtió en una de las plataformas de viajes más concurridas del mundo, con cientos de miles de reservas diarias. No compitió con Airbnb globalmente, dominó su propio mercado con acceso a infraestructura estatal que ningún privado podía tener. En 2019 salió a bolsa manteniendo el Estado la mayoría del capital. Ese es el modelo.</w:t>
       </w:r>
     </w:p>
-    <w:bookmarkStart w:id="179" w:name="X13e252fe4095065decc34bd8793323709d4f723"/>
+    <w:bookmarkStart w:id="181" w:name="X13e252fe4095065decc34bd8793323709d4f723"/>
     <w:p>
       <w:pPr>
         <w:pStyle w:val="Heading2"/>
@@ -35789,8 +35920,8 @@
         </w:tc>
       </w:tr>
     </w:tbl>
-    <w:bookmarkEnd w:id="179"/>
-    <w:bookmarkStart w:id="180" w:name="la-estructura-de-capital-mixto"/>
+    <w:bookmarkEnd w:id="181"/>
+    <w:bookmarkStart w:id="182" w:name="la-estructura-de-capital-mixto"/>
     <w:p>
       <w:pPr>
         <w:pStyle w:val="Heading2"/>
@@ -36016,8 +36147,8 @@
         </w:tc>
       </w:tr>
     </w:tbl>
-    <w:bookmarkEnd w:id="180"/>
-    <w:bookmarkStart w:id="181" w:name="Xc7cbb19aca36f8f2f8724853254f86e4657ef14"/>
+    <w:bookmarkEnd w:id="182"/>
+    <w:bookmarkStart w:id="183" w:name="Xc7cbb19aca36f8f2f8724853254f86e4657ef14"/>
     <w:p>
       <w:pPr>
         <w:pStyle w:val="Heading2"/>
@@ -36034,8 +36165,8 @@
         <w:t xml:space="preserve">Integración con infraestructura pública (disponibilidad de parques, estado de vías, permisos en territorios étnicos, alertas de seguridad por municipio desde la plataforma de trazabilidad), Airbnb no tiene acceso a esos datos. Verificación de calidad con consecuencias reales (el sello no es una estrella comprable sino certificación física del SENA; perderlo baja el ranking automáticamente). Comisión del 8% frente a 15-20% (la estructura de costos de Airbnb la obliga a comisiones altas; Colombia Viva no la tiene). Pagos sin fricción en moneda local (PSE, Nequi, Daviplata; integración con sistemas de Ecuador, Perú y Brasil), relaciones con el sistema financiero que a una empresa extranjera le toman años.</w:t>
       </w:r>
     </w:p>
-    <w:bookmarkEnd w:id="181"/>
-    <w:bookmarkStart w:id="182" w:name="el-modelo-financiero"/>
+    <w:bookmarkEnd w:id="183"/>
+    <w:bookmarkStart w:id="184" w:name="el-modelo-financiero"/>
     <w:p>
       <w:pPr>
         <w:pStyle w:val="Heading2"/>
@@ -36250,8 +36381,8 @@
         </w:tc>
       </w:tr>
     </w:tbl>
-    <w:bookmarkEnd w:id="182"/>
-    <w:bookmarkStart w:id="183" w:name="el-empleo-que-generaría"/>
+    <w:bookmarkEnd w:id="184"/>
+    <w:bookmarkStart w:id="185" w:name="el-empleo-que-generaría"/>
     <w:p>
       <w:pPr>
         <w:pStyle w:val="Heading2"/>
@@ -36474,8 +36605,8 @@
         </w:tc>
       </w:tr>
     </w:tbl>
-    <w:bookmarkEnd w:id="183"/>
-    <w:bookmarkStart w:id="184" w:name="riesgos-y-mitigaciones"/>
+    <w:bookmarkEnd w:id="185"/>
+    <w:bookmarkStart w:id="186" w:name="riesgos-y-mitigaciones"/>
     <w:p>
       <w:pPr>
         <w:pStyle w:val="Heading2"/>
@@ -36698,8 +36829,8 @@
         <w:t xml:space="preserve">Colombia Viva no es la plataforma que compite con Airbnb en San Francisco. Es la que dominaría el turismo colombiano y latinoamericano con ventajas inimitables: datos públicos integrados, certificación con consecuencias, comisiones a la mitad y operadores dueños de su canal. El modelo IRCTC demostró que funciona, la diferencia es que aquí sería en turismo, no en trenes.</w:t>
       </w:r>
     </w:p>
-    <w:bookmarkEnd w:id="184"/>
-    <w:bookmarkEnd w:id="185"/>
+    <w:bookmarkEnd w:id="186"/>
+    <w:bookmarkEnd w:id="187"/>
     <w:sectPr/>
   </w:body>
 </w:document>
@@ -37059,6 +37190,9 @@
     <w:lvlOverride w:ilvl="8">
       <w:startOverride w:val="1"/>
     </w:lvlOverride>
+  </w:num>
+  <w:num w:numId="1013">
+    <w:abstractNumId w:val="991"/>
   </w:num>
 </w:numbering>
 </file>
